--- a/CA-1 Project proposal.docx
+++ b/CA-1 Project proposal.docx
@@ -3,31 +3,834 @@
 <w:document xmlns:wpc="http://schemas.microsoft.com/office/word/2010/wordprocessingCanvas" xmlns:cx="http://schemas.microsoft.com/office/drawing/2014/chartex" xmlns:cx1="http://schemas.microsoft.com/office/drawing/2015/9/8/chartex" xmlns:cx2="http://schemas.microsoft.com/office/drawing/2015/10/21/chartex" xmlns:cx3="http://schemas.microsoft.com/office/drawing/2016/5/9/chartex" xmlns:cx4="http://schemas.microsoft.com/office/drawing/2016/5/10/chartex" xmlns:cx5="http://schemas.microsoft.com/office/drawing/2016/5/11/chartex" xmlns:cx6="http://schemas.microsoft.com/office/drawing/2016/5/12/chartex" xmlns:cx7="http://schemas.microsoft.com/office/drawing/2016/5/13/chartex" xmlns:cx8="http://schemas.microsoft.com/office/drawing/2016/5/14/chartex" xmlns:mc="http://schemas.openxmlformats.org/markup-compatibility/2006" xmlns:aink="http://schemas.microsoft.com/office/drawing/2016/ink" xmlns:am3d="http://schemas.microsoft.com/office/drawing/2017/model3d" xmlns:o="urn:schemas-microsoft-com:office:office" xmlns:oel="http://schemas.microsoft.com/office/2019/extlst" xmlns:r="http://schemas.openxmlformats.org/officeDocument/2006/relationships" xmlns:m="http://schemas.openxmlformats.org/officeDocument/2006/math" xmlns:v="urn:schemas-microsoft-com:vml" xmlns:wp14="http://schemas.microsoft.com/office/word/2010/wordprocessingDrawing" xmlns:wp="http://schemas.openxmlformats.org/drawingml/2006/wordprocessingDrawing" xmlns:w10="urn:schemas-microsoft-com:office:word" xmlns:w="http://schemas.openxmlformats.org/wordprocessingml/2006/main" xmlns:w14="http://schemas.microsoft.com/office/word/2010/wordml" xmlns:w15="http://schemas.microsoft.com/office/word/2012/wordml" xmlns:w16cex="http://schemas.microsoft.com/office/word/2018/wordml/cex" xmlns:w16cid="http://schemas.microsoft.com/office/word/2016/wordml/cid" xmlns:w16="http://schemas.microsoft.com/office/word/2018/wordml" xmlns:w16sdtdh="http://schemas.microsoft.com/office/word/2020/wordml/sdtdatahash" xmlns:w16se="http://schemas.microsoft.com/office/word/2015/wordml/symex" xmlns:wpg="http://schemas.microsoft.com/office/word/2010/wordprocessingGroup" xmlns:wpi="http://schemas.microsoft.com/office/word/2010/wordprocessingInk" xmlns:wne="http://schemas.microsoft.com/office/word/2006/wordml" xmlns:wps="http://schemas.microsoft.com/office/word/2010/wordprocessingShape" mc:Ignorable="w14 w15 w16se w16cid w16 w16cex w16sdtdh wp14">
   <w:body>
     <w:p>
-      <w:pPr>
-        <w:rPr>
-          <w:lang w:val="en-US"/>
-        </w:rPr>
-      </w:pPr>
-      <w:r>
-        <w:rPr>
-          <w:lang w:val="en-US"/>
-        </w:rPr>
+      <w:r>
+        <w:rPr>
+          <w:noProof/>
+        </w:rPr>
+        <mc:AlternateContent>
+          <mc:Choice Requires="wpg">
+            <w:drawing>
+              <wp:anchor distT="0" distB="0" distL="114300" distR="114300" simplePos="0" relativeHeight="251659264" behindDoc="0" locked="0" layoutInCell="1" hidden="0" allowOverlap="1" wp14:anchorId="6002FFE6" wp14:editId="6E200B52">
+                <wp:simplePos x="0" y="0"/>
+                <wp:positionH relativeFrom="page">
+                  <wp:posOffset>428625</wp:posOffset>
+                </wp:positionH>
+                <wp:positionV relativeFrom="margin">
+                  <wp:posOffset>-1170304</wp:posOffset>
+                </wp:positionV>
+                <wp:extent cx="228600" cy="10403359"/>
+                <wp:effectExtent l="0" t="0" r="0" b="0"/>
+                <wp:wrapNone/>
+                <wp:docPr id="1728545881" name="Group 1728545881"/>
+                <wp:cNvGraphicFramePr/>
+                <a:graphic xmlns:a="http://schemas.openxmlformats.org/drawingml/2006/main">
+                  <a:graphicData uri="http://schemas.microsoft.com/office/word/2010/wordprocessingGroup">
+                    <wpg:wgp>
+                      <wpg:cNvGrpSpPr/>
+                      <wpg:grpSpPr>
+                        <a:xfrm>
+                          <a:off x="0" y="0"/>
+                          <a:ext cx="228600" cy="10403359"/>
+                          <a:chOff x="5231700" y="0"/>
+                          <a:chExt cx="228600" cy="7560000"/>
+                        </a:xfrm>
+                      </wpg:grpSpPr>
+                      <wpg:grpSp>
+                        <wpg:cNvPr id="150243782" name="Group 150243782"/>
+                        <wpg:cNvGrpSpPr/>
+                        <wpg:grpSpPr>
+                          <a:xfrm>
+                            <a:off x="5231700" y="0"/>
+                            <a:ext cx="228600" cy="7560000"/>
+                            <a:chOff x="0" y="0"/>
+                            <a:chExt cx="228600" cy="9144000"/>
+                          </a:xfrm>
+                        </wpg:grpSpPr>
+                        <wps:wsp>
+                          <wps:cNvPr id="1022607563" name="Rectangle 1022607563"/>
+                          <wps:cNvSpPr/>
+                          <wps:spPr>
+                            <a:xfrm>
+                              <a:off x="0" y="0"/>
+                              <a:ext cx="228600" cy="9144000"/>
+                            </a:xfrm>
+                            <a:prstGeom prst="rect">
+                              <a:avLst/>
+                            </a:prstGeom>
+                            <a:noFill/>
+                            <a:ln>
+                              <a:noFill/>
+                            </a:ln>
+                          </wps:spPr>
+                          <wps:txbx>
+                            <w:txbxContent>
+                              <w:p>
+                                <w:pPr>
+                                  <w:spacing w:after="0" w:line="240" w:lineRule="auto"/>
+                                  <w:textDirection w:val="btLr"/>
+                                </w:pPr>
+                              </w:p>
+                            </w:txbxContent>
+                          </wps:txbx>
+                          <wps:bodyPr spcFirstLastPara="1" wrap="square" lIns="91425" tIns="91425" rIns="91425" bIns="91425" anchor="ctr" anchorCtr="0">
+                            <a:noAutofit/>
+                          </wps:bodyPr>
+                        </wps:wsp>
+                        <wps:wsp>
+                          <wps:cNvPr id="645180660" name="Rectangle 645180660"/>
+                          <wps:cNvSpPr/>
+                          <wps:spPr>
+                            <a:xfrm>
+                              <a:off x="0" y="0"/>
+                              <a:ext cx="228600" cy="8782050"/>
+                            </a:xfrm>
+                            <a:prstGeom prst="rect">
+                              <a:avLst/>
+                            </a:prstGeom>
+                            <a:solidFill>
+                              <a:schemeClr val="accent2"/>
+                            </a:solidFill>
+                            <a:ln>
+                              <a:noFill/>
+                            </a:ln>
+                          </wps:spPr>
+                          <wps:txbx>
+                            <w:txbxContent>
+                              <w:p>
+                                <w:pPr>
+                                  <w:spacing w:after="0" w:line="240" w:lineRule="auto"/>
+                                  <w:textDirection w:val="btLr"/>
+                                </w:pPr>
+                              </w:p>
+                            </w:txbxContent>
+                          </wps:txbx>
+                          <wps:bodyPr spcFirstLastPara="1" wrap="square" lIns="91425" tIns="91425" rIns="91425" bIns="91425" anchor="ctr" anchorCtr="0">
+                            <a:noAutofit/>
+                          </wps:bodyPr>
+                        </wps:wsp>
+                        <wps:wsp>
+                          <wps:cNvPr id="300658735" name="Rectangle 300658735"/>
+                          <wps:cNvSpPr/>
+                          <wps:spPr>
+                            <a:xfrm>
+                              <a:off x="0" y="8915400"/>
+                              <a:ext cx="228600" cy="228600"/>
+                            </a:xfrm>
+                            <a:prstGeom prst="rect">
+                              <a:avLst/>
+                            </a:prstGeom>
+                            <a:solidFill>
+                              <a:schemeClr val="accent1"/>
+                            </a:solidFill>
+                            <a:ln>
+                              <a:noFill/>
+                            </a:ln>
+                          </wps:spPr>
+                          <wps:txbx>
+                            <w:txbxContent>
+                              <w:p>
+                                <w:pPr>
+                                  <w:spacing w:after="0" w:line="240" w:lineRule="auto"/>
+                                  <w:textDirection w:val="btLr"/>
+                                </w:pPr>
+                              </w:p>
+                            </w:txbxContent>
+                          </wps:txbx>
+                          <wps:bodyPr spcFirstLastPara="1" wrap="square" lIns="91425" tIns="91425" rIns="91425" bIns="91425" anchor="ctr" anchorCtr="0">
+                            <a:noAutofit/>
+                          </wps:bodyPr>
+                        </wps:wsp>
+                      </wpg:grpSp>
+                    </wpg:wgp>
+                  </a:graphicData>
+                </a:graphic>
+              </wp:anchor>
+            </w:drawing>
+          </mc:Choice>
+          <mc:Fallback>
+            <w:pict>
+              <v:group w14:anchorId="6002FFE6" id="Group 1728545881" o:spid="_x0000_s1026" style="position:absolute;margin-left:33.75pt;margin-top:-92.15pt;width:18pt;height:819.15pt;z-index:251659264;mso-position-horizontal-relative:page;mso-position-vertical-relative:margin" coordorigin="52317" coordsize="2286,75600" o:gfxdata="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">
+                <v:group id="Group 150243782" o:spid="_x0000_s1027" style="position:absolute;left:52317;width:2286;height:75600" coordsize="2286,91440" o:gfxdata="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">
+                  <v:rect id="Rectangle 1022607563" o:spid="_x0000_s1028" style="position:absolute;width:2286;height:91440;visibility:visible;mso-wrap-style:square;v-text-anchor:middle" o:gfxdata="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" filled="f" stroked="f">
+                    <v:textbox inset="2.53958mm,2.53958mm,2.53958mm,2.53958mm">
+                      <w:txbxContent>
+                        <w:p>
+                          <w:pPr>
+                            <w:spacing w:after="0" w:line="240" w:lineRule="auto"/>
+                            <w:textDirection w:val="btLr"/>
+                          </w:pPr>
+                        </w:p>
+                      </w:txbxContent>
+                    </v:textbox>
+                  </v:rect>
+                  <v:rect id="Rectangle 645180660" o:spid="_x0000_s1029" style="position:absolute;width:2286;height:87820;visibility:visible;mso-wrap-style:square;v-text-anchor:middle" o:gfxdata="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" fillcolor="#ed7d31 [3205]" stroked="f">
+                    <v:textbox inset="2.53958mm,2.53958mm,2.53958mm,2.53958mm">
+                      <w:txbxContent>
+                        <w:p>
+                          <w:pPr>
+                            <w:spacing w:after="0" w:line="240" w:lineRule="auto"/>
+                            <w:textDirection w:val="btLr"/>
+                          </w:pPr>
+                        </w:p>
+                      </w:txbxContent>
+                    </v:textbox>
+                  </v:rect>
+                  <v:rect id="Rectangle 300658735" o:spid="_x0000_s1030" style="position:absolute;top:89154;width:2286;height:2286;visibility:visible;mso-wrap-style:square;v-text-anchor:middle" o:gfxdata="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" fillcolor="#4472c4 [3204]" stroked="f">
+                    <v:textbox inset="2.53958mm,2.53958mm,2.53958mm,2.53958mm">
+                      <w:txbxContent>
+                        <w:p>
+                          <w:pPr>
+                            <w:spacing w:after="0" w:line="240" w:lineRule="auto"/>
+                            <w:textDirection w:val="btLr"/>
+                          </w:pPr>
+                        </w:p>
+                      </w:txbxContent>
+                    </v:textbox>
+                  </v:rect>
+                </v:group>
+                <w10:wrap anchorx="page" anchory="margin"/>
+              </v:group>
+            </w:pict>
+          </mc:Fallback>
+        </mc:AlternateContent>
+      </w:r>
+      <w:r>
+        <w:rPr>
+          <w:noProof/>
+        </w:rPr>
+        <w:drawing>
+          <wp:anchor distT="0" distB="0" distL="114300" distR="114300" simplePos="0" relativeHeight="251660288" behindDoc="0" locked="0" layoutInCell="1" hidden="0" allowOverlap="1" wp14:anchorId="5E5F30CA" wp14:editId="04DF93B9">
+            <wp:simplePos x="0" y="0"/>
+            <wp:positionH relativeFrom="margin">
+              <wp:posOffset>4174490</wp:posOffset>
+            </wp:positionH>
+            <wp:positionV relativeFrom="margin">
+              <wp:posOffset>-276224</wp:posOffset>
+            </wp:positionV>
+            <wp:extent cx="2206625" cy="762000"/>
+            <wp:effectExtent l="0" t="0" r="0" b="0"/>
+            <wp:wrapSquare wrapText="bothSides" distT="0" distB="0" distL="114300" distR="114300"/>
+            <wp:docPr id="1728545883" name="image1.png" descr="A logo for college computing&#10;&#10;Description automatically generated"/>
+            <wp:cNvGraphicFramePr/>
+            <a:graphic xmlns:a="http://schemas.openxmlformats.org/drawingml/2006/main">
+              <a:graphicData uri="http://schemas.openxmlformats.org/drawingml/2006/picture">
+                <pic:pic xmlns:pic="http://schemas.openxmlformats.org/drawingml/2006/picture">
+                  <pic:nvPicPr>
+                    <pic:cNvPr id="0" name="image1.png" descr="A logo for college computing&#10;&#10;Description automatically generated"/>
+                    <pic:cNvPicPr preferRelativeResize="0"/>
+                  </pic:nvPicPr>
+                  <pic:blipFill>
+                    <a:blip r:embed="rId6"/>
+                    <a:srcRect/>
+                    <a:stretch>
+                      <a:fillRect/>
+                    </a:stretch>
+                  </pic:blipFill>
+                  <pic:spPr>
+                    <a:xfrm>
+                      <a:off x="0" y="0"/>
+                      <a:ext cx="2206625" cy="762000"/>
+                    </a:xfrm>
+                    <a:prstGeom prst="rect">
+                      <a:avLst/>
+                    </a:prstGeom>
+                    <a:ln/>
+                  </pic:spPr>
+                </pic:pic>
+              </a:graphicData>
+            </a:graphic>
+          </wp:anchor>
+        </w:drawing>
+      </w:r>
+    </w:p>
+    <w:p>
+      <w:pPr>
+        <w:rPr>
+          <w:b/>
+          <w:color w:val="156082"/>
+          <w:sz w:val="36"/>
+          <w:szCs w:val="36"/>
+        </w:rPr>
+      </w:pPr>
+      <w:r>
+        <w:rPr>
+          <w:b/>
+          <w:color w:val="156082"/>
+          <w:sz w:val="36"/>
+          <w:szCs w:val="36"/>
+        </w:rPr>
+        <w:t>Assessment Cover Page</w:t>
+      </w:r>
+    </w:p>
+    <w:tbl>
+      <w:tblPr>
+        <w:tblW w:w="9015" w:type="dxa"/>
+        <w:tblBorders>
+          <w:insideH w:val="nil"/>
+          <w:insideV w:val="nil"/>
+        </w:tblBorders>
+        <w:tblLayout w:type="fixed"/>
+        <w:tblLook w:val="0400" w:firstRow="0" w:lastRow="0" w:firstColumn="0" w:lastColumn="0" w:noHBand="0" w:noVBand="1"/>
+      </w:tblPr>
+      <w:tblGrid>
+        <w:gridCol w:w="7797"/>
+        <w:gridCol w:w="1218"/>
+      </w:tblGrid>
+      <w:tr>
+        <w:tc>
+          <w:tcPr>
+            <w:tcW w:w="7797" w:type="dxa"/>
+            <w:tcBorders>
+              <w:top w:val="nil"/>
+              <w:left w:val="nil"/>
+              <w:bottom w:val="nil"/>
+              <w:right w:val="nil"/>
+            </w:tcBorders>
+            <w:hideMark/>
+          </w:tcPr>
+          <w:p>
+            <w:pPr>
+              <w:spacing w:line="480" w:lineRule="auto"/>
+              <w:rPr>
+                <w:i/>
+                <w:color w:val="156082"/>
+                <w:sz w:val="32"/>
+                <w:szCs w:val="32"/>
+                <w:lang w:val="en-US"/>
+              </w:rPr>
+            </w:pPr>
+            <w:r>
+              <w:rPr>
+                <w:i/>
+                <w:color w:val="156082"/>
+                <w:sz w:val="32"/>
+                <w:szCs w:val="32"/>
+                <w:lang w:val="en-US"/>
+              </w:rPr>
+              <w:t>Student Full Name</w:t>
+            </w:r>
+          </w:p>
+          <w:p>
+            <w:pPr>
+              <w:spacing w:line="480" w:lineRule="auto"/>
+              <w:rPr>
+                <w:i/>
+                <w:color w:val="156082"/>
+                <w:sz w:val="32"/>
+                <w:szCs w:val="32"/>
+                <w:lang w:val="en-US"/>
+              </w:rPr>
+            </w:pPr>
+            <w:r>
+              <w:rPr>
+                <w:i/>
+                <w:color w:val="156082"/>
+                <w:sz w:val="32"/>
+                <w:szCs w:val="32"/>
+                <w:lang w:val="en-US"/>
+              </w:rPr>
+              <w:t>Wesley Fernandes Oliveira</w:t>
+            </w:r>
+          </w:p>
+        </w:tc>
+        <w:tc>
+          <w:tcPr>
+            <w:tcW w:w="1218" w:type="dxa"/>
+            <w:tcBorders>
+              <w:top w:val="nil"/>
+              <w:left w:val="nil"/>
+              <w:bottom w:val="nil"/>
+              <w:right w:val="nil"/>
+            </w:tcBorders>
+          </w:tcPr>
+          <w:p>
+            <w:pPr>
+              <w:spacing w:line="480" w:lineRule="auto"/>
+              <w:rPr>
+                <w:color w:val="000000"/>
+                <w:sz w:val="32"/>
+                <w:szCs w:val="32"/>
+                <w:lang w:val="en-US"/>
+              </w:rPr>
+            </w:pPr>
+          </w:p>
+        </w:tc>
+      </w:tr>
+      <w:tr>
+        <w:tc>
+          <w:tcPr>
+            <w:tcW w:w="7797" w:type="dxa"/>
+            <w:tcBorders>
+              <w:top w:val="nil"/>
+              <w:left w:val="nil"/>
+              <w:bottom w:val="nil"/>
+              <w:right w:val="nil"/>
+            </w:tcBorders>
+            <w:hideMark/>
+          </w:tcPr>
+          <w:p>
+            <w:pPr>
+              <w:spacing w:line="480" w:lineRule="auto"/>
+              <w:rPr>
+                <w:i/>
+                <w:color w:val="156082"/>
+                <w:sz w:val="32"/>
+                <w:szCs w:val="32"/>
+              </w:rPr>
+            </w:pPr>
+            <w:r>
+              <w:rPr>
+                <w:i/>
+                <w:color w:val="156082"/>
+                <w:sz w:val="32"/>
+                <w:szCs w:val="32"/>
+              </w:rPr>
+              <w:t>Student Number</w:t>
+            </w:r>
+          </w:p>
+          <w:p>
+            <w:pPr>
+              <w:spacing w:line="480" w:lineRule="auto"/>
+              <w:rPr>
+                <w:i/>
+                <w:color w:val="156082"/>
+                <w:sz w:val="32"/>
+                <w:szCs w:val="32"/>
+              </w:rPr>
+            </w:pPr>
+            <w:r>
+              <w:rPr>
+                <w:i/>
+                <w:color w:val="156082"/>
+                <w:sz w:val="32"/>
+                <w:szCs w:val="32"/>
+              </w:rPr>
+              <w:t>2026428</w:t>
+            </w:r>
+          </w:p>
+        </w:tc>
+        <w:tc>
+          <w:tcPr>
+            <w:tcW w:w="1218" w:type="dxa"/>
+            <w:tcBorders>
+              <w:top w:val="nil"/>
+              <w:left w:val="nil"/>
+              <w:bottom w:val="nil"/>
+              <w:right w:val="nil"/>
+            </w:tcBorders>
+          </w:tcPr>
+          <w:p>
+            <w:pPr>
+              <w:spacing w:line="480" w:lineRule="auto"/>
+              <w:rPr>
+                <w:color w:val="000000"/>
+                <w:sz w:val="32"/>
+                <w:szCs w:val="32"/>
+              </w:rPr>
+            </w:pPr>
+          </w:p>
+        </w:tc>
+      </w:tr>
+      <w:tr>
+        <w:tc>
+          <w:tcPr>
+            <w:tcW w:w="7797" w:type="dxa"/>
+            <w:tcBorders>
+              <w:top w:val="nil"/>
+              <w:left w:val="nil"/>
+              <w:bottom w:val="nil"/>
+              <w:right w:val="nil"/>
+            </w:tcBorders>
+            <w:hideMark/>
+          </w:tcPr>
+          <w:p>
+            <w:pPr>
+              <w:spacing w:line="480" w:lineRule="auto"/>
+              <w:rPr>
+                <w:i/>
+                <w:color w:val="156082"/>
+                <w:sz w:val="32"/>
+                <w:szCs w:val="32"/>
+              </w:rPr>
+            </w:pPr>
+            <w:r>
+              <w:rPr>
+                <w:i/>
+                <w:color w:val="156082"/>
+                <w:sz w:val="32"/>
+                <w:szCs w:val="32"/>
+              </w:rPr>
+              <w:t>Module Title</w:t>
+            </w:r>
+          </w:p>
+          <w:p>
+            <w:pPr>
+              <w:spacing w:line="480" w:lineRule="auto"/>
+              <w:rPr>
+                <w:i/>
+                <w:color w:val="156082"/>
+                <w:sz w:val="32"/>
+                <w:szCs w:val="32"/>
+              </w:rPr>
+            </w:pPr>
+            <w:r>
+              <w:rPr>
+                <w:i/>
+                <w:color w:val="156082"/>
+                <w:sz w:val="32"/>
+                <w:szCs w:val="32"/>
+              </w:rPr>
+              <w:t>Strategic Thinking</w:t>
+            </w:r>
+          </w:p>
+        </w:tc>
+        <w:tc>
+          <w:tcPr>
+            <w:tcW w:w="1218" w:type="dxa"/>
+            <w:tcBorders>
+              <w:top w:val="nil"/>
+              <w:left w:val="nil"/>
+              <w:bottom w:val="nil"/>
+              <w:right w:val="nil"/>
+            </w:tcBorders>
+          </w:tcPr>
+          <w:p>
+            <w:pPr>
+              <w:spacing w:line="480" w:lineRule="auto"/>
+              <w:rPr>
+                <w:color w:val="000000"/>
+                <w:sz w:val="32"/>
+                <w:szCs w:val="32"/>
+              </w:rPr>
+            </w:pPr>
+          </w:p>
+        </w:tc>
+      </w:tr>
+      <w:tr>
+        <w:tc>
+          <w:tcPr>
+            <w:tcW w:w="7797" w:type="dxa"/>
+            <w:tcBorders>
+              <w:top w:val="nil"/>
+              <w:left w:val="nil"/>
+              <w:bottom w:val="nil"/>
+              <w:right w:val="nil"/>
+            </w:tcBorders>
+            <w:hideMark/>
+          </w:tcPr>
+          <w:p>
+            <w:pPr>
+              <w:spacing w:line="480" w:lineRule="auto"/>
+              <w:rPr>
+                <w:i/>
+                <w:color w:val="156082"/>
+                <w:sz w:val="32"/>
+                <w:szCs w:val="32"/>
+                <w:lang w:val="en-US"/>
+              </w:rPr>
+            </w:pPr>
+            <w:r>
+              <w:rPr>
+                <w:i/>
+                <w:color w:val="156082"/>
+                <w:sz w:val="32"/>
+                <w:szCs w:val="32"/>
+                <w:lang w:val="en-US"/>
+              </w:rPr>
+              <w:t>Assessment Title</w:t>
+            </w:r>
+          </w:p>
+          <w:p>
+            <w:pPr>
+              <w:spacing w:line="480" w:lineRule="auto"/>
+              <w:rPr>
+                <w:i/>
+                <w:color w:val="156082"/>
+                <w:sz w:val="32"/>
+                <w:szCs w:val="32"/>
+                <w:lang w:val="en-US"/>
+              </w:rPr>
+            </w:pPr>
+            <w:r>
+              <w:rPr>
+                <w:i/>
+                <w:color w:val="156082"/>
+                <w:sz w:val="32"/>
+                <w:szCs w:val="32"/>
+                <w:lang w:val="en-US"/>
+              </w:rPr>
+              <w:t>Predictive Analytics for visa application demand</w:t>
+            </w:r>
+          </w:p>
+        </w:tc>
+        <w:tc>
+          <w:tcPr>
+            <w:tcW w:w="1218" w:type="dxa"/>
+            <w:tcBorders>
+              <w:top w:val="nil"/>
+              <w:left w:val="nil"/>
+              <w:bottom w:val="nil"/>
+              <w:right w:val="nil"/>
+            </w:tcBorders>
+          </w:tcPr>
+          <w:p>
+            <w:pPr>
+              <w:spacing w:line="480" w:lineRule="auto"/>
+              <w:rPr>
+                <w:color w:val="000000"/>
+                <w:sz w:val="32"/>
+                <w:szCs w:val="32"/>
+                <w:lang w:val="en-US"/>
+              </w:rPr>
+            </w:pPr>
+          </w:p>
+        </w:tc>
+      </w:tr>
+      <w:tr>
+        <w:tc>
+          <w:tcPr>
+            <w:tcW w:w="7797" w:type="dxa"/>
+            <w:tcBorders>
+              <w:top w:val="nil"/>
+              <w:left w:val="nil"/>
+              <w:bottom w:val="nil"/>
+              <w:right w:val="nil"/>
+            </w:tcBorders>
+            <w:hideMark/>
+          </w:tcPr>
+          <w:p>
+            <w:pPr>
+              <w:spacing w:line="480" w:lineRule="auto"/>
+              <w:rPr>
+                <w:i/>
+                <w:color w:val="156082"/>
+                <w:sz w:val="32"/>
+                <w:szCs w:val="32"/>
+              </w:rPr>
+            </w:pPr>
+            <w:r>
+              <w:rPr>
+                <w:i/>
+                <w:color w:val="156082"/>
+                <w:sz w:val="32"/>
+                <w:szCs w:val="32"/>
+              </w:rPr>
+              <w:t>Lecturer/Supervisor</w:t>
+            </w:r>
+          </w:p>
+          <w:p>
+            <w:pPr>
+              <w:spacing w:line="480" w:lineRule="auto"/>
+              <w:rPr>
+                <w:i/>
+                <w:color w:val="156082"/>
+                <w:sz w:val="32"/>
+                <w:szCs w:val="32"/>
+              </w:rPr>
+            </w:pPr>
+            <w:r>
+              <w:rPr>
+                <w:i/>
+                <w:color w:val="156082"/>
+                <w:sz w:val="32"/>
+                <w:szCs w:val="32"/>
+              </w:rPr>
+              <w:t>Taufique Ahmed</w:t>
+            </w:r>
+          </w:p>
+        </w:tc>
+        <w:tc>
+          <w:tcPr>
+            <w:tcW w:w="1218" w:type="dxa"/>
+            <w:tcBorders>
+              <w:top w:val="nil"/>
+              <w:left w:val="nil"/>
+              <w:bottom w:val="nil"/>
+              <w:right w:val="nil"/>
+            </w:tcBorders>
+          </w:tcPr>
+          <w:p>
+            <w:pPr>
+              <w:spacing w:line="480" w:lineRule="auto"/>
+              <w:rPr>
+                <w:color w:val="000000"/>
+                <w:sz w:val="32"/>
+                <w:szCs w:val="32"/>
+              </w:rPr>
+            </w:pPr>
+          </w:p>
+        </w:tc>
+      </w:tr>
+      <w:tr>
+        <w:tc>
+          <w:tcPr>
+            <w:tcW w:w="7797" w:type="dxa"/>
+            <w:tcBorders>
+              <w:top w:val="nil"/>
+              <w:left w:val="nil"/>
+              <w:bottom w:val="nil"/>
+              <w:right w:val="nil"/>
+            </w:tcBorders>
+            <w:hideMark/>
+          </w:tcPr>
+          <w:p>
+            <w:pPr>
+              <w:spacing w:line="480" w:lineRule="auto"/>
+              <w:rPr>
+                <w:i/>
+                <w:color w:val="156082"/>
+                <w:sz w:val="32"/>
+                <w:szCs w:val="32"/>
+              </w:rPr>
+            </w:pPr>
+            <w:r>
+              <w:rPr>
+                <w:i/>
+                <w:color w:val="156082"/>
+                <w:sz w:val="32"/>
+                <w:szCs w:val="32"/>
+              </w:rPr>
+              <w:t>Assessment Due Date</w:t>
+            </w:r>
+          </w:p>
+          <w:p>
+            <w:pPr>
+              <w:spacing w:line="480" w:lineRule="auto"/>
+              <w:rPr>
+                <w:i/>
+                <w:color w:val="156082"/>
+                <w:sz w:val="32"/>
+                <w:szCs w:val="32"/>
+              </w:rPr>
+            </w:pPr>
+            <w:r>
+              <w:rPr>
+                <w:i/>
+                <w:color w:val="156082"/>
+                <w:sz w:val="32"/>
+                <w:szCs w:val="32"/>
+              </w:rPr>
+              <w:t>25</w:t>
+            </w:r>
+            <w:r>
+              <w:rPr>
+                <w:i/>
+                <w:color w:val="156082"/>
+                <w:sz w:val="32"/>
+                <w:szCs w:val="32"/>
+              </w:rPr>
+              <w:t>/</w:t>
+            </w:r>
+            <w:r>
+              <w:rPr>
+                <w:i/>
+                <w:color w:val="156082"/>
+                <w:sz w:val="32"/>
+                <w:szCs w:val="32"/>
+              </w:rPr>
+              <w:t>10</w:t>
+            </w:r>
+            <w:r>
+              <w:rPr>
+                <w:i/>
+                <w:color w:val="156082"/>
+                <w:sz w:val="32"/>
+                <w:szCs w:val="32"/>
+              </w:rPr>
+              <w:t>/2026</w:t>
+            </w:r>
+          </w:p>
+        </w:tc>
+        <w:tc>
+          <w:tcPr>
+            <w:tcW w:w="1218" w:type="dxa"/>
+            <w:tcBorders>
+              <w:top w:val="nil"/>
+              <w:left w:val="nil"/>
+              <w:bottom w:val="nil"/>
+              <w:right w:val="nil"/>
+            </w:tcBorders>
+          </w:tcPr>
+          <w:p>
+            <w:pPr>
+              <w:spacing w:line="480" w:lineRule="auto"/>
+              <w:rPr>
+                <w:color w:val="000000"/>
+                <w:sz w:val="32"/>
+                <w:szCs w:val="32"/>
+              </w:rPr>
+            </w:pPr>
+          </w:p>
+        </w:tc>
+      </w:tr>
+    </w:tbl>
+    <w:p>
+      <w:pPr>
+        <w:rPr>
+          <w:b/>
+          <w:bCs/>
+          <w:sz w:val="36"/>
+          <w:szCs w:val="36"/>
+        </w:rPr>
+      </w:pPr>
+    </w:p>
+    <w:p>
+      <w:pPr>
+        <w:rPr>
+          <w:b/>
+          <w:bCs/>
+          <w:sz w:val="36"/>
+          <w:szCs w:val="36"/>
+        </w:rPr>
+      </w:pPr>
+    </w:p>
+    <w:p>
+      <w:pPr>
+        <w:rPr>
+          <w:b/>
+          <w:bCs/>
+          <w:sz w:val="36"/>
+          <w:szCs w:val="36"/>
+          <w:lang w:val="en-US"/>
+        </w:rPr>
+      </w:pPr>
+      <w:r>
+        <w:rPr>
+          <w:b/>
+          <w:bCs/>
+          <w:sz w:val="36"/>
+          <w:szCs w:val="36"/>
+          <w:lang w:val="en-US"/>
+        </w:rPr>
+        <w:lastRenderedPageBreak/>
         <w:t>Pre</w:t>
       </w:r>
       <w:r>
         <w:rPr>
+          <w:b/>
+          <w:bCs/>
+          <w:sz w:val="36"/>
+          <w:szCs w:val="36"/>
           <w:lang w:val="en-US"/>
         </w:rPr>
         <w:t xml:space="preserve">dictive Analytics for </w:t>
       </w:r>
       <w:r>
         <w:rPr>
+          <w:b/>
+          <w:bCs/>
+          <w:sz w:val="36"/>
+          <w:szCs w:val="36"/>
           <w:lang w:val="en-US"/>
         </w:rPr>
         <w:t xml:space="preserve">visa </w:t>
       </w:r>
       <w:r>
         <w:rPr>
+          <w:b/>
+          <w:bCs/>
+          <w:sz w:val="36"/>
+          <w:szCs w:val="36"/>
           <w:lang w:val="en-US"/>
         </w:rPr>
         <w:t xml:space="preserve">application demand: </w:t>
@@ -42,11 +845,6 @@
     </w:p>
     <w:p>
       <w:pPr>
-        <w:pStyle w:val="ListParagraph"/>
-        <w:numPr>
-          <w:ilvl w:val="0"/>
-          <w:numId w:val="1"/>
-        </w:numPr>
         <w:rPr>
           <w:rFonts w:eastAsiaTheme="majorEastAsia" w:cstheme="minorHAnsi"/>
           <w:color w:val="2F5496" w:themeColor="accent1" w:themeShade="BF"/>
@@ -69,11 +867,17 @@
     <w:p>
       <w:pPr>
         <w:rPr>
-          <w:lang w:val="en-US"/>
-        </w:rPr>
-      </w:pPr>
-      <w:r>
-        <w:rPr>
+          <w:rFonts w:cstheme="minorHAnsi"/>
+          <w:sz w:val="24"/>
+          <w:szCs w:val="24"/>
+          <w:lang w:val="en-US"/>
+        </w:rPr>
+      </w:pPr>
+      <w:r>
+        <w:rPr>
+          <w:rFonts w:cstheme="minorHAnsi"/>
+          <w:sz w:val="24"/>
+          <w:szCs w:val="24"/>
           <w:lang w:val="en-US"/>
         </w:rPr>
         <w:t xml:space="preserve">The visa application processing is </w:t>
@@ -82,6 +886,9 @@
       <w:proofErr w:type="gramStart"/>
       <w:r>
         <w:rPr>
+          <w:rFonts w:cstheme="minorHAnsi"/>
+          <w:sz w:val="24"/>
+          <w:szCs w:val="24"/>
           <w:lang w:val="en-US"/>
         </w:rPr>
         <w:t>a</w:t>
@@ -90,72 +897,108 @@
       <w:proofErr w:type="gramEnd"/>
       <w:r>
         <w:rPr>
+          <w:rFonts w:cstheme="minorHAnsi"/>
+          <w:sz w:val="24"/>
+          <w:szCs w:val="24"/>
           <w:lang w:val="en-US"/>
         </w:rPr>
         <w:t xml:space="preserve"> important </w:t>
       </w:r>
       <w:r>
         <w:rPr>
+          <w:rFonts w:cstheme="minorHAnsi"/>
+          <w:sz w:val="24"/>
+          <w:szCs w:val="24"/>
           <w:lang w:val="en-US"/>
         </w:rPr>
         <w:t xml:space="preserve">operation activity for immigration </w:t>
       </w:r>
       <w:r>
         <w:rPr>
+          <w:rFonts w:cstheme="minorHAnsi"/>
+          <w:sz w:val="24"/>
+          <w:szCs w:val="24"/>
           <w:lang w:val="en-US"/>
         </w:rPr>
         <w:t xml:space="preserve">authorities </w:t>
       </w:r>
       <w:r>
         <w:rPr>
+          <w:rFonts w:cstheme="minorHAnsi"/>
+          <w:sz w:val="24"/>
+          <w:szCs w:val="24"/>
           <w:lang w:val="en-US"/>
         </w:rPr>
         <w:t xml:space="preserve">and it is related public-service </w:t>
       </w:r>
       <w:r>
         <w:rPr>
+          <w:rFonts w:cstheme="minorHAnsi"/>
+          <w:sz w:val="24"/>
+          <w:szCs w:val="24"/>
           <w:lang w:val="en-US"/>
         </w:rPr>
         <w:t>organizations</w:t>
       </w:r>
       <w:r>
         <w:rPr>
+          <w:rFonts w:cstheme="minorHAnsi"/>
+          <w:sz w:val="24"/>
+          <w:szCs w:val="24"/>
           <w:lang w:val="en-US"/>
         </w:rPr>
         <w:t xml:space="preserve">. These </w:t>
       </w:r>
       <w:r>
         <w:rPr>
+          <w:rFonts w:cstheme="minorHAnsi"/>
+          <w:sz w:val="24"/>
+          <w:szCs w:val="24"/>
           <w:lang w:val="en-US"/>
         </w:rPr>
         <w:t>Organizations</w:t>
       </w:r>
       <w:r>
         <w:rPr>
+          <w:rFonts w:cstheme="minorHAnsi"/>
+          <w:sz w:val="24"/>
+          <w:szCs w:val="24"/>
           <w:lang w:val="en-US"/>
         </w:rPr>
         <w:t xml:space="preserve"> need </w:t>
       </w:r>
       <w:r>
         <w:rPr>
+          <w:rFonts w:cstheme="minorHAnsi"/>
+          <w:sz w:val="24"/>
+          <w:szCs w:val="24"/>
           <w:lang w:val="en-US"/>
         </w:rPr>
         <w:t xml:space="preserve">changing numbers of visa applications while </w:t>
       </w:r>
       <w:r>
         <w:rPr>
+          <w:rFonts w:cstheme="minorHAnsi"/>
+          <w:sz w:val="24"/>
+          <w:szCs w:val="24"/>
           <w:lang w:val="en-US"/>
         </w:rPr>
         <w:t>con</w:t>
       </w:r>
       <w:r>
         <w:rPr>
+          <w:rFonts w:cstheme="minorHAnsi"/>
+          <w:sz w:val="24"/>
+          <w:szCs w:val="24"/>
           <w:lang w:val="en-US"/>
         </w:rPr>
         <w:t>tinuing</w:t>
       </w:r>
       <w:r>
         <w:rPr>
+          <w:rFonts w:cstheme="minorHAnsi"/>
+          <w:sz w:val="24"/>
+          <w:szCs w:val="24"/>
           <w:lang w:val="en-US"/>
         </w:rPr>
         <w:t xml:space="preserve"> with </w:t>
@@ -164,6 +1007,9 @@
       <w:proofErr w:type="gramStart"/>
       <w:r>
         <w:rPr>
+          <w:rFonts w:cstheme="minorHAnsi"/>
+          <w:sz w:val="24"/>
+          <w:szCs w:val="24"/>
           <w:lang w:val="en-US"/>
         </w:rPr>
         <w:t>a</w:t>
@@ -172,102 +1018,153 @@
       <w:proofErr w:type="gramEnd"/>
       <w:r>
         <w:rPr>
+          <w:rFonts w:cstheme="minorHAnsi"/>
+          <w:sz w:val="24"/>
+          <w:szCs w:val="24"/>
           <w:lang w:val="en-US"/>
         </w:rPr>
         <w:t xml:space="preserve"> efficient processes</w:t>
       </w:r>
       <w:r>
         <w:rPr>
+          <w:rFonts w:cstheme="minorHAnsi"/>
+          <w:sz w:val="24"/>
+          <w:szCs w:val="24"/>
           <w:lang w:val="en-US"/>
         </w:rPr>
         <w:t xml:space="preserve">, </w:t>
       </w:r>
       <w:r>
         <w:rPr>
+          <w:rFonts w:cstheme="minorHAnsi"/>
+          <w:sz w:val="24"/>
+          <w:szCs w:val="24"/>
           <w:lang w:val="en-US"/>
         </w:rPr>
         <w:t>acceptable</w:t>
       </w:r>
       <w:r>
         <w:rPr>
+          <w:rFonts w:cstheme="minorHAnsi"/>
+          <w:sz w:val="24"/>
+          <w:szCs w:val="24"/>
           <w:lang w:val="en-US"/>
         </w:rPr>
         <w:t xml:space="preserve"> waiting times</w:t>
       </w:r>
       <w:r>
         <w:rPr>
+          <w:rFonts w:cstheme="minorHAnsi"/>
+          <w:sz w:val="24"/>
+          <w:szCs w:val="24"/>
           <w:lang w:val="en-US"/>
         </w:rPr>
         <w:t xml:space="preserve"> an</w:t>
       </w:r>
       <w:r>
         <w:rPr>
+          <w:rFonts w:cstheme="minorHAnsi"/>
+          <w:sz w:val="24"/>
+          <w:szCs w:val="24"/>
           <w:lang w:val="en-US"/>
         </w:rPr>
         <w:t xml:space="preserve">d maintaining </w:t>
       </w:r>
       <w:r>
         <w:rPr>
+          <w:rFonts w:cstheme="minorHAnsi"/>
+          <w:sz w:val="24"/>
+          <w:szCs w:val="24"/>
           <w:lang w:val="en-US"/>
         </w:rPr>
         <w:t xml:space="preserve">the level of customer service. </w:t>
       </w:r>
       <w:r>
         <w:rPr>
+          <w:rFonts w:cstheme="minorHAnsi"/>
+          <w:sz w:val="24"/>
+          <w:szCs w:val="24"/>
           <w:lang w:val="en-US"/>
         </w:rPr>
         <w:t xml:space="preserve">When demand is higher than expected, </w:t>
       </w:r>
       <w:r>
         <w:rPr>
+          <w:rFonts w:cstheme="minorHAnsi"/>
+          <w:sz w:val="24"/>
+          <w:szCs w:val="24"/>
           <w:lang w:val="en-US"/>
         </w:rPr>
         <w:t xml:space="preserve">the </w:t>
       </w:r>
       <w:r>
         <w:rPr>
+          <w:rFonts w:cstheme="minorHAnsi"/>
+          <w:sz w:val="24"/>
+          <w:szCs w:val="24"/>
           <w:lang w:val="en-US"/>
         </w:rPr>
         <w:t>government</w:t>
       </w:r>
       <w:r>
         <w:rPr>
+          <w:rFonts w:cstheme="minorHAnsi"/>
+          <w:sz w:val="24"/>
+          <w:szCs w:val="24"/>
           <w:lang w:val="en-US"/>
         </w:rPr>
         <w:t xml:space="preserve"> may experience processing backlogs</w:t>
       </w:r>
       <w:r>
         <w:rPr>
+          <w:rFonts w:cstheme="minorHAnsi"/>
+          <w:sz w:val="24"/>
+          <w:szCs w:val="24"/>
           <w:lang w:val="en-US"/>
         </w:rPr>
         <w:t xml:space="preserve">, </w:t>
       </w:r>
       <w:r>
         <w:rPr>
+          <w:rFonts w:cstheme="minorHAnsi"/>
+          <w:sz w:val="24"/>
+          <w:szCs w:val="24"/>
           <w:lang w:val="en-US"/>
         </w:rPr>
         <w:t xml:space="preserve">increase in staff work </w:t>
       </w:r>
       <w:r>
         <w:rPr>
+          <w:rFonts w:cstheme="minorHAnsi"/>
+          <w:sz w:val="24"/>
+          <w:szCs w:val="24"/>
           <w:lang w:val="en-US"/>
         </w:rPr>
         <w:t>logs and delays in service</w:t>
       </w:r>
       <w:r>
         <w:rPr>
+          <w:rFonts w:cstheme="minorHAnsi"/>
+          <w:sz w:val="24"/>
+          <w:szCs w:val="24"/>
           <w:lang w:val="en-US"/>
         </w:rPr>
         <w:t>. When demand is lower than expected, staff and a</w:t>
       </w:r>
       <w:r>
         <w:rPr>
+          <w:rFonts w:cstheme="minorHAnsi"/>
+          <w:sz w:val="24"/>
+          <w:szCs w:val="24"/>
           <w:lang w:val="en-US"/>
         </w:rPr>
         <w:t>dministrative resources may be allocated inefficiently</w:t>
       </w:r>
       <w:r>
         <w:rPr>
+          <w:rFonts w:cstheme="minorHAnsi"/>
+          <w:sz w:val="24"/>
+          <w:szCs w:val="24"/>
           <w:lang w:val="en-US"/>
         </w:rPr>
         <w:t>.</w:t>
@@ -276,143 +1173,215 @@
     <w:p>
       <w:pPr>
         <w:rPr>
-          <w:lang w:val="en-US"/>
-        </w:rPr>
-      </w:pPr>
-      <w:r>
-        <w:rPr>
+          <w:rFonts w:cstheme="minorHAnsi"/>
+          <w:sz w:val="24"/>
+          <w:szCs w:val="24"/>
+          <w:lang w:val="en-US"/>
+        </w:rPr>
+      </w:pPr>
+      <w:r>
+        <w:rPr>
+          <w:rFonts w:cstheme="minorHAnsi"/>
+          <w:sz w:val="24"/>
+          <w:szCs w:val="24"/>
           <w:lang w:val="en-US"/>
         </w:rPr>
         <w:t xml:space="preserve">This project </w:t>
       </w:r>
       <w:r>
         <w:rPr>
+          <w:rFonts w:cstheme="minorHAnsi"/>
+          <w:sz w:val="24"/>
+          <w:szCs w:val="24"/>
           <w:lang w:val="en-US"/>
         </w:rPr>
         <w:t>proposes</w:t>
       </w:r>
       <w:r>
         <w:rPr>
+          <w:rFonts w:cstheme="minorHAnsi"/>
+          <w:sz w:val="24"/>
+          <w:szCs w:val="24"/>
           <w:lang w:val="en-US"/>
         </w:rPr>
         <w:t xml:space="preserve"> the development of a </w:t>
       </w:r>
       <w:r>
         <w:rPr>
+          <w:rFonts w:cstheme="minorHAnsi"/>
+          <w:sz w:val="24"/>
+          <w:szCs w:val="24"/>
           <w:lang w:val="en-US"/>
         </w:rPr>
         <w:t xml:space="preserve">predicative analytics solution to estimate </w:t>
       </w:r>
       <w:r>
         <w:rPr>
+          <w:rFonts w:cstheme="minorHAnsi"/>
+          <w:sz w:val="24"/>
+          <w:szCs w:val="24"/>
           <w:lang w:val="en-US"/>
         </w:rPr>
         <w:t>monthly</w:t>
       </w:r>
       <w:r>
         <w:rPr>
+          <w:rFonts w:cstheme="minorHAnsi"/>
+          <w:sz w:val="24"/>
+          <w:szCs w:val="24"/>
           <w:lang w:val="en-US"/>
         </w:rPr>
         <w:t xml:space="preserve"> </w:t>
       </w:r>
       <w:r>
         <w:rPr>
+          <w:rFonts w:cstheme="minorHAnsi"/>
+          <w:sz w:val="24"/>
+          <w:szCs w:val="24"/>
           <w:lang w:val="en-US"/>
         </w:rPr>
         <w:t xml:space="preserve">demand about application of visa in </w:t>
       </w:r>
       <w:r>
         <w:rPr>
+          <w:rFonts w:cstheme="minorHAnsi"/>
+          <w:sz w:val="24"/>
+          <w:szCs w:val="24"/>
           <w:lang w:val="en-US"/>
         </w:rPr>
         <w:t xml:space="preserve">Ireland. It will </w:t>
       </w:r>
       <w:r>
         <w:rPr>
+          <w:rFonts w:cstheme="minorHAnsi"/>
+          <w:sz w:val="24"/>
+          <w:szCs w:val="24"/>
           <w:lang w:val="en-US"/>
         </w:rPr>
         <w:t xml:space="preserve">analyze </w:t>
       </w:r>
       <w:r>
         <w:rPr>
+          <w:rFonts w:cstheme="minorHAnsi"/>
+          <w:sz w:val="24"/>
+          <w:szCs w:val="24"/>
           <w:lang w:val="en-US"/>
         </w:rPr>
         <w:t xml:space="preserve">historical </w:t>
       </w:r>
       <w:r>
         <w:rPr>
+          <w:rFonts w:cstheme="minorHAnsi"/>
+          <w:sz w:val="24"/>
+          <w:szCs w:val="24"/>
           <w:lang w:val="en-US"/>
         </w:rPr>
         <w:t>monthly data</w:t>
       </w:r>
       <w:r>
         <w:rPr>
+          <w:rFonts w:cstheme="minorHAnsi"/>
+          <w:sz w:val="24"/>
+          <w:szCs w:val="24"/>
           <w:lang w:val="en-US"/>
         </w:rPr>
         <w:t xml:space="preserve"> on </w:t>
       </w:r>
       <w:r>
         <w:rPr>
+          <w:rFonts w:cstheme="minorHAnsi"/>
+          <w:sz w:val="24"/>
+          <w:szCs w:val="24"/>
           <w:lang w:val="en-US"/>
         </w:rPr>
         <w:t>short- and long-term</w:t>
       </w:r>
       <w:r>
         <w:rPr>
+          <w:rFonts w:cstheme="minorHAnsi"/>
+          <w:sz w:val="24"/>
+          <w:szCs w:val="24"/>
           <w:lang w:val="en-US"/>
         </w:rPr>
         <w:t xml:space="preserve"> </w:t>
       </w:r>
       <w:r>
         <w:rPr>
+          <w:rFonts w:cstheme="minorHAnsi"/>
+          <w:sz w:val="24"/>
+          <w:szCs w:val="24"/>
           <w:lang w:val="en-US"/>
         </w:rPr>
         <w:t>visa applications, including applications received</w:t>
       </w:r>
       <w:r>
         <w:rPr>
+          <w:rFonts w:cstheme="minorHAnsi"/>
+          <w:sz w:val="24"/>
+          <w:szCs w:val="24"/>
           <w:lang w:val="en-US"/>
         </w:rPr>
         <w:t xml:space="preserve">, approved, and denied. The main predictive </w:t>
       </w:r>
       <w:r>
         <w:rPr>
+          <w:rFonts w:cstheme="minorHAnsi"/>
+          <w:sz w:val="24"/>
+          <w:szCs w:val="24"/>
           <w:lang w:val="en-US"/>
         </w:rPr>
         <w:t>target</w:t>
       </w:r>
       <w:r>
         <w:rPr>
+          <w:rFonts w:cstheme="minorHAnsi"/>
+          <w:sz w:val="24"/>
+          <w:szCs w:val="24"/>
           <w:lang w:val="en-US"/>
         </w:rPr>
         <w:t xml:space="preserve"> </w:t>
       </w:r>
       <w:r>
         <w:rPr>
+          <w:rFonts w:cstheme="minorHAnsi"/>
+          <w:sz w:val="24"/>
+          <w:szCs w:val="24"/>
           <w:lang w:val="en-US"/>
         </w:rPr>
         <w:t>will be the number of applications received, as this indicator represents the future op</w:t>
       </w:r>
       <w:r>
         <w:rPr>
+          <w:rFonts w:cstheme="minorHAnsi"/>
+          <w:sz w:val="24"/>
+          <w:szCs w:val="24"/>
           <w:lang w:val="en-US"/>
         </w:rPr>
         <w:t xml:space="preserve">erational workload and can </w:t>
       </w:r>
       <w:r>
         <w:rPr>
+          <w:rFonts w:cstheme="minorHAnsi"/>
+          <w:sz w:val="24"/>
+          <w:szCs w:val="24"/>
           <w:lang w:val="en-US"/>
         </w:rPr>
         <w:t xml:space="preserve">help with staffing and </w:t>
       </w:r>
       <w:r>
         <w:rPr>
+          <w:rFonts w:cstheme="minorHAnsi"/>
+          <w:sz w:val="24"/>
+          <w:szCs w:val="24"/>
           <w:lang w:val="en-US"/>
         </w:rPr>
         <w:t>capacity planning</w:t>
       </w:r>
       <w:r>
         <w:rPr>
+          <w:rFonts w:cstheme="minorHAnsi"/>
+          <w:sz w:val="24"/>
+          <w:szCs w:val="24"/>
           <w:lang w:val="en-US"/>
         </w:rPr>
         <w:t>.</w:t>
@@ -421,98 +1390,144 @@
     <w:p>
       <w:pPr>
         <w:rPr>
-          <w:lang w:val="en-US"/>
-        </w:rPr>
-      </w:pPr>
-      <w:r>
-        <w:rPr>
+          <w:rFonts w:cstheme="minorHAnsi"/>
+          <w:sz w:val="24"/>
+          <w:szCs w:val="24"/>
+        </w:rPr>
+      </w:pPr>
+      <w:r>
+        <w:rPr>
+          <w:rFonts w:cstheme="minorHAnsi"/>
+          <w:sz w:val="24"/>
+          <w:szCs w:val="24"/>
           <w:lang w:val="en-US"/>
         </w:rPr>
         <w:t xml:space="preserve">I </w:t>
       </w:r>
       <w:r>
         <w:rPr>
+          <w:rFonts w:cstheme="minorHAnsi"/>
+          <w:sz w:val="24"/>
+          <w:szCs w:val="24"/>
           <w:lang w:val="en-US"/>
         </w:rPr>
         <w:t>chose a data</w:t>
       </w:r>
       <w:r>
         <w:rPr>
+          <w:rFonts w:cstheme="minorHAnsi"/>
+          <w:sz w:val="24"/>
+          <w:szCs w:val="24"/>
           <w:lang w:val="en-US"/>
         </w:rPr>
         <w:t xml:space="preserve"> source that comes from the Govern</w:t>
       </w:r>
       <w:r>
         <w:rPr>
+          <w:rFonts w:cstheme="minorHAnsi"/>
+          <w:sz w:val="24"/>
+          <w:szCs w:val="24"/>
           <w:lang w:val="en-US"/>
         </w:rPr>
         <w:t xml:space="preserve">ment of Ireland’s open data repository </w:t>
       </w:r>
       <w:r>
         <w:rPr>
+          <w:rFonts w:cstheme="minorHAnsi"/>
+          <w:sz w:val="24"/>
+          <w:szCs w:val="24"/>
           <w:lang w:val="en-US"/>
         </w:rPr>
         <w:t xml:space="preserve">which contains </w:t>
       </w:r>
       <w:r>
         <w:rPr>
+          <w:rFonts w:cstheme="minorHAnsi"/>
+          <w:sz w:val="24"/>
+          <w:szCs w:val="24"/>
           <w:lang w:val="en-US"/>
         </w:rPr>
         <w:t>paper</w:t>
       </w:r>
       <w:r>
         <w:rPr>
+          <w:rFonts w:cstheme="minorHAnsi"/>
+          <w:sz w:val="24"/>
+          <w:szCs w:val="24"/>
           <w:lang w:val="en-US"/>
         </w:rPr>
         <w:t xml:space="preserve"> based </w:t>
       </w:r>
       <w:r>
         <w:rPr>
+          <w:rFonts w:cstheme="minorHAnsi"/>
+          <w:sz w:val="24"/>
+          <w:szCs w:val="24"/>
           <w:lang w:val="en-US"/>
         </w:rPr>
         <w:t xml:space="preserve">and online visa applications for </w:t>
       </w:r>
       <w:r>
         <w:rPr>
+          <w:rFonts w:cstheme="minorHAnsi"/>
+          <w:sz w:val="24"/>
+          <w:szCs w:val="24"/>
           <w:lang w:val="en-US"/>
         </w:rPr>
         <w:t xml:space="preserve">which payment has been completed, as well as </w:t>
       </w:r>
       <w:r>
         <w:rPr>
+          <w:rFonts w:cstheme="minorHAnsi"/>
+          <w:sz w:val="24"/>
+          <w:szCs w:val="24"/>
           <w:lang w:val="en-US"/>
         </w:rPr>
         <w:t xml:space="preserve">visa decisions, </w:t>
       </w:r>
       <w:r>
         <w:rPr>
+          <w:rFonts w:cstheme="minorHAnsi"/>
+          <w:sz w:val="24"/>
+          <w:szCs w:val="24"/>
           <w:lang w:val="en-US"/>
         </w:rPr>
         <w:t>recorded by year and month</w:t>
       </w:r>
       <w:r>
         <w:rPr>
+          <w:rFonts w:cstheme="minorHAnsi"/>
+          <w:sz w:val="24"/>
+          <w:szCs w:val="24"/>
           <w:lang w:val="en-US"/>
         </w:rPr>
         <w:t>.</w:t>
       </w:r>
       <w:r>
         <w:rPr>
+          <w:rFonts w:cstheme="minorHAnsi"/>
+          <w:sz w:val="24"/>
+          <w:szCs w:val="24"/>
           <w:lang w:val="en-US"/>
         </w:rPr>
         <w:t xml:space="preserve"> </w:t>
       </w:r>
       <w:r>
         <w:rPr>
+          <w:rFonts w:cstheme="minorHAnsi"/>
+          <w:sz w:val="24"/>
+          <w:szCs w:val="24"/>
           <w:lang w:val="en-US"/>
         </w:rPr>
         <w:br/>
       </w:r>
-      <w:hyperlink r:id="rId6" w:history="1">
+      <w:hyperlink r:id="rId7" w:history="1">
         <w:r>
           <w:rPr>
             <w:rStyle w:val="Hyperlink"/>
-            <w:lang w:val="en-US"/>
+            <w:rFonts w:cstheme="minorHAnsi"/>
+            <w:sz w:val="24"/>
+            <w:szCs w:val="24"/>
           </w:rPr>
           <w:t>https://data.gov.ie/en_GB/dataset/visa-applications-and-decisions-year-and-month</w:t>
         </w:r>
@@ -521,122 +1536,360 @@
     <w:p>
       <w:pPr>
         <w:rPr>
-          <w:lang w:val="en-US"/>
-        </w:rPr>
-      </w:pPr>
-      <w:r>
-        <w:rPr>
+          <w:rFonts w:cstheme="minorHAnsi"/>
+          <w:sz w:val="24"/>
+          <w:szCs w:val="24"/>
+          <w:lang w:val="en-US"/>
+        </w:rPr>
+      </w:pPr>
+      <w:r>
+        <w:rPr>
+          <w:rFonts w:cstheme="minorHAnsi"/>
+          <w:sz w:val="24"/>
+          <w:szCs w:val="24"/>
           <w:lang w:val="en-US"/>
         </w:rPr>
         <w:t xml:space="preserve">This project is important for me because predictive analytics </w:t>
       </w:r>
       <w:r>
         <w:rPr>
+          <w:rFonts w:cstheme="minorHAnsi"/>
+          <w:sz w:val="24"/>
+          <w:szCs w:val="24"/>
           <w:lang w:val="en-US"/>
         </w:rPr>
         <w:t xml:space="preserve">have a power to help an organization </w:t>
       </w:r>
       <w:r>
         <w:rPr>
+          <w:rFonts w:cstheme="minorHAnsi"/>
+          <w:sz w:val="24"/>
+          <w:szCs w:val="24"/>
           <w:lang w:val="en-US"/>
         </w:rPr>
         <w:t xml:space="preserve">change from a </w:t>
       </w:r>
       <w:r>
         <w:rPr>
+          <w:rFonts w:cstheme="minorHAnsi"/>
+          <w:sz w:val="24"/>
+          <w:szCs w:val="24"/>
           <w:lang w:val="en-US"/>
         </w:rPr>
         <w:t>reactive</w:t>
       </w:r>
       <w:r>
         <w:rPr>
+          <w:rFonts w:cstheme="minorHAnsi"/>
+          <w:sz w:val="24"/>
+          <w:szCs w:val="24"/>
           <w:lang w:val="en-US"/>
         </w:rPr>
         <w:t xml:space="preserve"> </w:t>
       </w:r>
       <w:r>
         <w:rPr>
+          <w:rFonts w:cstheme="minorHAnsi"/>
+          <w:sz w:val="24"/>
+          <w:szCs w:val="24"/>
           <w:lang w:val="en-US"/>
         </w:rPr>
         <w:t xml:space="preserve">approach to a </w:t>
       </w:r>
       <w:r>
         <w:rPr>
+          <w:rFonts w:cstheme="minorHAnsi"/>
+          <w:sz w:val="24"/>
+          <w:szCs w:val="24"/>
           <w:lang w:val="en-US"/>
         </w:rPr>
         <w:t>proactive one.</w:t>
       </w:r>
       <w:r>
         <w:rPr>
+          <w:rFonts w:cstheme="minorHAnsi"/>
+          <w:sz w:val="24"/>
+          <w:szCs w:val="24"/>
           <w:lang w:val="en-US"/>
         </w:rPr>
         <w:t xml:space="preserve"> Instead</w:t>
       </w:r>
       <w:r>
         <w:rPr>
+          <w:rFonts w:cstheme="minorHAnsi"/>
+          <w:sz w:val="24"/>
+          <w:szCs w:val="24"/>
           <w:lang w:val="en-US"/>
         </w:rPr>
         <w:t xml:space="preserve"> of waiting until a backlog of work accumulates, </w:t>
       </w:r>
       <w:r>
         <w:rPr>
+          <w:rFonts w:cstheme="minorHAnsi"/>
+          <w:sz w:val="24"/>
+          <w:szCs w:val="24"/>
           <w:lang w:val="en-US"/>
         </w:rPr>
         <w:t>managers can us forecas</w:t>
       </w:r>
       <w:r>
         <w:rPr>
+          <w:rFonts w:cstheme="minorHAnsi"/>
+          <w:sz w:val="24"/>
+          <w:szCs w:val="24"/>
           <w:lang w:val="en-US"/>
         </w:rPr>
         <w:t xml:space="preserve">ted demand to plan staff </w:t>
       </w:r>
       <w:r>
         <w:rPr>
+          <w:rFonts w:cstheme="minorHAnsi"/>
+          <w:sz w:val="24"/>
+          <w:szCs w:val="24"/>
           <w:lang w:val="en-US"/>
         </w:rPr>
         <w:t>schedules</w:t>
       </w:r>
       <w:r>
         <w:rPr>
+          <w:rFonts w:cstheme="minorHAnsi"/>
+          <w:sz w:val="24"/>
+          <w:szCs w:val="24"/>
           <w:lang w:val="en-US"/>
         </w:rPr>
         <w:t xml:space="preserve">, </w:t>
       </w:r>
       <w:r>
         <w:rPr>
+          <w:rFonts w:cstheme="minorHAnsi"/>
+          <w:sz w:val="24"/>
+          <w:szCs w:val="24"/>
           <w:lang w:val="en-US"/>
         </w:rPr>
         <w:t>customer</w:t>
       </w:r>
       <w:r>
         <w:rPr>
+          <w:rFonts w:cstheme="minorHAnsi"/>
+          <w:sz w:val="24"/>
+          <w:szCs w:val="24"/>
           <w:lang w:val="en-US"/>
         </w:rPr>
         <w:t xml:space="preserve"> service ca</w:t>
       </w:r>
       <w:r>
         <w:rPr>
+          <w:rFonts w:cstheme="minorHAnsi"/>
+          <w:sz w:val="24"/>
+          <w:szCs w:val="24"/>
           <w:lang w:val="en-US"/>
         </w:rPr>
         <w:t>pacity and adm</w:t>
       </w:r>
       <w:r>
         <w:rPr>
+          <w:rFonts w:cstheme="minorHAnsi"/>
+          <w:sz w:val="24"/>
+          <w:szCs w:val="24"/>
           <w:lang w:val="en-US"/>
         </w:rPr>
         <w:t>inistrative resources.</w:t>
       </w:r>
-    </w:p>
-    <w:p>
-      <w:pPr>
-        <w:pStyle w:val="Heading3"/>
-        <w:rPr>
-          <w:rFonts w:cstheme="minorHAnsi"/>
-          <w:lang w:val="en-US"/>
-        </w:rPr>
-      </w:pPr>
-      <w:r>
-        <w:rPr>
+      <w:r>
+        <w:rPr>
+          <w:rFonts w:cstheme="minorHAnsi"/>
+          <w:sz w:val="24"/>
+          <w:szCs w:val="24"/>
+          <w:lang w:val="en-US"/>
+        </w:rPr>
+        <w:br/>
+      </w:r>
+      <w:r>
+        <w:rPr>
+          <w:rFonts w:cstheme="minorHAnsi"/>
+          <w:sz w:val="24"/>
+          <w:szCs w:val="24"/>
+          <w:lang w:val="en-US"/>
+        </w:rPr>
+        <w:br/>
+      </w:r>
+      <w:r>
+        <w:rPr>
+          <w:rFonts w:eastAsiaTheme="majorEastAsia" w:cstheme="minorHAnsi"/>
+          <w:color w:val="2F5496" w:themeColor="accent1" w:themeShade="BF"/>
+          <w:sz w:val="28"/>
+          <w:szCs w:val="28"/>
+          <w:lang w:val="en-US"/>
+        </w:rPr>
+        <w:t>Problem Definition</w:t>
+      </w:r>
+    </w:p>
+    <w:p>
+      <w:pPr>
+        <w:pStyle w:val="NormalWeb"/>
+        <w:rPr>
+          <w:rFonts w:asciiTheme="minorHAnsi" w:hAnsiTheme="minorHAnsi" w:cstheme="minorHAnsi"/>
+          <w:color w:val="FF0000"/>
+        </w:rPr>
+      </w:pPr>
+      <w:r>
+        <w:rPr>
+          <w:rFonts w:asciiTheme="minorHAnsi" w:hAnsiTheme="minorHAnsi" w:cstheme="minorHAnsi"/>
+          <w:color w:val="FF0000"/>
+        </w:rPr>
+        <w:t>Clearly define the business problem or challenge you intend to address. Explain its impact and how data analytics and predictive modelling can contribute towards addressing the problem.</w:t>
+      </w:r>
+    </w:p>
+    <w:p>
+      <w:pPr>
+        <w:rPr>
+          <w:rFonts w:cstheme="minorHAnsi"/>
+          <w:sz w:val="24"/>
+          <w:szCs w:val="24"/>
+          <w:lang w:val="en-US"/>
+        </w:rPr>
+      </w:pPr>
+      <w:r>
+        <w:rPr>
+          <w:rFonts w:cstheme="minorHAnsi"/>
+          <w:sz w:val="24"/>
+          <w:szCs w:val="24"/>
+          <w:lang w:val="en-US"/>
+        </w:rPr>
+        <w:t xml:space="preserve">This project </w:t>
+      </w:r>
+      <w:r>
+        <w:rPr>
+          <w:rFonts w:cstheme="minorHAnsi"/>
+          <w:sz w:val="24"/>
+          <w:szCs w:val="24"/>
+          <w:lang w:val="en-US"/>
+        </w:rPr>
+        <w:t xml:space="preserve">will predict </w:t>
+      </w:r>
+      <w:r>
+        <w:rPr>
+          <w:rFonts w:cstheme="minorHAnsi"/>
+          <w:sz w:val="24"/>
+          <w:szCs w:val="24"/>
+          <w:lang w:val="en-US"/>
+        </w:rPr>
+        <w:t>the monthly volume of visa application to help immigration services</w:t>
+      </w:r>
+      <w:r>
+        <w:rPr>
+          <w:rFonts w:cstheme="minorHAnsi"/>
+          <w:sz w:val="24"/>
+          <w:szCs w:val="24"/>
+          <w:lang w:val="en-US"/>
+        </w:rPr>
+        <w:t xml:space="preserve"> provide </w:t>
+      </w:r>
+      <w:r>
+        <w:rPr>
+          <w:rFonts w:cstheme="minorHAnsi"/>
+          <w:sz w:val="24"/>
+          <w:szCs w:val="24"/>
+          <w:lang w:val="en-US"/>
+        </w:rPr>
+        <w:t xml:space="preserve">a better plan for staffing levels, </w:t>
+      </w:r>
+      <w:r>
+        <w:rPr>
+          <w:rFonts w:cstheme="minorHAnsi"/>
+          <w:sz w:val="24"/>
+          <w:szCs w:val="24"/>
+          <w:lang w:val="en-US"/>
+        </w:rPr>
+        <w:t>support and the necessary processing capacity.</w:t>
+      </w:r>
+    </w:p>
+    <w:p>
+      <w:pPr>
+        <w:rPr>
+          <w:rFonts w:cstheme="minorHAnsi"/>
+          <w:sz w:val="24"/>
+          <w:szCs w:val="24"/>
+          <w:lang w:val="en-US"/>
+        </w:rPr>
+      </w:pPr>
+      <w:r>
+        <w:rPr>
+          <w:rFonts w:cstheme="minorHAnsi"/>
+          <w:sz w:val="24"/>
+          <w:szCs w:val="24"/>
+          <w:lang w:val="en-US"/>
+        </w:rPr>
+        <w:t xml:space="preserve">Demand </w:t>
+      </w:r>
+      <w:r>
+        <w:rPr>
+          <w:rFonts w:cstheme="minorHAnsi"/>
+          <w:sz w:val="24"/>
+          <w:szCs w:val="24"/>
+          <w:lang w:val="en-US"/>
+        </w:rPr>
+        <w:t xml:space="preserve">for visas can change because of seasonal travel, university </w:t>
+      </w:r>
+      <w:r>
+        <w:rPr>
+          <w:rFonts w:cstheme="minorHAnsi"/>
+          <w:sz w:val="24"/>
+          <w:szCs w:val="24"/>
+          <w:lang w:val="en-US"/>
+        </w:rPr>
+        <w:t xml:space="preserve">admission periods, job opportunities, economic </w:t>
+      </w:r>
+      <w:r>
+        <w:rPr>
+          <w:rFonts w:cstheme="minorHAnsi"/>
+          <w:sz w:val="24"/>
+          <w:szCs w:val="24"/>
+          <w:lang w:val="en-US"/>
+        </w:rPr>
+        <w:t>conditions</w:t>
+      </w:r>
+      <w:r>
+        <w:rPr>
+          <w:rFonts w:cstheme="minorHAnsi"/>
+          <w:sz w:val="24"/>
+          <w:szCs w:val="24"/>
+          <w:lang w:val="en-US"/>
+        </w:rPr>
+        <w:t xml:space="preserve">, changes in immigration policies, and </w:t>
+      </w:r>
+      <w:r>
+        <w:rPr>
+          <w:rFonts w:cstheme="minorHAnsi"/>
+          <w:sz w:val="24"/>
+          <w:szCs w:val="24"/>
+          <w:lang w:val="en-US"/>
+        </w:rPr>
+        <w:t>international</w:t>
+      </w:r>
+      <w:r>
+        <w:rPr>
+          <w:rFonts w:cstheme="minorHAnsi"/>
+          <w:sz w:val="24"/>
+          <w:szCs w:val="24"/>
+          <w:lang w:val="en-US"/>
+        </w:rPr>
+        <w:t xml:space="preserve"> events</w:t>
+      </w:r>
+      <w:r>
+        <w:rPr>
+          <w:rFonts w:cstheme="minorHAnsi"/>
+          <w:sz w:val="24"/>
+          <w:szCs w:val="24"/>
+          <w:lang w:val="en-US"/>
+        </w:rPr>
+        <w:t xml:space="preserve">. </w:t>
+      </w:r>
+      <w:r>
+        <w:rPr>
+          <w:rFonts w:cstheme="minorHAnsi"/>
+          <w:sz w:val="24"/>
+          <w:szCs w:val="24"/>
           <w:lang w:val="en-US"/>
         </w:rPr>
         <w:t xml:space="preserve"> </w:t>
@@ -644,544 +1897,3736 @@
       <w:r>
         <w:rPr>
           <w:rFonts w:cstheme="minorHAnsi"/>
-          <w:lang w:val="en-US"/>
-        </w:rPr>
-        <w:t>2.</w:t>
-      </w:r>
-      <w:r>
-        <w:rPr>
-          <w:rFonts w:cstheme="minorHAnsi"/>
-          <w:lang w:val="en-US"/>
-        </w:rPr>
-        <w:t xml:space="preserve"> Problem Definition</w:t>
-      </w:r>
-    </w:p>
-    <w:p>
-      <w:pPr>
-        <w:pStyle w:val="NormalWeb"/>
-        <w:rPr>
-          <w:rFonts w:asciiTheme="minorHAnsi" w:hAnsiTheme="minorHAnsi" w:cstheme="minorHAnsi"/>
-        </w:rPr>
-      </w:pPr>
-      <w:r>
-        <w:rPr>
-          <w:rFonts w:asciiTheme="minorHAnsi" w:hAnsiTheme="minorHAnsi" w:cstheme="minorHAnsi"/>
-        </w:rPr>
-        <w:t>Clearly define the business problem or challenge you intend to address. Explain its impact and how data analytics and predictive modelling can contribute towards addressing the problem.</w:t>
-      </w:r>
-    </w:p>
-    <w:p>
-      <w:pPr>
-        <w:pStyle w:val="Heading3"/>
-        <w:rPr>
-          <w:rFonts w:cstheme="minorHAnsi"/>
-          <w:lang w:val="en-US"/>
-        </w:rPr>
-      </w:pPr>
-      <w:r>
-        <w:rPr>
-          <w:rFonts w:cstheme="minorHAnsi"/>
-          <w:lang w:val="en-US"/>
-        </w:rPr>
-        <w:t>4. Aim and Objectives</w:t>
-      </w:r>
-    </w:p>
-    <w:p>
-      <w:pPr>
-        <w:pStyle w:val="NormalWeb"/>
-        <w:rPr>
-          <w:rFonts w:asciiTheme="minorHAnsi" w:hAnsiTheme="minorHAnsi" w:cstheme="minorHAnsi"/>
-        </w:rPr>
-      </w:pPr>
-      <w:r>
-        <w:rPr>
-          <w:rFonts w:asciiTheme="minorHAnsi" w:hAnsiTheme="minorHAnsi" w:cstheme="minorHAnsi"/>
-        </w:rPr>
-        <w:t xml:space="preserve">State the overall aim of the project and provide </w:t>
+          <w:sz w:val="24"/>
+          <w:szCs w:val="24"/>
+          <w:lang w:val="en-US"/>
+        </w:rPr>
+        <w:t xml:space="preserve">If demand is </w:t>
+      </w:r>
+      <w:r>
+        <w:rPr>
+          <w:rFonts w:cstheme="minorHAnsi"/>
+          <w:sz w:val="24"/>
+          <w:szCs w:val="24"/>
+          <w:lang w:val="en-US"/>
+        </w:rPr>
+        <w:t xml:space="preserve">underestimated, </w:t>
+      </w:r>
+      <w:r>
+        <w:rPr>
+          <w:rFonts w:cstheme="minorHAnsi"/>
+          <w:sz w:val="24"/>
+          <w:szCs w:val="24"/>
+          <w:lang w:val="en-US"/>
+        </w:rPr>
+        <w:t>delays</w:t>
+      </w:r>
+      <w:r>
+        <w:rPr>
+          <w:rFonts w:cstheme="minorHAnsi"/>
+          <w:sz w:val="24"/>
+          <w:szCs w:val="24"/>
+          <w:lang w:val="en-US"/>
+        </w:rPr>
+        <w:t xml:space="preserve">, a backlog of application, increased pressure on staff, and </w:t>
+      </w:r>
+      <w:r>
+        <w:rPr>
+          <w:rFonts w:cstheme="minorHAnsi"/>
+          <w:sz w:val="24"/>
+          <w:szCs w:val="24"/>
+          <w:lang w:val="en-US"/>
+        </w:rPr>
+        <w:t>lower application satisfaction may result. Conversely</w:t>
+      </w:r>
+      <w:r>
+        <w:rPr>
+          <w:rFonts w:cstheme="minorHAnsi"/>
+          <w:sz w:val="24"/>
+          <w:szCs w:val="24"/>
+          <w:lang w:val="en-US"/>
+        </w:rPr>
+        <w:t xml:space="preserve">, if demand is overestimated, excessive </w:t>
+      </w:r>
+      <w:r>
+        <w:rPr>
+          <w:rFonts w:cstheme="minorHAnsi"/>
+          <w:sz w:val="24"/>
+          <w:szCs w:val="24"/>
+          <w:lang w:val="en-US"/>
+        </w:rPr>
+        <w:t>resources</w:t>
+      </w:r>
+      <w:r>
+        <w:rPr>
+          <w:rFonts w:cstheme="minorHAnsi"/>
+          <w:sz w:val="24"/>
+          <w:szCs w:val="24"/>
+          <w:lang w:val="en-US"/>
+        </w:rPr>
+        <w:t xml:space="preserve"> and staff may be </w:t>
+      </w:r>
+      <w:r>
+        <w:rPr>
+          <w:rFonts w:cstheme="minorHAnsi"/>
+          <w:sz w:val="24"/>
+          <w:szCs w:val="24"/>
+          <w:lang w:val="en-US"/>
+        </w:rPr>
+        <w:t>allocated</w:t>
+      </w:r>
+      <w:r>
+        <w:rPr>
+          <w:rFonts w:cstheme="minorHAnsi"/>
+          <w:sz w:val="24"/>
+          <w:szCs w:val="24"/>
+          <w:lang w:val="en-US"/>
+        </w:rPr>
+        <w:t xml:space="preserve">, </w:t>
+      </w:r>
+      <w:r>
+        <w:rPr>
+          <w:rFonts w:cstheme="minorHAnsi"/>
+          <w:sz w:val="24"/>
+          <w:szCs w:val="24"/>
+          <w:lang w:val="en-US"/>
+        </w:rPr>
+        <w:t>resulting in unnecessary costs.</w:t>
+      </w:r>
+    </w:p>
+    <w:p>
+      <w:pPr>
+        <w:rPr>
+          <w:rFonts w:cstheme="minorHAnsi"/>
+          <w:sz w:val="24"/>
+          <w:szCs w:val="24"/>
+          <w:lang w:val="en-US"/>
+        </w:rPr>
+      </w:pPr>
+      <w:r>
+        <w:rPr>
+          <w:rFonts w:cstheme="minorHAnsi"/>
+          <w:sz w:val="24"/>
+          <w:szCs w:val="24"/>
+          <w:lang w:val="en-US"/>
+        </w:rPr>
+        <w:lastRenderedPageBreak/>
+        <w:t xml:space="preserve">Data analysis and predictive models can identify trends, </w:t>
+      </w:r>
+      <w:r>
+        <w:rPr>
+          <w:rFonts w:cstheme="minorHAnsi"/>
+          <w:sz w:val="24"/>
+          <w:szCs w:val="24"/>
+          <w:lang w:val="en-US"/>
+        </w:rPr>
+        <w:t xml:space="preserve">seasonal patterns, periods of peak demand, and </w:t>
+      </w:r>
+      <w:r>
+        <w:rPr>
+          <w:rFonts w:cstheme="minorHAnsi"/>
+          <w:sz w:val="24"/>
+          <w:szCs w:val="24"/>
+          <w:lang w:val="en-US"/>
+        </w:rPr>
+        <w:t>unusual changes</w:t>
+      </w:r>
+      <w:r>
+        <w:rPr>
+          <w:rFonts w:cstheme="minorHAnsi"/>
+          <w:sz w:val="24"/>
+          <w:szCs w:val="24"/>
+          <w:lang w:val="en-US"/>
+        </w:rPr>
+        <w:t>.</w:t>
+      </w:r>
+    </w:p>
+    <w:p>
+      <w:pPr>
+        <w:rPr>
+          <w:rFonts w:eastAsiaTheme="majorEastAsia" w:cstheme="minorHAnsi"/>
+          <w:color w:val="2F5496" w:themeColor="accent1" w:themeShade="BF"/>
+          <w:sz w:val="28"/>
+          <w:szCs w:val="28"/>
+          <w:lang w:val="en-US"/>
+        </w:rPr>
+      </w:pPr>
+      <w:r>
+        <w:rPr>
+          <w:rFonts w:eastAsiaTheme="majorEastAsia" w:cstheme="minorHAnsi"/>
+          <w:color w:val="2F5496" w:themeColor="accent1" w:themeShade="BF"/>
+          <w:sz w:val="28"/>
+          <w:szCs w:val="28"/>
+          <w:lang w:val="en-US"/>
+        </w:rPr>
+        <w:t>Aim and Objectives</w:t>
+      </w:r>
+    </w:p>
+    <w:p>
+      <w:pPr>
+        <w:pStyle w:val="NormalWeb"/>
+        <w:rPr>
+          <w:rFonts w:asciiTheme="minorHAnsi" w:hAnsiTheme="minorHAnsi" w:cstheme="minorHAnsi"/>
+        </w:rPr>
+      </w:pPr>
+      <w:r>
+        <w:rPr>
+          <w:rFonts w:asciiTheme="minorHAnsi" w:hAnsiTheme="minorHAnsi" w:cstheme="minorHAnsi"/>
+        </w:rPr>
+        <w:t xml:space="preserve">The Objective of this project is to develop and </w:t>
+      </w:r>
+      <w:r>
+        <w:rPr>
+          <w:rFonts w:asciiTheme="minorHAnsi" w:hAnsiTheme="minorHAnsi" w:cstheme="minorHAnsi"/>
+        </w:rPr>
+        <w:t xml:space="preserve">evaluate a predictive analytics solution that </w:t>
+      </w:r>
+      <w:r>
+        <w:rPr>
+          <w:rFonts w:asciiTheme="minorHAnsi" w:hAnsiTheme="minorHAnsi" w:cstheme="minorHAnsi"/>
+        </w:rPr>
+        <w:t xml:space="preserve">estimates monthly volumes of short-term visa application in </w:t>
+      </w:r>
+      <w:r>
+        <w:rPr>
+          <w:rFonts w:asciiTheme="minorHAnsi" w:hAnsiTheme="minorHAnsi" w:cstheme="minorHAnsi"/>
+        </w:rPr>
+        <w:t xml:space="preserve">Ireland, in order to support operational capacity planning and </w:t>
+      </w:r>
+      <w:r>
+        <w:rPr>
+          <w:rFonts w:asciiTheme="minorHAnsi" w:hAnsiTheme="minorHAnsi" w:cstheme="minorHAnsi"/>
+        </w:rPr>
+        <w:t xml:space="preserve">resource allocation. </w:t>
+      </w:r>
+    </w:p>
+    <w:p>
+      <w:pPr>
+        <w:pStyle w:val="NormalWeb"/>
+        <w:rPr>
+          <w:rFonts w:asciiTheme="minorHAnsi" w:hAnsiTheme="minorHAnsi" w:cstheme="minorHAnsi"/>
+        </w:rPr>
+      </w:pPr>
+      <w:r>
+        <w:rPr>
+          <w:rFonts w:asciiTheme="minorHAnsi" w:hAnsiTheme="minorHAnsi" w:cstheme="minorHAnsi"/>
+        </w:rPr>
+        <w:t>Goals</w:t>
+      </w:r>
+    </w:p>
+    <w:p>
+      <w:pPr>
+        <w:pStyle w:val="NormalWeb"/>
+        <w:numPr>
+          <w:ilvl w:val="0"/>
+          <w:numId w:val="3"/>
+        </w:numPr>
+        <w:rPr>
+          <w:rFonts w:asciiTheme="minorHAnsi" w:hAnsiTheme="minorHAnsi" w:cstheme="minorHAnsi"/>
+        </w:rPr>
+      </w:pPr>
+      <w:r>
+        <w:rPr>
+          <w:rFonts w:asciiTheme="minorHAnsi" w:hAnsiTheme="minorHAnsi" w:cstheme="minorHAnsi"/>
+        </w:rPr>
+        <w:t xml:space="preserve">Clean, transform, and prepare historical </w:t>
+      </w:r>
+      <w:r>
+        <w:rPr>
+          <w:rFonts w:asciiTheme="minorHAnsi" w:hAnsiTheme="minorHAnsi" w:cstheme="minorHAnsi"/>
+        </w:rPr>
+        <w:t>monthly visa application data for time-series analysis</w:t>
+      </w:r>
+      <w:r>
+        <w:rPr>
+          <w:rFonts w:asciiTheme="minorHAnsi" w:hAnsiTheme="minorHAnsi" w:cstheme="minorHAnsi"/>
+        </w:rPr>
+        <w:t>.</w:t>
+      </w:r>
+    </w:p>
+    <w:p>
+      <w:pPr>
+        <w:pStyle w:val="NormalWeb"/>
+        <w:numPr>
+          <w:ilvl w:val="0"/>
+          <w:numId w:val="3"/>
+        </w:numPr>
+        <w:rPr>
+          <w:rFonts w:asciiTheme="minorHAnsi" w:hAnsiTheme="minorHAnsi" w:cstheme="minorHAnsi"/>
+        </w:rPr>
+      </w:pPr>
+      <w:r>
+        <w:rPr>
+          <w:rFonts w:asciiTheme="minorHAnsi" w:hAnsiTheme="minorHAnsi" w:cstheme="minorHAnsi"/>
+        </w:rPr>
+        <w:t>I</w:t>
+      </w:r>
+      <w:r>
+        <w:rPr>
+          <w:rFonts w:asciiTheme="minorHAnsi" w:hAnsiTheme="minorHAnsi" w:cstheme="minorHAnsi"/>
+        </w:rPr>
+        <w:t>dentify</w:t>
+      </w:r>
+      <w:r>
+        <w:rPr>
+          <w:rFonts w:asciiTheme="minorHAnsi" w:hAnsiTheme="minorHAnsi" w:cstheme="minorHAnsi"/>
+        </w:rPr>
+        <w:t xml:space="preserve"> trends, seasonal patterns, and differences between short-terms and long-term via applications from </w:t>
+      </w:r>
+      <w:r>
+        <w:rPr>
+          <w:rFonts w:asciiTheme="minorHAnsi" w:hAnsiTheme="minorHAnsi" w:cstheme="minorHAnsi"/>
+        </w:rPr>
+        <w:t>2017 to 2026</w:t>
+      </w:r>
+      <w:r>
+        <w:rPr>
+          <w:rFonts w:asciiTheme="minorHAnsi" w:hAnsiTheme="minorHAnsi" w:cstheme="minorHAnsi"/>
+        </w:rPr>
+        <w:t>.</w:t>
+      </w:r>
+    </w:p>
+    <w:p>
+      <w:pPr>
+        <w:pStyle w:val="NormalWeb"/>
+        <w:numPr>
+          <w:ilvl w:val="0"/>
+          <w:numId w:val="3"/>
+        </w:numPr>
+        <w:rPr>
+          <w:rFonts w:asciiTheme="minorHAnsi" w:hAnsiTheme="minorHAnsi" w:cstheme="minorHAnsi"/>
+        </w:rPr>
+      </w:pPr>
+      <w:r>
+        <w:rPr>
+          <w:rFonts w:asciiTheme="minorHAnsi" w:hAnsiTheme="minorHAnsi" w:cstheme="minorHAnsi"/>
+        </w:rPr>
+        <w:t>Investigate the effect of exceptional events</w:t>
+      </w:r>
+      <w:r>
+        <w:rPr>
+          <w:rFonts w:asciiTheme="minorHAnsi" w:hAnsiTheme="minorHAnsi" w:cstheme="minorHAnsi"/>
+        </w:rPr>
+        <w:t>.</w:t>
+      </w:r>
+    </w:p>
+    <w:p>
+      <w:pPr>
+        <w:pStyle w:val="NormalWeb"/>
+        <w:numPr>
+          <w:ilvl w:val="0"/>
+          <w:numId w:val="3"/>
+        </w:numPr>
+        <w:rPr>
+          <w:rFonts w:asciiTheme="minorHAnsi" w:hAnsiTheme="minorHAnsi" w:cstheme="minorHAnsi"/>
+        </w:rPr>
+      </w:pPr>
+      <w:r>
+        <w:rPr>
+          <w:rFonts w:asciiTheme="minorHAnsi" w:hAnsiTheme="minorHAnsi" w:cstheme="minorHAnsi"/>
+        </w:rPr>
+        <w:t>Create and compare simple time-series forecasting models for future</w:t>
+      </w:r>
+      <w:r>
+        <w:rPr>
+          <w:rFonts w:asciiTheme="minorHAnsi" w:hAnsiTheme="minorHAnsi" w:cstheme="minorHAnsi"/>
+        </w:rPr>
+        <w:t xml:space="preserve"> visa applications.</w:t>
+      </w:r>
+    </w:p>
+    <w:p>
+      <w:pPr>
+        <w:pStyle w:val="NormalWeb"/>
+        <w:numPr>
+          <w:ilvl w:val="0"/>
+          <w:numId w:val="3"/>
+        </w:numPr>
+        <w:rPr>
+          <w:rFonts w:asciiTheme="minorHAnsi" w:hAnsiTheme="minorHAnsi" w:cstheme="minorHAnsi"/>
+        </w:rPr>
+      </w:pPr>
+      <w:r>
+        <w:rPr>
+          <w:rFonts w:asciiTheme="minorHAnsi" w:hAnsiTheme="minorHAnsi" w:cstheme="minorHAnsi"/>
+        </w:rPr>
+        <w:t>Create a business</w:t>
+      </w:r>
+      <w:r>
+        <w:rPr>
+          <w:rFonts w:asciiTheme="minorHAnsi" w:hAnsiTheme="minorHAnsi" w:cstheme="minorHAnsi"/>
+        </w:rPr>
+        <w:t xml:space="preserve"> intelligence dashboard that shows historical demands</w:t>
+      </w:r>
+      <w:r>
+        <w:rPr>
+          <w:rFonts w:asciiTheme="minorHAnsi" w:hAnsiTheme="minorHAnsi" w:cstheme="minorHAnsi"/>
+        </w:rPr>
+        <w:t>, and insights for operational planning</w:t>
+      </w:r>
+      <w:r>
+        <w:rPr>
+          <w:rFonts w:asciiTheme="minorHAnsi" w:hAnsiTheme="minorHAnsi" w:cstheme="minorHAnsi"/>
+        </w:rPr>
+        <w:t>.</w:t>
+      </w:r>
+    </w:p>
+    <w:p>
+      <w:pPr>
+        <w:rPr>
+          <w:rFonts w:eastAsiaTheme="majorEastAsia" w:cstheme="minorHAnsi"/>
+          <w:color w:val="2F5496" w:themeColor="accent1" w:themeShade="BF"/>
+          <w:sz w:val="28"/>
+          <w:szCs w:val="28"/>
+          <w:lang w:val="en-US"/>
+        </w:rPr>
+      </w:pPr>
+      <w:r>
+        <w:rPr>
+          <w:rFonts w:eastAsiaTheme="majorEastAsia" w:cstheme="minorHAnsi"/>
+          <w:color w:val="2F5496" w:themeColor="accent1" w:themeShade="BF"/>
+          <w:sz w:val="28"/>
+          <w:szCs w:val="28"/>
+          <w:lang w:val="en-US"/>
+        </w:rPr>
+        <w:t>Scope</w:t>
+      </w:r>
+    </w:p>
+    <w:p>
+      <w:pPr>
+        <w:pStyle w:val="NormalWeb"/>
+        <w:rPr>
+          <w:rFonts w:asciiTheme="minorHAnsi" w:hAnsiTheme="minorHAnsi" w:cstheme="minorHAnsi"/>
+        </w:rPr>
+      </w:pPr>
+      <w:r>
+        <w:rPr>
+          <w:rFonts w:asciiTheme="minorHAnsi" w:hAnsiTheme="minorHAnsi" w:cstheme="minorHAnsi"/>
+          <w:highlight w:val="yellow"/>
+        </w:rPr>
+        <w:t xml:space="preserve">Clearly define what will be </w:t>
       </w:r>
       <w:r>
         <w:rPr>
           <w:rStyle w:val="Strong"/>
           <w:rFonts w:asciiTheme="minorHAnsi" w:hAnsiTheme="minorHAnsi" w:cstheme="minorHAnsi"/>
-        </w:rPr>
-        <w:t>3–5 clear and achievable objectives</w:t>
-      </w:r>
-      <w:r>
-        <w:rPr>
-          <w:rFonts w:asciiTheme="minorHAnsi" w:hAnsiTheme="minorHAnsi" w:cstheme="minorHAnsi"/>
-        </w:rPr>
-        <w:t>. Include an appropriate business objective or hypothesis that will be explored through the project.</w:t>
-      </w:r>
-    </w:p>
-    <w:p>
-      <w:pPr>
-        <w:pStyle w:val="Heading3"/>
-        <w:rPr>
-          <w:rFonts w:cstheme="minorHAnsi"/>
-          <w:lang w:val="en-US"/>
-        </w:rPr>
-      </w:pPr>
-      <w:r>
-        <w:rPr>
-          <w:rFonts w:cstheme="minorHAnsi"/>
-          <w:lang w:val="en-US"/>
-        </w:rPr>
-        <w:t>5. Scope</w:t>
-      </w:r>
-    </w:p>
-    <w:p>
-      <w:pPr>
-        <w:pStyle w:val="NormalWeb"/>
-        <w:rPr>
-          <w:rFonts w:asciiTheme="minorHAnsi" w:hAnsiTheme="minorHAnsi" w:cstheme="minorHAnsi"/>
-        </w:rPr>
-      </w:pPr>
-      <w:r>
-        <w:rPr>
-          <w:rFonts w:asciiTheme="minorHAnsi" w:hAnsiTheme="minorHAnsi" w:cstheme="minorHAnsi"/>
-        </w:rPr>
-        <w:t xml:space="preserve">Clearly define what will be </w:t>
+          <w:highlight w:val="yellow"/>
+        </w:rPr>
+        <w:t>included and excluded</w:t>
+      </w:r>
+      <w:r>
+        <w:rPr>
+          <w:rFonts w:asciiTheme="minorHAnsi" w:hAnsiTheme="minorHAnsi" w:cstheme="minorHAnsi"/>
+          <w:highlight w:val="yellow"/>
+        </w:rPr>
+        <w:t xml:space="preserve"> from the project. The proposed work should have sufficient scope for investigation and development across two semesters.</w:t>
+      </w:r>
+    </w:p>
+    <w:p>
+      <w:pPr>
+        <w:pStyle w:val="NormalWeb"/>
+        <w:rPr>
+          <w:rFonts w:asciiTheme="minorHAnsi" w:hAnsiTheme="minorHAnsi" w:cstheme="minorHAnsi"/>
+        </w:rPr>
+      </w:pPr>
+      <w:r>
+        <w:rPr>
+          <w:rFonts w:asciiTheme="minorHAnsi" w:hAnsiTheme="minorHAnsi" w:cstheme="minorHAnsi"/>
+        </w:rPr>
+        <w:t>The project will include:</w:t>
+      </w:r>
+    </w:p>
+    <w:p>
+      <w:pPr>
+        <w:pStyle w:val="NormalWeb"/>
+        <w:numPr>
+          <w:ilvl w:val="0"/>
+          <w:numId w:val="4"/>
+        </w:numPr>
+        <w:rPr>
+          <w:rFonts w:asciiTheme="minorHAnsi" w:hAnsiTheme="minorHAnsi" w:cstheme="minorHAnsi"/>
+        </w:rPr>
+      </w:pPr>
+      <w:r>
+        <w:rPr>
+          <w:rFonts w:asciiTheme="minorHAnsi" w:hAnsiTheme="minorHAnsi" w:cstheme="minorHAnsi"/>
+        </w:rPr>
+        <w:t>Anal</w:t>
+      </w:r>
+      <w:r>
+        <w:rPr>
+          <w:rFonts w:asciiTheme="minorHAnsi" w:hAnsiTheme="minorHAnsi" w:cstheme="minorHAnsi"/>
+        </w:rPr>
+        <w:t>ysis of historical monthly visa data from January 2017 to July 2026.</w:t>
+      </w:r>
+    </w:p>
+    <w:p>
+      <w:pPr>
+        <w:pStyle w:val="NormalWeb"/>
+        <w:numPr>
+          <w:ilvl w:val="0"/>
+          <w:numId w:val="4"/>
+        </w:numPr>
+        <w:rPr>
+          <w:rFonts w:asciiTheme="minorHAnsi" w:hAnsiTheme="minorHAnsi" w:cstheme="minorHAnsi"/>
+        </w:rPr>
+      </w:pPr>
+      <w:r>
+        <w:rPr>
+          <w:rFonts w:asciiTheme="minorHAnsi" w:hAnsiTheme="minorHAnsi" w:cstheme="minorHAnsi"/>
+        </w:rPr>
+        <w:t>Separ</w:t>
+      </w:r>
+      <w:r>
+        <w:rPr>
+          <w:rFonts w:asciiTheme="minorHAnsi" w:hAnsiTheme="minorHAnsi" w:cstheme="minorHAnsi"/>
+        </w:rPr>
+        <w:t>a</w:t>
+      </w:r>
+      <w:r>
+        <w:rPr>
+          <w:rFonts w:asciiTheme="minorHAnsi" w:hAnsiTheme="minorHAnsi" w:cstheme="minorHAnsi"/>
+        </w:rPr>
+        <w:t>te Analys</w:t>
+      </w:r>
+      <w:r>
+        <w:rPr>
+          <w:rFonts w:asciiTheme="minorHAnsi" w:hAnsiTheme="minorHAnsi" w:cstheme="minorHAnsi"/>
+        </w:rPr>
+        <w:t>is of short-term and</w:t>
+      </w:r>
+      <w:r>
+        <w:rPr>
+          <w:rFonts w:asciiTheme="minorHAnsi" w:hAnsiTheme="minorHAnsi" w:cstheme="minorHAnsi"/>
+        </w:rPr>
+        <w:t xml:space="preserve"> long-term visa applications.</w:t>
+      </w:r>
+    </w:p>
+    <w:p>
+      <w:pPr>
+        <w:pStyle w:val="NormalWeb"/>
+        <w:numPr>
+          <w:ilvl w:val="0"/>
+          <w:numId w:val="4"/>
+        </w:numPr>
+        <w:rPr>
+          <w:rFonts w:asciiTheme="minorHAnsi" w:hAnsiTheme="minorHAnsi" w:cstheme="minorHAnsi"/>
+        </w:rPr>
+      </w:pPr>
+      <w:r>
+        <w:rPr>
+          <w:rFonts w:asciiTheme="minorHAnsi" w:hAnsiTheme="minorHAnsi" w:cstheme="minorHAnsi"/>
+        </w:rPr>
+        <w:t>Exploratory analysis of applications received, approved, and denied.</w:t>
+      </w:r>
+    </w:p>
+    <w:p>
+      <w:pPr>
+        <w:pStyle w:val="NormalWeb"/>
+        <w:numPr>
+          <w:ilvl w:val="0"/>
+          <w:numId w:val="4"/>
+        </w:numPr>
+        <w:rPr>
+          <w:rFonts w:asciiTheme="minorHAnsi" w:hAnsiTheme="minorHAnsi" w:cstheme="minorHAnsi"/>
+        </w:rPr>
+      </w:pPr>
+      <w:r>
+        <w:rPr>
+          <w:rFonts w:asciiTheme="minorHAnsi" w:hAnsiTheme="minorHAnsi" w:cstheme="minorHAnsi"/>
+        </w:rPr>
+        <w:t xml:space="preserve">Analysis of trends </w:t>
+      </w:r>
+      <w:r>
+        <w:rPr>
+          <w:rFonts w:asciiTheme="minorHAnsi" w:hAnsiTheme="minorHAnsi" w:cstheme="minorHAnsi"/>
+        </w:rPr>
+        <w:t>and seasonality.</w:t>
+      </w:r>
+    </w:p>
+    <w:p>
+      <w:pPr>
+        <w:pStyle w:val="NormalWeb"/>
+        <w:numPr>
+          <w:ilvl w:val="0"/>
+          <w:numId w:val="4"/>
+        </w:numPr>
+        <w:rPr>
+          <w:rFonts w:asciiTheme="minorHAnsi" w:hAnsiTheme="minorHAnsi" w:cstheme="minorHAnsi"/>
+        </w:rPr>
+      </w:pPr>
+      <w:r>
+        <w:rPr>
+          <w:rFonts w:asciiTheme="minorHAnsi" w:hAnsiTheme="minorHAnsi" w:cstheme="minorHAnsi"/>
+        </w:rPr>
+        <w:t>Development of baseline and time-series forecast models.</w:t>
+      </w:r>
+    </w:p>
+    <w:p>
+      <w:pPr>
+        <w:pStyle w:val="NormalWeb"/>
+        <w:numPr>
+          <w:ilvl w:val="0"/>
+          <w:numId w:val="4"/>
+        </w:numPr>
+        <w:rPr>
+          <w:rFonts w:asciiTheme="minorHAnsi" w:hAnsiTheme="minorHAnsi" w:cstheme="minorHAnsi"/>
+        </w:rPr>
+      </w:pPr>
+      <w:r>
+        <w:rPr>
+          <w:rFonts w:asciiTheme="minorHAnsi" w:hAnsiTheme="minorHAnsi" w:cstheme="minorHAnsi"/>
+        </w:rPr>
+        <w:t xml:space="preserve">Comparison of model performance </w:t>
+      </w:r>
+      <w:r>
+        <w:rPr>
+          <w:rFonts w:asciiTheme="minorHAnsi" w:hAnsiTheme="minorHAnsi" w:cstheme="minorHAnsi"/>
+        </w:rPr>
+        <w:t>using appropriate error metrics.</w:t>
+      </w:r>
+    </w:p>
+    <w:p>
+      <w:pPr>
+        <w:pStyle w:val="NormalWeb"/>
+        <w:numPr>
+          <w:ilvl w:val="0"/>
+          <w:numId w:val="4"/>
+        </w:numPr>
+        <w:rPr>
+          <w:rFonts w:asciiTheme="minorHAnsi" w:hAnsiTheme="minorHAnsi" w:cstheme="minorHAnsi"/>
+        </w:rPr>
+      </w:pPr>
+      <w:r>
+        <w:rPr>
+          <w:rFonts w:asciiTheme="minorHAnsi" w:hAnsiTheme="minorHAnsi" w:cstheme="minorHAnsi"/>
+        </w:rPr>
+        <w:t xml:space="preserve">Development of business </w:t>
+      </w:r>
+      <w:r>
+        <w:rPr>
+          <w:rFonts w:asciiTheme="minorHAnsi" w:hAnsiTheme="minorHAnsi" w:cstheme="minorHAnsi"/>
+        </w:rPr>
+        <w:t xml:space="preserve">dashboard containing historical trends and forecast results. </w:t>
+      </w:r>
+    </w:p>
+    <w:p>
+      <w:pPr>
+        <w:pStyle w:val="NormalWeb"/>
+        <w:rPr>
+          <w:rFonts w:asciiTheme="minorHAnsi" w:hAnsiTheme="minorHAnsi" w:cstheme="minorHAnsi"/>
+        </w:rPr>
+      </w:pPr>
+      <w:r>
+        <w:rPr>
+          <w:rFonts w:asciiTheme="minorHAnsi" w:hAnsiTheme="minorHAnsi" w:cstheme="minorHAnsi"/>
+        </w:rPr>
+        <w:t>The following items are excluded from the project</w:t>
+      </w:r>
+      <w:r>
+        <w:rPr>
+          <w:rFonts w:asciiTheme="minorHAnsi" w:hAnsiTheme="minorHAnsi" w:cstheme="minorHAnsi"/>
+        </w:rPr>
+        <w:t xml:space="preserve">: </w:t>
+      </w:r>
+    </w:p>
+    <w:p>
+      <w:pPr>
+        <w:pStyle w:val="NormalWeb"/>
+        <w:numPr>
+          <w:ilvl w:val="0"/>
+          <w:numId w:val="5"/>
+        </w:numPr>
+        <w:rPr>
+          <w:rFonts w:asciiTheme="minorHAnsi" w:hAnsiTheme="minorHAnsi" w:cstheme="minorHAnsi"/>
+        </w:rPr>
+      </w:pPr>
+      <w:r>
+        <w:rPr>
+          <w:rFonts w:asciiTheme="minorHAnsi" w:hAnsiTheme="minorHAnsi" w:cstheme="minorHAnsi"/>
+        </w:rPr>
+        <w:t>Automated decisions to approve</w:t>
+      </w:r>
+      <w:r>
+        <w:rPr>
+          <w:rFonts w:asciiTheme="minorHAnsi" w:hAnsiTheme="minorHAnsi" w:cstheme="minorHAnsi"/>
+        </w:rPr>
+        <w:t xml:space="preserve"> or deny visa applications</w:t>
+      </w:r>
+    </w:p>
+    <w:p>
+      <w:pPr>
+        <w:pStyle w:val="NormalWeb"/>
+        <w:numPr>
+          <w:ilvl w:val="0"/>
+          <w:numId w:val="5"/>
+        </w:numPr>
+        <w:rPr>
+          <w:rFonts w:asciiTheme="minorHAnsi" w:hAnsiTheme="minorHAnsi" w:cstheme="minorHAnsi"/>
+        </w:rPr>
+      </w:pPr>
+      <w:r>
+        <w:rPr>
+          <w:rFonts w:asciiTheme="minorHAnsi" w:hAnsiTheme="minorHAnsi" w:cstheme="minorHAnsi"/>
+        </w:rPr>
+        <w:t>Predictions of individual visa outcomes</w:t>
+      </w:r>
+    </w:p>
+    <w:p>
+      <w:pPr>
+        <w:pStyle w:val="NormalWeb"/>
+        <w:numPr>
+          <w:ilvl w:val="0"/>
+          <w:numId w:val="5"/>
+        </w:numPr>
+        <w:rPr>
+          <w:rFonts w:asciiTheme="minorHAnsi" w:hAnsiTheme="minorHAnsi" w:cstheme="minorHAnsi"/>
+        </w:rPr>
+      </w:pPr>
+      <w:r>
+        <w:rPr>
+          <w:rFonts w:asciiTheme="minorHAnsi" w:hAnsiTheme="minorHAnsi" w:cstheme="minorHAnsi"/>
+        </w:rPr>
+        <w:t>Personal information</w:t>
+      </w:r>
+      <w:r>
+        <w:rPr>
+          <w:rFonts w:asciiTheme="minorHAnsi" w:hAnsiTheme="minorHAnsi" w:cstheme="minorHAnsi"/>
+        </w:rPr>
+        <w:t>.</w:t>
+      </w:r>
+    </w:p>
+    <w:p>
+      <w:pPr>
+        <w:pStyle w:val="NormalWeb"/>
+        <w:numPr>
+          <w:ilvl w:val="0"/>
+          <w:numId w:val="5"/>
+        </w:numPr>
+        <w:rPr>
+          <w:rFonts w:asciiTheme="minorHAnsi" w:hAnsiTheme="minorHAnsi" w:cstheme="minorHAnsi"/>
+        </w:rPr>
+      </w:pPr>
+      <w:r>
+        <w:rPr>
+          <w:rFonts w:asciiTheme="minorHAnsi" w:hAnsiTheme="minorHAnsi" w:cstheme="minorHAnsi"/>
+        </w:rPr>
+        <w:t>Analysis by nationality, country, purpose of visa</w:t>
+      </w:r>
+      <w:r>
+        <w:rPr>
+          <w:rFonts w:asciiTheme="minorHAnsi" w:hAnsiTheme="minorHAnsi" w:cstheme="minorHAnsi"/>
+        </w:rPr>
+        <w:t xml:space="preserve">, or demographic group. </w:t>
+      </w:r>
+    </w:p>
+    <w:p>
+      <w:pPr>
+        <w:rPr>
+          <w:rFonts w:eastAsiaTheme="majorEastAsia" w:cstheme="minorHAnsi"/>
+          <w:color w:val="2F5496" w:themeColor="accent1" w:themeShade="BF"/>
+          <w:sz w:val="28"/>
+          <w:szCs w:val="28"/>
+          <w:lang w:val="en-US"/>
+        </w:rPr>
+      </w:pPr>
+      <w:r>
+        <w:rPr>
+          <w:rFonts w:eastAsiaTheme="majorEastAsia" w:cstheme="minorHAnsi"/>
+          <w:color w:val="2F5496" w:themeColor="accent1" w:themeShade="BF"/>
+          <w:sz w:val="28"/>
+          <w:szCs w:val="28"/>
+          <w:lang w:val="en-US"/>
+        </w:rPr>
+        <w:t>Methodology</w:t>
+      </w:r>
+    </w:p>
+    <w:p>
+      <w:pPr>
+        <w:pStyle w:val="NormalWeb"/>
+        <w:rPr>
+          <w:rFonts w:asciiTheme="minorHAnsi" w:hAnsiTheme="minorHAnsi" w:cstheme="minorHAnsi"/>
+          <w:highlight w:val="yellow"/>
+        </w:rPr>
+      </w:pPr>
+      <w:r>
+        <w:rPr>
+          <w:rFonts w:asciiTheme="minorHAnsi" w:hAnsiTheme="minorHAnsi" w:cstheme="minorHAnsi"/>
+          <w:highlight w:val="yellow"/>
+        </w:rPr>
+        <w:lastRenderedPageBreak/>
+        <w:t>Describe how you plan to carry out the project. Explain the proposed data analytics methods, predictive modelling techniques, technologies and tools, and briefly justify your choices.</w:t>
+      </w:r>
+    </w:p>
+    <w:p>
+      <w:pPr>
+        <w:pStyle w:val="NormalWeb"/>
+        <w:rPr>
+          <w:rFonts w:asciiTheme="minorHAnsi" w:hAnsiTheme="minorHAnsi" w:cstheme="minorHAnsi"/>
+        </w:rPr>
+      </w:pPr>
+      <w:r>
+        <w:rPr>
+          <w:rFonts w:asciiTheme="minorHAnsi" w:hAnsiTheme="minorHAnsi" w:cstheme="minorHAnsi"/>
+          <w:highlight w:val="yellow"/>
+        </w:rPr>
+        <w:t xml:space="preserve">Include a </w:t>
       </w:r>
       <w:r>
         <w:rPr>
           <w:rStyle w:val="Strong"/>
           <w:rFonts w:asciiTheme="minorHAnsi" w:hAnsiTheme="minorHAnsi" w:cstheme="minorHAnsi"/>
-        </w:rPr>
-        <w:t>included and excluded</w:t>
-      </w:r>
-      <w:r>
-        <w:rPr>
-          <w:rFonts w:asciiTheme="minorHAnsi" w:hAnsiTheme="minorHAnsi" w:cstheme="minorHAnsi"/>
-        </w:rPr>
-        <w:t xml:space="preserve"> from the project. The proposed work should have sufficient scope for investigation and development across two semesters.</w:t>
-      </w:r>
-    </w:p>
-    <w:p>
-      <w:pPr>
-        <w:pStyle w:val="Heading3"/>
-        <w:rPr>
-          <w:rFonts w:cstheme="minorHAnsi"/>
-          <w:lang w:val="en-US"/>
-        </w:rPr>
-      </w:pPr>
-      <w:r>
-        <w:rPr>
-          <w:rFonts w:cstheme="minorHAnsi"/>
-          <w:lang w:val="en-US"/>
-        </w:rPr>
-        <w:lastRenderedPageBreak/>
-        <w:t>6. Methodology</w:t>
-      </w:r>
-    </w:p>
-    <w:p>
-      <w:pPr>
-        <w:pStyle w:val="NormalWeb"/>
-        <w:rPr>
-          <w:rFonts w:asciiTheme="minorHAnsi" w:hAnsiTheme="minorHAnsi" w:cstheme="minorHAnsi"/>
-        </w:rPr>
-      </w:pPr>
-      <w:r>
-        <w:rPr>
-          <w:rFonts w:asciiTheme="minorHAnsi" w:hAnsiTheme="minorHAnsi" w:cstheme="minorHAnsi"/>
-        </w:rPr>
-        <w:t>Describe how you plan to carry out the project. Explain the proposed data analytics methods, predictive modelling techniques, technologies and tools, and briefly justify your choices.</w:t>
-      </w:r>
-    </w:p>
-    <w:p>
-      <w:pPr>
-        <w:pStyle w:val="NormalWeb"/>
-        <w:rPr>
-          <w:rFonts w:asciiTheme="minorHAnsi" w:hAnsiTheme="minorHAnsi" w:cstheme="minorHAnsi"/>
-        </w:rPr>
-      </w:pPr>
-      <w:r>
-        <w:rPr>
-          <w:rFonts w:asciiTheme="minorHAnsi" w:hAnsiTheme="minorHAnsi" w:cstheme="minorHAnsi"/>
-        </w:rPr>
-        <w:t xml:space="preserve">Include a </w:t>
-      </w:r>
-      <w:r>
-        <w:rPr>
-          <w:rStyle w:val="Strong"/>
-          <w:rFonts w:asciiTheme="minorHAnsi" w:hAnsiTheme="minorHAnsi" w:cstheme="minorHAnsi"/>
+          <w:highlight w:val="yellow"/>
         </w:rPr>
         <w:t>high-level architectural diagram</w:t>
       </w:r>
       <w:r>
         <w:rPr>
           <w:rFonts w:asciiTheme="minorHAnsi" w:hAnsiTheme="minorHAnsi" w:cstheme="minorHAnsi"/>
+          <w:highlight w:val="yellow"/>
         </w:rPr>
         <w:t xml:space="preserve"> showing the proposed workflow or system architecture and how the main components are connected. Briefly explain the main components and overall workflow.</w:t>
       </w:r>
     </w:p>
     <w:p>
       <w:pPr>
-        <w:pStyle w:val="Heading3"/>
-        <w:rPr>
-          <w:rFonts w:cstheme="minorHAnsi"/>
-          <w:lang w:val="en-US"/>
-        </w:rPr>
-      </w:pPr>
-      <w:r>
-        <w:rPr>
-          <w:rFonts w:cstheme="minorHAnsi"/>
-          <w:lang w:val="en-US"/>
-        </w:rPr>
-        <w:t>7. Data Sources</w:t>
-      </w:r>
-    </w:p>
-    <w:p>
-      <w:pPr>
-        <w:pStyle w:val="NormalWeb"/>
-        <w:rPr>
-          <w:rFonts w:asciiTheme="minorHAnsi" w:hAnsiTheme="minorHAnsi" w:cstheme="minorHAnsi"/>
-        </w:rPr>
-      </w:pPr>
-      <w:r>
-        <w:rPr>
-          <w:rFonts w:asciiTheme="minorHAnsi" w:hAnsiTheme="minorHAnsi" w:cstheme="minorHAnsi"/>
-        </w:rPr>
-        <w:t>Identify the dataset(s) or data sources you intend to use. Describe the type and approximate amount of data required, its relevance to the business problem, and evidence of appropriate permission or rights to access and use the data.</w:t>
-      </w:r>
-    </w:p>
-    <w:p>
-      <w:pPr>
-        <w:pStyle w:val="Heading3"/>
-        <w:rPr>
-          <w:rFonts w:cstheme="minorHAnsi"/>
-          <w:lang w:val="en-US"/>
-        </w:rPr>
-      </w:pPr>
-      <w:r>
-        <w:rPr>
-          <w:rFonts w:cstheme="minorHAnsi"/>
-          <w:lang w:val="en-US"/>
-        </w:rPr>
-        <w:t>8. Expected Deliverables</w:t>
-      </w:r>
-    </w:p>
-    <w:p>
-      <w:pPr>
-        <w:pStyle w:val="NormalWeb"/>
-        <w:rPr>
-          <w:rFonts w:asciiTheme="minorHAnsi" w:hAnsiTheme="minorHAnsi" w:cstheme="minorHAnsi"/>
-        </w:rPr>
-      </w:pPr>
-      <w:r>
-        <w:rPr>
-          <w:rFonts w:asciiTheme="minorHAnsi" w:hAnsiTheme="minorHAnsi" w:cstheme="minorHAnsi"/>
-        </w:rPr>
-        <w:t>Clearly state what you expect to produce by the end of Semester 2, including the expected analytical and predictive modelling outputs and any relevant dashboard, application, system or other project deliverables.</w:t>
-      </w:r>
-    </w:p>
-    <w:p>
-      <w:pPr>
-        <w:pStyle w:val="Heading3"/>
-        <w:rPr>
-          <w:rFonts w:cstheme="minorHAnsi"/>
-          <w:lang w:val="en-US"/>
-        </w:rPr>
-      </w:pPr>
-      <w:r>
-        <w:rPr>
-          <w:rFonts w:cstheme="minorHAnsi"/>
-          <w:lang w:val="en-US"/>
-        </w:rPr>
-        <w:t>9. Project Timeline</w:t>
-      </w:r>
-    </w:p>
-    <w:p>
-      <w:pPr>
-        <w:pStyle w:val="NormalWeb"/>
-        <w:rPr>
-          <w:rFonts w:asciiTheme="minorHAnsi" w:hAnsiTheme="minorHAnsi" w:cstheme="minorHAnsi"/>
-        </w:rPr>
-      </w:pPr>
-      <w:r>
-        <w:rPr>
-          <w:rFonts w:asciiTheme="minorHAnsi" w:hAnsiTheme="minorHAnsi" w:cstheme="minorHAnsi"/>
-        </w:rPr>
-        <w:t xml:space="preserve">Provide a </w:t>
-      </w:r>
-      <w:r>
-        <w:rPr>
-          <w:rStyle w:val="Strong"/>
-          <w:rFonts w:asciiTheme="minorHAnsi" w:hAnsiTheme="minorHAnsi" w:cstheme="minorHAnsi"/>
-        </w:rPr>
-        <w:t>high-level project timeline diagram (e.g., a Gantt chart)</w:t>
-      </w:r>
-      <w:r>
-        <w:rPr>
-          <w:rFonts w:asciiTheme="minorHAnsi" w:hAnsiTheme="minorHAnsi" w:cstheme="minorHAnsi"/>
-        </w:rPr>
-        <w:t xml:space="preserve"> covering both semesters. Clearly show the main project phases, key activities, milestones and expected completion periods.</w:t>
-      </w:r>
-    </w:p>
-    <w:p>
-      <w:pPr>
-        <w:pStyle w:val="Heading3"/>
-        <w:rPr>
-          <w:rFonts w:cstheme="minorHAnsi"/>
-          <w:lang w:val="en-US"/>
-        </w:rPr>
-      </w:pPr>
-      <w:r>
-        <w:rPr>
-          <w:rFonts w:cstheme="minorHAnsi"/>
-          <w:lang w:val="en-US"/>
-        </w:rPr>
-        <w:t>10. Ethical and Legal Considerations</w:t>
-      </w:r>
-    </w:p>
-    <w:p>
-      <w:pPr>
-        <w:pStyle w:val="NormalWeb"/>
-        <w:rPr>
-          <w:rFonts w:asciiTheme="minorHAnsi" w:hAnsiTheme="minorHAnsi" w:cstheme="minorHAnsi"/>
-        </w:rPr>
-      </w:pPr>
-      <w:r>
-        <w:rPr>
-          <w:rFonts w:asciiTheme="minorHAnsi" w:hAnsiTheme="minorHAnsi" w:cstheme="minorHAnsi"/>
-        </w:rPr>
-        <w:t>Identify relevant ethical, privacy, data protection, security and data-use considerations associated with the project. Explain how these will be appropriately addressed, including permissions for accessing and using the selected data.</w:t>
-      </w:r>
-    </w:p>
-    <w:p>
-      <w:pPr>
-        <w:spacing w:after="0"/>
-        <w:rPr>
-          <w:lang w:val="en-US"/>
-        </w:rPr>
-      </w:pPr>
-    </w:p>
-    <w:p>
-      <w:pPr>
-        <w:spacing w:after="0"/>
-        <w:rPr>
+        <w:pStyle w:val="NormalWeb"/>
+        <w:rPr>
+          <w:rFonts w:asciiTheme="minorHAnsi" w:hAnsiTheme="minorHAnsi" w:cstheme="minorHAnsi"/>
+        </w:rPr>
+      </w:pPr>
+      <w:r>
+        <w:rPr>
+          <w:rFonts w:asciiTheme="minorHAnsi" w:hAnsiTheme="minorHAnsi" w:cstheme="minorHAnsi"/>
+        </w:rPr>
+        <w:t xml:space="preserve">This project will follow five main stages: data preparation, exploratory analysis, predictive modelling, model </w:t>
+      </w:r>
+      <w:r>
+        <w:rPr>
+          <w:rFonts w:asciiTheme="minorHAnsi" w:hAnsiTheme="minorHAnsi" w:cstheme="minorHAnsi"/>
+        </w:rPr>
+        <w:t>evaluation and dashboard development.</w:t>
+      </w:r>
+    </w:p>
+    <w:p>
+      <w:pPr>
+        <w:pStyle w:val="NormalWeb"/>
+        <w:rPr>
+          <w:rFonts w:asciiTheme="minorHAnsi" w:hAnsiTheme="minorHAnsi" w:cstheme="minorHAnsi"/>
+        </w:rPr>
+      </w:pPr>
+      <w:r>
+        <w:rPr>
+          <w:rFonts w:asciiTheme="minorHAnsi" w:hAnsiTheme="minorHAnsi" w:cstheme="minorHAnsi"/>
+        </w:rPr>
+        <w:t>First, the file</w:t>
+      </w:r>
+      <w:r>
+        <w:rPr>
+          <w:rFonts w:asciiTheme="minorHAnsi" w:hAnsiTheme="minorHAnsi" w:cstheme="minorHAnsi"/>
+        </w:rPr>
+        <w:t xml:space="preserve"> will be imported using pandas. The data will be cleaned and </w:t>
+      </w:r>
+      <w:r>
+        <w:rPr>
+          <w:rFonts w:asciiTheme="minorHAnsi" w:hAnsiTheme="minorHAnsi" w:cstheme="minorHAnsi"/>
+        </w:rPr>
+        <w:t xml:space="preserve">transformed from </w:t>
+      </w:r>
+      <w:r>
+        <w:rPr>
+          <w:rFonts w:asciiTheme="minorHAnsi" w:hAnsiTheme="minorHAnsi" w:cstheme="minorHAnsi"/>
+        </w:rPr>
+        <w:t>wide format to long format. Int the final structure, each row will represent a month</w:t>
+      </w:r>
+      <w:r>
+        <w:rPr>
+          <w:rFonts w:asciiTheme="minorHAnsi" w:hAnsiTheme="minorHAnsi" w:cstheme="minorHAnsi"/>
+        </w:rPr>
+        <w:t>, the visa type, the application statis, and the</w:t>
+      </w:r>
+      <w:r>
+        <w:rPr>
+          <w:rFonts w:asciiTheme="minorHAnsi" w:hAnsiTheme="minorHAnsi" w:cstheme="minorHAnsi"/>
+        </w:rPr>
+        <w:t xml:space="preserve"> </w:t>
+      </w:r>
+      <w:r>
+        <w:rPr>
+          <w:rFonts w:asciiTheme="minorHAnsi" w:hAnsiTheme="minorHAnsi" w:cstheme="minorHAnsi"/>
+        </w:rPr>
+        <w:t xml:space="preserve">number of </w:t>
+      </w:r>
+      <w:r>
+        <w:rPr>
+          <w:rFonts w:asciiTheme="minorHAnsi" w:hAnsiTheme="minorHAnsi" w:cstheme="minorHAnsi"/>
+        </w:rPr>
+        <w:t>applications</w:t>
+      </w:r>
+      <w:r>
+        <w:rPr>
+          <w:rFonts w:asciiTheme="minorHAnsi" w:hAnsiTheme="minorHAnsi" w:cstheme="minorHAnsi"/>
+        </w:rPr>
+        <w:t>. A date co</w:t>
+      </w:r>
+      <w:r>
+        <w:rPr>
+          <w:rFonts w:asciiTheme="minorHAnsi" w:hAnsiTheme="minorHAnsi" w:cstheme="minorHAnsi"/>
+        </w:rPr>
+        <w:t xml:space="preserve">lumn we also be </w:t>
+      </w:r>
+      <w:r>
+        <w:rPr>
+          <w:rFonts w:asciiTheme="minorHAnsi" w:hAnsiTheme="minorHAnsi" w:cstheme="minorHAnsi"/>
+        </w:rPr>
+        <w:t>created</w:t>
+      </w:r>
+      <w:r>
+        <w:rPr>
+          <w:rFonts w:asciiTheme="minorHAnsi" w:hAnsiTheme="minorHAnsi" w:cstheme="minorHAnsi"/>
+        </w:rPr>
+        <w:t>,</w:t>
+      </w:r>
+      <w:r>
+        <w:rPr>
+          <w:rFonts w:asciiTheme="minorHAnsi" w:hAnsiTheme="minorHAnsi" w:cstheme="minorHAnsi"/>
+        </w:rPr>
+        <w:t xml:space="preserve"> missing values, </w:t>
+      </w:r>
+      <w:r>
+        <w:rPr>
+          <w:rFonts w:asciiTheme="minorHAnsi" w:hAnsiTheme="minorHAnsi" w:cstheme="minorHAnsi"/>
+        </w:rPr>
+        <w:t>and missing values will be checked.</w:t>
+      </w:r>
+    </w:p>
+    <w:p>
+      <w:pPr>
+        <w:pStyle w:val="NormalWeb"/>
+        <w:rPr>
+          <w:rFonts w:asciiTheme="minorHAnsi" w:hAnsiTheme="minorHAnsi" w:cstheme="minorHAnsi"/>
+        </w:rPr>
+      </w:pPr>
+      <w:r>
+        <w:rPr>
+          <w:rFonts w:asciiTheme="minorHAnsi" w:hAnsiTheme="minorHAnsi" w:cstheme="minorHAnsi"/>
+        </w:rPr>
+        <w:t xml:space="preserve">Next the project will make a monthly </w:t>
+      </w:r>
+      <w:r>
+        <w:rPr>
+          <w:rFonts w:asciiTheme="minorHAnsi" w:hAnsiTheme="minorHAnsi" w:cstheme="minorHAnsi"/>
+        </w:rPr>
+        <w:t xml:space="preserve">forecast of visa applications. </w:t>
+      </w:r>
+      <w:r>
+        <w:rPr>
+          <w:rFonts w:asciiTheme="minorHAnsi" w:hAnsiTheme="minorHAnsi" w:cstheme="minorHAnsi"/>
+        </w:rPr>
+        <w:t>Separate</w:t>
+      </w:r>
+      <w:r>
+        <w:rPr>
+          <w:rFonts w:asciiTheme="minorHAnsi" w:hAnsiTheme="minorHAnsi" w:cstheme="minorHAnsi"/>
+        </w:rPr>
+        <w:t xml:space="preserve"> </w:t>
+      </w:r>
+      <w:r>
+        <w:rPr>
+          <w:rFonts w:asciiTheme="minorHAnsi" w:hAnsiTheme="minorHAnsi" w:cstheme="minorHAnsi"/>
+        </w:rPr>
+        <w:t>models will</w:t>
+      </w:r>
+      <w:r>
+        <w:rPr>
+          <w:rFonts w:asciiTheme="minorHAnsi" w:hAnsiTheme="minorHAnsi" w:cstheme="minorHAnsi"/>
+        </w:rPr>
+        <w:t xml:space="preserve"> be created for short term</w:t>
+      </w:r>
+      <w:r>
+        <w:rPr>
+          <w:rFonts w:asciiTheme="minorHAnsi" w:hAnsiTheme="minorHAnsi" w:cstheme="minorHAnsi"/>
+        </w:rPr>
+        <w:t xml:space="preserve"> and </w:t>
+      </w:r>
+      <w:proofErr w:type="gramStart"/>
+      <w:r>
+        <w:rPr>
+          <w:rFonts w:asciiTheme="minorHAnsi" w:hAnsiTheme="minorHAnsi" w:cstheme="minorHAnsi"/>
+        </w:rPr>
+        <w:t>long term</w:t>
+      </w:r>
+      <w:proofErr w:type="gramEnd"/>
+      <w:r>
+        <w:rPr>
+          <w:rFonts w:asciiTheme="minorHAnsi" w:hAnsiTheme="minorHAnsi" w:cstheme="minorHAnsi"/>
+        </w:rPr>
+        <w:t xml:space="preserve"> visas, because these </w:t>
+      </w:r>
+      <w:r>
+        <w:rPr>
+          <w:rFonts w:asciiTheme="minorHAnsi" w:hAnsiTheme="minorHAnsi" w:cstheme="minorHAnsi"/>
+        </w:rPr>
+        <w:t>categories</w:t>
+      </w:r>
+      <w:r>
+        <w:rPr>
+          <w:rFonts w:asciiTheme="minorHAnsi" w:hAnsiTheme="minorHAnsi" w:cstheme="minorHAnsi"/>
+        </w:rPr>
+        <w:t xml:space="preserve"> have different </w:t>
+      </w:r>
+      <w:r>
+        <w:rPr>
+          <w:rFonts w:asciiTheme="minorHAnsi" w:hAnsiTheme="minorHAnsi" w:cstheme="minorHAnsi"/>
+        </w:rPr>
+        <w:t>volumes and demand trends.</w:t>
+      </w:r>
+    </w:p>
+    <w:p>
+      <w:pPr>
+        <w:pStyle w:val="NormalWeb"/>
+        <w:rPr>
+          <w:rFonts w:asciiTheme="minorHAnsi" w:hAnsiTheme="minorHAnsi" w:cstheme="minorHAnsi"/>
+        </w:rPr>
+      </w:pPr>
+      <w:r>
+        <w:rPr>
+          <w:rFonts w:asciiTheme="minorHAnsi" w:hAnsiTheme="minorHAnsi" w:cstheme="minorHAnsi"/>
+        </w:rPr>
+        <w:t xml:space="preserve">The first model will be a </w:t>
+      </w:r>
+      <w:r>
+        <w:rPr>
+          <w:rFonts w:asciiTheme="minorHAnsi" w:hAnsiTheme="minorHAnsi" w:cstheme="minorHAnsi"/>
+        </w:rPr>
+        <w:t xml:space="preserve">Naïve seasonal forecast. It will </w:t>
+      </w:r>
+      <w:r>
+        <w:rPr>
+          <w:rFonts w:asciiTheme="minorHAnsi" w:hAnsiTheme="minorHAnsi" w:cstheme="minorHAnsi"/>
+        </w:rPr>
+        <w:t>use figure for the same month of the previous year as the bases for the forecast</w:t>
+      </w:r>
+      <w:r>
+        <w:rPr>
+          <w:rFonts w:asciiTheme="minorHAnsi" w:hAnsiTheme="minorHAnsi" w:cstheme="minorHAnsi"/>
+        </w:rPr>
+        <w:t xml:space="preserve">. </w:t>
+      </w:r>
+      <w:r>
+        <w:rPr>
+          <w:rFonts w:asciiTheme="minorHAnsi" w:hAnsiTheme="minorHAnsi" w:cstheme="minorHAnsi"/>
+        </w:rPr>
+        <w:t>For example, the forecast for July 2027 will use the figure for July 2026. This model will provide a simple baseline for comparison.</w:t>
+      </w:r>
+    </w:p>
+    <w:p>
+      <w:pPr>
+        <w:pStyle w:val="NormalWeb"/>
+        <w:rPr>
+          <w:rFonts w:asciiTheme="minorHAnsi" w:hAnsiTheme="minorHAnsi" w:cstheme="minorHAnsi"/>
+        </w:rPr>
+      </w:pPr>
+      <w:r>
+        <w:rPr>
+          <w:rFonts w:asciiTheme="minorHAnsi" w:hAnsiTheme="minorHAnsi" w:cstheme="minorHAnsi"/>
+        </w:rPr>
+        <w:t xml:space="preserve">The second model will be the </w:t>
+      </w:r>
+      <w:r>
+        <w:rPr>
+          <w:rFonts w:asciiTheme="minorHAnsi" w:hAnsiTheme="minorHAnsi" w:cstheme="minorHAnsi"/>
+        </w:rPr>
+        <w:t>holt-winters exponential smoothing method</w:t>
+      </w:r>
+      <w:r>
+        <w:rPr>
+          <w:rFonts w:asciiTheme="minorHAnsi" w:hAnsiTheme="minorHAnsi" w:cstheme="minorHAnsi"/>
+        </w:rPr>
+        <w:t>.</w:t>
+      </w:r>
+      <w:r>
+        <w:rPr>
+          <w:rFonts w:asciiTheme="minorHAnsi" w:hAnsiTheme="minorHAnsi" w:cstheme="minorHAnsi"/>
+        </w:rPr>
+        <w:br/>
+        <w:t xml:space="preserve">this model is suitable for monthly data, as it allows for the identification of trends and seasonal patterns. </w:t>
+      </w:r>
+    </w:p>
+    <w:p>
+      <w:pPr>
+        <w:pStyle w:val="NormalWeb"/>
+        <w:rPr>
+          <w:rFonts w:asciiTheme="minorHAnsi" w:hAnsiTheme="minorHAnsi" w:cstheme="minorHAnsi"/>
+        </w:rPr>
+      </w:pPr>
+      <w:r>
+        <w:rPr>
+          <w:rFonts w:asciiTheme="minorHAnsi" w:hAnsiTheme="minorHAnsi" w:cstheme="minorHAnsi"/>
+        </w:rPr>
+        <w:t>The models will be trained using data from January 2017 to December 2024</w:t>
+      </w:r>
+      <w:r>
+        <w:rPr>
+          <w:rFonts w:asciiTheme="minorHAnsi" w:hAnsiTheme="minorHAnsi" w:cstheme="minorHAnsi"/>
+        </w:rPr>
+        <w:t xml:space="preserve">. Data from January using data from January </w:t>
+      </w:r>
+      <w:r>
+        <w:rPr>
+          <w:rFonts w:asciiTheme="minorHAnsi" w:hAnsiTheme="minorHAnsi" w:cstheme="minorHAnsi"/>
+        </w:rPr>
+        <w:t>to December 2025 will be used for testing</w:t>
+      </w:r>
+      <w:r>
+        <w:rPr>
+          <w:rFonts w:asciiTheme="minorHAnsi" w:hAnsiTheme="minorHAnsi" w:cstheme="minorHAnsi"/>
+        </w:rPr>
+        <w:t>. The forecast will be compare</w:t>
+      </w:r>
+      <w:r>
+        <w:rPr>
+          <w:rFonts w:asciiTheme="minorHAnsi" w:hAnsiTheme="minorHAnsi" w:cstheme="minorHAnsi"/>
+        </w:rPr>
+        <w:t>d with actual values using MAE, RMSE, and MAPE or SMAPE.</w:t>
+      </w:r>
+    </w:p>
+    <w:p>
+      <w:pPr>
+        <w:pStyle w:val="NormalWeb"/>
+        <w:rPr>
+          <w:rFonts w:asciiTheme="minorHAnsi" w:hAnsiTheme="minorHAnsi" w:cstheme="minorHAnsi"/>
+        </w:rPr>
+      </w:pPr>
+      <w:r>
+        <w:rPr>
+          <w:rFonts w:asciiTheme="minorHAnsi" w:hAnsiTheme="minorHAnsi" w:cstheme="minorHAnsi"/>
+        </w:rPr>
+        <w:t xml:space="preserve">The </w:t>
+      </w:r>
+      <w:r>
+        <w:rPr>
+          <w:rFonts w:asciiTheme="minorHAnsi" w:hAnsiTheme="minorHAnsi" w:cstheme="minorHAnsi"/>
+        </w:rPr>
+        <w:t>selected model will be the one that</w:t>
+      </w:r>
+      <w:r>
+        <w:rPr>
+          <w:rFonts w:asciiTheme="minorHAnsi" w:hAnsiTheme="minorHAnsi" w:cstheme="minorHAnsi"/>
+        </w:rPr>
+        <w:t xml:space="preserve"> offers the best balance between </w:t>
+      </w:r>
+      <w:r>
+        <w:rPr>
+          <w:rFonts w:asciiTheme="minorHAnsi" w:hAnsiTheme="minorHAnsi" w:cstheme="minorHAnsi"/>
+        </w:rPr>
+        <w:t>accuracy</w:t>
+      </w:r>
+      <w:r>
+        <w:rPr>
+          <w:rFonts w:asciiTheme="minorHAnsi" w:hAnsiTheme="minorHAnsi" w:cstheme="minorHAnsi"/>
+        </w:rPr>
+        <w:t>, simpli</w:t>
+      </w:r>
+      <w:r>
+        <w:rPr>
+          <w:rFonts w:asciiTheme="minorHAnsi" w:hAnsiTheme="minorHAnsi" w:cstheme="minorHAnsi"/>
+        </w:rPr>
+        <w:t>ci</w:t>
+      </w:r>
+      <w:r>
+        <w:rPr>
+          <w:rFonts w:asciiTheme="minorHAnsi" w:hAnsiTheme="minorHAnsi" w:cstheme="minorHAnsi"/>
+        </w:rPr>
+        <w:t xml:space="preserve">ty and </w:t>
+      </w:r>
+      <w:r>
+        <w:rPr>
+          <w:rFonts w:asciiTheme="minorHAnsi" w:hAnsiTheme="minorHAnsi" w:cstheme="minorHAnsi"/>
+        </w:rPr>
+        <w:t>usefulness for business users.</w:t>
+      </w:r>
+    </w:p>
+    <w:p>
+      <w:pPr>
+        <w:pStyle w:val="NormalWeb"/>
+        <w:rPr>
+          <w:rFonts w:asciiTheme="minorHAnsi" w:hAnsiTheme="minorHAnsi" w:cstheme="minorHAnsi"/>
+        </w:rPr>
+      </w:pPr>
+      <w:r>
+        <w:rPr>
+          <w:rFonts w:asciiTheme="minorHAnsi" w:hAnsiTheme="minorHAnsi" w:cstheme="minorHAnsi"/>
+        </w:rPr>
+        <w:t>The main to</w:t>
+      </w:r>
+      <w:r>
+        <w:rPr>
+          <w:rFonts w:asciiTheme="minorHAnsi" w:hAnsiTheme="minorHAnsi" w:cstheme="minorHAnsi"/>
+        </w:rPr>
+        <w:t>ols will be:</w:t>
+      </w:r>
+    </w:p>
+    <w:p>
+      <w:pPr>
+        <w:pStyle w:val="NormalWeb"/>
+        <w:numPr>
+          <w:ilvl w:val="0"/>
+          <w:numId w:val="6"/>
+        </w:numPr>
+        <w:rPr>
+          <w:rFonts w:asciiTheme="minorHAnsi" w:hAnsiTheme="minorHAnsi" w:cstheme="minorHAnsi"/>
+        </w:rPr>
+      </w:pPr>
+      <w:r>
+        <w:rPr>
+          <w:rFonts w:asciiTheme="minorHAnsi" w:hAnsiTheme="minorHAnsi" w:cstheme="minorHAnsi"/>
+        </w:rPr>
+        <w:t>Python: primary programming language.</w:t>
+      </w:r>
+    </w:p>
+    <w:p>
+      <w:pPr>
+        <w:pStyle w:val="NormalWeb"/>
+        <w:numPr>
+          <w:ilvl w:val="0"/>
+          <w:numId w:val="6"/>
+        </w:numPr>
+        <w:rPr>
+          <w:rFonts w:asciiTheme="minorHAnsi" w:hAnsiTheme="minorHAnsi" w:cstheme="minorHAnsi"/>
+        </w:rPr>
+      </w:pPr>
+      <w:r>
+        <w:rPr>
+          <w:rFonts w:asciiTheme="minorHAnsi" w:hAnsiTheme="minorHAnsi" w:cstheme="minorHAnsi"/>
+        </w:rPr>
+        <w:t>Pandas: data cleaning and transformation.</w:t>
+      </w:r>
+    </w:p>
+    <w:p>
+      <w:pPr>
+        <w:pStyle w:val="NormalWeb"/>
+        <w:numPr>
+          <w:ilvl w:val="0"/>
+          <w:numId w:val="6"/>
+        </w:numPr>
+        <w:rPr>
+          <w:rFonts w:asciiTheme="minorHAnsi" w:hAnsiTheme="minorHAnsi" w:cstheme="minorHAnsi"/>
+        </w:rPr>
+      </w:pPr>
+      <w:r>
+        <w:rPr>
+          <w:rFonts w:asciiTheme="minorHAnsi" w:hAnsiTheme="minorHAnsi" w:cstheme="minorHAnsi"/>
+        </w:rPr>
+        <w:t>Matplotlib and Seaborn: data visualization.</w:t>
+      </w:r>
+    </w:p>
+    <w:p>
+      <w:pPr>
+        <w:pStyle w:val="NormalWeb"/>
+        <w:numPr>
+          <w:ilvl w:val="0"/>
+          <w:numId w:val="6"/>
+        </w:numPr>
+        <w:rPr>
+          <w:rFonts w:asciiTheme="minorHAnsi" w:hAnsiTheme="minorHAnsi" w:cstheme="minorHAnsi"/>
+        </w:rPr>
+      </w:pPr>
+      <w:proofErr w:type="spellStart"/>
+      <w:r>
+        <w:rPr>
+          <w:rFonts w:asciiTheme="minorHAnsi" w:hAnsiTheme="minorHAnsi" w:cstheme="minorHAnsi"/>
+        </w:rPr>
+        <w:t>Statsmodels</w:t>
+      </w:r>
+      <w:proofErr w:type="spellEnd"/>
+      <w:r>
+        <w:rPr>
+          <w:rFonts w:asciiTheme="minorHAnsi" w:hAnsiTheme="minorHAnsi" w:cstheme="minorHAnsi"/>
+        </w:rPr>
+        <w:t>: Holt-Winters and SARIMA models.</w:t>
+      </w:r>
+    </w:p>
+    <w:p>
+      <w:pPr>
+        <w:pStyle w:val="NormalWeb"/>
+        <w:numPr>
+          <w:ilvl w:val="0"/>
+          <w:numId w:val="6"/>
+        </w:numPr>
+        <w:rPr>
+          <w:rFonts w:asciiTheme="minorHAnsi" w:hAnsiTheme="minorHAnsi" w:cstheme="minorHAnsi"/>
+        </w:rPr>
+      </w:pPr>
+      <w:r>
+        <w:rPr>
+          <w:rFonts w:asciiTheme="minorHAnsi" w:hAnsiTheme="minorHAnsi" w:cstheme="minorHAnsi"/>
+        </w:rPr>
+        <w:t>Scikit-learn: evaluation metrics.</w:t>
+      </w:r>
+    </w:p>
+    <w:p>
+      <w:pPr>
+        <w:pStyle w:val="NormalWeb"/>
+        <w:numPr>
+          <w:ilvl w:val="0"/>
+          <w:numId w:val="6"/>
+        </w:numPr>
+        <w:rPr>
+          <w:rFonts w:asciiTheme="minorHAnsi" w:hAnsiTheme="minorHAnsi" w:cstheme="minorHAnsi"/>
+        </w:rPr>
+      </w:pPr>
+      <w:r>
+        <w:rPr>
+          <w:rFonts w:asciiTheme="minorHAnsi" w:hAnsiTheme="minorHAnsi" w:cstheme="minorHAnsi"/>
+        </w:rPr>
+        <w:t>Jupyter Notebook: code, analysis, and documentation.</w:t>
+      </w:r>
+    </w:p>
+    <w:p>
+      <w:pPr>
+        <w:pStyle w:val="NormalWeb"/>
+        <w:numPr>
+          <w:ilvl w:val="0"/>
+          <w:numId w:val="6"/>
+        </w:numPr>
+        <w:rPr>
+          <w:rFonts w:asciiTheme="minorHAnsi" w:hAnsiTheme="minorHAnsi" w:cstheme="minorHAnsi"/>
+        </w:rPr>
+      </w:pPr>
+      <w:r>
+        <w:rPr>
+          <w:rFonts w:asciiTheme="minorHAnsi" w:hAnsiTheme="minorHAnsi" w:cstheme="minorHAnsi"/>
+        </w:rPr>
+        <w:t>Power BI: final dashboard and business communication</w:t>
+      </w:r>
+      <w:r>
+        <w:rPr>
+          <w:rFonts w:asciiTheme="minorHAnsi" w:hAnsiTheme="minorHAnsi" w:cstheme="minorHAnsi"/>
+        </w:rPr>
+        <w:t>.</w:t>
+      </w:r>
+    </w:p>
+    <w:p>
+      <w:pPr>
+        <w:pStyle w:val="NormalWeb"/>
+        <w:rPr>
+          <w:rFonts w:asciiTheme="minorHAnsi" w:hAnsiTheme="minorHAnsi" w:cstheme="minorHAnsi"/>
           <w:b/>
           <w:bCs/>
-          <w:lang w:val="en-US"/>
-        </w:rPr>
-      </w:pPr>
-      <w:r>
-        <w:rPr>
+        </w:rPr>
+      </w:pPr>
+      <w:r>
+        <w:rPr>
+          <w:rFonts w:asciiTheme="minorHAnsi" w:hAnsiTheme="minorHAnsi" w:cstheme="minorHAnsi"/>
           <w:b/>
           <w:bCs/>
-          <w:lang w:val="en-US"/>
-        </w:rPr>
-        <w:t>Sample Ideas for Capstone Projects:</w:t>
-      </w:r>
-    </w:p>
-    <w:p>
-      <w:pPr>
-        <w:spacing w:after="0"/>
-        <w:rPr>
-          <w:lang w:val="en-US"/>
-        </w:rPr>
-      </w:pPr>
-      <w:r>
-        <w:rPr>
-          <w:lang w:val="en-US"/>
-        </w:rPr>
-        <w:t>Predictive Analytics for Customer Churn in E-commerce.</w:t>
-      </w:r>
-    </w:p>
-    <w:p>
-      <w:pPr>
-        <w:spacing w:after="0"/>
-        <w:rPr>
-          <w:lang w:val="en-US"/>
-        </w:rPr>
-      </w:pPr>
-      <w:r>
-        <w:rPr>
-          <w:lang w:val="en-US"/>
-        </w:rPr>
-        <w:t>Increasing company sales</w:t>
-      </w:r>
-    </w:p>
-    <w:p>
-      <w:pPr>
-        <w:spacing w:after="0"/>
-        <w:rPr>
-          <w:lang w:val="en-US"/>
-        </w:rPr>
-      </w:pPr>
-      <w:r>
-        <w:rPr>
-          <w:lang w:val="en-US"/>
-        </w:rPr>
-        <w:t>Financial Fraud Detection (Anomaly detection)</w:t>
-      </w:r>
-    </w:p>
-    <w:p>
-      <w:pPr>
-        <w:spacing w:after="0"/>
-        <w:rPr>
-          <w:lang w:val="en-US"/>
-        </w:rPr>
-      </w:pPr>
-      <w:proofErr w:type="spellStart"/>
-      <w:r>
-        <w:rPr>
-          <w:lang w:val="en-US"/>
-        </w:rPr>
-        <w:t>Personalised</w:t>
-      </w:r>
-      <w:proofErr w:type="spellEnd"/>
-      <w:r>
-        <w:rPr>
-          <w:lang w:val="en-US"/>
-        </w:rPr>
-        <w:t xml:space="preserve"> pricing.</w:t>
-      </w:r>
-    </w:p>
-    <w:p>
-      <w:pPr>
-        <w:spacing w:after="0"/>
-        <w:rPr>
-          <w:lang w:val="en-US"/>
-        </w:rPr>
-      </w:pPr>
-      <w:r>
-        <w:rPr>
-          <w:lang w:val="en-US"/>
-        </w:rPr>
-        <w:t>Event analysis</w:t>
-      </w:r>
-    </w:p>
-    <w:p>
-      <w:pPr>
-        <w:spacing w:after="0"/>
-        <w:rPr>
-          <w:lang w:val="en-US"/>
-        </w:rPr>
-      </w:pPr>
-      <w:r>
-        <w:rPr>
-          <w:lang w:val="en-US"/>
-        </w:rPr>
-        <w:t>Sports predictions (games, players, plays)</w:t>
-      </w:r>
-    </w:p>
-    <w:p>
-      <w:pPr>
-        <w:spacing w:after="0"/>
-        <w:rPr>
-          <w:lang w:val="en-US"/>
-        </w:rPr>
-      </w:pPr>
-    </w:p>
-    <w:p>
-      <w:pPr>
-        <w:spacing w:after="0"/>
-        <w:rPr>
-          <w:lang w:val="en-US"/>
-        </w:rPr>
-      </w:pPr>
-      <w:r>
-        <w:rPr>
-          <w:lang w:val="en-US"/>
-        </w:rPr>
-        <w:t>Remember that these project ideas are just starting points. Ensure that your project proposal outlines a comprehensive and in-depth analysis that will occur over two semesters.</w:t>
-      </w:r>
-    </w:p>
-    <w:p>
-      <w:pPr>
-        <w:rPr>
-          <w:lang w:val="en-US"/>
-        </w:rPr>
-      </w:pPr>
-      <w:r>
-        <w:rPr>
-          <w:lang w:val="en-US"/>
-        </w:rPr>
-        <w:br w:type="page"/>
-      </w:r>
-    </w:p>
-    <w:p>
-      <w:pPr>
-        <w:spacing w:after="0" w:line="240" w:lineRule="auto"/>
-        <w:rPr>
-          <w:rFonts w:cs="Arial Hebrew Scholar"/>
-          <w:sz w:val="24"/>
-          <w:lang w:val="en-US"/>
-        </w:rPr>
-      </w:pPr>
-      <w:r>
-        <w:rPr>
-          <w:rFonts w:cs="Arial Hebrew Scholar"/>
-          <w:sz w:val="24"/>
+        </w:rPr>
+        <w:t>High-Level Architecture</w:t>
+      </w:r>
+    </w:p>
+    <w:p>
+      <w:pPr>
+        <w:pStyle w:val="NormalWeb"/>
+        <w:rPr>
+          <w:rFonts w:asciiTheme="minorHAnsi" w:hAnsiTheme="minorHAnsi" w:cstheme="minorHAnsi"/>
+          <w:lang w:val="en-US"/>
+        </w:rPr>
+      </w:pPr>
+      <w:r>
+        <w:rPr>
+          <w:rFonts w:asciiTheme="minorHAnsi" w:hAnsiTheme="minorHAnsi" w:cstheme="minorHAnsi"/>
           <w:lang w:val="en-US"/>
         </w:rPr>
         <w:lastRenderedPageBreak/>
-        <w:t>Further details of the assessment:</w:t>
-      </w:r>
-    </w:p>
-    <w:p>
-      <w:pPr>
-        <w:pStyle w:val="ListParagraph"/>
-        <w:rPr>
-          <w:rFonts w:cs="Arial Hebrew Scholar"/>
-          <w:sz w:val="24"/>
-          <w:lang w:val="en-US"/>
-        </w:rPr>
-      </w:pPr>
-    </w:p>
-    <w:p>
-      <w:pPr>
-        <w:pStyle w:val="ListParagraph"/>
+        <w:t>T</w:t>
+      </w:r>
+      <w:r>
+        <w:rPr>
+          <w:rFonts w:asciiTheme="minorHAnsi" w:hAnsiTheme="minorHAnsi" w:cstheme="minorHAnsi"/>
+          <w:lang w:val="en-US"/>
+        </w:rPr>
+        <w:t>ext</w:t>
+      </w:r>
+      <w:r>
+        <w:rPr>
+          <w:rFonts w:asciiTheme="minorHAnsi" w:hAnsiTheme="minorHAnsi" w:cstheme="minorHAnsi"/>
+          <w:lang w:val="en-US"/>
+        </w:rPr>
+        <w:br/>
+      </w:r>
+      <w:r>
+        <w:rPr>
+          <w:rFonts w:asciiTheme="minorHAnsi" w:hAnsiTheme="minorHAnsi" w:cstheme="minorHAnsi"/>
+          <w:lang w:val="en-US"/>
+        </w:rPr>
+        <w:t>CSV dataset</w:t>
+      </w:r>
+    </w:p>
+    <w:p>
+      <w:pPr>
+        <w:pStyle w:val="NormalWeb"/>
+        <w:rPr>
+          <w:rFonts w:asciiTheme="minorHAnsi" w:hAnsiTheme="minorHAnsi" w:cstheme="minorHAnsi"/>
+          <w:lang w:val="en-US"/>
+        </w:rPr>
+      </w:pPr>
+      <w:r>
+        <w:rPr>
+          <w:rFonts w:asciiTheme="minorHAnsi" w:hAnsiTheme="minorHAnsi" w:cstheme="minorHAnsi"/>
+          <w:lang w:val="en-US"/>
+        </w:rPr>
+        <w:t xml:space="preserve">     ↓</w:t>
+      </w:r>
+    </w:p>
+    <w:p>
+      <w:pPr>
+        <w:pStyle w:val="NormalWeb"/>
+        <w:rPr>
+          <w:rFonts w:asciiTheme="minorHAnsi" w:hAnsiTheme="minorHAnsi" w:cstheme="minorHAnsi"/>
+          <w:lang w:val="en-US"/>
+        </w:rPr>
+      </w:pPr>
+      <w:r>
+        <w:rPr>
+          <w:rFonts w:asciiTheme="minorHAnsi" w:hAnsiTheme="minorHAnsi" w:cstheme="minorHAnsi"/>
+          <w:lang w:val="en-US"/>
+        </w:rPr>
+        <w:t>Data preparation with Python and Pandas</w:t>
+      </w:r>
+    </w:p>
+    <w:p>
+      <w:pPr>
+        <w:pStyle w:val="NormalWeb"/>
+        <w:rPr>
+          <w:rFonts w:asciiTheme="minorHAnsi" w:hAnsiTheme="minorHAnsi" w:cstheme="minorHAnsi"/>
+          <w:lang w:val="en-US"/>
+        </w:rPr>
+      </w:pPr>
+      <w:r>
+        <w:rPr>
+          <w:rFonts w:asciiTheme="minorHAnsi" w:hAnsiTheme="minorHAnsi" w:cstheme="minorHAnsi"/>
+          <w:lang w:val="en-US"/>
+        </w:rPr>
+        <w:t xml:space="preserve">     ↓</w:t>
+      </w:r>
+    </w:p>
+    <w:p>
+      <w:pPr>
+        <w:pStyle w:val="NormalWeb"/>
+        <w:rPr>
+          <w:rFonts w:asciiTheme="minorHAnsi" w:hAnsiTheme="minorHAnsi" w:cstheme="minorHAnsi"/>
+          <w:lang w:val="en-US"/>
+        </w:rPr>
+      </w:pPr>
+      <w:r>
+        <w:rPr>
+          <w:rFonts w:asciiTheme="minorHAnsi" w:hAnsiTheme="minorHAnsi" w:cstheme="minorHAnsi"/>
+          <w:lang w:val="en-US"/>
+        </w:rPr>
+        <w:t>Exploratory analysis with charts</w:t>
+      </w:r>
+    </w:p>
+    <w:p>
+      <w:pPr>
+        <w:pStyle w:val="NormalWeb"/>
+        <w:rPr>
+          <w:rFonts w:asciiTheme="minorHAnsi" w:hAnsiTheme="minorHAnsi" w:cstheme="minorHAnsi"/>
+          <w:lang w:val="en-US"/>
+        </w:rPr>
+      </w:pPr>
+      <w:r>
+        <w:rPr>
+          <w:rFonts w:asciiTheme="minorHAnsi" w:hAnsiTheme="minorHAnsi" w:cstheme="minorHAnsi"/>
+          <w:lang w:val="en-US"/>
+        </w:rPr>
+        <w:t xml:space="preserve">     ↓</w:t>
+      </w:r>
+    </w:p>
+    <w:p>
+      <w:pPr>
+        <w:pStyle w:val="NormalWeb"/>
+        <w:rPr>
+          <w:rFonts w:asciiTheme="minorHAnsi" w:hAnsiTheme="minorHAnsi" w:cstheme="minorHAnsi"/>
+          <w:lang w:val="en-US"/>
+        </w:rPr>
+      </w:pPr>
+      <w:r>
+        <w:rPr>
+          <w:rFonts w:asciiTheme="minorHAnsi" w:hAnsiTheme="minorHAnsi" w:cstheme="minorHAnsi"/>
+          <w:lang w:val="en-US"/>
+        </w:rPr>
+        <w:t>Forecasting models</w:t>
+      </w:r>
+    </w:p>
+    <w:p>
+      <w:pPr>
+        <w:pStyle w:val="NormalWeb"/>
+        <w:rPr>
+          <w:rFonts w:asciiTheme="minorHAnsi" w:hAnsiTheme="minorHAnsi" w:cstheme="minorHAnsi"/>
+          <w:lang w:val="en-US"/>
+        </w:rPr>
+      </w:pPr>
+      <w:r>
+        <w:rPr>
+          <w:rFonts w:asciiTheme="minorHAnsi" w:hAnsiTheme="minorHAnsi" w:cstheme="minorHAnsi"/>
+          <w:lang w:val="en-US"/>
+        </w:rPr>
+        <w:t xml:space="preserve">     ↓</w:t>
+      </w:r>
+    </w:p>
+    <w:p>
+      <w:pPr>
+        <w:pStyle w:val="NormalWeb"/>
+        <w:rPr>
+          <w:rFonts w:asciiTheme="minorHAnsi" w:hAnsiTheme="minorHAnsi" w:cstheme="minorHAnsi"/>
+          <w:lang w:val="en-US"/>
+        </w:rPr>
+      </w:pPr>
+      <w:r>
+        <w:rPr>
+          <w:rFonts w:asciiTheme="minorHAnsi" w:hAnsiTheme="minorHAnsi" w:cstheme="minorHAnsi"/>
+          <w:lang w:val="en-US"/>
+        </w:rPr>
+        <w:t>Model evaluation</w:t>
+      </w:r>
+    </w:p>
+    <w:p>
+      <w:pPr>
+        <w:pStyle w:val="NormalWeb"/>
+        <w:rPr>
+          <w:rFonts w:asciiTheme="minorHAnsi" w:hAnsiTheme="minorHAnsi" w:cstheme="minorHAnsi"/>
+          <w:lang w:val="en-US"/>
+        </w:rPr>
+      </w:pPr>
+      <w:r>
+        <w:rPr>
+          <w:rFonts w:asciiTheme="minorHAnsi" w:hAnsiTheme="minorHAnsi" w:cstheme="minorHAnsi"/>
+          <w:lang w:val="en-US"/>
+        </w:rPr>
+        <w:t xml:space="preserve">     ↓</w:t>
+      </w:r>
+    </w:p>
+    <w:p>
+      <w:pPr>
+        <w:pStyle w:val="NormalWeb"/>
+        <w:rPr>
+          <w:rFonts w:asciiTheme="minorHAnsi" w:hAnsiTheme="minorHAnsi" w:cstheme="minorHAnsi"/>
+          <w:lang w:val="en-US"/>
+        </w:rPr>
+      </w:pPr>
+      <w:r>
+        <w:rPr>
+          <w:rFonts w:asciiTheme="minorHAnsi" w:hAnsiTheme="minorHAnsi" w:cstheme="minorHAnsi"/>
+          <w:lang w:val="en-US"/>
+        </w:rPr>
+        <w:t>Power BI dashboard</w:t>
+      </w:r>
+    </w:p>
+    <w:p>
+      <w:pPr>
+        <w:pStyle w:val="NormalWeb"/>
+        <w:rPr>
+          <w:rFonts w:asciiTheme="minorHAnsi" w:hAnsiTheme="minorHAnsi" w:cstheme="minorHAnsi"/>
+          <w:lang w:val="en-US"/>
+        </w:rPr>
+      </w:pPr>
+      <w:r>
+        <w:rPr>
+          <w:rFonts w:asciiTheme="minorHAnsi" w:hAnsiTheme="minorHAnsi" w:cstheme="minorHAnsi"/>
+          <w:lang w:val="en-US"/>
+        </w:rPr>
+        <w:t>The workflow starts with the official visa dataset. Python and Pandas will prepare the data for analysis. Matplotlib and Seaborn will help identify trends and seasonal patterns. Forecasting models will then estimate future demand. The models will be evaluated using historical test data. Finally, the results will be presented in Power BI through historical charts, forecasts, key performance indicators and peak-demand information.</w:t>
+      </w:r>
+    </w:p>
+    <w:p>
+      <w:pPr>
+        <w:pStyle w:val="NormalWeb"/>
+        <w:rPr>
+          <w:rFonts w:asciiTheme="minorHAnsi" w:hAnsiTheme="minorHAnsi" w:cstheme="minorHAnsi"/>
+          <w:lang w:val="en-US"/>
+        </w:rPr>
+      </w:pPr>
+      <w:r>
+        <w:rPr>
+          <w:rFonts w:asciiTheme="minorHAnsi" w:hAnsiTheme="minorHAnsi" w:cstheme="minorHAnsi"/>
+          <w:lang w:val="en-US"/>
+        </w:rPr>
+        <w:t>This architecture connects data preparation, analysis, prediction and communication in one structured process. It will help immigration managers understand future demand and plan staff and processing capacity more effectively.</w:t>
+      </w:r>
+    </w:p>
+    <w:p>
+      <w:pPr>
+        <w:rPr>
+          <w:rFonts w:eastAsiaTheme="majorEastAsia" w:cstheme="minorHAnsi"/>
+          <w:color w:val="2F5496" w:themeColor="accent1" w:themeShade="BF"/>
+          <w:sz w:val="28"/>
+          <w:szCs w:val="28"/>
+          <w:lang w:val="en-US"/>
+        </w:rPr>
+      </w:pPr>
+      <w:r>
+        <w:rPr>
+          <w:rFonts w:eastAsiaTheme="majorEastAsia" w:cstheme="minorHAnsi"/>
+          <w:color w:val="2F5496" w:themeColor="accent1" w:themeShade="BF"/>
+          <w:sz w:val="28"/>
+          <w:szCs w:val="28"/>
+          <w:lang w:val="en-US"/>
+        </w:rPr>
+        <w:t>Data Sources</w:t>
+      </w:r>
+    </w:p>
+    <w:p>
+      <w:pPr>
+        <w:pStyle w:val="NormalWeb"/>
+        <w:rPr>
+          <w:rFonts w:asciiTheme="minorHAnsi" w:hAnsiTheme="minorHAnsi" w:cstheme="minorHAnsi"/>
+        </w:rPr>
+      </w:pPr>
+      <w:r>
+        <w:rPr>
+          <w:rFonts w:asciiTheme="minorHAnsi" w:hAnsiTheme="minorHAnsi" w:cstheme="minorHAnsi"/>
+          <w:highlight w:val="yellow"/>
+        </w:rPr>
+        <w:t>Identify the dataset(s) or data sources you intend to use. Describe the type and approximate amount of data required, its relevance to the business problem, and evidence of appropriate permission or rights to access and use the data.</w:t>
+      </w:r>
+    </w:p>
+    <w:p>
+      <w:pPr>
+        <w:pStyle w:val="NormalWeb"/>
+        <w:rPr>
+          <w:rFonts w:asciiTheme="minorHAnsi" w:hAnsiTheme="minorHAnsi" w:cstheme="minorHAnsi"/>
+          <w:lang w:val="en-US"/>
+        </w:rPr>
+      </w:pPr>
+      <w:r>
+        <w:rPr>
+          <w:rFonts w:asciiTheme="minorHAnsi" w:hAnsiTheme="minorHAnsi" w:cstheme="minorHAnsi"/>
+          <w:lang w:val="en-US"/>
+        </w:rPr>
+        <w:t xml:space="preserve">The primary data source for this project is the “Visa Applications and Decisions, by </w:t>
+      </w:r>
+      <w:r>
+        <w:rPr>
+          <w:rFonts w:asciiTheme="minorHAnsi" w:hAnsiTheme="minorHAnsi" w:cstheme="minorHAnsi"/>
+          <w:lang w:val="en-US"/>
+        </w:rPr>
+        <w:t>Year and Month” dataset. It is published by Government of Ireland on the open data portal Data.gov.ie.</w:t>
+      </w:r>
+    </w:p>
+    <w:p>
+      <w:pPr>
+        <w:pStyle w:val="NormalWeb"/>
+        <w:rPr>
+          <w:rFonts w:asciiTheme="minorHAnsi" w:hAnsiTheme="minorHAnsi" w:cstheme="minorHAnsi"/>
+          <w:lang w:val="en-US"/>
+        </w:rPr>
+      </w:pPr>
+      <w:r>
+        <w:rPr>
+          <w:rFonts w:asciiTheme="minorHAnsi" w:hAnsiTheme="minorHAnsi" w:cstheme="minorHAnsi"/>
+          <w:lang w:val="en-US"/>
+        </w:rPr>
+        <w:t xml:space="preserve">The dataset includes monthly visa data from 2017 to July 2026. </w:t>
+      </w:r>
+      <w:r>
+        <w:rPr>
+          <w:rFonts w:asciiTheme="minorHAnsi" w:hAnsiTheme="minorHAnsi" w:cstheme="minorHAnsi"/>
+          <w:lang w:val="en-US"/>
+        </w:rPr>
+        <w:br/>
+        <w:t xml:space="preserve">It contains: </w:t>
+      </w:r>
+    </w:p>
+    <w:p>
+      <w:pPr>
+        <w:pStyle w:val="NormalWeb"/>
         <w:numPr>
           <w:ilvl w:val="0"/>
-          <w:numId w:val="2"/>
+          <w:numId w:val="7"/>
         </w:numPr>
-        <w:spacing w:after="0" w:line="240" w:lineRule="auto"/>
-        <w:jc w:val="both"/>
-        <w:rPr>
-          <w:rFonts w:cs="Arial Hebrew Scholar"/>
-          <w:sz w:val="24"/>
-          <w:u w:val="single"/>
-          <w:lang w:val="en-US"/>
-        </w:rPr>
-      </w:pPr>
-      <w:r>
-        <w:rPr>
-          <w:rFonts w:cs="Arial Hebrew Scholar"/>
+        <w:rPr>
+          <w:rFonts w:asciiTheme="minorHAnsi" w:hAnsiTheme="minorHAnsi" w:cstheme="minorHAnsi"/>
+          <w:lang w:val="en-US"/>
+        </w:rPr>
+      </w:pPr>
+      <w:r>
+        <w:rPr>
+          <w:rFonts w:asciiTheme="minorHAnsi" w:hAnsiTheme="minorHAnsi" w:cstheme="minorHAnsi"/>
+          <w:lang w:val="en-US"/>
+        </w:rPr>
+        <w:t>Short-term visa applications</w:t>
+      </w:r>
+    </w:p>
+    <w:p>
+      <w:pPr>
+        <w:pStyle w:val="NormalWeb"/>
+        <w:numPr>
+          <w:ilvl w:val="0"/>
+          <w:numId w:val="7"/>
+        </w:numPr>
+        <w:rPr>
+          <w:rFonts w:asciiTheme="minorHAnsi" w:hAnsiTheme="minorHAnsi" w:cstheme="minorHAnsi"/>
+          <w:lang w:val="en-US"/>
+        </w:rPr>
+      </w:pPr>
+      <w:r>
+        <w:rPr>
+          <w:rFonts w:asciiTheme="minorHAnsi" w:hAnsiTheme="minorHAnsi" w:cstheme="minorHAnsi"/>
+          <w:lang w:val="en-US"/>
+        </w:rPr>
+        <w:lastRenderedPageBreak/>
+        <w:t xml:space="preserve">Long-term visa applications </w:t>
+      </w:r>
+    </w:p>
+    <w:p>
+      <w:pPr>
+        <w:pStyle w:val="NormalWeb"/>
+        <w:numPr>
+          <w:ilvl w:val="0"/>
+          <w:numId w:val="7"/>
+        </w:numPr>
+        <w:rPr>
+          <w:rFonts w:asciiTheme="minorHAnsi" w:hAnsiTheme="minorHAnsi" w:cstheme="minorHAnsi"/>
+          <w:lang w:val="en-US"/>
+        </w:rPr>
+      </w:pPr>
+      <w:r>
+        <w:rPr>
+          <w:rFonts w:asciiTheme="minorHAnsi" w:hAnsiTheme="minorHAnsi" w:cstheme="minorHAnsi"/>
+          <w:lang w:val="en-US"/>
+        </w:rPr>
+        <w:t>Applications received</w:t>
+      </w:r>
+    </w:p>
+    <w:p>
+      <w:pPr>
+        <w:pStyle w:val="NormalWeb"/>
+        <w:numPr>
+          <w:ilvl w:val="0"/>
+          <w:numId w:val="7"/>
+        </w:numPr>
+        <w:rPr>
+          <w:rFonts w:asciiTheme="minorHAnsi" w:hAnsiTheme="minorHAnsi" w:cstheme="minorHAnsi"/>
+          <w:lang w:val="en-US"/>
+        </w:rPr>
+      </w:pPr>
+      <w:r>
+        <w:rPr>
+          <w:rFonts w:asciiTheme="minorHAnsi" w:hAnsiTheme="minorHAnsi" w:cstheme="minorHAnsi"/>
+          <w:lang w:val="en-US"/>
+        </w:rPr>
+        <w:t>Applications approved</w:t>
+      </w:r>
+    </w:p>
+    <w:p>
+      <w:pPr>
+        <w:pStyle w:val="NormalWeb"/>
+        <w:numPr>
+          <w:ilvl w:val="0"/>
+          <w:numId w:val="7"/>
+        </w:numPr>
+        <w:rPr>
+          <w:rFonts w:asciiTheme="minorHAnsi" w:hAnsiTheme="minorHAnsi" w:cstheme="minorHAnsi"/>
+          <w:lang w:val="en-US"/>
+        </w:rPr>
+      </w:pPr>
+      <w:r>
+        <w:rPr>
+          <w:rFonts w:asciiTheme="minorHAnsi" w:hAnsiTheme="minorHAnsi" w:cstheme="minorHAnsi"/>
+          <w:lang w:val="en-US"/>
+        </w:rPr>
+        <w:t>Rejected applications</w:t>
+      </w:r>
+    </w:p>
+    <w:p>
+      <w:pPr>
+        <w:pStyle w:val="NormalWeb"/>
+        <w:rPr>
+          <w:rFonts w:asciiTheme="minorHAnsi" w:hAnsiTheme="minorHAnsi" w:cstheme="minorHAnsi"/>
+          <w:lang w:val="en-US"/>
+        </w:rPr>
+      </w:pPr>
+      <w:r>
+        <w:rPr>
+          <w:rFonts w:asciiTheme="minorHAnsi" w:hAnsiTheme="minorHAnsi" w:cstheme="minorHAnsi"/>
+          <w:lang w:val="en-US"/>
+        </w:rPr>
+        <w:t>The data</w:t>
+      </w:r>
+      <w:r>
+        <w:rPr>
+          <w:rFonts w:asciiTheme="minorHAnsi" w:hAnsiTheme="minorHAnsi" w:cstheme="minorHAnsi"/>
+          <w:lang w:val="en-US"/>
+        </w:rPr>
+        <w:t xml:space="preserve"> records both paper</w:t>
+      </w:r>
+      <w:r>
+        <w:rPr>
+          <w:rFonts w:asciiTheme="minorHAnsi" w:hAnsiTheme="minorHAnsi" w:cstheme="minorHAnsi"/>
+          <w:lang w:val="en-US"/>
+        </w:rPr>
+        <w:t xml:space="preserve"> and online visa applications after</w:t>
+      </w:r>
+      <w:r>
+        <w:rPr>
+          <w:rFonts w:asciiTheme="minorHAnsi" w:hAnsiTheme="minorHAnsi" w:cstheme="minorHAnsi"/>
+          <w:lang w:val="en-US"/>
+        </w:rPr>
+        <w:t xml:space="preserve"> payment </w:t>
+      </w:r>
+      <w:r>
+        <w:rPr>
+          <w:rFonts w:asciiTheme="minorHAnsi" w:hAnsiTheme="minorHAnsi" w:cstheme="minorHAnsi"/>
+          <w:lang w:val="en-US"/>
+        </w:rPr>
+        <w:t>have</w:t>
+      </w:r>
+      <w:r>
+        <w:rPr>
+          <w:rFonts w:asciiTheme="minorHAnsi" w:hAnsiTheme="minorHAnsi" w:cstheme="minorHAnsi"/>
+          <w:lang w:val="en-US"/>
+        </w:rPr>
+        <w:t xml:space="preserve"> been completed. It also includes visa decisions</w:t>
+      </w:r>
+      <w:r>
+        <w:rPr>
+          <w:rFonts w:asciiTheme="minorHAnsi" w:hAnsiTheme="minorHAnsi" w:cstheme="minorHAnsi"/>
+          <w:lang w:val="en-US"/>
+        </w:rPr>
+        <w:t xml:space="preserve"> made each month. Data.gov.ie</w:t>
+      </w:r>
+    </w:p>
+    <w:p>
+      <w:pPr>
+        <w:pStyle w:val="NormalWeb"/>
+        <w:rPr>
+          <w:rFonts w:asciiTheme="minorHAnsi" w:hAnsiTheme="minorHAnsi" w:cstheme="minorHAnsi"/>
+          <w:lang w:val="en-US"/>
+        </w:rPr>
+      </w:pPr>
+      <w:r>
+        <w:rPr>
+          <w:rFonts w:asciiTheme="minorHAnsi" w:hAnsiTheme="minorHAnsi" w:cstheme="minorHAnsi"/>
+          <w:lang w:val="en-US"/>
+        </w:rPr>
+        <w:t>This dataset is s</w:t>
+      </w:r>
+      <w:r>
+        <w:rPr>
+          <w:rFonts w:asciiTheme="minorHAnsi" w:hAnsiTheme="minorHAnsi" w:cstheme="minorHAnsi"/>
+          <w:lang w:val="en-US"/>
+        </w:rPr>
+        <w:t xml:space="preserve">uitable </w:t>
+      </w:r>
+      <w:r>
+        <w:rPr>
+          <w:rFonts w:asciiTheme="minorHAnsi" w:hAnsiTheme="minorHAnsi" w:cstheme="minorHAnsi"/>
+          <w:lang w:val="en-US"/>
+        </w:rPr>
+        <w:t xml:space="preserve">for the project because it provides monthly historical data spanning several years. This makes it possible </w:t>
+      </w:r>
+      <w:r>
+        <w:rPr>
+          <w:rFonts w:asciiTheme="minorHAnsi" w:hAnsiTheme="minorHAnsi" w:cstheme="minorHAnsi"/>
+          <w:lang w:val="en-US"/>
+        </w:rPr>
+        <w:t>to identify trends, seasonal patterns, and changes in visa demand over time</w:t>
+      </w:r>
+      <w:r>
+        <w:rPr>
+          <w:rFonts w:asciiTheme="minorHAnsi" w:hAnsiTheme="minorHAnsi" w:cstheme="minorHAnsi"/>
+          <w:lang w:val="en-US"/>
+        </w:rPr>
+        <w:t>.</w:t>
+      </w:r>
+    </w:p>
+    <w:p>
+      <w:pPr>
+        <w:pStyle w:val="NormalWeb"/>
+        <w:rPr>
+          <w:rFonts w:asciiTheme="minorHAnsi" w:hAnsiTheme="minorHAnsi" w:cstheme="minorHAnsi"/>
+          <w:lang w:val="en-US"/>
+        </w:rPr>
+      </w:pPr>
+      <w:r>
+        <w:rPr>
+          <w:rFonts w:asciiTheme="minorHAnsi" w:hAnsiTheme="minorHAnsi" w:cstheme="minorHAnsi"/>
+          <w:lang w:val="en-US"/>
+        </w:rPr>
+        <w:t xml:space="preserve">The original file is </w:t>
+      </w:r>
+      <w:r>
+        <w:rPr>
+          <w:rFonts w:asciiTheme="minorHAnsi" w:hAnsiTheme="minorHAnsi" w:cstheme="minorHAnsi"/>
+          <w:lang w:val="en-US"/>
+        </w:rPr>
+        <w:t xml:space="preserve">in </w:t>
+      </w:r>
+      <w:r>
+        <w:rPr>
+          <w:rFonts w:asciiTheme="minorHAnsi" w:hAnsiTheme="minorHAnsi" w:cstheme="minorHAnsi"/>
+          <w:lang w:val="en-US"/>
+        </w:rPr>
+        <w:t>w</w:t>
+      </w:r>
+      <w:r>
+        <w:rPr>
+          <w:rFonts w:asciiTheme="minorHAnsi" w:hAnsiTheme="minorHAnsi" w:cstheme="minorHAnsi"/>
+          <w:lang w:val="en-US"/>
+        </w:rPr>
+        <w:t xml:space="preserve">ide format, with one column </w:t>
+      </w:r>
+      <w:r>
+        <w:rPr>
+          <w:rFonts w:asciiTheme="minorHAnsi" w:hAnsiTheme="minorHAnsi" w:cstheme="minorHAnsi"/>
+          <w:lang w:val="en-US"/>
+        </w:rPr>
+        <w:t xml:space="preserve">for each month. It will be </w:t>
+      </w:r>
+      <w:r>
+        <w:rPr>
+          <w:rFonts w:asciiTheme="minorHAnsi" w:hAnsiTheme="minorHAnsi" w:cstheme="minorHAnsi"/>
+          <w:lang w:val="en-US"/>
+        </w:rPr>
+        <w:t>transformed</w:t>
+      </w:r>
+      <w:r>
+        <w:rPr>
+          <w:rFonts w:asciiTheme="minorHAnsi" w:hAnsiTheme="minorHAnsi" w:cstheme="minorHAnsi"/>
+          <w:lang w:val="en-US"/>
+        </w:rPr>
+        <w:t xml:space="preserve"> </w:t>
+      </w:r>
+      <w:r>
+        <w:rPr>
+          <w:rFonts w:asciiTheme="minorHAnsi" w:hAnsiTheme="minorHAnsi" w:cstheme="minorHAnsi"/>
+          <w:lang w:val="en-US"/>
+        </w:rPr>
+        <w:t xml:space="preserve">into long format for </w:t>
+      </w:r>
+      <w:r>
+        <w:rPr>
+          <w:rFonts w:asciiTheme="minorHAnsi" w:hAnsiTheme="minorHAnsi" w:cstheme="minorHAnsi"/>
+          <w:lang w:val="en-US"/>
+        </w:rPr>
+        <w:t xml:space="preserve">analysis. </w:t>
+      </w:r>
+    </w:p>
+    <w:p>
+      <w:pPr>
+        <w:pStyle w:val="NormalWeb"/>
+        <w:rPr>
+          <w:rFonts w:asciiTheme="minorHAnsi" w:hAnsiTheme="minorHAnsi" w:cstheme="minorHAnsi"/>
+          <w:lang w:val="en-US"/>
+        </w:rPr>
+      </w:pPr>
+      <w:r>
+        <w:rPr>
+          <w:rFonts w:asciiTheme="minorHAnsi" w:hAnsiTheme="minorHAnsi" w:cstheme="minorHAnsi"/>
+          <w:lang w:val="en-US"/>
+        </w:rPr>
+        <w:t>The data co</w:t>
+      </w:r>
+      <w:r>
+        <w:rPr>
+          <w:rFonts w:asciiTheme="minorHAnsi" w:hAnsiTheme="minorHAnsi" w:cstheme="minorHAnsi"/>
+          <w:lang w:val="en-US"/>
+        </w:rPr>
+        <w:t>mes from an official source of the government of Ireland, making it suit</w:t>
+      </w:r>
+      <w:r>
+        <w:rPr>
+          <w:rFonts w:asciiTheme="minorHAnsi" w:hAnsiTheme="minorHAnsi" w:cstheme="minorHAnsi"/>
+          <w:lang w:val="en-US"/>
+        </w:rPr>
+        <w:t xml:space="preserve">able for academic use. </w:t>
+      </w:r>
+    </w:p>
+    <w:p>
+      <w:pPr>
+        <w:pStyle w:val="NormalWeb"/>
+        <w:rPr>
+          <w:rFonts w:asciiTheme="minorHAnsi" w:hAnsiTheme="minorHAnsi" w:cstheme="minorHAnsi"/>
+          <w:lang w:val="en-US"/>
+        </w:rPr>
+      </w:pPr>
+      <w:r>
+        <w:rPr>
+          <w:rFonts w:asciiTheme="minorHAnsi" w:hAnsiTheme="minorHAnsi" w:cstheme="minorHAnsi"/>
+          <w:lang w:val="en-US"/>
+        </w:rPr>
+        <w:t>The project will use only the monthly totals. It will not use personal information or identify individual applicants.</w:t>
+      </w:r>
+    </w:p>
+    <w:p>
+      <w:pPr>
+        <w:rPr>
+          <w:rFonts w:eastAsiaTheme="majorEastAsia" w:cstheme="minorHAnsi"/>
+          <w:color w:val="2F5496" w:themeColor="accent1" w:themeShade="BF"/>
+          <w:sz w:val="28"/>
+          <w:szCs w:val="28"/>
+          <w:lang w:val="en-US"/>
+        </w:rPr>
+      </w:pPr>
+      <w:r>
+        <w:rPr>
+          <w:rFonts w:eastAsiaTheme="majorEastAsia" w:cstheme="minorHAnsi"/>
+          <w:color w:val="2F5496" w:themeColor="accent1" w:themeShade="BF"/>
+          <w:sz w:val="28"/>
+          <w:szCs w:val="28"/>
+          <w:lang w:val="en-US"/>
+        </w:rPr>
+        <w:t>Expected Deliverables</w:t>
+      </w:r>
+    </w:p>
+    <w:p>
+      <w:pPr>
+        <w:pStyle w:val="NormalWeb"/>
+        <w:rPr>
+          <w:rFonts w:asciiTheme="minorHAnsi" w:hAnsiTheme="minorHAnsi" w:cstheme="minorHAnsi"/>
+        </w:rPr>
+      </w:pPr>
+      <w:r>
+        <w:rPr>
+          <w:rFonts w:asciiTheme="minorHAnsi" w:hAnsiTheme="minorHAnsi" w:cstheme="minorHAnsi"/>
+          <w:highlight w:val="yellow"/>
+        </w:rPr>
+        <w:t>Clearly state what you expect to produce by the end of Semester 2, including the expected analytical and predictive modelling outputs and any relevant dashboard, application, system or other project deliverables.</w:t>
+      </w:r>
+    </w:p>
+    <w:p>
+      <w:pPr>
+        <w:pStyle w:val="NormalWeb"/>
+        <w:rPr>
+          <w:rFonts w:asciiTheme="minorHAnsi" w:hAnsiTheme="minorHAnsi" w:cstheme="minorHAnsi"/>
+        </w:rPr>
+      </w:pPr>
+      <w:r>
+        <w:rPr>
+          <w:rFonts w:asciiTheme="minorHAnsi" w:hAnsiTheme="minorHAnsi" w:cstheme="minorHAnsi"/>
+        </w:rPr>
+        <w:t xml:space="preserve">By the end </w:t>
+      </w:r>
+      <w:r>
+        <w:rPr>
+          <w:rFonts w:asciiTheme="minorHAnsi" w:hAnsiTheme="minorHAnsi" w:cstheme="minorHAnsi"/>
+        </w:rPr>
+        <w:t>of the second semester, the project will present the following results:</w:t>
+      </w:r>
+    </w:p>
+    <w:p>
+      <w:pPr>
+        <w:pStyle w:val="NormalWeb"/>
+        <w:numPr>
+          <w:ilvl w:val="0"/>
+          <w:numId w:val="8"/>
+        </w:numPr>
+        <w:rPr>
+          <w:rFonts w:asciiTheme="minorHAnsi" w:hAnsiTheme="minorHAnsi" w:cstheme="minorHAnsi"/>
+        </w:rPr>
+      </w:pPr>
+      <w:r>
+        <w:rPr>
+          <w:rFonts w:asciiTheme="minorHAnsi" w:hAnsiTheme="minorHAnsi" w:cstheme="minorHAnsi"/>
+        </w:rPr>
+        <w:t>A cleaned and transformed dataset of visa application</w:t>
+      </w:r>
+    </w:p>
+    <w:p>
+      <w:pPr>
+        <w:pStyle w:val="NormalWeb"/>
+        <w:numPr>
+          <w:ilvl w:val="0"/>
+          <w:numId w:val="8"/>
+        </w:numPr>
+        <w:rPr>
+          <w:rFonts w:asciiTheme="minorHAnsi" w:hAnsiTheme="minorHAnsi" w:cstheme="minorHAnsi"/>
+        </w:rPr>
+      </w:pPr>
+      <w:r>
+        <w:rPr>
+          <w:rFonts w:asciiTheme="minorHAnsi" w:hAnsiTheme="minorHAnsi" w:cstheme="minorHAnsi"/>
+        </w:rPr>
+        <w:t>A data directory explained each</w:t>
+      </w:r>
+      <w:r>
+        <w:rPr>
+          <w:rFonts w:asciiTheme="minorHAnsi" w:hAnsiTheme="minorHAnsi" w:cstheme="minorHAnsi"/>
+        </w:rPr>
+        <w:t xml:space="preserve"> variable, data type, missing values, and data transformations.</w:t>
+      </w:r>
+    </w:p>
+    <w:p>
+      <w:pPr>
+        <w:pStyle w:val="NormalWeb"/>
+        <w:numPr>
+          <w:ilvl w:val="0"/>
+          <w:numId w:val="8"/>
+        </w:numPr>
+        <w:rPr>
+          <w:rFonts w:asciiTheme="minorHAnsi" w:hAnsiTheme="minorHAnsi" w:cstheme="minorHAnsi"/>
+        </w:rPr>
+      </w:pPr>
+      <w:r>
+        <w:rPr>
+          <w:rFonts w:asciiTheme="minorHAnsi" w:hAnsiTheme="minorHAnsi" w:cstheme="minorHAnsi"/>
+        </w:rPr>
+        <w:t xml:space="preserve">A </w:t>
+      </w:r>
+      <w:r>
+        <w:rPr>
+          <w:rFonts w:asciiTheme="minorHAnsi" w:hAnsiTheme="minorHAnsi" w:cstheme="minorHAnsi"/>
+        </w:rPr>
+        <w:t>Jupyter</w:t>
+      </w:r>
+      <w:r>
+        <w:rPr>
+          <w:rFonts w:asciiTheme="minorHAnsi" w:hAnsiTheme="minorHAnsi" w:cstheme="minorHAnsi"/>
+        </w:rPr>
+        <w:t xml:space="preserve"> notebook with Python code for data cl</w:t>
+      </w:r>
+      <w:r>
+        <w:rPr>
+          <w:rFonts w:asciiTheme="minorHAnsi" w:hAnsiTheme="minorHAnsi" w:cstheme="minorHAnsi"/>
+        </w:rPr>
+        <w:t xml:space="preserve">eaning, analysis, </w:t>
+      </w:r>
+      <w:r>
+        <w:rPr>
+          <w:rFonts w:asciiTheme="minorHAnsi" w:hAnsiTheme="minorHAnsi" w:cstheme="minorHAnsi"/>
+        </w:rPr>
+        <w:t>an</w:t>
+      </w:r>
+      <w:r>
+        <w:rPr>
+          <w:rFonts w:asciiTheme="minorHAnsi" w:hAnsiTheme="minorHAnsi" w:cstheme="minorHAnsi"/>
+        </w:rPr>
+        <w:t>d forecasting, as well as model evaluation.</w:t>
+      </w:r>
+    </w:p>
+    <w:p>
+      <w:pPr>
+        <w:pStyle w:val="NormalWeb"/>
+        <w:numPr>
+          <w:ilvl w:val="0"/>
+          <w:numId w:val="8"/>
+        </w:numPr>
+        <w:rPr>
+          <w:rFonts w:asciiTheme="minorHAnsi" w:hAnsiTheme="minorHAnsi" w:cstheme="minorHAnsi"/>
+        </w:rPr>
+      </w:pPr>
+      <w:r>
+        <w:rPr>
+          <w:rFonts w:asciiTheme="minorHAnsi" w:hAnsiTheme="minorHAnsi" w:cstheme="minorHAnsi"/>
+        </w:rPr>
+        <w:t>Charts showing historical visa demand, trends, seasonal patterns</w:t>
+      </w:r>
+      <w:r>
+        <w:rPr>
+          <w:rFonts w:asciiTheme="minorHAnsi" w:hAnsiTheme="minorHAnsi" w:cstheme="minorHAnsi"/>
+        </w:rPr>
+        <w:t xml:space="preserve">, and differences between </w:t>
+      </w:r>
+      <w:r>
+        <w:rPr>
+          <w:rFonts w:asciiTheme="minorHAnsi" w:hAnsiTheme="minorHAnsi" w:cstheme="minorHAnsi"/>
+        </w:rPr>
+        <w:t>short</w:t>
+      </w:r>
+      <w:r>
+        <w:rPr>
+          <w:rFonts w:asciiTheme="minorHAnsi" w:hAnsiTheme="minorHAnsi" w:cstheme="minorHAnsi"/>
+        </w:rPr>
+        <w:t>-term and long-term</w:t>
+      </w:r>
+      <w:r>
+        <w:rPr>
+          <w:rFonts w:asciiTheme="minorHAnsi" w:hAnsiTheme="minorHAnsi" w:cstheme="minorHAnsi"/>
+        </w:rPr>
+        <w:t xml:space="preserve"> visas.</w:t>
+      </w:r>
+    </w:p>
+    <w:p>
+      <w:pPr>
+        <w:pStyle w:val="NormalWeb"/>
+        <w:numPr>
+          <w:ilvl w:val="0"/>
+          <w:numId w:val="8"/>
+        </w:numPr>
+        <w:rPr>
+          <w:rFonts w:asciiTheme="minorHAnsi" w:hAnsiTheme="minorHAnsi" w:cstheme="minorHAnsi"/>
+        </w:rPr>
+      </w:pPr>
+      <w:r>
+        <w:rPr>
+          <w:rFonts w:asciiTheme="minorHAnsi" w:hAnsiTheme="minorHAnsi" w:cstheme="minorHAnsi"/>
+        </w:rPr>
+        <w:t xml:space="preserve">A Seasonal Naïve </w:t>
+      </w:r>
+      <w:r>
+        <w:rPr>
+          <w:rFonts w:asciiTheme="minorHAnsi" w:hAnsiTheme="minorHAnsi" w:cstheme="minorHAnsi"/>
+        </w:rPr>
+        <w:t>forecast model. This will be used as a simple baseline.</w:t>
+      </w:r>
+    </w:p>
+    <w:p>
+      <w:pPr>
+        <w:pStyle w:val="NormalWeb"/>
+        <w:numPr>
+          <w:ilvl w:val="0"/>
+          <w:numId w:val="8"/>
+        </w:numPr>
+        <w:rPr>
+          <w:rFonts w:asciiTheme="minorHAnsi" w:hAnsiTheme="minorHAnsi" w:cstheme="minorHAnsi"/>
+        </w:rPr>
+      </w:pPr>
+      <w:r>
+        <w:rPr>
+          <w:rFonts w:asciiTheme="minorHAnsi" w:hAnsiTheme="minorHAnsi" w:cstheme="minorHAnsi"/>
+        </w:rPr>
+        <w:t xml:space="preserve">A Holt-Winters exponential </w:t>
+      </w:r>
+      <w:r>
+        <w:rPr>
+          <w:rFonts w:asciiTheme="minorHAnsi" w:hAnsiTheme="minorHAnsi" w:cstheme="minorHAnsi"/>
+        </w:rPr>
+        <w:t>smoothing model for forecasting monthly demand.</w:t>
+      </w:r>
+    </w:p>
+    <w:p>
+      <w:pPr>
+        <w:pStyle w:val="NormalWeb"/>
+        <w:numPr>
+          <w:ilvl w:val="0"/>
+          <w:numId w:val="8"/>
+        </w:numPr>
+        <w:rPr>
+          <w:rFonts w:asciiTheme="minorHAnsi" w:hAnsiTheme="minorHAnsi" w:cstheme="minorHAnsi"/>
+        </w:rPr>
+      </w:pPr>
+      <w:r>
+        <w:rPr>
+          <w:rFonts w:asciiTheme="minorHAnsi" w:hAnsiTheme="minorHAnsi" w:cstheme="minorHAnsi"/>
+        </w:rPr>
+        <w:t xml:space="preserve">A </w:t>
+      </w:r>
+      <w:r>
+        <w:rPr>
+          <w:rFonts w:asciiTheme="minorHAnsi" w:hAnsiTheme="minorHAnsi" w:cstheme="minorHAnsi"/>
+        </w:rPr>
+        <w:t>table comparing the models using MAE, RMSE and MAPE</w:t>
+      </w:r>
+      <w:r>
+        <w:rPr>
+          <w:rFonts w:asciiTheme="minorHAnsi" w:hAnsiTheme="minorHAnsi" w:cstheme="minorHAnsi"/>
+        </w:rPr>
+        <w:t xml:space="preserve"> or </w:t>
+      </w:r>
+      <w:proofErr w:type="spellStart"/>
+      <w:r>
+        <w:rPr>
+          <w:rFonts w:asciiTheme="minorHAnsi" w:hAnsiTheme="minorHAnsi" w:cstheme="minorHAnsi"/>
+        </w:rPr>
+        <w:t>sMAPE</w:t>
+      </w:r>
+      <w:proofErr w:type="spellEnd"/>
+      <w:r>
+        <w:rPr>
+          <w:rFonts w:asciiTheme="minorHAnsi" w:hAnsiTheme="minorHAnsi" w:cstheme="minorHAnsi"/>
+        </w:rPr>
+        <w:t>.</w:t>
+      </w:r>
+    </w:p>
+    <w:p>
+      <w:pPr>
+        <w:pStyle w:val="NormalWeb"/>
+        <w:numPr>
+          <w:ilvl w:val="0"/>
+          <w:numId w:val="8"/>
+        </w:numPr>
+        <w:rPr>
+          <w:rFonts w:asciiTheme="minorHAnsi" w:hAnsiTheme="minorHAnsi" w:cstheme="minorHAnsi"/>
+        </w:rPr>
+      </w:pPr>
+      <w:r>
+        <w:rPr>
+          <w:rFonts w:asciiTheme="minorHAnsi" w:hAnsiTheme="minorHAnsi" w:cstheme="minorHAnsi"/>
+        </w:rPr>
+        <w:t>Monthly forecast for short</w:t>
+      </w:r>
+      <w:r>
+        <w:rPr>
+          <w:rFonts w:asciiTheme="minorHAnsi" w:hAnsiTheme="minorHAnsi" w:cstheme="minorHAnsi"/>
+        </w:rPr>
+        <w:t>- and long-term visa applications.</w:t>
+      </w:r>
+    </w:p>
+    <w:p>
+      <w:pPr>
+        <w:pStyle w:val="NormalWeb"/>
+        <w:numPr>
+          <w:ilvl w:val="0"/>
+          <w:numId w:val="8"/>
+        </w:numPr>
+        <w:rPr>
+          <w:rFonts w:asciiTheme="minorHAnsi" w:hAnsiTheme="minorHAnsi" w:cstheme="minorHAnsi"/>
+        </w:rPr>
+      </w:pPr>
+      <w:r>
+        <w:rPr>
+          <w:rFonts w:asciiTheme="minorHAnsi" w:hAnsiTheme="minorHAnsi" w:cstheme="minorHAnsi"/>
+        </w:rPr>
+        <w:t xml:space="preserve">A </w:t>
+      </w:r>
+      <w:r>
+        <w:rPr>
+          <w:rFonts w:asciiTheme="minorHAnsi" w:hAnsiTheme="minorHAnsi" w:cstheme="minorHAnsi"/>
+        </w:rPr>
+        <w:t xml:space="preserve">final report explaining the </w:t>
+      </w:r>
+      <w:r>
+        <w:rPr>
+          <w:rFonts w:asciiTheme="minorHAnsi" w:hAnsiTheme="minorHAnsi" w:cstheme="minorHAnsi"/>
+        </w:rPr>
+        <w:t>methodology</w:t>
+      </w:r>
+      <w:r>
+        <w:rPr>
+          <w:rFonts w:asciiTheme="minorHAnsi" w:hAnsiTheme="minorHAnsi" w:cstheme="minorHAnsi"/>
+        </w:rPr>
+        <w:t>, results</w:t>
+      </w:r>
+      <w:r>
+        <w:rPr>
+          <w:rFonts w:asciiTheme="minorHAnsi" w:hAnsiTheme="minorHAnsi" w:cstheme="minorHAnsi"/>
+        </w:rPr>
+        <w:t>, limitations, ethical considerations and recommendations</w:t>
+      </w:r>
+    </w:p>
+    <w:p>
+      <w:pPr>
+        <w:pStyle w:val="NormalWeb"/>
+        <w:numPr>
+          <w:ilvl w:val="0"/>
+          <w:numId w:val="8"/>
+        </w:numPr>
+        <w:rPr>
+          <w:rFonts w:asciiTheme="minorHAnsi" w:hAnsiTheme="minorHAnsi" w:cstheme="minorHAnsi"/>
+        </w:rPr>
+      </w:pPr>
+      <w:r>
+        <w:rPr>
+          <w:rFonts w:asciiTheme="minorHAnsi" w:hAnsiTheme="minorHAnsi" w:cstheme="minorHAnsi"/>
+        </w:rPr>
+        <w:t xml:space="preserve">Practical recommendations for immigration service. </w:t>
+      </w:r>
+    </w:p>
+    <w:p>
+      <w:pPr>
+        <w:rPr>
+          <w:rFonts w:eastAsiaTheme="majorEastAsia" w:cstheme="minorHAnsi"/>
+          <w:color w:val="2F5496" w:themeColor="accent1" w:themeShade="BF"/>
+          <w:sz w:val="28"/>
+          <w:szCs w:val="28"/>
+          <w:lang w:val="en-US"/>
+        </w:rPr>
+      </w:pPr>
+      <w:r>
+        <w:rPr>
+          <w:rFonts w:eastAsiaTheme="majorEastAsia" w:cstheme="minorHAnsi"/>
+          <w:color w:val="2F5496" w:themeColor="accent1" w:themeShade="BF"/>
+          <w:sz w:val="28"/>
+          <w:szCs w:val="28"/>
+          <w:lang w:val="en-US"/>
+        </w:rPr>
+        <w:t>Project Timeline</w:t>
+      </w:r>
+    </w:p>
+    <w:p>
+      <w:pPr>
+        <w:pStyle w:val="NormalWeb"/>
+        <w:rPr>
+          <w:rFonts w:asciiTheme="minorHAnsi" w:hAnsiTheme="minorHAnsi" w:cstheme="minorHAnsi"/>
+        </w:rPr>
+      </w:pPr>
+      <w:r>
+        <w:rPr>
+          <w:rFonts w:asciiTheme="minorHAnsi" w:hAnsiTheme="minorHAnsi" w:cstheme="minorHAnsi"/>
+          <w:highlight w:val="yellow"/>
+        </w:rPr>
+        <w:lastRenderedPageBreak/>
+        <w:t xml:space="preserve">Provide a </w:t>
+      </w:r>
+      <w:r>
+        <w:rPr>
+          <w:rStyle w:val="Strong"/>
+          <w:rFonts w:asciiTheme="minorHAnsi" w:hAnsiTheme="minorHAnsi" w:cstheme="minorHAnsi"/>
+          <w:highlight w:val="yellow"/>
+        </w:rPr>
+        <w:t>high-level project timeline diagram (e.g., a Gantt chart)</w:t>
+      </w:r>
+      <w:r>
+        <w:rPr>
+          <w:rFonts w:asciiTheme="minorHAnsi" w:hAnsiTheme="minorHAnsi" w:cstheme="minorHAnsi"/>
+          <w:highlight w:val="yellow"/>
+        </w:rPr>
+        <w:t xml:space="preserve"> covering both semesters. Clearly show the main project phases, key activities, milestones and expected completion periods.</w:t>
+      </w:r>
+    </w:p>
+    <w:p>
+      <w:pPr>
+        <w:pStyle w:val="NormalWeb"/>
+        <w:rPr>
+          <w:rFonts w:asciiTheme="minorHAnsi" w:hAnsiTheme="minorHAnsi" w:cstheme="minorHAnsi"/>
+        </w:rPr>
+      </w:pPr>
+      <w:r>
+        <w:rPr>
+          <w:rFonts w:asciiTheme="minorHAnsi" w:hAnsiTheme="minorHAnsi" w:cstheme="minorHAnsi"/>
+        </w:rPr>
+        <w:t>The project will be completed over two semesters.</w:t>
+      </w:r>
+    </w:p>
+    <w:p>
+      <w:pPr>
+        <w:pStyle w:val="NormalWeb"/>
+        <w:numPr>
+          <w:ilvl w:val="0"/>
+          <w:numId w:val="9"/>
+        </w:numPr>
+        <w:rPr>
+          <w:rFonts w:asciiTheme="minorHAnsi" w:hAnsiTheme="minorHAnsi" w:cstheme="minorHAnsi"/>
+        </w:rPr>
+      </w:pPr>
+      <w:r>
+        <w:rPr>
+          <w:rFonts w:asciiTheme="minorHAnsi" w:hAnsiTheme="minorHAnsi" w:cstheme="minorHAnsi"/>
+        </w:rPr>
+        <w:t>Semester 1</w:t>
+      </w:r>
+      <w:r>
+        <w:rPr>
+          <w:rFonts w:asciiTheme="minorHAnsi" w:hAnsiTheme="minorHAnsi" w:cstheme="minorHAnsi"/>
+        </w:rPr>
+        <w:t xml:space="preserve"> will focus on planning, research, understanding the data, cleaning and exploring the main patterns</w:t>
+      </w:r>
+      <w:r>
+        <w:rPr>
+          <w:rFonts w:asciiTheme="minorHAnsi" w:hAnsiTheme="minorHAnsi" w:cstheme="minorHAnsi"/>
+        </w:rPr>
+        <w:t>.</w:t>
+      </w:r>
+    </w:p>
+    <w:p>
+      <w:pPr>
+        <w:pStyle w:val="NormalWeb"/>
+        <w:numPr>
+          <w:ilvl w:val="0"/>
+          <w:numId w:val="9"/>
+        </w:numPr>
+        <w:rPr>
+          <w:rFonts w:asciiTheme="minorHAnsi" w:hAnsiTheme="minorHAnsi" w:cstheme="minorHAnsi"/>
+        </w:rPr>
+      </w:pPr>
+      <w:r>
+        <w:rPr>
+          <w:rFonts w:asciiTheme="minorHAnsi" w:hAnsiTheme="minorHAnsi" w:cstheme="minorHAnsi"/>
+        </w:rPr>
+        <w:t xml:space="preserve">Semester 2 will focus on forecasting </w:t>
+      </w:r>
+      <w:proofErr w:type="gramStart"/>
+      <w:r>
+        <w:rPr>
+          <w:rFonts w:asciiTheme="minorHAnsi" w:hAnsiTheme="minorHAnsi" w:cstheme="minorHAnsi"/>
+        </w:rPr>
+        <w:t>models ,</w:t>
+      </w:r>
+      <w:proofErr w:type="gramEnd"/>
+      <w:r>
+        <w:rPr>
+          <w:rFonts w:asciiTheme="minorHAnsi" w:hAnsiTheme="minorHAnsi" w:cstheme="minorHAnsi"/>
+        </w:rPr>
+        <w:t xml:space="preserve"> model evaluation, dashboard de</w:t>
+      </w:r>
+      <w:r>
+        <w:rPr>
+          <w:rFonts w:asciiTheme="minorHAnsi" w:hAnsiTheme="minorHAnsi" w:cstheme="minorHAnsi"/>
+        </w:rPr>
+        <w:t xml:space="preserve">velopment, recommendations and final report. </w:t>
+      </w:r>
+    </w:p>
+    <w:p>
+      <w:pPr>
+        <w:rPr>
+          <w:rFonts w:cstheme="minorHAnsi"/>
+          <w:sz w:val="24"/>
+          <w:szCs w:val="24"/>
+        </w:rPr>
+      </w:pPr>
+    </w:p>
+    <w:tbl>
+      <w:tblPr>
+        <w:tblStyle w:val="LightShading-Accent1"/>
+        <w:tblW w:w="3750" w:type="pct"/>
+        <w:tblLook w:val="0660" w:firstRow="1" w:lastRow="1" w:firstColumn="0" w:lastColumn="0" w:noHBand="1" w:noVBand="1"/>
+      </w:tblPr>
+      <w:tblGrid>
+        <w:gridCol w:w="4110"/>
+        <w:gridCol w:w="1152"/>
+        <w:gridCol w:w="1152"/>
+      </w:tblGrid>
+      <w:tr>
+        <w:trPr>
+          <w:cnfStyle w:val="100000000000" w:firstRow="1" w:lastRow="0" w:firstColumn="0" w:lastColumn="0" w:oddVBand="0" w:evenVBand="0" w:oddHBand="0" w:evenHBand="0" w:firstRowFirstColumn="0" w:firstRowLastColumn="0" w:lastRowFirstColumn="0" w:lastRowLastColumn="0"/>
+          <w:trHeight w:val="358"/>
+        </w:trPr>
+        <w:tc>
+          <w:tcPr>
+            <w:tcW w:w="2971" w:type="pct"/>
+            <w:tcBorders>
+              <w:top w:val="single" w:sz="4" w:space="0" w:color="auto"/>
+              <w:left w:val="single" w:sz="4" w:space="0" w:color="auto"/>
+            </w:tcBorders>
+            <w:noWrap/>
+          </w:tcPr>
+          <w:p>
+            <w:pPr>
+              <w:rPr>
+                <w:rFonts w:cstheme="minorHAnsi"/>
+                <w:color w:val="000000" w:themeColor="text1"/>
+                <w:sz w:val="24"/>
+                <w:szCs w:val="24"/>
+              </w:rPr>
+            </w:pPr>
+            <w:r>
+              <w:rPr>
+                <w:rFonts w:cstheme="minorHAnsi"/>
+                <w:color w:val="000000" w:themeColor="text1"/>
+                <w:sz w:val="24"/>
+                <w:szCs w:val="24"/>
+              </w:rPr>
+              <w:t>Project activity</w:t>
+            </w:r>
+          </w:p>
+        </w:tc>
+        <w:tc>
+          <w:tcPr>
+            <w:tcW w:w="1014" w:type="pct"/>
+            <w:tcBorders>
+              <w:top w:val="single" w:sz="4" w:space="0" w:color="auto"/>
+            </w:tcBorders>
+          </w:tcPr>
+          <w:p>
+            <w:pPr>
+              <w:rPr>
+                <w:rFonts w:cstheme="minorHAnsi"/>
+                <w:color w:val="000000" w:themeColor="text1"/>
+                <w:sz w:val="24"/>
+                <w:szCs w:val="24"/>
+              </w:rPr>
+            </w:pPr>
+            <w:r>
+              <w:rPr>
+                <w:rFonts w:cstheme="minorHAnsi"/>
+                <w:color w:val="000000" w:themeColor="text1"/>
+                <w:sz w:val="24"/>
+                <w:szCs w:val="24"/>
+              </w:rPr>
+              <w:t>Semester 1</w:t>
+            </w:r>
+          </w:p>
+        </w:tc>
+        <w:tc>
+          <w:tcPr>
+            <w:tcW w:w="1015" w:type="pct"/>
+            <w:tcBorders>
+              <w:top w:val="single" w:sz="4" w:space="0" w:color="auto"/>
+              <w:right w:val="single" w:sz="4" w:space="0" w:color="auto"/>
+            </w:tcBorders>
+          </w:tcPr>
+          <w:p>
+            <w:pPr>
+              <w:rPr>
+                <w:rFonts w:cstheme="minorHAnsi"/>
+                <w:color w:val="000000" w:themeColor="text1"/>
+                <w:sz w:val="24"/>
+                <w:szCs w:val="24"/>
+              </w:rPr>
+            </w:pPr>
+            <w:r>
+              <w:rPr>
+                <w:rFonts w:cstheme="minorHAnsi"/>
+                <w:color w:val="000000" w:themeColor="text1"/>
+                <w:sz w:val="24"/>
+                <w:szCs w:val="24"/>
+              </w:rPr>
+              <w:t xml:space="preserve">Semester </w:t>
+            </w:r>
+            <w:r>
+              <w:rPr>
+                <w:rFonts w:cstheme="minorHAnsi"/>
+                <w:color w:val="000000" w:themeColor="text1"/>
+                <w:sz w:val="24"/>
+                <w:szCs w:val="24"/>
+              </w:rPr>
+              <w:t>2</w:t>
+            </w:r>
+          </w:p>
+        </w:tc>
+      </w:tr>
+      <w:tr>
+        <w:tc>
+          <w:tcPr>
+            <w:tcW w:w="2971" w:type="pct"/>
+            <w:tcBorders>
+              <w:left w:val="single" w:sz="4" w:space="0" w:color="auto"/>
+            </w:tcBorders>
+            <w:noWrap/>
+          </w:tcPr>
+          <w:p>
+            <w:pPr>
+              <w:rPr>
+                <w:rFonts w:cstheme="minorHAnsi"/>
+                <w:color w:val="000000" w:themeColor="text1"/>
+                <w:sz w:val="24"/>
+                <w:szCs w:val="24"/>
+              </w:rPr>
+            </w:pPr>
+          </w:p>
+        </w:tc>
+        <w:tc>
+          <w:tcPr>
+            <w:tcW w:w="1014" w:type="pct"/>
+          </w:tcPr>
+          <w:p>
+            <w:pPr>
+              <w:rPr>
+                <w:rStyle w:val="SubtleEmphasis"/>
+                <w:rFonts w:cstheme="minorHAnsi"/>
+                <w:color w:val="000000" w:themeColor="text1"/>
+                <w:sz w:val="24"/>
+                <w:szCs w:val="24"/>
+              </w:rPr>
+            </w:pPr>
+          </w:p>
+        </w:tc>
+        <w:tc>
+          <w:tcPr>
+            <w:tcW w:w="1015" w:type="pct"/>
+            <w:tcBorders>
+              <w:right w:val="single" w:sz="4" w:space="0" w:color="auto"/>
+            </w:tcBorders>
+          </w:tcPr>
+          <w:p>
+            <w:pPr>
+              <w:rPr>
+                <w:rFonts w:cstheme="minorHAnsi"/>
+                <w:color w:val="000000" w:themeColor="text1"/>
+                <w:sz w:val="24"/>
+                <w:szCs w:val="24"/>
+              </w:rPr>
+            </w:pPr>
+          </w:p>
+        </w:tc>
+      </w:tr>
+      <w:tr>
+        <w:tc>
+          <w:tcPr>
+            <w:tcW w:w="2971" w:type="pct"/>
+            <w:tcBorders>
+              <w:left w:val="single" w:sz="4" w:space="0" w:color="auto"/>
+            </w:tcBorders>
+            <w:noWrap/>
+          </w:tcPr>
+          <w:p>
+            <w:pPr>
+              <w:rPr>
+                <w:rFonts w:cstheme="minorHAnsi"/>
+                <w:color w:val="000000" w:themeColor="text1"/>
+                <w:sz w:val="24"/>
+                <w:szCs w:val="24"/>
+                <w:lang w:val="en-US"/>
+              </w:rPr>
+            </w:pPr>
+            <w:r>
+              <w:rPr>
+                <w:rFonts w:cstheme="minorHAnsi"/>
+                <w:color w:val="000000" w:themeColor="text1"/>
+                <w:sz w:val="24"/>
+                <w:szCs w:val="24"/>
+                <w:lang w:val="en-US"/>
+              </w:rPr>
+              <w:t>Topic selection and project proposal</w:t>
+            </w:r>
+          </w:p>
+        </w:tc>
+        <w:tc>
+          <w:tcPr>
+            <w:tcW w:w="1014" w:type="pct"/>
+          </w:tcPr>
+          <w:p>
+            <w:pPr>
+              <w:pStyle w:val="DecimalAligned"/>
+              <w:rPr>
+                <w:rFonts w:cstheme="minorHAnsi"/>
+                <w:color w:val="000000" w:themeColor="text1"/>
+                <w:sz w:val="24"/>
+                <w:szCs w:val="24"/>
+              </w:rPr>
+            </w:pPr>
+            <w:r>
+              <w:rPr>
+                <w:rFonts w:cstheme="minorHAnsi"/>
+                <w:color w:val="000000" w:themeColor="text1"/>
+                <w:sz w:val="24"/>
+                <w:szCs w:val="24"/>
+              </w:rPr>
+              <w:t>x</w:t>
+            </w:r>
+          </w:p>
+        </w:tc>
+        <w:tc>
+          <w:tcPr>
+            <w:tcW w:w="1015" w:type="pct"/>
+            <w:tcBorders>
+              <w:right w:val="single" w:sz="4" w:space="0" w:color="auto"/>
+            </w:tcBorders>
+          </w:tcPr>
+          <w:p>
+            <w:pPr>
+              <w:pStyle w:val="DecimalAligned"/>
+              <w:rPr>
+                <w:rFonts w:cstheme="minorHAnsi"/>
+                <w:color w:val="000000" w:themeColor="text1"/>
+                <w:sz w:val="24"/>
+                <w:szCs w:val="24"/>
+              </w:rPr>
+            </w:pPr>
+          </w:p>
+        </w:tc>
+      </w:tr>
+      <w:tr>
+        <w:tc>
+          <w:tcPr>
+            <w:tcW w:w="2971" w:type="pct"/>
+            <w:tcBorders>
+              <w:left w:val="single" w:sz="4" w:space="0" w:color="auto"/>
+            </w:tcBorders>
+            <w:noWrap/>
+          </w:tcPr>
+          <w:p>
+            <w:pPr>
+              <w:rPr>
+                <w:rFonts w:cstheme="minorHAnsi"/>
+                <w:color w:val="000000" w:themeColor="text1"/>
+                <w:sz w:val="24"/>
+                <w:szCs w:val="24"/>
+                <w:lang w:val="en-US"/>
+              </w:rPr>
+            </w:pPr>
+            <w:r>
+              <w:rPr>
+                <w:rFonts w:cstheme="minorHAnsi"/>
+                <w:color w:val="000000" w:themeColor="text1"/>
+                <w:sz w:val="24"/>
+                <w:szCs w:val="24"/>
+                <w:lang w:val="en-US"/>
+              </w:rPr>
+              <w:t>Literature review and bus</w:t>
+            </w:r>
+            <w:r>
+              <w:rPr>
+                <w:rFonts w:cstheme="minorHAnsi"/>
+                <w:color w:val="000000" w:themeColor="text1"/>
+                <w:sz w:val="24"/>
+                <w:szCs w:val="24"/>
+                <w:lang w:val="en-US"/>
+              </w:rPr>
+              <w:t>iness research</w:t>
+            </w:r>
+          </w:p>
+        </w:tc>
+        <w:tc>
+          <w:tcPr>
+            <w:tcW w:w="1014" w:type="pct"/>
+          </w:tcPr>
+          <w:p>
+            <w:pPr>
+              <w:pStyle w:val="DecimalAligned"/>
+              <w:rPr>
+                <w:rFonts w:cstheme="minorHAnsi"/>
+                <w:color w:val="000000" w:themeColor="text1"/>
+                <w:sz w:val="24"/>
+                <w:szCs w:val="24"/>
+              </w:rPr>
+            </w:pPr>
+            <w:r>
+              <w:rPr>
+                <w:rFonts w:cstheme="minorHAnsi"/>
+                <w:color w:val="000000" w:themeColor="text1"/>
+                <w:sz w:val="24"/>
+                <w:szCs w:val="24"/>
+              </w:rPr>
+              <w:t>x</w:t>
+            </w:r>
+          </w:p>
+        </w:tc>
+        <w:tc>
+          <w:tcPr>
+            <w:tcW w:w="1015" w:type="pct"/>
+            <w:tcBorders>
+              <w:right w:val="single" w:sz="4" w:space="0" w:color="auto"/>
+            </w:tcBorders>
+          </w:tcPr>
+          <w:p>
+            <w:pPr>
+              <w:pStyle w:val="DecimalAligned"/>
+              <w:rPr>
+                <w:rFonts w:cstheme="minorHAnsi"/>
+                <w:color w:val="000000" w:themeColor="text1"/>
+                <w:sz w:val="24"/>
+                <w:szCs w:val="24"/>
+              </w:rPr>
+            </w:pPr>
+          </w:p>
+        </w:tc>
+      </w:tr>
+      <w:tr>
+        <w:tc>
+          <w:tcPr>
+            <w:tcW w:w="2971" w:type="pct"/>
+            <w:tcBorders>
+              <w:left w:val="single" w:sz="4" w:space="0" w:color="auto"/>
+            </w:tcBorders>
+            <w:noWrap/>
+          </w:tcPr>
+          <w:p>
+            <w:pPr>
+              <w:rPr>
+                <w:rFonts w:cstheme="minorHAnsi"/>
+                <w:color w:val="000000" w:themeColor="text1"/>
+                <w:sz w:val="24"/>
+                <w:szCs w:val="24"/>
+                <w:lang w:val="en-US"/>
+              </w:rPr>
+            </w:pPr>
+            <w:r>
+              <w:rPr>
+                <w:rFonts w:cstheme="minorHAnsi"/>
+                <w:color w:val="000000" w:themeColor="text1"/>
+                <w:sz w:val="24"/>
+                <w:szCs w:val="24"/>
+                <w:lang w:val="en-US"/>
+              </w:rPr>
+              <w:t>Ethics form and data-</w:t>
+            </w:r>
+            <w:r>
+              <w:rPr>
+                <w:rFonts w:cstheme="minorHAnsi"/>
+                <w:color w:val="000000" w:themeColor="text1"/>
+                <w:sz w:val="24"/>
+                <w:szCs w:val="24"/>
+                <w:lang w:val="en-US"/>
+              </w:rPr>
+              <w:t>source</w:t>
+            </w:r>
+            <w:r>
+              <w:rPr>
+                <w:rFonts w:cstheme="minorHAnsi"/>
+                <w:color w:val="000000" w:themeColor="text1"/>
+                <w:sz w:val="24"/>
+                <w:szCs w:val="24"/>
+                <w:lang w:val="en-US"/>
+              </w:rPr>
+              <w:t xml:space="preserve"> ve</w:t>
+            </w:r>
+            <w:r>
+              <w:rPr>
+                <w:rFonts w:cstheme="minorHAnsi"/>
+                <w:color w:val="000000" w:themeColor="text1"/>
+                <w:sz w:val="24"/>
+                <w:szCs w:val="24"/>
+                <w:lang w:val="en-US"/>
+              </w:rPr>
+              <w:t>rification</w:t>
+            </w:r>
+          </w:p>
+        </w:tc>
+        <w:tc>
+          <w:tcPr>
+            <w:tcW w:w="1014" w:type="pct"/>
+          </w:tcPr>
+          <w:p>
+            <w:pPr>
+              <w:pStyle w:val="DecimalAligned"/>
+              <w:rPr>
+                <w:rFonts w:cstheme="minorHAnsi"/>
+                <w:color w:val="000000" w:themeColor="text1"/>
+                <w:sz w:val="24"/>
+                <w:szCs w:val="24"/>
+              </w:rPr>
+            </w:pPr>
+            <w:r>
+              <w:rPr>
+                <w:rFonts w:cstheme="minorHAnsi"/>
+                <w:color w:val="000000" w:themeColor="text1"/>
+                <w:sz w:val="24"/>
+                <w:szCs w:val="24"/>
+              </w:rPr>
+              <w:t>x</w:t>
+            </w:r>
+          </w:p>
+        </w:tc>
+        <w:tc>
+          <w:tcPr>
+            <w:tcW w:w="1015" w:type="pct"/>
+            <w:tcBorders>
+              <w:right w:val="single" w:sz="4" w:space="0" w:color="auto"/>
+            </w:tcBorders>
+          </w:tcPr>
+          <w:p>
+            <w:pPr>
+              <w:pStyle w:val="DecimalAligned"/>
+              <w:rPr>
+                <w:rFonts w:cstheme="minorHAnsi"/>
+                <w:color w:val="000000" w:themeColor="text1"/>
+                <w:sz w:val="24"/>
+                <w:szCs w:val="24"/>
+              </w:rPr>
+            </w:pPr>
+          </w:p>
+        </w:tc>
+      </w:tr>
+      <w:tr>
+        <w:tc>
+          <w:tcPr>
+            <w:tcW w:w="2971" w:type="pct"/>
+            <w:tcBorders>
+              <w:left w:val="single" w:sz="4" w:space="0" w:color="auto"/>
+            </w:tcBorders>
+            <w:noWrap/>
+          </w:tcPr>
+          <w:p>
+            <w:pPr>
+              <w:rPr>
+                <w:rFonts w:cstheme="minorHAnsi"/>
+                <w:color w:val="000000" w:themeColor="text1"/>
+                <w:sz w:val="24"/>
+                <w:szCs w:val="24"/>
+                <w:lang w:val="en-US"/>
+              </w:rPr>
+            </w:pPr>
+            <w:r>
+              <w:rPr>
+                <w:rFonts w:cstheme="minorHAnsi"/>
+                <w:color w:val="000000" w:themeColor="text1"/>
+                <w:sz w:val="24"/>
+                <w:szCs w:val="24"/>
+                <w:lang w:val="en-US"/>
+              </w:rPr>
+              <w:t>Data understanding and data Cleaning</w:t>
+            </w:r>
+          </w:p>
+        </w:tc>
+        <w:tc>
+          <w:tcPr>
+            <w:tcW w:w="1014" w:type="pct"/>
+          </w:tcPr>
+          <w:p>
+            <w:pPr>
+              <w:pStyle w:val="DecimalAligned"/>
+              <w:rPr>
+                <w:rFonts w:cstheme="minorHAnsi"/>
+                <w:color w:val="000000" w:themeColor="text1"/>
+                <w:sz w:val="24"/>
+                <w:szCs w:val="24"/>
+              </w:rPr>
+            </w:pPr>
+            <w:r>
+              <w:rPr>
+                <w:rFonts w:cstheme="minorHAnsi"/>
+                <w:color w:val="000000" w:themeColor="text1"/>
+                <w:sz w:val="24"/>
+                <w:szCs w:val="24"/>
+              </w:rPr>
+              <w:t>x</w:t>
+            </w:r>
+          </w:p>
+        </w:tc>
+        <w:tc>
+          <w:tcPr>
+            <w:tcW w:w="1015" w:type="pct"/>
+            <w:tcBorders>
+              <w:right w:val="single" w:sz="4" w:space="0" w:color="auto"/>
+            </w:tcBorders>
+          </w:tcPr>
+          <w:p>
+            <w:pPr>
+              <w:pStyle w:val="DecimalAligned"/>
+              <w:rPr>
+                <w:rFonts w:cstheme="minorHAnsi"/>
+                <w:color w:val="000000" w:themeColor="text1"/>
+                <w:sz w:val="24"/>
+                <w:szCs w:val="24"/>
+              </w:rPr>
+            </w:pPr>
+          </w:p>
+        </w:tc>
+      </w:tr>
+      <w:tr>
+        <w:tc>
+          <w:tcPr>
+            <w:tcW w:w="2971" w:type="pct"/>
+            <w:tcBorders>
+              <w:left w:val="single" w:sz="4" w:space="0" w:color="auto"/>
+            </w:tcBorders>
+            <w:noWrap/>
+          </w:tcPr>
+          <w:p>
+            <w:pPr>
+              <w:rPr>
+                <w:rFonts w:cstheme="minorHAnsi"/>
+                <w:color w:val="000000" w:themeColor="text1"/>
+                <w:sz w:val="24"/>
+                <w:szCs w:val="24"/>
+              </w:rPr>
+            </w:pPr>
+            <w:r>
+              <w:rPr>
+                <w:rFonts w:cstheme="minorHAnsi"/>
+                <w:color w:val="000000" w:themeColor="text1"/>
+                <w:sz w:val="24"/>
+                <w:szCs w:val="24"/>
+              </w:rPr>
+              <w:t>Explo</w:t>
+            </w:r>
+            <w:r>
+              <w:rPr>
+                <w:rFonts w:cstheme="minorHAnsi"/>
+                <w:color w:val="000000" w:themeColor="text1"/>
+                <w:sz w:val="24"/>
+                <w:szCs w:val="24"/>
+              </w:rPr>
+              <w:t>ratory data Analysis</w:t>
+            </w:r>
+          </w:p>
+        </w:tc>
+        <w:tc>
+          <w:tcPr>
+            <w:tcW w:w="1014" w:type="pct"/>
+          </w:tcPr>
+          <w:p>
+            <w:pPr>
+              <w:pStyle w:val="DecimalAligned"/>
+              <w:rPr>
+                <w:rFonts w:cstheme="minorHAnsi"/>
+                <w:color w:val="000000" w:themeColor="text1"/>
+                <w:sz w:val="24"/>
+                <w:szCs w:val="24"/>
+              </w:rPr>
+            </w:pPr>
+            <w:r>
+              <w:rPr>
+                <w:rFonts w:cstheme="minorHAnsi"/>
+                <w:color w:val="000000" w:themeColor="text1"/>
+                <w:sz w:val="24"/>
+                <w:szCs w:val="24"/>
+              </w:rPr>
+              <w:t>x</w:t>
+            </w:r>
+          </w:p>
+        </w:tc>
+        <w:tc>
+          <w:tcPr>
+            <w:tcW w:w="1015" w:type="pct"/>
+            <w:tcBorders>
+              <w:right w:val="single" w:sz="4" w:space="0" w:color="auto"/>
+            </w:tcBorders>
+          </w:tcPr>
+          <w:p>
+            <w:pPr>
+              <w:pStyle w:val="DecimalAligned"/>
+              <w:rPr>
+                <w:rFonts w:cstheme="minorHAnsi"/>
+                <w:color w:val="000000" w:themeColor="text1"/>
+                <w:sz w:val="24"/>
+                <w:szCs w:val="24"/>
+              </w:rPr>
+            </w:pPr>
+          </w:p>
+        </w:tc>
+      </w:tr>
+      <w:tr>
+        <w:tc>
+          <w:tcPr>
+            <w:tcW w:w="2971" w:type="pct"/>
+            <w:tcBorders>
+              <w:left w:val="single" w:sz="4" w:space="0" w:color="auto"/>
+            </w:tcBorders>
+            <w:noWrap/>
+          </w:tcPr>
+          <w:p>
+            <w:pPr>
+              <w:rPr>
+                <w:rFonts w:cstheme="minorHAnsi"/>
+                <w:color w:val="000000" w:themeColor="text1"/>
+                <w:sz w:val="24"/>
+                <w:szCs w:val="24"/>
+              </w:rPr>
+            </w:pPr>
+            <w:r>
+              <w:rPr>
+                <w:rFonts w:cstheme="minorHAnsi"/>
+                <w:color w:val="000000" w:themeColor="text1"/>
+                <w:sz w:val="24"/>
+                <w:szCs w:val="24"/>
+              </w:rPr>
+              <w:t>Seasonal Naive baseline forecast</w:t>
+            </w:r>
+          </w:p>
+        </w:tc>
+        <w:tc>
+          <w:tcPr>
+            <w:tcW w:w="1014" w:type="pct"/>
+          </w:tcPr>
+          <w:p>
+            <w:pPr>
+              <w:pStyle w:val="DecimalAligned"/>
+              <w:rPr>
+                <w:rFonts w:cstheme="minorHAnsi"/>
+                <w:color w:val="000000" w:themeColor="text1"/>
+                <w:sz w:val="24"/>
+                <w:szCs w:val="24"/>
+              </w:rPr>
+            </w:pPr>
+            <w:r>
+              <w:rPr>
+                <w:rFonts w:cstheme="minorHAnsi"/>
+                <w:color w:val="000000" w:themeColor="text1"/>
+                <w:sz w:val="24"/>
+                <w:szCs w:val="24"/>
+              </w:rPr>
+              <w:t>x</w:t>
+            </w:r>
+          </w:p>
+        </w:tc>
+        <w:tc>
+          <w:tcPr>
+            <w:tcW w:w="1015" w:type="pct"/>
+            <w:tcBorders>
+              <w:right w:val="single" w:sz="4" w:space="0" w:color="auto"/>
+            </w:tcBorders>
+          </w:tcPr>
+          <w:p>
+            <w:pPr>
+              <w:pStyle w:val="DecimalAligned"/>
+              <w:rPr>
+                <w:rFonts w:cstheme="minorHAnsi"/>
+                <w:color w:val="000000" w:themeColor="text1"/>
+                <w:sz w:val="24"/>
+                <w:szCs w:val="24"/>
+              </w:rPr>
+            </w:pPr>
+          </w:p>
+        </w:tc>
+      </w:tr>
+      <w:tr>
+        <w:tc>
+          <w:tcPr>
+            <w:tcW w:w="2971" w:type="pct"/>
+            <w:tcBorders>
+              <w:left w:val="single" w:sz="4" w:space="0" w:color="auto"/>
+            </w:tcBorders>
+            <w:noWrap/>
+          </w:tcPr>
+          <w:p>
+            <w:pPr>
+              <w:rPr>
+                <w:rFonts w:cstheme="minorHAnsi"/>
+                <w:color w:val="000000" w:themeColor="text1"/>
+                <w:sz w:val="24"/>
+                <w:szCs w:val="24"/>
+              </w:rPr>
+            </w:pPr>
+            <w:r>
+              <w:rPr>
+                <w:rFonts w:cstheme="minorHAnsi"/>
+                <w:color w:val="000000" w:themeColor="text1"/>
+                <w:sz w:val="24"/>
+                <w:szCs w:val="24"/>
+              </w:rPr>
+              <w:t>Holt-winters</w:t>
+            </w:r>
+          </w:p>
+        </w:tc>
+        <w:tc>
+          <w:tcPr>
+            <w:tcW w:w="1014" w:type="pct"/>
+          </w:tcPr>
+          <w:p>
+            <w:pPr>
+              <w:pStyle w:val="DecimalAligned"/>
+              <w:rPr>
+                <w:rFonts w:cstheme="minorHAnsi"/>
+                <w:color w:val="000000" w:themeColor="text1"/>
+                <w:sz w:val="24"/>
+                <w:szCs w:val="24"/>
+              </w:rPr>
+            </w:pPr>
+          </w:p>
+        </w:tc>
+        <w:tc>
+          <w:tcPr>
+            <w:tcW w:w="1015" w:type="pct"/>
+            <w:tcBorders>
+              <w:right w:val="single" w:sz="4" w:space="0" w:color="auto"/>
+            </w:tcBorders>
+          </w:tcPr>
+          <w:p>
+            <w:pPr>
+              <w:pStyle w:val="DecimalAligned"/>
+              <w:rPr>
+                <w:rFonts w:cstheme="minorHAnsi"/>
+                <w:color w:val="000000" w:themeColor="text1"/>
+                <w:sz w:val="24"/>
+                <w:szCs w:val="24"/>
+              </w:rPr>
+            </w:pPr>
+            <w:r>
+              <w:rPr>
+                <w:rFonts w:cstheme="minorHAnsi"/>
+                <w:color w:val="000000" w:themeColor="text1"/>
+                <w:sz w:val="24"/>
+                <w:szCs w:val="24"/>
+              </w:rPr>
+              <w:t>x</w:t>
+            </w:r>
+          </w:p>
+        </w:tc>
+      </w:tr>
+      <w:tr>
+        <w:tc>
+          <w:tcPr>
+            <w:tcW w:w="2971" w:type="pct"/>
+            <w:tcBorders>
+              <w:left w:val="single" w:sz="4" w:space="0" w:color="auto"/>
+              <w:bottom w:val="nil"/>
+            </w:tcBorders>
+            <w:noWrap/>
+          </w:tcPr>
+          <w:p>
+            <w:pPr>
+              <w:rPr>
+                <w:rFonts w:cstheme="minorHAnsi"/>
+                <w:color w:val="000000" w:themeColor="text1"/>
+                <w:sz w:val="24"/>
+                <w:szCs w:val="24"/>
+              </w:rPr>
+            </w:pPr>
+            <w:r>
+              <w:rPr>
+                <w:rFonts w:cstheme="minorHAnsi"/>
+                <w:color w:val="000000" w:themeColor="text1"/>
+                <w:sz w:val="24"/>
+                <w:szCs w:val="24"/>
+              </w:rPr>
+              <w:t>Model testing and evaluation</w:t>
+            </w:r>
+          </w:p>
+        </w:tc>
+        <w:tc>
+          <w:tcPr>
+            <w:tcW w:w="1014" w:type="pct"/>
+            <w:tcBorders>
+              <w:bottom w:val="nil"/>
+            </w:tcBorders>
+          </w:tcPr>
+          <w:p>
+            <w:pPr>
+              <w:pStyle w:val="DecimalAligned"/>
+              <w:rPr>
+                <w:rFonts w:cstheme="minorHAnsi"/>
+                <w:color w:val="000000" w:themeColor="text1"/>
+                <w:sz w:val="24"/>
+                <w:szCs w:val="24"/>
+              </w:rPr>
+            </w:pPr>
+          </w:p>
+        </w:tc>
+        <w:tc>
+          <w:tcPr>
+            <w:tcW w:w="1015" w:type="pct"/>
+            <w:tcBorders>
+              <w:bottom w:val="nil"/>
+              <w:right w:val="single" w:sz="4" w:space="0" w:color="auto"/>
+            </w:tcBorders>
+          </w:tcPr>
+          <w:p>
+            <w:pPr>
+              <w:pStyle w:val="DecimalAligned"/>
+              <w:rPr>
+                <w:rFonts w:cstheme="minorHAnsi"/>
+                <w:color w:val="000000" w:themeColor="text1"/>
+                <w:sz w:val="24"/>
+                <w:szCs w:val="24"/>
+              </w:rPr>
+            </w:pPr>
+            <w:r>
+              <w:rPr>
+                <w:rFonts w:cstheme="minorHAnsi"/>
+                <w:color w:val="000000" w:themeColor="text1"/>
+                <w:sz w:val="24"/>
+                <w:szCs w:val="24"/>
+              </w:rPr>
+              <w:t>x</w:t>
+            </w:r>
+          </w:p>
+        </w:tc>
+      </w:tr>
+      <w:tr>
+        <w:trPr>
+          <w:trHeight w:val="605"/>
+        </w:trPr>
+        <w:tc>
+          <w:tcPr>
+            <w:tcW w:w="2971" w:type="pct"/>
+            <w:tcBorders>
+              <w:top w:val="nil"/>
+              <w:left w:val="single" w:sz="4" w:space="0" w:color="auto"/>
+              <w:bottom w:val="single" w:sz="4" w:space="0" w:color="auto"/>
+            </w:tcBorders>
+            <w:noWrap/>
+          </w:tcPr>
+          <w:p>
+            <w:pPr>
+              <w:rPr>
+                <w:rFonts w:cstheme="minorHAnsi"/>
+                <w:color w:val="000000" w:themeColor="text1"/>
+                <w:sz w:val="24"/>
+                <w:szCs w:val="24"/>
+              </w:rPr>
+            </w:pPr>
+            <w:r>
+              <w:rPr>
+                <w:rFonts w:cstheme="minorHAnsi"/>
+                <w:color w:val="000000" w:themeColor="text1"/>
+                <w:sz w:val="24"/>
+                <w:szCs w:val="24"/>
+              </w:rPr>
+              <w:t>Dashboard devvelopment</w:t>
+            </w:r>
+          </w:p>
+        </w:tc>
+        <w:tc>
+          <w:tcPr>
+            <w:tcW w:w="1014" w:type="pct"/>
+            <w:tcBorders>
+              <w:top w:val="nil"/>
+              <w:bottom w:val="single" w:sz="4" w:space="0" w:color="auto"/>
+            </w:tcBorders>
+          </w:tcPr>
+          <w:p>
+            <w:pPr>
+              <w:pStyle w:val="DecimalAligned"/>
+              <w:rPr>
+                <w:rFonts w:cstheme="minorHAnsi"/>
+                <w:color w:val="000000" w:themeColor="text1"/>
+                <w:sz w:val="24"/>
+                <w:szCs w:val="24"/>
+              </w:rPr>
+            </w:pPr>
+          </w:p>
+        </w:tc>
+        <w:tc>
+          <w:tcPr>
+            <w:tcW w:w="1015" w:type="pct"/>
+            <w:tcBorders>
+              <w:top w:val="nil"/>
+              <w:bottom w:val="single" w:sz="4" w:space="0" w:color="auto"/>
+              <w:right w:val="single" w:sz="4" w:space="0" w:color="auto"/>
+            </w:tcBorders>
+          </w:tcPr>
+          <w:p>
+            <w:pPr>
+              <w:pStyle w:val="DecimalAligned"/>
+              <w:rPr>
+                <w:rFonts w:cstheme="minorHAnsi"/>
+                <w:color w:val="000000" w:themeColor="text1"/>
+                <w:sz w:val="24"/>
+                <w:szCs w:val="24"/>
+              </w:rPr>
+            </w:pPr>
+            <w:r>
+              <w:rPr>
+                <w:rFonts w:cstheme="minorHAnsi"/>
+                <w:color w:val="000000" w:themeColor="text1"/>
+                <w:sz w:val="24"/>
+                <w:szCs w:val="24"/>
+              </w:rPr>
+              <w:t>x</w:t>
+            </w:r>
+          </w:p>
+        </w:tc>
+      </w:tr>
+      <w:tr>
+        <w:trPr>
+          <w:cnfStyle w:val="010000000000" w:firstRow="0" w:lastRow="1" w:firstColumn="0" w:lastColumn="0" w:oddVBand="0" w:evenVBand="0" w:oddHBand="0" w:evenHBand="0" w:firstRowFirstColumn="0" w:firstRowLastColumn="0" w:lastRowFirstColumn="0" w:lastRowLastColumn="0"/>
+        </w:trPr>
+        <w:tc>
+          <w:tcPr>
+            <w:tcW w:w="2971" w:type="pct"/>
+            <w:tcBorders>
+              <w:top w:val="single" w:sz="4" w:space="0" w:color="auto"/>
+              <w:bottom w:val="nil"/>
+            </w:tcBorders>
+            <w:noWrap/>
+          </w:tcPr>
+          <w:p>
+            <w:pPr>
+              <w:rPr>
+                <w:rFonts w:cstheme="minorHAnsi"/>
+                <w:color w:val="000000" w:themeColor="text1"/>
+                <w:sz w:val="24"/>
+                <w:szCs w:val="24"/>
+              </w:rPr>
+            </w:pPr>
+          </w:p>
+        </w:tc>
+        <w:tc>
+          <w:tcPr>
+            <w:tcW w:w="1014" w:type="pct"/>
+            <w:tcBorders>
+              <w:top w:val="single" w:sz="4" w:space="0" w:color="auto"/>
+              <w:bottom w:val="nil"/>
+            </w:tcBorders>
+          </w:tcPr>
+          <w:p>
+            <w:pPr>
+              <w:pStyle w:val="DecimalAligned"/>
+              <w:rPr>
+                <w:rFonts w:cstheme="minorHAnsi"/>
+                <w:color w:val="000000" w:themeColor="text1"/>
+                <w:sz w:val="24"/>
+                <w:szCs w:val="24"/>
+              </w:rPr>
+            </w:pPr>
+          </w:p>
+        </w:tc>
+        <w:tc>
+          <w:tcPr>
+            <w:tcW w:w="1015" w:type="pct"/>
+            <w:tcBorders>
+              <w:top w:val="single" w:sz="4" w:space="0" w:color="auto"/>
+              <w:bottom w:val="nil"/>
+            </w:tcBorders>
+          </w:tcPr>
+          <w:p>
+            <w:pPr>
+              <w:pStyle w:val="DecimalAligned"/>
+              <w:rPr>
+                <w:rFonts w:cstheme="minorHAnsi"/>
+                <w:color w:val="000000" w:themeColor="text1"/>
+                <w:sz w:val="24"/>
+                <w:szCs w:val="24"/>
+              </w:rPr>
+            </w:pPr>
+          </w:p>
+        </w:tc>
+      </w:tr>
+    </w:tbl>
+    <w:p>
+      <w:pPr>
+        <w:pStyle w:val="Heading3"/>
+        <w:rPr>
+          <w:rFonts w:cstheme="minorHAnsi"/>
+          <w:sz w:val="24"/>
+          <w:szCs w:val="24"/>
+          <w:lang w:val="en-US"/>
+        </w:rPr>
+      </w:pPr>
+    </w:p>
+    <w:p>
+      <w:pPr>
+        <w:rPr>
+          <w:rFonts w:eastAsiaTheme="majorEastAsia" w:cstheme="minorHAnsi"/>
+          <w:color w:val="2F5496" w:themeColor="accent1" w:themeShade="BF"/>
+          <w:sz w:val="28"/>
+          <w:szCs w:val="28"/>
+          <w:lang w:val="en-US"/>
+        </w:rPr>
+      </w:pPr>
+      <w:r>
+        <w:rPr>
+          <w:rFonts w:eastAsiaTheme="majorEastAsia" w:cstheme="minorHAnsi"/>
+          <w:color w:val="2F5496" w:themeColor="accent1" w:themeShade="BF"/>
+          <w:sz w:val="28"/>
+          <w:szCs w:val="28"/>
+          <w:lang w:val="en-US"/>
+        </w:rPr>
+        <w:t>Ethical and Legal Considerations</w:t>
+      </w:r>
+    </w:p>
+    <w:p>
+      <w:pPr>
+        <w:pStyle w:val="NormalWeb"/>
+        <w:rPr>
+          <w:rFonts w:asciiTheme="minorHAnsi" w:hAnsiTheme="minorHAnsi" w:cstheme="minorHAnsi"/>
+        </w:rPr>
+      </w:pPr>
+      <w:r>
+        <w:rPr>
+          <w:rFonts w:asciiTheme="minorHAnsi" w:hAnsiTheme="minorHAnsi" w:cstheme="minorHAnsi"/>
+          <w:highlight w:val="yellow"/>
+        </w:rPr>
+        <w:t>Identify relevant ethical, privacy, data protection, security and data-use considerations associated with the project. Explain how these will be appropriately addressed, including permissions for accessing and using the selected data.</w:t>
+      </w:r>
+    </w:p>
+    <w:p>
+      <w:pPr>
+        <w:pStyle w:val="NormalWeb"/>
+        <w:rPr>
+          <w:rFonts w:asciiTheme="minorHAnsi" w:hAnsiTheme="minorHAnsi" w:cstheme="minorHAnsi"/>
           <w:b/>
           <w:bCs/>
-          <w:sz w:val="24"/>
-          <w:lang w:val="en-US"/>
-        </w:rPr>
-        <w:t xml:space="preserve">Support your analysis with references and properly reference ALL sources that you have used. </w:t>
-      </w:r>
-      <w:r>
-        <w:rPr>
-          <w:rFonts w:cs="Arial Hebrew Scholar"/>
+        </w:rPr>
+      </w:pPr>
+      <w:r>
+        <w:rPr>
+          <w:rFonts w:asciiTheme="minorHAnsi" w:hAnsiTheme="minorHAnsi" w:cstheme="minorHAnsi"/>
           <w:b/>
           <w:bCs/>
-          <w:sz w:val="24"/>
-          <w:u w:val="single"/>
-          <w:lang w:val="en-US"/>
-        </w:rPr>
-        <w:t>WARNING – If you do not support your work, you will not receive a high mark!</w:t>
-      </w:r>
-    </w:p>
-    <w:p>
-      <w:pPr>
-        <w:pStyle w:val="ListParagraph"/>
-        <w:rPr>
-          <w:lang w:val="en-US"/>
-        </w:rPr>
-      </w:pPr>
-      <w:r>
-        <w:rPr>
-          <w:rFonts w:cs="Arial Hebrew Scholar"/>
-          <w:sz w:val="24"/>
-          <w:lang w:val="en-US"/>
-        </w:rPr>
-        <w:t>WORD COUNT: 1,000 words. You may lose up to 10% of marks if your report is too short or long!</w:t>
-      </w:r>
+        </w:rPr>
+        <w:t>References</w:t>
+      </w:r>
+    </w:p>
+    <w:p>
+      <w:pPr>
+        <w:pStyle w:val="NormalWeb"/>
+        <w:rPr>
+          <w:rFonts w:asciiTheme="minorHAnsi" w:hAnsiTheme="minorHAnsi" w:cstheme="minorHAnsi"/>
+        </w:rPr>
+      </w:pPr>
+      <w:r>
+        <w:rPr>
+          <w:rFonts w:asciiTheme="minorHAnsi" w:hAnsiTheme="minorHAnsi" w:cstheme="minorHAnsi"/>
+        </w:rPr>
+        <w:t xml:space="preserve">Cornell University (n.d.) Lecture 15: Forecasting. Available at: </w:t>
+      </w:r>
+      <w:hyperlink r:id="rId8" w:history="1">
+        <w:r>
+          <w:rPr>
+            <w:rStyle w:val="Hyperlink"/>
+            <w:rFonts w:asciiTheme="minorHAnsi" w:hAnsiTheme="minorHAnsi" w:cstheme="minorHAnsi"/>
+          </w:rPr>
+          <w:t>https://people.orie.cornell.edu/pfrazier/orie3120/demos/lec1</w:t>
+        </w:r>
+        <w:r>
+          <w:rPr>
+            <w:rStyle w:val="Hyperlink"/>
+            <w:rFonts w:asciiTheme="minorHAnsi" w:hAnsiTheme="minorHAnsi" w:cstheme="minorHAnsi"/>
+          </w:rPr>
+          <w:t>5</w:t>
+        </w:r>
+        <w:r>
+          <w:rPr>
+            <w:rStyle w:val="Hyperlink"/>
+            <w:rFonts w:asciiTheme="minorHAnsi" w:hAnsiTheme="minorHAnsi" w:cstheme="minorHAnsi"/>
+          </w:rPr>
+          <w:t>_forecasting.pdf</w:t>
+        </w:r>
+      </w:hyperlink>
+      <w:r>
+        <w:rPr>
+          <w:rFonts w:asciiTheme="minorHAnsi" w:hAnsiTheme="minorHAnsi" w:cstheme="minorHAnsi"/>
+        </w:rPr>
+        <w:t>.</w:t>
+      </w:r>
+    </w:p>
+    <w:p>
+      <w:pPr>
+        <w:pStyle w:val="NormalWeb"/>
+        <w:rPr>
+          <w:rFonts w:asciiTheme="minorHAnsi" w:hAnsiTheme="minorHAnsi" w:cstheme="minorHAnsi"/>
+        </w:rPr>
+      </w:pPr>
+      <w:r>
+        <w:rPr>
+          <w:rFonts w:asciiTheme="minorHAnsi" w:hAnsiTheme="minorHAnsi" w:cstheme="minorHAnsi"/>
+        </w:rPr>
+        <w:lastRenderedPageBreak/>
+        <w:t xml:space="preserve">Government of Ireland (2024) Visa applications and decisions, year and month. Data.gov.ie. Available at: </w:t>
+      </w:r>
+      <w:hyperlink r:id="rId9" w:history="1">
+        <w:r>
+          <w:rPr>
+            <w:rStyle w:val="Hyperlink"/>
+            <w:rFonts w:asciiTheme="minorHAnsi" w:hAnsiTheme="minorHAnsi" w:cstheme="minorHAnsi"/>
+          </w:rPr>
+          <w:t>https://data.gov.ie/en_GB/dataset/visa-applications-and-decisions-year-and-month</w:t>
+        </w:r>
+      </w:hyperlink>
+      <w:r>
+        <w:rPr>
+          <w:rFonts w:asciiTheme="minorHAnsi" w:hAnsiTheme="minorHAnsi" w:cstheme="minorHAnsi"/>
+        </w:rPr>
+        <w:t>.</w:t>
+      </w:r>
+    </w:p>
+    <w:p>
+      <w:pPr>
+        <w:pStyle w:val="NormalWeb"/>
+        <w:rPr>
+          <w:rFonts w:asciiTheme="minorHAnsi" w:hAnsiTheme="minorHAnsi" w:cstheme="minorHAnsi"/>
+        </w:rPr>
+      </w:pPr>
+      <w:r>
+        <w:rPr>
+          <w:rFonts w:asciiTheme="minorHAnsi" w:hAnsiTheme="minorHAnsi" w:cstheme="minorHAnsi"/>
+        </w:rPr>
+        <w:t xml:space="preserve">Springer Nature (n.d.) Exponential and Holt-Winters Smoothing. Available at: </w:t>
+      </w:r>
+      <w:hyperlink r:id="rId10" w:history="1">
+        <w:r>
+          <w:rPr>
+            <w:rStyle w:val="Hyperlink"/>
+            <w:rFonts w:asciiTheme="minorHAnsi" w:hAnsiTheme="minorHAnsi" w:cstheme="minorHAnsi"/>
+          </w:rPr>
+          <w:t>https://link.springer.com/rwe/10.1007/978-3-662-69359-9_220</w:t>
+        </w:r>
+      </w:hyperlink>
+      <w:r>
+        <w:rPr>
+          <w:rFonts w:asciiTheme="minorHAnsi" w:hAnsiTheme="minorHAnsi" w:cstheme="minorHAnsi"/>
+        </w:rPr>
+        <w:t>.</w:t>
+      </w:r>
+    </w:p>
+    <w:p>
+      <w:pPr>
+        <w:pStyle w:val="NormalWeb"/>
+        <w:rPr>
+          <w:rFonts w:asciiTheme="minorHAnsi" w:hAnsiTheme="minorHAnsi" w:cstheme="minorHAnsi"/>
+        </w:rPr>
+      </w:pPr>
+      <w:proofErr w:type="spellStart"/>
+      <w:r>
+        <w:rPr>
+          <w:rFonts w:asciiTheme="minorHAnsi" w:hAnsiTheme="minorHAnsi" w:cstheme="minorHAnsi"/>
+        </w:rPr>
+        <w:t>Statsmodels</w:t>
+      </w:r>
+      <w:proofErr w:type="spellEnd"/>
+      <w:r>
+        <w:rPr>
+          <w:rFonts w:asciiTheme="minorHAnsi" w:hAnsiTheme="minorHAnsi" w:cstheme="minorHAnsi"/>
+        </w:rPr>
+        <w:t xml:space="preserve"> (2017) </w:t>
+      </w:r>
+      <w:proofErr w:type="spellStart"/>
+      <w:proofErr w:type="gramStart"/>
+      <w:r>
+        <w:rPr>
+          <w:rFonts w:asciiTheme="minorHAnsi" w:hAnsiTheme="minorHAnsi" w:cstheme="minorHAnsi"/>
+        </w:rPr>
+        <w:t>statsmodels.tsa.holtwinters</w:t>
+      </w:r>
+      <w:proofErr w:type="gramEnd"/>
+      <w:r>
+        <w:rPr>
+          <w:rFonts w:asciiTheme="minorHAnsi" w:hAnsiTheme="minorHAnsi" w:cstheme="minorHAnsi"/>
+        </w:rPr>
+        <w:t>.ExponentialSmoothing</w:t>
+      </w:r>
+      <w:proofErr w:type="spellEnd"/>
+      <w:r>
+        <w:rPr>
+          <w:rFonts w:asciiTheme="minorHAnsi" w:hAnsiTheme="minorHAnsi" w:cstheme="minorHAnsi"/>
+        </w:rPr>
+        <w:t xml:space="preserve">. Available at: </w:t>
+      </w:r>
+      <w:hyperlink r:id="rId11" w:history="1">
+        <w:r>
+          <w:rPr>
+            <w:rStyle w:val="Hyperlink"/>
+            <w:rFonts w:asciiTheme="minorHAnsi" w:hAnsiTheme="minorHAnsi" w:cstheme="minorHAnsi"/>
+          </w:rPr>
+          <w:t>https://www.statsmodels.org/0.9.0/generated/statsmodels.tsa.holtwinters.ExponentialSmoothing.html</w:t>
+        </w:r>
+      </w:hyperlink>
+      <w:r>
+        <w:rPr>
+          <w:rFonts w:asciiTheme="minorHAnsi" w:hAnsiTheme="minorHAnsi" w:cstheme="minorHAnsi"/>
+        </w:rPr>
+        <w:t>.</w:t>
+      </w:r>
+    </w:p>
+    <w:p>
+      <w:pPr>
+        <w:pStyle w:val="NormalWeb"/>
+        <w:rPr>
+          <w:rFonts w:asciiTheme="minorHAnsi" w:hAnsiTheme="minorHAnsi" w:cstheme="minorHAnsi"/>
+        </w:rPr>
+      </w:pPr>
+      <w:proofErr w:type="spellStart"/>
+      <w:r>
+        <w:rPr>
+          <w:rFonts w:asciiTheme="minorHAnsi" w:hAnsiTheme="minorHAnsi" w:cstheme="minorHAnsi"/>
+        </w:rPr>
+        <w:t>Statsmodels</w:t>
+      </w:r>
+      <w:proofErr w:type="spellEnd"/>
+      <w:r>
+        <w:rPr>
+          <w:rFonts w:asciiTheme="minorHAnsi" w:hAnsiTheme="minorHAnsi" w:cstheme="minorHAnsi"/>
+        </w:rPr>
+        <w:t xml:space="preserve"> (2026) </w:t>
+      </w:r>
+      <w:proofErr w:type="spellStart"/>
+      <w:proofErr w:type="gramStart"/>
+      <w:r>
+        <w:rPr>
+          <w:rFonts w:asciiTheme="minorHAnsi" w:hAnsiTheme="minorHAnsi" w:cstheme="minorHAnsi"/>
+        </w:rPr>
+        <w:t>statsmodels.tsa.statespace</w:t>
+      </w:r>
+      <w:proofErr w:type="gramEnd"/>
+      <w:r>
+        <w:rPr>
+          <w:rFonts w:asciiTheme="minorHAnsi" w:hAnsiTheme="minorHAnsi" w:cstheme="minorHAnsi"/>
+        </w:rPr>
+        <w:t>.sarimax.SARIMAX</w:t>
+      </w:r>
+      <w:proofErr w:type="spellEnd"/>
+      <w:r>
+        <w:rPr>
+          <w:rFonts w:asciiTheme="minorHAnsi" w:hAnsiTheme="minorHAnsi" w:cstheme="minorHAnsi"/>
+        </w:rPr>
+        <w:t xml:space="preserve">. Available at: </w:t>
+      </w:r>
+      <w:hyperlink r:id="rId12" w:history="1">
+        <w:r>
+          <w:rPr>
+            <w:rStyle w:val="Hyperlink"/>
+            <w:rFonts w:asciiTheme="minorHAnsi" w:hAnsiTheme="minorHAnsi" w:cstheme="minorHAnsi"/>
+          </w:rPr>
+          <w:t>https://www.statsmodels.org/devel/generated/statsmodels.tsa.statespace.sarimax.SARIMAX.html</w:t>
+        </w:r>
+      </w:hyperlink>
+      <w:r>
+        <w:rPr>
+          <w:rFonts w:asciiTheme="minorHAnsi" w:hAnsiTheme="minorHAnsi" w:cstheme="minorHAnsi"/>
+        </w:rPr>
+        <w:t>.</w:t>
+      </w:r>
+    </w:p>
+    <w:p>
+      <w:pPr>
+        <w:spacing w:after="0"/>
+        <w:rPr>
+          <w:lang w:val="en-US"/>
+        </w:rPr>
+      </w:pPr>
     </w:p>
     <w:sectPr>
       <w:pgSz w:w="11906" w:h="16838"/>
@@ -1196,6 +5641,119 @@
 <file path=word/numbering.xml><?xml version="1.0" encoding="utf-8"?>
 <w:numbering xmlns:wpc="http://schemas.microsoft.com/office/word/2010/wordprocessingCanvas" xmlns:cx="http://schemas.microsoft.com/office/drawing/2014/chartex" xmlns:cx1="http://schemas.microsoft.com/office/drawing/2015/9/8/chartex" xmlns:cx2="http://schemas.microsoft.com/office/drawing/2015/10/21/chartex" xmlns:cx3="http://schemas.microsoft.com/office/drawing/2016/5/9/chartex" xmlns:cx4="http://schemas.microsoft.com/office/drawing/2016/5/10/chartex" xmlns:cx5="http://schemas.microsoft.com/office/drawing/2016/5/11/chartex" xmlns:cx6="http://schemas.microsoft.com/office/drawing/2016/5/12/chartex" xmlns:cx7="http://schemas.microsoft.com/office/drawing/2016/5/13/chartex" xmlns:cx8="http://schemas.microsoft.com/office/drawing/2016/5/14/chartex" xmlns:mc="http://schemas.openxmlformats.org/markup-compatibility/2006" xmlns:aink="http://schemas.microsoft.com/office/drawing/2016/ink" xmlns:am3d="http://schemas.microsoft.com/office/drawing/2017/model3d" xmlns:o="urn:schemas-microsoft-com:office:office" xmlns:oel="http://schemas.microsoft.com/office/2019/extlst" xmlns:r="http://schemas.openxmlformats.org/officeDocument/2006/relationships" xmlns:m="http://schemas.openxmlformats.org/officeDocument/2006/math" xmlns:v="urn:schemas-microsoft-com:vml" xmlns:wp14="http://schemas.microsoft.com/office/word/2010/wordprocessingDrawing" xmlns:wp="http://schemas.openxmlformats.org/drawingml/2006/wordprocessingDrawing" xmlns:w10="urn:schemas-microsoft-com:office:word" xmlns:w="http://schemas.openxmlformats.org/wordprocessingml/2006/main" xmlns:w14="http://schemas.microsoft.com/office/word/2010/wordml" xmlns:w15="http://schemas.microsoft.com/office/word/2012/wordml" xmlns:w16cex="http://schemas.microsoft.com/office/word/2018/wordml/cex" xmlns:w16cid="http://schemas.microsoft.com/office/word/2016/wordml/cid" xmlns:w16="http://schemas.microsoft.com/office/word/2018/wordml" xmlns:w16sdtdh="http://schemas.microsoft.com/office/word/2020/wordml/sdtdatahash" xmlns:w16se="http://schemas.microsoft.com/office/word/2015/wordml/symex" xmlns:wpg="http://schemas.microsoft.com/office/word/2010/wordprocessingGroup" xmlns:wpi="http://schemas.microsoft.com/office/word/2010/wordprocessingInk" xmlns:wne="http://schemas.microsoft.com/office/word/2006/wordml" xmlns:wps="http://schemas.microsoft.com/office/word/2010/wordprocessingShape" mc:Ignorable="w14 w15 w16se w16cid w16 w16cex w16sdtdh wp14">
   <w:abstractNum w:abstractNumId="0" w15:restartNumberingAfterBreak="0">
+    <w:nsid w:val="12D51DA3"/>
+    <w:multiLevelType w:val="hybridMultilevel"/>
+    <w:tmpl w:val="518601DA"/>
+    <w:lvl w:ilvl="0" w:tplc="04160001">
+      <w:start w:val="1"/>
+      <w:numFmt w:val="bullet"/>
+      <w:lvlText w:val=""/>
+      <w:lvlJc w:val="left"/>
+      <w:pPr>
+        <w:ind w:left="720" w:hanging="360"/>
+      </w:pPr>
+      <w:rPr>
+        <w:rFonts w:ascii="Symbol" w:hAnsi="Symbol" w:hint="default"/>
+      </w:rPr>
+    </w:lvl>
+    <w:lvl w:ilvl="1" w:tplc="04160003" w:tentative="1">
+      <w:start w:val="1"/>
+      <w:numFmt w:val="bullet"/>
+      <w:lvlText w:val="o"/>
+      <w:lvlJc w:val="left"/>
+      <w:pPr>
+        <w:ind w:left="1440" w:hanging="360"/>
+      </w:pPr>
+      <w:rPr>
+        <w:rFonts w:ascii="Courier New" w:hAnsi="Courier New" w:cs="Courier New" w:hint="default"/>
+      </w:rPr>
+    </w:lvl>
+    <w:lvl w:ilvl="2" w:tplc="04160005" w:tentative="1">
+      <w:start w:val="1"/>
+      <w:numFmt w:val="bullet"/>
+      <w:lvlText w:val=""/>
+      <w:lvlJc w:val="left"/>
+      <w:pPr>
+        <w:ind w:left="2160" w:hanging="360"/>
+      </w:pPr>
+      <w:rPr>
+        <w:rFonts w:ascii="Wingdings" w:hAnsi="Wingdings" w:hint="default"/>
+      </w:rPr>
+    </w:lvl>
+    <w:lvl w:ilvl="3" w:tplc="04160001" w:tentative="1">
+      <w:start w:val="1"/>
+      <w:numFmt w:val="bullet"/>
+      <w:lvlText w:val=""/>
+      <w:lvlJc w:val="left"/>
+      <w:pPr>
+        <w:ind w:left="2880" w:hanging="360"/>
+      </w:pPr>
+      <w:rPr>
+        <w:rFonts w:ascii="Symbol" w:hAnsi="Symbol" w:hint="default"/>
+      </w:rPr>
+    </w:lvl>
+    <w:lvl w:ilvl="4" w:tplc="04160003" w:tentative="1">
+      <w:start w:val="1"/>
+      <w:numFmt w:val="bullet"/>
+      <w:lvlText w:val="o"/>
+      <w:lvlJc w:val="left"/>
+      <w:pPr>
+        <w:ind w:left="3600" w:hanging="360"/>
+      </w:pPr>
+      <w:rPr>
+        <w:rFonts w:ascii="Courier New" w:hAnsi="Courier New" w:cs="Courier New" w:hint="default"/>
+      </w:rPr>
+    </w:lvl>
+    <w:lvl w:ilvl="5" w:tplc="04160005" w:tentative="1">
+      <w:start w:val="1"/>
+      <w:numFmt w:val="bullet"/>
+      <w:lvlText w:val=""/>
+      <w:lvlJc w:val="left"/>
+      <w:pPr>
+        <w:ind w:left="4320" w:hanging="360"/>
+      </w:pPr>
+      <w:rPr>
+        <w:rFonts w:ascii="Wingdings" w:hAnsi="Wingdings" w:hint="default"/>
+      </w:rPr>
+    </w:lvl>
+    <w:lvl w:ilvl="6" w:tplc="04160001" w:tentative="1">
+      <w:start w:val="1"/>
+      <w:numFmt w:val="bullet"/>
+      <w:lvlText w:val=""/>
+      <w:lvlJc w:val="left"/>
+      <w:pPr>
+        <w:ind w:left="5040" w:hanging="360"/>
+      </w:pPr>
+      <w:rPr>
+        <w:rFonts w:ascii="Symbol" w:hAnsi="Symbol" w:hint="default"/>
+      </w:rPr>
+    </w:lvl>
+    <w:lvl w:ilvl="7" w:tplc="04160003" w:tentative="1">
+      <w:start w:val="1"/>
+      <w:numFmt w:val="bullet"/>
+      <w:lvlText w:val="o"/>
+      <w:lvlJc w:val="left"/>
+      <w:pPr>
+        <w:ind w:left="5760" w:hanging="360"/>
+      </w:pPr>
+      <w:rPr>
+        <w:rFonts w:ascii="Courier New" w:hAnsi="Courier New" w:cs="Courier New" w:hint="default"/>
+      </w:rPr>
+    </w:lvl>
+    <w:lvl w:ilvl="8" w:tplc="04160005" w:tentative="1">
+      <w:start w:val="1"/>
+      <w:numFmt w:val="bullet"/>
+      <w:lvlText w:val=""/>
+      <w:lvlJc w:val="left"/>
+      <w:pPr>
+        <w:ind w:left="6480" w:hanging="360"/>
+      </w:pPr>
+      <w:rPr>
+        <w:rFonts w:ascii="Wingdings" w:hAnsi="Wingdings" w:hint="default"/>
+      </w:rPr>
+    </w:lvl>
+  </w:abstractNum>
+  <w:abstractNum w:abstractNumId="1" w15:restartNumberingAfterBreak="0">
     <w:nsid w:val="1F9A20AA"/>
     <w:multiLevelType w:val="hybridMultilevel"/>
     <w:tmpl w:val="FF52A92E"/>
@@ -1284,7 +5842,435 @@
       </w:pPr>
     </w:lvl>
   </w:abstractNum>
-  <w:abstractNum w:abstractNumId="1" w15:restartNumberingAfterBreak="0">
+  <w:abstractNum w:abstractNumId="2" w15:restartNumberingAfterBreak="0">
+    <w:nsid w:val="2A6177FA"/>
+    <w:multiLevelType w:val="hybridMultilevel"/>
+    <w:tmpl w:val="17800A8E"/>
+    <w:lvl w:ilvl="0" w:tplc="04160001">
+      <w:start w:val="1"/>
+      <w:numFmt w:val="bullet"/>
+      <w:lvlText w:val=""/>
+      <w:lvlJc w:val="left"/>
+      <w:pPr>
+        <w:ind w:left="720" w:hanging="360"/>
+      </w:pPr>
+      <w:rPr>
+        <w:rFonts w:ascii="Symbol" w:hAnsi="Symbol" w:hint="default"/>
+      </w:rPr>
+    </w:lvl>
+    <w:lvl w:ilvl="1" w:tplc="04160003" w:tentative="1">
+      <w:start w:val="1"/>
+      <w:numFmt w:val="bullet"/>
+      <w:lvlText w:val="o"/>
+      <w:lvlJc w:val="left"/>
+      <w:pPr>
+        <w:ind w:left="1440" w:hanging="360"/>
+      </w:pPr>
+      <w:rPr>
+        <w:rFonts w:ascii="Courier New" w:hAnsi="Courier New" w:cs="Courier New" w:hint="default"/>
+      </w:rPr>
+    </w:lvl>
+    <w:lvl w:ilvl="2" w:tplc="04160005" w:tentative="1">
+      <w:start w:val="1"/>
+      <w:numFmt w:val="bullet"/>
+      <w:lvlText w:val=""/>
+      <w:lvlJc w:val="left"/>
+      <w:pPr>
+        <w:ind w:left="2160" w:hanging="360"/>
+      </w:pPr>
+      <w:rPr>
+        <w:rFonts w:ascii="Wingdings" w:hAnsi="Wingdings" w:hint="default"/>
+      </w:rPr>
+    </w:lvl>
+    <w:lvl w:ilvl="3" w:tplc="04160001" w:tentative="1">
+      <w:start w:val="1"/>
+      <w:numFmt w:val="bullet"/>
+      <w:lvlText w:val=""/>
+      <w:lvlJc w:val="left"/>
+      <w:pPr>
+        <w:ind w:left="2880" w:hanging="360"/>
+      </w:pPr>
+      <w:rPr>
+        <w:rFonts w:ascii="Symbol" w:hAnsi="Symbol" w:hint="default"/>
+      </w:rPr>
+    </w:lvl>
+    <w:lvl w:ilvl="4" w:tplc="04160003" w:tentative="1">
+      <w:start w:val="1"/>
+      <w:numFmt w:val="bullet"/>
+      <w:lvlText w:val="o"/>
+      <w:lvlJc w:val="left"/>
+      <w:pPr>
+        <w:ind w:left="3600" w:hanging="360"/>
+      </w:pPr>
+      <w:rPr>
+        <w:rFonts w:ascii="Courier New" w:hAnsi="Courier New" w:cs="Courier New" w:hint="default"/>
+      </w:rPr>
+    </w:lvl>
+    <w:lvl w:ilvl="5" w:tplc="04160005" w:tentative="1">
+      <w:start w:val="1"/>
+      <w:numFmt w:val="bullet"/>
+      <w:lvlText w:val=""/>
+      <w:lvlJc w:val="left"/>
+      <w:pPr>
+        <w:ind w:left="4320" w:hanging="360"/>
+      </w:pPr>
+      <w:rPr>
+        <w:rFonts w:ascii="Wingdings" w:hAnsi="Wingdings" w:hint="default"/>
+      </w:rPr>
+    </w:lvl>
+    <w:lvl w:ilvl="6" w:tplc="04160001" w:tentative="1">
+      <w:start w:val="1"/>
+      <w:numFmt w:val="bullet"/>
+      <w:lvlText w:val=""/>
+      <w:lvlJc w:val="left"/>
+      <w:pPr>
+        <w:ind w:left="5040" w:hanging="360"/>
+      </w:pPr>
+      <w:rPr>
+        <w:rFonts w:ascii="Symbol" w:hAnsi="Symbol" w:hint="default"/>
+      </w:rPr>
+    </w:lvl>
+    <w:lvl w:ilvl="7" w:tplc="04160003" w:tentative="1">
+      <w:start w:val="1"/>
+      <w:numFmt w:val="bullet"/>
+      <w:lvlText w:val="o"/>
+      <w:lvlJc w:val="left"/>
+      <w:pPr>
+        <w:ind w:left="5760" w:hanging="360"/>
+      </w:pPr>
+      <w:rPr>
+        <w:rFonts w:ascii="Courier New" w:hAnsi="Courier New" w:cs="Courier New" w:hint="default"/>
+      </w:rPr>
+    </w:lvl>
+    <w:lvl w:ilvl="8" w:tplc="04160005" w:tentative="1">
+      <w:start w:val="1"/>
+      <w:numFmt w:val="bullet"/>
+      <w:lvlText w:val=""/>
+      <w:lvlJc w:val="left"/>
+      <w:pPr>
+        <w:ind w:left="6480" w:hanging="360"/>
+      </w:pPr>
+      <w:rPr>
+        <w:rFonts w:ascii="Wingdings" w:hAnsi="Wingdings" w:hint="default"/>
+      </w:rPr>
+    </w:lvl>
+  </w:abstractNum>
+  <w:abstractNum w:abstractNumId="3" w15:restartNumberingAfterBreak="0">
+    <w:nsid w:val="340446FA"/>
+    <w:multiLevelType w:val="hybridMultilevel"/>
+    <w:tmpl w:val="9CFABFB2"/>
+    <w:lvl w:ilvl="0" w:tplc="0416000F">
+      <w:start w:val="1"/>
+      <w:numFmt w:val="decimal"/>
+      <w:lvlText w:val="%1."/>
+      <w:lvlJc w:val="left"/>
+      <w:pPr>
+        <w:ind w:left="720" w:hanging="360"/>
+      </w:pPr>
+      <w:rPr>
+        <w:rFonts w:hint="default"/>
+      </w:rPr>
+    </w:lvl>
+    <w:lvl w:ilvl="1" w:tplc="04160019" w:tentative="1">
+      <w:start w:val="1"/>
+      <w:numFmt w:val="lowerLetter"/>
+      <w:lvlText w:val="%2."/>
+      <w:lvlJc w:val="left"/>
+      <w:pPr>
+        <w:ind w:left="1440" w:hanging="360"/>
+      </w:pPr>
+    </w:lvl>
+    <w:lvl w:ilvl="2" w:tplc="0416001B" w:tentative="1">
+      <w:start w:val="1"/>
+      <w:numFmt w:val="lowerRoman"/>
+      <w:lvlText w:val="%3."/>
+      <w:lvlJc w:val="right"/>
+      <w:pPr>
+        <w:ind w:left="2160" w:hanging="180"/>
+      </w:pPr>
+    </w:lvl>
+    <w:lvl w:ilvl="3" w:tplc="0416000F" w:tentative="1">
+      <w:start w:val="1"/>
+      <w:numFmt w:val="decimal"/>
+      <w:lvlText w:val="%4."/>
+      <w:lvlJc w:val="left"/>
+      <w:pPr>
+        <w:ind w:left="2880" w:hanging="360"/>
+      </w:pPr>
+    </w:lvl>
+    <w:lvl w:ilvl="4" w:tplc="04160019" w:tentative="1">
+      <w:start w:val="1"/>
+      <w:numFmt w:val="lowerLetter"/>
+      <w:lvlText w:val="%5."/>
+      <w:lvlJc w:val="left"/>
+      <w:pPr>
+        <w:ind w:left="3600" w:hanging="360"/>
+      </w:pPr>
+    </w:lvl>
+    <w:lvl w:ilvl="5" w:tplc="0416001B" w:tentative="1">
+      <w:start w:val="1"/>
+      <w:numFmt w:val="lowerRoman"/>
+      <w:lvlText w:val="%6."/>
+      <w:lvlJc w:val="right"/>
+      <w:pPr>
+        <w:ind w:left="4320" w:hanging="180"/>
+      </w:pPr>
+    </w:lvl>
+    <w:lvl w:ilvl="6" w:tplc="0416000F" w:tentative="1">
+      <w:start w:val="1"/>
+      <w:numFmt w:val="decimal"/>
+      <w:lvlText w:val="%7."/>
+      <w:lvlJc w:val="left"/>
+      <w:pPr>
+        <w:ind w:left="5040" w:hanging="360"/>
+      </w:pPr>
+    </w:lvl>
+    <w:lvl w:ilvl="7" w:tplc="04160019" w:tentative="1">
+      <w:start w:val="1"/>
+      <w:numFmt w:val="lowerLetter"/>
+      <w:lvlText w:val="%8."/>
+      <w:lvlJc w:val="left"/>
+      <w:pPr>
+        <w:ind w:left="5760" w:hanging="360"/>
+      </w:pPr>
+    </w:lvl>
+    <w:lvl w:ilvl="8" w:tplc="0416001B" w:tentative="1">
+      <w:start w:val="1"/>
+      <w:numFmt w:val="lowerRoman"/>
+      <w:lvlText w:val="%9."/>
+      <w:lvlJc w:val="right"/>
+      <w:pPr>
+        <w:ind w:left="6480" w:hanging="180"/>
+      </w:pPr>
+    </w:lvl>
+  </w:abstractNum>
+  <w:abstractNum w:abstractNumId="4" w15:restartNumberingAfterBreak="0">
+    <w:nsid w:val="37021993"/>
+    <w:multiLevelType w:val="hybridMultilevel"/>
+    <w:tmpl w:val="C0481818"/>
+    <w:lvl w:ilvl="0" w:tplc="04160001">
+      <w:start w:val="1"/>
+      <w:numFmt w:val="bullet"/>
+      <w:lvlText w:val=""/>
+      <w:lvlJc w:val="left"/>
+      <w:pPr>
+        <w:ind w:left="720" w:hanging="360"/>
+      </w:pPr>
+      <w:rPr>
+        <w:rFonts w:ascii="Symbol" w:hAnsi="Symbol" w:hint="default"/>
+      </w:rPr>
+    </w:lvl>
+    <w:lvl w:ilvl="1" w:tplc="04160003" w:tentative="1">
+      <w:start w:val="1"/>
+      <w:numFmt w:val="bullet"/>
+      <w:lvlText w:val="o"/>
+      <w:lvlJc w:val="left"/>
+      <w:pPr>
+        <w:ind w:left="1440" w:hanging="360"/>
+      </w:pPr>
+      <w:rPr>
+        <w:rFonts w:ascii="Courier New" w:hAnsi="Courier New" w:cs="Courier New" w:hint="default"/>
+      </w:rPr>
+    </w:lvl>
+    <w:lvl w:ilvl="2" w:tplc="04160005" w:tentative="1">
+      <w:start w:val="1"/>
+      <w:numFmt w:val="bullet"/>
+      <w:lvlText w:val=""/>
+      <w:lvlJc w:val="left"/>
+      <w:pPr>
+        <w:ind w:left="2160" w:hanging="360"/>
+      </w:pPr>
+      <w:rPr>
+        <w:rFonts w:ascii="Wingdings" w:hAnsi="Wingdings" w:hint="default"/>
+      </w:rPr>
+    </w:lvl>
+    <w:lvl w:ilvl="3" w:tplc="04160001" w:tentative="1">
+      <w:start w:val="1"/>
+      <w:numFmt w:val="bullet"/>
+      <w:lvlText w:val=""/>
+      <w:lvlJc w:val="left"/>
+      <w:pPr>
+        <w:ind w:left="2880" w:hanging="360"/>
+      </w:pPr>
+      <w:rPr>
+        <w:rFonts w:ascii="Symbol" w:hAnsi="Symbol" w:hint="default"/>
+      </w:rPr>
+    </w:lvl>
+    <w:lvl w:ilvl="4" w:tplc="04160003" w:tentative="1">
+      <w:start w:val="1"/>
+      <w:numFmt w:val="bullet"/>
+      <w:lvlText w:val="o"/>
+      <w:lvlJc w:val="left"/>
+      <w:pPr>
+        <w:ind w:left="3600" w:hanging="360"/>
+      </w:pPr>
+      <w:rPr>
+        <w:rFonts w:ascii="Courier New" w:hAnsi="Courier New" w:cs="Courier New" w:hint="default"/>
+      </w:rPr>
+    </w:lvl>
+    <w:lvl w:ilvl="5" w:tplc="04160005" w:tentative="1">
+      <w:start w:val="1"/>
+      <w:numFmt w:val="bullet"/>
+      <w:lvlText w:val=""/>
+      <w:lvlJc w:val="left"/>
+      <w:pPr>
+        <w:ind w:left="4320" w:hanging="360"/>
+      </w:pPr>
+      <w:rPr>
+        <w:rFonts w:ascii="Wingdings" w:hAnsi="Wingdings" w:hint="default"/>
+      </w:rPr>
+    </w:lvl>
+    <w:lvl w:ilvl="6" w:tplc="04160001" w:tentative="1">
+      <w:start w:val="1"/>
+      <w:numFmt w:val="bullet"/>
+      <w:lvlText w:val=""/>
+      <w:lvlJc w:val="left"/>
+      <w:pPr>
+        <w:ind w:left="5040" w:hanging="360"/>
+      </w:pPr>
+      <w:rPr>
+        <w:rFonts w:ascii="Symbol" w:hAnsi="Symbol" w:hint="default"/>
+      </w:rPr>
+    </w:lvl>
+    <w:lvl w:ilvl="7" w:tplc="04160003" w:tentative="1">
+      <w:start w:val="1"/>
+      <w:numFmt w:val="bullet"/>
+      <w:lvlText w:val="o"/>
+      <w:lvlJc w:val="left"/>
+      <w:pPr>
+        <w:ind w:left="5760" w:hanging="360"/>
+      </w:pPr>
+      <w:rPr>
+        <w:rFonts w:ascii="Courier New" w:hAnsi="Courier New" w:cs="Courier New" w:hint="default"/>
+      </w:rPr>
+    </w:lvl>
+    <w:lvl w:ilvl="8" w:tplc="04160005" w:tentative="1">
+      <w:start w:val="1"/>
+      <w:numFmt w:val="bullet"/>
+      <w:lvlText w:val=""/>
+      <w:lvlJc w:val="left"/>
+      <w:pPr>
+        <w:ind w:left="6480" w:hanging="360"/>
+      </w:pPr>
+      <w:rPr>
+        <w:rFonts w:ascii="Wingdings" w:hAnsi="Wingdings" w:hint="default"/>
+      </w:rPr>
+    </w:lvl>
+  </w:abstractNum>
+  <w:abstractNum w:abstractNumId="5" w15:restartNumberingAfterBreak="0">
+    <w:nsid w:val="49AC1357"/>
+    <w:multiLevelType w:val="hybridMultilevel"/>
+    <w:tmpl w:val="59466F26"/>
+    <w:lvl w:ilvl="0" w:tplc="04160001">
+      <w:start w:val="1"/>
+      <w:numFmt w:val="bullet"/>
+      <w:lvlText w:val=""/>
+      <w:lvlJc w:val="left"/>
+      <w:pPr>
+        <w:ind w:left="720" w:hanging="360"/>
+      </w:pPr>
+      <w:rPr>
+        <w:rFonts w:ascii="Symbol" w:hAnsi="Symbol" w:hint="default"/>
+      </w:rPr>
+    </w:lvl>
+    <w:lvl w:ilvl="1" w:tplc="04160003" w:tentative="1">
+      <w:start w:val="1"/>
+      <w:numFmt w:val="bullet"/>
+      <w:lvlText w:val="o"/>
+      <w:lvlJc w:val="left"/>
+      <w:pPr>
+        <w:ind w:left="1440" w:hanging="360"/>
+      </w:pPr>
+      <w:rPr>
+        <w:rFonts w:ascii="Courier New" w:hAnsi="Courier New" w:cs="Courier New" w:hint="default"/>
+      </w:rPr>
+    </w:lvl>
+    <w:lvl w:ilvl="2" w:tplc="04160005" w:tentative="1">
+      <w:start w:val="1"/>
+      <w:numFmt w:val="bullet"/>
+      <w:lvlText w:val=""/>
+      <w:lvlJc w:val="left"/>
+      <w:pPr>
+        <w:ind w:left="2160" w:hanging="360"/>
+      </w:pPr>
+      <w:rPr>
+        <w:rFonts w:ascii="Wingdings" w:hAnsi="Wingdings" w:hint="default"/>
+      </w:rPr>
+    </w:lvl>
+    <w:lvl w:ilvl="3" w:tplc="04160001" w:tentative="1">
+      <w:start w:val="1"/>
+      <w:numFmt w:val="bullet"/>
+      <w:lvlText w:val=""/>
+      <w:lvlJc w:val="left"/>
+      <w:pPr>
+        <w:ind w:left="2880" w:hanging="360"/>
+      </w:pPr>
+      <w:rPr>
+        <w:rFonts w:ascii="Symbol" w:hAnsi="Symbol" w:hint="default"/>
+      </w:rPr>
+    </w:lvl>
+    <w:lvl w:ilvl="4" w:tplc="04160003" w:tentative="1">
+      <w:start w:val="1"/>
+      <w:numFmt w:val="bullet"/>
+      <w:lvlText w:val="o"/>
+      <w:lvlJc w:val="left"/>
+      <w:pPr>
+        <w:ind w:left="3600" w:hanging="360"/>
+      </w:pPr>
+      <w:rPr>
+        <w:rFonts w:ascii="Courier New" w:hAnsi="Courier New" w:cs="Courier New" w:hint="default"/>
+      </w:rPr>
+    </w:lvl>
+    <w:lvl w:ilvl="5" w:tplc="04160005" w:tentative="1">
+      <w:start w:val="1"/>
+      <w:numFmt w:val="bullet"/>
+      <w:lvlText w:val=""/>
+      <w:lvlJc w:val="left"/>
+      <w:pPr>
+        <w:ind w:left="4320" w:hanging="360"/>
+      </w:pPr>
+      <w:rPr>
+        <w:rFonts w:ascii="Wingdings" w:hAnsi="Wingdings" w:hint="default"/>
+      </w:rPr>
+    </w:lvl>
+    <w:lvl w:ilvl="6" w:tplc="04160001" w:tentative="1">
+      <w:start w:val="1"/>
+      <w:numFmt w:val="bullet"/>
+      <w:lvlText w:val=""/>
+      <w:lvlJc w:val="left"/>
+      <w:pPr>
+        <w:ind w:left="5040" w:hanging="360"/>
+      </w:pPr>
+      <w:rPr>
+        <w:rFonts w:ascii="Symbol" w:hAnsi="Symbol" w:hint="default"/>
+      </w:rPr>
+    </w:lvl>
+    <w:lvl w:ilvl="7" w:tplc="04160003" w:tentative="1">
+      <w:start w:val="1"/>
+      <w:numFmt w:val="bullet"/>
+      <w:lvlText w:val="o"/>
+      <w:lvlJc w:val="left"/>
+      <w:pPr>
+        <w:ind w:left="5760" w:hanging="360"/>
+      </w:pPr>
+      <w:rPr>
+        <w:rFonts w:ascii="Courier New" w:hAnsi="Courier New" w:cs="Courier New" w:hint="default"/>
+      </w:rPr>
+    </w:lvl>
+    <w:lvl w:ilvl="8" w:tplc="04160005" w:tentative="1">
+      <w:start w:val="1"/>
+      <w:numFmt w:val="bullet"/>
+      <w:lvlText w:val=""/>
+      <w:lvlJc w:val="left"/>
+      <w:pPr>
+        <w:ind w:left="6480" w:hanging="360"/>
+      </w:pPr>
+      <w:rPr>
+        <w:rFonts w:ascii="Wingdings" w:hAnsi="Wingdings" w:hint="default"/>
+      </w:rPr>
+    </w:lvl>
+  </w:abstractNum>
+  <w:abstractNum w:abstractNumId="6" w15:restartNumberingAfterBreak="0">
     <w:nsid w:val="5624782D"/>
     <w:multiLevelType w:val="hybridMultilevel"/>
     <w:tmpl w:val="192C2144"/>
@@ -1373,11 +6359,374 @@
       </w:pPr>
     </w:lvl>
   </w:abstractNum>
+  <w:abstractNum w:abstractNumId="7" w15:restartNumberingAfterBreak="0">
+    <w:nsid w:val="58660D17"/>
+    <w:multiLevelType w:val="hybridMultilevel"/>
+    <w:tmpl w:val="9E547E60"/>
+    <w:lvl w:ilvl="0" w:tplc="04160001">
+      <w:start w:val="1"/>
+      <w:numFmt w:val="bullet"/>
+      <w:lvlText w:val=""/>
+      <w:lvlJc w:val="left"/>
+      <w:pPr>
+        <w:ind w:left="720" w:hanging="360"/>
+      </w:pPr>
+      <w:rPr>
+        <w:rFonts w:ascii="Symbol" w:hAnsi="Symbol" w:hint="default"/>
+      </w:rPr>
+    </w:lvl>
+    <w:lvl w:ilvl="1" w:tplc="04160003" w:tentative="1">
+      <w:start w:val="1"/>
+      <w:numFmt w:val="bullet"/>
+      <w:lvlText w:val="o"/>
+      <w:lvlJc w:val="left"/>
+      <w:pPr>
+        <w:ind w:left="1440" w:hanging="360"/>
+      </w:pPr>
+      <w:rPr>
+        <w:rFonts w:ascii="Courier New" w:hAnsi="Courier New" w:cs="Courier New" w:hint="default"/>
+      </w:rPr>
+    </w:lvl>
+    <w:lvl w:ilvl="2" w:tplc="04160005" w:tentative="1">
+      <w:start w:val="1"/>
+      <w:numFmt w:val="bullet"/>
+      <w:lvlText w:val=""/>
+      <w:lvlJc w:val="left"/>
+      <w:pPr>
+        <w:ind w:left="2160" w:hanging="360"/>
+      </w:pPr>
+      <w:rPr>
+        <w:rFonts w:ascii="Wingdings" w:hAnsi="Wingdings" w:hint="default"/>
+      </w:rPr>
+    </w:lvl>
+    <w:lvl w:ilvl="3" w:tplc="04160001" w:tentative="1">
+      <w:start w:val="1"/>
+      <w:numFmt w:val="bullet"/>
+      <w:lvlText w:val=""/>
+      <w:lvlJc w:val="left"/>
+      <w:pPr>
+        <w:ind w:left="2880" w:hanging="360"/>
+      </w:pPr>
+      <w:rPr>
+        <w:rFonts w:ascii="Symbol" w:hAnsi="Symbol" w:hint="default"/>
+      </w:rPr>
+    </w:lvl>
+    <w:lvl w:ilvl="4" w:tplc="04160003" w:tentative="1">
+      <w:start w:val="1"/>
+      <w:numFmt w:val="bullet"/>
+      <w:lvlText w:val="o"/>
+      <w:lvlJc w:val="left"/>
+      <w:pPr>
+        <w:ind w:left="3600" w:hanging="360"/>
+      </w:pPr>
+      <w:rPr>
+        <w:rFonts w:ascii="Courier New" w:hAnsi="Courier New" w:cs="Courier New" w:hint="default"/>
+      </w:rPr>
+    </w:lvl>
+    <w:lvl w:ilvl="5" w:tplc="04160005" w:tentative="1">
+      <w:start w:val="1"/>
+      <w:numFmt w:val="bullet"/>
+      <w:lvlText w:val=""/>
+      <w:lvlJc w:val="left"/>
+      <w:pPr>
+        <w:ind w:left="4320" w:hanging="360"/>
+      </w:pPr>
+      <w:rPr>
+        <w:rFonts w:ascii="Wingdings" w:hAnsi="Wingdings" w:hint="default"/>
+      </w:rPr>
+    </w:lvl>
+    <w:lvl w:ilvl="6" w:tplc="04160001" w:tentative="1">
+      <w:start w:val="1"/>
+      <w:numFmt w:val="bullet"/>
+      <w:lvlText w:val=""/>
+      <w:lvlJc w:val="left"/>
+      <w:pPr>
+        <w:ind w:left="5040" w:hanging="360"/>
+      </w:pPr>
+      <w:rPr>
+        <w:rFonts w:ascii="Symbol" w:hAnsi="Symbol" w:hint="default"/>
+      </w:rPr>
+    </w:lvl>
+    <w:lvl w:ilvl="7" w:tplc="04160003" w:tentative="1">
+      <w:start w:val="1"/>
+      <w:numFmt w:val="bullet"/>
+      <w:lvlText w:val="o"/>
+      <w:lvlJc w:val="left"/>
+      <w:pPr>
+        <w:ind w:left="5760" w:hanging="360"/>
+      </w:pPr>
+      <w:rPr>
+        <w:rFonts w:ascii="Courier New" w:hAnsi="Courier New" w:cs="Courier New" w:hint="default"/>
+      </w:rPr>
+    </w:lvl>
+    <w:lvl w:ilvl="8" w:tplc="04160005" w:tentative="1">
+      <w:start w:val="1"/>
+      <w:numFmt w:val="bullet"/>
+      <w:lvlText w:val=""/>
+      <w:lvlJc w:val="left"/>
+      <w:pPr>
+        <w:ind w:left="6480" w:hanging="360"/>
+      </w:pPr>
+      <w:rPr>
+        <w:rFonts w:ascii="Wingdings" w:hAnsi="Wingdings" w:hint="default"/>
+      </w:rPr>
+    </w:lvl>
+  </w:abstractNum>
+  <w:abstractNum w:abstractNumId="8" w15:restartNumberingAfterBreak="0">
+    <w:nsid w:val="5F551843"/>
+    <w:multiLevelType w:val="hybridMultilevel"/>
+    <w:tmpl w:val="F96A120C"/>
+    <w:lvl w:ilvl="0" w:tplc="04160001">
+      <w:start w:val="1"/>
+      <w:numFmt w:val="bullet"/>
+      <w:lvlText w:val=""/>
+      <w:lvlJc w:val="left"/>
+      <w:pPr>
+        <w:ind w:left="720" w:hanging="360"/>
+      </w:pPr>
+      <w:rPr>
+        <w:rFonts w:ascii="Symbol" w:hAnsi="Symbol" w:hint="default"/>
+      </w:rPr>
+    </w:lvl>
+    <w:lvl w:ilvl="1" w:tplc="04160003" w:tentative="1">
+      <w:start w:val="1"/>
+      <w:numFmt w:val="bullet"/>
+      <w:lvlText w:val="o"/>
+      <w:lvlJc w:val="left"/>
+      <w:pPr>
+        <w:ind w:left="1440" w:hanging="360"/>
+      </w:pPr>
+      <w:rPr>
+        <w:rFonts w:ascii="Courier New" w:hAnsi="Courier New" w:cs="Courier New" w:hint="default"/>
+      </w:rPr>
+    </w:lvl>
+    <w:lvl w:ilvl="2" w:tplc="04160005" w:tentative="1">
+      <w:start w:val="1"/>
+      <w:numFmt w:val="bullet"/>
+      <w:lvlText w:val=""/>
+      <w:lvlJc w:val="left"/>
+      <w:pPr>
+        <w:ind w:left="2160" w:hanging="360"/>
+      </w:pPr>
+      <w:rPr>
+        <w:rFonts w:ascii="Wingdings" w:hAnsi="Wingdings" w:hint="default"/>
+      </w:rPr>
+    </w:lvl>
+    <w:lvl w:ilvl="3" w:tplc="04160001" w:tentative="1">
+      <w:start w:val="1"/>
+      <w:numFmt w:val="bullet"/>
+      <w:lvlText w:val=""/>
+      <w:lvlJc w:val="left"/>
+      <w:pPr>
+        <w:ind w:left="2880" w:hanging="360"/>
+      </w:pPr>
+      <w:rPr>
+        <w:rFonts w:ascii="Symbol" w:hAnsi="Symbol" w:hint="default"/>
+      </w:rPr>
+    </w:lvl>
+    <w:lvl w:ilvl="4" w:tplc="04160003" w:tentative="1">
+      <w:start w:val="1"/>
+      <w:numFmt w:val="bullet"/>
+      <w:lvlText w:val="o"/>
+      <w:lvlJc w:val="left"/>
+      <w:pPr>
+        <w:ind w:left="3600" w:hanging="360"/>
+      </w:pPr>
+      <w:rPr>
+        <w:rFonts w:ascii="Courier New" w:hAnsi="Courier New" w:cs="Courier New" w:hint="default"/>
+      </w:rPr>
+    </w:lvl>
+    <w:lvl w:ilvl="5" w:tplc="04160005" w:tentative="1">
+      <w:start w:val="1"/>
+      <w:numFmt w:val="bullet"/>
+      <w:lvlText w:val=""/>
+      <w:lvlJc w:val="left"/>
+      <w:pPr>
+        <w:ind w:left="4320" w:hanging="360"/>
+      </w:pPr>
+      <w:rPr>
+        <w:rFonts w:ascii="Wingdings" w:hAnsi="Wingdings" w:hint="default"/>
+      </w:rPr>
+    </w:lvl>
+    <w:lvl w:ilvl="6" w:tplc="04160001" w:tentative="1">
+      <w:start w:val="1"/>
+      <w:numFmt w:val="bullet"/>
+      <w:lvlText w:val=""/>
+      <w:lvlJc w:val="left"/>
+      <w:pPr>
+        <w:ind w:left="5040" w:hanging="360"/>
+      </w:pPr>
+      <w:rPr>
+        <w:rFonts w:ascii="Symbol" w:hAnsi="Symbol" w:hint="default"/>
+      </w:rPr>
+    </w:lvl>
+    <w:lvl w:ilvl="7" w:tplc="04160003" w:tentative="1">
+      <w:start w:val="1"/>
+      <w:numFmt w:val="bullet"/>
+      <w:lvlText w:val="o"/>
+      <w:lvlJc w:val="left"/>
+      <w:pPr>
+        <w:ind w:left="5760" w:hanging="360"/>
+      </w:pPr>
+      <w:rPr>
+        <w:rFonts w:ascii="Courier New" w:hAnsi="Courier New" w:cs="Courier New" w:hint="default"/>
+      </w:rPr>
+    </w:lvl>
+    <w:lvl w:ilvl="8" w:tplc="04160005" w:tentative="1">
+      <w:start w:val="1"/>
+      <w:numFmt w:val="bullet"/>
+      <w:lvlText w:val=""/>
+      <w:lvlJc w:val="left"/>
+      <w:pPr>
+        <w:ind w:left="6480" w:hanging="360"/>
+      </w:pPr>
+      <w:rPr>
+        <w:rFonts w:ascii="Wingdings" w:hAnsi="Wingdings" w:hint="default"/>
+      </w:rPr>
+    </w:lvl>
+  </w:abstractNum>
+  <w:abstractNum w:abstractNumId="9" w15:restartNumberingAfterBreak="0">
+    <w:nsid w:val="714F2C3B"/>
+    <w:multiLevelType w:val="hybridMultilevel"/>
+    <w:tmpl w:val="03623520"/>
+    <w:lvl w:ilvl="0" w:tplc="04160001">
+      <w:start w:val="1"/>
+      <w:numFmt w:val="bullet"/>
+      <w:lvlText w:val=""/>
+      <w:lvlJc w:val="left"/>
+      <w:pPr>
+        <w:ind w:left="720" w:hanging="360"/>
+      </w:pPr>
+      <w:rPr>
+        <w:rFonts w:ascii="Symbol" w:hAnsi="Symbol" w:hint="default"/>
+      </w:rPr>
+    </w:lvl>
+    <w:lvl w:ilvl="1" w:tplc="04160003" w:tentative="1">
+      <w:start w:val="1"/>
+      <w:numFmt w:val="bullet"/>
+      <w:lvlText w:val="o"/>
+      <w:lvlJc w:val="left"/>
+      <w:pPr>
+        <w:ind w:left="1440" w:hanging="360"/>
+      </w:pPr>
+      <w:rPr>
+        <w:rFonts w:ascii="Courier New" w:hAnsi="Courier New" w:cs="Courier New" w:hint="default"/>
+      </w:rPr>
+    </w:lvl>
+    <w:lvl w:ilvl="2" w:tplc="04160005" w:tentative="1">
+      <w:start w:val="1"/>
+      <w:numFmt w:val="bullet"/>
+      <w:lvlText w:val=""/>
+      <w:lvlJc w:val="left"/>
+      <w:pPr>
+        <w:ind w:left="2160" w:hanging="360"/>
+      </w:pPr>
+      <w:rPr>
+        <w:rFonts w:ascii="Wingdings" w:hAnsi="Wingdings" w:hint="default"/>
+      </w:rPr>
+    </w:lvl>
+    <w:lvl w:ilvl="3" w:tplc="04160001" w:tentative="1">
+      <w:start w:val="1"/>
+      <w:numFmt w:val="bullet"/>
+      <w:lvlText w:val=""/>
+      <w:lvlJc w:val="left"/>
+      <w:pPr>
+        <w:ind w:left="2880" w:hanging="360"/>
+      </w:pPr>
+      <w:rPr>
+        <w:rFonts w:ascii="Symbol" w:hAnsi="Symbol" w:hint="default"/>
+      </w:rPr>
+    </w:lvl>
+    <w:lvl w:ilvl="4" w:tplc="04160003" w:tentative="1">
+      <w:start w:val="1"/>
+      <w:numFmt w:val="bullet"/>
+      <w:lvlText w:val="o"/>
+      <w:lvlJc w:val="left"/>
+      <w:pPr>
+        <w:ind w:left="3600" w:hanging="360"/>
+      </w:pPr>
+      <w:rPr>
+        <w:rFonts w:ascii="Courier New" w:hAnsi="Courier New" w:cs="Courier New" w:hint="default"/>
+      </w:rPr>
+    </w:lvl>
+    <w:lvl w:ilvl="5" w:tplc="04160005" w:tentative="1">
+      <w:start w:val="1"/>
+      <w:numFmt w:val="bullet"/>
+      <w:lvlText w:val=""/>
+      <w:lvlJc w:val="left"/>
+      <w:pPr>
+        <w:ind w:left="4320" w:hanging="360"/>
+      </w:pPr>
+      <w:rPr>
+        <w:rFonts w:ascii="Wingdings" w:hAnsi="Wingdings" w:hint="default"/>
+      </w:rPr>
+    </w:lvl>
+    <w:lvl w:ilvl="6" w:tplc="04160001" w:tentative="1">
+      <w:start w:val="1"/>
+      <w:numFmt w:val="bullet"/>
+      <w:lvlText w:val=""/>
+      <w:lvlJc w:val="left"/>
+      <w:pPr>
+        <w:ind w:left="5040" w:hanging="360"/>
+      </w:pPr>
+      <w:rPr>
+        <w:rFonts w:ascii="Symbol" w:hAnsi="Symbol" w:hint="default"/>
+      </w:rPr>
+    </w:lvl>
+    <w:lvl w:ilvl="7" w:tplc="04160003" w:tentative="1">
+      <w:start w:val="1"/>
+      <w:numFmt w:val="bullet"/>
+      <w:lvlText w:val="o"/>
+      <w:lvlJc w:val="left"/>
+      <w:pPr>
+        <w:ind w:left="5760" w:hanging="360"/>
+      </w:pPr>
+      <w:rPr>
+        <w:rFonts w:ascii="Courier New" w:hAnsi="Courier New" w:cs="Courier New" w:hint="default"/>
+      </w:rPr>
+    </w:lvl>
+    <w:lvl w:ilvl="8" w:tplc="04160005" w:tentative="1">
+      <w:start w:val="1"/>
+      <w:numFmt w:val="bullet"/>
+      <w:lvlText w:val=""/>
+      <w:lvlJc w:val="left"/>
+      <w:pPr>
+        <w:ind w:left="6480" w:hanging="360"/>
+      </w:pPr>
+      <w:rPr>
+        <w:rFonts w:ascii="Wingdings" w:hAnsi="Wingdings" w:hint="default"/>
+      </w:rPr>
+    </w:lvl>
+  </w:abstractNum>
   <w:num w:numId="1" w16cid:durableId="1910840895">
+    <w:abstractNumId w:val="6"/>
+  </w:num>
+  <w:num w:numId="2" w16cid:durableId="755328197">
     <w:abstractNumId w:val="1"/>
   </w:num>
-  <w:num w:numId="2" w16cid:durableId="755328197">
+  <w:num w:numId="3" w16cid:durableId="231085679">
+    <w:abstractNumId w:val="8"/>
+  </w:num>
+  <w:num w:numId="4" w16cid:durableId="1643191926">
+    <w:abstractNumId w:val="5"/>
+  </w:num>
+  <w:num w:numId="5" w16cid:durableId="1272662806">
+    <w:abstractNumId w:val="7"/>
+  </w:num>
+  <w:num w:numId="6" w16cid:durableId="1604611727">
+    <w:abstractNumId w:val="2"/>
+  </w:num>
+  <w:num w:numId="7" w16cid:durableId="858737680">
+    <w:abstractNumId w:val="4"/>
+  </w:num>
+  <w:num w:numId="8" w16cid:durableId="1724938304">
     <w:abstractNumId w:val="0"/>
+  </w:num>
+  <w:num w:numId="9" w16cid:durableId="1122728994">
+    <w:abstractNumId w:val="9"/>
+  </w:num>
+  <w:num w:numId="10" w16cid:durableId="211426230">
+    <w:abstractNumId w:val="3"/>
   </w:num>
 </w:numbering>
 </file>
@@ -1985,7 +7334,6 @@
   <w:style w:type="character" w:default="1" w:styleId="DefaultParagraphFont">
     <w:name w:val="Default Paragraph Font"/>
     <w:uiPriority w:val="1"/>
-    <w:semiHidden/>
     <w:unhideWhenUsed/>
   </w:style>
   <w:style w:type="table" w:default="1" w:styleId="TableNormal">
@@ -2356,7 +7704,6 @@
     <w:name w:val="Normal (Web)"/>
     <w:basedOn w:val="Normal"/>
     <w:uiPriority w:val="99"/>
-    <w:semiHidden/>
     <w:unhideWhenUsed/>
     <w:rsid w:val="00015058"/>
     <w:pPr>
@@ -2369,6 +7716,182 @@
       <w:szCs w:val="24"/>
       <w:lang w:val="en-IE" w:eastAsia="en-GB"/>
       <w14:ligatures w14:val="none"/>
+    </w:rPr>
+  </w:style>
+  <w:style w:type="paragraph" w:customStyle="1" w:styleId="DecimalAligned">
+    <w:name w:val="Decimal Aligned"/>
+    <w:basedOn w:val="Normal"/>
+    <w:uiPriority w:val="40"/>
+    <w:qFormat/>
+    <w:rsid w:val="00551582"/>
+    <w:pPr>
+      <w:tabs>
+        <w:tab w:val="decimal" w:pos="360"/>
+      </w:tabs>
+      <w:spacing w:after="200" w:line="276" w:lineRule="auto"/>
+    </w:pPr>
+    <w:rPr>
+      <w:rFonts w:eastAsiaTheme="minorEastAsia" w:cs="Times New Roman"/>
+      <w:kern w:val="0"/>
+      <w:lang w:eastAsia="pt-BR"/>
+      <w14:ligatures w14:val="none"/>
+    </w:rPr>
+  </w:style>
+  <w:style w:type="paragraph" w:styleId="FootnoteText">
+    <w:name w:val="footnote text"/>
+    <w:basedOn w:val="Normal"/>
+    <w:link w:val="FootnoteTextChar"/>
+    <w:uiPriority w:val="99"/>
+    <w:unhideWhenUsed/>
+    <w:rsid w:val="00551582"/>
+    <w:pPr>
+      <w:spacing w:after="0" w:line="240" w:lineRule="auto"/>
+    </w:pPr>
+    <w:rPr>
+      <w:rFonts w:eastAsiaTheme="minorEastAsia" w:cs="Times New Roman"/>
+      <w:kern w:val="0"/>
+      <w:sz w:val="20"/>
+      <w:szCs w:val="20"/>
+      <w:lang w:eastAsia="pt-BR"/>
+      <w14:ligatures w14:val="none"/>
+    </w:rPr>
+  </w:style>
+  <w:style w:type="character" w:customStyle="1" w:styleId="FootnoteTextChar">
+    <w:name w:val="Footnote Text Char"/>
+    <w:basedOn w:val="DefaultParagraphFont"/>
+    <w:link w:val="FootnoteText"/>
+    <w:uiPriority w:val="99"/>
+    <w:rsid w:val="00551582"/>
+    <w:rPr>
+      <w:rFonts w:eastAsiaTheme="minorEastAsia" w:cs="Times New Roman"/>
+      <w:kern w:val="0"/>
+      <w:sz w:val="20"/>
+      <w:szCs w:val="20"/>
+      <w:lang w:eastAsia="pt-BR"/>
+      <w14:ligatures w14:val="none"/>
+    </w:rPr>
+  </w:style>
+  <w:style w:type="character" w:styleId="SubtleEmphasis">
+    <w:name w:val="Subtle Emphasis"/>
+    <w:basedOn w:val="DefaultParagraphFont"/>
+    <w:uiPriority w:val="19"/>
+    <w:qFormat/>
+    <w:rsid w:val="00551582"/>
+    <w:rPr>
+      <w:i/>
+      <w:iCs/>
+    </w:rPr>
+  </w:style>
+  <w:style w:type="table" w:styleId="LightShading-Accent1">
+    <w:name w:val="Light Shading Accent 1"/>
+    <w:basedOn w:val="TableNormal"/>
+    <w:uiPriority w:val="60"/>
+    <w:rsid w:val="00551582"/>
+    <w:pPr>
+      <w:spacing w:after="0" w:line="240" w:lineRule="auto"/>
+    </w:pPr>
+    <w:rPr>
+      <w:rFonts w:eastAsiaTheme="minorEastAsia"/>
+      <w:color w:val="2F5496" w:themeColor="accent1" w:themeShade="BF"/>
+      <w:kern w:val="0"/>
+      <w:lang w:eastAsia="pt-BR"/>
+      <w14:ligatures w14:val="none"/>
+    </w:rPr>
+    <w:tblPr>
+      <w:tblStyleRowBandSize w:val="1"/>
+      <w:tblStyleColBandSize w:val="1"/>
+      <w:tblBorders>
+        <w:top w:val="single" w:sz="8" w:space="0" w:color="4472C4" w:themeColor="accent1"/>
+        <w:bottom w:val="single" w:sz="8" w:space="0" w:color="4472C4" w:themeColor="accent1"/>
+      </w:tblBorders>
+    </w:tblPr>
+    <w:tblStylePr w:type="firstRow">
+      <w:pPr>
+        <w:spacing w:before="0" w:after="0" w:line="240" w:lineRule="auto"/>
+      </w:pPr>
+      <w:rPr>
+        <w:b/>
+        <w:bCs/>
+      </w:rPr>
+      <w:tblPr/>
+      <w:tcPr>
+        <w:tcBorders>
+          <w:top w:val="single" w:sz="8" w:space="0" w:color="4472C4" w:themeColor="accent1"/>
+          <w:left w:val="nil"/>
+          <w:bottom w:val="single" w:sz="8" w:space="0" w:color="4472C4" w:themeColor="accent1"/>
+          <w:right w:val="nil"/>
+          <w:insideH w:val="nil"/>
+          <w:insideV w:val="nil"/>
+        </w:tcBorders>
+      </w:tcPr>
+    </w:tblStylePr>
+    <w:tblStylePr w:type="lastRow">
+      <w:pPr>
+        <w:spacing w:before="0" w:after="0" w:line="240" w:lineRule="auto"/>
+      </w:pPr>
+      <w:rPr>
+        <w:b/>
+        <w:bCs/>
+      </w:rPr>
+      <w:tblPr/>
+      <w:tcPr>
+        <w:tcBorders>
+          <w:top w:val="single" w:sz="8" w:space="0" w:color="4472C4" w:themeColor="accent1"/>
+          <w:left w:val="nil"/>
+          <w:bottom w:val="single" w:sz="8" w:space="0" w:color="4472C4" w:themeColor="accent1"/>
+          <w:right w:val="nil"/>
+          <w:insideH w:val="nil"/>
+          <w:insideV w:val="nil"/>
+        </w:tcBorders>
+      </w:tcPr>
+    </w:tblStylePr>
+    <w:tblStylePr w:type="firstCol">
+      <w:rPr>
+        <w:b/>
+        <w:bCs/>
+      </w:rPr>
+    </w:tblStylePr>
+    <w:tblStylePr w:type="lastCol">
+      <w:rPr>
+        <w:b/>
+        <w:bCs/>
+      </w:rPr>
+    </w:tblStylePr>
+    <w:tblStylePr w:type="band1Vert">
+      <w:tblPr/>
+      <w:tcPr>
+        <w:tcBorders>
+          <w:left w:val="nil"/>
+          <w:right w:val="nil"/>
+          <w:insideH w:val="nil"/>
+          <w:insideV w:val="nil"/>
+        </w:tcBorders>
+        <w:shd w:val="clear" w:color="auto" w:fill="D0DBF0" w:themeFill="accent1" w:themeFillTint="3F"/>
+      </w:tcPr>
+    </w:tblStylePr>
+    <w:tblStylePr w:type="band1Horz">
+      <w:tblPr/>
+      <w:tcPr>
+        <w:tcBorders>
+          <w:left w:val="nil"/>
+          <w:right w:val="nil"/>
+          <w:insideH w:val="nil"/>
+          <w:insideV w:val="nil"/>
+        </w:tcBorders>
+        <w:shd w:val="clear" w:color="auto" w:fill="D0DBF0" w:themeFill="accent1" w:themeFillTint="3F"/>
+      </w:tcPr>
+    </w:tblStylePr>
+  </w:style>
+  <w:style w:type="character" w:styleId="FollowedHyperlink">
+    <w:name w:val="FollowedHyperlink"/>
+    <w:basedOn w:val="DefaultParagraphFont"/>
+    <w:uiPriority w:val="99"/>
+    <w:semiHidden/>
+    <w:unhideWhenUsed/>
+    <w:rsid w:val="00B96D4E"/>
+    <w:rPr>
+      <w:color w:val="954F72" w:themeColor="followedHyperlink"/>
+      <w:u w:val="single"/>
     </w:rPr>
   </w:style>
 </w:styles>

--- a/CA-1 Project proposal.docx
+++ b/CA-1 Project proposal.docx
@@ -863,856 +863,6 @@
         </w:rPr>
         <w:t>Introduction</w:t>
       </w:r>
-    </w:p>
-    <w:p>
-      <w:pPr>
-        <w:rPr>
-          <w:rFonts w:cstheme="minorHAnsi"/>
-          <w:sz w:val="24"/>
-          <w:szCs w:val="24"/>
-          <w:lang w:val="en-US"/>
-        </w:rPr>
-      </w:pPr>
-      <w:r>
-        <w:rPr>
-          <w:rFonts w:cstheme="minorHAnsi"/>
-          <w:sz w:val="24"/>
-          <w:szCs w:val="24"/>
-          <w:lang w:val="en-US"/>
-        </w:rPr>
-        <w:t xml:space="preserve">The visa application processing is </w:t>
-      </w:r>
-      <w:proofErr w:type="spellStart"/>
-      <w:proofErr w:type="gramStart"/>
-      <w:r>
-        <w:rPr>
-          <w:rFonts w:cstheme="minorHAnsi"/>
-          <w:sz w:val="24"/>
-          <w:szCs w:val="24"/>
-          <w:lang w:val="en-US"/>
-        </w:rPr>
-        <w:t>a</w:t>
-      </w:r>
-      <w:proofErr w:type="spellEnd"/>
-      <w:proofErr w:type="gramEnd"/>
-      <w:r>
-        <w:rPr>
-          <w:rFonts w:cstheme="minorHAnsi"/>
-          <w:sz w:val="24"/>
-          <w:szCs w:val="24"/>
-          <w:lang w:val="en-US"/>
-        </w:rPr>
-        <w:t xml:space="preserve"> important </w:t>
-      </w:r>
-      <w:r>
-        <w:rPr>
-          <w:rFonts w:cstheme="minorHAnsi"/>
-          <w:sz w:val="24"/>
-          <w:szCs w:val="24"/>
-          <w:lang w:val="en-US"/>
-        </w:rPr>
-        <w:t xml:space="preserve">operation activity for immigration </w:t>
-      </w:r>
-      <w:r>
-        <w:rPr>
-          <w:rFonts w:cstheme="minorHAnsi"/>
-          <w:sz w:val="24"/>
-          <w:szCs w:val="24"/>
-          <w:lang w:val="en-US"/>
-        </w:rPr>
-        <w:t xml:space="preserve">authorities </w:t>
-      </w:r>
-      <w:r>
-        <w:rPr>
-          <w:rFonts w:cstheme="minorHAnsi"/>
-          <w:sz w:val="24"/>
-          <w:szCs w:val="24"/>
-          <w:lang w:val="en-US"/>
-        </w:rPr>
-        <w:t xml:space="preserve">and it is related public-service </w:t>
-      </w:r>
-      <w:r>
-        <w:rPr>
-          <w:rFonts w:cstheme="minorHAnsi"/>
-          <w:sz w:val="24"/>
-          <w:szCs w:val="24"/>
-          <w:lang w:val="en-US"/>
-        </w:rPr>
-        <w:t>organizations</w:t>
-      </w:r>
-      <w:r>
-        <w:rPr>
-          <w:rFonts w:cstheme="minorHAnsi"/>
-          <w:sz w:val="24"/>
-          <w:szCs w:val="24"/>
-          <w:lang w:val="en-US"/>
-        </w:rPr>
-        <w:t xml:space="preserve">. These </w:t>
-      </w:r>
-      <w:r>
-        <w:rPr>
-          <w:rFonts w:cstheme="minorHAnsi"/>
-          <w:sz w:val="24"/>
-          <w:szCs w:val="24"/>
-          <w:lang w:val="en-US"/>
-        </w:rPr>
-        <w:t>Organizations</w:t>
-      </w:r>
-      <w:r>
-        <w:rPr>
-          <w:rFonts w:cstheme="minorHAnsi"/>
-          <w:sz w:val="24"/>
-          <w:szCs w:val="24"/>
-          <w:lang w:val="en-US"/>
-        </w:rPr>
-        <w:t xml:space="preserve"> need </w:t>
-      </w:r>
-      <w:r>
-        <w:rPr>
-          <w:rFonts w:cstheme="minorHAnsi"/>
-          <w:sz w:val="24"/>
-          <w:szCs w:val="24"/>
-          <w:lang w:val="en-US"/>
-        </w:rPr>
-        <w:t xml:space="preserve">changing numbers of visa applications while </w:t>
-      </w:r>
-      <w:r>
-        <w:rPr>
-          <w:rFonts w:cstheme="minorHAnsi"/>
-          <w:sz w:val="24"/>
-          <w:szCs w:val="24"/>
-          <w:lang w:val="en-US"/>
-        </w:rPr>
-        <w:t>con</w:t>
-      </w:r>
-      <w:r>
-        <w:rPr>
-          <w:rFonts w:cstheme="minorHAnsi"/>
-          <w:sz w:val="24"/>
-          <w:szCs w:val="24"/>
-          <w:lang w:val="en-US"/>
-        </w:rPr>
-        <w:t>tinuing</w:t>
-      </w:r>
-      <w:r>
-        <w:rPr>
-          <w:rFonts w:cstheme="minorHAnsi"/>
-          <w:sz w:val="24"/>
-          <w:szCs w:val="24"/>
-          <w:lang w:val="en-US"/>
-        </w:rPr>
-        <w:t xml:space="preserve"> with </w:t>
-      </w:r>
-      <w:proofErr w:type="spellStart"/>
-      <w:proofErr w:type="gramStart"/>
-      <w:r>
-        <w:rPr>
-          <w:rFonts w:cstheme="minorHAnsi"/>
-          <w:sz w:val="24"/>
-          <w:szCs w:val="24"/>
-          <w:lang w:val="en-US"/>
-        </w:rPr>
-        <w:t>a</w:t>
-      </w:r>
-      <w:proofErr w:type="spellEnd"/>
-      <w:proofErr w:type="gramEnd"/>
-      <w:r>
-        <w:rPr>
-          <w:rFonts w:cstheme="minorHAnsi"/>
-          <w:sz w:val="24"/>
-          <w:szCs w:val="24"/>
-          <w:lang w:val="en-US"/>
-        </w:rPr>
-        <w:t xml:space="preserve"> efficient processes</w:t>
-      </w:r>
-      <w:r>
-        <w:rPr>
-          <w:rFonts w:cstheme="minorHAnsi"/>
-          <w:sz w:val="24"/>
-          <w:szCs w:val="24"/>
-          <w:lang w:val="en-US"/>
-        </w:rPr>
-        <w:t xml:space="preserve">, </w:t>
-      </w:r>
-      <w:r>
-        <w:rPr>
-          <w:rFonts w:cstheme="minorHAnsi"/>
-          <w:sz w:val="24"/>
-          <w:szCs w:val="24"/>
-          <w:lang w:val="en-US"/>
-        </w:rPr>
-        <w:t>acceptable</w:t>
-      </w:r>
-      <w:r>
-        <w:rPr>
-          <w:rFonts w:cstheme="minorHAnsi"/>
-          <w:sz w:val="24"/>
-          <w:szCs w:val="24"/>
-          <w:lang w:val="en-US"/>
-        </w:rPr>
-        <w:t xml:space="preserve"> waiting times</w:t>
-      </w:r>
-      <w:r>
-        <w:rPr>
-          <w:rFonts w:cstheme="minorHAnsi"/>
-          <w:sz w:val="24"/>
-          <w:szCs w:val="24"/>
-          <w:lang w:val="en-US"/>
-        </w:rPr>
-        <w:t xml:space="preserve"> an</w:t>
-      </w:r>
-      <w:r>
-        <w:rPr>
-          <w:rFonts w:cstheme="minorHAnsi"/>
-          <w:sz w:val="24"/>
-          <w:szCs w:val="24"/>
-          <w:lang w:val="en-US"/>
-        </w:rPr>
-        <w:t xml:space="preserve">d maintaining </w:t>
-      </w:r>
-      <w:r>
-        <w:rPr>
-          <w:rFonts w:cstheme="minorHAnsi"/>
-          <w:sz w:val="24"/>
-          <w:szCs w:val="24"/>
-          <w:lang w:val="en-US"/>
-        </w:rPr>
-        <w:t xml:space="preserve">the level of customer service. </w:t>
-      </w:r>
-      <w:r>
-        <w:rPr>
-          <w:rFonts w:cstheme="minorHAnsi"/>
-          <w:sz w:val="24"/>
-          <w:szCs w:val="24"/>
-          <w:lang w:val="en-US"/>
-        </w:rPr>
-        <w:t xml:space="preserve">When demand is higher than expected, </w:t>
-      </w:r>
-      <w:r>
-        <w:rPr>
-          <w:rFonts w:cstheme="minorHAnsi"/>
-          <w:sz w:val="24"/>
-          <w:szCs w:val="24"/>
-          <w:lang w:val="en-US"/>
-        </w:rPr>
-        <w:t xml:space="preserve">the </w:t>
-      </w:r>
-      <w:r>
-        <w:rPr>
-          <w:rFonts w:cstheme="minorHAnsi"/>
-          <w:sz w:val="24"/>
-          <w:szCs w:val="24"/>
-          <w:lang w:val="en-US"/>
-        </w:rPr>
-        <w:t>government</w:t>
-      </w:r>
-      <w:r>
-        <w:rPr>
-          <w:rFonts w:cstheme="minorHAnsi"/>
-          <w:sz w:val="24"/>
-          <w:szCs w:val="24"/>
-          <w:lang w:val="en-US"/>
-        </w:rPr>
-        <w:t xml:space="preserve"> may experience processing backlogs</w:t>
-      </w:r>
-      <w:r>
-        <w:rPr>
-          <w:rFonts w:cstheme="minorHAnsi"/>
-          <w:sz w:val="24"/>
-          <w:szCs w:val="24"/>
-          <w:lang w:val="en-US"/>
-        </w:rPr>
-        <w:t xml:space="preserve">, </w:t>
-      </w:r>
-      <w:r>
-        <w:rPr>
-          <w:rFonts w:cstheme="minorHAnsi"/>
-          <w:sz w:val="24"/>
-          <w:szCs w:val="24"/>
-          <w:lang w:val="en-US"/>
-        </w:rPr>
-        <w:t xml:space="preserve">increase in staff work </w:t>
-      </w:r>
-      <w:r>
-        <w:rPr>
-          <w:rFonts w:cstheme="minorHAnsi"/>
-          <w:sz w:val="24"/>
-          <w:szCs w:val="24"/>
-          <w:lang w:val="en-US"/>
-        </w:rPr>
-        <w:t>logs and delays in service</w:t>
-      </w:r>
-      <w:r>
-        <w:rPr>
-          <w:rFonts w:cstheme="minorHAnsi"/>
-          <w:sz w:val="24"/>
-          <w:szCs w:val="24"/>
-          <w:lang w:val="en-US"/>
-        </w:rPr>
-        <w:t>. When demand is lower than expected, staff and a</w:t>
-      </w:r>
-      <w:r>
-        <w:rPr>
-          <w:rFonts w:cstheme="minorHAnsi"/>
-          <w:sz w:val="24"/>
-          <w:szCs w:val="24"/>
-          <w:lang w:val="en-US"/>
-        </w:rPr>
-        <w:t>dministrative resources may be allocated inefficiently</w:t>
-      </w:r>
-      <w:r>
-        <w:rPr>
-          <w:rFonts w:cstheme="minorHAnsi"/>
-          <w:sz w:val="24"/>
-          <w:szCs w:val="24"/>
-          <w:lang w:val="en-US"/>
-        </w:rPr>
-        <w:t>.</w:t>
-      </w:r>
-    </w:p>
-    <w:p>
-      <w:pPr>
-        <w:rPr>
-          <w:rFonts w:cstheme="minorHAnsi"/>
-          <w:sz w:val="24"/>
-          <w:szCs w:val="24"/>
-          <w:lang w:val="en-US"/>
-        </w:rPr>
-      </w:pPr>
-      <w:r>
-        <w:rPr>
-          <w:rFonts w:cstheme="minorHAnsi"/>
-          <w:sz w:val="24"/>
-          <w:szCs w:val="24"/>
-          <w:lang w:val="en-US"/>
-        </w:rPr>
-        <w:t xml:space="preserve">This project </w:t>
-      </w:r>
-      <w:r>
-        <w:rPr>
-          <w:rFonts w:cstheme="minorHAnsi"/>
-          <w:sz w:val="24"/>
-          <w:szCs w:val="24"/>
-          <w:lang w:val="en-US"/>
-        </w:rPr>
-        <w:t>proposes</w:t>
-      </w:r>
-      <w:r>
-        <w:rPr>
-          <w:rFonts w:cstheme="minorHAnsi"/>
-          <w:sz w:val="24"/>
-          <w:szCs w:val="24"/>
-          <w:lang w:val="en-US"/>
-        </w:rPr>
-        <w:t xml:space="preserve"> the development of a </w:t>
-      </w:r>
-      <w:r>
-        <w:rPr>
-          <w:rFonts w:cstheme="minorHAnsi"/>
-          <w:sz w:val="24"/>
-          <w:szCs w:val="24"/>
-          <w:lang w:val="en-US"/>
-        </w:rPr>
-        <w:t xml:space="preserve">predicative analytics solution to estimate </w:t>
-      </w:r>
-      <w:r>
-        <w:rPr>
-          <w:rFonts w:cstheme="minorHAnsi"/>
-          <w:sz w:val="24"/>
-          <w:szCs w:val="24"/>
-          <w:lang w:val="en-US"/>
-        </w:rPr>
-        <w:t>monthly</w:t>
-      </w:r>
-      <w:r>
-        <w:rPr>
-          <w:rFonts w:cstheme="minorHAnsi"/>
-          <w:sz w:val="24"/>
-          <w:szCs w:val="24"/>
-          <w:lang w:val="en-US"/>
-        </w:rPr>
-        <w:t xml:space="preserve"> </w:t>
-      </w:r>
-      <w:r>
-        <w:rPr>
-          <w:rFonts w:cstheme="minorHAnsi"/>
-          <w:sz w:val="24"/>
-          <w:szCs w:val="24"/>
-          <w:lang w:val="en-US"/>
-        </w:rPr>
-        <w:t xml:space="preserve">demand about application of visa in </w:t>
-      </w:r>
-      <w:r>
-        <w:rPr>
-          <w:rFonts w:cstheme="minorHAnsi"/>
-          <w:sz w:val="24"/>
-          <w:szCs w:val="24"/>
-          <w:lang w:val="en-US"/>
-        </w:rPr>
-        <w:t xml:space="preserve">Ireland. It will </w:t>
-      </w:r>
-      <w:r>
-        <w:rPr>
-          <w:rFonts w:cstheme="minorHAnsi"/>
-          <w:sz w:val="24"/>
-          <w:szCs w:val="24"/>
-          <w:lang w:val="en-US"/>
-        </w:rPr>
-        <w:t xml:space="preserve">analyze </w:t>
-      </w:r>
-      <w:r>
-        <w:rPr>
-          <w:rFonts w:cstheme="minorHAnsi"/>
-          <w:sz w:val="24"/>
-          <w:szCs w:val="24"/>
-          <w:lang w:val="en-US"/>
-        </w:rPr>
-        <w:t xml:space="preserve">historical </w:t>
-      </w:r>
-      <w:r>
-        <w:rPr>
-          <w:rFonts w:cstheme="minorHAnsi"/>
-          <w:sz w:val="24"/>
-          <w:szCs w:val="24"/>
-          <w:lang w:val="en-US"/>
-        </w:rPr>
-        <w:t>monthly data</w:t>
-      </w:r>
-      <w:r>
-        <w:rPr>
-          <w:rFonts w:cstheme="minorHAnsi"/>
-          <w:sz w:val="24"/>
-          <w:szCs w:val="24"/>
-          <w:lang w:val="en-US"/>
-        </w:rPr>
-        <w:t xml:space="preserve"> on </w:t>
-      </w:r>
-      <w:r>
-        <w:rPr>
-          <w:rFonts w:cstheme="minorHAnsi"/>
-          <w:sz w:val="24"/>
-          <w:szCs w:val="24"/>
-          <w:lang w:val="en-US"/>
-        </w:rPr>
-        <w:t>short- and long-term</w:t>
-      </w:r>
-      <w:r>
-        <w:rPr>
-          <w:rFonts w:cstheme="minorHAnsi"/>
-          <w:sz w:val="24"/>
-          <w:szCs w:val="24"/>
-          <w:lang w:val="en-US"/>
-        </w:rPr>
-        <w:t xml:space="preserve"> </w:t>
-      </w:r>
-      <w:r>
-        <w:rPr>
-          <w:rFonts w:cstheme="minorHAnsi"/>
-          <w:sz w:val="24"/>
-          <w:szCs w:val="24"/>
-          <w:lang w:val="en-US"/>
-        </w:rPr>
-        <w:t>visa applications, including applications received</w:t>
-      </w:r>
-      <w:r>
-        <w:rPr>
-          <w:rFonts w:cstheme="minorHAnsi"/>
-          <w:sz w:val="24"/>
-          <w:szCs w:val="24"/>
-          <w:lang w:val="en-US"/>
-        </w:rPr>
-        <w:t xml:space="preserve">, approved, and denied. The main predictive </w:t>
-      </w:r>
-      <w:r>
-        <w:rPr>
-          <w:rFonts w:cstheme="minorHAnsi"/>
-          <w:sz w:val="24"/>
-          <w:szCs w:val="24"/>
-          <w:lang w:val="en-US"/>
-        </w:rPr>
-        <w:t>target</w:t>
-      </w:r>
-      <w:r>
-        <w:rPr>
-          <w:rFonts w:cstheme="minorHAnsi"/>
-          <w:sz w:val="24"/>
-          <w:szCs w:val="24"/>
-          <w:lang w:val="en-US"/>
-        </w:rPr>
-        <w:t xml:space="preserve"> </w:t>
-      </w:r>
-      <w:r>
-        <w:rPr>
-          <w:rFonts w:cstheme="minorHAnsi"/>
-          <w:sz w:val="24"/>
-          <w:szCs w:val="24"/>
-          <w:lang w:val="en-US"/>
-        </w:rPr>
-        <w:t>will be the number of applications received, as this indicator represents the future op</w:t>
-      </w:r>
-      <w:r>
-        <w:rPr>
-          <w:rFonts w:cstheme="minorHAnsi"/>
-          <w:sz w:val="24"/>
-          <w:szCs w:val="24"/>
-          <w:lang w:val="en-US"/>
-        </w:rPr>
-        <w:t xml:space="preserve">erational workload and can </w:t>
-      </w:r>
-      <w:r>
-        <w:rPr>
-          <w:rFonts w:cstheme="minorHAnsi"/>
-          <w:sz w:val="24"/>
-          <w:szCs w:val="24"/>
-          <w:lang w:val="en-US"/>
-        </w:rPr>
-        <w:t xml:space="preserve">help with staffing and </w:t>
-      </w:r>
-      <w:r>
-        <w:rPr>
-          <w:rFonts w:cstheme="minorHAnsi"/>
-          <w:sz w:val="24"/>
-          <w:szCs w:val="24"/>
-          <w:lang w:val="en-US"/>
-        </w:rPr>
-        <w:t>capacity planning</w:t>
-      </w:r>
-      <w:r>
-        <w:rPr>
-          <w:rFonts w:cstheme="minorHAnsi"/>
-          <w:sz w:val="24"/>
-          <w:szCs w:val="24"/>
-          <w:lang w:val="en-US"/>
-        </w:rPr>
-        <w:t>.</w:t>
-      </w:r>
-    </w:p>
-    <w:p>
-      <w:pPr>
-        <w:rPr>
-          <w:rFonts w:cstheme="minorHAnsi"/>
-          <w:sz w:val="24"/>
-          <w:szCs w:val="24"/>
-        </w:rPr>
-      </w:pPr>
-      <w:r>
-        <w:rPr>
-          <w:rFonts w:cstheme="minorHAnsi"/>
-          <w:sz w:val="24"/>
-          <w:szCs w:val="24"/>
-          <w:lang w:val="en-US"/>
-        </w:rPr>
-        <w:t xml:space="preserve">I </w:t>
-      </w:r>
-      <w:r>
-        <w:rPr>
-          <w:rFonts w:cstheme="minorHAnsi"/>
-          <w:sz w:val="24"/>
-          <w:szCs w:val="24"/>
-          <w:lang w:val="en-US"/>
-        </w:rPr>
-        <w:t>chose a data</w:t>
-      </w:r>
-      <w:r>
-        <w:rPr>
-          <w:rFonts w:cstheme="minorHAnsi"/>
-          <w:sz w:val="24"/>
-          <w:szCs w:val="24"/>
-          <w:lang w:val="en-US"/>
-        </w:rPr>
-        <w:t xml:space="preserve"> source that comes from the Govern</w:t>
-      </w:r>
-      <w:r>
-        <w:rPr>
-          <w:rFonts w:cstheme="minorHAnsi"/>
-          <w:sz w:val="24"/>
-          <w:szCs w:val="24"/>
-          <w:lang w:val="en-US"/>
-        </w:rPr>
-        <w:t xml:space="preserve">ment of Ireland’s open data repository </w:t>
-      </w:r>
-      <w:r>
-        <w:rPr>
-          <w:rFonts w:cstheme="minorHAnsi"/>
-          <w:sz w:val="24"/>
-          <w:szCs w:val="24"/>
-          <w:lang w:val="en-US"/>
-        </w:rPr>
-        <w:t xml:space="preserve">which contains </w:t>
-      </w:r>
-      <w:r>
-        <w:rPr>
-          <w:rFonts w:cstheme="minorHAnsi"/>
-          <w:sz w:val="24"/>
-          <w:szCs w:val="24"/>
-          <w:lang w:val="en-US"/>
-        </w:rPr>
-        <w:t>paper</w:t>
-      </w:r>
-      <w:r>
-        <w:rPr>
-          <w:rFonts w:cstheme="minorHAnsi"/>
-          <w:sz w:val="24"/>
-          <w:szCs w:val="24"/>
-          <w:lang w:val="en-US"/>
-        </w:rPr>
-        <w:t xml:space="preserve"> based </w:t>
-      </w:r>
-      <w:r>
-        <w:rPr>
-          <w:rFonts w:cstheme="minorHAnsi"/>
-          <w:sz w:val="24"/>
-          <w:szCs w:val="24"/>
-          <w:lang w:val="en-US"/>
-        </w:rPr>
-        <w:t xml:space="preserve">and online visa applications for </w:t>
-      </w:r>
-      <w:r>
-        <w:rPr>
-          <w:rFonts w:cstheme="minorHAnsi"/>
-          <w:sz w:val="24"/>
-          <w:szCs w:val="24"/>
-          <w:lang w:val="en-US"/>
-        </w:rPr>
-        <w:t xml:space="preserve">which payment has been completed, as well as </w:t>
-      </w:r>
-      <w:r>
-        <w:rPr>
-          <w:rFonts w:cstheme="minorHAnsi"/>
-          <w:sz w:val="24"/>
-          <w:szCs w:val="24"/>
-          <w:lang w:val="en-US"/>
-        </w:rPr>
-        <w:t xml:space="preserve">visa decisions, </w:t>
-      </w:r>
-      <w:r>
-        <w:rPr>
-          <w:rFonts w:cstheme="minorHAnsi"/>
-          <w:sz w:val="24"/>
-          <w:szCs w:val="24"/>
-          <w:lang w:val="en-US"/>
-        </w:rPr>
-        <w:t>recorded by year and month</w:t>
-      </w:r>
-      <w:r>
-        <w:rPr>
-          <w:rFonts w:cstheme="minorHAnsi"/>
-          <w:sz w:val="24"/>
-          <w:szCs w:val="24"/>
-          <w:lang w:val="en-US"/>
-        </w:rPr>
-        <w:t>.</w:t>
-      </w:r>
-      <w:r>
-        <w:rPr>
-          <w:rFonts w:cstheme="minorHAnsi"/>
-          <w:sz w:val="24"/>
-          <w:szCs w:val="24"/>
-          <w:lang w:val="en-US"/>
-        </w:rPr>
-        <w:t xml:space="preserve"> </w:t>
-      </w:r>
-      <w:r>
-        <w:rPr>
-          <w:rFonts w:cstheme="minorHAnsi"/>
-          <w:sz w:val="24"/>
-          <w:szCs w:val="24"/>
-          <w:lang w:val="en-US"/>
-        </w:rPr>
-        <w:br/>
-      </w:r>
-      <w:hyperlink r:id="rId7" w:history="1">
-        <w:r>
-          <w:rPr>
-            <w:rStyle w:val="Hyperlink"/>
-            <w:rFonts w:cstheme="minorHAnsi"/>
-            <w:sz w:val="24"/>
-            <w:szCs w:val="24"/>
-          </w:rPr>
-          <w:t>https://data.gov.ie/en_GB/dataset/visa-applications-and-decisions-year-and-month</w:t>
-        </w:r>
-      </w:hyperlink>
-    </w:p>
-    <w:p>
-      <w:pPr>
-        <w:rPr>
-          <w:rFonts w:cstheme="minorHAnsi"/>
-          <w:sz w:val="24"/>
-          <w:szCs w:val="24"/>
-          <w:lang w:val="en-US"/>
-        </w:rPr>
-      </w:pPr>
-      <w:r>
-        <w:rPr>
-          <w:rFonts w:cstheme="minorHAnsi"/>
-          <w:sz w:val="24"/>
-          <w:szCs w:val="24"/>
-          <w:lang w:val="en-US"/>
-        </w:rPr>
-        <w:t xml:space="preserve">This project is important for me because predictive analytics </w:t>
-      </w:r>
-      <w:r>
-        <w:rPr>
-          <w:rFonts w:cstheme="minorHAnsi"/>
-          <w:sz w:val="24"/>
-          <w:szCs w:val="24"/>
-          <w:lang w:val="en-US"/>
-        </w:rPr>
-        <w:t xml:space="preserve">have a power to help an organization </w:t>
-      </w:r>
-      <w:r>
-        <w:rPr>
-          <w:rFonts w:cstheme="minorHAnsi"/>
-          <w:sz w:val="24"/>
-          <w:szCs w:val="24"/>
-          <w:lang w:val="en-US"/>
-        </w:rPr>
-        <w:t xml:space="preserve">change from a </w:t>
-      </w:r>
-      <w:r>
-        <w:rPr>
-          <w:rFonts w:cstheme="minorHAnsi"/>
-          <w:sz w:val="24"/>
-          <w:szCs w:val="24"/>
-          <w:lang w:val="en-US"/>
-        </w:rPr>
-        <w:t>reactive</w:t>
-      </w:r>
-      <w:r>
-        <w:rPr>
-          <w:rFonts w:cstheme="minorHAnsi"/>
-          <w:sz w:val="24"/>
-          <w:szCs w:val="24"/>
-          <w:lang w:val="en-US"/>
-        </w:rPr>
-        <w:t xml:space="preserve"> </w:t>
-      </w:r>
-      <w:r>
-        <w:rPr>
-          <w:rFonts w:cstheme="minorHAnsi"/>
-          <w:sz w:val="24"/>
-          <w:szCs w:val="24"/>
-          <w:lang w:val="en-US"/>
-        </w:rPr>
-        <w:t xml:space="preserve">approach to a </w:t>
-      </w:r>
-      <w:r>
-        <w:rPr>
-          <w:rFonts w:cstheme="minorHAnsi"/>
-          <w:sz w:val="24"/>
-          <w:szCs w:val="24"/>
-          <w:lang w:val="en-US"/>
-        </w:rPr>
-        <w:t>proactive one.</w:t>
-      </w:r>
-      <w:r>
-        <w:rPr>
-          <w:rFonts w:cstheme="minorHAnsi"/>
-          <w:sz w:val="24"/>
-          <w:szCs w:val="24"/>
-          <w:lang w:val="en-US"/>
-        </w:rPr>
-        <w:t xml:space="preserve"> Instead</w:t>
-      </w:r>
-      <w:r>
-        <w:rPr>
-          <w:rFonts w:cstheme="minorHAnsi"/>
-          <w:sz w:val="24"/>
-          <w:szCs w:val="24"/>
-          <w:lang w:val="en-US"/>
-        </w:rPr>
-        <w:t xml:space="preserve"> of waiting until a backlog of work accumulates, </w:t>
-      </w:r>
-      <w:r>
-        <w:rPr>
-          <w:rFonts w:cstheme="minorHAnsi"/>
-          <w:sz w:val="24"/>
-          <w:szCs w:val="24"/>
-          <w:lang w:val="en-US"/>
-        </w:rPr>
-        <w:t>managers can us forecas</w:t>
-      </w:r>
-      <w:r>
-        <w:rPr>
-          <w:rFonts w:cstheme="minorHAnsi"/>
-          <w:sz w:val="24"/>
-          <w:szCs w:val="24"/>
-          <w:lang w:val="en-US"/>
-        </w:rPr>
-        <w:t xml:space="preserve">ted demand to plan staff </w:t>
-      </w:r>
-      <w:r>
-        <w:rPr>
-          <w:rFonts w:cstheme="minorHAnsi"/>
-          <w:sz w:val="24"/>
-          <w:szCs w:val="24"/>
-          <w:lang w:val="en-US"/>
-        </w:rPr>
-        <w:t>schedules</w:t>
-      </w:r>
-      <w:r>
-        <w:rPr>
-          <w:rFonts w:cstheme="minorHAnsi"/>
-          <w:sz w:val="24"/>
-          <w:szCs w:val="24"/>
-          <w:lang w:val="en-US"/>
-        </w:rPr>
-        <w:t xml:space="preserve">, </w:t>
-      </w:r>
-      <w:r>
-        <w:rPr>
-          <w:rFonts w:cstheme="minorHAnsi"/>
-          <w:sz w:val="24"/>
-          <w:szCs w:val="24"/>
-          <w:lang w:val="en-US"/>
-        </w:rPr>
-        <w:t>customer</w:t>
-      </w:r>
-      <w:r>
-        <w:rPr>
-          <w:rFonts w:cstheme="minorHAnsi"/>
-          <w:sz w:val="24"/>
-          <w:szCs w:val="24"/>
-          <w:lang w:val="en-US"/>
-        </w:rPr>
-        <w:t xml:space="preserve"> service ca</w:t>
-      </w:r>
-      <w:r>
-        <w:rPr>
-          <w:rFonts w:cstheme="minorHAnsi"/>
-          <w:sz w:val="24"/>
-          <w:szCs w:val="24"/>
-          <w:lang w:val="en-US"/>
-        </w:rPr>
-        <w:t>pacity and adm</w:t>
-      </w:r>
-      <w:r>
-        <w:rPr>
-          <w:rFonts w:cstheme="minorHAnsi"/>
-          <w:sz w:val="24"/>
-          <w:szCs w:val="24"/>
-          <w:lang w:val="en-US"/>
-        </w:rPr>
-        <w:t>inistrative resources.</w:t>
-      </w:r>
-      <w:r>
-        <w:rPr>
-          <w:rFonts w:cstheme="minorHAnsi"/>
-          <w:sz w:val="24"/>
-          <w:szCs w:val="24"/>
-          <w:lang w:val="en-US"/>
-        </w:rPr>
-        <w:br/>
-      </w:r>
-      <w:r>
-        <w:rPr>
-          <w:rFonts w:cstheme="minorHAnsi"/>
-          <w:sz w:val="24"/>
-          <w:szCs w:val="24"/>
-          <w:lang w:val="en-US"/>
-        </w:rPr>
-        <w:br/>
-      </w:r>
       <w:r>
         <w:rPr>
           <w:rFonts w:eastAsiaTheme="majorEastAsia" w:cstheme="minorHAnsi"/>
@@ -1721,23 +871,313 @@
           <w:szCs w:val="28"/>
           <w:lang w:val="en-US"/>
         </w:rPr>
-        <w:t>Problem Definition</w:t>
-      </w:r>
-    </w:p>
-    <w:p>
-      <w:pPr>
-        <w:pStyle w:val="NormalWeb"/>
-        <w:rPr>
-          <w:rFonts w:asciiTheme="minorHAnsi" w:hAnsiTheme="minorHAnsi" w:cstheme="minorHAnsi"/>
-          <w:color w:val="FF0000"/>
-        </w:rPr>
-      </w:pPr>
-      <w:r>
-        <w:rPr>
-          <w:rFonts w:asciiTheme="minorHAnsi" w:hAnsiTheme="minorHAnsi" w:cstheme="minorHAnsi"/>
-          <w:color w:val="FF0000"/>
-        </w:rPr>
-        <w:t>Clearly define the business problem or challenge you intend to address. Explain its impact and how data analytics and predictive modelling can contribute towards addressing the problem.</w:t>
+        <w:t>.</w:t>
+      </w:r>
+    </w:p>
+    <w:p>
+      <w:pPr>
+        <w:rPr>
+          <w:rFonts w:cstheme="minorHAnsi"/>
+          <w:sz w:val="24"/>
+          <w:szCs w:val="24"/>
+          <w:lang w:val="en-US"/>
+        </w:rPr>
+      </w:pPr>
+      <w:r>
+        <w:rPr>
+          <w:rFonts w:cstheme="minorHAnsi"/>
+          <w:sz w:val="24"/>
+          <w:szCs w:val="24"/>
+          <w:lang w:val="en-US"/>
+        </w:rPr>
+        <w:t xml:space="preserve">The visa application processing is </w:t>
+      </w:r>
+      <w:proofErr w:type="spellStart"/>
+      <w:proofErr w:type="gramStart"/>
+      <w:r>
+        <w:rPr>
+          <w:rFonts w:cstheme="minorHAnsi"/>
+          <w:sz w:val="24"/>
+          <w:szCs w:val="24"/>
+          <w:lang w:val="en-US"/>
+        </w:rPr>
+        <w:t>a</w:t>
+      </w:r>
+      <w:proofErr w:type="spellEnd"/>
+      <w:proofErr w:type="gramEnd"/>
+      <w:r>
+        <w:rPr>
+          <w:rFonts w:cstheme="minorHAnsi"/>
+          <w:sz w:val="24"/>
+          <w:szCs w:val="24"/>
+          <w:lang w:val="en-US"/>
+        </w:rPr>
+        <w:t xml:space="preserve"> important </w:t>
+      </w:r>
+      <w:r>
+        <w:rPr>
+          <w:rFonts w:cstheme="minorHAnsi"/>
+          <w:sz w:val="24"/>
+          <w:szCs w:val="24"/>
+          <w:lang w:val="en-US"/>
+        </w:rPr>
+        <w:t xml:space="preserve">operation activity for immigration </w:t>
+      </w:r>
+      <w:r>
+        <w:rPr>
+          <w:rFonts w:cstheme="minorHAnsi"/>
+          <w:sz w:val="24"/>
+          <w:szCs w:val="24"/>
+          <w:lang w:val="en-US"/>
+        </w:rPr>
+        <w:t xml:space="preserve">authorities </w:t>
+      </w:r>
+      <w:r>
+        <w:rPr>
+          <w:rFonts w:cstheme="minorHAnsi"/>
+          <w:sz w:val="24"/>
+          <w:szCs w:val="24"/>
+          <w:lang w:val="en-US"/>
+        </w:rPr>
+        <w:t xml:space="preserve">and it is related public-service </w:t>
+      </w:r>
+      <w:r>
+        <w:rPr>
+          <w:rFonts w:cstheme="minorHAnsi"/>
+          <w:sz w:val="24"/>
+          <w:szCs w:val="24"/>
+          <w:lang w:val="en-US"/>
+        </w:rPr>
+        <w:t>organizations</w:t>
+      </w:r>
+      <w:r>
+        <w:rPr>
+          <w:rFonts w:cstheme="minorHAnsi"/>
+          <w:sz w:val="24"/>
+          <w:szCs w:val="24"/>
+          <w:lang w:val="en-US"/>
+        </w:rPr>
+        <w:t xml:space="preserve">. These </w:t>
+      </w:r>
+      <w:r>
+        <w:rPr>
+          <w:rFonts w:cstheme="minorHAnsi"/>
+          <w:sz w:val="24"/>
+          <w:szCs w:val="24"/>
+          <w:lang w:val="en-US"/>
+        </w:rPr>
+        <w:t>Organizations</w:t>
+      </w:r>
+      <w:r>
+        <w:rPr>
+          <w:rFonts w:cstheme="minorHAnsi"/>
+          <w:sz w:val="24"/>
+          <w:szCs w:val="24"/>
+          <w:lang w:val="en-US"/>
+        </w:rPr>
+        <w:t xml:space="preserve"> need </w:t>
+      </w:r>
+      <w:r>
+        <w:rPr>
+          <w:rFonts w:cstheme="minorHAnsi"/>
+          <w:sz w:val="24"/>
+          <w:szCs w:val="24"/>
+          <w:lang w:val="en-US"/>
+        </w:rPr>
+        <w:t xml:space="preserve">changing numbers of visa applications while </w:t>
+      </w:r>
+      <w:r>
+        <w:rPr>
+          <w:rFonts w:cstheme="minorHAnsi"/>
+          <w:sz w:val="24"/>
+          <w:szCs w:val="24"/>
+          <w:lang w:val="en-US"/>
+        </w:rPr>
+        <w:t>con</w:t>
+      </w:r>
+      <w:r>
+        <w:rPr>
+          <w:rFonts w:cstheme="minorHAnsi"/>
+          <w:sz w:val="24"/>
+          <w:szCs w:val="24"/>
+          <w:lang w:val="en-US"/>
+        </w:rPr>
+        <w:t>tinuing</w:t>
+      </w:r>
+      <w:r>
+        <w:rPr>
+          <w:rFonts w:cstheme="minorHAnsi"/>
+          <w:sz w:val="24"/>
+          <w:szCs w:val="24"/>
+          <w:lang w:val="en-US"/>
+        </w:rPr>
+        <w:t xml:space="preserve"> with </w:t>
+      </w:r>
+      <w:proofErr w:type="spellStart"/>
+      <w:proofErr w:type="gramStart"/>
+      <w:r>
+        <w:rPr>
+          <w:rFonts w:cstheme="minorHAnsi"/>
+          <w:sz w:val="24"/>
+          <w:szCs w:val="24"/>
+          <w:lang w:val="en-US"/>
+        </w:rPr>
+        <w:t>a</w:t>
+      </w:r>
+      <w:proofErr w:type="spellEnd"/>
+      <w:proofErr w:type="gramEnd"/>
+      <w:r>
+        <w:rPr>
+          <w:rFonts w:cstheme="minorHAnsi"/>
+          <w:sz w:val="24"/>
+          <w:szCs w:val="24"/>
+          <w:lang w:val="en-US"/>
+        </w:rPr>
+        <w:t xml:space="preserve"> efficient processes</w:t>
+      </w:r>
+      <w:r>
+        <w:rPr>
+          <w:rFonts w:cstheme="minorHAnsi"/>
+          <w:sz w:val="24"/>
+          <w:szCs w:val="24"/>
+          <w:lang w:val="en-US"/>
+        </w:rPr>
+        <w:t xml:space="preserve">, </w:t>
+      </w:r>
+      <w:r>
+        <w:rPr>
+          <w:rFonts w:cstheme="minorHAnsi"/>
+          <w:sz w:val="24"/>
+          <w:szCs w:val="24"/>
+          <w:lang w:val="en-US"/>
+        </w:rPr>
+        <w:t>acceptable</w:t>
+      </w:r>
+      <w:r>
+        <w:rPr>
+          <w:rFonts w:cstheme="minorHAnsi"/>
+          <w:sz w:val="24"/>
+          <w:szCs w:val="24"/>
+          <w:lang w:val="en-US"/>
+        </w:rPr>
+        <w:t xml:space="preserve"> waiting times</w:t>
+      </w:r>
+      <w:r>
+        <w:rPr>
+          <w:rFonts w:cstheme="minorHAnsi"/>
+          <w:sz w:val="24"/>
+          <w:szCs w:val="24"/>
+          <w:lang w:val="en-US"/>
+        </w:rPr>
+        <w:t xml:space="preserve"> an</w:t>
+      </w:r>
+      <w:r>
+        <w:rPr>
+          <w:rFonts w:cstheme="minorHAnsi"/>
+          <w:sz w:val="24"/>
+          <w:szCs w:val="24"/>
+          <w:lang w:val="en-US"/>
+        </w:rPr>
+        <w:t xml:space="preserve">d maintaining </w:t>
+      </w:r>
+      <w:r>
+        <w:rPr>
+          <w:rFonts w:cstheme="minorHAnsi"/>
+          <w:sz w:val="24"/>
+          <w:szCs w:val="24"/>
+          <w:lang w:val="en-US"/>
+        </w:rPr>
+        <w:t xml:space="preserve">the level of customer service. </w:t>
+      </w:r>
+      <w:r>
+        <w:rPr>
+          <w:rFonts w:cstheme="minorHAnsi"/>
+          <w:sz w:val="24"/>
+          <w:szCs w:val="24"/>
+          <w:lang w:val="en-US"/>
+        </w:rPr>
+        <w:t xml:space="preserve">When demand is higher than expected, </w:t>
+      </w:r>
+      <w:r>
+        <w:rPr>
+          <w:rFonts w:cstheme="minorHAnsi"/>
+          <w:sz w:val="24"/>
+          <w:szCs w:val="24"/>
+          <w:lang w:val="en-US"/>
+        </w:rPr>
+        <w:t xml:space="preserve">the </w:t>
+      </w:r>
+      <w:r>
+        <w:rPr>
+          <w:rFonts w:cstheme="minorHAnsi"/>
+          <w:sz w:val="24"/>
+          <w:szCs w:val="24"/>
+          <w:lang w:val="en-US"/>
+        </w:rPr>
+        <w:t>government</w:t>
+      </w:r>
+      <w:r>
+        <w:rPr>
+          <w:rFonts w:cstheme="minorHAnsi"/>
+          <w:sz w:val="24"/>
+          <w:szCs w:val="24"/>
+          <w:lang w:val="en-US"/>
+        </w:rPr>
+        <w:t xml:space="preserve"> may experience processing backlogs</w:t>
+      </w:r>
+      <w:r>
+        <w:rPr>
+          <w:rFonts w:cstheme="minorHAnsi"/>
+          <w:sz w:val="24"/>
+          <w:szCs w:val="24"/>
+          <w:lang w:val="en-US"/>
+        </w:rPr>
+        <w:t xml:space="preserve">, </w:t>
+      </w:r>
+      <w:r>
+        <w:rPr>
+          <w:rFonts w:cstheme="minorHAnsi"/>
+          <w:sz w:val="24"/>
+          <w:szCs w:val="24"/>
+          <w:lang w:val="en-US"/>
+        </w:rPr>
+        <w:t xml:space="preserve">increase in staff work </w:t>
+      </w:r>
+      <w:r>
+        <w:rPr>
+          <w:rFonts w:cstheme="minorHAnsi"/>
+          <w:sz w:val="24"/>
+          <w:szCs w:val="24"/>
+          <w:lang w:val="en-US"/>
+        </w:rPr>
+        <w:t>logs and delays in service</w:t>
+      </w:r>
+      <w:r>
+        <w:rPr>
+          <w:rFonts w:cstheme="minorHAnsi"/>
+          <w:sz w:val="24"/>
+          <w:szCs w:val="24"/>
+          <w:lang w:val="en-US"/>
+        </w:rPr>
+        <w:t>. When demand is lower than expected, staff and a</w:t>
+      </w:r>
+      <w:r>
+        <w:rPr>
+          <w:rFonts w:cstheme="minorHAnsi"/>
+          <w:sz w:val="24"/>
+          <w:szCs w:val="24"/>
+          <w:lang w:val="en-US"/>
+        </w:rPr>
+        <w:t>dministrative resources may be allocated inefficiently</w:t>
+      </w:r>
+      <w:r>
+        <w:rPr>
+          <w:rFonts w:cstheme="minorHAnsi"/>
+          <w:sz w:val="24"/>
+          <w:szCs w:val="24"/>
+          <w:lang w:val="en-US"/>
+        </w:rPr>
+        <w:t>.</w:t>
       </w:r>
     </w:p>
     <w:p>
@@ -1765,125 +1205,34 @@
           <w:szCs w:val="24"/>
           <w:lang w:val="en-US"/>
         </w:rPr>
-        <w:t xml:space="preserve">will predict </w:t>
-      </w:r>
-      <w:r>
-        <w:rPr>
-          <w:rFonts w:cstheme="minorHAnsi"/>
-          <w:sz w:val="24"/>
-          <w:szCs w:val="24"/>
-          <w:lang w:val="en-US"/>
-        </w:rPr>
-        <w:t>the monthly volume of visa application to help immigration services</w:t>
-      </w:r>
-      <w:r>
-        <w:rPr>
-          <w:rFonts w:cstheme="minorHAnsi"/>
-          <w:sz w:val="24"/>
-          <w:szCs w:val="24"/>
-          <w:lang w:val="en-US"/>
-        </w:rPr>
-        <w:t xml:space="preserve"> provide </w:t>
-      </w:r>
-      <w:r>
-        <w:rPr>
-          <w:rFonts w:cstheme="minorHAnsi"/>
-          <w:sz w:val="24"/>
-          <w:szCs w:val="24"/>
-          <w:lang w:val="en-US"/>
-        </w:rPr>
-        <w:t xml:space="preserve">a better plan for staffing levels, </w:t>
-      </w:r>
-      <w:r>
-        <w:rPr>
-          <w:rFonts w:cstheme="minorHAnsi"/>
-          <w:sz w:val="24"/>
-          <w:szCs w:val="24"/>
-          <w:lang w:val="en-US"/>
-        </w:rPr>
-        <w:t>support and the necessary processing capacity.</w:t>
-      </w:r>
-    </w:p>
-    <w:p>
-      <w:pPr>
-        <w:rPr>
-          <w:rFonts w:cstheme="minorHAnsi"/>
-          <w:sz w:val="24"/>
-          <w:szCs w:val="24"/>
-          <w:lang w:val="en-US"/>
-        </w:rPr>
-      </w:pPr>
-      <w:r>
-        <w:rPr>
-          <w:rFonts w:cstheme="minorHAnsi"/>
-          <w:sz w:val="24"/>
-          <w:szCs w:val="24"/>
-          <w:lang w:val="en-US"/>
-        </w:rPr>
-        <w:t xml:space="preserve">Demand </w:t>
-      </w:r>
-      <w:r>
-        <w:rPr>
-          <w:rFonts w:cstheme="minorHAnsi"/>
-          <w:sz w:val="24"/>
-          <w:szCs w:val="24"/>
-          <w:lang w:val="en-US"/>
-        </w:rPr>
-        <w:t xml:space="preserve">for visas can change because of seasonal travel, university </w:t>
-      </w:r>
-      <w:r>
-        <w:rPr>
-          <w:rFonts w:cstheme="minorHAnsi"/>
-          <w:sz w:val="24"/>
-          <w:szCs w:val="24"/>
-          <w:lang w:val="en-US"/>
-        </w:rPr>
-        <w:t xml:space="preserve">admission periods, job opportunities, economic </w:t>
-      </w:r>
-      <w:r>
-        <w:rPr>
-          <w:rFonts w:cstheme="minorHAnsi"/>
-          <w:sz w:val="24"/>
-          <w:szCs w:val="24"/>
-          <w:lang w:val="en-US"/>
-        </w:rPr>
-        <w:t>conditions</w:t>
-      </w:r>
-      <w:r>
-        <w:rPr>
-          <w:rFonts w:cstheme="minorHAnsi"/>
-          <w:sz w:val="24"/>
-          <w:szCs w:val="24"/>
-          <w:lang w:val="en-US"/>
-        </w:rPr>
-        <w:t xml:space="preserve">, changes in immigration policies, and </w:t>
-      </w:r>
-      <w:r>
-        <w:rPr>
-          <w:rFonts w:cstheme="minorHAnsi"/>
-          <w:sz w:val="24"/>
-          <w:szCs w:val="24"/>
-          <w:lang w:val="en-US"/>
-        </w:rPr>
-        <w:t>international</w:t>
-      </w:r>
-      <w:r>
-        <w:rPr>
-          <w:rFonts w:cstheme="minorHAnsi"/>
-          <w:sz w:val="24"/>
-          <w:szCs w:val="24"/>
-          <w:lang w:val="en-US"/>
-        </w:rPr>
-        <w:t xml:space="preserve"> events</w:t>
-      </w:r>
-      <w:r>
-        <w:rPr>
-          <w:rFonts w:cstheme="minorHAnsi"/>
-          <w:sz w:val="24"/>
-          <w:szCs w:val="24"/>
-          <w:lang w:val="en-US"/>
-        </w:rPr>
-        <w:t xml:space="preserve">. </w:t>
+        <w:t>proposes</w:t>
+      </w:r>
+      <w:r>
+        <w:rPr>
+          <w:rFonts w:cstheme="minorHAnsi"/>
+          <w:sz w:val="24"/>
+          <w:szCs w:val="24"/>
+          <w:lang w:val="en-US"/>
+        </w:rPr>
+        <w:t xml:space="preserve"> the development of a </w:t>
+      </w:r>
+      <w:r>
+        <w:rPr>
+          <w:rFonts w:cstheme="minorHAnsi"/>
+          <w:sz w:val="24"/>
+          <w:szCs w:val="24"/>
+          <w:lang w:val="en-US"/>
+        </w:rPr>
+        <w:t xml:space="preserve">predicative analytics solution to estimate </w:t>
+      </w:r>
+      <w:r>
+        <w:rPr>
+          <w:rFonts w:cstheme="minorHAnsi"/>
+          <w:sz w:val="24"/>
+          <w:szCs w:val="24"/>
+          <w:lang w:val="en-US"/>
+        </w:rPr>
+        <w:t>monthly</w:t>
       </w:r>
       <w:r>
         <w:rPr>
@@ -1901,79 +1250,434 @@
           <w:szCs w:val="24"/>
           <w:lang w:val="en-US"/>
         </w:rPr>
-        <w:t xml:space="preserve">If demand is </w:t>
-      </w:r>
-      <w:r>
-        <w:rPr>
-          <w:rFonts w:cstheme="minorHAnsi"/>
-          <w:sz w:val="24"/>
-          <w:szCs w:val="24"/>
-          <w:lang w:val="en-US"/>
-        </w:rPr>
-        <w:t xml:space="preserve">underestimated, </w:t>
-      </w:r>
-      <w:r>
-        <w:rPr>
-          <w:rFonts w:cstheme="minorHAnsi"/>
-          <w:sz w:val="24"/>
-          <w:szCs w:val="24"/>
-          <w:lang w:val="en-US"/>
-        </w:rPr>
-        <w:t>delays</w:t>
-      </w:r>
-      <w:r>
-        <w:rPr>
-          <w:rFonts w:cstheme="minorHAnsi"/>
-          <w:sz w:val="24"/>
-          <w:szCs w:val="24"/>
-          <w:lang w:val="en-US"/>
-        </w:rPr>
-        <w:t xml:space="preserve">, a backlog of application, increased pressure on staff, and </w:t>
-      </w:r>
-      <w:r>
-        <w:rPr>
-          <w:rFonts w:cstheme="minorHAnsi"/>
-          <w:sz w:val="24"/>
-          <w:szCs w:val="24"/>
-          <w:lang w:val="en-US"/>
-        </w:rPr>
-        <w:t>lower application satisfaction may result. Conversely</w:t>
-      </w:r>
-      <w:r>
-        <w:rPr>
-          <w:rFonts w:cstheme="minorHAnsi"/>
-          <w:sz w:val="24"/>
-          <w:szCs w:val="24"/>
-          <w:lang w:val="en-US"/>
-        </w:rPr>
-        <w:t xml:space="preserve">, if demand is overestimated, excessive </w:t>
-      </w:r>
-      <w:r>
-        <w:rPr>
-          <w:rFonts w:cstheme="minorHAnsi"/>
-          <w:sz w:val="24"/>
-          <w:szCs w:val="24"/>
-          <w:lang w:val="en-US"/>
-        </w:rPr>
-        <w:t>resources</w:t>
-      </w:r>
-      <w:r>
-        <w:rPr>
-          <w:rFonts w:cstheme="minorHAnsi"/>
-          <w:sz w:val="24"/>
-          <w:szCs w:val="24"/>
-          <w:lang w:val="en-US"/>
-        </w:rPr>
-        <w:t xml:space="preserve"> and staff may be </w:t>
-      </w:r>
-      <w:r>
-        <w:rPr>
-          <w:rFonts w:cstheme="minorHAnsi"/>
-          <w:sz w:val="24"/>
-          <w:szCs w:val="24"/>
-          <w:lang w:val="en-US"/>
-        </w:rPr>
-        <w:t>allocated</w:t>
+        <w:t xml:space="preserve">demand about application of visa in </w:t>
+      </w:r>
+      <w:r>
+        <w:rPr>
+          <w:rFonts w:cstheme="minorHAnsi"/>
+          <w:sz w:val="24"/>
+          <w:szCs w:val="24"/>
+          <w:lang w:val="en-US"/>
+        </w:rPr>
+        <w:t xml:space="preserve">Ireland. It will </w:t>
+      </w:r>
+      <w:r>
+        <w:rPr>
+          <w:rFonts w:cstheme="minorHAnsi"/>
+          <w:sz w:val="24"/>
+          <w:szCs w:val="24"/>
+          <w:lang w:val="en-US"/>
+        </w:rPr>
+        <w:t xml:space="preserve">analyze </w:t>
+      </w:r>
+      <w:r>
+        <w:rPr>
+          <w:rFonts w:cstheme="minorHAnsi"/>
+          <w:sz w:val="24"/>
+          <w:szCs w:val="24"/>
+          <w:lang w:val="en-US"/>
+        </w:rPr>
+        <w:t xml:space="preserve">historical </w:t>
+      </w:r>
+      <w:r>
+        <w:rPr>
+          <w:rFonts w:cstheme="minorHAnsi"/>
+          <w:sz w:val="24"/>
+          <w:szCs w:val="24"/>
+          <w:lang w:val="en-US"/>
+        </w:rPr>
+        <w:t>monthly data</w:t>
+      </w:r>
+      <w:r>
+        <w:rPr>
+          <w:rFonts w:cstheme="minorHAnsi"/>
+          <w:sz w:val="24"/>
+          <w:szCs w:val="24"/>
+          <w:lang w:val="en-US"/>
+        </w:rPr>
+        <w:t xml:space="preserve"> on </w:t>
+      </w:r>
+      <w:r>
+        <w:rPr>
+          <w:rFonts w:cstheme="minorHAnsi"/>
+          <w:sz w:val="24"/>
+          <w:szCs w:val="24"/>
+          <w:lang w:val="en-US"/>
+        </w:rPr>
+        <w:t>short- and long-term</w:t>
+      </w:r>
+      <w:r>
+        <w:rPr>
+          <w:rFonts w:cstheme="minorHAnsi"/>
+          <w:sz w:val="24"/>
+          <w:szCs w:val="24"/>
+          <w:lang w:val="en-US"/>
+        </w:rPr>
+        <w:t xml:space="preserve"> </w:t>
+      </w:r>
+      <w:r>
+        <w:rPr>
+          <w:rFonts w:cstheme="minorHAnsi"/>
+          <w:sz w:val="24"/>
+          <w:szCs w:val="24"/>
+          <w:lang w:val="en-US"/>
+        </w:rPr>
+        <w:t>visa applications, including applications received</w:t>
+      </w:r>
+      <w:r>
+        <w:rPr>
+          <w:rFonts w:cstheme="minorHAnsi"/>
+          <w:sz w:val="24"/>
+          <w:szCs w:val="24"/>
+          <w:lang w:val="en-US"/>
+        </w:rPr>
+        <w:t xml:space="preserve">, approved, and denied. The main predictive </w:t>
+      </w:r>
+      <w:r>
+        <w:rPr>
+          <w:rFonts w:cstheme="minorHAnsi"/>
+          <w:sz w:val="24"/>
+          <w:szCs w:val="24"/>
+          <w:lang w:val="en-US"/>
+        </w:rPr>
+        <w:t>target</w:t>
+      </w:r>
+      <w:r>
+        <w:rPr>
+          <w:rFonts w:cstheme="minorHAnsi"/>
+          <w:sz w:val="24"/>
+          <w:szCs w:val="24"/>
+          <w:lang w:val="en-US"/>
+        </w:rPr>
+        <w:t xml:space="preserve"> </w:t>
+      </w:r>
+      <w:r>
+        <w:rPr>
+          <w:rFonts w:cstheme="minorHAnsi"/>
+          <w:sz w:val="24"/>
+          <w:szCs w:val="24"/>
+          <w:lang w:val="en-US"/>
+        </w:rPr>
+        <w:t>will be the number of applications received, as this indicator represents the future op</w:t>
+      </w:r>
+      <w:r>
+        <w:rPr>
+          <w:rFonts w:cstheme="minorHAnsi"/>
+          <w:sz w:val="24"/>
+          <w:szCs w:val="24"/>
+          <w:lang w:val="en-US"/>
+        </w:rPr>
+        <w:t xml:space="preserve">erational workload and can </w:t>
+      </w:r>
+      <w:r>
+        <w:rPr>
+          <w:rFonts w:cstheme="minorHAnsi"/>
+          <w:sz w:val="24"/>
+          <w:szCs w:val="24"/>
+          <w:lang w:val="en-US"/>
+        </w:rPr>
+        <w:t xml:space="preserve">help with staffing and </w:t>
+      </w:r>
+      <w:r>
+        <w:rPr>
+          <w:rFonts w:cstheme="minorHAnsi"/>
+          <w:sz w:val="24"/>
+          <w:szCs w:val="24"/>
+          <w:lang w:val="en-US"/>
+        </w:rPr>
+        <w:t>capacity planning</w:t>
+      </w:r>
+      <w:r>
+        <w:rPr>
+          <w:rFonts w:cstheme="minorHAnsi"/>
+          <w:sz w:val="24"/>
+          <w:szCs w:val="24"/>
+          <w:lang w:val="en-US"/>
+        </w:rPr>
+        <w:t>.</w:t>
+      </w:r>
+    </w:p>
+    <w:p>
+      <w:pPr>
+        <w:rPr>
+          <w:rFonts w:cstheme="minorHAnsi"/>
+          <w:sz w:val="24"/>
+          <w:szCs w:val="24"/>
+        </w:rPr>
+      </w:pPr>
+      <w:r>
+        <w:rPr>
+          <w:rFonts w:cstheme="minorHAnsi"/>
+          <w:sz w:val="24"/>
+          <w:szCs w:val="24"/>
+          <w:lang w:val="en-US"/>
+        </w:rPr>
+        <w:t xml:space="preserve">I </w:t>
+      </w:r>
+      <w:r>
+        <w:rPr>
+          <w:rFonts w:cstheme="minorHAnsi"/>
+          <w:sz w:val="24"/>
+          <w:szCs w:val="24"/>
+          <w:lang w:val="en-US"/>
+        </w:rPr>
+        <w:t>chose a data</w:t>
+      </w:r>
+      <w:r>
+        <w:rPr>
+          <w:rFonts w:cstheme="minorHAnsi"/>
+          <w:sz w:val="24"/>
+          <w:szCs w:val="24"/>
+          <w:lang w:val="en-US"/>
+        </w:rPr>
+        <w:t xml:space="preserve"> source that comes from the Govern</w:t>
+      </w:r>
+      <w:r>
+        <w:rPr>
+          <w:rFonts w:cstheme="minorHAnsi"/>
+          <w:sz w:val="24"/>
+          <w:szCs w:val="24"/>
+          <w:lang w:val="en-US"/>
+        </w:rPr>
+        <w:t xml:space="preserve">ment of Ireland’s open data repository </w:t>
+      </w:r>
+      <w:r>
+        <w:rPr>
+          <w:rFonts w:cstheme="minorHAnsi"/>
+          <w:sz w:val="24"/>
+          <w:szCs w:val="24"/>
+          <w:lang w:val="en-US"/>
+        </w:rPr>
+        <w:t xml:space="preserve">which contains </w:t>
+      </w:r>
+      <w:r>
+        <w:rPr>
+          <w:rFonts w:cstheme="minorHAnsi"/>
+          <w:sz w:val="24"/>
+          <w:szCs w:val="24"/>
+          <w:lang w:val="en-US"/>
+        </w:rPr>
+        <w:t>paper</w:t>
+      </w:r>
+      <w:r>
+        <w:rPr>
+          <w:rFonts w:cstheme="minorHAnsi"/>
+          <w:sz w:val="24"/>
+          <w:szCs w:val="24"/>
+          <w:lang w:val="en-US"/>
+        </w:rPr>
+        <w:t xml:space="preserve"> based </w:t>
+      </w:r>
+      <w:r>
+        <w:rPr>
+          <w:rFonts w:cstheme="minorHAnsi"/>
+          <w:sz w:val="24"/>
+          <w:szCs w:val="24"/>
+          <w:lang w:val="en-US"/>
+        </w:rPr>
+        <w:t xml:space="preserve">and online visa applications for </w:t>
+      </w:r>
+      <w:r>
+        <w:rPr>
+          <w:rFonts w:cstheme="minorHAnsi"/>
+          <w:sz w:val="24"/>
+          <w:szCs w:val="24"/>
+          <w:lang w:val="en-US"/>
+        </w:rPr>
+        <w:t xml:space="preserve">which payment has been completed, as well as </w:t>
+      </w:r>
+      <w:r>
+        <w:rPr>
+          <w:rFonts w:cstheme="minorHAnsi"/>
+          <w:sz w:val="24"/>
+          <w:szCs w:val="24"/>
+          <w:lang w:val="en-US"/>
+        </w:rPr>
+        <w:t xml:space="preserve">visa decisions, </w:t>
+      </w:r>
+      <w:r>
+        <w:rPr>
+          <w:rFonts w:cstheme="minorHAnsi"/>
+          <w:sz w:val="24"/>
+          <w:szCs w:val="24"/>
+          <w:lang w:val="en-US"/>
+        </w:rPr>
+        <w:t>recorded by year and month</w:t>
+      </w:r>
+      <w:r>
+        <w:rPr>
+          <w:rFonts w:cstheme="minorHAnsi"/>
+          <w:sz w:val="24"/>
+          <w:szCs w:val="24"/>
+          <w:lang w:val="en-US"/>
+        </w:rPr>
+        <w:t>.</w:t>
+      </w:r>
+      <w:r>
+        <w:rPr>
+          <w:rFonts w:cstheme="minorHAnsi"/>
+          <w:sz w:val="24"/>
+          <w:szCs w:val="24"/>
+          <w:lang w:val="en-US"/>
+        </w:rPr>
+        <w:t xml:space="preserve"> </w:t>
+      </w:r>
+      <w:r>
+        <w:rPr>
+          <w:rFonts w:cstheme="minorHAnsi"/>
+          <w:sz w:val="24"/>
+          <w:szCs w:val="24"/>
+          <w:lang w:val="en-US"/>
+        </w:rPr>
+        <w:br/>
+      </w:r>
+      <w:r>
+        <w:fldChar w:fldCharType="begin"/>
+      </w:r>
+      <w:r>
+        <w:rPr>
+          <w:lang w:val="en-US"/>
+        </w:rPr>
+        <w:instrText>HYPERLINK "https://data.gov.ie/en_GB/dataset/visa-applications-and-decisions-year-and-month"</w:instrText>
+      </w:r>
+      <w:r>
+        <w:fldChar w:fldCharType="separate"/>
+      </w:r>
+      <w:r>
+        <w:rPr>
+          <w:rStyle w:val="Hiperligao"/>
+          <w:rFonts w:cstheme="minorHAnsi"/>
+          <w:sz w:val="24"/>
+          <w:szCs w:val="24"/>
+        </w:rPr>
+        <w:t>https://data.gov.ie/en_GB/dataset/visa-applications-and-decisions-year-and-month</w:t>
+      </w:r>
+      <w:r>
+        <w:rPr>
+          <w:rStyle w:val="Hiperligao"/>
+          <w:rFonts w:cstheme="minorHAnsi"/>
+          <w:sz w:val="24"/>
+          <w:szCs w:val="24"/>
+        </w:rPr>
+        <w:fldChar w:fldCharType="end"/>
+      </w:r>
+    </w:p>
+    <w:p>
+      <w:pPr>
+        <w:rPr>
+          <w:rFonts w:cstheme="minorHAnsi"/>
+          <w:sz w:val="24"/>
+          <w:szCs w:val="24"/>
+          <w:lang w:val="en-US"/>
+        </w:rPr>
+      </w:pPr>
+      <w:r>
+        <w:rPr>
+          <w:rFonts w:cstheme="minorHAnsi"/>
+          <w:sz w:val="24"/>
+          <w:szCs w:val="24"/>
+          <w:lang w:val="en-US"/>
+        </w:rPr>
+        <w:t xml:space="preserve">This project is important for me because predictive analytics </w:t>
+      </w:r>
+      <w:r>
+        <w:rPr>
+          <w:rFonts w:cstheme="minorHAnsi"/>
+          <w:sz w:val="24"/>
+          <w:szCs w:val="24"/>
+          <w:lang w:val="en-US"/>
+        </w:rPr>
+        <w:t xml:space="preserve">have a power to help an organization </w:t>
+      </w:r>
+      <w:r>
+        <w:rPr>
+          <w:rFonts w:cstheme="minorHAnsi"/>
+          <w:sz w:val="24"/>
+          <w:szCs w:val="24"/>
+          <w:lang w:val="en-US"/>
+        </w:rPr>
+        <w:t xml:space="preserve">change from a </w:t>
+      </w:r>
+      <w:r>
+        <w:rPr>
+          <w:rFonts w:cstheme="minorHAnsi"/>
+          <w:sz w:val="24"/>
+          <w:szCs w:val="24"/>
+          <w:lang w:val="en-US"/>
+        </w:rPr>
+        <w:t>reactive</w:t>
+      </w:r>
+      <w:r>
+        <w:rPr>
+          <w:rFonts w:cstheme="minorHAnsi"/>
+          <w:sz w:val="24"/>
+          <w:szCs w:val="24"/>
+          <w:lang w:val="en-US"/>
+        </w:rPr>
+        <w:t xml:space="preserve"> </w:t>
+      </w:r>
+      <w:r>
+        <w:rPr>
+          <w:rFonts w:cstheme="minorHAnsi"/>
+          <w:sz w:val="24"/>
+          <w:szCs w:val="24"/>
+          <w:lang w:val="en-US"/>
+        </w:rPr>
+        <w:t xml:space="preserve">approach to a </w:t>
+      </w:r>
+      <w:r>
+        <w:rPr>
+          <w:rFonts w:cstheme="minorHAnsi"/>
+          <w:sz w:val="24"/>
+          <w:szCs w:val="24"/>
+          <w:lang w:val="en-US"/>
+        </w:rPr>
+        <w:t>proactive one.</w:t>
+      </w:r>
+      <w:r>
+        <w:rPr>
+          <w:rFonts w:cstheme="minorHAnsi"/>
+          <w:sz w:val="24"/>
+          <w:szCs w:val="24"/>
+          <w:lang w:val="en-US"/>
+        </w:rPr>
+        <w:t xml:space="preserve"> Instead</w:t>
+      </w:r>
+      <w:r>
+        <w:rPr>
+          <w:rFonts w:cstheme="minorHAnsi"/>
+          <w:sz w:val="24"/>
+          <w:szCs w:val="24"/>
+          <w:lang w:val="en-US"/>
+        </w:rPr>
+        <w:t xml:space="preserve"> of waiting until a backlog of work accumulates, </w:t>
+      </w:r>
+      <w:r>
+        <w:rPr>
+          <w:rFonts w:cstheme="minorHAnsi"/>
+          <w:sz w:val="24"/>
+          <w:szCs w:val="24"/>
+          <w:lang w:val="en-US"/>
+        </w:rPr>
+        <w:t>managers can us forecas</w:t>
+      </w:r>
+      <w:r>
+        <w:rPr>
+          <w:rFonts w:cstheme="minorHAnsi"/>
+          <w:sz w:val="24"/>
+          <w:szCs w:val="24"/>
+          <w:lang w:val="en-US"/>
+        </w:rPr>
+        <w:t xml:space="preserve">ted demand to plan staff </w:t>
+      </w:r>
+      <w:r>
+        <w:rPr>
+          <w:rFonts w:cstheme="minorHAnsi"/>
+          <w:sz w:val="24"/>
+          <w:szCs w:val="24"/>
+          <w:lang w:val="en-US"/>
+        </w:rPr>
+        <w:t>schedules</w:t>
       </w:r>
       <w:r>
         <w:rPr>
@@ -1991,58 +1695,54 @@
           <w:szCs w:val="24"/>
           <w:lang w:val="en-US"/>
         </w:rPr>
-        <w:t>resulting in unnecessary costs.</w:t>
-      </w:r>
-    </w:p>
-    <w:p>
-      <w:pPr>
-        <w:rPr>
-          <w:rFonts w:cstheme="minorHAnsi"/>
-          <w:sz w:val="24"/>
-          <w:szCs w:val="24"/>
-          <w:lang w:val="en-US"/>
-        </w:rPr>
-      </w:pPr>
-      <w:r>
-        <w:rPr>
-          <w:rFonts w:cstheme="minorHAnsi"/>
-          <w:sz w:val="24"/>
-          <w:szCs w:val="24"/>
-          <w:lang w:val="en-US"/>
-        </w:rPr>
-        <w:lastRenderedPageBreak/>
-        <w:t xml:space="preserve">Data analysis and predictive models can identify trends, </w:t>
-      </w:r>
-      <w:r>
-        <w:rPr>
-          <w:rFonts w:cstheme="minorHAnsi"/>
-          <w:sz w:val="24"/>
-          <w:szCs w:val="24"/>
-          <w:lang w:val="en-US"/>
-        </w:rPr>
-        <w:t xml:space="preserve">seasonal patterns, periods of peak demand, and </w:t>
-      </w:r>
-      <w:r>
-        <w:rPr>
-          <w:rFonts w:cstheme="minorHAnsi"/>
-          <w:sz w:val="24"/>
-          <w:szCs w:val="24"/>
-          <w:lang w:val="en-US"/>
-        </w:rPr>
-        <w:t>unusual changes</w:t>
-      </w:r>
-      <w:r>
-        <w:rPr>
-          <w:rFonts w:cstheme="minorHAnsi"/>
-          <w:sz w:val="24"/>
-          <w:szCs w:val="24"/>
-          <w:lang w:val="en-US"/>
-        </w:rPr>
-        <w:t>.</w:t>
-      </w:r>
-    </w:p>
-    <w:p>
-      <w:pPr>
+        <w:t>customer</w:t>
+      </w:r>
+      <w:r>
+        <w:rPr>
+          <w:rFonts w:cstheme="minorHAnsi"/>
+          <w:sz w:val="24"/>
+          <w:szCs w:val="24"/>
+          <w:lang w:val="en-US"/>
+        </w:rPr>
+        <w:t xml:space="preserve"> service ca</w:t>
+      </w:r>
+      <w:r>
+        <w:rPr>
+          <w:rFonts w:cstheme="minorHAnsi"/>
+          <w:sz w:val="24"/>
+          <w:szCs w:val="24"/>
+          <w:lang w:val="en-US"/>
+        </w:rPr>
+        <w:t>pacity and adm</w:t>
+      </w:r>
+      <w:r>
+        <w:rPr>
+          <w:rFonts w:cstheme="minorHAnsi"/>
+          <w:sz w:val="24"/>
+          <w:szCs w:val="24"/>
+          <w:lang w:val="en-US"/>
+        </w:rPr>
+        <w:t>inistrative resources.</w:t>
+      </w:r>
+      <w:r>
+        <w:rPr>
+          <w:rFonts w:cstheme="minorHAnsi"/>
+          <w:sz w:val="24"/>
+          <w:szCs w:val="24"/>
+          <w:lang w:val="en-US"/>
+        </w:rPr>
+        <w:br/>
+      </w:r>
+      <w:r>
+        <w:rPr>
+          <w:rFonts w:cstheme="minorHAnsi"/>
+          <w:sz w:val="24"/>
+          <w:szCs w:val="24"/>
+          <w:lang w:val="en-US"/>
+        </w:rPr>
+        <w:br/>
+      </w:r>
+      <w:r>
         <w:rPr>
           <w:rFonts w:eastAsiaTheme="majorEastAsia" w:cstheme="minorHAnsi"/>
           <w:color w:val="2F5496" w:themeColor="accent1" w:themeShade="BF"/>
@@ -2050,8 +1750,328 @@
           <w:szCs w:val="28"/>
           <w:lang w:val="en-US"/>
         </w:rPr>
-      </w:pPr>
-      <w:r>
+        <w:t>Problem Definition</w:t>
+      </w:r>
+    </w:p>
+    <w:p>
+      <w:pPr>
+        <w:pStyle w:val="NormalWeb"/>
+        <w:rPr>
+          <w:rFonts w:asciiTheme="minorHAnsi" w:hAnsiTheme="minorHAnsi" w:cstheme="minorHAnsi"/>
+          <w:color w:val="FF0000"/>
+        </w:rPr>
+      </w:pPr>
+      <w:r>
+        <w:rPr>
+          <w:rFonts w:asciiTheme="minorHAnsi" w:hAnsiTheme="minorHAnsi" w:cstheme="minorHAnsi"/>
+          <w:color w:val="FF0000"/>
+        </w:rPr>
+        <w:t>Clearly define the business problem or challenge you intend to address. Explain its impact and how data analytics and predictive modelling can contribute towards addressing the problem.</w:t>
+      </w:r>
+    </w:p>
+    <w:p>
+      <w:pPr>
+        <w:rPr>
+          <w:rFonts w:cstheme="minorHAnsi"/>
+          <w:sz w:val="24"/>
+          <w:szCs w:val="24"/>
+          <w:lang w:val="en-US"/>
+        </w:rPr>
+      </w:pPr>
+      <w:r>
+        <w:rPr>
+          <w:rFonts w:cstheme="minorHAnsi"/>
+          <w:sz w:val="24"/>
+          <w:szCs w:val="24"/>
+          <w:lang w:val="en-US"/>
+        </w:rPr>
+        <w:t xml:space="preserve">This project </w:t>
+      </w:r>
+      <w:r>
+        <w:rPr>
+          <w:rFonts w:cstheme="minorHAnsi"/>
+          <w:sz w:val="24"/>
+          <w:szCs w:val="24"/>
+          <w:lang w:val="en-US"/>
+        </w:rPr>
+        <w:t xml:space="preserve">will predict </w:t>
+      </w:r>
+      <w:r>
+        <w:rPr>
+          <w:rFonts w:cstheme="minorHAnsi"/>
+          <w:sz w:val="24"/>
+          <w:szCs w:val="24"/>
+          <w:lang w:val="en-US"/>
+        </w:rPr>
+        <w:t>the monthly volume of visa application to help immigration services</w:t>
+      </w:r>
+      <w:r>
+        <w:rPr>
+          <w:rFonts w:cstheme="minorHAnsi"/>
+          <w:sz w:val="24"/>
+          <w:szCs w:val="24"/>
+          <w:lang w:val="en-US"/>
+        </w:rPr>
+        <w:t xml:space="preserve"> provide </w:t>
+      </w:r>
+      <w:r>
+        <w:rPr>
+          <w:rFonts w:cstheme="minorHAnsi"/>
+          <w:sz w:val="24"/>
+          <w:szCs w:val="24"/>
+          <w:lang w:val="en-US"/>
+        </w:rPr>
+        <w:t xml:space="preserve">a better plan for staffing levels, </w:t>
+      </w:r>
+      <w:r>
+        <w:rPr>
+          <w:rFonts w:cstheme="minorHAnsi"/>
+          <w:sz w:val="24"/>
+          <w:szCs w:val="24"/>
+          <w:lang w:val="en-US"/>
+        </w:rPr>
+        <w:t>support and the necessary processing capacity.</w:t>
+      </w:r>
+    </w:p>
+    <w:p>
+      <w:pPr>
+        <w:rPr>
+          <w:rFonts w:cstheme="minorHAnsi"/>
+          <w:sz w:val="24"/>
+          <w:szCs w:val="24"/>
+          <w:lang w:val="en-US"/>
+        </w:rPr>
+      </w:pPr>
+      <w:r>
+        <w:rPr>
+          <w:rFonts w:cstheme="minorHAnsi"/>
+          <w:sz w:val="24"/>
+          <w:szCs w:val="24"/>
+          <w:lang w:val="en-US"/>
+        </w:rPr>
+        <w:t xml:space="preserve">Demand </w:t>
+      </w:r>
+      <w:r>
+        <w:rPr>
+          <w:rFonts w:cstheme="minorHAnsi"/>
+          <w:sz w:val="24"/>
+          <w:szCs w:val="24"/>
+          <w:lang w:val="en-US"/>
+        </w:rPr>
+        <w:t xml:space="preserve">for visas can change because of seasonal travel, university </w:t>
+      </w:r>
+      <w:r>
+        <w:rPr>
+          <w:rFonts w:cstheme="minorHAnsi"/>
+          <w:sz w:val="24"/>
+          <w:szCs w:val="24"/>
+          <w:lang w:val="en-US"/>
+        </w:rPr>
+        <w:t xml:space="preserve">admission periods, job opportunities, economic </w:t>
+      </w:r>
+      <w:r>
+        <w:rPr>
+          <w:rFonts w:cstheme="minorHAnsi"/>
+          <w:sz w:val="24"/>
+          <w:szCs w:val="24"/>
+          <w:lang w:val="en-US"/>
+        </w:rPr>
+        <w:t>conditions</w:t>
+      </w:r>
+      <w:r>
+        <w:rPr>
+          <w:rFonts w:cstheme="minorHAnsi"/>
+          <w:sz w:val="24"/>
+          <w:szCs w:val="24"/>
+          <w:lang w:val="en-US"/>
+        </w:rPr>
+        <w:t xml:space="preserve">, changes in immigration policies, and </w:t>
+      </w:r>
+      <w:r>
+        <w:rPr>
+          <w:rFonts w:cstheme="minorHAnsi"/>
+          <w:sz w:val="24"/>
+          <w:szCs w:val="24"/>
+          <w:lang w:val="en-US"/>
+        </w:rPr>
+        <w:t>international</w:t>
+      </w:r>
+      <w:r>
+        <w:rPr>
+          <w:rFonts w:cstheme="minorHAnsi"/>
+          <w:sz w:val="24"/>
+          <w:szCs w:val="24"/>
+          <w:lang w:val="en-US"/>
+        </w:rPr>
+        <w:t xml:space="preserve"> events</w:t>
+      </w:r>
+      <w:r>
+        <w:rPr>
+          <w:rFonts w:cstheme="minorHAnsi"/>
+          <w:sz w:val="24"/>
+          <w:szCs w:val="24"/>
+          <w:lang w:val="en-US"/>
+        </w:rPr>
+        <w:t xml:space="preserve">. </w:t>
+      </w:r>
+      <w:r>
+        <w:rPr>
+          <w:rFonts w:cstheme="minorHAnsi"/>
+          <w:sz w:val="24"/>
+          <w:szCs w:val="24"/>
+          <w:lang w:val="en-US"/>
+        </w:rPr>
+        <w:t xml:space="preserve"> </w:t>
+      </w:r>
+      <w:r>
+        <w:rPr>
+          <w:rFonts w:cstheme="minorHAnsi"/>
+          <w:sz w:val="24"/>
+          <w:szCs w:val="24"/>
+          <w:lang w:val="en-US"/>
+        </w:rPr>
+        <w:t xml:space="preserve">If demand is </w:t>
+      </w:r>
+      <w:r>
+        <w:rPr>
+          <w:rFonts w:cstheme="minorHAnsi"/>
+          <w:sz w:val="24"/>
+          <w:szCs w:val="24"/>
+          <w:lang w:val="en-US"/>
+        </w:rPr>
+        <w:t xml:space="preserve">underestimated, </w:t>
+      </w:r>
+      <w:r>
+        <w:rPr>
+          <w:rFonts w:cstheme="minorHAnsi"/>
+          <w:sz w:val="24"/>
+          <w:szCs w:val="24"/>
+          <w:lang w:val="en-US"/>
+        </w:rPr>
+        <w:t>delays</w:t>
+      </w:r>
+      <w:r>
+        <w:rPr>
+          <w:rFonts w:cstheme="minorHAnsi"/>
+          <w:sz w:val="24"/>
+          <w:szCs w:val="24"/>
+          <w:lang w:val="en-US"/>
+        </w:rPr>
+        <w:t xml:space="preserve">, a backlog of application, increased pressure on staff, and </w:t>
+      </w:r>
+      <w:r>
+        <w:rPr>
+          <w:rFonts w:cstheme="minorHAnsi"/>
+          <w:sz w:val="24"/>
+          <w:szCs w:val="24"/>
+          <w:lang w:val="en-US"/>
+        </w:rPr>
+        <w:t>lower application satisfaction may result. Conversely</w:t>
+      </w:r>
+      <w:r>
+        <w:rPr>
+          <w:rFonts w:cstheme="minorHAnsi"/>
+          <w:sz w:val="24"/>
+          <w:szCs w:val="24"/>
+          <w:lang w:val="en-US"/>
+        </w:rPr>
+        <w:t xml:space="preserve">, if demand is overestimated, excessive </w:t>
+      </w:r>
+      <w:r>
+        <w:rPr>
+          <w:rFonts w:cstheme="minorHAnsi"/>
+          <w:sz w:val="24"/>
+          <w:szCs w:val="24"/>
+          <w:lang w:val="en-US"/>
+        </w:rPr>
+        <w:t>resources</w:t>
+      </w:r>
+      <w:r>
+        <w:rPr>
+          <w:rFonts w:cstheme="minorHAnsi"/>
+          <w:sz w:val="24"/>
+          <w:szCs w:val="24"/>
+          <w:lang w:val="en-US"/>
+        </w:rPr>
+        <w:t xml:space="preserve"> and staff may be </w:t>
+      </w:r>
+      <w:r>
+        <w:rPr>
+          <w:rFonts w:cstheme="minorHAnsi"/>
+          <w:sz w:val="24"/>
+          <w:szCs w:val="24"/>
+          <w:lang w:val="en-US"/>
+        </w:rPr>
+        <w:t>allocated</w:t>
+      </w:r>
+      <w:r>
+        <w:rPr>
+          <w:rFonts w:cstheme="minorHAnsi"/>
+          <w:sz w:val="24"/>
+          <w:szCs w:val="24"/>
+          <w:lang w:val="en-US"/>
+        </w:rPr>
+        <w:t xml:space="preserve">, </w:t>
+      </w:r>
+      <w:r>
+        <w:rPr>
+          <w:rFonts w:cstheme="minorHAnsi"/>
+          <w:sz w:val="24"/>
+          <w:szCs w:val="24"/>
+          <w:lang w:val="en-US"/>
+        </w:rPr>
+        <w:t>resulting in unnecessary costs.</w:t>
+      </w:r>
+    </w:p>
+    <w:p>
+      <w:pPr>
+        <w:rPr>
+          <w:rFonts w:cstheme="minorHAnsi"/>
+          <w:sz w:val="24"/>
+          <w:szCs w:val="24"/>
+          <w:lang w:val="en-US"/>
+        </w:rPr>
+      </w:pPr>
+      <w:r>
+        <w:rPr>
+          <w:rFonts w:cstheme="minorHAnsi"/>
+          <w:sz w:val="24"/>
+          <w:szCs w:val="24"/>
+          <w:lang w:val="en-US"/>
+        </w:rPr>
+        <w:lastRenderedPageBreak/>
+        <w:t xml:space="preserve">Data analysis and predictive models can identify trends, </w:t>
+      </w:r>
+      <w:r>
+        <w:rPr>
+          <w:rFonts w:cstheme="minorHAnsi"/>
+          <w:sz w:val="24"/>
+          <w:szCs w:val="24"/>
+          <w:lang w:val="en-US"/>
+        </w:rPr>
+        <w:t xml:space="preserve">seasonal patterns, periods of peak demand, and </w:t>
+      </w:r>
+      <w:r>
+        <w:rPr>
+          <w:rFonts w:cstheme="minorHAnsi"/>
+          <w:sz w:val="24"/>
+          <w:szCs w:val="24"/>
+          <w:lang w:val="en-US"/>
+        </w:rPr>
+        <w:t>unusual changes</w:t>
+      </w:r>
+      <w:r>
+        <w:rPr>
+          <w:rFonts w:cstheme="minorHAnsi"/>
+          <w:sz w:val="24"/>
+          <w:szCs w:val="24"/>
+          <w:lang w:val="en-US"/>
+        </w:rPr>
+        <w:t>.</w:t>
+      </w:r>
+    </w:p>
+    <w:p>
+      <w:pPr>
         <w:rPr>
           <w:rFonts w:eastAsiaTheme="majorEastAsia" w:cstheme="minorHAnsi"/>
           <w:color w:val="2F5496" w:themeColor="accent1" w:themeShade="BF"/>
@@ -2059,6 +2079,15 @@
           <w:szCs w:val="28"/>
           <w:lang w:val="en-US"/>
         </w:rPr>
+      </w:pPr>
+      <w:r>
+        <w:rPr>
+          <w:rFonts w:eastAsiaTheme="majorEastAsia" w:cstheme="minorHAnsi"/>
+          <w:color w:val="2F5496" w:themeColor="accent1" w:themeShade="BF"/>
+          <w:sz w:val="28"/>
+          <w:szCs w:val="28"/>
+          <w:lang w:val="en-US"/>
+        </w:rPr>
         <w:t>Aim and Objectives</w:t>
       </w:r>
     </w:p>
@@ -2307,7 +2336,7 @@
       </w:r>
       <w:r>
         <w:rPr>
-          <w:rStyle w:val="Strong"/>
+          <w:rStyle w:val="Forte"/>
           <w:rFonts w:asciiTheme="minorHAnsi" w:hAnsiTheme="minorHAnsi" w:cstheme="minorHAnsi"/>
           <w:highlight w:val="yellow"/>
         </w:rPr>
@@ -2673,7 +2702,7 @@
       </w:r>
       <w:r>
         <w:rPr>
-          <w:rStyle w:val="Strong"/>
+          <w:rStyle w:val="Forte"/>
           <w:rFonts w:asciiTheme="minorHAnsi" w:hAnsiTheme="minorHAnsi" w:cstheme="minorHAnsi"/>
           <w:highlight w:val="yellow"/>
         </w:rPr>
@@ -2910,13 +2939,7 @@
         <w:rPr>
           <w:rFonts w:asciiTheme="minorHAnsi" w:hAnsiTheme="minorHAnsi" w:cstheme="minorHAnsi"/>
         </w:rPr>
-        <w:t xml:space="preserve">. </w:t>
-      </w:r>
-      <w:r>
-        <w:rPr>
-          <w:rFonts w:asciiTheme="minorHAnsi" w:hAnsiTheme="minorHAnsi" w:cstheme="minorHAnsi"/>
-        </w:rPr>
-        <w:t>For example, the forecast for July 2027 will use the figure for July 2026. This model will provide a simple baseline for comparison.</w:t>
+        <w:t>. For example, the forecast for July 2027 will use the figure for July 2026. This model will provide a simple baseline for comparison.</w:t>
       </w:r>
     </w:p>
     <w:p>
@@ -3238,14 +3261,7 @@
           <w:lang w:val="en-US"/>
         </w:rPr>
         <w:lastRenderedPageBreak/>
-        <w:t>T</w:t>
-      </w:r>
-      <w:r>
-        <w:rPr>
-          <w:rFonts w:asciiTheme="minorHAnsi" w:hAnsiTheme="minorHAnsi" w:cstheme="minorHAnsi"/>
-          <w:lang w:val="en-US"/>
-        </w:rPr>
-        <w:t>ext</w:t>
+        <w:t>Text</w:t>
       </w:r>
       <w:r>
         <w:rPr>
@@ -3253,12 +3269,6 @@
           <w:lang w:val="en-US"/>
         </w:rPr>
         <w:br/>
-      </w:r>
-      <w:r>
-        <w:rPr>
-          <w:rFonts w:asciiTheme="minorHAnsi" w:hAnsiTheme="minorHAnsi" w:cstheme="minorHAnsi"/>
-          <w:lang w:val="en-US"/>
-        </w:rPr>
         <w:t>CSV dataset</w:t>
       </w:r>
     </w:p>
@@ -4260,7 +4270,7 @@
       </w:r>
       <w:r>
         <w:rPr>
-          <w:rStyle w:val="Strong"/>
+          <w:rStyle w:val="Forte"/>
           <w:rFonts w:asciiTheme="minorHAnsi" w:hAnsiTheme="minorHAnsi" w:cstheme="minorHAnsi"/>
           <w:highlight w:val="yellow"/>
         </w:rPr>
@@ -4362,12 +4372,13 @@
           <w:rFonts w:cstheme="minorHAnsi"/>
           <w:sz w:val="24"/>
           <w:szCs w:val="24"/>
+          <w:lang w:val="en-US"/>
         </w:rPr>
       </w:pPr>
     </w:p>
     <w:tbl>
       <w:tblPr>
-        <w:tblStyle w:val="LightShading-Accent1"/>
+        <w:tblStyle w:val="SombreadoClaro-Cor1"/>
         <w:tblW w:w="3750" w:type="pct"/>
         <w:tblLook w:val="0660" w:firstRow="1" w:lastRow="1" w:firstColumn="0" w:lastColumn="0" w:noHBand="1" w:noVBand="1"/>
       </w:tblPr>
@@ -4461,16 +4472,7 @@
                 <w:sz w:val="24"/>
                 <w:szCs w:val="24"/>
               </w:rPr>
-              <w:t xml:space="preserve">Semester </w:t>
-            </w:r>
-            <w:r>
-              <w:rPr>
-                <w:rFonts w:cstheme="minorHAnsi"/>
-                <w:color w:val="000000" w:themeColor="text1"/>
-                <w:sz w:val="24"/>
-                <w:szCs w:val="24"/>
-              </w:rPr>
-              <w:t>2</w:t>
+              <w:t>Semester 2</w:t>
             </w:r>
           </w:p>
         </w:tc>
@@ -4502,7 +4504,7 @@
           <w:p>
             <w:pPr>
               <w:rPr>
-                <w:rStyle w:val="SubtleEmphasis"/>
+                <w:rStyle w:val="nfaseDiscreta"/>
                 <w:rFonts w:cstheme="minorHAnsi"/>
                 <w:color w:val="000000" w:themeColor="text1"/>
                 <w:sz w:val="24"/>
@@ -5337,7 +5339,7 @@
     </w:tbl>
     <w:p>
       <w:pPr>
-        <w:pStyle w:val="Heading3"/>
+        <w:pStyle w:val="Ttulo3"/>
         <w:rPr>
           <w:rFonts w:cstheme="minorHAnsi"/>
           <w:sz w:val="24"/>
@@ -5413,54 +5415,40 @@
         </w:rPr>
         <w:t xml:space="preserve">Cornell University (n.d.) Lecture 15: Forecasting. Available at: </w:t>
       </w:r>
+      <w:hyperlink r:id="rId7" w:history="1">
+        <w:r>
+          <w:rPr>
+            <w:rStyle w:val="Hiperligao"/>
+            <w:rFonts w:asciiTheme="minorHAnsi" w:hAnsiTheme="minorHAnsi" w:cstheme="minorHAnsi"/>
+          </w:rPr>
+          <w:t>https://people.orie.cornell.edu/pfrazier/orie3120/demos/lec15_forecasting.pdf</w:t>
+        </w:r>
+      </w:hyperlink>
+      <w:r>
+        <w:rPr>
+          <w:rFonts w:asciiTheme="minorHAnsi" w:hAnsiTheme="minorHAnsi" w:cstheme="minorHAnsi"/>
+        </w:rPr>
+        <w:t>.</w:t>
+      </w:r>
+    </w:p>
+    <w:p>
+      <w:pPr>
+        <w:pStyle w:val="NormalWeb"/>
+        <w:rPr>
+          <w:rFonts w:asciiTheme="minorHAnsi" w:hAnsiTheme="minorHAnsi" w:cstheme="minorHAnsi"/>
+        </w:rPr>
+      </w:pPr>
+      <w:r>
+        <w:rPr>
+          <w:rFonts w:asciiTheme="minorHAnsi" w:hAnsiTheme="minorHAnsi" w:cstheme="minorHAnsi"/>
+        </w:rPr>
+        <w:lastRenderedPageBreak/>
+        <w:t xml:space="preserve">Government of Ireland (2024) Visa applications and decisions, year and month. Data.gov.ie. Available at: </w:t>
+      </w:r>
       <w:hyperlink r:id="rId8" w:history="1">
         <w:r>
           <w:rPr>
-            <w:rStyle w:val="Hyperlink"/>
-            <w:rFonts w:asciiTheme="minorHAnsi" w:hAnsiTheme="minorHAnsi" w:cstheme="minorHAnsi"/>
-          </w:rPr>
-          <w:t>https://people.orie.cornell.edu/pfrazier/orie3120/demos/lec1</w:t>
-        </w:r>
-        <w:r>
-          <w:rPr>
-            <w:rStyle w:val="Hyperlink"/>
-            <w:rFonts w:asciiTheme="minorHAnsi" w:hAnsiTheme="minorHAnsi" w:cstheme="minorHAnsi"/>
-          </w:rPr>
-          <w:t>5</w:t>
-        </w:r>
-        <w:r>
-          <w:rPr>
-            <w:rStyle w:val="Hyperlink"/>
-            <w:rFonts w:asciiTheme="minorHAnsi" w:hAnsiTheme="minorHAnsi" w:cstheme="minorHAnsi"/>
-          </w:rPr>
-          <w:t>_forecasting.pdf</w:t>
-        </w:r>
-      </w:hyperlink>
-      <w:r>
-        <w:rPr>
-          <w:rFonts w:asciiTheme="minorHAnsi" w:hAnsiTheme="minorHAnsi" w:cstheme="minorHAnsi"/>
-        </w:rPr>
-        <w:t>.</w:t>
-      </w:r>
-    </w:p>
-    <w:p>
-      <w:pPr>
-        <w:pStyle w:val="NormalWeb"/>
-        <w:rPr>
-          <w:rFonts w:asciiTheme="minorHAnsi" w:hAnsiTheme="minorHAnsi" w:cstheme="minorHAnsi"/>
-        </w:rPr>
-      </w:pPr>
-      <w:r>
-        <w:rPr>
-          <w:rFonts w:asciiTheme="minorHAnsi" w:hAnsiTheme="minorHAnsi" w:cstheme="minorHAnsi"/>
-        </w:rPr>
-        <w:lastRenderedPageBreak/>
-        <w:t xml:space="preserve">Government of Ireland (2024) Visa applications and decisions, year and month. Data.gov.ie. Available at: </w:t>
-      </w:r>
-      <w:hyperlink r:id="rId9" w:history="1">
-        <w:r>
-          <w:rPr>
-            <w:rStyle w:val="Hyperlink"/>
+            <w:rStyle w:val="Hiperligao"/>
             <w:rFonts w:asciiTheme="minorHAnsi" w:hAnsiTheme="minorHAnsi" w:cstheme="minorHAnsi"/>
           </w:rPr>
           <w:t>https://data.gov.ie/en_GB/dataset/visa-applications-and-decisions-year-and-month</w:t>
@@ -5486,10 +5474,10 @@
         </w:rPr>
         <w:t xml:space="preserve">Springer Nature (n.d.) Exponential and Holt-Winters Smoothing. Available at: </w:t>
       </w:r>
-      <w:hyperlink r:id="rId10" w:history="1">
+      <w:hyperlink r:id="rId9" w:history="1">
         <w:r>
           <w:rPr>
-            <w:rStyle w:val="Hyperlink"/>
+            <w:rStyle w:val="Hiperligao"/>
             <w:rFonts w:asciiTheme="minorHAnsi" w:hAnsiTheme="minorHAnsi" w:cstheme="minorHAnsi"/>
           </w:rPr>
           <w:t>https://link.springer.com/rwe/10.1007/978-3-662-69359-9_220</w:t>
@@ -5545,10 +5533,10 @@
         </w:rPr>
         <w:t xml:space="preserve">. Available at: </w:t>
       </w:r>
-      <w:hyperlink r:id="rId11" w:history="1">
+      <w:hyperlink r:id="rId10" w:history="1">
         <w:r>
           <w:rPr>
-            <w:rStyle w:val="Hyperlink"/>
+            <w:rStyle w:val="Hiperligao"/>
             <w:rFonts w:asciiTheme="minorHAnsi" w:hAnsiTheme="minorHAnsi" w:cstheme="minorHAnsi"/>
           </w:rPr>
           <w:t>https://www.statsmodels.org/0.9.0/generated/statsmodels.tsa.holtwinters.ExponentialSmoothing.html</w:t>
@@ -5604,10 +5592,10 @@
         </w:rPr>
         <w:t xml:space="preserve">. Available at: </w:t>
       </w:r>
-      <w:hyperlink r:id="rId12" w:history="1">
+      <w:hyperlink r:id="rId11" w:history="1">
         <w:r>
           <w:rPr>
-            <w:rStyle w:val="Hyperlink"/>
+            <w:rStyle w:val="Hiperligao"/>
             <w:rFonts w:asciiTheme="minorHAnsi" w:hAnsiTheme="minorHAnsi" w:cstheme="minorHAnsi"/>
           </w:rPr>
           <w:t>https://www.statsmodels.org/devel/generated/statsmodels.tsa.statespace.sarimax.SARIMAX.html</w:t>
@@ -7132,11 +7120,11 @@
     <w:name w:val="Normal"/>
     <w:qFormat/>
   </w:style>
-  <w:style w:type="paragraph" w:styleId="Heading1">
+  <w:style w:type="paragraph" w:styleId="Ttulo1">
     <w:name w:val="heading 1"/>
     <w:basedOn w:val="Normal"/>
     <w:next w:val="Normal"/>
-    <w:link w:val="Heading1Char"/>
+    <w:link w:val="Ttulo1Carter"/>
     <w:uiPriority w:val="9"/>
     <w:qFormat/>
     <w:rsid w:val="00416B2A"/>
@@ -7153,11 +7141,11 @@
       <w:szCs w:val="40"/>
     </w:rPr>
   </w:style>
-  <w:style w:type="paragraph" w:styleId="Heading2">
+  <w:style w:type="paragraph" w:styleId="Ttulo2">
     <w:name w:val="heading 2"/>
     <w:basedOn w:val="Normal"/>
     <w:next w:val="Normal"/>
-    <w:link w:val="Heading2Char"/>
+    <w:link w:val="Ttulo2Carter"/>
     <w:uiPriority w:val="9"/>
     <w:semiHidden/>
     <w:unhideWhenUsed/>
@@ -7176,11 +7164,11 @@
       <w:szCs w:val="32"/>
     </w:rPr>
   </w:style>
-  <w:style w:type="paragraph" w:styleId="Heading3">
+  <w:style w:type="paragraph" w:styleId="Ttulo3">
     <w:name w:val="heading 3"/>
     <w:basedOn w:val="Normal"/>
     <w:next w:val="Normal"/>
-    <w:link w:val="Heading3Char"/>
+    <w:link w:val="Ttulo3Carter"/>
     <w:uiPriority w:val="9"/>
     <w:semiHidden/>
     <w:unhideWhenUsed/>
@@ -7199,11 +7187,11 @@
       <w:szCs w:val="28"/>
     </w:rPr>
   </w:style>
-  <w:style w:type="paragraph" w:styleId="Heading4">
+  <w:style w:type="paragraph" w:styleId="Ttulo4">
     <w:name w:val="heading 4"/>
     <w:basedOn w:val="Normal"/>
     <w:next w:val="Normal"/>
-    <w:link w:val="Heading4Char"/>
+    <w:link w:val="Ttulo4Carter"/>
     <w:uiPriority w:val="9"/>
     <w:semiHidden/>
     <w:unhideWhenUsed/>
@@ -7222,11 +7210,11 @@
       <w:color w:val="2F5496" w:themeColor="accent1" w:themeShade="BF"/>
     </w:rPr>
   </w:style>
-  <w:style w:type="paragraph" w:styleId="Heading5">
+  <w:style w:type="paragraph" w:styleId="Ttulo5">
     <w:name w:val="heading 5"/>
     <w:basedOn w:val="Normal"/>
     <w:next w:val="Normal"/>
-    <w:link w:val="Heading5Char"/>
+    <w:link w:val="Ttulo5Carter"/>
     <w:uiPriority w:val="9"/>
     <w:semiHidden/>
     <w:unhideWhenUsed/>
@@ -7243,11 +7231,11 @@
       <w:color w:val="2F5496" w:themeColor="accent1" w:themeShade="BF"/>
     </w:rPr>
   </w:style>
-  <w:style w:type="paragraph" w:styleId="Heading6">
+  <w:style w:type="paragraph" w:styleId="Ttulo6">
     <w:name w:val="heading 6"/>
     <w:basedOn w:val="Normal"/>
     <w:next w:val="Normal"/>
-    <w:link w:val="Heading6Char"/>
+    <w:link w:val="Ttulo6Carter"/>
     <w:uiPriority w:val="9"/>
     <w:semiHidden/>
     <w:unhideWhenUsed/>
@@ -7266,11 +7254,11 @@
       <w:color w:val="595959" w:themeColor="text1" w:themeTint="A6"/>
     </w:rPr>
   </w:style>
-  <w:style w:type="paragraph" w:styleId="Heading7">
+  <w:style w:type="paragraph" w:styleId="Ttulo7">
     <w:name w:val="heading 7"/>
     <w:basedOn w:val="Normal"/>
     <w:next w:val="Normal"/>
-    <w:link w:val="Heading7Char"/>
+    <w:link w:val="Ttulo7Carter"/>
     <w:uiPriority w:val="9"/>
     <w:semiHidden/>
     <w:unhideWhenUsed/>
@@ -7287,11 +7275,11 @@
       <w:color w:val="595959" w:themeColor="text1" w:themeTint="A6"/>
     </w:rPr>
   </w:style>
-  <w:style w:type="paragraph" w:styleId="Heading8">
+  <w:style w:type="paragraph" w:styleId="Ttulo8">
     <w:name w:val="heading 8"/>
     <w:basedOn w:val="Normal"/>
     <w:next w:val="Normal"/>
-    <w:link w:val="Heading8Char"/>
+    <w:link w:val="Ttulo8Carter"/>
     <w:uiPriority w:val="9"/>
     <w:semiHidden/>
     <w:unhideWhenUsed/>
@@ -7310,11 +7298,11 @@
       <w:color w:val="272727" w:themeColor="text1" w:themeTint="D8"/>
     </w:rPr>
   </w:style>
-  <w:style w:type="paragraph" w:styleId="Heading9">
+  <w:style w:type="paragraph" w:styleId="Ttulo9">
     <w:name w:val="heading 9"/>
     <w:basedOn w:val="Normal"/>
     <w:next w:val="Normal"/>
-    <w:link w:val="Heading9Char"/>
+    <w:link w:val="Ttulo9Carter"/>
     <w:uiPriority w:val="9"/>
     <w:semiHidden/>
     <w:unhideWhenUsed/>
@@ -7331,12 +7319,13 @@
       <w:color w:val="272727" w:themeColor="text1" w:themeTint="D8"/>
     </w:rPr>
   </w:style>
-  <w:style w:type="character" w:default="1" w:styleId="DefaultParagraphFont">
+  <w:style w:type="character" w:default="1" w:styleId="Tipodeletrapredefinidodopargrafo">
     <w:name w:val="Default Paragraph Font"/>
     <w:uiPriority w:val="1"/>
+    <w:semiHidden/>
     <w:unhideWhenUsed/>
   </w:style>
-  <w:style w:type="table" w:default="1" w:styleId="TableNormal">
+  <w:style w:type="table" w:default="1" w:styleId="Tabelanormal">
     <w:name w:val="Normal Table"/>
     <w:uiPriority w:val="99"/>
     <w:semiHidden/>
@@ -7351,16 +7340,16 @@
       </w:tblCellMar>
     </w:tblPr>
   </w:style>
-  <w:style w:type="numbering" w:default="1" w:styleId="NoList">
+  <w:style w:type="numbering" w:default="1" w:styleId="Semlista">
     <w:name w:val="No List"/>
     <w:uiPriority w:val="99"/>
     <w:semiHidden/>
     <w:unhideWhenUsed/>
   </w:style>
-  <w:style w:type="character" w:customStyle="1" w:styleId="Heading1Char">
-    <w:name w:val="Heading 1 Char"/>
-    <w:basedOn w:val="DefaultParagraphFont"/>
-    <w:link w:val="Heading1"/>
+  <w:style w:type="character" w:customStyle="1" w:styleId="Ttulo1Carter">
+    <w:name w:val="Título 1 Caráter"/>
+    <w:basedOn w:val="Tipodeletrapredefinidodopargrafo"/>
+    <w:link w:val="Ttulo1"/>
     <w:uiPriority w:val="9"/>
     <w:rsid w:val="00416B2A"/>
     <w:rPr>
@@ -7370,10 +7359,10 @@
       <w:szCs w:val="40"/>
     </w:rPr>
   </w:style>
-  <w:style w:type="character" w:customStyle="1" w:styleId="Heading2Char">
-    <w:name w:val="Heading 2 Char"/>
-    <w:basedOn w:val="DefaultParagraphFont"/>
-    <w:link w:val="Heading2"/>
+  <w:style w:type="character" w:customStyle="1" w:styleId="Ttulo2Carter">
+    <w:name w:val="Título 2 Caráter"/>
+    <w:basedOn w:val="Tipodeletrapredefinidodopargrafo"/>
+    <w:link w:val="Ttulo2"/>
     <w:uiPriority w:val="9"/>
     <w:semiHidden/>
     <w:rsid w:val="00416B2A"/>
@@ -7384,10 +7373,10 @@
       <w:szCs w:val="32"/>
     </w:rPr>
   </w:style>
-  <w:style w:type="character" w:customStyle="1" w:styleId="Heading3Char">
-    <w:name w:val="Heading 3 Char"/>
-    <w:basedOn w:val="DefaultParagraphFont"/>
-    <w:link w:val="Heading3"/>
+  <w:style w:type="character" w:customStyle="1" w:styleId="Ttulo3Carter">
+    <w:name w:val="Título 3 Caráter"/>
+    <w:basedOn w:val="Tipodeletrapredefinidodopargrafo"/>
+    <w:link w:val="Ttulo3"/>
     <w:uiPriority w:val="9"/>
     <w:semiHidden/>
     <w:rsid w:val="00416B2A"/>
@@ -7398,10 +7387,10 @@
       <w:szCs w:val="28"/>
     </w:rPr>
   </w:style>
-  <w:style w:type="character" w:customStyle="1" w:styleId="Heading4Char">
-    <w:name w:val="Heading 4 Char"/>
-    <w:basedOn w:val="DefaultParagraphFont"/>
-    <w:link w:val="Heading4"/>
+  <w:style w:type="character" w:customStyle="1" w:styleId="Ttulo4Carter">
+    <w:name w:val="Título 4 Caráter"/>
+    <w:basedOn w:val="Tipodeletrapredefinidodopargrafo"/>
+    <w:link w:val="Ttulo4"/>
     <w:uiPriority w:val="9"/>
     <w:semiHidden/>
     <w:rsid w:val="00416B2A"/>
@@ -7412,10 +7401,10 @@
       <w:color w:val="2F5496" w:themeColor="accent1" w:themeShade="BF"/>
     </w:rPr>
   </w:style>
-  <w:style w:type="character" w:customStyle="1" w:styleId="Heading5Char">
-    <w:name w:val="Heading 5 Char"/>
-    <w:basedOn w:val="DefaultParagraphFont"/>
-    <w:link w:val="Heading5"/>
+  <w:style w:type="character" w:customStyle="1" w:styleId="Ttulo5Carter">
+    <w:name w:val="Título 5 Caráter"/>
+    <w:basedOn w:val="Tipodeletrapredefinidodopargrafo"/>
+    <w:link w:val="Ttulo5"/>
     <w:uiPriority w:val="9"/>
     <w:semiHidden/>
     <w:rsid w:val="00416B2A"/>
@@ -7424,10 +7413,10 @@
       <w:color w:val="2F5496" w:themeColor="accent1" w:themeShade="BF"/>
     </w:rPr>
   </w:style>
-  <w:style w:type="character" w:customStyle="1" w:styleId="Heading6Char">
-    <w:name w:val="Heading 6 Char"/>
-    <w:basedOn w:val="DefaultParagraphFont"/>
-    <w:link w:val="Heading6"/>
+  <w:style w:type="character" w:customStyle="1" w:styleId="Ttulo6Carter">
+    <w:name w:val="Título 6 Caráter"/>
+    <w:basedOn w:val="Tipodeletrapredefinidodopargrafo"/>
+    <w:link w:val="Ttulo6"/>
     <w:uiPriority w:val="9"/>
     <w:semiHidden/>
     <w:rsid w:val="00416B2A"/>
@@ -7438,10 +7427,10 @@
       <w:color w:val="595959" w:themeColor="text1" w:themeTint="A6"/>
     </w:rPr>
   </w:style>
-  <w:style w:type="character" w:customStyle="1" w:styleId="Heading7Char">
-    <w:name w:val="Heading 7 Char"/>
-    <w:basedOn w:val="DefaultParagraphFont"/>
-    <w:link w:val="Heading7"/>
+  <w:style w:type="character" w:customStyle="1" w:styleId="Ttulo7Carter">
+    <w:name w:val="Título 7 Caráter"/>
+    <w:basedOn w:val="Tipodeletrapredefinidodopargrafo"/>
+    <w:link w:val="Ttulo7"/>
     <w:uiPriority w:val="9"/>
     <w:semiHidden/>
     <w:rsid w:val="00416B2A"/>
@@ -7450,10 +7439,10 @@
       <w:color w:val="595959" w:themeColor="text1" w:themeTint="A6"/>
     </w:rPr>
   </w:style>
-  <w:style w:type="character" w:customStyle="1" w:styleId="Heading8Char">
-    <w:name w:val="Heading 8 Char"/>
-    <w:basedOn w:val="DefaultParagraphFont"/>
-    <w:link w:val="Heading8"/>
+  <w:style w:type="character" w:customStyle="1" w:styleId="Ttulo8Carter">
+    <w:name w:val="Título 8 Caráter"/>
+    <w:basedOn w:val="Tipodeletrapredefinidodopargrafo"/>
+    <w:link w:val="Ttulo8"/>
     <w:uiPriority w:val="9"/>
     <w:semiHidden/>
     <w:rsid w:val="00416B2A"/>
@@ -7464,10 +7453,10 @@
       <w:color w:val="272727" w:themeColor="text1" w:themeTint="D8"/>
     </w:rPr>
   </w:style>
-  <w:style w:type="character" w:customStyle="1" w:styleId="Heading9Char">
-    <w:name w:val="Heading 9 Char"/>
-    <w:basedOn w:val="DefaultParagraphFont"/>
-    <w:link w:val="Heading9"/>
+  <w:style w:type="character" w:customStyle="1" w:styleId="Ttulo9Carter">
+    <w:name w:val="Título 9 Caráter"/>
+    <w:basedOn w:val="Tipodeletrapredefinidodopargrafo"/>
+    <w:link w:val="Ttulo9"/>
     <w:uiPriority w:val="9"/>
     <w:semiHidden/>
     <w:rsid w:val="00416B2A"/>
@@ -7476,11 +7465,11 @@
       <w:color w:val="272727" w:themeColor="text1" w:themeTint="D8"/>
     </w:rPr>
   </w:style>
-  <w:style w:type="paragraph" w:styleId="Title">
+  <w:style w:type="paragraph" w:styleId="Ttulo">
     <w:name w:val="Title"/>
     <w:basedOn w:val="Normal"/>
     <w:next w:val="Normal"/>
-    <w:link w:val="TitleChar"/>
+    <w:link w:val="TtuloCarter"/>
     <w:uiPriority w:val="10"/>
     <w:qFormat/>
     <w:rsid w:val="00416B2A"/>
@@ -7496,10 +7485,10 @@
       <w:szCs w:val="56"/>
     </w:rPr>
   </w:style>
-  <w:style w:type="character" w:customStyle="1" w:styleId="TitleChar">
-    <w:name w:val="Title Char"/>
-    <w:basedOn w:val="DefaultParagraphFont"/>
-    <w:link w:val="Title"/>
+  <w:style w:type="character" w:customStyle="1" w:styleId="TtuloCarter">
+    <w:name w:val="Título Caráter"/>
+    <w:basedOn w:val="Tipodeletrapredefinidodopargrafo"/>
+    <w:link w:val="Ttulo"/>
     <w:uiPriority w:val="10"/>
     <w:rsid w:val="00416B2A"/>
     <w:rPr>
@@ -7510,11 +7499,11 @@
       <w:szCs w:val="56"/>
     </w:rPr>
   </w:style>
-  <w:style w:type="paragraph" w:styleId="Subtitle">
+  <w:style w:type="paragraph" w:styleId="Subttulo">
     <w:name w:val="Subtitle"/>
     <w:basedOn w:val="Normal"/>
     <w:next w:val="Normal"/>
-    <w:link w:val="SubtitleChar"/>
+    <w:link w:val="SubttuloCarter"/>
     <w:uiPriority w:val="11"/>
     <w:qFormat/>
     <w:rsid w:val="00416B2A"/>
@@ -7531,10 +7520,10 @@
       <w:szCs w:val="28"/>
     </w:rPr>
   </w:style>
-  <w:style w:type="character" w:customStyle="1" w:styleId="SubtitleChar">
-    <w:name w:val="Subtitle Char"/>
-    <w:basedOn w:val="DefaultParagraphFont"/>
-    <w:link w:val="Subtitle"/>
+  <w:style w:type="character" w:customStyle="1" w:styleId="SubttuloCarter">
+    <w:name w:val="Subtítulo Caráter"/>
+    <w:basedOn w:val="Tipodeletrapredefinidodopargrafo"/>
+    <w:link w:val="Subttulo"/>
     <w:uiPriority w:val="11"/>
     <w:rsid w:val="00416B2A"/>
     <w:rPr>
@@ -7545,11 +7534,11 @@
       <w:szCs w:val="28"/>
     </w:rPr>
   </w:style>
-  <w:style w:type="paragraph" w:styleId="Quote">
+  <w:style w:type="paragraph" w:styleId="Citao">
     <w:name w:val="Quote"/>
     <w:basedOn w:val="Normal"/>
     <w:next w:val="Normal"/>
-    <w:link w:val="QuoteChar"/>
+    <w:link w:val="CitaoCarter"/>
     <w:uiPriority w:val="29"/>
     <w:qFormat/>
     <w:rsid w:val="00416B2A"/>
@@ -7563,10 +7552,10 @@
       <w:color w:val="404040" w:themeColor="text1" w:themeTint="BF"/>
     </w:rPr>
   </w:style>
-  <w:style w:type="character" w:customStyle="1" w:styleId="QuoteChar">
-    <w:name w:val="Quote Char"/>
-    <w:basedOn w:val="DefaultParagraphFont"/>
-    <w:link w:val="Quote"/>
+  <w:style w:type="character" w:customStyle="1" w:styleId="CitaoCarter">
+    <w:name w:val="Citação Caráter"/>
+    <w:basedOn w:val="Tipodeletrapredefinidodopargrafo"/>
+    <w:link w:val="Citao"/>
     <w:uiPriority w:val="29"/>
     <w:rsid w:val="00416B2A"/>
     <w:rPr>
@@ -7575,7 +7564,7 @@
       <w:color w:val="404040" w:themeColor="text1" w:themeTint="BF"/>
     </w:rPr>
   </w:style>
-  <w:style w:type="paragraph" w:styleId="ListParagraph">
+  <w:style w:type="paragraph" w:styleId="PargrafodaLista">
     <w:name w:val="List Paragraph"/>
     <w:basedOn w:val="Normal"/>
     <w:uiPriority w:val="1"/>
@@ -7586,9 +7575,9 @@
       <w:contextualSpacing/>
     </w:pPr>
   </w:style>
-  <w:style w:type="character" w:styleId="IntenseEmphasis">
+  <w:style w:type="character" w:styleId="nfaseIntensa">
     <w:name w:val="Intense Emphasis"/>
-    <w:basedOn w:val="DefaultParagraphFont"/>
+    <w:basedOn w:val="Tipodeletrapredefinidodopargrafo"/>
     <w:uiPriority w:val="21"/>
     <w:qFormat/>
     <w:rsid w:val="00416B2A"/>
@@ -7598,11 +7587,11 @@
       <w:color w:val="2F5496" w:themeColor="accent1" w:themeShade="BF"/>
     </w:rPr>
   </w:style>
-  <w:style w:type="paragraph" w:styleId="IntenseQuote">
+  <w:style w:type="paragraph" w:styleId="CitaoIntensa">
     <w:name w:val="Intense Quote"/>
     <w:basedOn w:val="Normal"/>
     <w:next w:val="Normal"/>
-    <w:link w:val="IntenseQuoteChar"/>
+    <w:link w:val="CitaoIntensaCarter"/>
     <w:uiPriority w:val="30"/>
     <w:qFormat/>
     <w:rsid w:val="00416B2A"/>
@@ -7621,10 +7610,10 @@
       <w:color w:val="2F5496" w:themeColor="accent1" w:themeShade="BF"/>
     </w:rPr>
   </w:style>
-  <w:style w:type="character" w:customStyle="1" w:styleId="IntenseQuoteChar">
-    <w:name w:val="Intense Quote Char"/>
-    <w:basedOn w:val="DefaultParagraphFont"/>
-    <w:link w:val="IntenseQuote"/>
+  <w:style w:type="character" w:customStyle="1" w:styleId="CitaoIntensaCarter">
+    <w:name w:val="Citação Intensa Caráter"/>
+    <w:basedOn w:val="Tipodeletrapredefinidodopargrafo"/>
+    <w:link w:val="CitaoIntensa"/>
     <w:uiPriority w:val="30"/>
     <w:rsid w:val="00416B2A"/>
     <w:rPr>
@@ -7633,9 +7622,9 @@
       <w:color w:val="2F5496" w:themeColor="accent1" w:themeShade="BF"/>
     </w:rPr>
   </w:style>
-  <w:style w:type="character" w:styleId="IntenseReference">
+  <w:style w:type="character" w:styleId="RefernciaIntensa">
     <w:name w:val="Intense Reference"/>
-    <w:basedOn w:val="DefaultParagraphFont"/>
+    <w:basedOn w:val="Tipodeletrapredefinidodopargrafo"/>
     <w:uiPriority w:val="32"/>
     <w:qFormat/>
     <w:rsid w:val="00416B2A"/>
@@ -7647,9 +7636,9 @@
       <w:spacing w:val="5"/>
     </w:rPr>
   </w:style>
-  <w:style w:type="character" w:styleId="Hyperlink">
+  <w:style w:type="character" w:styleId="Hiperligao">
     <w:name w:val="Hyperlink"/>
-    <w:basedOn w:val="DefaultParagraphFont"/>
+    <w:basedOn w:val="Tipodeletrapredefinidodopargrafo"/>
     <w:uiPriority w:val="99"/>
     <w:unhideWhenUsed/>
     <w:rsid w:val="00AF069E"/>
@@ -7658,9 +7647,9 @@
       <w:u w:val="single"/>
     </w:rPr>
   </w:style>
-  <w:style w:type="character" w:styleId="UnresolvedMention">
+  <w:style w:type="character" w:styleId="MenoNoResolvida">
     <w:name w:val="Unresolved Mention"/>
-    <w:basedOn w:val="DefaultParagraphFont"/>
+    <w:basedOn w:val="Tipodeletrapredefinidodopargrafo"/>
     <w:uiPriority w:val="99"/>
     <w:semiHidden/>
     <w:unhideWhenUsed/>
@@ -7689,9 +7678,9 @@
       <w14:ligatures w14:val="none"/>
     </w:rPr>
   </w:style>
-  <w:style w:type="character" w:styleId="Strong">
+  <w:style w:type="character" w:styleId="Forte">
     <w:name w:val="Strong"/>
-    <w:basedOn w:val="DefaultParagraphFont"/>
+    <w:basedOn w:val="Tipodeletrapredefinidodopargrafo"/>
     <w:uiPriority w:val="22"/>
     <w:qFormat/>
     <w:rsid w:val="00015058"/>
@@ -7737,10 +7726,10 @@
       <w14:ligatures w14:val="none"/>
     </w:rPr>
   </w:style>
-  <w:style w:type="paragraph" w:styleId="FootnoteText">
+  <w:style w:type="paragraph" w:styleId="Textodenotaderodap">
     <w:name w:val="footnote text"/>
     <w:basedOn w:val="Normal"/>
-    <w:link w:val="FootnoteTextChar"/>
+    <w:link w:val="TextodenotaderodapCarter"/>
     <w:uiPriority w:val="99"/>
     <w:unhideWhenUsed/>
     <w:rsid w:val="00551582"/>
@@ -7756,10 +7745,10 @@
       <w14:ligatures w14:val="none"/>
     </w:rPr>
   </w:style>
-  <w:style w:type="character" w:customStyle="1" w:styleId="FootnoteTextChar">
-    <w:name w:val="Footnote Text Char"/>
-    <w:basedOn w:val="DefaultParagraphFont"/>
-    <w:link w:val="FootnoteText"/>
+  <w:style w:type="character" w:customStyle="1" w:styleId="TextodenotaderodapCarter">
+    <w:name w:val="Texto de nota de rodapé Caráter"/>
+    <w:basedOn w:val="Tipodeletrapredefinidodopargrafo"/>
+    <w:link w:val="Textodenotaderodap"/>
     <w:uiPriority w:val="99"/>
     <w:rsid w:val="00551582"/>
     <w:rPr>
@@ -7771,9 +7760,9 @@
       <w14:ligatures w14:val="none"/>
     </w:rPr>
   </w:style>
-  <w:style w:type="character" w:styleId="SubtleEmphasis">
+  <w:style w:type="character" w:styleId="nfaseDiscreta">
     <w:name w:val="Subtle Emphasis"/>
-    <w:basedOn w:val="DefaultParagraphFont"/>
+    <w:basedOn w:val="Tipodeletrapredefinidodopargrafo"/>
     <w:uiPriority w:val="19"/>
     <w:qFormat/>
     <w:rsid w:val="00551582"/>
@@ -7782,9 +7771,9 @@
       <w:iCs/>
     </w:rPr>
   </w:style>
-  <w:style w:type="table" w:styleId="LightShading-Accent1">
+  <w:style w:type="table" w:styleId="SombreadoClaro-Cor1">
     <w:name w:val="Light Shading Accent 1"/>
-    <w:basedOn w:val="TableNormal"/>
+    <w:basedOn w:val="Tabelanormal"/>
     <w:uiPriority w:val="60"/>
     <w:rsid w:val="00551582"/>
     <w:pPr>
@@ -7882,9 +7871,9 @@
       </w:tcPr>
     </w:tblStylePr>
   </w:style>
-  <w:style w:type="character" w:styleId="FollowedHyperlink">
+  <w:style w:type="character" w:styleId="Hiperligaovisitada">
     <w:name w:val="FollowedHyperlink"/>
-    <w:basedOn w:val="DefaultParagraphFont"/>
+    <w:basedOn w:val="Tipodeletrapredefinidodopargrafo"/>
     <w:uiPriority w:val="99"/>
     <w:semiHidden/>
     <w:unhideWhenUsed/>

--- a/CA-1 Project proposal.docx
+++ b/CA-1 Project proposal.docx
@@ -777,15 +777,40 @@
     <w:p>
       <w:pPr>
         <w:rPr>
+          <w:sz w:val="28"/>
+          <w:szCs w:val="28"/>
+        </w:rPr>
+      </w:pPr>
+      <w:hyperlink r:id="rId7" w:history="1">
+        <w:r>
+          <w:rPr>
+            <w:rStyle w:val="Hiperligao"/>
+            <w:sz w:val="28"/>
+            <w:szCs w:val="28"/>
+          </w:rPr>
+          <w:t>https://github.com/2026428-collab/Strategic-Thinking</w:t>
+        </w:r>
+      </w:hyperlink>
+    </w:p>
+    <w:p>
+      <w:pPr>
+        <w:rPr>
+          <w:sz w:val="28"/>
+          <w:szCs w:val="28"/>
+        </w:rPr>
+      </w:pPr>
+    </w:p>
+    <w:p>
+      <w:pPr>
+        <w:rPr>
           <w:b/>
           <w:bCs/>
           <w:sz w:val="36"/>
           <w:szCs w:val="36"/>
-        </w:rPr>
-      </w:pPr>
-    </w:p>
-    <w:p>
-      <w:pPr>
+          <w:lang w:val="en-US"/>
+        </w:rPr>
+      </w:pPr>
+      <w:r>
         <w:rPr>
           <w:b/>
           <w:bCs/>
@@ -793,7 +818,9 @@
           <w:szCs w:val="36"/>
           <w:lang w:val="en-US"/>
         </w:rPr>
-      </w:pPr>
+        <w:lastRenderedPageBreak/>
+        <w:t>Pre</w:t>
+      </w:r>
       <w:r>
         <w:rPr>
           <w:b/>
@@ -802,8 +829,7 @@
           <w:szCs w:val="36"/>
           <w:lang w:val="en-US"/>
         </w:rPr>
-        <w:lastRenderedPageBreak/>
-        <w:t>Pre</w:t>
+        <w:t xml:space="preserve">dictive Analytics for </w:t>
       </w:r>
       <w:r>
         <w:rPr>
@@ -813,7 +839,7 @@
           <w:szCs w:val="36"/>
           <w:lang w:val="en-US"/>
         </w:rPr>
-        <w:t xml:space="preserve">dictive Analytics for </w:t>
+        <w:t xml:space="preserve">visa </w:t>
       </w:r>
       <w:r>
         <w:rPr>
@@ -823,30 +849,22 @@
           <w:szCs w:val="36"/>
           <w:lang w:val="en-US"/>
         </w:rPr>
-        <w:t xml:space="preserve">visa </w:t>
-      </w:r>
-      <w:r>
-        <w:rPr>
+        <w:t xml:space="preserve">application demand: </w:t>
+      </w:r>
+    </w:p>
+    <w:p>
+      <w:pPr>
+        <w:rPr>
+          <w:lang w:val="en-US"/>
+        </w:rPr>
+      </w:pPr>
+    </w:p>
+    <w:p>
+      <w:pPr>
+        <w:rPr>
+          <w:rFonts w:eastAsiaTheme="majorEastAsia" w:cstheme="minorHAnsi"/>
           <w:b/>
           <w:bCs/>
-          <w:sz w:val="36"/>
-          <w:szCs w:val="36"/>
-          <w:lang w:val="en-US"/>
-        </w:rPr>
-        <w:t xml:space="preserve">application demand: </w:t>
-      </w:r>
-    </w:p>
-    <w:p>
-      <w:pPr>
-        <w:rPr>
-          <w:lang w:val="en-US"/>
-        </w:rPr>
-      </w:pPr>
-    </w:p>
-    <w:p>
-      <w:pPr>
-        <w:rPr>
-          <w:rFonts w:eastAsiaTheme="majorEastAsia" w:cstheme="minorHAnsi"/>
           <w:color w:val="2F5496" w:themeColor="accent1" w:themeShade="BF"/>
           <w:sz w:val="28"/>
           <w:szCs w:val="28"/>
@@ -856,6 +874,8 @@
       <w:r>
         <w:rPr>
           <w:rFonts w:eastAsiaTheme="majorEastAsia" w:cstheme="minorHAnsi"/>
+          <w:b/>
+          <w:bCs/>
           <w:color w:val="2F5496" w:themeColor="accent1" w:themeShade="BF"/>
           <w:sz w:val="28"/>
           <w:szCs w:val="28"/>
@@ -866,6 +886,8 @@
       <w:r>
         <w:rPr>
           <w:rFonts w:eastAsiaTheme="majorEastAsia" w:cstheme="minorHAnsi"/>
+          <w:b/>
+          <w:bCs/>
           <w:color w:val="2F5496" w:themeColor="accent1" w:themeShade="BF"/>
           <w:sz w:val="28"/>
           <w:szCs w:val="28"/>
@@ -1531,36 +1553,17 @@
         </w:rPr>
         <w:br/>
       </w:r>
-      <w:r>
-        <w:fldChar w:fldCharType="begin"/>
-      </w:r>
-      <w:r>
-        <w:rPr>
-          <w:lang w:val="en-US"/>
-        </w:rPr>
-        <w:instrText>HYPERLINK "https://data.gov.ie/en_GB/dataset/visa-applications-and-decisions-year-and-month"</w:instrText>
-      </w:r>
-      <w:r>
-        <w:fldChar w:fldCharType="separate"/>
-      </w:r>
-      <w:r>
-        <w:rPr>
-          <w:rStyle w:val="Hiperligao"/>
-          <w:rFonts w:cstheme="minorHAnsi"/>
-          <w:sz w:val="24"/>
-          <w:szCs w:val="24"/>
-        </w:rPr>
-        <w:t>https://data.gov.ie/en_GB/dataset/visa-applications-and-decisions-year-and-month</w:t>
-      </w:r>
-      <w:r>
-        <w:rPr>
-          <w:rStyle w:val="Hiperligao"/>
-          <w:rFonts w:cstheme="minorHAnsi"/>
-          <w:sz w:val="24"/>
-          <w:szCs w:val="24"/>
-        </w:rPr>
-        <w:fldChar w:fldCharType="end"/>
-      </w:r>
+      <w:hyperlink r:id="rId8" w:history="1">
+        <w:r>
+          <w:rPr>
+            <w:rStyle w:val="Hiperligao"/>
+            <w:rFonts w:cstheme="minorHAnsi"/>
+            <w:sz w:val="24"/>
+            <w:szCs w:val="24"/>
+          </w:rPr>
+          <w:t>https://data.gov.ie/en_GB/dataset/visa-applications-and-decisions-year-and-month</w:t>
+        </w:r>
+      </w:hyperlink>
     </w:p>
     <w:p>
       <w:pPr>
@@ -1745,6 +1748,8 @@
       <w:r>
         <w:rPr>
           <w:rFonts w:eastAsiaTheme="majorEastAsia" w:cstheme="minorHAnsi"/>
+          <w:b/>
+          <w:bCs/>
           <w:color w:val="2F5496" w:themeColor="accent1" w:themeShade="BF"/>
           <w:sz w:val="28"/>
           <w:szCs w:val="28"/>
@@ -1752,342 +1757,358 @@
         </w:rPr>
         <w:t>Problem Definition</w:t>
       </w:r>
-    </w:p>
-    <w:p>
-      <w:pPr>
-        <w:pStyle w:val="NormalWeb"/>
-        <w:rPr>
-          <w:rFonts w:asciiTheme="minorHAnsi" w:hAnsiTheme="minorHAnsi" w:cstheme="minorHAnsi"/>
-          <w:color w:val="FF0000"/>
-        </w:rPr>
-      </w:pPr>
-      <w:r>
-        <w:rPr>
-          <w:rFonts w:asciiTheme="minorHAnsi" w:hAnsiTheme="minorHAnsi" w:cstheme="minorHAnsi"/>
-          <w:color w:val="FF0000"/>
-        </w:rPr>
-        <w:t>Clearly define the business problem or challenge you intend to address. Explain its impact and how data analytics and predictive modelling can contribute towards addressing the problem.</w:t>
-      </w:r>
-    </w:p>
-    <w:p>
-      <w:pPr>
-        <w:rPr>
-          <w:rFonts w:cstheme="minorHAnsi"/>
-          <w:sz w:val="24"/>
-          <w:szCs w:val="24"/>
-          <w:lang w:val="en-US"/>
-        </w:rPr>
-      </w:pPr>
-      <w:r>
-        <w:rPr>
-          <w:rFonts w:cstheme="minorHAnsi"/>
-          <w:sz w:val="24"/>
-          <w:szCs w:val="24"/>
-          <w:lang w:val="en-US"/>
-        </w:rPr>
-        <w:t xml:space="preserve">This project </w:t>
-      </w:r>
-      <w:r>
-        <w:rPr>
-          <w:rFonts w:cstheme="minorHAnsi"/>
-          <w:sz w:val="24"/>
-          <w:szCs w:val="24"/>
-          <w:lang w:val="en-US"/>
-        </w:rPr>
-        <w:t xml:space="preserve">will predict </w:t>
-      </w:r>
-      <w:r>
-        <w:rPr>
-          <w:rFonts w:cstheme="minorHAnsi"/>
-          <w:sz w:val="24"/>
-          <w:szCs w:val="24"/>
-          <w:lang w:val="en-US"/>
-        </w:rPr>
-        <w:t>the monthly volume of visa application to help immigration services</w:t>
-      </w:r>
-      <w:r>
-        <w:rPr>
-          <w:rFonts w:cstheme="minorHAnsi"/>
-          <w:sz w:val="24"/>
-          <w:szCs w:val="24"/>
-          <w:lang w:val="en-US"/>
-        </w:rPr>
-        <w:t xml:space="preserve"> provide </w:t>
-      </w:r>
-      <w:r>
-        <w:rPr>
-          <w:rFonts w:cstheme="minorHAnsi"/>
-          <w:sz w:val="24"/>
-          <w:szCs w:val="24"/>
-          <w:lang w:val="en-US"/>
-        </w:rPr>
-        <w:t xml:space="preserve">a better plan for staffing levels, </w:t>
-      </w:r>
-      <w:r>
-        <w:rPr>
-          <w:rFonts w:cstheme="minorHAnsi"/>
-          <w:sz w:val="24"/>
-          <w:szCs w:val="24"/>
-          <w:lang w:val="en-US"/>
-        </w:rPr>
-        <w:t>support and the necessary processing capacity.</w:t>
-      </w:r>
-    </w:p>
-    <w:p>
-      <w:pPr>
-        <w:rPr>
-          <w:rFonts w:cstheme="minorHAnsi"/>
-          <w:sz w:val="24"/>
-          <w:szCs w:val="24"/>
-          <w:lang w:val="en-US"/>
-        </w:rPr>
-      </w:pPr>
-      <w:r>
-        <w:rPr>
-          <w:rFonts w:cstheme="minorHAnsi"/>
-          <w:sz w:val="24"/>
-          <w:szCs w:val="24"/>
-          <w:lang w:val="en-US"/>
-        </w:rPr>
-        <w:t xml:space="preserve">Demand </w:t>
-      </w:r>
-      <w:r>
-        <w:rPr>
-          <w:rFonts w:cstheme="minorHAnsi"/>
-          <w:sz w:val="24"/>
-          <w:szCs w:val="24"/>
-          <w:lang w:val="en-US"/>
-        </w:rPr>
-        <w:t xml:space="preserve">for visas can change because of seasonal travel, university </w:t>
-      </w:r>
-      <w:r>
-        <w:rPr>
-          <w:rFonts w:cstheme="minorHAnsi"/>
-          <w:sz w:val="24"/>
-          <w:szCs w:val="24"/>
-          <w:lang w:val="en-US"/>
-        </w:rPr>
-        <w:t xml:space="preserve">admission periods, job opportunities, economic </w:t>
-      </w:r>
-      <w:r>
-        <w:rPr>
-          <w:rFonts w:cstheme="minorHAnsi"/>
-          <w:sz w:val="24"/>
-          <w:szCs w:val="24"/>
-          <w:lang w:val="en-US"/>
-        </w:rPr>
-        <w:t>conditions</w:t>
-      </w:r>
-      <w:r>
-        <w:rPr>
-          <w:rFonts w:cstheme="minorHAnsi"/>
-          <w:sz w:val="24"/>
-          <w:szCs w:val="24"/>
-          <w:lang w:val="en-US"/>
-        </w:rPr>
-        <w:t xml:space="preserve">, changes in immigration policies, and </w:t>
-      </w:r>
-      <w:r>
-        <w:rPr>
-          <w:rFonts w:cstheme="minorHAnsi"/>
-          <w:sz w:val="24"/>
-          <w:szCs w:val="24"/>
-          <w:lang w:val="en-US"/>
-        </w:rPr>
-        <w:t>international</w:t>
-      </w:r>
-      <w:r>
-        <w:rPr>
-          <w:rFonts w:cstheme="minorHAnsi"/>
-          <w:sz w:val="24"/>
-          <w:szCs w:val="24"/>
-          <w:lang w:val="en-US"/>
-        </w:rPr>
-        <w:t xml:space="preserve"> events</w:t>
-      </w:r>
-      <w:r>
-        <w:rPr>
-          <w:rFonts w:cstheme="minorHAnsi"/>
-          <w:sz w:val="24"/>
-          <w:szCs w:val="24"/>
-          <w:lang w:val="en-US"/>
-        </w:rPr>
-        <w:t xml:space="preserve">. </w:t>
-      </w:r>
-      <w:r>
-        <w:rPr>
-          <w:rFonts w:cstheme="minorHAnsi"/>
-          <w:sz w:val="24"/>
-          <w:szCs w:val="24"/>
-          <w:lang w:val="en-US"/>
-        </w:rPr>
-        <w:t xml:space="preserve"> </w:t>
-      </w:r>
-      <w:r>
-        <w:rPr>
-          <w:rFonts w:cstheme="minorHAnsi"/>
-          <w:sz w:val="24"/>
-          <w:szCs w:val="24"/>
-          <w:lang w:val="en-US"/>
-        </w:rPr>
-        <w:t xml:space="preserve">If demand is </w:t>
-      </w:r>
-      <w:r>
-        <w:rPr>
-          <w:rFonts w:cstheme="minorHAnsi"/>
-          <w:sz w:val="24"/>
-          <w:szCs w:val="24"/>
-          <w:lang w:val="en-US"/>
-        </w:rPr>
-        <w:t xml:space="preserve">underestimated, </w:t>
-      </w:r>
-      <w:r>
-        <w:rPr>
-          <w:rFonts w:cstheme="minorHAnsi"/>
-          <w:sz w:val="24"/>
-          <w:szCs w:val="24"/>
-          <w:lang w:val="en-US"/>
-        </w:rPr>
-        <w:t>delays</w:t>
-      </w:r>
-      <w:r>
-        <w:rPr>
-          <w:rFonts w:cstheme="minorHAnsi"/>
-          <w:sz w:val="24"/>
-          <w:szCs w:val="24"/>
-          <w:lang w:val="en-US"/>
-        </w:rPr>
-        <w:t xml:space="preserve">, a backlog of application, increased pressure on staff, and </w:t>
-      </w:r>
-      <w:r>
-        <w:rPr>
-          <w:rFonts w:cstheme="minorHAnsi"/>
-          <w:sz w:val="24"/>
-          <w:szCs w:val="24"/>
-          <w:lang w:val="en-US"/>
-        </w:rPr>
-        <w:t>lower application satisfaction may result. Conversely</w:t>
-      </w:r>
-      <w:r>
-        <w:rPr>
-          <w:rFonts w:cstheme="minorHAnsi"/>
-          <w:sz w:val="24"/>
-          <w:szCs w:val="24"/>
-          <w:lang w:val="en-US"/>
-        </w:rPr>
-        <w:t xml:space="preserve">, if demand is overestimated, excessive </w:t>
-      </w:r>
-      <w:r>
-        <w:rPr>
-          <w:rFonts w:cstheme="minorHAnsi"/>
-          <w:sz w:val="24"/>
-          <w:szCs w:val="24"/>
-          <w:lang w:val="en-US"/>
-        </w:rPr>
-        <w:t>resources</w:t>
-      </w:r>
-      <w:r>
-        <w:rPr>
-          <w:rFonts w:cstheme="minorHAnsi"/>
-          <w:sz w:val="24"/>
-          <w:szCs w:val="24"/>
-          <w:lang w:val="en-US"/>
-        </w:rPr>
-        <w:t xml:space="preserve"> and staff may be </w:t>
-      </w:r>
-      <w:r>
-        <w:rPr>
-          <w:rFonts w:cstheme="minorHAnsi"/>
-          <w:sz w:val="24"/>
-          <w:szCs w:val="24"/>
-          <w:lang w:val="en-US"/>
-        </w:rPr>
-        <w:t>allocated</w:t>
-      </w:r>
-      <w:r>
-        <w:rPr>
-          <w:rFonts w:cstheme="minorHAnsi"/>
-          <w:sz w:val="24"/>
-          <w:szCs w:val="24"/>
-          <w:lang w:val="en-US"/>
-        </w:rPr>
-        <w:t xml:space="preserve">, </w:t>
-      </w:r>
-      <w:r>
-        <w:rPr>
-          <w:rFonts w:cstheme="minorHAnsi"/>
-          <w:sz w:val="24"/>
-          <w:szCs w:val="24"/>
-          <w:lang w:val="en-US"/>
-        </w:rPr>
-        <w:t>resulting in unnecessary costs.</w:t>
-      </w:r>
-    </w:p>
-    <w:p>
-      <w:pPr>
-        <w:rPr>
-          <w:rFonts w:cstheme="minorHAnsi"/>
-          <w:sz w:val="24"/>
-          <w:szCs w:val="24"/>
-          <w:lang w:val="en-US"/>
-        </w:rPr>
-      </w:pPr>
-      <w:r>
-        <w:rPr>
-          <w:rFonts w:cstheme="minorHAnsi"/>
-          <w:sz w:val="24"/>
-          <w:szCs w:val="24"/>
-          <w:lang w:val="en-US"/>
-        </w:rPr>
-        <w:lastRenderedPageBreak/>
-        <w:t xml:space="preserve">Data analysis and predictive models can identify trends, </w:t>
-      </w:r>
-      <w:r>
-        <w:rPr>
-          <w:rFonts w:cstheme="minorHAnsi"/>
-          <w:sz w:val="24"/>
-          <w:szCs w:val="24"/>
-          <w:lang w:val="en-US"/>
-        </w:rPr>
-        <w:t xml:space="preserve">seasonal patterns, periods of peak demand, and </w:t>
-      </w:r>
-      <w:r>
-        <w:rPr>
-          <w:rFonts w:cstheme="minorHAnsi"/>
-          <w:sz w:val="24"/>
-          <w:szCs w:val="24"/>
-          <w:lang w:val="en-US"/>
-        </w:rPr>
-        <w:t>unusual changes</w:t>
-      </w:r>
-      <w:r>
-        <w:rPr>
-          <w:rFonts w:cstheme="minorHAnsi"/>
-          <w:sz w:val="24"/>
-          <w:szCs w:val="24"/>
-          <w:lang w:val="en-US"/>
-        </w:rPr>
-        <w:t>.</w:t>
-      </w:r>
-    </w:p>
-    <w:p>
-      <w:pPr>
+      <w:r>
         <w:rPr>
           <w:rFonts w:eastAsiaTheme="majorEastAsia" w:cstheme="minorHAnsi"/>
+          <w:b/>
+          <w:bCs/>
           <w:color w:val="2F5496" w:themeColor="accent1" w:themeShade="BF"/>
           <w:sz w:val="28"/>
           <w:szCs w:val="28"/>
           <w:lang w:val="en-US"/>
         </w:rPr>
-      </w:pPr>
-      <w:r>
+        <w:t>.</w:t>
+      </w:r>
+    </w:p>
+    <w:p>
+      <w:pPr>
+        <w:pStyle w:val="NormalWeb"/>
+        <w:rPr>
+          <w:rFonts w:asciiTheme="minorHAnsi" w:hAnsiTheme="minorHAnsi" w:cstheme="minorHAnsi"/>
+          <w:color w:val="FF0000"/>
+        </w:rPr>
+      </w:pPr>
+      <w:r>
+        <w:rPr>
+          <w:rFonts w:asciiTheme="minorHAnsi" w:hAnsiTheme="minorHAnsi" w:cstheme="minorHAnsi"/>
+          <w:color w:val="FF0000"/>
+        </w:rPr>
+        <w:t>Clearly define the business problem or challenge you intend to address. Explain its impact and how data analytics and predictive modelling can contribute towards addressing the problem.</w:t>
+      </w:r>
+    </w:p>
+    <w:p>
+      <w:pPr>
+        <w:rPr>
+          <w:rFonts w:cstheme="minorHAnsi"/>
+          <w:sz w:val="24"/>
+          <w:szCs w:val="24"/>
+          <w:lang w:val="en-US"/>
+        </w:rPr>
+      </w:pPr>
+      <w:r>
+        <w:rPr>
+          <w:rFonts w:cstheme="minorHAnsi"/>
+          <w:sz w:val="24"/>
+          <w:szCs w:val="24"/>
+          <w:lang w:val="en-US"/>
+        </w:rPr>
+        <w:t xml:space="preserve">This project </w:t>
+      </w:r>
+      <w:r>
+        <w:rPr>
+          <w:rFonts w:cstheme="minorHAnsi"/>
+          <w:sz w:val="24"/>
+          <w:szCs w:val="24"/>
+          <w:lang w:val="en-US"/>
+        </w:rPr>
+        <w:t xml:space="preserve">will predict </w:t>
+      </w:r>
+      <w:r>
+        <w:rPr>
+          <w:rFonts w:cstheme="minorHAnsi"/>
+          <w:sz w:val="24"/>
+          <w:szCs w:val="24"/>
+          <w:lang w:val="en-US"/>
+        </w:rPr>
+        <w:t>the monthly volume of visa application to help immigration services</w:t>
+      </w:r>
+      <w:r>
+        <w:rPr>
+          <w:rFonts w:cstheme="minorHAnsi"/>
+          <w:sz w:val="24"/>
+          <w:szCs w:val="24"/>
+          <w:lang w:val="en-US"/>
+        </w:rPr>
+        <w:t xml:space="preserve"> provide </w:t>
+      </w:r>
+      <w:r>
+        <w:rPr>
+          <w:rFonts w:cstheme="minorHAnsi"/>
+          <w:sz w:val="24"/>
+          <w:szCs w:val="24"/>
+          <w:lang w:val="en-US"/>
+        </w:rPr>
+        <w:t xml:space="preserve">a better plan for staffing levels, </w:t>
+      </w:r>
+      <w:r>
+        <w:rPr>
+          <w:rFonts w:cstheme="minorHAnsi"/>
+          <w:sz w:val="24"/>
+          <w:szCs w:val="24"/>
+          <w:lang w:val="en-US"/>
+        </w:rPr>
+        <w:t>support and the necessary processing capacity.</w:t>
+      </w:r>
+    </w:p>
+    <w:p>
+      <w:pPr>
+        <w:rPr>
+          <w:rFonts w:cstheme="minorHAnsi"/>
+          <w:sz w:val="24"/>
+          <w:szCs w:val="24"/>
+          <w:lang w:val="en-US"/>
+        </w:rPr>
+      </w:pPr>
+      <w:r>
+        <w:rPr>
+          <w:rFonts w:cstheme="minorHAnsi"/>
+          <w:sz w:val="24"/>
+          <w:szCs w:val="24"/>
+          <w:lang w:val="en-US"/>
+        </w:rPr>
+        <w:t xml:space="preserve">Demand </w:t>
+      </w:r>
+      <w:r>
+        <w:rPr>
+          <w:rFonts w:cstheme="minorHAnsi"/>
+          <w:sz w:val="24"/>
+          <w:szCs w:val="24"/>
+          <w:lang w:val="en-US"/>
+        </w:rPr>
+        <w:t xml:space="preserve">for visas can change because of seasonal travel, university </w:t>
+      </w:r>
+      <w:r>
+        <w:rPr>
+          <w:rFonts w:cstheme="minorHAnsi"/>
+          <w:sz w:val="24"/>
+          <w:szCs w:val="24"/>
+          <w:lang w:val="en-US"/>
+        </w:rPr>
+        <w:t xml:space="preserve">admission periods, job opportunities, economic </w:t>
+      </w:r>
+      <w:r>
+        <w:rPr>
+          <w:rFonts w:cstheme="minorHAnsi"/>
+          <w:sz w:val="24"/>
+          <w:szCs w:val="24"/>
+          <w:lang w:val="en-US"/>
+        </w:rPr>
+        <w:t>conditions</w:t>
+      </w:r>
+      <w:r>
+        <w:rPr>
+          <w:rFonts w:cstheme="minorHAnsi"/>
+          <w:sz w:val="24"/>
+          <w:szCs w:val="24"/>
+          <w:lang w:val="en-US"/>
+        </w:rPr>
+        <w:t xml:space="preserve">, changes in immigration policies, and </w:t>
+      </w:r>
+      <w:r>
+        <w:rPr>
+          <w:rFonts w:cstheme="minorHAnsi"/>
+          <w:sz w:val="24"/>
+          <w:szCs w:val="24"/>
+          <w:lang w:val="en-US"/>
+        </w:rPr>
+        <w:t>international</w:t>
+      </w:r>
+      <w:r>
+        <w:rPr>
+          <w:rFonts w:cstheme="minorHAnsi"/>
+          <w:sz w:val="24"/>
+          <w:szCs w:val="24"/>
+          <w:lang w:val="en-US"/>
+        </w:rPr>
+        <w:t xml:space="preserve"> events</w:t>
+      </w:r>
+      <w:r>
+        <w:rPr>
+          <w:rFonts w:cstheme="minorHAnsi"/>
+          <w:sz w:val="24"/>
+          <w:szCs w:val="24"/>
+          <w:lang w:val="en-US"/>
+        </w:rPr>
+        <w:t xml:space="preserve">. </w:t>
+      </w:r>
+      <w:r>
+        <w:rPr>
+          <w:rFonts w:cstheme="minorHAnsi"/>
+          <w:sz w:val="24"/>
+          <w:szCs w:val="24"/>
+          <w:lang w:val="en-US"/>
+        </w:rPr>
+        <w:t xml:space="preserve"> </w:t>
+      </w:r>
+      <w:r>
+        <w:rPr>
+          <w:rFonts w:cstheme="minorHAnsi"/>
+          <w:sz w:val="24"/>
+          <w:szCs w:val="24"/>
+          <w:lang w:val="en-US"/>
+        </w:rPr>
+        <w:t xml:space="preserve">If demand is </w:t>
+      </w:r>
+      <w:r>
+        <w:rPr>
+          <w:rFonts w:cstheme="minorHAnsi"/>
+          <w:sz w:val="24"/>
+          <w:szCs w:val="24"/>
+          <w:lang w:val="en-US"/>
+        </w:rPr>
+        <w:t xml:space="preserve">underestimated, </w:t>
+      </w:r>
+      <w:r>
+        <w:rPr>
+          <w:rFonts w:cstheme="minorHAnsi"/>
+          <w:sz w:val="24"/>
+          <w:szCs w:val="24"/>
+          <w:lang w:val="en-US"/>
+        </w:rPr>
+        <w:t>delays</w:t>
+      </w:r>
+      <w:r>
+        <w:rPr>
+          <w:rFonts w:cstheme="minorHAnsi"/>
+          <w:sz w:val="24"/>
+          <w:szCs w:val="24"/>
+          <w:lang w:val="en-US"/>
+        </w:rPr>
+        <w:t xml:space="preserve">, a backlog of application, increased pressure on staff, and </w:t>
+      </w:r>
+      <w:r>
+        <w:rPr>
+          <w:rFonts w:cstheme="minorHAnsi"/>
+          <w:sz w:val="24"/>
+          <w:szCs w:val="24"/>
+          <w:lang w:val="en-US"/>
+        </w:rPr>
+        <w:t>lower application satisfaction may result. Conversely</w:t>
+      </w:r>
+      <w:r>
+        <w:rPr>
+          <w:rFonts w:cstheme="minorHAnsi"/>
+          <w:sz w:val="24"/>
+          <w:szCs w:val="24"/>
+          <w:lang w:val="en-US"/>
+        </w:rPr>
+        <w:t xml:space="preserve">, if demand is overestimated, excessive </w:t>
+      </w:r>
+      <w:r>
+        <w:rPr>
+          <w:rFonts w:cstheme="minorHAnsi"/>
+          <w:sz w:val="24"/>
+          <w:szCs w:val="24"/>
+          <w:lang w:val="en-US"/>
+        </w:rPr>
+        <w:t>resources</w:t>
+      </w:r>
+      <w:r>
+        <w:rPr>
+          <w:rFonts w:cstheme="minorHAnsi"/>
+          <w:sz w:val="24"/>
+          <w:szCs w:val="24"/>
+          <w:lang w:val="en-US"/>
+        </w:rPr>
+        <w:t xml:space="preserve"> and staff may be </w:t>
+      </w:r>
+      <w:r>
+        <w:rPr>
+          <w:rFonts w:cstheme="minorHAnsi"/>
+          <w:sz w:val="24"/>
+          <w:szCs w:val="24"/>
+          <w:lang w:val="en-US"/>
+        </w:rPr>
+        <w:t>allocated</w:t>
+      </w:r>
+      <w:r>
+        <w:rPr>
+          <w:rFonts w:cstheme="minorHAnsi"/>
+          <w:sz w:val="24"/>
+          <w:szCs w:val="24"/>
+          <w:lang w:val="en-US"/>
+        </w:rPr>
+        <w:t xml:space="preserve">, </w:t>
+      </w:r>
+      <w:r>
+        <w:rPr>
+          <w:rFonts w:cstheme="minorHAnsi"/>
+          <w:sz w:val="24"/>
+          <w:szCs w:val="24"/>
+          <w:lang w:val="en-US"/>
+        </w:rPr>
+        <w:t>resulting in unnecessary costs.</w:t>
+      </w:r>
+    </w:p>
+    <w:p>
+      <w:pPr>
+        <w:rPr>
+          <w:rFonts w:cstheme="minorHAnsi"/>
+          <w:sz w:val="24"/>
+          <w:szCs w:val="24"/>
+          <w:lang w:val="en-US"/>
+        </w:rPr>
+      </w:pPr>
+      <w:r>
+        <w:rPr>
+          <w:rFonts w:cstheme="minorHAnsi"/>
+          <w:sz w:val="24"/>
+          <w:szCs w:val="24"/>
+          <w:lang w:val="en-US"/>
+        </w:rPr>
+        <w:lastRenderedPageBreak/>
+        <w:t xml:space="preserve">Data analysis and predictive models can identify trends, </w:t>
+      </w:r>
+      <w:r>
+        <w:rPr>
+          <w:rFonts w:cstheme="minorHAnsi"/>
+          <w:sz w:val="24"/>
+          <w:szCs w:val="24"/>
+          <w:lang w:val="en-US"/>
+        </w:rPr>
+        <w:t xml:space="preserve">seasonal patterns, periods of peak demand, and </w:t>
+      </w:r>
+      <w:r>
+        <w:rPr>
+          <w:rFonts w:cstheme="minorHAnsi"/>
+          <w:sz w:val="24"/>
+          <w:szCs w:val="24"/>
+          <w:lang w:val="en-US"/>
+        </w:rPr>
+        <w:t>unusual changes</w:t>
+      </w:r>
+      <w:r>
+        <w:rPr>
+          <w:rFonts w:cstheme="minorHAnsi"/>
+          <w:sz w:val="24"/>
+          <w:szCs w:val="24"/>
+          <w:lang w:val="en-US"/>
+        </w:rPr>
+        <w:t>.</w:t>
+      </w:r>
+    </w:p>
+    <w:p>
+      <w:pPr>
         <w:rPr>
           <w:rFonts w:eastAsiaTheme="majorEastAsia" w:cstheme="minorHAnsi"/>
+          <w:b/>
+          <w:bCs/>
           <w:color w:val="2F5496" w:themeColor="accent1" w:themeShade="BF"/>
           <w:sz w:val="28"/>
           <w:szCs w:val="28"/>
           <w:lang w:val="en-US"/>
         </w:rPr>
+      </w:pPr>
+      <w:r>
+        <w:rPr>
+          <w:rFonts w:eastAsiaTheme="majorEastAsia" w:cstheme="minorHAnsi"/>
+          <w:b/>
+          <w:bCs/>
+          <w:color w:val="2F5496" w:themeColor="accent1" w:themeShade="BF"/>
+          <w:sz w:val="28"/>
+          <w:szCs w:val="28"/>
+          <w:lang w:val="en-US"/>
+        </w:rPr>
         <w:t>Aim and Objectives</w:t>
       </w:r>
     </w:p>
@@ -2095,36 +2116,54 @@
       <w:pPr>
         <w:pStyle w:val="NormalWeb"/>
         <w:rPr>
-          <w:rFonts w:asciiTheme="minorHAnsi" w:hAnsiTheme="minorHAnsi" w:cstheme="minorHAnsi"/>
-        </w:rPr>
-      </w:pPr>
-      <w:r>
-        <w:rPr>
-          <w:rFonts w:asciiTheme="minorHAnsi" w:hAnsiTheme="minorHAnsi" w:cstheme="minorHAnsi"/>
+          <w:rFonts w:asciiTheme="minorHAnsi" w:eastAsiaTheme="minorHAnsi" w:hAnsiTheme="minorHAnsi" w:cstheme="minorHAnsi"/>
+          <w:kern w:val="2"/>
+          <w:lang w:val="en-US" w:eastAsia="en-US"/>
+          <w14:ligatures w14:val="standardContextual"/>
+        </w:rPr>
+      </w:pPr>
+      <w:r>
+        <w:rPr>
+          <w:rFonts w:asciiTheme="minorHAnsi" w:eastAsiaTheme="minorHAnsi" w:hAnsiTheme="minorHAnsi" w:cstheme="minorHAnsi"/>
+          <w:kern w:val="2"/>
+          <w:lang w:val="en-US" w:eastAsia="en-US"/>
+          <w14:ligatures w14:val="standardContextual"/>
         </w:rPr>
         <w:t xml:space="preserve">The Objective of this project is to develop and </w:t>
       </w:r>
       <w:r>
         <w:rPr>
-          <w:rFonts w:asciiTheme="minorHAnsi" w:hAnsiTheme="minorHAnsi" w:cstheme="minorHAnsi"/>
+          <w:rFonts w:asciiTheme="minorHAnsi" w:eastAsiaTheme="minorHAnsi" w:hAnsiTheme="minorHAnsi" w:cstheme="minorHAnsi"/>
+          <w:kern w:val="2"/>
+          <w:lang w:val="en-US" w:eastAsia="en-US"/>
+          <w14:ligatures w14:val="standardContextual"/>
         </w:rPr>
         <w:t xml:space="preserve">evaluate a predictive analytics solution that </w:t>
       </w:r>
       <w:r>
         <w:rPr>
-          <w:rFonts w:asciiTheme="minorHAnsi" w:hAnsiTheme="minorHAnsi" w:cstheme="minorHAnsi"/>
+          <w:rFonts w:asciiTheme="minorHAnsi" w:eastAsiaTheme="minorHAnsi" w:hAnsiTheme="minorHAnsi" w:cstheme="minorHAnsi"/>
+          <w:kern w:val="2"/>
+          <w:lang w:val="en-US" w:eastAsia="en-US"/>
+          <w14:ligatures w14:val="standardContextual"/>
         </w:rPr>
         <w:t xml:space="preserve">estimates monthly volumes of short-term visa application in </w:t>
       </w:r>
       <w:r>
         <w:rPr>
-          <w:rFonts w:asciiTheme="minorHAnsi" w:hAnsiTheme="minorHAnsi" w:cstheme="minorHAnsi"/>
+          <w:rFonts w:asciiTheme="minorHAnsi" w:eastAsiaTheme="minorHAnsi" w:hAnsiTheme="minorHAnsi" w:cstheme="minorHAnsi"/>
+          <w:kern w:val="2"/>
+          <w:lang w:val="en-US" w:eastAsia="en-US"/>
+          <w14:ligatures w14:val="standardContextual"/>
         </w:rPr>
         <w:t xml:space="preserve">Ireland, in order to support operational capacity planning and </w:t>
       </w:r>
       <w:r>
         <w:rPr>
-          <w:rFonts w:asciiTheme="minorHAnsi" w:hAnsiTheme="minorHAnsi" w:cstheme="minorHAnsi"/>
+          <w:rFonts w:asciiTheme="minorHAnsi" w:eastAsiaTheme="minorHAnsi" w:hAnsiTheme="minorHAnsi" w:cstheme="minorHAnsi"/>
+          <w:kern w:val="2"/>
+          <w:lang w:val="en-US" w:eastAsia="en-US"/>
+          <w14:ligatures w14:val="standardContextual"/>
         </w:rPr>
         <w:t xml:space="preserve">resource allocation. </w:t>
       </w:r>
@@ -2133,12 +2172,18 @@
       <w:pPr>
         <w:pStyle w:val="NormalWeb"/>
         <w:rPr>
-          <w:rFonts w:asciiTheme="minorHAnsi" w:hAnsiTheme="minorHAnsi" w:cstheme="minorHAnsi"/>
-        </w:rPr>
-      </w:pPr>
-      <w:r>
-        <w:rPr>
-          <w:rFonts w:asciiTheme="minorHAnsi" w:hAnsiTheme="minorHAnsi" w:cstheme="minorHAnsi"/>
+          <w:rFonts w:asciiTheme="minorHAnsi" w:eastAsiaTheme="minorHAnsi" w:hAnsiTheme="minorHAnsi" w:cstheme="minorHAnsi"/>
+          <w:kern w:val="2"/>
+          <w:lang w:val="en-US" w:eastAsia="en-US"/>
+          <w14:ligatures w14:val="standardContextual"/>
+        </w:rPr>
+      </w:pPr>
+      <w:r>
+        <w:rPr>
+          <w:rFonts w:asciiTheme="minorHAnsi" w:eastAsiaTheme="minorHAnsi" w:hAnsiTheme="minorHAnsi" w:cstheme="minorHAnsi"/>
+          <w:kern w:val="2"/>
+          <w:lang w:val="en-US" w:eastAsia="en-US"/>
+          <w14:ligatures w14:val="standardContextual"/>
         </w:rPr>
         <w:t>Goals</w:t>
       </w:r>
@@ -2151,24 +2196,36 @@
           <w:numId w:val="3"/>
         </w:numPr>
         <w:rPr>
-          <w:rFonts w:asciiTheme="minorHAnsi" w:hAnsiTheme="minorHAnsi" w:cstheme="minorHAnsi"/>
-        </w:rPr>
-      </w:pPr>
-      <w:r>
-        <w:rPr>
-          <w:rFonts w:asciiTheme="minorHAnsi" w:hAnsiTheme="minorHAnsi" w:cstheme="minorHAnsi"/>
+          <w:rFonts w:asciiTheme="minorHAnsi" w:eastAsiaTheme="minorHAnsi" w:hAnsiTheme="minorHAnsi" w:cstheme="minorHAnsi"/>
+          <w:kern w:val="2"/>
+          <w:lang w:val="en-US" w:eastAsia="en-US"/>
+          <w14:ligatures w14:val="standardContextual"/>
+        </w:rPr>
+      </w:pPr>
+      <w:r>
+        <w:rPr>
+          <w:rFonts w:asciiTheme="minorHAnsi" w:eastAsiaTheme="minorHAnsi" w:hAnsiTheme="minorHAnsi" w:cstheme="minorHAnsi"/>
+          <w:kern w:val="2"/>
+          <w:lang w:val="en-US" w:eastAsia="en-US"/>
+          <w14:ligatures w14:val="standardContextual"/>
         </w:rPr>
         <w:t xml:space="preserve">Clean, transform, and prepare historical </w:t>
       </w:r>
       <w:r>
         <w:rPr>
-          <w:rFonts w:asciiTheme="minorHAnsi" w:hAnsiTheme="minorHAnsi" w:cstheme="minorHAnsi"/>
+          <w:rFonts w:asciiTheme="minorHAnsi" w:eastAsiaTheme="minorHAnsi" w:hAnsiTheme="minorHAnsi" w:cstheme="minorHAnsi"/>
+          <w:kern w:val="2"/>
+          <w:lang w:val="en-US" w:eastAsia="en-US"/>
+          <w14:ligatures w14:val="standardContextual"/>
         </w:rPr>
         <w:t>monthly visa application data for time-series analysis</w:t>
       </w:r>
       <w:r>
         <w:rPr>
-          <w:rFonts w:asciiTheme="minorHAnsi" w:hAnsiTheme="minorHAnsi" w:cstheme="minorHAnsi"/>
+          <w:rFonts w:asciiTheme="minorHAnsi" w:eastAsiaTheme="minorHAnsi" w:hAnsiTheme="minorHAnsi" w:cstheme="minorHAnsi"/>
+          <w:kern w:val="2"/>
+          <w:lang w:val="en-US" w:eastAsia="en-US"/>
+          <w14:ligatures w14:val="standardContextual"/>
         </w:rPr>
         <w:t>.</w:t>
       </w:r>
@@ -2181,36 +2238,54 @@
           <w:numId w:val="3"/>
         </w:numPr>
         <w:rPr>
-          <w:rFonts w:asciiTheme="minorHAnsi" w:hAnsiTheme="minorHAnsi" w:cstheme="minorHAnsi"/>
-        </w:rPr>
-      </w:pPr>
-      <w:r>
-        <w:rPr>
-          <w:rFonts w:asciiTheme="minorHAnsi" w:hAnsiTheme="minorHAnsi" w:cstheme="minorHAnsi"/>
+          <w:rFonts w:asciiTheme="minorHAnsi" w:eastAsiaTheme="minorHAnsi" w:hAnsiTheme="minorHAnsi" w:cstheme="minorHAnsi"/>
+          <w:kern w:val="2"/>
+          <w:lang w:val="en-US" w:eastAsia="en-US"/>
+          <w14:ligatures w14:val="standardContextual"/>
+        </w:rPr>
+      </w:pPr>
+      <w:r>
+        <w:rPr>
+          <w:rFonts w:asciiTheme="minorHAnsi" w:eastAsiaTheme="minorHAnsi" w:hAnsiTheme="minorHAnsi" w:cstheme="minorHAnsi"/>
+          <w:kern w:val="2"/>
+          <w:lang w:val="en-US" w:eastAsia="en-US"/>
+          <w14:ligatures w14:val="standardContextual"/>
         </w:rPr>
         <w:t>I</w:t>
       </w:r>
       <w:r>
         <w:rPr>
-          <w:rFonts w:asciiTheme="minorHAnsi" w:hAnsiTheme="minorHAnsi" w:cstheme="minorHAnsi"/>
+          <w:rFonts w:asciiTheme="minorHAnsi" w:eastAsiaTheme="minorHAnsi" w:hAnsiTheme="minorHAnsi" w:cstheme="minorHAnsi"/>
+          <w:kern w:val="2"/>
+          <w:lang w:val="en-US" w:eastAsia="en-US"/>
+          <w14:ligatures w14:val="standardContextual"/>
         </w:rPr>
         <w:t>dentify</w:t>
       </w:r>
       <w:r>
         <w:rPr>
-          <w:rFonts w:asciiTheme="minorHAnsi" w:hAnsiTheme="minorHAnsi" w:cstheme="minorHAnsi"/>
+          <w:rFonts w:asciiTheme="minorHAnsi" w:eastAsiaTheme="minorHAnsi" w:hAnsiTheme="minorHAnsi" w:cstheme="minorHAnsi"/>
+          <w:kern w:val="2"/>
+          <w:lang w:val="en-US" w:eastAsia="en-US"/>
+          <w14:ligatures w14:val="standardContextual"/>
         </w:rPr>
         <w:t xml:space="preserve"> trends, seasonal patterns, and differences between short-terms and long-term via applications from </w:t>
       </w:r>
       <w:r>
         <w:rPr>
-          <w:rFonts w:asciiTheme="minorHAnsi" w:hAnsiTheme="minorHAnsi" w:cstheme="minorHAnsi"/>
+          <w:rFonts w:asciiTheme="minorHAnsi" w:eastAsiaTheme="minorHAnsi" w:hAnsiTheme="minorHAnsi" w:cstheme="minorHAnsi"/>
+          <w:kern w:val="2"/>
+          <w:lang w:val="en-US" w:eastAsia="en-US"/>
+          <w14:ligatures w14:val="standardContextual"/>
         </w:rPr>
         <w:t>2017 to 2026</w:t>
       </w:r>
       <w:r>
         <w:rPr>
-          <w:rFonts w:asciiTheme="minorHAnsi" w:hAnsiTheme="minorHAnsi" w:cstheme="minorHAnsi"/>
+          <w:rFonts w:asciiTheme="minorHAnsi" w:eastAsiaTheme="minorHAnsi" w:hAnsiTheme="minorHAnsi" w:cstheme="minorHAnsi"/>
+          <w:kern w:val="2"/>
+          <w:lang w:val="en-US" w:eastAsia="en-US"/>
+          <w14:ligatures w14:val="standardContextual"/>
         </w:rPr>
         <w:t>.</w:t>
       </w:r>
@@ -2223,18 +2298,27 @@
           <w:numId w:val="3"/>
         </w:numPr>
         <w:rPr>
-          <w:rFonts w:asciiTheme="minorHAnsi" w:hAnsiTheme="minorHAnsi" w:cstheme="minorHAnsi"/>
-        </w:rPr>
-      </w:pPr>
-      <w:r>
-        <w:rPr>
-          <w:rFonts w:asciiTheme="minorHAnsi" w:hAnsiTheme="minorHAnsi" w:cstheme="minorHAnsi"/>
+          <w:rFonts w:asciiTheme="minorHAnsi" w:eastAsiaTheme="minorHAnsi" w:hAnsiTheme="minorHAnsi" w:cstheme="minorHAnsi"/>
+          <w:kern w:val="2"/>
+          <w:lang w:val="en-US" w:eastAsia="en-US"/>
+          <w14:ligatures w14:val="standardContextual"/>
+        </w:rPr>
+      </w:pPr>
+      <w:r>
+        <w:rPr>
+          <w:rFonts w:asciiTheme="minorHAnsi" w:eastAsiaTheme="minorHAnsi" w:hAnsiTheme="minorHAnsi" w:cstheme="minorHAnsi"/>
+          <w:kern w:val="2"/>
+          <w:lang w:val="en-US" w:eastAsia="en-US"/>
+          <w14:ligatures w14:val="standardContextual"/>
         </w:rPr>
         <w:t>Investigate the effect of exceptional events</w:t>
       </w:r>
       <w:r>
         <w:rPr>
-          <w:rFonts w:asciiTheme="minorHAnsi" w:hAnsiTheme="minorHAnsi" w:cstheme="minorHAnsi"/>
+          <w:rFonts w:asciiTheme="minorHAnsi" w:eastAsiaTheme="minorHAnsi" w:hAnsiTheme="minorHAnsi" w:cstheme="minorHAnsi"/>
+          <w:kern w:val="2"/>
+          <w:lang w:val="en-US" w:eastAsia="en-US"/>
+          <w14:ligatures w14:val="standardContextual"/>
         </w:rPr>
         <w:t>.</w:t>
       </w:r>
@@ -2247,18 +2331,27 @@
           <w:numId w:val="3"/>
         </w:numPr>
         <w:rPr>
-          <w:rFonts w:asciiTheme="minorHAnsi" w:hAnsiTheme="minorHAnsi" w:cstheme="minorHAnsi"/>
-        </w:rPr>
-      </w:pPr>
-      <w:r>
-        <w:rPr>
-          <w:rFonts w:asciiTheme="minorHAnsi" w:hAnsiTheme="minorHAnsi" w:cstheme="minorHAnsi"/>
+          <w:rFonts w:asciiTheme="minorHAnsi" w:eastAsiaTheme="minorHAnsi" w:hAnsiTheme="minorHAnsi" w:cstheme="minorHAnsi"/>
+          <w:kern w:val="2"/>
+          <w:lang w:val="en-US" w:eastAsia="en-US"/>
+          <w14:ligatures w14:val="standardContextual"/>
+        </w:rPr>
+      </w:pPr>
+      <w:r>
+        <w:rPr>
+          <w:rFonts w:asciiTheme="minorHAnsi" w:eastAsiaTheme="minorHAnsi" w:hAnsiTheme="minorHAnsi" w:cstheme="minorHAnsi"/>
+          <w:kern w:val="2"/>
+          <w:lang w:val="en-US" w:eastAsia="en-US"/>
+          <w14:ligatures w14:val="standardContextual"/>
         </w:rPr>
         <w:t>Create and compare simple time-series forecasting models for future</w:t>
       </w:r>
       <w:r>
         <w:rPr>
-          <w:rFonts w:asciiTheme="minorHAnsi" w:hAnsiTheme="minorHAnsi" w:cstheme="minorHAnsi"/>
+          <w:rFonts w:asciiTheme="minorHAnsi" w:eastAsiaTheme="minorHAnsi" w:hAnsiTheme="minorHAnsi" w:cstheme="minorHAnsi"/>
+          <w:kern w:val="2"/>
+          <w:lang w:val="en-US" w:eastAsia="en-US"/>
+          <w14:ligatures w14:val="standardContextual"/>
         </w:rPr>
         <w:t xml:space="preserve"> visa applications.</w:t>
       </w:r>
@@ -2271,30 +2364,45 @@
           <w:numId w:val="3"/>
         </w:numPr>
         <w:rPr>
-          <w:rFonts w:asciiTheme="minorHAnsi" w:hAnsiTheme="minorHAnsi" w:cstheme="minorHAnsi"/>
-        </w:rPr>
-      </w:pPr>
-      <w:r>
-        <w:rPr>
-          <w:rFonts w:asciiTheme="minorHAnsi" w:hAnsiTheme="minorHAnsi" w:cstheme="minorHAnsi"/>
+          <w:rFonts w:asciiTheme="minorHAnsi" w:eastAsiaTheme="minorHAnsi" w:hAnsiTheme="minorHAnsi" w:cstheme="minorHAnsi"/>
+          <w:kern w:val="2"/>
+          <w:lang w:val="en-US" w:eastAsia="en-US"/>
+          <w14:ligatures w14:val="standardContextual"/>
+        </w:rPr>
+      </w:pPr>
+      <w:r>
+        <w:rPr>
+          <w:rFonts w:asciiTheme="minorHAnsi" w:eastAsiaTheme="minorHAnsi" w:hAnsiTheme="minorHAnsi" w:cstheme="minorHAnsi"/>
+          <w:kern w:val="2"/>
+          <w:lang w:val="en-US" w:eastAsia="en-US"/>
+          <w14:ligatures w14:val="standardContextual"/>
         </w:rPr>
         <w:t>Create a business</w:t>
       </w:r>
       <w:r>
         <w:rPr>
-          <w:rFonts w:asciiTheme="minorHAnsi" w:hAnsiTheme="minorHAnsi" w:cstheme="minorHAnsi"/>
+          <w:rFonts w:asciiTheme="minorHAnsi" w:eastAsiaTheme="minorHAnsi" w:hAnsiTheme="minorHAnsi" w:cstheme="minorHAnsi"/>
+          <w:kern w:val="2"/>
+          <w:lang w:val="en-US" w:eastAsia="en-US"/>
+          <w14:ligatures w14:val="standardContextual"/>
         </w:rPr>
         <w:t xml:space="preserve"> intelligence dashboard that shows historical demands</w:t>
       </w:r>
       <w:r>
         <w:rPr>
-          <w:rFonts w:asciiTheme="minorHAnsi" w:hAnsiTheme="minorHAnsi" w:cstheme="minorHAnsi"/>
+          <w:rFonts w:asciiTheme="minorHAnsi" w:eastAsiaTheme="minorHAnsi" w:hAnsiTheme="minorHAnsi" w:cstheme="minorHAnsi"/>
+          <w:kern w:val="2"/>
+          <w:lang w:val="en-US" w:eastAsia="en-US"/>
+          <w14:ligatures w14:val="standardContextual"/>
         </w:rPr>
         <w:t>, and insights for operational planning</w:t>
       </w:r>
       <w:r>
         <w:rPr>
-          <w:rFonts w:asciiTheme="minorHAnsi" w:hAnsiTheme="minorHAnsi" w:cstheme="minorHAnsi"/>
+          <w:rFonts w:asciiTheme="minorHAnsi" w:eastAsiaTheme="minorHAnsi" w:hAnsiTheme="minorHAnsi" w:cstheme="minorHAnsi"/>
+          <w:kern w:val="2"/>
+          <w:lang w:val="en-US" w:eastAsia="en-US"/>
+          <w14:ligatures w14:val="standardContextual"/>
         </w:rPr>
         <w:t>.</w:t>
       </w:r>
@@ -2303,6 +2411,8 @@
       <w:pPr>
         <w:rPr>
           <w:rFonts w:eastAsiaTheme="majorEastAsia" w:cstheme="minorHAnsi"/>
+          <w:b/>
+          <w:bCs/>
           <w:color w:val="2F5496" w:themeColor="accent1" w:themeShade="BF"/>
           <w:sz w:val="28"/>
           <w:szCs w:val="28"/>
@@ -2312,6 +2422,8 @@
       <w:r>
         <w:rPr>
           <w:rFonts w:eastAsiaTheme="majorEastAsia" w:cstheme="minorHAnsi"/>
+          <w:b/>
+          <w:bCs/>
           <w:color w:val="2F5496" w:themeColor="accent1" w:themeShade="BF"/>
           <w:sz w:val="28"/>
           <w:szCs w:val="28"/>
@@ -2354,12 +2466,18 @@
       <w:pPr>
         <w:pStyle w:val="NormalWeb"/>
         <w:rPr>
-          <w:rFonts w:asciiTheme="minorHAnsi" w:hAnsiTheme="minorHAnsi" w:cstheme="minorHAnsi"/>
-        </w:rPr>
-      </w:pPr>
-      <w:r>
-        <w:rPr>
-          <w:rFonts w:asciiTheme="minorHAnsi" w:hAnsiTheme="minorHAnsi" w:cstheme="minorHAnsi"/>
+          <w:rFonts w:asciiTheme="minorHAnsi" w:eastAsiaTheme="minorHAnsi" w:hAnsiTheme="minorHAnsi" w:cstheme="minorHAnsi"/>
+          <w:kern w:val="2"/>
+          <w:lang w:val="en-US" w:eastAsia="en-US"/>
+          <w14:ligatures w14:val="standardContextual"/>
+        </w:rPr>
+      </w:pPr>
+      <w:r>
+        <w:rPr>
+          <w:rFonts w:asciiTheme="minorHAnsi" w:eastAsiaTheme="minorHAnsi" w:hAnsiTheme="minorHAnsi" w:cstheme="minorHAnsi"/>
+          <w:kern w:val="2"/>
+          <w:lang w:val="en-US" w:eastAsia="en-US"/>
+          <w14:ligatures w14:val="standardContextual"/>
         </w:rPr>
         <w:t>The project will include:</w:t>
       </w:r>
@@ -2372,18 +2490,27 @@
           <w:numId w:val="4"/>
         </w:numPr>
         <w:rPr>
-          <w:rFonts w:asciiTheme="minorHAnsi" w:hAnsiTheme="minorHAnsi" w:cstheme="minorHAnsi"/>
-        </w:rPr>
-      </w:pPr>
-      <w:r>
-        <w:rPr>
-          <w:rFonts w:asciiTheme="minorHAnsi" w:hAnsiTheme="minorHAnsi" w:cstheme="minorHAnsi"/>
+          <w:rFonts w:asciiTheme="minorHAnsi" w:eastAsiaTheme="minorHAnsi" w:hAnsiTheme="minorHAnsi" w:cstheme="minorHAnsi"/>
+          <w:kern w:val="2"/>
+          <w:lang w:val="en-US" w:eastAsia="en-US"/>
+          <w14:ligatures w14:val="standardContextual"/>
+        </w:rPr>
+      </w:pPr>
+      <w:r>
+        <w:rPr>
+          <w:rFonts w:asciiTheme="minorHAnsi" w:eastAsiaTheme="minorHAnsi" w:hAnsiTheme="minorHAnsi" w:cstheme="minorHAnsi"/>
+          <w:kern w:val="2"/>
+          <w:lang w:val="en-US" w:eastAsia="en-US"/>
+          <w14:ligatures w14:val="standardContextual"/>
         </w:rPr>
         <w:t>Anal</w:t>
       </w:r>
       <w:r>
         <w:rPr>
-          <w:rFonts w:asciiTheme="minorHAnsi" w:hAnsiTheme="minorHAnsi" w:cstheme="minorHAnsi"/>
+          <w:rFonts w:asciiTheme="minorHAnsi" w:eastAsiaTheme="minorHAnsi" w:hAnsiTheme="minorHAnsi" w:cstheme="minorHAnsi"/>
+          <w:kern w:val="2"/>
+          <w:lang w:val="en-US" w:eastAsia="en-US"/>
+          <w14:ligatures w14:val="standardContextual"/>
         </w:rPr>
         <w:t>ysis of historical monthly visa data from January 2017 to July 2026.</w:t>
       </w:r>
@@ -2396,36 +2523,54 @@
           <w:numId w:val="4"/>
         </w:numPr>
         <w:rPr>
-          <w:rFonts w:asciiTheme="minorHAnsi" w:hAnsiTheme="minorHAnsi" w:cstheme="minorHAnsi"/>
-        </w:rPr>
-      </w:pPr>
-      <w:r>
-        <w:rPr>
-          <w:rFonts w:asciiTheme="minorHAnsi" w:hAnsiTheme="minorHAnsi" w:cstheme="minorHAnsi"/>
+          <w:rFonts w:asciiTheme="minorHAnsi" w:eastAsiaTheme="minorHAnsi" w:hAnsiTheme="minorHAnsi" w:cstheme="minorHAnsi"/>
+          <w:kern w:val="2"/>
+          <w:lang w:val="en-US" w:eastAsia="en-US"/>
+          <w14:ligatures w14:val="standardContextual"/>
+        </w:rPr>
+      </w:pPr>
+      <w:r>
+        <w:rPr>
+          <w:rFonts w:asciiTheme="minorHAnsi" w:eastAsiaTheme="minorHAnsi" w:hAnsiTheme="minorHAnsi" w:cstheme="minorHAnsi"/>
+          <w:kern w:val="2"/>
+          <w:lang w:val="en-US" w:eastAsia="en-US"/>
+          <w14:ligatures w14:val="standardContextual"/>
         </w:rPr>
         <w:t>Separ</w:t>
       </w:r>
       <w:r>
         <w:rPr>
-          <w:rFonts w:asciiTheme="minorHAnsi" w:hAnsiTheme="minorHAnsi" w:cstheme="minorHAnsi"/>
+          <w:rFonts w:asciiTheme="minorHAnsi" w:eastAsiaTheme="minorHAnsi" w:hAnsiTheme="minorHAnsi" w:cstheme="minorHAnsi"/>
+          <w:kern w:val="2"/>
+          <w:lang w:val="en-US" w:eastAsia="en-US"/>
+          <w14:ligatures w14:val="standardContextual"/>
         </w:rPr>
         <w:t>a</w:t>
       </w:r>
       <w:r>
         <w:rPr>
-          <w:rFonts w:asciiTheme="minorHAnsi" w:hAnsiTheme="minorHAnsi" w:cstheme="minorHAnsi"/>
+          <w:rFonts w:asciiTheme="minorHAnsi" w:eastAsiaTheme="minorHAnsi" w:hAnsiTheme="minorHAnsi" w:cstheme="minorHAnsi"/>
+          <w:kern w:val="2"/>
+          <w:lang w:val="en-US" w:eastAsia="en-US"/>
+          <w14:ligatures w14:val="standardContextual"/>
         </w:rPr>
         <w:t>te Analys</w:t>
       </w:r>
       <w:r>
         <w:rPr>
-          <w:rFonts w:asciiTheme="minorHAnsi" w:hAnsiTheme="minorHAnsi" w:cstheme="minorHAnsi"/>
+          <w:rFonts w:asciiTheme="minorHAnsi" w:eastAsiaTheme="minorHAnsi" w:hAnsiTheme="minorHAnsi" w:cstheme="minorHAnsi"/>
+          <w:kern w:val="2"/>
+          <w:lang w:val="en-US" w:eastAsia="en-US"/>
+          <w14:ligatures w14:val="standardContextual"/>
         </w:rPr>
         <w:t>is of short-term and</w:t>
       </w:r>
       <w:r>
         <w:rPr>
-          <w:rFonts w:asciiTheme="minorHAnsi" w:hAnsiTheme="minorHAnsi" w:cstheme="minorHAnsi"/>
+          <w:rFonts w:asciiTheme="minorHAnsi" w:eastAsiaTheme="minorHAnsi" w:hAnsiTheme="minorHAnsi" w:cstheme="minorHAnsi"/>
+          <w:kern w:val="2"/>
+          <w:lang w:val="en-US" w:eastAsia="en-US"/>
+          <w14:ligatures w14:val="standardContextual"/>
         </w:rPr>
         <w:t xml:space="preserve"> long-term visa applications.</w:t>
       </w:r>
@@ -2438,12 +2583,18 @@
           <w:numId w:val="4"/>
         </w:numPr>
         <w:rPr>
-          <w:rFonts w:asciiTheme="minorHAnsi" w:hAnsiTheme="minorHAnsi" w:cstheme="minorHAnsi"/>
-        </w:rPr>
-      </w:pPr>
-      <w:r>
-        <w:rPr>
-          <w:rFonts w:asciiTheme="minorHAnsi" w:hAnsiTheme="minorHAnsi" w:cstheme="minorHAnsi"/>
+          <w:rFonts w:asciiTheme="minorHAnsi" w:eastAsiaTheme="minorHAnsi" w:hAnsiTheme="minorHAnsi" w:cstheme="minorHAnsi"/>
+          <w:kern w:val="2"/>
+          <w:lang w:val="en-US" w:eastAsia="en-US"/>
+          <w14:ligatures w14:val="standardContextual"/>
+        </w:rPr>
+      </w:pPr>
+      <w:r>
+        <w:rPr>
+          <w:rFonts w:asciiTheme="minorHAnsi" w:eastAsiaTheme="minorHAnsi" w:hAnsiTheme="minorHAnsi" w:cstheme="minorHAnsi"/>
+          <w:kern w:val="2"/>
+          <w:lang w:val="en-US" w:eastAsia="en-US"/>
+          <w14:ligatures w14:val="standardContextual"/>
         </w:rPr>
         <w:t>Exploratory analysis of applications received, approved, and denied.</w:t>
       </w:r>
@@ -2456,18 +2607,27 @@
           <w:numId w:val="4"/>
         </w:numPr>
         <w:rPr>
-          <w:rFonts w:asciiTheme="minorHAnsi" w:hAnsiTheme="minorHAnsi" w:cstheme="minorHAnsi"/>
-        </w:rPr>
-      </w:pPr>
-      <w:r>
-        <w:rPr>
-          <w:rFonts w:asciiTheme="minorHAnsi" w:hAnsiTheme="minorHAnsi" w:cstheme="minorHAnsi"/>
+          <w:rFonts w:asciiTheme="minorHAnsi" w:eastAsiaTheme="minorHAnsi" w:hAnsiTheme="minorHAnsi" w:cstheme="minorHAnsi"/>
+          <w:kern w:val="2"/>
+          <w:lang w:val="en-US" w:eastAsia="en-US"/>
+          <w14:ligatures w14:val="standardContextual"/>
+        </w:rPr>
+      </w:pPr>
+      <w:r>
+        <w:rPr>
+          <w:rFonts w:asciiTheme="minorHAnsi" w:eastAsiaTheme="minorHAnsi" w:hAnsiTheme="minorHAnsi" w:cstheme="minorHAnsi"/>
+          <w:kern w:val="2"/>
+          <w:lang w:val="en-US" w:eastAsia="en-US"/>
+          <w14:ligatures w14:val="standardContextual"/>
         </w:rPr>
         <w:t xml:space="preserve">Analysis of trends </w:t>
       </w:r>
       <w:r>
         <w:rPr>
-          <w:rFonts w:asciiTheme="minorHAnsi" w:hAnsiTheme="minorHAnsi" w:cstheme="minorHAnsi"/>
+          <w:rFonts w:asciiTheme="minorHAnsi" w:eastAsiaTheme="minorHAnsi" w:hAnsiTheme="minorHAnsi" w:cstheme="minorHAnsi"/>
+          <w:kern w:val="2"/>
+          <w:lang w:val="en-US" w:eastAsia="en-US"/>
+          <w14:ligatures w14:val="standardContextual"/>
         </w:rPr>
         <w:t>and seasonality.</w:t>
       </w:r>
@@ -2480,12 +2640,18 @@
           <w:numId w:val="4"/>
         </w:numPr>
         <w:rPr>
-          <w:rFonts w:asciiTheme="minorHAnsi" w:hAnsiTheme="minorHAnsi" w:cstheme="minorHAnsi"/>
-        </w:rPr>
-      </w:pPr>
-      <w:r>
-        <w:rPr>
-          <w:rFonts w:asciiTheme="minorHAnsi" w:hAnsiTheme="minorHAnsi" w:cstheme="minorHAnsi"/>
+          <w:rFonts w:asciiTheme="minorHAnsi" w:eastAsiaTheme="minorHAnsi" w:hAnsiTheme="minorHAnsi" w:cstheme="minorHAnsi"/>
+          <w:kern w:val="2"/>
+          <w:lang w:val="en-US" w:eastAsia="en-US"/>
+          <w14:ligatures w14:val="standardContextual"/>
+        </w:rPr>
+      </w:pPr>
+      <w:r>
+        <w:rPr>
+          <w:rFonts w:asciiTheme="minorHAnsi" w:eastAsiaTheme="minorHAnsi" w:hAnsiTheme="minorHAnsi" w:cstheme="minorHAnsi"/>
+          <w:kern w:val="2"/>
+          <w:lang w:val="en-US" w:eastAsia="en-US"/>
+          <w14:ligatures w14:val="standardContextual"/>
         </w:rPr>
         <w:t>Development of baseline and time-series forecast models.</w:t>
       </w:r>
@@ -2498,18 +2664,27 @@
           <w:numId w:val="4"/>
         </w:numPr>
         <w:rPr>
-          <w:rFonts w:asciiTheme="minorHAnsi" w:hAnsiTheme="minorHAnsi" w:cstheme="minorHAnsi"/>
-        </w:rPr>
-      </w:pPr>
-      <w:r>
-        <w:rPr>
-          <w:rFonts w:asciiTheme="minorHAnsi" w:hAnsiTheme="minorHAnsi" w:cstheme="minorHAnsi"/>
+          <w:rFonts w:asciiTheme="minorHAnsi" w:eastAsiaTheme="minorHAnsi" w:hAnsiTheme="minorHAnsi" w:cstheme="minorHAnsi"/>
+          <w:kern w:val="2"/>
+          <w:lang w:val="en-US" w:eastAsia="en-US"/>
+          <w14:ligatures w14:val="standardContextual"/>
+        </w:rPr>
+      </w:pPr>
+      <w:r>
+        <w:rPr>
+          <w:rFonts w:asciiTheme="minorHAnsi" w:eastAsiaTheme="minorHAnsi" w:hAnsiTheme="minorHAnsi" w:cstheme="minorHAnsi"/>
+          <w:kern w:val="2"/>
+          <w:lang w:val="en-US" w:eastAsia="en-US"/>
+          <w14:ligatures w14:val="standardContextual"/>
         </w:rPr>
         <w:t xml:space="preserve">Comparison of model performance </w:t>
       </w:r>
       <w:r>
         <w:rPr>
-          <w:rFonts w:asciiTheme="minorHAnsi" w:hAnsiTheme="minorHAnsi" w:cstheme="minorHAnsi"/>
+          <w:rFonts w:asciiTheme="minorHAnsi" w:eastAsiaTheme="minorHAnsi" w:hAnsiTheme="minorHAnsi" w:cstheme="minorHAnsi"/>
+          <w:kern w:val="2"/>
+          <w:lang w:val="en-US" w:eastAsia="en-US"/>
+          <w14:ligatures w14:val="standardContextual"/>
         </w:rPr>
         <w:t>using appropriate error metrics.</w:t>
       </w:r>
@@ -2522,18 +2697,27 @@
           <w:numId w:val="4"/>
         </w:numPr>
         <w:rPr>
-          <w:rFonts w:asciiTheme="minorHAnsi" w:hAnsiTheme="minorHAnsi" w:cstheme="minorHAnsi"/>
-        </w:rPr>
-      </w:pPr>
-      <w:r>
-        <w:rPr>
-          <w:rFonts w:asciiTheme="minorHAnsi" w:hAnsiTheme="minorHAnsi" w:cstheme="minorHAnsi"/>
+          <w:rFonts w:asciiTheme="minorHAnsi" w:eastAsiaTheme="minorHAnsi" w:hAnsiTheme="minorHAnsi" w:cstheme="minorHAnsi"/>
+          <w:kern w:val="2"/>
+          <w:lang w:val="en-US" w:eastAsia="en-US"/>
+          <w14:ligatures w14:val="standardContextual"/>
+        </w:rPr>
+      </w:pPr>
+      <w:r>
+        <w:rPr>
+          <w:rFonts w:asciiTheme="minorHAnsi" w:eastAsiaTheme="minorHAnsi" w:hAnsiTheme="minorHAnsi" w:cstheme="minorHAnsi"/>
+          <w:kern w:val="2"/>
+          <w:lang w:val="en-US" w:eastAsia="en-US"/>
+          <w14:ligatures w14:val="standardContextual"/>
         </w:rPr>
         <w:t xml:space="preserve">Development of business </w:t>
       </w:r>
       <w:r>
         <w:rPr>
-          <w:rFonts w:asciiTheme="minorHAnsi" w:hAnsiTheme="minorHAnsi" w:cstheme="minorHAnsi"/>
+          <w:rFonts w:asciiTheme="minorHAnsi" w:eastAsiaTheme="minorHAnsi" w:hAnsiTheme="minorHAnsi" w:cstheme="minorHAnsi"/>
+          <w:kern w:val="2"/>
+          <w:lang w:val="en-US" w:eastAsia="en-US"/>
+          <w14:ligatures w14:val="standardContextual"/>
         </w:rPr>
         <w:t xml:space="preserve">dashboard containing historical trends and forecast results. </w:t>
       </w:r>
@@ -2542,18 +2726,27 @@
       <w:pPr>
         <w:pStyle w:val="NormalWeb"/>
         <w:rPr>
-          <w:rFonts w:asciiTheme="minorHAnsi" w:hAnsiTheme="minorHAnsi" w:cstheme="minorHAnsi"/>
-        </w:rPr>
-      </w:pPr>
-      <w:r>
-        <w:rPr>
-          <w:rFonts w:asciiTheme="minorHAnsi" w:hAnsiTheme="minorHAnsi" w:cstheme="minorHAnsi"/>
+          <w:rFonts w:asciiTheme="minorHAnsi" w:eastAsiaTheme="minorHAnsi" w:hAnsiTheme="minorHAnsi" w:cstheme="minorHAnsi"/>
+          <w:kern w:val="2"/>
+          <w:lang w:val="en-US" w:eastAsia="en-US"/>
+          <w14:ligatures w14:val="standardContextual"/>
+        </w:rPr>
+      </w:pPr>
+      <w:r>
+        <w:rPr>
+          <w:rFonts w:asciiTheme="minorHAnsi" w:eastAsiaTheme="minorHAnsi" w:hAnsiTheme="minorHAnsi" w:cstheme="minorHAnsi"/>
+          <w:kern w:val="2"/>
+          <w:lang w:val="en-US" w:eastAsia="en-US"/>
+          <w14:ligatures w14:val="standardContextual"/>
         </w:rPr>
         <w:t>The following items are excluded from the project</w:t>
       </w:r>
       <w:r>
         <w:rPr>
-          <w:rFonts w:asciiTheme="minorHAnsi" w:hAnsiTheme="minorHAnsi" w:cstheme="minorHAnsi"/>
+          <w:rFonts w:asciiTheme="minorHAnsi" w:eastAsiaTheme="minorHAnsi" w:hAnsiTheme="minorHAnsi" w:cstheme="minorHAnsi"/>
+          <w:kern w:val="2"/>
+          <w:lang w:val="en-US" w:eastAsia="en-US"/>
+          <w14:ligatures w14:val="standardContextual"/>
         </w:rPr>
         <w:t xml:space="preserve">: </w:t>
       </w:r>
@@ -2566,18 +2759,27 @@
           <w:numId w:val="5"/>
         </w:numPr>
         <w:rPr>
-          <w:rFonts w:asciiTheme="minorHAnsi" w:hAnsiTheme="minorHAnsi" w:cstheme="minorHAnsi"/>
-        </w:rPr>
-      </w:pPr>
-      <w:r>
-        <w:rPr>
-          <w:rFonts w:asciiTheme="minorHAnsi" w:hAnsiTheme="minorHAnsi" w:cstheme="minorHAnsi"/>
+          <w:rFonts w:asciiTheme="minorHAnsi" w:eastAsiaTheme="minorHAnsi" w:hAnsiTheme="minorHAnsi" w:cstheme="minorHAnsi"/>
+          <w:kern w:val="2"/>
+          <w:lang w:val="en-US" w:eastAsia="en-US"/>
+          <w14:ligatures w14:val="standardContextual"/>
+        </w:rPr>
+      </w:pPr>
+      <w:r>
+        <w:rPr>
+          <w:rFonts w:asciiTheme="minorHAnsi" w:eastAsiaTheme="minorHAnsi" w:hAnsiTheme="minorHAnsi" w:cstheme="minorHAnsi"/>
+          <w:kern w:val="2"/>
+          <w:lang w:val="en-US" w:eastAsia="en-US"/>
+          <w14:ligatures w14:val="standardContextual"/>
         </w:rPr>
         <w:t>Automated decisions to approve</w:t>
       </w:r>
       <w:r>
         <w:rPr>
-          <w:rFonts w:asciiTheme="minorHAnsi" w:hAnsiTheme="minorHAnsi" w:cstheme="minorHAnsi"/>
+          <w:rFonts w:asciiTheme="minorHAnsi" w:eastAsiaTheme="minorHAnsi" w:hAnsiTheme="minorHAnsi" w:cstheme="minorHAnsi"/>
+          <w:kern w:val="2"/>
+          <w:lang w:val="en-US" w:eastAsia="en-US"/>
+          <w14:ligatures w14:val="standardContextual"/>
         </w:rPr>
         <w:t xml:space="preserve"> or deny visa applications</w:t>
       </w:r>
@@ -2590,12 +2792,18 @@
           <w:numId w:val="5"/>
         </w:numPr>
         <w:rPr>
-          <w:rFonts w:asciiTheme="minorHAnsi" w:hAnsiTheme="minorHAnsi" w:cstheme="minorHAnsi"/>
-        </w:rPr>
-      </w:pPr>
-      <w:r>
-        <w:rPr>
-          <w:rFonts w:asciiTheme="minorHAnsi" w:hAnsiTheme="minorHAnsi" w:cstheme="minorHAnsi"/>
+          <w:rFonts w:asciiTheme="minorHAnsi" w:eastAsiaTheme="minorHAnsi" w:hAnsiTheme="minorHAnsi" w:cstheme="minorHAnsi"/>
+          <w:kern w:val="2"/>
+          <w:lang w:val="en-US" w:eastAsia="en-US"/>
+          <w14:ligatures w14:val="standardContextual"/>
+        </w:rPr>
+      </w:pPr>
+      <w:r>
+        <w:rPr>
+          <w:rFonts w:asciiTheme="minorHAnsi" w:eastAsiaTheme="minorHAnsi" w:hAnsiTheme="minorHAnsi" w:cstheme="minorHAnsi"/>
+          <w:kern w:val="2"/>
+          <w:lang w:val="en-US" w:eastAsia="en-US"/>
+          <w14:ligatures w14:val="standardContextual"/>
         </w:rPr>
         <w:t>Predictions of individual visa outcomes</w:t>
       </w:r>
@@ -2608,18 +2816,27 @@
           <w:numId w:val="5"/>
         </w:numPr>
         <w:rPr>
-          <w:rFonts w:asciiTheme="minorHAnsi" w:hAnsiTheme="minorHAnsi" w:cstheme="minorHAnsi"/>
-        </w:rPr>
-      </w:pPr>
-      <w:r>
-        <w:rPr>
-          <w:rFonts w:asciiTheme="minorHAnsi" w:hAnsiTheme="minorHAnsi" w:cstheme="minorHAnsi"/>
+          <w:rFonts w:asciiTheme="minorHAnsi" w:eastAsiaTheme="minorHAnsi" w:hAnsiTheme="minorHAnsi" w:cstheme="minorHAnsi"/>
+          <w:kern w:val="2"/>
+          <w:lang w:val="en-US" w:eastAsia="en-US"/>
+          <w14:ligatures w14:val="standardContextual"/>
+        </w:rPr>
+      </w:pPr>
+      <w:r>
+        <w:rPr>
+          <w:rFonts w:asciiTheme="minorHAnsi" w:eastAsiaTheme="minorHAnsi" w:hAnsiTheme="minorHAnsi" w:cstheme="minorHAnsi"/>
+          <w:kern w:val="2"/>
+          <w:lang w:val="en-US" w:eastAsia="en-US"/>
+          <w14:ligatures w14:val="standardContextual"/>
         </w:rPr>
         <w:t>Personal information</w:t>
       </w:r>
       <w:r>
         <w:rPr>
-          <w:rFonts w:asciiTheme="minorHAnsi" w:hAnsiTheme="minorHAnsi" w:cstheme="minorHAnsi"/>
+          <w:rFonts w:asciiTheme="minorHAnsi" w:eastAsiaTheme="minorHAnsi" w:hAnsiTheme="minorHAnsi" w:cstheme="minorHAnsi"/>
+          <w:kern w:val="2"/>
+          <w:lang w:val="en-US" w:eastAsia="en-US"/>
+          <w14:ligatures w14:val="standardContextual"/>
         </w:rPr>
         <w:t>.</w:t>
       </w:r>
@@ -2632,18 +2849,27 @@
           <w:numId w:val="5"/>
         </w:numPr>
         <w:rPr>
-          <w:rFonts w:asciiTheme="minorHAnsi" w:hAnsiTheme="minorHAnsi" w:cstheme="minorHAnsi"/>
-        </w:rPr>
-      </w:pPr>
-      <w:r>
-        <w:rPr>
-          <w:rFonts w:asciiTheme="minorHAnsi" w:hAnsiTheme="minorHAnsi" w:cstheme="minorHAnsi"/>
+          <w:rFonts w:asciiTheme="minorHAnsi" w:eastAsiaTheme="minorHAnsi" w:hAnsiTheme="minorHAnsi" w:cstheme="minorHAnsi"/>
+          <w:kern w:val="2"/>
+          <w:lang w:val="en-US" w:eastAsia="en-US"/>
+          <w14:ligatures w14:val="standardContextual"/>
+        </w:rPr>
+      </w:pPr>
+      <w:r>
+        <w:rPr>
+          <w:rFonts w:asciiTheme="minorHAnsi" w:eastAsiaTheme="minorHAnsi" w:hAnsiTheme="minorHAnsi" w:cstheme="minorHAnsi"/>
+          <w:kern w:val="2"/>
+          <w:lang w:val="en-US" w:eastAsia="en-US"/>
+          <w14:ligatures w14:val="standardContextual"/>
         </w:rPr>
         <w:t>Analysis by nationality, country, purpose of visa</w:t>
       </w:r>
       <w:r>
         <w:rPr>
-          <w:rFonts w:asciiTheme="minorHAnsi" w:hAnsiTheme="minorHAnsi" w:cstheme="minorHAnsi"/>
+          <w:rFonts w:asciiTheme="minorHAnsi" w:eastAsiaTheme="minorHAnsi" w:hAnsiTheme="minorHAnsi" w:cstheme="minorHAnsi"/>
+          <w:kern w:val="2"/>
+          <w:lang w:val="en-US" w:eastAsia="en-US"/>
+          <w14:ligatures w14:val="standardContextual"/>
         </w:rPr>
         <w:t xml:space="preserve">, or demographic group. </w:t>
       </w:r>
@@ -2652,6 +2878,8 @@
       <w:pPr>
         <w:rPr>
           <w:rFonts w:eastAsiaTheme="majorEastAsia" w:cstheme="minorHAnsi"/>
+          <w:b/>
+          <w:bCs/>
           <w:color w:val="2F5496" w:themeColor="accent1" w:themeShade="BF"/>
           <w:sz w:val="28"/>
           <w:szCs w:val="28"/>
@@ -2661,6 +2889,8 @@
       <w:r>
         <w:rPr>
           <w:rFonts w:eastAsiaTheme="majorEastAsia" w:cstheme="minorHAnsi"/>
+          <w:b/>
+          <w:bCs/>
           <w:color w:val="2F5496" w:themeColor="accent1" w:themeShade="BF"/>
           <w:sz w:val="28"/>
           <w:szCs w:val="28"/>
@@ -2720,18 +2950,27 @@
       <w:pPr>
         <w:pStyle w:val="NormalWeb"/>
         <w:rPr>
-          <w:rFonts w:asciiTheme="minorHAnsi" w:hAnsiTheme="minorHAnsi" w:cstheme="minorHAnsi"/>
-        </w:rPr>
-      </w:pPr>
-      <w:r>
-        <w:rPr>
-          <w:rFonts w:asciiTheme="minorHAnsi" w:hAnsiTheme="minorHAnsi" w:cstheme="minorHAnsi"/>
+          <w:rFonts w:asciiTheme="minorHAnsi" w:eastAsiaTheme="minorHAnsi" w:hAnsiTheme="minorHAnsi" w:cstheme="minorHAnsi"/>
+          <w:kern w:val="2"/>
+          <w:lang w:val="en-US" w:eastAsia="en-US"/>
+          <w14:ligatures w14:val="standardContextual"/>
+        </w:rPr>
+      </w:pPr>
+      <w:r>
+        <w:rPr>
+          <w:rFonts w:asciiTheme="minorHAnsi" w:eastAsiaTheme="minorHAnsi" w:hAnsiTheme="minorHAnsi" w:cstheme="minorHAnsi"/>
+          <w:kern w:val="2"/>
+          <w:lang w:val="en-US" w:eastAsia="en-US"/>
+          <w14:ligatures w14:val="standardContextual"/>
         </w:rPr>
         <w:t xml:space="preserve">This project will follow five main stages: data preparation, exploratory analysis, predictive modelling, model </w:t>
       </w:r>
       <w:r>
         <w:rPr>
-          <w:rFonts w:asciiTheme="minorHAnsi" w:hAnsiTheme="minorHAnsi" w:cstheme="minorHAnsi"/>
+          <w:rFonts w:asciiTheme="minorHAnsi" w:eastAsiaTheme="minorHAnsi" w:hAnsiTheme="minorHAnsi" w:cstheme="minorHAnsi"/>
+          <w:kern w:val="2"/>
+          <w:lang w:val="en-US" w:eastAsia="en-US"/>
+          <w14:ligatures w14:val="standardContextual"/>
         </w:rPr>
         <w:t>evaluation and dashboard development.</w:t>
       </w:r>
@@ -2740,90 +2979,135 @@
       <w:pPr>
         <w:pStyle w:val="NormalWeb"/>
         <w:rPr>
-          <w:rFonts w:asciiTheme="minorHAnsi" w:hAnsiTheme="minorHAnsi" w:cstheme="minorHAnsi"/>
-        </w:rPr>
-      </w:pPr>
-      <w:r>
-        <w:rPr>
-          <w:rFonts w:asciiTheme="minorHAnsi" w:hAnsiTheme="minorHAnsi" w:cstheme="minorHAnsi"/>
+          <w:rFonts w:asciiTheme="minorHAnsi" w:eastAsiaTheme="minorHAnsi" w:hAnsiTheme="minorHAnsi" w:cstheme="minorHAnsi"/>
+          <w:kern w:val="2"/>
+          <w:lang w:val="en-US" w:eastAsia="en-US"/>
+          <w14:ligatures w14:val="standardContextual"/>
+        </w:rPr>
+      </w:pPr>
+      <w:r>
+        <w:rPr>
+          <w:rFonts w:asciiTheme="minorHAnsi" w:eastAsiaTheme="minorHAnsi" w:hAnsiTheme="minorHAnsi" w:cstheme="minorHAnsi"/>
+          <w:kern w:val="2"/>
+          <w:lang w:val="en-US" w:eastAsia="en-US"/>
+          <w14:ligatures w14:val="standardContextual"/>
         </w:rPr>
         <w:t>First, the file</w:t>
       </w:r>
       <w:r>
         <w:rPr>
-          <w:rFonts w:asciiTheme="minorHAnsi" w:hAnsiTheme="minorHAnsi" w:cstheme="minorHAnsi"/>
+          <w:rFonts w:asciiTheme="minorHAnsi" w:eastAsiaTheme="minorHAnsi" w:hAnsiTheme="minorHAnsi" w:cstheme="minorHAnsi"/>
+          <w:kern w:val="2"/>
+          <w:lang w:val="en-US" w:eastAsia="en-US"/>
+          <w14:ligatures w14:val="standardContextual"/>
         </w:rPr>
         <w:t xml:space="preserve"> will be imported using pandas. The data will be cleaned and </w:t>
       </w:r>
       <w:r>
         <w:rPr>
-          <w:rFonts w:asciiTheme="minorHAnsi" w:hAnsiTheme="minorHAnsi" w:cstheme="minorHAnsi"/>
+          <w:rFonts w:asciiTheme="minorHAnsi" w:eastAsiaTheme="minorHAnsi" w:hAnsiTheme="minorHAnsi" w:cstheme="minorHAnsi"/>
+          <w:kern w:val="2"/>
+          <w:lang w:val="en-US" w:eastAsia="en-US"/>
+          <w14:ligatures w14:val="standardContextual"/>
         </w:rPr>
         <w:t xml:space="preserve">transformed from </w:t>
       </w:r>
       <w:r>
         <w:rPr>
-          <w:rFonts w:asciiTheme="minorHAnsi" w:hAnsiTheme="minorHAnsi" w:cstheme="minorHAnsi"/>
+          <w:rFonts w:asciiTheme="minorHAnsi" w:eastAsiaTheme="minorHAnsi" w:hAnsiTheme="minorHAnsi" w:cstheme="minorHAnsi"/>
+          <w:kern w:val="2"/>
+          <w:lang w:val="en-US" w:eastAsia="en-US"/>
+          <w14:ligatures w14:val="standardContextual"/>
         </w:rPr>
         <w:t>wide format to long format. Int the final structure, each row will represent a month</w:t>
       </w:r>
       <w:r>
         <w:rPr>
-          <w:rFonts w:asciiTheme="minorHAnsi" w:hAnsiTheme="minorHAnsi" w:cstheme="minorHAnsi"/>
+          <w:rFonts w:asciiTheme="minorHAnsi" w:eastAsiaTheme="minorHAnsi" w:hAnsiTheme="minorHAnsi" w:cstheme="minorHAnsi"/>
+          <w:kern w:val="2"/>
+          <w:lang w:val="en-US" w:eastAsia="en-US"/>
+          <w14:ligatures w14:val="standardContextual"/>
         </w:rPr>
         <w:t>, the visa type, the application statis, and the</w:t>
       </w:r>
       <w:r>
         <w:rPr>
-          <w:rFonts w:asciiTheme="minorHAnsi" w:hAnsiTheme="minorHAnsi" w:cstheme="minorHAnsi"/>
+          <w:rFonts w:asciiTheme="minorHAnsi" w:eastAsiaTheme="minorHAnsi" w:hAnsiTheme="minorHAnsi" w:cstheme="minorHAnsi"/>
+          <w:kern w:val="2"/>
+          <w:lang w:val="en-US" w:eastAsia="en-US"/>
+          <w14:ligatures w14:val="standardContextual"/>
         </w:rPr>
         <w:t xml:space="preserve"> </w:t>
       </w:r>
       <w:r>
         <w:rPr>
-          <w:rFonts w:asciiTheme="minorHAnsi" w:hAnsiTheme="minorHAnsi" w:cstheme="minorHAnsi"/>
+          <w:rFonts w:asciiTheme="minorHAnsi" w:eastAsiaTheme="minorHAnsi" w:hAnsiTheme="minorHAnsi" w:cstheme="minorHAnsi"/>
+          <w:kern w:val="2"/>
+          <w:lang w:val="en-US" w:eastAsia="en-US"/>
+          <w14:ligatures w14:val="standardContextual"/>
         </w:rPr>
         <w:t xml:space="preserve">number of </w:t>
       </w:r>
       <w:r>
         <w:rPr>
-          <w:rFonts w:asciiTheme="minorHAnsi" w:hAnsiTheme="minorHAnsi" w:cstheme="minorHAnsi"/>
+          <w:rFonts w:asciiTheme="minorHAnsi" w:eastAsiaTheme="minorHAnsi" w:hAnsiTheme="minorHAnsi" w:cstheme="minorHAnsi"/>
+          <w:kern w:val="2"/>
+          <w:lang w:val="en-US" w:eastAsia="en-US"/>
+          <w14:ligatures w14:val="standardContextual"/>
         </w:rPr>
         <w:t>applications</w:t>
       </w:r>
       <w:r>
         <w:rPr>
-          <w:rFonts w:asciiTheme="minorHAnsi" w:hAnsiTheme="minorHAnsi" w:cstheme="minorHAnsi"/>
+          <w:rFonts w:asciiTheme="minorHAnsi" w:eastAsiaTheme="minorHAnsi" w:hAnsiTheme="minorHAnsi" w:cstheme="minorHAnsi"/>
+          <w:kern w:val="2"/>
+          <w:lang w:val="en-US" w:eastAsia="en-US"/>
+          <w14:ligatures w14:val="standardContextual"/>
         </w:rPr>
         <w:t>. A date co</w:t>
       </w:r>
       <w:r>
         <w:rPr>
-          <w:rFonts w:asciiTheme="minorHAnsi" w:hAnsiTheme="minorHAnsi" w:cstheme="minorHAnsi"/>
+          <w:rFonts w:asciiTheme="minorHAnsi" w:eastAsiaTheme="minorHAnsi" w:hAnsiTheme="minorHAnsi" w:cstheme="minorHAnsi"/>
+          <w:kern w:val="2"/>
+          <w:lang w:val="en-US" w:eastAsia="en-US"/>
+          <w14:ligatures w14:val="standardContextual"/>
         </w:rPr>
         <w:t xml:space="preserve">lumn we also be </w:t>
       </w:r>
       <w:r>
         <w:rPr>
-          <w:rFonts w:asciiTheme="minorHAnsi" w:hAnsiTheme="minorHAnsi" w:cstheme="minorHAnsi"/>
+          <w:rFonts w:asciiTheme="minorHAnsi" w:eastAsiaTheme="minorHAnsi" w:hAnsiTheme="minorHAnsi" w:cstheme="minorHAnsi"/>
+          <w:kern w:val="2"/>
+          <w:lang w:val="en-US" w:eastAsia="en-US"/>
+          <w14:ligatures w14:val="standardContextual"/>
         </w:rPr>
         <w:t>created</w:t>
       </w:r>
       <w:r>
         <w:rPr>
-          <w:rFonts w:asciiTheme="minorHAnsi" w:hAnsiTheme="minorHAnsi" w:cstheme="minorHAnsi"/>
+          <w:rFonts w:asciiTheme="minorHAnsi" w:eastAsiaTheme="minorHAnsi" w:hAnsiTheme="minorHAnsi" w:cstheme="minorHAnsi"/>
+          <w:kern w:val="2"/>
+          <w:lang w:val="en-US" w:eastAsia="en-US"/>
+          <w14:ligatures w14:val="standardContextual"/>
         </w:rPr>
         <w:t>,</w:t>
       </w:r>
       <w:r>
         <w:rPr>
-          <w:rFonts w:asciiTheme="minorHAnsi" w:hAnsiTheme="minorHAnsi" w:cstheme="minorHAnsi"/>
+          <w:rFonts w:asciiTheme="minorHAnsi" w:eastAsiaTheme="minorHAnsi" w:hAnsiTheme="minorHAnsi" w:cstheme="minorHAnsi"/>
+          <w:kern w:val="2"/>
+          <w:lang w:val="en-US" w:eastAsia="en-US"/>
+          <w14:ligatures w14:val="standardContextual"/>
         </w:rPr>
         <w:t xml:space="preserve"> missing values, </w:t>
       </w:r>
       <w:r>
         <w:rPr>
-          <w:rFonts w:asciiTheme="minorHAnsi" w:hAnsiTheme="minorHAnsi" w:cstheme="minorHAnsi"/>
+          <w:rFonts w:asciiTheme="minorHAnsi" w:eastAsiaTheme="minorHAnsi" w:hAnsiTheme="minorHAnsi" w:cstheme="minorHAnsi"/>
+          <w:kern w:val="2"/>
+          <w:lang w:val="en-US" w:eastAsia="en-US"/>
+          <w14:ligatures w14:val="standardContextual"/>
         </w:rPr>
         <w:t>and missing values will be checked.</w:t>
       </w:r>
@@ -2832,80 +3116,119 @@
       <w:pPr>
         <w:pStyle w:val="NormalWeb"/>
         <w:rPr>
-          <w:rFonts w:asciiTheme="minorHAnsi" w:hAnsiTheme="minorHAnsi" w:cstheme="minorHAnsi"/>
-        </w:rPr>
-      </w:pPr>
-      <w:r>
-        <w:rPr>
-          <w:rFonts w:asciiTheme="minorHAnsi" w:hAnsiTheme="minorHAnsi" w:cstheme="minorHAnsi"/>
+          <w:rFonts w:asciiTheme="minorHAnsi" w:eastAsiaTheme="minorHAnsi" w:hAnsiTheme="minorHAnsi" w:cstheme="minorHAnsi"/>
+          <w:kern w:val="2"/>
+          <w:lang w:val="en-US" w:eastAsia="en-US"/>
+          <w14:ligatures w14:val="standardContextual"/>
+        </w:rPr>
+      </w:pPr>
+      <w:r>
+        <w:rPr>
+          <w:rFonts w:asciiTheme="minorHAnsi" w:eastAsiaTheme="minorHAnsi" w:hAnsiTheme="minorHAnsi" w:cstheme="minorHAnsi"/>
+          <w:kern w:val="2"/>
+          <w:lang w:val="en-US" w:eastAsia="en-US"/>
+          <w14:ligatures w14:val="standardContextual"/>
         </w:rPr>
         <w:t xml:space="preserve">Next the project will make a monthly </w:t>
       </w:r>
       <w:r>
         <w:rPr>
-          <w:rFonts w:asciiTheme="minorHAnsi" w:hAnsiTheme="minorHAnsi" w:cstheme="minorHAnsi"/>
+          <w:rFonts w:asciiTheme="minorHAnsi" w:eastAsiaTheme="minorHAnsi" w:hAnsiTheme="minorHAnsi" w:cstheme="minorHAnsi"/>
+          <w:kern w:val="2"/>
+          <w:lang w:val="en-US" w:eastAsia="en-US"/>
+          <w14:ligatures w14:val="standardContextual"/>
         </w:rPr>
         <w:t xml:space="preserve">forecast of visa applications. </w:t>
       </w:r>
       <w:r>
         <w:rPr>
-          <w:rFonts w:asciiTheme="minorHAnsi" w:hAnsiTheme="minorHAnsi" w:cstheme="minorHAnsi"/>
+          <w:rFonts w:asciiTheme="minorHAnsi" w:eastAsiaTheme="minorHAnsi" w:hAnsiTheme="minorHAnsi" w:cstheme="minorHAnsi"/>
+          <w:kern w:val="2"/>
+          <w:lang w:val="en-US" w:eastAsia="en-US"/>
+          <w14:ligatures w14:val="standardContextual"/>
         </w:rPr>
         <w:t>Separate</w:t>
       </w:r>
       <w:r>
         <w:rPr>
-          <w:rFonts w:asciiTheme="minorHAnsi" w:hAnsiTheme="minorHAnsi" w:cstheme="minorHAnsi"/>
+          <w:rFonts w:asciiTheme="minorHAnsi" w:eastAsiaTheme="minorHAnsi" w:hAnsiTheme="minorHAnsi" w:cstheme="minorHAnsi"/>
+          <w:kern w:val="2"/>
+          <w:lang w:val="en-US" w:eastAsia="en-US"/>
+          <w14:ligatures w14:val="standardContextual"/>
         </w:rPr>
         <w:t xml:space="preserve"> </w:t>
       </w:r>
       <w:r>
         <w:rPr>
-          <w:rFonts w:asciiTheme="minorHAnsi" w:hAnsiTheme="minorHAnsi" w:cstheme="minorHAnsi"/>
+          <w:rFonts w:asciiTheme="minorHAnsi" w:eastAsiaTheme="minorHAnsi" w:hAnsiTheme="minorHAnsi" w:cstheme="minorHAnsi"/>
+          <w:kern w:val="2"/>
+          <w:lang w:val="en-US" w:eastAsia="en-US"/>
+          <w14:ligatures w14:val="standardContextual"/>
         </w:rPr>
         <w:t>models will</w:t>
       </w:r>
       <w:r>
         <w:rPr>
-          <w:rFonts w:asciiTheme="minorHAnsi" w:hAnsiTheme="minorHAnsi" w:cstheme="minorHAnsi"/>
+          <w:rFonts w:asciiTheme="minorHAnsi" w:eastAsiaTheme="minorHAnsi" w:hAnsiTheme="minorHAnsi" w:cstheme="minorHAnsi"/>
+          <w:kern w:val="2"/>
+          <w:lang w:val="en-US" w:eastAsia="en-US"/>
+          <w14:ligatures w14:val="standardContextual"/>
         </w:rPr>
         <w:t xml:space="preserve"> be created for short term</w:t>
       </w:r>
       <w:r>
         <w:rPr>
-          <w:rFonts w:asciiTheme="minorHAnsi" w:hAnsiTheme="minorHAnsi" w:cstheme="minorHAnsi"/>
+          <w:rFonts w:asciiTheme="minorHAnsi" w:eastAsiaTheme="minorHAnsi" w:hAnsiTheme="minorHAnsi" w:cstheme="minorHAnsi"/>
+          <w:kern w:val="2"/>
+          <w:lang w:val="en-US" w:eastAsia="en-US"/>
+          <w14:ligatures w14:val="standardContextual"/>
         </w:rPr>
         <w:t xml:space="preserve"> and </w:t>
       </w:r>
       <w:proofErr w:type="gramStart"/>
       <w:r>
         <w:rPr>
-          <w:rFonts w:asciiTheme="minorHAnsi" w:hAnsiTheme="minorHAnsi" w:cstheme="minorHAnsi"/>
+          <w:rFonts w:asciiTheme="minorHAnsi" w:eastAsiaTheme="minorHAnsi" w:hAnsiTheme="minorHAnsi" w:cstheme="minorHAnsi"/>
+          <w:kern w:val="2"/>
+          <w:lang w:val="en-US" w:eastAsia="en-US"/>
+          <w14:ligatures w14:val="standardContextual"/>
         </w:rPr>
         <w:t>long term</w:t>
       </w:r>
       <w:proofErr w:type="gramEnd"/>
       <w:r>
         <w:rPr>
-          <w:rFonts w:asciiTheme="minorHAnsi" w:hAnsiTheme="minorHAnsi" w:cstheme="minorHAnsi"/>
+          <w:rFonts w:asciiTheme="minorHAnsi" w:eastAsiaTheme="minorHAnsi" w:hAnsiTheme="minorHAnsi" w:cstheme="minorHAnsi"/>
+          <w:kern w:val="2"/>
+          <w:lang w:val="en-US" w:eastAsia="en-US"/>
+          <w14:ligatures w14:val="standardContextual"/>
         </w:rPr>
         <w:t xml:space="preserve"> visas, because these </w:t>
       </w:r>
       <w:r>
         <w:rPr>
-          <w:rFonts w:asciiTheme="minorHAnsi" w:hAnsiTheme="minorHAnsi" w:cstheme="minorHAnsi"/>
+          <w:rFonts w:asciiTheme="minorHAnsi" w:eastAsiaTheme="minorHAnsi" w:hAnsiTheme="minorHAnsi" w:cstheme="minorHAnsi"/>
+          <w:kern w:val="2"/>
+          <w:lang w:val="en-US" w:eastAsia="en-US"/>
+          <w14:ligatures w14:val="standardContextual"/>
         </w:rPr>
         <w:t>categories</w:t>
       </w:r>
       <w:r>
         <w:rPr>
-          <w:rFonts w:asciiTheme="minorHAnsi" w:hAnsiTheme="minorHAnsi" w:cstheme="minorHAnsi"/>
+          <w:rFonts w:asciiTheme="minorHAnsi" w:eastAsiaTheme="minorHAnsi" w:hAnsiTheme="minorHAnsi" w:cstheme="minorHAnsi"/>
+          <w:kern w:val="2"/>
+          <w:lang w:val="en-US" w:eastAsia="en-US"/>
+          <w14:ligatures w14:val="standardContextual"/>
         </w:rPr>
         <w:t xml:space="preserve"> have different </w:t>
       </w:r>
       <w:r>
         <w:rPr>
-          <w:rFonts w:asciiTheme="minorHAnsi" w:hAnsiTheme="minorHAnsi" w:cstheme="minorHAnsi"/>
+          <w:rFonts w:asciiTheme="minorHAnsi" w:eastAsiaTheme="minorHAnsi" w:hAnsiTheme="minorHAnsi" w:cstheme="minorHAnsi"/>
+          <w:kern w:val="2"/>
+          <w:lang w:val="en-US" w:eastAsia="en-US"/>
+          <w14:ligatures w14:val="standardContextual"/>
         </w:rPr>
         <w:t>volumes and demand trends.</w:t>
       </w:r>
@@ -2914,30 +3237,45 @@
       <w:pPr>
         <w:pStyle w:val="NormalWeb"/>
         <w:rPr>
-          <w:rFonts w:asciiTheme="minorHAnsi" w:hAnsiTheme="minorHAnsi" w:cstheme="minorHAnsi"/>
-        </w:rPr>
-      </w:pPr>
-      <w:r>
-        <w:rPr>
-          <w:rFonts w:asciiTheme="minorHAnsi" w:hAnsiTheme="minorHAnsi" w:cstheme="minorHAnsi"/>
+          <w:rFonts w:asciiTheme="minorHAnsi" w:eastAsiaTheme="minorHAnsi" w:hAnsiTheme="minorHAnsi" w:cstheme="minorHAnsi"/>
+          <w:kern w:val="2"/>
+          <w:lang w:val="en-US" w:eastAsia="en-US"/>
+          <w14:ligatures w14:val="standardContextual"/>
+        </w:rPr>
+      </w:pPr>
+      <w:r>
+        <w:rPr>
+          <w:rFonts w:asciiTheme="minorHAnsi" w:eastAsiaTheme="minorHAnsi" w:hAnsiTheme="minorHAnsi" w:cstheme="minorHAnsi"/>
+          <w:kern w:val="2"/>
+          <w:lang w:val="en-US" w:eastAsia="en-US"/>
+          <w14:ligatures w14:val="standardContextual"/>
         </w:rPr>
         <w:t xml:space="preserve">The first model will be a </w:t>
       </w:r>
       <w:r>
         <w:rPr>
-          <w:rFonts w:asciiTheme="minorHAnsi" w:hAnsiTheme="minorHAnsi" w:cstheme="minorHAnsi"/>
+          <w:rFonts w:asciiTheme="minorHAnsi" w:eastAsiaTheme="minorHAnsi" w:hAnsiTheme="minorHAnsi" w:cstheme="minorHAnsi"/>
+          <w:kern w:val="2"/>
+          <w:lang w:val="en-US" w:eastAsia="en-US"/>
+          <w14:ligatures w14:val="standardContextual"/>
         </w:rPr>
         <w:t xml:space="preserve">Naïve seasonal forecast. It will </w:t>
       </w:r>
       <w:r>
         <w:rPr>
-          <w:rFonts w:asciiTheme="minorHAnsi" w:hAnsiTheme="minorHAnsi" w:cstheme="minorHAnsi"/>
+          <w:rFonts w:asciiTheme="minorHAnsi" w:eastAsiaTheme="minorHAnsi" w:hAnsiTheme="minorHAnsi" w:cstheme="minorHAnsi"/>
+          <w:kern w:val="2"/>
+          <w:lang w:val="en-US" w:eastAsia="en-US"/>
+          <w14:ligatures w14:val="standardContextual"/>
         </w:rPr>
         <w:t>use figure for the same month of the previous year as the bases for the forecast</w:t>
       </w:r>
       <w:r>
         <w:rPr>
-          <w:rFonts w:asciiTheme="minorHAnsi" w:hAnsiTheme="minorHAnsi" w:cstheme="minorHAnsi"/>
+          <w:rFonts w:asciiTheme="minorHAnsi" w:eastAsiaTheme="minorHAnsi" w:hAnsiTheme="minorHAnsi" w:cstheme="minorHAnsi"/>
+          <w:kern w:val="2"/>
+          <w:lang w:val="en-US" w:eastAsia="en-US"/>
+          <w14:ligatures w14:val="standardContextual"/>
         </w:rPr>
         <w:t>. For example, the forecast for July 2027 will use the figure for July 2026. This model will provide a simple baseline for comparison.</w:t>
       </w:r>
@@ -2946,30 +3284,45 @@
       <w:pPr>
         <w:pStyle w:val="NormalWeb"/>
         <w:rPr>
-          <w:rFonts w:asciiTheme="minorHAnsi" w:hAnsiTheme="minorHAnsi" w:cstheme="minorHAnsi"/>
-        </w:rPr>
-      </w:pPr>
-      <w:r>
-        <w:rPr>
-          <w:rFonts w:asciiTheme="minorHAnsi" w:hAnsiTheme="minorHAnsi" w:cstheme="minorHAnsi"/>
+          <w:rFonts w:asciiTheme="minorHAnsi" w:eastAsiaTheme="minorHAnsi" w:hAnsiTheme="minorHAnsi" w:cstheme="minorHAnsi"/>
+          <w:kern w:val="2"/>
+          <w:lang w:val="en-US" w:eastAsia="en-US"/>
+          <w14:ligatures w14:val="standardContextual"/>
+        </w:rPr>
+      </w:pPr>
+      <w:r>
+        <w:rPr>
+          <w:rFonts w:asciiTheme="minorHAnsi" w:eastAsiaTheme="minorHAnsi" w:hAnsiTheme="minorHAnsi" w:cstheme="minorHAnsi"/>
+          <w:kern w:val="2"/>
+          <w:lang w:val="en-US" w:eastAsia="en-US"/>
+          <w14:ligatures w14:val="standardContextual"/>
         </w:rPr>
         <w:t xml:space="preserve">The second model will be the </w:t>
       </w:r>
       <w:r>
         <w:rPr>
-          <w:rFonts w:asciiTheme="minorHAnsi" w:hAnsiTheme="minorHAnsi" w:cstheme="minorHAnsi"/>
+          <w:rFonts w:asciiTheme="minorHAnsi" w:eastAsiaTheme="minorHAnsi" w:hAnsiTheme="minorHAnsi" w:cstheme="minorHAnsi"/>
+          <w:kern w:val="2"/>
+          <w:lang w:val="en-US" w:eastAsia="en-US"/>
+          <w14:ligatures w14:val="standardContextual"/>
         </w:rPr>
         <w:t>holt-winters exponential smoothing method</w:t>
       </w:r>
       <w:r>
         <w:rPr>
-          <w:rFonts w:asciiTheme="minorHAnsi" w:hAnsiTheme="minorHAnsi" w:cstheme="minorHAnsi"/>
+          <w:rFonts w:asciiTheme="minorHAnsi" w:eastAsiaTheme="minorHAnsi" w:hAnsiTheme="minorHAnsi" w:cstheme="minorHAnsi"/>
+          <w:kern w:val="2"/>
+          <w:lang w:val="en-US" w:eastAsia="en-US"/>
+          <w14:ligatures w14:val="standardContextual"/>
         </w:rPr>
         <w:t>.</w:t>
       </w:r>
       <w:r>
         <w:rPr>
-          <w:rFonts w:asciiTheme="minorHAnsi" w:hAnsiTheme="minorHAnsi" w:cstheme="minorHAnsi"/>
+          <w:rFonts w:asciiTheme="minorHAnsi" w:eastAsiaTheme="minorHAnsi" w:hAnsiTheme="minorHAnsi" w:cstheme="minorHAnsi"/>
+          <w:kern w:val="2"/>
+          <w:lang w:val="en-US" w:eastAsia="en-US"/>
+          <w14:ligatures w14:val="standardContextual"/>
         </w:rPr>
         <w:br/>
         <w:t xml:space="preserve">this model is suitable for monthly data, as it allows for the identification of trends and seasonal patterns. </w:t>
@@ -2979,36 +3332,54 @@
       <w:pPr>
         <w:pStyle w:val="NormalWeb"/>
         <w:rPr>
-          <w:rFonts w:asciiTheme="minorHAnsi" w:hAnsiTheme="minorHAnsi" w:cstheme="minorHAnsi"/>
-        </w:rPr>
-      </w:pPr>
-      <w:r>
-        <w:rPr>
-          <w:rFonts w:asciiTheme="minorHAnsi" w:hAnsiTheme="minorHAnsi" w:cstheme="minorHAnsi"/>
+          <w:rFonts w:asciiTheme="minorHAnsi" w:eastAsiaTheme="minorHAnsi" w:hAnsiTheme="minorHAnsi" w:cstheme="minorHAnsi"/>
+          <w:kern w:val="2"/>
+          <w:lang w:val="en-US" w:eastAsia="en-US"/>
+          <w14:ligatures w14:val="standardContextual"/>
+        </w:rPr>
+      </w:pPr>
+      <w:r>
+        <w:rPr>
+          <w:rFonts w:asciiTheme="minorHAnsi" w:eastAsiaTheme="minorHAnsi" w:hAnsiTheme="minorHAnsi" w:cstheme="minorHAnsi"/>
+          <w:kern w:val="2"/>
+          <w:lang w:val="en-US" w:eastAsia="en-US"/>
+          <w14:ligatures w14:val="standardContextual"/>
         </w:rPr>
         <w:t>The models will be trained using data from January 2017 to December 2024</w:t>
       </w:r>
       <w:r>
         <w:rPr>
-          <w:rFonts w:asciiTheme="minorHAnsi" w:hAnsiTheme="minorHAnsi" w:cstheme="minorHAnsi"/>
+          <w:rFonts w:asciiTheme="minorHAnsi" w:eastAsiaTheme="minorHAnsi" w:hAnsiTheme="minorHAnsi" w:cstheme="minorHAnsi"/>
+          <w:kern w:val="2"/>
+          <w:lang w:val="en-US" w:eastAsia="en-US"/>
+          <w14:ligatures w14:val="standardContextual"/>
         </w:rPr>
         <w:t xml:space="preserve">. Data from January using data from January </w:t>
       </w:r>
       <w:r>
         <w:rPr>
-          <w:rFonts w:asciiTheme="minorHAnsi" w:hAnsiTheme="minorHAnsi" w:cstheme="minorHAnsi"/>
+          <w:rFonts w:asciiTheme="minorHAnsi" w:eastAsiaTheme="minorHAnsi" w:hAnsiTheme="minorHAnsi" w:cstheme="minorHAnsi"/>
+          <w:kern w:val="2"/>
+          <w:lang w:val="en-US" w:eastAsia="en-US"/>
+          <w14:ligatures w14:val="standardContextual"/>
         </w:rPr>
         <w:t>to December 2025 will be used for testing</w:t>
       </w:r>
       <w:r>
         <w:rPr>
-          <w:rFonts w:asciiTheme="minorHAnsi" w:hAnsiTheme="minorHAnsi" w:cstheme="minorHAnsi"/>
+          <w:rFonts w:asciiTheme="minorHAnsi" w:eastAsiaTheme="minorHAnsi" w:hAnsiTheme="minorHAnsi" w:cstheme="minorHAnsi"/>
+          <w:kern w:val="2"/>
+          <w:lang w:val="en-US" w:eastAsia="en-US"/>
+          <w14:ligatures w14:val="standardContextual"/>
         </w:rPr>
         <w:t>. The forecast will be compare</w:t>
       </w:r>
       <w:r>
         <w:rPr>
-          <w:rFonts w:asciiTheme="minorHAnsi" w:hAnsiTheme="minorHAnsi" w:cstheme="minorHAnsi"/>
+          <w:rFonts w:asciiTheme="minorHAnsi" w:eastAsiaTheme="minorHAnsi" w:hAnsiTheme="minorHAnsi" w:cstheme="minorHAnsi"/>
+          <w:kern w:val="2"/>
+          <w:lang w:val="en-US" w:eastAsia="en-US"/>
+          <w14:ligatures w14:val="standardContextual"/>
         </w:rPr>
         <w:t>d with actual values using MAE, RMSE, and MAPE or SMAPE.</w:t>
       </w:r>
@@ -3017,54 +3388,81 @@
       <w:pPr>
         <w:pStyle w:val="NormalWeb"/>
         <w:rPr>
-          <w:rFonts w:asciiTheme="minorHAnsi" w:hAnsiTheme="minorHAnsi" w:cstheme="minorHAnsi"/>
-        </w:rPr>
-      </w:pPr>
-      <w:r>
-        <w:rPr>
-          <w:rFonts w:asciiTheme="minorHAnsi" w:hAnsiTheme="minorHAnsi" w:cstheme="minorHAnsi"/>
+          <w:rFonts w:asciiTheme="minorHAnsi" w:eastAsiaTheme="minorHAnsi" w:hAnsiTheme="minorHAnsi" w:cstheme="minorHAnsi"/>
+          <w:kern w:val="2"/>
+          <w:lang w:val="en-US" w:eastAsia="en-US"/>
+          <w14:ligatures w14:val="standardContextual"/>
+        </w:rPr>
+      </w:pPr>
+      <w:r>
+        <w:rPr>
+          <w:rFonts w:asciiTheme="minorHAnsi" w:eastAsiaTheme="minorHAnsi" w:hAnsiTheme="minorHAnsi" w:cstheme="minorHAnsi"/>
+          <w:kern w:val="2"/>
+          <w:lang w:val="en-US" w:eastAsia="en-US"/>
+          <w14:ligatures w14:val="standardContextual"/>
         </w:rPr>
         <w:t xml:space="preserve">The </w:t>
       </w:r>
       <w:r>
         <w:rPr>
-          <w:rFonts w:asciiTheme="minorHAnsi" w:hAnsiTheme="minorHAnsi" w:cstheme="minorHAnsi"/>
+          <w:rFonts w:asciiTheme="minorHAnsi" w:eastAsiaTheme="minorHAnsi" w:hAnsiTheme="minorHAnsi" w:cstheme="minorHAnsi"/>
+          <w:kern w:val="2"/>
+          <w:lang w:val="en-US" w:eastAsia="en-US"/>
+          <w14:ligatures w14:val="standardContextual"/>
         </w:rPr>
         <w:t>selected model will be the one that</w:t>
       </w:r>
       <w:r>
         <w:rPr>
-          <w:rFonts w:asciiTheme="minorHAnsi" w:hAnsiTheme="minorHAnsi" w:cstheme="minorHAnsi"/>
+          <w:rFonts w:asciiTheme="minorHAnsi" w:eastAsiaTheme="minorHAnsi" w:hAnsiTheme="minorHAnsi" w:cstheme="minorHAnsi"/>
+          <w:kern w:val="2"/>
+          <w:lang w:val="en-US" w:eastAsia="en-US"/>
+          <w14:ligatures w14:val="standardContextual"/>
         </w:rPr>
         <w:t xml:space="preserve"> offers the best balance between </w:t>
       </w:r>
       <w:r>
         <w:rPr>
-          <w:rFonts w:asciiTheme="minorHAnsi" w:hAnsiTheme="minorHAnsi" w:cstheme="minorHAnsi"/>
+          <w:rFonts w:asciiTheme="minorHAnsi" w:eastAsiaTheme="minorHAnsi" w:hAnsiTheme="minorHAnsi" w:cstheme="minorHAnsi"/>
+          <w:kern w:val="2"/>
+          <w:lang w:val="en-US" w:eastAsia="en-US"/>
+          <w14:ligatures w14:val="standardContextual"/>
         </w:rPr>
         <w:t>accuracy</w:t>
       </w:r>
       <w:r>
         <w:rPr>
-          <w:rFonts w:asciiTheme="minorHAnsi" w:hAnsiTheme="minorHAnsi" w:cstheme="minorHAnsi"/>
+          <w:rFonts w:asciiTheme="minorHAnsi" w:eastAsiaTheme="minorHAnsi" w:hAnsiTheme="minorHAnsi" w:cstheme="minorHAnsi"/>
+          <w:kern w:val="2"/>
+          <w:lang w:val="en-US" w:eastAsia="en-US"/>
+          <w14:ligatures w14:val="standardContextual"/>
         </w:rPr>
         <w:t>, simpli</w:t>
       </w:r>
       <w:r>
         <w:rPr>
-          <w:rFonts w:asciiTheme="minorHAnsi" w:hAnsiTheme="minorHAnsi" w:cstheme="minorHAnsi"/>
+          <w:rFonts w:asciiTheme="minorHAnsi" w:eastAsiaTheme="minorHAnsi" w:hAnsiTheme="minorHAnsi" w:cstheme="minorHAnsi"/>
+          <w:kern w:val="2"/>
+          <w:lang w:val="en-US" w:eastAsia="en-US"/>
+          <w14:ligatures w14:val="standardContextual"/>
         </w:rPr>
         <w:t>ci</w:t>
       </w:r>
       <w:r>
         <w:rPr>
-          <w:rFonts w:asciiTheme="minorHAnsi" w:hAnsiTheme="minorHAnsi" w:cstheme="minorHAnsi"/>
+          <w:rFonts w:asciiTheme="minorHAnsi" w:eastAsiaTheme="minorHAnsi" w:hAnsiTheme="minorHAnsi" w:cstheme="minorHAnsi"/>
+          <w:kern w:val="2"/>
+          <w:lang w:val="en-US" w:eastAsia="en-US"/>
+          <w14:ligatures w14:val="standardContextual"/>
         </w:rPr>
         <w:t xml:space="preserve">ty and </w:t>
       </w:r>
       <w:r>
         <w:rPr>
-          <w:rFonts w:asciiTheme="minorHAnsi" w:hAnsiTheme="minorHAnsi" w:cstheme="minorHAnsi"/>
+          <w:rFonts w:asciiTheme="minorHAnsi" w:eastAsiaTheme="minorHAnsi" w:hAnsiTheme="minorHAnsi" w:cstheme="minorHAnsi"/>
+          <w:kern w:val="2"/>
+          <w:lang w:val="en-US" w:eastAsia="en-US"/>
+          <w14:ligatures w14:val="standardContextual"/>
         </w:rPr>
         <w:t>usefulness for business users.</w:t>
       </w:r>
@@ -3073,18 +3471,27 @@
       <w:pPr>
         <w:pStyle w:val="NormalWeb"/>
         <w:rPr>
-          <w:rFonts w:asciiTheme="minorHAnsi" w:hAnsiTheme="minorHAnsi" w:cstheme="minorHAnsi"/>
-        </w:rPr>
-      </w:pPr>
-      <w:r>
-        <w:rPr>
-          <w:rFonts w:asciiTheme="minorHAnsi" w:hAnsiTheme="minorHAnsi" w:cstheme="minorHAnsi"/>
+          <w:rFonts w:asciiTheme="minorHAnsi" w:eastAsiaTheme="minorHAnsi" w:hAnsiTheme="minorHAnsi" w:cstheme="minorHAnsi"/>
+          <w:kern w:val="2"/>
+          <w:lang w:val="en-US" w:eastAsia="en-US"/>
+          <w14:ligatures w14:val="standardContextual"/>
+        </w:rPr>
+      </w:pPr>
+      <w:r>
+        <w:rPr>
+          <w:rFonts w:asciiTheme="minorHAnsi" w:eastAsiaTheme="minorHAnsi" w:hAnsiTheme="minorHAnsi" w:cstheme="minorHAnsi"/>
+          <w:kern w:val="2"/>
+          <w:lang w:val="en-US" w:eastAsia="en-US"/>
+          <w14:ligatures w14:val="standardContextual"/>
         </w:rPr>
         <w:t>The main to</w:t>
       </w:r>
       <w:r>
         <w:rPr>
-          <w:rFonts w:asciiTheme="minorHAnsi" w:hAnsiTheme="minorHAnsi" w:cstheme="minorHAnsi"/>
+          <w:rFonts w:asciiTheme="minorHAnsi" w:eastAsiaTheme="minorHAnsi" w:hAnsiTheme="minorHAnsi" w:cstheme="minorHAnsi"/>
+          <w:kern w:val="2"/>
+          <w:lang w:val="en-US" w:eastAsia="en-US"/>
+          <w14:ligatures w14:val="standardContextual"/>
         </w:rPr>
         <w:t>ols will be:</w:t>
       </w:r>
@@ -3097,12 +3504,18 @@
           <w:numId w:val="6"/>
         </w:numPr>
         <w:rPr>
-          <w:rFonts w:asciiTheme="minorHAnsi" w:hAnsiTheme="minorHAnsi" w:cstheme="minorHAnsi"/>
-        </w:rPr>
-      </w:pPr>
-      <w:r>
-        <w:rPr>
-          <w:rFonts w:asciiTheme="minorHAnsi" w:hAnsiTheme="minorHAnsi" w:cstheme="minorHAnsi"/>
+          <w:rFonts w:asciiTheme="minorHAnsi" w:eastAsiaTheme="minorHAnsi" w:hAnsiTheme="minorHAnsi" w:cstheme="minorHAnsi"/>
+          <w:kern w:val="2"/>
+          <w:lang w:val="en-US" w:eastAsia="en-US"/>
+          <w14:ligatures w14:val="standardContextual"/>
+        </w:rPr>
+      </w:pPr>
+      <w:r>
+        <w:rPr>
+          <w:rFonts w:asciiTheme="minorHAnsi" w:eastAsiaTheme="minorHAnsi" w:hAnsiTheme="minorHAnsi" w:cstheme="minorHAnsi"/>
+          <w:kern w:val="2"/>
+          <w:lang w:val="en-US" w:eastAsia="en-US"/>
+          <w14:ligatures w14:val="standardContextual"/>
         </w:rPr>
         <w:t>Python: primary programming language.</w:t>
       </w:r>
@@ -3115,12 +3528,18 @@
           <w:numId w:val="6"/>
         </w:numPr>
         <w:rPr>
-          <w:rFonts w:asciiTheme="minorHAnsi" w:hAnsiTheme="minorHAnsi" w:cstheme="minorHAnsi"/>
-        </w:rPr>
-      </w:pPr>
-      <w:r>
-        <w:rPr>
-          <w:rFonts w:asciiTheme="minorHAnsi" w:hAnsiTheme="minorHAnsi" w:cstheme="minorHAnsi"/>
+          <w:rFonts w:asciiTheme="minorHAnsi" w:eastAsiaTheme="minorHAnsi" w:hAnsiTheme="minorHAnsi" w:cstheme="minorHAnsi"/>
+          <w:kern w:val="2"/>
+          <w:lang w:val="en-US" w:eastAsia="en-US"/>
+          <w14:ligatures w14:val="standardContextual"/>
+        </w:rPr>
+      </w:pPr>
+      <w:r>
+        <w:rPr>
+          <w:rFonts w:asciiTheme="minorHAnsi" w:eastAsiaTheme="minorHAnsi" w:hAnsiTheme="minorHAnsi" w:cstheme="minorHAnsi"/>
+          <w:kern w:val="2"/>
+          <w:lang w:val="en-US" w:eastAsia="en-US"/>
+          <w14:ligatures w14:val="standardContextual"/>
         </w:rPr>
         <w:t>Pandas: data cleaning and transformation.</w:t>
       </w:r>
@@ -3133,12 +3552,18 @@
           <w:numId w:val="6"/>
         </w:numPr>
         <w:rPr>
-          <w:rFonts w:asciiTheme="minorHAnsi" w:hAnsiTheme="minorHAnsi" w:cstheme="minorHAnsi"/>
-        </w:rPr>
-      </w:pPr>
-      <w:r>
-        <w:rPr>
-          <w:rFonts w:asciiTheme="minorHAnsi" w:hAnsiTheme="minorHAnsi" w:cstheme="minorHAnsi"/>
+          <w:rFonts w:asciiTheme="minorHAnsi" w:eastAsiaTheme="minorHAnsi" w:hAnsiTheme="minorHAnsi" w:cstheme="minorHAnsi"/>
+          <w:kern w:val="2"/>
+          <w:lang w:val="en-US" w:eastAsia="en-US"/>
+          <w14:ligatures w14:val="standardContextual"/>
+        </w:rPr>
+      </w:pPr>
+      <w:r>
+        <w:rPr>
+          <w:rFonts w:asciiTheme="minorHAnsi" w:eastAsiaTheme="minorHAnsi" w:hAnsiTheme="minorHAnsi" w:cstheme="minorHAnsi"/>
+          <w:kern w:val="2"/>
+          <w:lang w:val="en-US" w:eastAsia="en-US"/>
+          <w14:ligatures w14:val="standardContextual"/>
         </w:rPr>
         <w:t>Matplotlib and Seaborn: data visualization.</w:t>
       </w:r>
@@ -3151,20 +3576,29 @@
           <w:numId w:val="6"/>
         </w:numPr>
         <w:rPr>
-          <w:rFonts w:asciiTheme="minorHAnsi" w:hAnsiTheme="minorHAnsi" w:cstheme="minorHAnsi"/>
+          <w:rFonts w:asciiTheme="minorHAnsi" w:eastAsiaTheme="minorHAnsi" w:hAnsiTheme="minorHAnsi" w:cstheme="minorHAnsi"/>
+          <w:kern w:val="2"/>
+          <w:lang w:val="en-US" w:eastAsia="en-US"/>
+          <w14:ligatures w14:val="standardContextual"/>
         </w:rPr>
       </w:pPr>
       <w:proofErr w:type="spellStart"/>
       <w:r>
         <w:rPr>
-          <w:rFonts w:asciiTheme="minorHAnsi" w:hAnsiTheme="minorHAnsi" w:cstheme="minorHAnsi"/>
+          <w:rFonts w:asciiTheme="minorHAnsi" w:eastAsiaTheme="minorHAnsi" w:hAnsiTheme="minorHAnsi" w:cstheme="minorHAnsi"/>
+          <w:kern w:val="2"/>
+          <w:lang w:val="en-US" w:eastAsia="en-US"/>
+          <w14:ligatures w14:val="standardContextual"/>
         </w:rPr>
         <w:t>Statsmodels</w:t>
       </w:r>
       <w:proofErr w:type="spellEnd"/>
       <w:r>
         <w:rPr>
-          <w:rFonts w:asciiTheme="minorHAnsi" w:hAnsiTheme="minorHAnsi" w:cstheme="minorHAnsi"/>
+          <w:rFonts w:asciiTheme="minorHAnsi" w:eastAsiaTheme="minorHAnsi" w:hAnsiTheme="minorHAnsi" w:cstheme="minorHAnsi"/>
+          <w:kern w:val="2"/>
+          <w:lang w:val="en-US" w:eastAsia="en-US"/>
+          <w14:ligatures w14:val="standardContextual"/>
         </w:rPr>
         <w:t>: Holt-Winters and SARIMA models.</w:t>
       </w:r>
@@ -3177,12 +3611,18 @@
           <w:numId w:val="6"/>
         </w:numPr>
         <w:rPr>
-          <w:rFonts w:asciiTheme="minorHAnsi" w:hAnsiTheme="minorHAnsi" w:cstheme="minorHAnsi"/>
-        </w:rPr>
-      </w:pPr>
-      <w:r>
-        <w:rPr>
-          <w:rFonts w:asciiTheme="minorHAnsi" w:hAnsiTheme="minorHAnsi" w:cstheme="minorHAnsi"/>
+          <w:rFonts w:asciiTheme="minorHAnsi" w:eastAsiaTheme="minorHAnsi" w:hAnsiTheme="minorHAnsi" w:cstheme="minorHAnsi"/>
+          <w:kern w:val="2"/>
+          <w:lang w:val="en-US" w:eastAsia="en-US"/>
+          <w14:ligatures w14:val="standardContextual"/>
+        </w:rPr>
+      </w:pPr>
+      <w:r>
+        <w:rPr>
+          <w:rFonts w:asciiTheme="minorHAnsi" w:eastAsiaTheme="minorHAnsi" w:hAnsiTheme="minorHAnsi" w:cstheme="minorHAnsi"/>
+          <w:kern w:val="2"/>
+          <w:lang w:val="en-US" w:eastAsia="en-US"/>
+          <w14:ligatures w14:val="standardContextual"/>
         </w:rPr>
         <w:t>Scikit-learn: evaluation metrics.</w:t>
       </w:r>
@@ -3195,14 +3635,31 @@
           <w:numId w:val="6"/>
         </w:numPr>
         <w:rPr>
-          <w:rFonts w:asciiTheme="minorHAnsi" w:hAnsiTheme="minorHAnsi" w:cstheme="minorHAnsi"/>
-        </w:rPr>
-      </w:pPr>
-      <w:r>
-        <w:rPr>
-          <w:rFonts w:asciiTheme="minorHAnsi" w:hAnsiTheme="minorHAnsi" w:cstheme="minorHAnsi"/>
-        </w:rPr>
-        <w:t>Jupyter Notebook: code, analysis, and documentation.</w:t>
+          <w:rFonts w:asciiTheme="minorHAnsi" w:eastAsiaTheme="minorHAnsi" w:hAnsiTheme="minorHAnsi" w:cstheme="minorHAnsi"/>
+          <w:kern w:val="2"/>
+          <w:lang w:val="en-US" w:eastAsia="en-US"/>
+          <w14:ligatures w14:val="standardContextual"/>
+        </w:rPr>
+      </w:pPr>
+      <w:proofErr w:type="spellStart"/>
+      <w:r>
+        <w:rPr>
+          <w:rFonts w:asciiTheme="minorHAnsi" w:eastAsiaTheme="minorHAnsi" w:hAnsiTheme="minorHAnsi" w:cstheme="minorHAnsi"/>
+          <w:kern w:val="2"/>
+          <w:lang w:val="en-US" w:eastAsia="en-US"/>
+          <w14:ligatures w14:val="standardContextual"/>
+        </w:rPr>
+        <w:t>Jupyter</w:t>
+      </w:r>
+      <w:proofErr w:type="spellEnd"/>
+      <w:r>
+        <w:rPr>
+          <w:rFonts w:asciiTheme="minorHAnsi" w:eastAsiaTheme="minorHAnsi" w:hAnsiTheme="minorHAnsi" w:cstheme="minorHAnsi"/>
+          <w:kern w:val="2"/>
+          <w:lang w:val="en-US" w:eastAsia="en-US"/>
+          <w14:ligatures w14:val="standardContextual"/>
+        </w:rPr>
+        <w:t xml:space="preserve"> Notebook: code, analysis, and documentation.</w:t>
       </w:r>
     </w:p>
     <w:p>
@@ -3213,18 +3670,27 @@
           <w:numId w:val="6"/>
         </w:numPr>
         <w:rPr>
-          <w:rFonts w:asciiTheme="minorHAnsi" w:hAnsiTheme="minorHAnsi" w:cstheme="minorHAnsi"/>
-        </w:rPr>
-      </w:pPr>
-      <w:r>
-        <w:rPr>
-          <w:rFonts w:asciiTheme="minorHAnsi" w:hAnsiTheme="minorHAnsi" w:cstheme="minorHAnsi"/>
+          <w:rFonts w:asciiTheme="minorHAnsi" w:eastAsiaTheme="minorHAnsi" w:hAnsiTheme="minorHAnsi" w:cstheme="minorHAnsi"/>
+          <w:kern w:val="2"/>
+          <w:lang w:val="en-US" w:eastAsia="en-US"/>
+          <w14:ligatures w14:val="standardContextual"/>
+        </w:rPr>
+      </w:pPr>
+      <w:r>
+        <w:rPr>
+          <w:rFonts w:asciiTheme="minorHAnsi" w:eastAsiaTheme="minorHAnsi" w:hAnsiTheme="minorHAnsi" w:cstheme="minorHAnsi"/>
+          <w:kern w:val="2"/>
+          <w:lang w:val="en-US" w:eastAsia="en-US"/>
+          <w14:ligatures w14:val="standardContextual"/>
         </w:rPr>
         <w:t>Power BI: final dashboard and business communication</w:t>
       </w:r>
       <w:r>
         <w:rPr>
-          <w:rFonts w:asciiTheme="minorHAnsi" w:hAnsiTheme="minorHAnsi" w:cstheme="minorHAnsi"/>
+          <w:rFonts w:asciiTheme="minorHAnsi" w:eastAsiaTheme="minorHAnsi" w:hAnsiTheme="minorHAnsi" w:cstheme="minorHAnsi"/>
+          <w:kern w:val="2"/>
+          <w:lang w:val="en-US" w:eastAsia="en-US"/>
+          <w14:ligatures w14:val="standardContextual"/>
         </w:rPr>
         <w:t>.</w:t>
       </w:r>
@@ -3251,22 +3717,28 @@
       <w:pPr>
         <w:pStyle w:val="NormalWeb"/>
         <w:rPr>
-          <w:rFonts w:asciiTheme="minorHAnsi" w:hAnsiTheme="minorHAnsi" w:cstheme="minorHAnsi"/>
-          <w:lang w:val="en-US"/>
-        </w:rPr>
-      </w:pPr>
-      <w:r>
-        <w:rPr>
-          <w:rFonts w:asciiTheme="minorHAnsi" w:hAnsiTheme="minorHAnsi" w:cstheme="minorHAnsi"/>
-          <w:lang w:val="en-US"/>
+          <w:rFonts w:asciiTheme="minorHAnsi" w:eastAsiaTheme="minorHAnsi" w:hAnsiTheme="minorHAnsi" w:cstheme="minorHAnsi"/>
+          <w:kern w:val="2"/>
+          <w:lang w:val="en-US" w:eastAsia="en-US"/>
+          <w14:ligatures w14:val="standardContextual"/>
+        </w:rPr>
+      </w:pPr>
+      <w:r>
+        <w:rPr>
+          <w:rFonts w:asciiTheme="minorHAnsi" w:eastAsiaTheme="minorHAnsi" w:hAnsiTheme="minorHAnsi" w:cstheme="minorHAnsi"/>
+          <w:kern w:val="2"/>
+          <w:lang w:val="en-US" w:eastAsia="en-US"/>
+          <w14:ligatures w14:val="standardContextual"/>
         </w:rPr>
         <w:lastRenderedPageBreak/>
         <w:t>Text</w:t>
       </w:r>
       <w:r>
         <w:rPr>
-          <w:rFonts w:asciiTheme="minorHAnsi" w:hAnsiTheme="minorHAnsi" w:cstheme="minorHAnsi"/>
-          <w:lang w:val="en-US"/>
+          <w:rFonts w:asciiTheme="minorHAnsi" w:eastAsiaTheme="minorHAnsi" w:hAnsiTheme="minorHAnsi" w:cstheme="minorHAnsi"/>
+          <w:kern w:val="2"/>
+          <w:lang w:val="en-US" w:eastAsia="en-US"/>
+          <w14:ligatures w14:val="standardContextual"/>
         </w:rPr>
         <w:br/>
         <w:t>CSV dataset</w:t>
@@ -3276,14 +3748,18 @@
       <w:pPr>
         <w:pStyle w:val="NormalWeb"/>
         <w:rPr>
-          <w:rFonts w:asciiTheme="minorHAnsi" w:hAnsiTheme="minorHAnsi" w:cstheme="minorHAnsi"/>
-          <w:lang w:val="en-US"/>
-        </w:rPr>
-      </w:pPr>
-      <w:r>
-        <w:rPr>
-          <w:rFonts w:asciiTheme="minorHAnsi" w:hAnsiTheme="minorHAnsi" w:cstheme="minorHAnsi"/>
-          <w:lang w:val="en-US"/>
+          <w:rFonts w:asciiTheme="minorHAnsi" w:eastAsiaTheme="minorHAnsi" w:hAnsiTheme="minorHAnsi" w:cstheme="minorHAnsi"/>
+          <w:kern w:val="2"/>
+          <w:lang w:val="en-US" w:eastAsia="en-US"/>
+          <w14:ligatures w14:val="standardContextual"/>
+        </w:rPr>
+      </w:pPr>
+      <w:r>
+        <w:rPr>
+          <w:rFonts w:asciiTheme="minorHAnsi" w:eastAsiaTheme="minorHAnsi" w:hAnsiTheme="minorHAnsi" w:cstheme="minorHAnsi"/>
+          <w:kern w:val="2"/>
+          <w:lang w:val="en-US" w:eastAsia="en-US"/>
+          <w14:ligatures w14:val="standardContextual"/>
         </w:rPr>
         <w:t xml:space="preserve">     ↓</w:t>
       </w:r>
@@ -3292,14 +3768,18 @@
       <w:pPr>
         <w:pStyle w:val="NormalWeb"/>
         <w:rPr>
-          <w:rFonts w:asciiTheme="minorHAnsi" w:hAnsiTheme="minorHAnsi" w:cstheme="minorHAnsi"/>
-          <w:lang w:val="en-US"/>
-        </w:rPr>
-      </w:pPr>
-      <w:r>
-        <w:rPr>
-          <w:rFonts w:asciiTheme="minorHAnsi" w:hAnsiTheme="minorHAnsi" w:cstheme="minorHAnsi"/>
-          <w:lang w:val="en-US"/>
+          <w:rFonts w:asciiTheme="minorHAnsi" w:eastAsiaTheme="minorHAnsi" w:hAnsiTheme="minorHAnsi" w:cstheme="minorHAnsi"/>
+          <w:kern w:val="2"/>
+          <w:lang w:val="en-US" w:eastAsia="en-US"/>
+          <w14:ligatures w14:val="standardContextual"/>
+        </w:rPr>
+      </w:pPr>
+      <w:r>
+        <w:rPr>
+          <w:rFonts w:asciiTheme="minorHAnsi" w:eastAsiaTheme="minorHAnsi" w:hAnsiTheme="minorHAnsi" w:cstheme="minorHAnsi"/>
+          <w:kern w:val="2"/>
+          <w:lang w:val="en-US" w:eastAsia="en-US"/>
+          <w14:ligatures w14:val="standardContextual"/>
         </w:rPr>
         <w:t>Data preparation with Python and Pandas</w:t>
       </w:r>
@@ -3308,14 +3788,18 @@
       <w:pPr>
         <w:pStyle w:val="NormalWeb"/>
         <w:rPr>
-          <w:rFonts w:asciiTheme="minorHAnsi" w:hAnsiTheme="minorHAnsi" w:cstheme="minorHAnsi"/>
-          <w:lang w:val="en-US"/>
-        </w:rPr>
-      </w:pPr>
-      <w:r>
-        <w:rPr>
-          <w:rFonts w:asciiTheme="minorHAnsi" w:hAnsiTheme="minorHAnsi" w:cstheme="minorHAnsi"/>
-          <w:lang w:val="en-US"/>
+          <w:rFonts w:asciiTheme="minorHAnsi" w:eastAsiaTheme="minorHAnsi" w:hAnsiTheme="minorHAnsi" w:cstheme="minorHAnsi"/>
+          <w:kern w:val="2"/>
+          <w:lang w:val="en-US" w:eastAsia="en-US"/>
+          <w14:ligatures w14:val="standardContextual"/>
+        </w:rPr>
+      </w:pPr>
+      <w:r>
+        <w:rPr>
+          <w:rFonts w:asciiTheme="minorHAnsi" w:eastAsiaTheme="minorHAnsi" w:hAnsiTheme="minorHAnsi" w:cstheme="minorHAnsi"/>
+          <w:kern w:val="2"/>
+          <w:lang w:val="en-US" w:eastAsia="en-US"/>
+          <w14:ligatures w14:val="standardContextual"/>
         </w:rPr>
         <w:t xml:space="preserve">     ↓</w:t>
       </w:r>
@@ -3324,14 +3808,18 @@
       <w:pPr>
         <w:pStyle w:val="NormalWeb"/>
         <w:rPr>
-          <w:rFonts w:asciiTheme="minorHAnsi" w:hAnsiTheme="minorHAnsi" w:cstheme="minorHAnsi"/>
-          <w:lang w:val="en-US"/>
-        </w:rPr>
-      </w:pPr>
-      <w:r>
-        <w:rPr>
-          <w:rFonts w:asciiTheme="minorHAnsi" w:hAnsiTheme="minorHAnsi" w:cstheme="minorHAnsi"/>
-          <w:lang w:val="en-US"/>
+          <w:rFonts w:asciiTheme="minorHAnsi" w:eastAsiaTheme="minorHAnsi" w:hAnsiTheme="minorHAnsi" w:cstheme="minorHAnsi"/>
+          <w:kern w:val="2"/>
+          <w:lang w:val="en-US" w:eastAsia="en-US"/>
+          <w14:ligatures w14:val="standardContextual"/>
+        </w:rPr>
+      </w:pPr>
+      <w:r>
+        <w:rPr>
+          <w:rFonts w:asciiTheme="minorHAnsi" w:eastAsiaTheme="minorHAnsi" w:hAnsiTheme="minorHAnsi" w:cstheme="minorHAnsi"/>
+          <w:kern w:val="2"/>
+          <w:lang w:val="en-US" w:eastAsia="en-US"/>
+          <w14:ligatures w14:val="standardContextual"/>
         </w:rPr>
         <w:t>Exploratory analysis with charts</w:t>
       </w:r>
@@ -3340,14 +3828,18 @@
       <w:pPr>
         <w:pStyle w:val="NormalWeb"/>
         <w:rPr>
-          <w:rFonts w:asciiTheme="minorHAnsi" w:hAnsiTheme="minorHAnsi" w:cstheme="minorHAnsi"/>
-          <w:lang w:val="en-US"/>
-        </w:rPr>
-      </w:pPr>
-      <w:r>
-        <w:rPr>
-          <w:rFonts w:asciiTheme="minorHAnsi" w:hAnsiTheme="minorHAnsi" w:cstheme="minorHAnsi"/>
-          <w:lang w:val="en-US"/>
+          <w:rFonts w:asciiTheme="minorHAnsi" w:eastAsiaTheme="minorHAnsi" w:hAnsiTheme="minorHAnsi" w:cstheme="minorHAnsi"/>
+          <w:kern w:val="2"/>
+          <w:lang w:val="en-US" w:eastAsia="en-US"/>
+          <w14:ligatures w14:val="standardContextual"/>
+        </w:rPr>
+      </w:pPr>
+      <w:r>
+        <w:rPr>
+          <w:rFonts w:asciiTheme="minorHAnsi" w:eastAsiaTheme="minorHAnsi" w:hAnsiTheme="minorHAnsi" w:cstheme="minorHAnsi"/>
+          <w:kern w:val="2"/>
+          <w:lang w:val="en-US" w:eastAsia="en-US"/>
+          <w14:ligatures w14:val="standardContextual"/>
         </w:rPr>
         <w:t xml:space="preserve">     ↓</w:t>
       </w:r>
@@ -3356,14 +3848,18 @@
       <w:pPr>
         <w:pStyle w:val="NormalWeb"/>
         <w:rPr>
-          <w:rFonts w:asciiTheme="minorHAnsi" w:hAnsiTheme="minorHAnsi" w:cstheme="minorHAnsi"/>
-          <w:lang w:val="en-US"/>
-        </w:rPr>
-      </w:pPr>
-      <w:r>
-        <w:rPr>
-          <w:rFonts w:asciiTheme="minorHAnsi" w:hAnsiTheme="minorHAnsi" w:cstheme="minorHAnsi"/>
-          <w:lang w:val="en-US"/>
+          <w:rFonts w:asciiTheme="minorHAnsi" w:eastAsiaTheme="minorHAnsi" w:hAnsiTheme="minorHAnsi" w:cstheme="minorHAnsi"/>
+          <w:kern w:val="2"/>
+          <w:lang w:val="en-US" w:eastAsia="en-US"/>
+          <w14:ligatures w14:val="standardContextual"/>
+        </w:rPr>
+      </w:pPr>
+      <w:r>
+        <w:rPr>
+          <w:rFonts w:asciiTheme="minorHAnsi" w:eastAsiaTheme="minorHAnsi" w:hAnsiTheme="minorHAnsi" w:cstheme="minorHAnsi"/>
+          <w:kern w:val="2"/>
+          <w:lang w:val="en-US" w:eastAsia="en-US"/>
+          <w14:ligatures w14:val="standardContextual"/>
         </w:rPr>
         <w:t>Forecasting models</w:t>
       </w:r>
@@ -3372,14 +3868,18 @@
       <w:pPr>
         <w:pStyle w:val="NormalWeb"/>
         <w:rPr>
-          <w:rFonts w:asciiTheme="minorHAnsi" w:hAnsiTheme="minorHAnsi" w:cstheme="minorHAnsi"/>
-          <w:lang w:val="en-US"/>
-        </w:rPr>
-      </w:pPr>
-      <w:r>
-        <w:rPr>
-          <w:rFonts w:asciiTheme="minorHAnsi" w:hAnsiTheme="minorHAnsi" w:cstheme="minorHAnsi"/>
-          <w:lang w:val="en-US"/>
+          <w:rFonts w:asciiTheme="minorHAnsi" w:eastAsiaTheme="minorHAnsi" w:hAnsiTheme="minorHAnsi" w:cstheme="minorHAnsi"/>
+          <w:kern w:val="2"/>
+          <w:lang w:val="en-US" w:eastAsia="en-US"/>
+          <w14:ligatures w14:val="standardContextual"/>
+        </w:rPr>
+      </w:pPr>
+      <w:r>
+        <w:rPr>
+          <w:rFonts w:asciiTheme="minorHAnsi" w:eastAsiaTheme="minorHAnsi" w:hAnsiTheme="minorHAnsi" w:cstheme="minorHAnsi"/>
+          <w:kern w:val="2"/>
+          <w:lang w:val="en-US" w:eastAsia="en-US"/>
+          <w14:ligatures w14:val="standardContextual"/>
         </w:rPr>
         <w:t xml:space="preserve">     ↓</w:t>
       </w:r>
@@ -3388,14 +3888,18 @@
       <w:pPr>
         <w:pStyle w:val="NormalWeb"/>
         <w:rPr>
-          <w:rFonts w:asciiTheme="minorHAnsi" w:hAnsiTheme="minorHAnsi" w:cstheme="minorHAnsi"/>
-          <w:lang w:val="en-US"/>
-        </w:rPr>
-      </w:pPr>
-      <w:r>
-        <w:rPr>
-          <w:rFonts w:asciiTheme="minorHAnsi" w:hAnsiTheme="minorHAnsi" w:cstheme="minorHAnsi"/>
-          <w:lang w:val="en-US"/>
+          <w:rFonts w:asciiTheme="minorHAnsi" w:eastAsiaTheme="minorHAnsi" w:hAnsiTheme="minorHAnsi" w:cstheme="minorHAnsi"/>
+          <w:kern w:val="2"/>
+          <w:lang w:val="en-US" w:eastAsia="en-US"/>
+          <w14:ligatures w14:val="standardContextual"/>
+        </w:rPr>
+      </w:pPr>
+      <w:r>
+        <w:rPr>
+          <w:rFonts w:asciiTheme="minorHAnsi" w:eastAsiaTheme="minorHAnsi" w:hAnsiTheme="minorHAnsi" w:cstheme="minorHAnsi"/>
+          <w:kern w:val="2"/>
+          <w:lang w:val="en-US" w:eastAsia="en-US"/>
+          <w14:ligatures w14:val="standardContextual"/>
         </w:rPr>
         <w:t>Model evaluation</w:t>
       </w:r>
@@ -3404,14 +3908,18 @@
       <w:pPr>
         <w:pStyle w:val="NormalWeb"/>
         <w:rPr>
-          <w:rFonts w:asciiTheme="minorHAnsi" w:hAnsiTheme="minorHAnsi" w:cstheme="minorHAnsi"/>
-          <w:lang w:val="en-US"/>
-        </w:rPr>
-      </w:pPr>
-      <w:r>
-        <w:rPr>
-          <w:rFonts w:asciiTheme="minorHAnsi" w:hAnsiTheme="minorHAnsi" w:cstheme="minorHAnsi"/>
-          <w:lang w:val="en-US"/>
+          <w:rFonts w:asciiTheme="minorHAnsi" w:eastAsiaTheme="minorHAnsi" w:hAnsiTheme="minorHAnsi" w:cstheme="minorHAnsi"/>
+          <w:kern w:val="2"/>
+          <w:lang w:val="en-US" w:eastAsia="en-US"/>
+          <w14:ligatures w14:val="standardContextual"/>
+        </w:rPr>
+      </w:pPr>
+      <w:r>
+        <w:rPr>
+          <w:rFonts w:asciiTheme="minorHAnsi" w:eastAsiaTheme="minorHAnsi" w:hAnsiTheme="minorHAnsi" w:cstheme="minorHAnsi"/>
+          <w:kern w:val="2"/>
+          <w:lang w:val="en-US" w:eastAsia="en-US"/>
+          <w14:ligatures w14:val="standardContextual"/>
         </w:rPr>
         <w:t xml:space="preserve">     ↓</w:t>
       </w:r>
@@ -3420,14 +3928,18 @@
       <w:pPr>
         <w:pStyle w:val="NormalWeb"/>
         <w:rPr>
-          <w:rFonts w:asciiTheme="minorHAnsi" w:hAnsiTheme="minorHAnsi" w:cstheme="minorHAnsi"/>
-          <w:lang w:val="en-US"/>
-        </w:rPr>
-      </w:pPr>
-      <w:r>
-        <w:rPr>
-          <w:rFonts w:asciiTheme="minorHAnsi" w:hAnsiTheme="minorHAnsi" w:cstheme="minorHAnsi"/>
-          <w:lang w:val="en-US"/>
+          <w:rFonts w:asciiTheme="minorHAnsi" w:eastAsiaTheme="minorHAnsi" w:hAnsiTheme="minorHAnsi" w:cstheme="minorHAnsi"/>
+          <w:kern w:val="2"/>
+          <w:lang w:val="en-US" w:eastAsia="en-US"/>
+          <w14:ligatures w14:val="standardContextual"/>
+        </w:rPr>
+      </w:pPr>
+      <w:r>
+        <w:rPr>
+          <w:rFonts w:asciiTheme="minorHAnsi" w:eastAsiaTheme="minorHAnsi" w:hAnsiTheme="minorHAnsi" w:cstheme="minorHAnsi"/>
+          <w:kern w:val="2"/>
+          <w:lang w:val="en-US" w:eastAsia="en-US"/>
+          <w14:ligatures w14:val="standardContextual"/>
         </w:rPr>
         <w:t>Power BI dashboard</w:t>
       </w:r>
@@ -3436,14 +3948,18 @@
       <w:pPr>
         <w:pStyle w:val="NormalWeb"/>
         <w:rPr>
-          <w:rFonts w:asciiTheme="minorHAnsi" w:hAnsiTheme="minorHAnsi" w:cstheme="minorHAnsi"/>
-          <w:lang w:val="en-US"/>
-        </w:rPr>
-      </w:pPr>
-      <w:r>
-        <w:rPr>
-          <w:rFonts w:asciiTheme="minorHAnsi" w:hAnsiTheme="minorHAnsi" w:cstheme="minorHAnsi"/>
-          <w:lang w:val="en-US"/>
+          <w:rFonts w:asciiTheme="minorHAnsi" w:eastAsiaTheme="minorHAnsi" w:hAnsiTheme="minorHAnsi" w:cstheme="minorHAnsi"/>
+          <w:kern w:val="2"/>
+          <w:lang w:val="en-US" w:eastAsia="en-US"/>
+          <w14:ligatures w14:val="standardContextual"/>
+        </w:rPr>
+      </w:pPr>
+      <w:r>
+        <w:rPr>
+          <w:rFonts w:asciiTheme="minorHAnsi" w:eastAsiaTheme="minorHAnsi" w:hAnsiTheme="minorHAnsi" w:cstheme="minorHAnsi"/>
+          <w:kern w:val="2"/>
+          <w:lang w:val="en-US" w:eastAsia="en-US"/>
+          <w14:ligatures w14:val="standardContextual"/>
         </w:rPr>
         <w:t>The workflow starts with the official visa dataset. Python and Pandas will prepare the data for analysis. Matplotlib and Seaborn will help identify trends and seasonal patterns. Forecasting models will then estimate future demand. The models will be evaluated using historical test data. Finally, the results will be presented in Power BI through historical charts, forecasts, key performance indicators and peak-demand information.</w:t>
       </w:r>
@@ -3452,14 +3968,18 @@
       <w:pPr>
         <w:pStyle w:val="NormalWeb"/>
         <w:rPr>
-          <w:rFonts w:asciiTheme="minorHAnsi" w:hAnsiTheme="minorHAnsi" w:cstheme="minorHAnsi"/>
-          <w:lang w:val="en-US"/>
-        </w:rPr>
-      </w:pPr>
-      <w:r>
-        <w:rPr>
-          <w:rFonts w:asciiTheme="minorHAnsi" w:hAnsiTheme="minorHAnsi" w:cstheme="minorHAnsi"/>
-          <w:lang w:val="en-US"/>
+          <w:rFonts w:asciiTheme="minorHAnsi" w:eastAsiaTheme="minorHAnsi" w:hAnsiTheme="minorHAnsi" w:cstheme="minorHAnsi"/>
+          <w:kern w:val="2"/>
+          <w:lang w:val="en-US" w:eastAsia="en-US"/>
+          <w14:ligatures w14:val="standardContextual"/>
+        </w:rPr>
+      </w:pPr>
+      <w:r>
+        <w:rPr>
+          <w:rFonts w:asciiTheme="minorHAnsi" w:eastAsiaTheme="minorHAnsi" w:hAnsiTheme="minorHAnsi" w:cstheme="minorHAnsi"/>
+          <w:kern w:val="2"/>
+          <w:lang w:val="en-US" w:eastAsia="en-US"/>
+          <w14:ligatures w14:val="standardContextual"/>
         </w:rPr>
         <w:t>This architecture connects data preparation, analysis, prediction and communication in one structured process. It will help immigration managers understand future demand and plan staff and processing capacity more effectively.</w:t>
       </w:r>
@@ -3468,6 +3988,8 @@
       <w:pPr>
         <w:rPr>
           <w:rFonts w:eastAsiaTheme="majorEastAsia" w:cstheme="minorHAnsi"/>
+          <w:b/>
+          <w:bCs/>
           <w:color w:val="2F5496" w:themeColor="accent1" w:themeShade="BF"/>
           <w:sz w:val="28"/>
           <w:szCs w:val="28"/>
@@ -3477,6 +3999,8 @@
       <w:r>
         <w:rPr>
           <w:rFonts w:eastAsiaTheme="majorEastAsia" w:cstheme="minorHAnsi"/>
+          <w:b/>
+          <w:bCs/>
           <w:color w:val="2F5496" w:themeColor="accent1" w:themeShade="BF"/>
           <w:sz w:val="28"/>
           <w:szCs w:val="28"/>
@@ -3504,21 +4028,27 @@
       <w:pPr>
         <w:pStyle w:val="NormalWeb"/>
         <w:rPr>
-          <w:rFonts w:asciiTheme="minorHAnsi" w:hAnsiTheme="minorHAnsi" w:cstheme="minorHAnsi"/>
-          <w:lang w:val="en-US"/>
-        </w:rPr>
-      </w:pPr>
-      <w:r>
-        <w:rPr>
-          <w:rFonts w:asciiTheme="minorHAnsi" w:hAnsiTheme="minorHAnsi" w:cstheme="minorHAnsi"/>
-          <w:lang w:val="en-US"/>
+          <w:rFonts w:asciiTheme="minorHAnsi" w:eastAsiaTheme="minorHAnsi" w:hAnsiTheme="minorHAnsi" w:cstheme="minorHAnsi"/>
+          <w:kern w:val="2"/>
+          <w:lang w:val="en-US" w:eastAsia="en-US"/>
+          <w14:ligatures w14:val="standardContextual"/>
+        </w:rPr>
+      </w:pPr>
+      <w:r>
+        <w:rPr>
+          <w:rFonts w:asciiTheme="minorHAnsi" w:eastAsiaTheme="minorHAnsi" w:hAnsiTheme="minorHAnsi" w:cstheme="minorHAnsi"/>
+          <w:kern w:val="2"/>
+          <w:lang w:val="en-US" w:eastAsia="en-US"/>
+          <w14:ligatures w14:val="standardContextual"/>
         </w:rPr>
         <w:t xml:space="preserve">The primary data source for this project is the “Visa Applications and Decisions, by </w:t>
       </w:r>
       <w:r>
         <w:rPr>
-          <w:rFonts w:asciiTheme="minorHAnsi" w:hAnsiTheme="minorHAnsi" w:cstheme="minorHAnsi"/>
-          <w:lang w:val="en-US"/>
+          <w:rFonts w:asciiTheme="minorHAnsi" w:eastAsiaTheme="minorHAnsi" w:hAnsiTheme="minorHAnsi" w:cstheme="minorHAnsi"/>
+          <w:kern w:val="2"/>
+          <w:lang w:val="en-US" w:eastAsia="en-US"/>
+          <w14:ligatures w14:val="standardContextual"/>
         </w:rPr>
         <w:t>Year and Month” dataset. It is published by Government of Ireland on the open data portal Data.gov.ie.</w:t>
       </w:r>
@@ -3527,21 +4057,27 @@
       <w:pPr>
         <w:pStyle w:val="NormalWeb"/>
         <w:rPr>
-          <w:rFonts w:asciiTheme="minorHAnsi" w:hAnsiTheme="minorHAnsi" w:cstheme="minorHAnsi"/>
-          <w:lang w:val="en-US"/>
-        </w:rPr>
-      </w:pPr>
-      <w:r>
-        <w:rPr>
-          <w:rFonts w:asciiTheme="minorHAnsi" w:hAnsiTheme="minorHAnsi" w:cstheme="minorHAnsi"/>
-          <w:lang w:val="en-US"/>
+          <w:rFonts w:asciiTheme="minorHAnsi" w:eastAsiaTheme="minorHAnsi" w:hAnsiTheme="minorHAnsi" w:cstheme="minorHAnsi"/>
+          <w:kern w:val="2"/>
+          <w:lang w:val="en-US" w:eastAsia="en-US"/>
+          <w14:ligatures w14:val="standardContextual"/>
+        </w:rPr>
+      </w:pPr>
+      <w:r>
+        <w:rPr>
+          <w:rFonts w:asciiTheme="minorHAnsi" w:eastAsiaTheme="minorHAnsi" w:hAnsiTheme="minorHAnsi" w:cstheme="minorHAnsi"/>
+          <w:kern w:val="2"/>
+          <w:lang w:val="en-US" w:eastAsia="en-US"/>
+          <w14:ligatures w14:val="standardContextual"/>
         </w:rPr>
         <w:t xml:space="preserve">The dataset includes monthly visa data from 2017 to July 2026. </w:t>
       </w:r>
       <w:r>
         <w:rPr>
-          <w:rFonts w:asciiTheme="minorHAnsi" w:hAnsiTheme="minorHAnsi" w:cstheme="minorHAnsi"/>
-          <w:lang w:val="en-US"/>
+          <w:rFonts w:asciiTheme="minorHAnsi" w:eastAsiaTheme="minorHAnsi" w:hAnsiTheme="minorHAnsi" w:cstheme="minorHAnsi"/>
+          <w:kern w:val="2"/>
+          <w:lang w:val="en-US" w:eastAsia="en-US"/>
+          <w14:ligatures w14:val="standardContextual"/>
         </w:rPr>
         <w:br/>
         <w:t xml:space="preserve">It contains: </w:t>
@@ -3555,14 +4091,18 @@
           <w:numId w:val="7"/>
         </w:numPr>
         <w:rPr>
-          <w:rFonts w:asciiTheme="minorHAnsi" w:hAnsiTheme="minorHAnsi" w:cstheme="minorHAnsi"/>
-          <w:lang w:val="en-US"/>
-        </w:rPr>
-      </w:pPr>
-      <w:r>
-        <w:rPr>
-          <w:rFonts w:asciiTheme="minorHAnsi" w:hAnsiTheme="minorHAnsi" w:cstheme="minorHAnsi"/>
-          <w:lang w:val="en-US"/>
+          <w:rFonts w:asciiTheme="minorHAnsi" w:eastAsiaTheme="minorHAnsi" w:hAnsiTheme="minorHAnsi" w:cstheme="minorHAnsi"/>
+          <w:kern w:val="2"/>
+          <w:lang w:val="en-US" w:eastAsia="en-US"/>
+          <w14:ligatures w14:val="standardContextual"/>
+        </w:rPr>
+      </w:pPr>
+      <w:r>
+        <w:rPr>
+          <w:rFonts w:asciiTheme="minorHAnsi" w:eastAsiaTheme="minorHAnsi" w:hAnsiTheme="minorHAnsi" w:cstheme="minorHAnsi"/>
+          <w:kern w:val="2"/>
+          <w:lang w:val="en-US" w:eastAsia="en-US"/>
+          <w14:ligatures w14:val="standardContextual"/>
         </w:rPr>
         <w:t>Short-term visa applications</w:t>
       </w:r>
@@ -3575,14 +4115,18 @@
           <w:numId w:val="7"/>
         </w:numPr>
         <w:rPr>
-          <w:rFonts w:asciiTheme="minorHAnsi" w:hAnsiTheme="minorHAnsi" w:cstheme="minorHAnsi"/>
-          <w:lang w:val="en-US"/>
-        </w:rPr>
-      </w:pPr>
-      <w:r>
-        <w:rPr>
-          <w:rFonts w:asciiTheme="minorHAnsi" w:hAnsiTheme="minorHAnsi" w:cstheme="minorHAnsi"/>
-          <w:lang w:val="en-US"/>
+          <w:rFonts w:asciiTheme="minorHAnsi" w:eastAsiaTheme="minorHAnsi" w:hAnsiTheme="minorHAnsi" w:cstheme="minorHAnsi"/>
+          <w:kern w:val="2"/>
+          <w:lang w:val="en-US" w:eastAsia="en-US"/>
+          <w14:ligatures w14:val="standardContextual"/>
+        </w:rPr>
+      </w:pPr>
+      <w:r>
+        <w:rPr>
+          <w:rFonts w:asciiTheme="minorHAnsi" w:eastAsiaTheme="minorHAnsi" w:hAnsiTheme="minorHAnsi" w:cstheme="minorHAnsi"/>
+          <w:kern w:val="2"/>
+          <w:lang w:val="en-US" w:eastAsia="en-US"/>
+          <w14:ligatures w14:val="standardContextual"/>
         </w:rPr>
         <w:lastRenderedPageBreak/>
         <w:t xml:space="preserve">Long-term visa applications </w:t>
@@ -3596,14 +4140,18 @@
           <w:numId w:val="7"/>
         </w:numPr>
         <w:rPr>
-          <w:rFonts w:asciiTheme="minorHAnsi" w:hAnsiTheme="minorHAnsi" w:cstheme="minorHAnsi"/>
-          <w:lang w:val="en-US"/>
-        </w:rPr>
-      </w:pPr>
-      <w:r>
-        <w:rPr>
-          <w:rFonts w:asciiTheme="minorHAnsi" w:hAnsiTheme="minorHAnsi" w:cstheme="minorHAnsi"/>
-          <w:lang w:val="en-US"/>
+          <w:rFonts w:asciiTheme="minorHAnsi" w:eastAsiaTheme="minorHAnsi" w:hAnsiTheme="minorHAnsi" w:cstheme="minorHAnsi"/>
+          <w:kern w:val="2"/>
+          <w:lang w:val="en-US" w:eastAsia="en-US"/>
+          <w14:ligatures w14:val="standardContextual"/>
+        </w:rPr>
+      </w:pPr>
+      <w:r>
+        <w:rPr>
+          <w:rFonts w:asciiTheme="minorHAnsi" w:eastAsiaTheme="minorHAnsi" w:hAnsiTheme="minorHAnsi" w:cstheme="minorHAnsi"/>
+          <w:kern w:val="2"/>
+          <w:lang w:val="en-US" w:eastAsia="en-US"/>
+          <w14:ligatures w14:val="standardContextual"/>
         </w:rPr>
         <w:t>Applications received</w:t>
       </w:r>
@@ -3616,14 +4164,18 @@
           <w:numId w:val="7"/>
         </w:numPr>
         <w:rPr>
-          <w:rFonts w:asciiTheme="minorHAnsi" w:hAnsiTheme="minorHAnsi" w:cstheme="minorHAnsi"/>
-          <w:lang w:val="en-US"/>
-        </w:rPr>
-      </w:pPr>
-      <w:r>
-        <w:rPr>
-          <w:rFonts w:asciiTheme="minorHAnsi" w:hAnsiTheme="minorHAnsi" w:cstheme="minorHAnsi"/>
-          <w:lang w:val="en-US"/>
+          <w:rFonts w:asciiTheme="minorHAnsi" w:eastAsiaTheme="minorHAnsi" w:hAnsiTheme="minorHAnsi" w:cstheme="minorHAnsi"/>
+          <w:kern w:val="2"/>
+          <w:lang w:val="en-US" w:eastAsia="en-US"/>
+          <w14:ligatures w14:val="standardContextual"/>
+        </w:rPr>
+      </w:pPr>
+      <w:r>
+        <w:rPr>
+          <w:rFonts w:asciiTheme="minorHAnsi" w:eastAsiaTheme="minorHAnsi" w:hAnsiTheme="minorHAnsi" w:cstheme="minorHAnsi"/>
+          <w:kern w:val="2"/>
+          <w:lang w:val="en-US" w:eastAsia="en-US"/>
+          <w14:ligatures w14:val="standardContextual"/>
         </w:rPr>
         <w:t>Applications approved</w:t>
       </w:r>
@@ -3636,14 +4188,18 @@
           <w:numId w:val="7"/>
         </w:numPr>
         <w:rPr>
-          <w:rFonts w:asciiTheme="minorHAnsi" w:hAnsiTheme="minorHAnsi" w:cstheme="minorHAnsi"/>
-          <w:lang w:val="en-US"/>
-        </w:rPr>
-      </w:pPr>
-      <w:r>
-        <w:rPr>
-          <w:rFonts w:asciiTheme="minorHAnsi" w:hAnsiTheme="minorHAnsi" w:cstheme="minorHAnsi"/>
-          <w:lang w:val="en-US"/>
+          <w:rFonts w:asciiTheme="minorHAnsi" w:eastAsiaTheme="minorHAnsi" w:hAnsiTheme="minorHAnsi" w:cstheme="minorHAnsi"/>
+          <w:kern w:val="2"/>
+          <w:lang w:val="en-US" w:eastAsia="en-US"/>
+          <w14:ligatures w14:val="standardContextual"/>
+        </w:rPr>
+      </w:pPr>
+      <w:r>
+        <w:rPr>
+          <w:rFonts w:asciiTheme="minorHAnsi" w:eastAsiaTheme="minorHAnsi" w:hAnsiTheme="minorHAnsi" w:cstheme="minorHAnsi"/>
+          <w:kern w:val="2"/>
+          <w:lang w:val="en-US" w:eastAsia="en-US"/>
+          <w14:ligatures w14:val="standardContextual"/>
         </w:rPr>
         <w:t>Rejected applications</w:t>
       </w:r>
@@ -3652,56 +4208,72 @@
       <w:pPr>
         <w:pStyle w:val="NormalWeb"/>
         <w:rPr>
-          <w:rFonts w:asciiTheme="minorHAnsi" w:hAnsiTheme="minorHAnsi" w:cstheme="minorHAnsi"/>
-          <w:lang w:val="en-US"/>
-        </w:rPr>
-      </w:pPr>
-      <w:r>
-        <w:rPr>
-          <w:rFonts w:asciiTheme="minorHAnsi" w:hAnsiTheme="minorHAnsi" w:cstheme="minorHAnsi"/>
-          <w:lang w:val="en-US"/>
+          <w:rFonts w:asciiTheme="minorHAnsi" w:eastAsiaTheme="minorHAnsi" w:hAnsiTheme="minorHAnsi" w:cstheme="minorHAnsi"/>
+          <w:kern w:val="2"/>
+          <w:lang w:val="en-US" w:eastAsia="en-US"/>
+          <w14:ligatures w14:val="standardContextual"/>
+        </w:rPr>
+      </w:pPr>
+      <w:r>
+        <w:rPr>
+          <w:rFonts w:asciiTheme="minorHAnsi" w:eastAsiaTheme="minorHAnsi" w:hAnsiTheme="minorHAnsi" w:cstheme="minorHAnsi"/>
+          <w:kern w:val="2"/>
+          <w:lang w:val="en-US" w:eastAsia="en-US"/>
+          <w14:ligatures w14:val="standardContextual"/>
         </w:rPr>
         <w:t>The data</w:t>
       </w:r>
       <w:r>
         <w:rPr>
-          <w:rFonts w:asciiTheme="minorHAnsi" w:hAnsiTheme="minorHAnsi" w:cstheme="minorHAnsi"/>
-          <w:lang w:val="en-US"/>
+          <w:rFonts w:asciiTheme="minorHAnsi" w:eastAsiaTheme="minorHAnsi" w:hAnsiTheme="minorHAnsi" w:cstheme="minorHAnsi"/>
+          <w:kern w:val="2"/>
+          <w:lang w:val="en-US" w:eastAsia="en-US"/>
+          <w14:ligatures w14:val="standardContextual"/>
         </w:rPr>
         <w:t xml:space="preserve"> records both paper</w:t>
       </w:r>
       <w:r>
         <w:rPr>
-          <w:rFonts w:asciiTheme="minorHAnsi" w:hAnsiTheme="minorHAnsi" w:cstheme="minorHAnsi"/>
-          <w:lang w:val="en-US"/>
+          <w:rFonts w:asciiTheme="minorHAnsi" w:eastAsiaTheme="minorHAnsi" w:hAnsiTheme="minorHAnsi" w:cstheme="minorHAnsi"/>
+          <w:kern w:val="2"/>
+          <w:lang w:val="en-US" w:eastAsia="en-US"/>
+          <w14:ligatures w14:val="standardContextual"/>
         </w:rPr>
         <w:t xml:space="preserve"> and online visa applications after</w:t>
       </w:r>
       <w:r>
         <w:rPr>
-          <w:rFonts w:asciiTheme="minorHAnsi" w:hAnsiTheme="minorHAnsi" w:cstheme="minorHAnsi"/>
-          <w:lang w:val="en-US"/>
+          <w:rFonts w:asciiTheme="minorHAnsi" w:eastAsiaTheme="minorHAnsi" w:hAnsiTheme="minorHAnsi" w:cstheme="minorHAnsi"/>
+          <w:kern w:val="2"/>
+          <w:lang w:val="en-US" w:eastAsia="en-US"/>
+          <w14:ligatures w14:val="standardContextual"/>
         </w:rPr>
         <w:t xml:space="preserve"> payment </w:t>
       </w:r>
       <w:r>
         <w:rPr>
-          <w:rFonts w:asciiTheme="minorHAnsi" w:hAnsiTheme="minorHAnsi" w:cstheme="minorHAnsi"/>
-          <w:lang w:val="en-US"/>
+          <w:rFonts w:asciiTheme="minorHAnsi" w:eastAsiaTheme="minorHAnsi" w:hAnsiTheme="minorHAnsi" w:cstheme="minorHAnsi"/>
+          <w:kern w:val="2"/>
+          <w:lang w:val="en-US" w:eastAsia="en-US"/>
+          <w14:ligatures w14:val="standardContextual"/>
         </w:rPr>
         <w:t>have</w:t>
       </w:r>
       <w:r>
         <w:rPr>
-          <w:rFonts w:asciiTheme="minorHAnsi" w:hAnsiTheme="minorHAnsi" w:cstheme="minorHAnsi"/>
-          <w:lang w:val="en-US"/>
+          <w:rFonts w:asciiTheme="minorHAnsi" w:eastAsiaTheme="minorHAnsi" w:hAnsiTheme="minorHAnsi" w:cstheme="minorHAnsi"/>
+          <w:kern w:val="2"/>
+          <w:lang w:val="en-US" w:eastAsia="en-US"/>
+          <w14:ligatures w14:val="standardContextual"/>
         </w:rPr>
         <w:t xml:space="preserve"> been completed. It also includes visa decisions</w:t>
       </w:r>
       <w:r>
         <w:rPr>
-          <w:rFonts w:asciiTheme="minorHAnsi" w:hAnsiTheme="minorHAnsi" w:cstheme="minorHAnsi"/>
-          <w:lang w:val="en-US"/>
+          <w:rFonts w:asciiTheme="minorHAnsi" w:eastAsiaTheme="minorHAnsi" w:hAnsiTheme="minorHAnsi" w:cstheme="minorHAnsi"/>
+          <w:kern w:val="2"/>
+          <w:lang w:val="en-US" w:eastAsia="en-US"/>
+          <w14:ligatures w14:val="standardContextual"/>
         </w:rPr>
         <w:t xml:space="preserve"> made each month. Data.gov.ie</w:t>
       </w:r>
@@ -3710,42 +4282,54 @@
       <w:pPr>
         <w:pStyle w:val="NormalWeb"/>
         <w:rPr>
-          <w:rFonts w:asciiTheme="minorHAnsi" w:hAnsiTheme="minorHAnsi" w:cstheme="minorHAnsi"/>
-          <w:lang w:val="en-US"/>
-        </w:rPr>
-      </w:pPr>
-      <w:r>
-        <w:rPr>
-          <w:rFonts w:asciiTheme="minorHAnsi" w:hAnsiTheme="minorHAnsi" w:cstheme="minorHAnsi"/>
-          <w:lang w:val="en-US"/>
+          <w:rFonts w:asciiTheme="minorHAnsi" w:eastAsiaTheme="minorHAnsi" w:hAnsiTheme="minorHAnsi" w:cstheme="minorHAnsi"/>
+          <w:kern w:val="2"/>
+          <w:lang w:val="en-US" w:eastAsia="en-US"/>
+          <w14:ligatures w14:val="standardContextual"/>
+        </w:rPr>
+      </w:pPr>
+      <w:r>
+        <w:rPr>
+          <w:rFonts w:asciiTheme="minorHAnsi" w:eastAsiaTheme="minorHAnsi" w:hAnsiTheme="minorHAnsi" w:cstheme="minorHAnsi"/>
+          <w:kern w:val="2"/>
+          <w:lang w:val="en-US" w:eastAsia="en-US"/>
+          <w14:ligatures w14:val="standardContextual"/>
         </w:rPr>
         <w:t>This dataset is s</w:t>
       </w:r>
       <w:r>
         <w:rPr>
-          <w:rFonts w:asciiTheme="minorHAnsi" w:hAnsiTheme="minorHAnsi" w:cstheme="minorHAnsi"/>
-          <w:lang w:val="en-US"/>
+          <w:rFonts w:asciiTheme="minorHAnsi" w:eastAsiaTheme="minorHAnsi" w:hAnsiTheme="minorHAnsi" w:cstheme="minorHAnsi"/>
+          <w:kern w:val="2"/>
+          <w:lang w:val="en-US" w:eastAsia="en-US"/>
+          <w14:ligatures w14:val="standardContextual"/>
         </w:rPr>
         <w:t xml:space="preserve">uitable </w:t>
       </w:r>
       <w:r>
         <w:rPr>
-          <w:rFonts w:asciiTheme="minorHAnsi" w:hAnsiTheme="minorHAnsi" w:cstheme="minorHAnsi"/>
-          <w:lang w:val="en-US"/>
+          <w:rFonts w:asciiTheme="minorHAnsi" w:eastAsiaTheme="minorHAnsi" w:hAnsiTheme="minorHAnsi" w:cstheme="minorHAnsi"/>
+          <w:kern w:val="2"/>
+          <w:lang w:val="en-US" w:eastAsia="en-US"/>
+          <w14:ligatures w14:val="standardContextual"/>
         </w:rPr>
         <w:t xml:space="preserve">for the project because it provides monthly historical data spanning several years. This makes it possible </w:t>
       </w:r>
       <w:r>
         <w:rPr>
-          <w:rFonts w:asciiTheme="minorHAnsi" w:hAnsiTheme="minorHAnsi" w:cstheme="minorHAnsi"/>
-          <w:lang w:val="en-US"/>
+          <w:rFonts w:asciiTheme="minorHAnsi" w:eastAsiaTheme="minorHAnsi" w:hAnsiTheme="minorHAnsi" w:cstheme="minorHAnsi"/>
+          <w:kern w:val="2"/>
+          <w:lang w:val="en-US" w:eastAsia="en-US"/>
+          <w14:ligatures w14:val="standardContextual"/>
         </w:rPr>
         <w:t>to identify trends, seasonal patterns, and changes in visa demand over time</w:t>
       </w:r>
       <w:r>
         <w:rPr>
-          <w:rFonts w:asciiTheme="minorHAnsi" w:hAnsiTheme="minorHAnsi" w:cstheme="minorHAnsi"/>
-          <w:lang w:val="en-US"/>
+          <w:rFonts w:asciiTheme="minorHAnsi" w:eastAsiaTheme="minorHAnsi" w:hAnsiTheme="minorHAnsi" w:cstheme="minorHAnsi"/>
+          <w:kern w:val="2"/>
+          <w:lang w:val="en-US" w:eastAsia="en-US"/>
+          <w14:ligatures w14:val="standardContextual"/>
         </w:rPr>
         <w:t>.</w:t>
       </w:r>
@@ -3754,70 +4338,90 @@
       <w:pPr>
         <w:pStyle w:val="NormalWeb"/>
         <w:rPr>
-          <w:rFonts w:asciiTheme="minorHAnsi" w:hAnsiTheme="minorHAnsi" w:cstheme="minorHAnsi"/>
-          <w:lang w:val="en-US"/>
-        </w:rPr>
-      </w:pPr>
-      <w:r>
-        <w:rPr>
-          <w:rFonts w:asciiTheme="minorHAnsi" w:hAnsiTheme="minorHAnsi" w:cstheme="minorHAnsi"/>
-          <w:lang w:val="en-US"/>
+          <w:rFonts w:asciiTheme="minorHAnsi" w:eastAsiaTheme="minorHAnsi" w:hAnsiTheme="minorHAnsi" w:cstheme="minorHAnsi"/>
+          <w:kern w:val="2"/>
+          <w:lang w:val="en-US" w:eastAsia="en-US"/>
+          <w14:ligatures w14:val="standardContextual"/>
+        </w:rPr>
+      </w:pPr>
+      <w:r>
+        <w:rPr>
+          <w:rFonts w:asciiTheme="minorHAnsi" w:eastAsiaTheme="minorHAnsi" w:hAnsiTheme="minorHAnsi" w:cstheme="minorHAnsi"/>
+          <w:kern w:val="2"/>
+          <w:lang w:val="en-US" w:eastAsia="en-US"/>
+          <w14:ligatures w14:val="standardContextual"/>
         </w:rPr>
         <w:t xml:space="preserve">The original file is </w:t>
       </w:r>
       <w:r>
         <w:rPr>
-          <w:rFonts w:asciiTheme="minorHAnsi" w:hAnsiTheme="minorHAnsi" w:cstheme="minorHAnsi"/>
-          <w:lang w:val="en-US"/>
+          <w:rFonts w:asciiTheme="minorHAnsi" w:eastAsiaTheme="minorHAnsi" w:hAnsiTheme="minorHAnsi" w:cstheme="minorHAnsi"/>
+          <w:kern w:val="2"/>
+          <w:lang w:val="en-US" w:eastAsia="en-US"/>
+          <w14:ligatures w14:val="standardContextual"/>
         </w:rPr>
         <w:t xml:space="preserve">in </w:t>
       </w:r>
       <w:r>
         <w:rPr>
-          <w:rFonts w:asciiTheme="minorHAnsi" w:hAnsiTheme="minorHAnsi" w:cstheme="minorHAnsi"/>
-          <w:lang w:val="en-US"/>
+          <w:rFonts w:asciiTheme="minorHAnsi" w:eastAsiaTheme="minorHAnsi" w:hAnsiTheme="minorHAnsi" w:cstheme="minorHAnsi"/>
+          <w:kern w:val="2"/>
+          <w:lang w:val="en-US" w:eastAsia="en-US"/>
+          <w14:ligatures w14:val="standardContextual"/>
         </w:rPr>
         <w:t>w</w:t>
       </w:r>
       <w:r>
         <w:rPr>
-          <w:rFonts w:asciiTheme="minorHAnsi" w:hAnsiTheme="minorHAnsi" w:cstheme="minorHAnsi"/>
-          <w:lang w:val="en-US"/>
+          <w:rFonts w:asciiTheme="minorHAnsi" w:eastAsiaTheme="minorHAnsi" w:hAnsiTheme="minorHAnsi" w:cstheme="minorHAnsi"/>
+          <w:kern w:val="2"/>
+          <w:lang w:val="en-US" w:eastAsia="en-US"/>
+          <w14:ligatures w14:val="standardContextual"/>
         </w:rPr>
         <w:t xml:space="preserve">ide format, with one column </w:t>
       </w:r>
       <w:r>
         <w:rPr>
-          <w:rFonts w:asciiTheme="minorHAnsi" w:hAnsiTheme="minorHAnsi" w:cstheme="minorHAnsi"/>
-          <w:lang w:val="en-US"/>
+          <w:rFonts w:asciiTheme="minorHAnsi" w:eastAsiaTheme="minorHAnsi" w:hAnsiTheme="minorHAnsi" w:cstheme="minorHAnsi"/>
+          <w:kern w:val="2"/>
+          <w:lang w:val="en-US" w:eastAsia="en-US"/>
+          <w14:ligatures w14:val="standardContextual"/>
         </w:rPr>
         <w:t xml:space="preserve">for each month. It will be </w:t>
       </w:r>
       <w:r>
         <w:rPr>
-          <w:rFonts w:asciiTheme="minorHAnsi" w:hAnsiTheme="minorHAnsi" w:cstheme="minorHAnsi"/>
-          <w:lang w:val="en-US"/>
+          <w:rFonts w:asciiTheme="minorHAnsi" w:eastAsiaTheme="minorHAnsi" w:hAnsiTheme="minorHAnsi" w:cstheme="minorHAnsi"/>
+          <w:kern w:val="2"/>
+          <w:lang w:val="en-US" w:eastAsia="en-US"/>
+          <w14:ligatures w14:val="standardContextual"/>
         </w:rPr>
         <w:t>transformed</w:t>
       </w:r>
       <w:r>
         <w:rPr>
-          <w:rFonts w:asciiTheme="minorHAnsi" w:hAnsiTheme="minorHAnsi" w:cstheme="minorHAnsi"/>
-          <w:lang w:val="en-US"/>
+          <w:rFonts w:asciiTheme="minorHAnsi" w:eastAsiaTheme="minorHAnsi" w:hAnsiTheme="minorHAnsi" w:cstheme="minorHAnsi"/>
+          <w:kern w:val="2"/>
+          <w:lang w:val="en-US" w:eastAsia="en-US"/>
+          <w14:ligatures w14:val="standardContextual"/>
         </w:rPr>
         <w:t xml:space="preserve"> </w:t>
       </w:r>
       <w:r>
         <w:rPr>
-          <w:rFonts w:asciiTheme="minorHAnsi" w:hAnsiTheme="minorHAnsi" w:cstheme="minorHAnsi"/>
-          <w:lang w:val="en-US"/>
+          <w:rFonts w:asciiTheme="minorHAnsi" w:eastAsiaTheme="minorHAnsi" w:hAnsiTheme="minorHAnsi" w:cstheme="minorHAnsi"/>
+          <w:kern w:val="2"/>
+          <w:lang w:val="en-US" w:eastAsia="en-US"/>
+          <w14:ligatures w14:val="standardContextual"/>
         </w:rPr>
         <w:t xml:space="preserve">into long format for </w:t>
       </w:r>
       <w:r>
         <w:rPr>
-          <w:rFonts w:asciiTheme="minorHAnsi" w:hAnsiTheme="minorHAnsi" w:cstheme="minorHAnsi"/>
-          <w:lang w:val="en-US"/>
+          <w:rFonts w:asciiTheme="minorHAnsi" w:eastAsiaTheme="minorHAnsi" w:hAnsiTheme="minorHAnsi" w:cstheme="minorHAnsi"/>
+          <w:kern w:val="2"/>
+          <w:lang w:val="en-US" w:eastAsia="en-US"/>
+          <w14:ligatures w14:val="standardContextual"/>
         </w:rPr>
         <w:t xml:space="preserve">analysis. </w:t>
       </w:r>
@@ -3826,28 +4430,36 @@
       <w:pPr>
         <w:pStyle w:val="NormalWeb"/>
         <w:rPr>
-          <w:rFonts w:asciiTheme="minorHAnsi" w:hAnsiTheme="minorHAnsi" w:cstheme="minorHAnsi"/>
-          <w:lang w:val="en-US"/>
-        </w:rPr>
-      </w:pPr>
-      <w:r>
-        <w:rPr>
-          <w:rFonts w:asciiTheme="minorHAnsi" w:hAnsiTheme="minorHAnsi" w:cstheme="minorHAnsi"/>
-          <w:lang w:val="en-US"/>
+          <w:rFonts w:asciiTheme="minorHAnsi" w:eastAsiaTheme="minorHAnsi" w:hAnsiTheme="minorHAnsi" w:cstheme="minorHAnsi"/>
+          <w:kern w:val="2"/>
+          <w:lang w:val="en-US" w:eastAsia="en-US"/>
+          <w14:ligatures w14:val="standardContextual"/>
+        </w:rPr>
+      </w:pPr>
+      <w:r>
+        <w:rPr>
+          <w:rFonts w:asciiTheme="minorHAnsi" w:eastAsiaTheme="minorHAnsi" w:hAnsiTheme="minorHAnsi" w:cstheme="minorHAnsi"/>
+          <w:kern w:val="2"/>
+          <w:lang w:val="en-US" w:eastAsia="en-US"/>
+          <w14:ligatures w14:val="standardContextual"/>
         </w:rPr>
         <w:t>The data co</w:t>
       </w:r>
       <w:r>
         <w:rPr>
-          <w:rFonts w:asciiTheme="minorHAnsi" w:hAnsiTheme="minorHAnsi" w:cstheme="minorHAnsi"/>
-          <w:lang w:val="en-US"/>
+          <w:rFonts w:asciiTheme="minorHAnsi" w:eastAsiaTheme="minorHAnsi" w:hAnsiTheme="minorHAnsi" w:cstheme="minorHAnsi"/>
+          <w:kern w:val="2"/>
+          <w:lang w:val="en-US" w:eastAsia="en-US"/>
+          <w14:ligatures w14:val="standardContextual"/>
         </w:rPr>
         <w:t>mes from an official source of the government of Ireland, making it suit</w:t>
       </w:r>
       <w:r>
         <w:rPr>
-          <w:rFonts w:asciiTheme="minorHAnsi" w:hAnsiTheme="minorHAnsi" w:cstheme="minorHAnsi"/>
-          <w:lang w:val="en-US"/>
+          <w:rFonts w:asciiTheme="minorHAnsi" w:eastAsiaTheme="minorHAnsi" w:hAnsiTheme="minorHAnsi" w:cstheme="minorHAnsi"/>
+          <w:kern w:val="2"/>
+          <w:lang w:val="en-US" w:eastAsia="en-US"/>
+          <w14:ligatures w14:val="standardContextual"/>
         </w:rPr>
         <w:t xml:space="preserve">able for academic use. </w:t>
       </w:r>
@@ -3856,14 +4468,18 @@
       <w:pPr>
         <w:pStyle w:val="NormalWeb"/>
         <w:rPr>
-          <w:rFonts w:asciiTheme="minorHAnsi" w:hAnsiTheme="minorHAnsi" w:cstheme="minorHAnsi"/>
-          <w:lang w:val="en-US"/>
-        </w:rPr>
-      </w:pPr>
-      <w:r>
-        <w:rPr>
-          <w:rFonts w:asciiTheme="minorHAnsi" w:hAnsiTheme="minorHAnsi" w:cstheme="minorHAnsi"/>
-          <w:lang w:val="en-US"/>
+          <w:rFonts w:asciiTheme="minorHAnsi" w:eastAsiaTheme="minorHAnsi" w:hAnsiTheme="minorHAnsi" w:cstheme="minorHAnsi"/>
+          <w:kern w:val="2"/>
+          <w:lang w:val="en-US" w:eastAsia="en-US"/>
+          <w14:ligatures w14:val="standardContextual"/>
+        </w:rPr>
+      </w:pPr>
+      <w:r>
+        <w:rPr>
+          <w:rFonts w:asciiTheme="minorHAnsi" w:eastAsiaTheme="minorHAnsi" w:hAnsiTheme="minorHAnsi" w:cstheme="minorHAnsi"/>
+          <w:kern w:val="2"/>
+          <w:lang w:val="en-US" w:eastAsia="en-US"/>
+          <w14:ligatures w14:val="standardContextual"/>
         </w:rPr>
         <w:t>The project will use only the monthly totals. It will not use personal information or identify individual applicants.</w:t>
       </w:r>
@@ -3872,6 +4488,8 @@
       <w:pPr>
         <w:rPr>
           <w:rFonts w:eastAsiaTheme="majorEastAsia" w:cstheme="minorHAnsi"/>
+          <w:b/>
+          <w:bCs/>
           <w:color w:val="2F5496" w:themeColor="accent1" w:themeShade="BF"/>
           <w:sz w:val="28"/>
           <w:szCs w:val="28"/>
@@ -3881,6 +4499,8 @@
       <w:r>
         <w:rPr>
           <w:rFonts w:eastAsiaTheme="majorEastAsia" w:cstheme="minorHAnsi"/>
+          <w:b/>
+          <w:bCs/>
           <w:color w:val="2F5496" w:themeColor="accent1" w:themeShade="BF"/>
           <w:sz w:val="28"/>
           <w:szCs w:val="28"/>
@@ -3908,18 +4528,27 @@
       <w:pPr>
         <w:pStyle w:val="NormalWeb"/>
         <w:rPr>
-          <w:rFonts w:asciiTheme="minorHAnsi" w:hAnsiTheme="minorHAnsi" w:cstheme="minorHAnsi"/>
-        </w:rPr>
-      </w:pPr>
-      <w:r>
-        <w:rPr>
-          <w:rFonts w:asciiTheme="minorHAnsi" w:hAnsiTheme="minorHAnsi" w:cstheme="minorHAnsi"/>
+          <w:rFonts w:asciiTheme="minorHAnsi" w:eastAsiaTheme="minorHAnsi" w:hAnsiTheme="minorHAnsi" w:cstheme="minorHAnsi"/>
+          <w:kern w:val="2"/>
+          <w:lang w:val="en-US" w:eastAsia="en-US"/>
+          <w14:ligatures w14:val="standardContextual"/>
+        </w:rPr>
+      </w:pPr>
+      <w:r>
+        <w:rPr>
+          <w:rFonts w:asciiTheme="minorHAnsi" w:eastAsiaTheme="minorHAnsi" w:hAnsiTheme="minorHAnsi" w:cstheme="minorHAnsi"/>
+          <w:kern w:val="2"/>
+          <w:lang w:val="en-US" w:eastAsia="en-US"/>
+          <w14:ligatures w14:val="standardContextual"/>
         </w:rPr>
         <w:t xml:space="preserve">By the end </w:t>
       </w:r>
       <w:r>
         <w:rPr>
-          <w:rFonts w:asciiTheme="minorHAnsi" w:hAnsiTheme="minorHAnsi" w:cstheme="minorHAnsi"/>
+          <w:rFonts w:asciiTheme="minorHAnsi" w:eastAsiaTheme="minorHAnsi" w:hAnsiTheme="minorHAnsi" w:cstheme="minorHAnsi"/>
+          <w:kern w:val="2"/>
+          <w:lang w:val="en-US" w:eastAsia="en-US"/>
+          <w14:ligatures w14:val="standardContextual"/>
         </w:rPr>
         <w:t>of the second semester, the project will present the following results:</w:t>
       </w:r>
@@ -3932,12 +4561,18 @@
           <w:numId w:val="8"/>
         </w:numPr>
         <w:rPr>
-          <w:rFonts w:asciiTheme="minorHAnsi" w:hAnsiTheme="minorHAnsi" w:cstheme="minorHAnsi"/>
-        </w:rPr>
-      </w:pPr>
-      <w:r>
-        <w:rPr>
-          <w:rFonts w:asciiTheme="minorHAnsi" w:hAnsiTheme="minorHAnsi" w:cstheme="minorHAnsi"/>
+          <w:rFonts w:asciiTheme="minorHAnsi" w:eastAsiaTheme="minorHAnsi" w:hAnsiTheme="minorHAnsi" w:cstheme="minorHAnsi"/>
+          <w:kern w:val="2"/>
+          <w:lang w:val="en-US" w:eastAsia="en-US"/>
+          <w14:ligatures w14:val="standardContextual"/>
+        </w:rPr>
+      </w:pPr>
+      <w:r>
+        <w:rPr>
+          <w:rFonts w:asciiTheme="minorHAnsi" w:eastAsiaTheme="minorHAnsi" w:hAnsiTheme="minorHAnsi" w:cstheme="minorHAnsi"/>
+          <w:kern w:val="2"/>
+          <w:lang w:val="en-US" w:eastAsia="en-US"/>
+          <w14:ligatures w14:val="standardContextual"/>
         </w:rPr>
         <w:t>A cleaned and transformed dataset of visa application</w:t>
       </w:r>
@@ -3950,18 +4585,27 @@
           <w:numId w:val="8"/>
         </w:numPr>
         <w:rPr>
-          <w:rFonts w:asciiTheme="minorHAnsi" w:hAnsiTheme="minorHAnsi" w:cstheme="minorHAnsi"/>
-        </w:rPr>
-      </w:pPr>
-      <w:r>
-        <w:rPr>
-          <w:rFonts w:asciiTheme="minorHAnsi" w:hAnsiTheme="minorHAnsi" w:cstheme="minorHAnsi"/>
+          <w:rFonts w:asciiTheme="minorHAnsi" w:eastAsiaTheme="minorHAnsi" w:hAnsiTheme="minorHAnsi" w:cstheme="minorHAnsi"/>
+          <w:kern w:val="2"/>
+          <w:lang w:val="en-US" w:eastAsia="en-US"/>
+          <w14:ligatures w14:val="standardContextual"/>
+        </w:rPr>
+      </w:pPr>
+      <w:r>
+        <w:rPr>
+          <w:rFonts w:asciiTheme="minorHAnsi" w:eastAsiaTheme="minorHAnsi" w:hAnsiTheme="minorHAnsi" w:cstheme="minorHAnsi"/>
+          <w:kern w:val="2"/>
+          <w:lang w:val="en-US" w:eastAsia="en-US"/>
+          <w14:ligatures w14:val="standardContextual"/>
         </w:rPr>
         <w:t>A data directory explained each</w:t>
       </w:r>
       <w:r>
         <w:rPr>
-          <w:rFonts w:asciiTheme="minorHAnsi" w:hAnsiTheme="minorHAnsi" w:cstheme="minorHAnsi"/>
+          <w:rFonts w:asciiTheme="minorHAnsi" w:eastAsiaTheme="minorHAnsi" w:hAnsiTheme="minorHAnsi" w:cstheme="minorHAnsi"/>
+          <w:kern w:val="2"/>
+          <w:lang w:val="en-US" w:eastAsia="en-US"/>
+          <w14:ligatures w14:val="standardContextual"/>
         </w:rPr>
         <w:t xml:space="preserve"> variable, data type, missing values, and data transformations.</w:t>
       </w:r>
@@ -3974,42 +4618,65 @@
           <w:numId w:val="8"/>
         </w:numPr>
         <w:rPr>
-          <w:rFonts w:asciiTheme="minorHAnsi" w:hAnsiTheme="minorHAnsi" w:cstheme="minorHAnsi"/>
-        </w:rPr>
-      </w:pPr>
-      <w:r>
-        <w:rPr>
-          <w:rFonts w:asciiTheme="minorHAnsi" w:hAnsiTheme="minorHAnsi" w:cstheme="minorHAnsi"/>
+          <w:rFonts w:asciiTheme="minorHAnsi" w:eastAsiaTheme="minorHAnsi" w:hAnsiTheme="minorHAnsi" w:cstheme="minorHAnsi"/>
+          <w:kern w:val="2"/>
+          <w:lang w:val="en-US" w:eastAsia="en-US"/>
+          <w14:ligatures w14:val="standardContextual"/>
+        </w:rPr>
+      </w:pPr>
+      <w:r>
+        <w:rPr>
+          <w:rFonts w:asciiTheme="minorHAnsi" w:eastAsiaTheme="minorHAnsi" w:hAnsiTheme="minorHAnsi" w:cstheme="minorHAnsi"/>
+          <w:kern w:val="2"/>
+          <w:lang w:val="en-US" w:eastAsia="en-US"/>
+          <w14:ligatures w14:val="standardContextual"/>
         </w:rPr>
         <w:t xml:space="preserve">A </w:t>
       </w:r>
-      <w:r>
-        <w:rPr>
-          <w:rFonts w:asciiTheme="minorHAnsi" w:hAnsiTheme="minorHAnsi" w:cstheme="minorHAnsi"/>
+      <w:proofErr w:type="spellStart"/>
+      <w:r>
+        <w:rPr>
+          <w:rFonts w:asciiTheme="minorHAnsi" w:eastAsiaTheme="minorHAnsi" w:hAnsiTheme="minorHAnsi" w:cstheme="minorHAnsi"/>
+          <w:kern w:val="2"/>
+          <w:lang w:val="en-US" w:eastAsia="en-US"/>
+          <w14:ligatures w14:val="standardContextual"/>
         </w:rPr>
         <w:t>Jupyter</w:t>
       </w:r>
-      <w:r>
-        <w:rPr>
-          <w:rFonts w:asciiTheme="minorHAnsi" w:hAnsiTheme="minorHAnsi" w:cstheme="minorHAnsi"/>
+      <w:proofErr w:type="spellEnd"/>
+      <w:r>
+        <w:rPr>
+          <w:rFonts w:asciiTheme="minorHAnsi" w:eastAsiaTheme="minorHAnsi" w:hAnsiTheme="minorHAnsi" w:cstheme="minorHAnsi"/>
+          <w:kern w:val="2"/>
+          <w:lang w:val="en-US" w:eastAsia="en-US"/>
+          <w14:ligatures w14:val="standardContextual"/>
         </w:rPr>
         <w:t xml:space="preserve"> notebook with Python code for data cl</w:t>
       </w:r>
       <w:r>
         <w:rPr>
-          <w:rFonts w:asciiTheme="minorHAnsi" w:hAnsiTheme="minorHAnsi" w:cstheme="minorHAnsi"/>
+          <w:rFonts w:asciiTheme="minorHAnsi" w:eastAsiaTheme="minorHAnsi" w:hAnsiTheme="minorHAnsi" w:cstheme="minorHAnsi"/>
+          <w:kern w:val="2"/>
+          <w:lang w:val="en-US" w:eastAsia="en-US"/>
+          <w14:ligatures w14:val="standardContextual"/>
         </w:rPr>
         <w:t xml:space="preserve">eaning, analysis, </w:t>
       </w:r>
       <w:r>
         <w:rPr>
-          <w:rFonts w:asciiTheme="minorHAnsi" w:hAnsiTheme="minorHAnsi" w:cstheme="minorHAnsi"/>
+          <w:rFonts w:asciiTheme="minorHAnsi" w:eastAsiaTheme="minorHAnsi" w:hAnsiTheme="minorHAnsi" w:cstheme="minorHAnsi"/>
+          <w:kern w:val="2"/>
+          <w:lang w:val="en-US" w:eastAsia="en-US"/>
+          <w14:ligatures w14:val="standardContextual"/>
         </w:rPr>
         <w:t>an</w:t>
       </w:r>
       <w:r>
         <w:rPr>
-          <w:rFonts w:asciiTheme="minorHAnsi" w:hAnsiTheme="minorHAnsi" w:cstheme="minorHAnsi"/>
+          <w:rFonts w:asciiTheme="minorHAnsi" w:eastAsiaTheme="minorHAnsi" w:hAnsiTheme="minorHAnsi" w:cstheme="minorHAnsi"/>
+          <w:kern w:val="2"/>
+          <w:lang w:val="en-US" w:eastAsia="en-US"/>
+          <w14:ligatures w14:val="standardContextual"/>
         </w:rPr>
         <w:t>d forecasting, as well as model evaluation.</w:t>
       </w:r>
@@ -4022,36 +4689,54 @@
           <w:numId w:val="8"/>
         </w:numPr>
         <w:rPr>
-          <w:rFonts w:asciiTheme="minorHAnsi" w:hAnsiTheme="minorHAnsi" w:cstheme="minorHAnsi"/>
-        </w:rPr>
-      </w:pPr>
-      <w:r>
-        <w:rPr>
-          <w:rFonts w:asciiTheme="minorHAnsi" w:hAnsiTheme="minorHAnsi" w:cstheme="minorHAnsi"/>
+          <w:rFonts w:asciiTheme="minorHAnsi" w:eastAsiaTheme="minorHAnsi" w:hAnsiTheme="minorHAnsi" w:cstheme="minorHAnsi"/>
+          <w:kern w:val="2"/>
+          <w:lang w:val="en-US" w:eastAsia="en-US"/>
+          <w14:ligatures w14:val="standardContextual"/>
+        </w:rPr>
+      </w:pPr>
+      <w:r>
+        <w:rPr>
+          <w:rFonts w:asciiTheme="minorHAnsi" w:eastAsiaTheme="minorHAnsi" w:hAnsiTheme="minorHAnsi" w:cstheme="minorHAnsi"/>
+          <w:kern w:val="2"/>
+          <w:lang w:val="en-US" w:eastAsia="en-US"/>
+          <w14:ligatures w14:val="standardContextual"/>
         </w:rPr>
         <w:t>Charts showing historical visa demand, trends, seasonal patterns</w:t>
       </w:r>
       <w:r>
         <w:rPr>
-          <w:rFonts w:asciiTheme="minorHAnsi" w:hAnsiTheme="minorHAnsi" w:cstheme="minorHAnsi"/>
+          <w:rFonts w:asciiTheme="minorHAnsi" w:eastAsiaTheme="minorHAnsi" w:hAnsiTheme="minorHAnsi" w:cstheme="minorHAnsi"/>
+          <w:kern w:val="2"/>
+          <w:lang w:val="en-US" w:eastAsia="en-US"/>
+          <w14:ligatures w14:val="standardContextual"/>
         </w:rPr>
         <w:t xml:space="preserve">, and differences between </w:t>
       </w:r>
       <w:r>
         <w:rPr>
-          <w:rFonts w:asciiTheme="minorHAnsi" w:hAnsiTheme="minorHAnsi" w:cstheme="minorHAnsi"/>
+          <w:rFonts w:asciiTheme="minorHAnsi" w:eastAsiaTheme="minorHAnsi" w:hAnsiTheme="minorHAnsi" w:cstheme="minorHAnsi"/>
+          <w:kern w:val="2"/>
+          <w:lang w:val="en-US" w:eastAsia="en-US"/>
+          <w14:ligatures w14:val="standardContextual"/>
         </w:rPr>
         <w:t>short</w:t>
       </w:r>
       <w:r>
         <w:rPr>
-          <w:rFonts w:asciiTheme="minorHAnsi" w:hAnsiTheme="minorHAnsi" w:cstheme="minorHAnsi"/>
+          <w:rFonts w:asciiTheme="minorHAnsi" w:eastAsiaTheme="minorHAnsi" w:hAnsiTheme="minorHAnsi" w:cstheme="minorHAnsi"/>
+          <w:kern w:val="2"/>
+          <w:lang w:val="en-US" w:eastAsia="en-US"/>
+          <w14:ligatures w14:val="standardContextual"/>
         </w:rPr>
         <w:t>-term and long-term</w:t>
       </w:r>
       <w:r>
         <w:rPr>
-          <w:rFonts w:asciiTheme="minorHAnsi" w:hAnsiTheme="minorHAnsi" w:cstheme="minorHAnsi"/>
+          <w:rFonts w:asciiTheme="minorHAnsi" w:eastAsiaTheme="minorHAnsi" w:hAnsiTheme="minorHAnsi" w:cstheme="minorHAnsi"/>
+          <w:kern w:val="2"/>
+          <w:lang w:val="en-US" w:eastAsia="en-US"/>
+          <w14:ligatures w14:val="standardContextual"/>
         </w:rPr>
         <w:t xml:space="preserve"> visas.</w:t>
       </w:r>
@@ -4064,18 +4749,27 @@
           <w:numId w:val="8"/>
         </w:numPr>
         <w:rPr>
-          <w:rFonts w:asciiTheme="minorHAnsi" w:hAnsiTheme="minorHAnsi" w:cstheme="minorHAnsi"/>
-        </w:rPr>
-      </w:pPr>
-      <w:r>
-        <w:rPr>
-          <w:rFonts w:asciiTheme="minorHAnsi" w:hAnsiTheme="minorHAnsi" w:cstheme="minorHAnsi"/>
+          <w:rFonts w:asciiTheme="minorHAnsi" w:eastAsiaTheme="minorHAnsi" w:hAnsiTheme="minorHAnsi" w:cstheme="minorHAnsi"/>
+          <w:kern w:val="2"/>
+          <w:lang w:val="en-US" w:eastAsia="en-US"/>
+          <w14:ligatures w14:val="standardContextual"/>
+        </w:rPr>
+      </w:pPr>
+      <w:r>
+        <w:rPr>
+          <w:rFonts w:asciiTheme="minorHAnsi" w:eastAsiaTheme="minorHAnsi" w:hAnsiTheme="minorHAnsi" w:cstheme="minorHAnsi"/>
+          <w:kern w:val="2"/>
+          <w:lang w:val="en-US" w:eastAsia="en-US"/>
+          <w14:ligatures w14:val="standardContextual"/>
         </w:rPr>
         <w:t xml:space="preserve">A Seasonal Naïve </w:t>
       </w:r>
       <w:r>
         <w:rPr>
-          <w:rFonts w:asciiTheme="minorHAnsi" w:hAnsiTheme="minorHAnsi" w:cstheme="minorHAnsi"/>
+          <w:rFonts w:asciiTheme="minorHAnsi" w:eastAsiaTheme="minorHAnsi" w:hAnsiTheme="minorHAnsi" w:cstheme="minorHAnsi"/>
+          <w:kern w:val="2"/>
+          <w:lang w:val="en-US" w:eastAsia="en-US"/>
+          <w14:ligatures w14:val="standardContextual"/>
         </w:rPr>
         <w:t>forecast model. This will be used as a simple baseline.</w:t>
       </w:r>
@@ -4088,18 +4782,27 @@
           <w:numId w:val="8"/>
         </w:numPr>
         <w:rPr>
-          <w:rFonts w:asciiTheme="minorHAnsi" w:hAnsiTheme="minorHAnsi" w:cstheme="minorHAnsi"/>
-        </w:rPr>
-      </w:pPr>
-      <w:r>
-        <w:rPr>
-          <w:rFonts w:asciiTheme="minorHAnsi" w:hAnsiTheme="minorHAnsi" w:cstheme="minorHAnsi"/>
+          <w:rFonts w:asciiTheme="minorHAnsi" w:eastAsiaTheme="minorHAnsi" w:hAnsiTheme="minorHAnsi" w:cstheme="minorHAnsi"/>
+          <w:kern w:val="2"/>
+          <w:lang w:val="en-US" w:eastAsia="en-US"/>
+          <w14:ligatures w14:val="standardContextual"/>
+        </w:rPr>
+      </w:pPr>
+      <w:r>
+        <w:rPr>
+          <w:rFonts w:asciiTheme="minorHAnsi" w:eastAsiaTheme="minorHAnsi" w:hAnsiTheme="minorHAnsi" w:cstheme="minorHAnsi"/>
+          <w:kern w:val="2"/>
+          <w:lang w:val="en-US" w:eastAsia="en-US"/>
+          <w14:ligatures w14:val="standardContextual"/>
         </w:rPr>
         <w:t xml:space="preserve">A Holt-Winters exponential </w:t>
       </w:r>
       <w:r>
         <w:rPr>
-          <w:rFonts w:asciiTheme="minorHAnsi" w:hAnsiTheme="minorHAnsi" w:cstheme="minorHAnsi"/>
+          <w:rFonts w:asciiTheme="minorHAnsi" w:eastAsiaTheme="minorHAnsi" w:hAnsiTheme="minorHAnsi" w:cstheme="minorHAnsi"/>
+          <w:kern w:val="2"/>
+          <w:lang w:val="en-US" w:eastAsia="en-US"/>
+          <w14:ligatures w14:val="standardContextual"/>
         </w:rPr>
         <w:t>smoothing model for forecasting monthly demand.</w:t>
       </w:r>
@@ -4112,38 +4815,56 @@
           <w:numId w:val="8"/>
         </w:numPr>
         <w:rPr>
-          <w:rFonts w:asciiTheme="minorHAnsi" w:hAnsiTheme="minorHAnsi" w:cstheme="minorHAnsi"/>
-        </w:rPr>
-      </w:pPr>
-      <w:r>
-        <w:rPr>
-          <w:rFonts w:asciiTheme="minorHAnsi" w:hAnsiTheme="minorHAnsi" w:cstheme="minorHAnsi"/>
+          <w:rFonts w:asciiTheme="minorHAnsi" w:eastAsiaTheme="minorHAnsi" w:hAnsiTheme="minorHAnsi" w:cstheme="minorHAnsi"/>
+          <w:kern w:val="2"/>
+          <w:lang w:val="en-US" w:eastAsia="en-US"/>
+          <w14:ligatures w14:val="standardContextual"/>
+        </w:rPr>
+      </w:pPr>
+      <w:r>
+        <w:rPr>
+          <w:rFonts w:asciiTheme="minorHAnsi" w:eastAsiaTheme="minorHAnsi" w:hAnsiTheme="minorHAnsi" w:cstheme="minorHAnsi"/>
+          <w:kern w:val="2"/>
+          <w:lang w:val="en-US" w:eastAsia="en-US"/>
+          <w14:ligatures w14:val="standardContextual"/>
         </w:rPr>
         <w:t xml:space="preserve">A </w:t>
       </w:r>
       <w:r>
         <w:rPr>
-          <w:rFonts w:asciiTheme="minorHAnsi" w:hAnsiTheme="minorHAnsi" w:cstheme="minorHAnsi"/>
+          <w:rFonts w:asciiTheme="minorHAnsi" w:eastAsiaTheme="minorHAnsi" w:hAnsiTheme="minorHAnsi" w:cstheme="minorHAnsi"/>
+          <w:kern w:val="2"/>
+          <w:lang w:val="en-US" w:eastAsia="en-US"/>
+          <w14:ligatures w14:val="standardContextual"/>
         </w:rPr>
         <w:t>table comparing the models using MAE, RMSE and MAPE</w:t>
       </w:r>
       <w:r>
         <w:rPr>
-          <w:rFonts w:asciiTheme="minorHAnsi" w:hAnsiTheme="minorHAnsi" w:cstheme="minorHAnsi"/>
+          <w:rFonts w:asciiTheme="minorHAnsi" w:eastAsiaTheme="minorHAnsi" w:hAnsiTheme="minorHAnsi" w:cstheme="minorHAnsi"/>
+          <w:kern w:val="2"/>
+          <w:lang w:val="en-US" w:eastAsia="en-US"/>
+          <w14:ligatures w14:val="standardContextual"/>
         </w:rPr>
         <w:t xml:space="preserve"> or </w:t>
       </w:r>
       <w:proofErr w:type="spellStart"/>
       <w:r>
         <w:rPr>
-          <w:rFonts w:asciiTheme="minorHAnsi" w:hAnsiTheme="minorHAnsi" w:cstheme="minorHAnsi"/>
+          <w:rFonts w:asciiTheme="minorHAnsi" w:eastAsiaTheme="minorHAnsi" w:hAnsiTheme="minorHAnsi" w:cstheme="minorHAnsi"/>
+          <w:kern w:val="2"/>
+          <w:lang w:val="en-US" w:eastAsia="en-US"/>
+          <w14:ligatures w14:val="standardContextual"/>
         </w:rPr>
         <w:t>sMAPE</w:t>
       </w:r>
       <w:proofErr w:type="spellEnd"/>
       <w:r>
         <w:rPr>
-          <w:rFonts w:asciiTheme="minorHAnsi" w:hAnsiTheme="minorHAnsi" w:cstheme="minorHAnsi"/>
+          <w:rFonts w:asciiTheme="minorHAnsi" w:eastAsiaTheme="minorHAnsi" w:hAnsiTheme="minorHAnsi" w:cstheme="minorHAnsi"/>
+          <w:kern w:val="2"/>
+          <w:lang w:val="en-US" w:eastAsia="en-US"/>
+          <w14:ligatures w14:val="standardContextual"/>
         </w:rPr>
         <w:t>.</w:t>
       </w:r>
@@ -4156,18 +4877,27 @@
           <w:numId w:val="8"/>
         </w:numPr>
         <w:rPr>
-          <w:rFonts w:asciiTheme="minorHAnsi" w:hAnsiTheme="minorHAnsi" w:cstheme="minorHAnsi"/>
-        </w:rPr>
-      </w:pPr>
-      <w:r>
-        <w:rPr>
-          <w:rFonts w:asciiTheme="minorHAnsi" w:hAnsiTheme="minorHAnsi" w:cstheme="minorHAnsi"/>
+          <w:rFonts w:asciiTheme="minorHAnsi" w:eastAsiaTheme="minorHAnsi" w:hAnsiTheme="minorHAnsi" w:cstheme="minorHAnsi"/>
+          <w:kern w:val="2"/>
+          <w:lang w:val="en-US" w:eastAsia="en-US"/>
+          <w14:ligatures w14:val="standardContextual"/>
+        </w:rPr>
+      </w:pPr>
+      <w:r>
+        <w:rPr>
+          <w:rFonts w:asciiTheme="minorHAnsi" w:eastAsiaTheme="minorHAnsi" w:hAnsiTheme="minorHAnsi" w:cstheme="minorHAnsi"/>
+          <w:kern w:val="2"/>
+          <w:lang w:val="en-US" w:eastAsia="en-US"/>
+          <w14:ligatures w14:val="standardContextual"/>
         </w:rPr>
         <w:t>Monthly forecast for short</w:t>
       </w:r>
       <w:r>
         <w:rPr>
-          <w:rFonts w:asciiTheme="minorHAnsi" w:hAnsiTheme="minorHAnsi" w:cstheme="minorHAnsi"/>
+          <w:rFonts w:asciiTheme="minorHAnsi" w:eastAsiaTheme="minorHAnsi" w:hAnsiTheme="minorHAnsi" w:cstheme="minorHAnsi"/>
+          <w:kern w:val="2"/>
+          <w:lang w:val="en-US" w:eastAsia="en-US"/>
+          <w14:ligatures w14:val="standardContextual"/>
         </w:rPr>
         <w:t>- and long-term visa applications.</w:t>
       </w:r>
@@ -4180,36 +4910,54 @@
           <w:numId w:val="8"/>
         </w:numPr>
         <w:rPr>
-          <w:rFonts w:asciiTheme="minorHAnsi" w:hAnsiTheme="minorHAnsi" w:cstheme="minorHAnsi"/>
-        </w:rPr>
-      </w:pPr>
-      <w:r>
-        <w:rPr>
-          <w:rFonts w:asciiTheme="minorHAnsi" w:hAnsiTheme="minorHAnsi" w:cstheme="minorHAnsi"/>
+          <w:rFonts w:asciiTheme="minorHAnsi" w:eastAsiaTheme="minorHAnsi" w:hAnsiTheme="minorHAnsi" w:cstheme="minorHAnsi"/>
+          <w:kern w:val="2"/>
+          <w:lang w:val="en-US" w:eastAsia="en-US"/>
+          <w14:ligatures w14:val="standardContextual"/>
+        </w:rPr>
+      </w:pPr>
+      <w:r>
+        <w:rPr>
+          <w:rFonts w:asciiTheme="minorHAnsi" w:eastAsiaTheme="minorHAnsi" w:hAnsiTheme="minorHAnsi" w:cstheme="minorHAnsi"/>
+          <w:kern w:val="2"/>
+          <w:lang w:val="en-US" w:eastAsia="en-US"/>
+          <w14:ligatures w14:val="standardContextual"/>
         </w:rPr>
         <w:t xml:space="preserve">A </w:t>
       </w:r>
       <w:r>
         <w:rPr>
-          <w:rFonts w:asciiTheme="minorHAnsi" w:hAnsiTheme="minorHAnsi" w:cstheme="minorHAnsi"/>
+          <w:rFonts w:asciiTheme="minorHAnsi" w:eastAsiaTheme="minorHAnsi" w:hAnsiTheme="minorHAnsi" w:cstheme="minorHAnsi"/>
+          <w:kern w:val="2"/>
+          <w:lang w:val="en-US" w:eastAsia="en-US"/>
+          <w14:ligatures w14:val="standardContextual"/>
         </w:rPr>
         <w:t xml:space="preserve">final report explaining the </w:t>
       </w:r>
       <w:r>
         <w:rPr>
-          <w:rFonts w:asciiTheme="minorHAnsi" w:hAnsiTheme="minorHAnsi" w:cstheme="minorHAnsi"/>
+          <w:rFonts w:asciiTheme="minorHAnsi" w:eastAsiaTheme="minorHAnsi" w:hAnsiTheme="minorHAnsi" w:cstheme="minorHAnsi"/>
+          <w:kern w:val="2"/>
+          <w:lang w:val="en-US" w:eastAsia="en-US"/>
+          <w14:ligatures w14:val="standardContextual"/>
         </w:rPr>
         <w:t>methodology</w:t>
       </w:r>
       <w:r>
         <w:rPr>
-          <w:rFonts w:asciiTheme="minorHAnsi" w:hAnsiTheme="minorHAnsi" w:cstheme="minorHAnsi"/>
+          <w:rFonts w:asciiTheme="minorHAnsi" w:eastAsiaTheme="minorHAnsi" w:hAnsiTheme="minorHAnsi" w:cstheme="minorHAnsi"/>
+          <w:kern w:val="2"/>
+          <w:lang w:val="en-US" w:eastAsia="en-US"/>
+          <w14:ligatures w14:val="standardContextual"/>
         </w:rPr>
         <w:t>, results</w:t>
       </w:r>
       <w:r>
         <w:rPr>
-          <w:rFonts w:asciiTheme="minorHAnsi" w:hAnsiTheme="minorHAnsi" w:cstheme="minorHAnsi"/>
+          <w:rFonts w:asciiTheme="minorHAnsi" w:eastAsiaTheme="minorHAnsi" w:hAnsiTheme="minorHAnsi" w:cstheme="minorHAnsi"/>
+          <w:kern w:val="2"/>
+          <w:lang w:val="en-US" w:eastAsia="en-US"/>
+          <w14:ligatures w14:val="standardContextual"/>
         </w:rPr>
         <w:t>, limitations, ethical considerations and recommendations</w:t>
       </w:r>
@@ -4222,12 +4970,18 @@
           <w:numId w:val="8"/>
         </w:numPr>
         <w:rPr>
-          <w:rFonts w:asciiTheme="minorHAnsi" w:hAnsiTheme="minorHAnsi" w:cstheme="minorHAnsi"/>
-        </w:rPr>
-      </w:pPr>
-      <w:r>
-        <w:rPr>
-          <w:rFonts w:asciiTheme="minorHAnsi" w:hAnsiTheme="minorHAnsi" w:cstheme="minorHAnsi"/>
+          <w:rFonts w:asciiTheme="minorHAnsi" w:eastAsiaTheme="minorHAnsi" w:hAnsiTheme="minorHAnsi" w:cstheme="minorHAnsi"/>
+          <w:kern w:val="2"/>
+          <w:lang w:val="en-US" w:eastAsia="en-US"/>
+          <w14:ligatures w14:val="standardContextual"/>
+        </w:rPr>
+      </w:pPr>
+      <w:r>
+        <w:rPr>
+          <w:rFonts w:asciiTheme="minorHAnsi" w:eastAsiaTheme="minorHAnsi" w:hAnsiTheme="minorHAnsi" w:cstheme="minorHAnsi"/>
+          <w:kern w:val="2"/>
+          <w:lang w:val="en-US" w:eastAsia="en-US"/>
+          <w14:ligatures w14:val="standardContextual"/>
         </w:rPr>
         <w:t xml:space="preserve">Practical recommendations for immigration service. </w:t>
       </w:r>
@@ -4236,6 +4990,8 @@
       <w:pPr>
         <w:rPr>
           <w:rFonts w:eastAsiaTheme="majorEastAsia" w:cstheme="minorHAnsi"/>
+          <w:b/>
+          <w:bCs/>
           <w:color w:val="2F5496" w:themeColor="accent1" w:themeShade="BF"/>
           <w:sz w:val="28"/>
           <w:szCs w:val="28"/>
@@ -4245,6 +5001,8 @@
       <w:r>
         <w:rPr>
           <w:rFonts w:eastAsiaTheme="majorEastAsia" w:cstheme="minorHAnsi"/>
+          <w:b/>
+          <w:bCs/>
           <w:color w:val="2F5496" w:themeColor="accent1" w:themeShade="BF"/>
           <w:sz w:val="28"/>
           <w:szCs w:val="28"/>
@@ -4288,12 +5046,18 @@
       <w:pPr>
         <w:pStyle w:val="NormalWeb"/>
         <w:rPr>
-          <w:rFonts w:asciiTheme="minorHAnsi" w:hAnsiTheme="minorHAnsi" w:cstheme="minorHAnsi"/>
-        </w:rPr>
-      </w:pPr>
-      <w:r>
-        <w:rPr>
-          <w:rFonts w:asciiTheme="minorHAnsi" w:hAnsiTheme="minorHAnsi" w:cstheme="minorHAnsi"/>
+          <w:rFonts w:asciiTheme="minorHAnsi" w:eastAsiaTheme="minorHAnsi" w:hAnsiTheme="minorHAnsi" w:cstheme="minorHAnsi"/>
+          <w:kern w:val="2"/>
+          <w:lang w:val="en-US" w:eastAsia="en-US"/>
+          <w14:ligatures w14:val="standardContextual"/>
+        </w:rPr>
+      </w:pPr>
+      <w:r>
+        <w:rPr>
+          <w:rFonts w:asciiTheme="minorHAnsi" w:eastAsiaTheme="minorHAnsi" w:hAnsiTheme="minorHAnsi" w:cstheme="minorHAnsi"/>
+          <w:kern w:val="2"/>
+          <w:lang w:val="en-US" w:eastAsia="en-US"/>
+          <w14:ligatures w14:val="standardContextual"/>
         </w:rPr>
         <w:t>The project will be completed over two semesters.</w:t>
       </w:r>
@@ -4306,24 +5070,36 @@
           <w:numId w:val="9"/>
         </w:numPr>
         <w:rPr>
-          <w:rFonts w:asciiTheme="minorHAnsi" w:hAnsiTheme="minorHAnsi" w:cstheme="minorHAnsi"/>
-        </w:rPr>
-      </w:pPr>
-      <w:r>
-        <w:rPr>
-          <w:rFonts w:asciiTheme="minorHAnsi" w:hAnsiTheme="minorHAnsi" w:cstheme="minorHAnsi"/>
+          <w:rFonts w:asciiTheme="minorHAnsi" w:eastAsiaTheme="minorHAnsi" w:hAnsiTheme="minorHAnsi" w:cstheme="minorHAnsi"/>
+          <w:kern w:val="2"/>
+          <w:lang w:val="en-US" w:eastAsia="en-US"/>
+          <w14:ligatures w14:val="standardContextual"/>
+        </w:rPr>
+      </w:pPr>
+      <w:r>
+        <w:rPr>
+          <w:rFonts w:asciiTheme="minorHAnsi" w:eastAsiaTheme="minorHAnsi" w:hAnsiTheme="minorHAnsi" w:cstheme="minorHAnsi"/>
+          <w:kern w:val="2"/>
+          <w:lang w:val="en-US" w:eastAsia="en-US"/>
+          <w14:ligatures w14:val="standardContextual"/>
         </w:rPr>
         <w:t>Semester 1</w:t>
       </w:r>
       <w:r>
         <w:rPr>
-          <w:rFonts w:asciiTheme="minorHAnsi" w:hAnsiTheme="minorHAnsi" w:cstheme="minorHAnsi"/>
+          <w:rFonts w:asciiTheme="minorHAnsi" w:eastAsiaTheme="minorHAnsi" w:hAnsiTheme="minorHAnsi" w:cstheme="minorHAnsi"/>
+          <w:kern w:val="2"/>
+          <w:lang w:val="en-US" w:eastAsia="en-US"/>
+          <w14:ligatures w14:val="standardContextual"/>
         </w:rPr>
         <w:t xml:space="preserve"> will focus on planning, research, understanding the data, cleaning and exploring the main patterns</w:t>
       </w:r>
       <w:r>
         <w:rPr>
-          <w:rFonts w:asciiTheme="minorHAnsi" w:hAnsiTheme="minorHAnsi" w:cstheme="minorHAnsi"/>
+          <w:rFonts w:asciiTheme="minorHAnsi" w:eastAsiaTheme="minorHAnsi" w:hAnsiTheme="minorHAnsi" w:cstheme="minorHAnsi"/>
+          <w:kern w:val="2"/>
+          <w:lang w:val="en-US" w:eastAsia="en-US"/>
+          <w14:ligatures w14:val="standardContextual"/>
         </w:rPr>
         <w:t>.</w:t>
       </w:r>
@@ -4336,32 +5112,47 @@
           <w:numId w:val="9"/>
         </w:numPr>
         <w:rPr>
-          <w:rFonts w:asciiTheme="minorHAnsi" w:hAnsiTheme="minorHAnsi" w:cstheme="minorHAnsi"/>
-        </w:rPr>
-      </w:pPr>
-      <w:r>
-        <w:rPr>
-          <w:rFonts w:asciiTheme="minorHAnsi" w:hAnsiTheme="minorHAnsi" w:cstheme="minorHAnsi"/>
+          <w:rFonts w:asciiTheme="minorHAnsi" w:eastAsiaTheme="minorHAnsi" w:hAnsiTheme="minorHAnsi" w:cstheme="minorHAnsi"/>
+          <w:kern w:val="2"/>
+          <w:lang w:val="en-US" w:eastAsia="en-US"/>
+          <w14:ligatures w14:val="standardContextual"/>
+        </w:rPr>
+      </w:pPr>
+      <w:r>
+        <w:rPr>
+          <w:rFonts w:asciiTheme="minorHAnsi" w:eastAsiaTheme="minorHAnsi" w:hAnsiTheme="minorHAnsi" w:cstheme="minorHAnsi"/>
+          <w:kern w:val="2"/>
+          <w:lang w:val="en-US" w:eastAsia="en-US"/>
+          <w14:ligatures w14:val="standardContextual"/>
         </w:rPr>
         <w:t xml:space="preserve">Semester 2 will focus on forecasting </w:t>
       </w:r>
       <w:proofErr w:type="gramStart"/>
       <w:r>
         <w:rPr>
-          <w:rFonts w:asciiTheme="minorHAnsi" w:hAnsiTheme="minorHAnsi" w:cstheme="minorHAnsi"/>
+          <w:rFonts w:asciiTheme="minorHAnsi" w:eastAsiaTheme="minorHAnsi" w:hAnsiTheme="minorHAnsi" w:cstheme="minorHAnsi"/>
+          <w:kern w:val="2"/>
+          <w:lang w:val="en-US" w:eastAsia="en-US"/>
+          <w14:ligatures w14:val="standardContextual"/>
         </w:rPr>
         <w:t>models ,</w:t>
       </w:r>
       <w:proofErr w:type="gramEnd"/>
       <w:r>
         <w:rPr>
-          <w:rFonts w:asciiTheme="minorHAnsi" w:hAnsiTheme="minorHAnsi" w:cstheme="minorHAnsi"/>
+          <w:rFonts w:asciiTheme="minorHAnsi" w:eastAsiaTheme="minorHAnsi" w:hAnsiTheme="minorHAnsi" w:cstheme="minorHAnsi"/>
+          <w:kern w:val="2"/>
+          <w:lang w:val="en-US" w:eastAsia="en-US"/>
+          <w14:ligatures w14:val="standardContextual"/>
         </w:rPr>
         <w:t xml:space="preserve"> model evaluation, dashboard de</w:t>
       </w:r>
       <w:r>
         <w:rPr>
-          <w:rFonts w:asciiTheme="minorHAnsi" w:hAnsiTheme="minorHAnsi" w:cstheme="minorHAnsi"/>
+          <w:rFonts w:asciiTheme="minorHAnsi" w:eastAsiaTheme="minorHAnsi" w:hAnsiTheme="minorHAnsi" w:cstheme="minorHAnsi"/>
+          <w:kern w:val="2"/>
+          <w:lang w:val="en-US" w:eastAsia="en-US"/>
+          <w14:ligatures w14:val="standardContextual"/>
         </w:rPr>
         <w:t xml:space="preserve">velopment, recommendations and final report. </w:t>
       </w:r>
@@ -5352,6 +6143,8 @@
       <w:pPr>
         <w:rPr>
           <w:rFonts w:eastAsiaTheme="majorEastAsia" w:cstheme="minorHAnsi"/>
+          <w:b/>
+          <w:bCs/>
           <w:color w:val="2F5496" w:themeColor="accent1" w:themeShade="BF"/>
           <w:sz w:val="28"/>
           <w:szCs w:val="28"/>
@@ -5361,6 +6154,8 @@
       <w:r>
         <w:rPr>
           <w:rFonts w:eastAsiaTheme="majorEastAsia" w:cstheme="minorHAnsi"/>
+          <w:b/>
+          <w:bCs/>
           <w:color w:val="2F5496" w:themeColor="accent1" w:themeShade="BF"/>
           <w:sz w:val="28"/>
           <w:szCs w:val="28"/>
@@ -5415,7 +6210,7 @@
         </w:rPr>
         <w:t xml:space="preserve">Cornell University (n.d.) Lecture 15: Forecasting. Available at: </w:t>
       </w:r>
-      <w:hyperlink r:id="rId7" w:history="1">
+      <w:hyperlink r:id="rId9" w:history="1">
         <w:r>
           <w:rPr>
             <w:rStyle w:val="Hiperligao"/>
@@ -5440,12 +6235,21 @@
       </w:pPr>
       <w:r>
         <w:rPr>
+          <w:rFonts w:asciiTheme="minorHAnsi" w:eastAsiaTheme="minorHAnsi" w:hAnsiTheme="minorHAnsi" w:cstheme="minorHAnsi"/>
+          <w:kern w:val="2"/>
+          <w:lang w:val="en-US" w:eastAsia="en-US"/>
+          <w14:ligatures w14:val="standardContextual"/>
+        </w:rPr>
+        <w:lastRenderedPageBreak/>
+        <w:t>Government of Ireland (2024) Visa applications and decisions, year and month. Data.gov.ie. Available at</w:t>
+      </w:r>
+      <w:r>
+        <w:rPr>
           <w:rFonts w:asciiTheme="minorHAnsi" w:hAnsiTheme="minorHAnsi" w:cstheme="minorHAnsi"/>
         </w:rPr>
-        <w:lastRenderedPageBreak/>
-        <w:t xml:space="preserve">Government of Ireland (2024) Visa applications and decisions, year and month. Data.gov.ie. Available at: </w:t>
-      </w:r>
-      <w:hyperlink r:id="rId8" w:history="1">
+        <w:t xml:space="preserve">: </w:t>
+      </w:r>
+      <w:hyperlink r:id="rId10" w:history="1">
         <w:r>
           <w:rPr>
             <w:rStyle w:val="Hiperligao"/>
@@ -5474,7 +6278,7 @@
         </w:rPr>
         <w:t xml:space="preserve">Springer Nature (n.d.) Exponential and Holt-Winters Smoothing. Available at: </w:t>
       </w:r>
-      <w:hyperlink r:id="rId9" w:history="1">
+      <w:hyperlink r:id="rId11" w:history="1">
         <w:r>
           <w:rPr>
             <w:rStyle w:val="Hiperligao"/>
@@ -5533,7 +6337,7 @@
         </w:rPr>
         <w:t xml:space="preserve">. Available at: </w:t>
       </w:r>
-      <w:hyperlink r:id="rId10" w:history="1">
+      <w:hyperlink r:id="rId12" w:history="1">
         <w:r>
           <w:rPr>
             <w:rStyle w:val="Hiperligao"/>
@@ -5592,7 +6396,7 @@
         </w:rPr>
         <w:t xml:space="preserve">. Available at: </w:t>
       </w:r>
-      <w:hyperlink r:id="rId11" w:history="1">
+      <w:hyperlink r:id="rId13" w:history="1">
         <w:r>
           <w:rPr>
             <w:rStyle w:val="Hiperligao"/>
@@ -6146,6 +6950,178 @@
     </w:lvl>
   </w:abstractNum>
   <w:abstractNum w:abstractNumId="5" w15:restartNumberingAfterBreak="0">
+    <w:nsid w:val="3EC53EF1"/>
+    <w:multiLevelType w:val="hybridMultilevel"/>
+    <w:tmpl w:val="26FAACE0"/>
+    <w:lvl w:ilvl="0" w:tplc="0416000F">
+      <w:start w:val="1"/>
+      <w:numFmt w:val="decimal"/>
+      <w:lvlText w:val="%1."/>
+      <w:lvlJc w:val="left"/>
+      <w:pPr>
+        <w:ind w:left="720" w:hanging="360"/>
+      </w:pPr>
+    </w:lvl>
+    <w:lvl w:ilvl="1" w:tplc="FFFFFFFF" w:tentative="1">
+      <w:start w:val="1"/>
+      <w:numFmt w:val="lowerLetter"/>
+      <w:lvlText w:val="%2."/>
+      <w:lvlJc w:val="left"/>
+      <w:pPr>
+        <w:ind w:left="1440" w:hanging="360"/>
+      </w:pPr>
+    </w:lvl>
+    <w:lvl w:ilvl="2" w:tplc="FFFFFFFF" w:tentative="1">
+      <w:start w:val="1"/>
+      <w:numFmt w:val="lowerRoman"/>
+      <w:lvlText w:val="%3."/>
+      <w:lvlJc w:val="right"/>
+      <w:pPr>
+        <w:ind w:left="2160" w:hanging="180"/>
+      </w:pPr>
+    </w:lvl>
+    <w:lvl w:ilvl="3" w:tplc="FFFFFFFF" w:tentative="1">
+      <w:start w:val="1"/>
+      <w:numFmt w:val="decimal"/>
+      <w:lvlText w:val="%4."/>
+      <w:lvlJc w:val="left"/>
+      <w:pPr>
+        <w:ind w:left="2880" w:hanging="360"/>
+      </w:pPr>
+    </w:lvl>
+    <w:lvl w:ilvl="4" w:tplc="FFFFFFFF" w:tentative="1">
+      <w:start w:val="1"/>
+      <w:numFmt w:val="lowerLetter"/>
+      <w:lvlText w:val="%5."/>
+      <w:lvlJc w:val="left"/>
+      <w:pPr>
+        <w:ind w:left="3600" w:hanging="360"/>
+      </w:pPr>
+    </w:lvl>
+    <w:lvl w:ilvl="5" w:tplc="FFFFFFFF" w:tentative="1">
+      <w:start w:val="1"/>
+      <w:numFmt w:val="lowerRoman"/>
+      <w:lvlText w:val="%6."/>
+      <w:lvlJc w:val="right"/>
+      <w:pPr>
+        <w:ind w:left="4320" w:hanging="180"/>
+      </w:pPr>
+    </w:lvl>
+    <w:lvl w:ilvl="6" w:tplc="FFFFFFFF" w:tentative="1">
+      <w:start w:val="1"/>
+      <w:numFmt w:val="decimal"/>
+      <w:lvlText w:val="%7."/>
+      <w:lvlJc w:val="left"/>
+      <w:pPr>
+        <w:ind w:left="5040" w:hanging="360"/>
+      </w:pPr>
+    </w:lvl>
+    <w:lvl w:ilvl="7" w:tplc="FFFFFFFF" w:tentative="1">
+      <w:start w:val="1"/>
+      <w:numFmt w:val="lowerLetter"/>
+      <w:lvlText w:val="%8."/>
+      <w:lvlJc w:val="left"/>
+      <w:pPr>
+        <w:ind w:left="5760" w:hanging="360"/>
+      </w:pPr>
+    </w:lvl>
+    <w:lvl w:ilvl="8" w:tplc="FFFFFFFF" w:tentative="1">
+      <w:start w:val="1"/>
+      <w:numFmt w:val="lowerRoman"/>
+      <w:lvlText w:val="%9."/>
+      <w:lvlJc w:val="right"/>
+      <w:pPr>
+        <w:ind w:left="6480" w:hanging="180"/>
+      </w:pPr>
+    </w:lvl>
+  </w:abstractNum>
+  <w:abstractNum w:abstractNumId="6" w15:restartNumberingAfterBreak="0">
+    <w:nsid w:val="4683469F"/>
+    <w:multiLevelType w:val="hybridMultilevel"/>
+    <w:tmpl w:val="126650FC"/>
+    <w:lvl w:ilvl="0" w:tplc="0416000F">
+      <w:start w:val="1"/>
+      <w:numFmt w:val="decimal"/>
+      <w:lvlText w:val="%1."/>
+      <w:lvlJc w:val="left"/>
+      <w:pPr>
+        <w:ind w:left="720" w:hanging="360"/>
+      </w:pPr>
+    </w:lvl>
+    <w:lvl w:ilvl="1" w:tplc="04160019" w:tentative="1">
+      <w:start w:val="1"/>
+      <w:numFmt w:val="lowerLetter"/>
+      <w:lvlText w:val="%2."/>
+      <w:lvlJc w:val="left"/>
+      <w:pPr>
+        <w:ind w:left="1440" w:hanging="360"/>
+      </w:pPr>
+    </w:lvl>
+    <w:lvl w:ilvl="2" w:tplc="0416001B" w:tentative="1">
+      <w:start w:val="1"/>
+      <w:numFmt w:val="lowerRoman"/>
+      <w:lvlText w:val="%3."/>
+      <w:lvlJc w:val="right"/>
+      <w:pPr>
+        <w:ind w:left="2160" w:hanging="180"/>
+      </w:pPr>
+    </w:lvl>
+    <w:lvl w:ilvl="3" w:tplc="0416000F" w:tentative="1">
+      <w:start w:val="1"/>
+      <w:numFmt w:val="decimal"/>
+      <w:lvlText w:val="%4."/>
+      <w:lvlJc w:val="left"/>
+      <w:pPr>
+        <w:ind w:left="2880" w:hanging="360"/>
+      </w:pPr>
+    </w:lvl>
+    <w:lvl w:ilvl="4" w:tplc="04160019" w:tentative="1">
+      <w:start w:val="1"/>
+      <w:numFmt w:val="lowerLetter"/>
+      <w:lvlText w:val="%5."/>
+      <w:lvlJc w:val="left"/>
+      <w:pPr>
+        <w:ind w:left="3600" w:hanging="360"/>
+      </w:pPr>
+    </w:lvl>
+    <w:lvl w:ilvl="5" w:tplc="0416001B" w:tentative="1">
+      <w:start w:val="1"/>
+      <w:numFmt w:val="lowerRoman"/>
+      <w:lvlText w:val="%6."/>
+      <w:lvlJc w:val="right"/>
+      <w:pPr>
+        <w:ind w:left="4320" w:hanging="180"/>
+      </w:pPr>
+    </w:lvl>
+    <w:lvl w:ilvl="6" w:tplc="0416000F" w:tentative="1">
+      <w:start w:val="1"/>
+      <w:numFmt w:val="decimal"/>
+      <w:lvlText w:val="%7."/>
+      <w:lvlJc w:val="left"/>
+      <w:pPr>
+        <w:ind w:left="5040" w:hanging="360"/>
+      </w:pPr>
+    </w:lvl>
+    <w:lvl w:ilvl="7" w:tplc="04160019" w:tentative="1">
+      <w:start w:val="1"/>
+      <w:numFmt w:val="lowerLetter"/>
+      <w:lvlText w:val="%8."/>
+      <w:lvlJc w:val="left"/>
+      <w:pPr>
+        <w:ind w:left="5760" w:hanging="360"/>
+      </w:pPr>
+    </w:lvl>
+    <w:lvl w:ilvl="8" w:tplc="0416001B" w:tentative="1">
+      <w:start w:val="1"/>
+      <w:numFmt w:val="lowerRoman"/>
+      <w:lvlText w:val="%9."/>
+      <w:lvlJc w:val="right"/>
+      <w:pPr>
+        <w:ind w:left="6480" w:hanging="180"/>
+      </w:pPr>
+    </w:lvl>
+  </w:abstractNum>
+  <w:abstractNum w:abstractNumId="7" w15:restartNumberingAfterBreak="0">
     <w:nsid w:val="49AC1357"/>
     <w:multiLevelType w:val="hybridMultilevel"/>
     <w:tmpl w:val="59466F26"/>
@@ -6258,7 +7234,7 @@
       </w:rPr>
     </w:lvl>
   </w:abstractNum>
-  <w:abstractNum w:abstractNumId="6" w15:restartNumberingAfterBreak="0">
+  <w:abstractNum w:abstractNumId="8" w15:restartNumberingAfterBreak="0">
     <w:nsid w:val="5624782D"/>
     <w:multiLevelType w:val="hybridMultilevel"/>
     <w:tmpl w:val="192C2144"/>
@@ -6347,7 +7323,7 @@
       </w:pPr>
     </w:lvl>
   </w:abstractNum>
-  <w:abstractNum w:abstractNumId="7" w15:restartNumberingAfterBreak="0">
+  <w:abstractNum w:abstractNumId="9" w15:restartNumberingAfterBreak="0">
     <w:nsid w:val="58660D17"/>
     <w:multiLevelType w:val="hybridMultilevel"/>
     <w:tmpl w:val="9E547E60"/>
@@ -6460,7 +7436,7 @@
       </w:rPr>
     </w:lvl>
   </w:abstractNum>
-  <w:abstractNum w:abstractNumId="8" w15:restartNumberingAfterBreak="0">
+  <w:abstractNum w:abstractNumId="10" w15:restartNumberingAfterBreak="0">
     <w:nsid w:val="5F551843"/>
     <w:multiLevelType w:val="hybridMultilevel"/>
     <w:tmpl w:val="F96A120C"/>
@@ -6573,7 +7549,7 @@
       </w:rPr>
     </w:lvl>
   </w:abstractNum>
-  <w:abstractNum w:abstractNumId="9" w15:restartNumberingAfterBreak="0">
+  <w:abstractNum w:abstractNumId="11" w15:restartNumberingAfterBreak="0">
     <w:nsid w:val="714F2C3B"/>
     <w:multiLevelType w:val="hybridMultilevel"/>
     <w:tmpl w:val="03623520"/>
@@ -6687,19 +7663,19 @@
     </w:lvl>
   </w:abstractNum>
   <w:num w:numId="1" w16cid:durableId="1910840895">
-    <w:abstractNumId w:val="6"/>
+    <w:abstractNumId w:val="8"/>
   </w:num>
   <w:num w:numId="2" w16cid:durableId="755328197">
     <w:abstractNumId w:val="1"/>
   </w:num>
   <w:num w:numId="3" w16cid:durableId="231085679">
-    <w:abstractNumId w:val="8"/>
+    <w:abstractNumId w:val="10"/>
   </w:num>
   <w:num w:numId="4" w16cid:durableId="1643191926">
-    <w:abstractNumId w:val="5"/>
+    <w:abstractNumId w:val="7"/>
   </w:num>
   <w:num w:numId="5" w16cid:durableId="1272662806">
-    <w:abstractNumId w:val="7"/>
+    <w:abstractNumId w:val="9"/>
   </w:num>
   <w:num w:numId="6" w16cid:durableId="1604611727">
     <w:abstractNumId w:val="2"/>
@@ -6711,10 +7687,16 @@
     <w:abstractNumId w:val="0"/>
   </w:num>
   <w:num w:numId="9" w16cid:durableId="1122728994">
-    <w:abstractNumId w:val="9"/>
+    <w:abstractNumId w:val="11"/>
   </w:num>
   <w:num w:numId="10" w16cid:durableId="211426230">
     <w:abstractNumId w:val="3"/>
+  </w:num>
+  <w:num w:numId="11" w16cid:durableId="1702903319">
+    <w:abstractNumId w:val="6"/>
+  </w:num>
+  <w:num w:numId="12" w16cid:durableId="1644234357">
+    <w:abstractNumId w:val="5"/>
   </w:num>
 </w:numbering>
 </file>

--- a/CA-1 Project proposal.docx
+++ b/CA-1 Project proposal.docx
@@ -914,19 +914,15 @@
         </w:rPr>
         <w:t xml:space="preserve">The visa application processing is </w:t>
       </w:r>
-      <w:proofErr w:type="spellStart"/>
-      <w:proofErr w:type="gramStart"/>
-      <w:r>
-        <w:rPr>
-          <w:rFonts w:cstheme="minorHAnsi"/>
-          <w:sz w:val="24"/>
-          <w:szCs w:val="24"/>
-          <w:lang w:val="en-US"/>
-        </w:rPr>
-        <w:t>a</w:t>
-      </w:r>
-      <w:proofErr w:type="spellEnd"/>
-      <w:proofErr w:type="gramEnd"/>
+      <w:r>
+        <w:rPr>
+          <w:rFonts w:cstheme="minorHAnsi"/>
+          <w:sz w:val="24"/>
+          <w:szCs w:val="24"/>
+          <w:lang w:val="en-US"/>
+        </w:rPr>
+        <w:t>an</w:t>
+      </w:r>
       <w:r>
         <w:rPr>
           <w:rFonts w:cstheme="minorHAnsi"/>
@@ -1035,19 +1031,15 @@
         </w:rPr>
         <w:t xml:space="preserve"> with </w:t>
       </w:r>
-      <w:proofErr w:type="spellStart"/>
-      <w:proofErr w:type="gramStart"/>
-      <w:r>
-        <w:rPr>
-          <w:rFonts w:cstheme="minorHAnsi"/>
-          <w:sz w:val="24"/>
-          <w:szCs w:val="24"/>
-          <w:lang w:val="en-US"/>
-        </w:rPr>
-        <w:t>a</w:t>
-      </w:r>
-      <w:proofErr w:type="spellEnd"/>
-      <w:proofErr w:type="gramEnd"/>
+      <w:r>
+        <w:rPr>
+          <w:rFonts w:cstheme="minorHAnsi"/>
+          <w:sz w:val="24"/>
+          <w:szCs w:val="24"/>
+          <w:lang w:val="en-US"/>
+        </w:rPr>
+        <w:t>an</w:t>
+      </w:r>
       <w:r>
         <w:rPr>
           <w:rFonts w:cstheme="minorHAnsi"/>
@@ -2886,7 +2878,9 @@
           <w:lang w:val="en-US"/>
         </w:rPr>
       </w:pPr>
-      <w:r>
+    </w:p>
+    <w:p>
+      <w:pPr>
         <w:rPr>
           <w:rFonts w:eastAsiaTheme="majorEastAsia" w:cstheme="minorHAnsi"/>
           <w:b/>
@@ -2896,1096 +2890,8 @@
           <w:szCs w:val="28"/>
           <w:lang w:val="en-US"/>
         </w:rPr>
-        <w:t>Methodology</w:t>
-      </w:r>
-    </w:p>
-    <w:p>
-      <w:pPr>
-        <w:pStyle w:val="NormalWeb"/>
-        <w:rPr>
-          <w:rFonts w:asciiTheme="minorHAnsi" w:hAnsiTheme="minorHAnsi" w:cstheme="minorHAnsi"/>
-          <w:highlight w:val="yellow"/>
-        </w:rPr>
-      </w:pPr>
-      <w:r>
-        <w:rPr>
-          <w:rFonts w:asciiTheme="minorHAnsi" w:hAnsiTheme="minorHAnsi" w:cstheme="minorHAnsi"/>
-          <w:highlight w:val="yellow"/>
-        </w:rPr>
-        <w:lastRenderedPageBreak/>
-        <w:t>Describe how you plan to carry out the project. Explain the proposed data analytics methods, predictive modelling techniques, technologies and tools, and briefly justify your choices.</w:t>
-      </w:r>
-    </w:p>
-    <w:p>
-      <w:pPr>
-        <w:pStyle w:val="NormalWeb"/>
-        <w:rPr>
-          <w:rFonts w:asciiTheme="minorHAnsi" w:hAnsiTheme="minorHAnsi" w:cstheme="minorHAnsi"/>
-        </w:rPr>
-      </w:pPr>
-      <w:r>
-        <w:rPr>
-          <w:rFonts w:asciiTheme="minorHAnsi" w:hAnsiTheme="minorHAnsi" w:cstheme="minorHAnsi"/>
-          <w:highlight w:val="yellow"/>
-        </w:rPr>
-        <w:t xml:space="preserve">Include a </w:t>
-      </w:r>
-      <w:r>
-        <w:rPr>
-          <w:rStyle w:val="Forte"/>
-          <w:rFonts w:asciiTheme="minorHAnsi" w:hAnsiTheme="minorHAnsi" w:cstheme="minorHAnsi"/>
-          <w:highlight w:val="yellow"/>
-        </w:rPr>
-        <w:t>high-level architectural diagram</w:t>
-      </w:r>
-      <w:r>
-        <w:rPr>
-          <w:rFonts w:asciiTheme="minorHAnsi" w:hAnsiTheme="minorHAnsi" w:cstheme="minorHAnsi"/>
-          <w:highlight w:val="yellow"/>
-        </w:rPr>
-        <w:t xml:space="preserve"> showing the proposed workflow or system architecture and how the main components are connected. Briefly explain the main components and overall workflow.</w:t>
-      </w:r>
-    </w:p>
-    <w:p>
-      <w:pPr>
-        <w:pStyle w:val="NormalWeb"/>
-        <w:rPr>
-          <w:rFonts w:asciiTheme="minorHAnsi" w:eastAsiaTheme="minorHAnsi" w:hAnsiTheme="minorHAnsi" w:cstheme="minorHAnsi"/>
-          <w:kern w:val="2"/>
-          <w:lang w:val="en-US" w:eastAsia="en-US"/>
-          <w14:ligatures w14:val="standardContextual"/>
-        </w:rPr>
-      </w:pPr>
-      <w:r>
-        <w:rPr>
-          <w:rFonts w:asciiTheme="minorHAnsi" w:eastAsiaTheme="minorHAnsi" w:hAnsiTheme="minorHAnsi" w:cstheme="minorHAnsi"/>
-          <w:kern w:val="2"/>
-          <w:lang w:val="en-US" w:eastAsia="en-US"/>
-          <w14:ligatures w14:val="standardContextual"/>
-        </w:rPr>
-        <w:t xml:space="preserve">This project will follow five main stages: data preparation, exploratory analysis, predictive modelling, model </w:t>
-      </w:r>
-      <w:r>
-        <w:rPr>
-          <w:rFonts w:asciiTheme="minorHAnsi" w:eastAsiaTheme="minorHAnsi" w:hAnsiTheme="minorHAnsi" w:cstheme="minorHAnsi"/>
-          <w:kern w:val="2"/>
-          <w:lang w:val="en-US" w:eastAsia="en-US"/>
-          <w14:ligatures w14:val="standardContextual"/>
-        </w:rPr>
-        <w:t>evaluation and dashboard development.</w:t>
-      </w:r>
-    </w:p>
-    <w:p>
-      <w:pPr>
-        <w:pStyle w:val="NormalWeb"/>
-        <w:rPr>
-          <w:rFonts w:asciiTheme="minorHAnsi" w:eastAsiaTheme="minorHAnsi" w:hAnsiTheme="minorHAnsi" w:cstheme="minorHAnsi"/>
-          <w:kern w:val="2"/>
-          <w:lang w:val="en-US" w:eastAsia="en-US"/>
-          <w14:ligatures w14:val="standardContextual"/>
-        </w:rPr>
-      </w:pPr>
-      <w:r>
-        <w:rPr>
-          <w:rFonts w:asciiTheme="minorHAnsi" w:eastAsiaTheme="minorHAnsi" w:hAnsiTheme="minorHAnsi" w:cstheme="minorHAnsi"/>
-          <w:kern w:val="2"/>
-          <w:lang w:val="en-US" w:eastAsia="en-US"/>
-          <w14:ligatures w14:val="standardContextual"/>
-        </w:rPr>
-        <w:t>First, the file</w:t>
-      </w:r>
-      <w:r>
-        <w:rPr>
-          <w:rFonts w:asciiTheme="minorHAnsi" w:eastAsiaTheme="minorHAnsi" w:hAnsiTheme="minorHAnsi" w:cstheme="minorHAnsi"/>
-          <w:kern w:val="2"/>
-          <w:lang w:val="en-US" w:eastAsia="en-US"/>
-          <w14:ligatures w14:val="standardContextual"/>
-        </w:rPr>
-        <w:t xml:space="preserve"> will be imported using pandas. The data will be cleaned and </w:t>
-      </w:r>
-      <w:r>
-        <w:rPr>
-          <w:rFonts w:asciiTheme="minorHAnsi" w:eastAsiaTheme="minorHAnsi" w:hAnsiTheme="minorHAnsi" w:cstheme="minorHAnsi"/>
-          <w:kern w:val="2"/>
-          <w:lang w:val="en-US" w:eastAsia="en-US"/>
-          <w14:ligatures w14:val="standardContextual"/>
-        </w:rPr>
-        <w:t xml:space="preserve">transformed from </w:t>
-      </w:r>
-      <w:r>
-        <w:rPr>
-          <w:rFonts w:asciiTheme="minorHAnsi" w:eastAsiaTheme="minorHAnsi" w:hAnsiTheme="minorHAnsi" w:cstheme="minorHAnsi"/>
-          <w:kern w:val="2"/>
-          <w:lang w:val="en-US" w:eastAsia="en-US"/>
-          <w14:ligatures w14:val="standardContextual"/>
-        </w:rPr>
-        <w:t>wide format to long format. Int the final structure, each row will represent a month</w:t>
-      </w:r>
-      <w:r>
-        <w:rPr>
-          <w:rFonts w:asciiTheme="minorHAnsi" w:eastAsiaTheme="minorHAnsi" w:hAnsiTheme="minorHAnsi" w:cstheme="minorHAnsi"/>
-          <w:kern w:val="2"/>
-          <w:lang w:val="en-US" w:eastAsia="en-US"/>
-          <w14:ligatures w14:val="standardContextual"/>
-        </w:rPr>
-        <w:t>, the visa type, the application statis, and the</w:t>
-      </w:r>
-      <w:r>
-        <w:rPr>
-          <w:rFonts w:asciiTheme="minorHAnsi" w:eastAsiaTheme="minorHAnsi" w:hAnsiTheme="minorHAnsi" w:cstheme="minorHAnsi"/>
-          <w:kern w:val="2"/>
-          <w:lang w:val="en-US" w:eastAsia="en-US"/>
-          <w14:ligatures w14:val="standardContextual"/>
-        </w:rPr>
-        <w:t xml:space="preserve"> </w:t>
-      </w:r>
-      <w:r>
-        <w:rPr>
-          <w:rFonts w:asciiTheme="minorHAnsi" w:eastAsiaTheme="minorHAnsi" w:hAnsiTheme="minorHAnsi" w:cstheme="minorHAnsi"/>
-          <w:kern w:val="2"/>
-          <w:lang w:val="en-US" w:eastAsia="en-US"/>
-          <w14:ligatures w14:val="standardContextual"/>
-        </w:rPr>
-        <w:t xml:space="preserve">number of </w:t>
-      </w:r>
-      <w:r>
-        <w:rPr>
-          <w:rFonts w:asciiTheme="minorHAnsi" w:eastAsiaTheme="minorHAnsi" w:hAnsiTheme="minorHAnsi" w:cstheme="minorHAnsi"/>
-          <w:kern w:val="2"/>
-          <w:lang w:val="en-US" w:eastAsia="en-US"/>
-          <w14:ligatures w14:val="standardContextual"/>
-        </w:rPr>
-        <w:t>applications</w:t>
-      </w:r>
-      <w:r>
-        <w:rPr>
-          <w:rFonts w:asciiTheme="minorHAnsi" w:eastAsiaTheme="minorHAnsi" w:hAnsiTheme="minorHAnsi" w:cstheme="minorHAnsi"/>
-          <w:kern w:val="2"/>
-          <w:lang w:val="en-US" w:eastAsia="en-US"/>
-          <w14:ligatures w14:val="standardContextual"/>
-        </w:rPr>
-        <w:t>. A date co</w:t>
-      </w:r>
-      <w:r>
-        <w:rPr>
-          <w:rFonts w:asciiTheme="minorHAnsi" w:eastAsiaTheme="minorHAnsi" w:hAnsiTheme="minorHAnsi" w:cstheme="minorHAnsi"/>
-          <w:kern w:val="2"/>
-          <w:lang w:val="en-US" w:eastAsia="en-US"/>
-          <w14:ligatures w14:val="standardContextual"/>
-        </w:rPr>
-        <w:t xml:space="preserve">lumn we also be </w:t>
-      </w:r>
-      <w:r>
-        <w:rPr>
-          <w:rFonts w:asciiTheme="minorHAnsi" w:eastAsiaTheme="minorHAnsi" w:hAnsiTheme="minorHAnsi" w:cstheme="minorHAnsi"/>
-          <w:kern w:val="2"/>
-          <w:lang w:val="en-US" w:eastAsia="en-US"/>
-          <w14:ligatures w14:val="standardContextual"/>
-        </w:rPr>
-        <w:t>created</w:t>
-      </w:r>
-      <w:r>
-        <w:rPr>
-          <w:rFonts w:asciiTheme="minorHAnsi" w:eastAsiaTheme="minorHAnsi" w:hAnsiTheme="minorHAnsi" w:cstheme="minorHAnsi"/>
-          <w:kern w:val="2"/>
-          <w:lang w:val="en-US" w:eastAsia="en-US"/>
-          <w14:ligatures w14:val="standardContextual"/>
-        </w:rPr>
-        <w:t>,</w:t>
-      </w:r>
-      <w:r>
-        <w:rPr>
-          <w:rFonts w:asciiTheme="minorHAnsi" w:eastAsiaTheme="minorHAnsi" w:hAnsiTheme="minorHAnsi" w:cstheme="minorHAnsi"/>
-          <w:kern w:val="2"/>
-          <w:lang w:val="en-US" w:eastAsia="en-US"/>
-          <w14:ligatures w14:val="standardContextual"/>
-        </w:rPr>
-        <w:t xml:space="preserve"> missing values, </w:t>
-      </w:r>
-      <w:r>
-        <w:rPr>
-          <w:rFonts w:asciiTheme="minorHAnsi" w:eastAsiaTheme="minorHAnsi" w:hAnsiTheme="minorHAnsi" w:cstheme="minorHAnsi"/>
-          <w:kern w:val="2"/>
-          <w:lang w:val="en-US" w:eastAsia="en-US"/>
-          <w14:ligatures w14:val="standardContextual"/>
-        </w:rPr>
-        <w:t>and missing values will be checked.</w:t>
-      </w:r>
-    </w:p>
-    <w:p>
-      <w:pPr>
-        <w:pStyle w:val="NormalWeb"/>
-        <w:rPr>
-          <w:rFonts w:asciiTheme="minorHAnsi" w:eastAsiaTheme="minorHAnsi" w:hAnsiTheme="minorHAnsi" w:cstheme="minorHAnsi"/>
-          <w:kern w:val="2"/>
-          <w:lang w:val="en-US" w:eastAsia="en-US"/>
-          <w14:ligatures w14:val="standardContextual"/>
-        </w:rPr>
-      </w:pPr>
-      <w:r>
-        <w:rPr>
-          <w:rFonts w:asciiTheme="minorHAnsi" w:eastAsiaTheme="minorHAnsi" w:hAnsiTheme="minorHAnsi" w:cstheme="minorHAnsi"/>
-          <w:kern w:val="2"/>
-          <w:lang w:val="en-US" w:eastAsia="en-US"/>
-          <w14:ligatures w14:val="standardContextual"/>
-        </w:rPr>
-        <w:t xml:space="preserve">Next the project will make a monthly </w:t>
-      </w:r>
-      <w:r>
-        <w:rPr>
-          <w:rFonts w:asciiTheme="minorHAnsi" w:eastAsiaTheme="minorHAnsi" w:hAnsiTheme="minorHAnsi" w:cstheme="minorHAnsi"/>
-          <w:kern w:val="2"/>
-          <w:lang w:val="en-US" w:eastAsia="en-US"/>
-          <w14:ligatures w14:val="standardContextual"/>
-        </w:rPr>
-        <w:t xml:space="preserve">forecast of visa applications. </w:t>
-      </w:r>
-      <w:r>
-        <w:rPr>
-          <w:rFonts w:asciiTheme="minorHAnsi" w:eastAsiaTheme="minorHAnsi" w:hAnsiTheme="minorHAnsi" w:cstheme="minorHAnsi"/>
-          <w:kern w:val="2"/>
-          <w:lang w:val="en-US" w:eastAsia="en-US"/>
-          <w14:ligatures w14:val="standardContextual"/>
-        </w:rPr>
-        <w:t>Separate</w:t>
-      </w:r>
-      <w:r>
-        <w:rPr>
-          <w:rFonts w:asciiTheme="minorHAnsi" w:eastAsiaTheme="minorHAnsi" w:hAnsiTheme="minorHAnsi" w:cstheme="minorHAnsi"/>
-          <w:kern w:val="2"/>
-          <w:lang w:val="en-US" w:eastAsia="en-US"/>
-          <w14:ligatures w14:val="standardContextual"/>
-        </w:rPr>
-        <w:t xml:space="preserve"> </w:t>
-      </w:r>
-      <w:r>
-        <w:rPr>
-          <w:rFonts w:asciiTheme="minorHAnsi" w:eastAsiaTheme="minorHAnsi" w:hAnsiTheme="minorHAnsi" w:cstheme="minorHAnsi"/>
-          <w:kern w:val="2"/>
-          <w:lang w:val="en-US" w:eastAsia="en-US"/>
-          <w14:ligatures w14:val="standardContextual"/>
-        </w:rPr>
-        <w:t>models will</w:t>
-      </w:r>
-      <w:r>
-        <w:rPr>
-          <w:rFonts w:asciiTheme="minorHAnsi" w:eastAsiaTheme="minorHAnsi" w:hAnsiTheme="minorHAnsi" w:cstheme="minorHAnsi"/>
-          <w:kern w:val="2"/>
-          <w:lang w:val="en-US" w:eastAsia="en-US"/>
-          <w14:ligatures w14:val="standardContextual"/>
-        </w:rPr>
-        <w:t xml:space="preserve"> be created for short term</w:t>
-      </w:r>
-      <w:r>
-        <w:rPr>
-          <w:rFonts w:asciiTheme="minorHAnsi" w:eastAsiaTheme="minorHAnsi" w:hAnsiTheme="minorHAnsi" w:cstheme="minorHAnsi"/>
-          <w:kern w:val="2"/>
-          <w:lang w:val="en-US" w:eastAsia="en-US"/>
-          <w14:ligatures w14:val="standardContextual"/>
-        </w:rPr>
-        <w:t xml:space="preserve"> and </w:t>
-      </w:r>
-      <w:proofErr w:type="gramStart"/>
-      <w:r>
-        <w:rPr>
-          <w:rFonts w:asciiTheme="minorHAnsi" w:eastAsiaTheme="minorHAnsi" w:hAnsiTheme="minorHAnsi" w:cstheme="minorHAnsi"/>
-          <w:kern w:val="2"/>
-          <w:lang w:val="en-US" w:eastAsia="en-US"/>
-          <w14:ligatures w14:val="standardContextual"/>
-        </w:rPr>
-        <w:t>long term</w:t>
-      </w:r>
-      <w:proofErr w:type="gramEnd"/>
-      <w:r>
-        <w:rPr>
-          <w:rFonts w:asciiTheme="minorHAnsi" w:eastAsiaTheme="minorHAnsi" w:hAnsiTheme="minorHAnsi" w:cstheme="minorHAnsi"/>
-          <w:kern w:val="2"/>
-          <w:lang w:val="en-US" w:eastAsia="en-US"/>
-          <w14:ligatures w14:val="standardContextual"/>
-        </w:rPr>
-        <w:t xml:space="preserve"> visas, because these </w:t>
-      </w:r>
-      <w:r>
-        <w:rPr>
-          <w:rFonts w:asciiTheme="minorHAnsi" w:eastAsiaTheme="minorHAnsi" w:hAnsiTheme="minorHAnsi" w:cstheme="minorHAnsi"/>
-          <w:kern w:val="2"/>
-          <w:lang w:val="en-US" w:eastAsia="en-US"/>
-          <w14:ligatures w14:val="standardContextual"/>
-        </w:rPr>
-        <w:t>categories</w:t>
-      </w:r>
-      <w:r>
-        <w:rPr>
-          <w:rFonts w:asciiTheme="minorHAnsi" w:eastAsiaTheme="minorHAnsi" w:hAnsiTheme="minorHAnsi" w:cstheme="minorHAnsi"/>
-          <w:kern w:val="2"/>
-          <w:lang w:val="en-US" w:eastAsia="en-US"/>
-          <w14:ligatures w14:val="standardContextual"/>
-        </w:rPr>
-        <w:t xml:space="preserve"> have different </w:t>
-      </w:r>
-      <w:r>
-        <w:rPr>
-          <w:rFonts w:asciiTheme="minorHAnsi" w:eastAsiaTheme="minorHAnsi" w:hAnsiTheme="minorHAnsi" w:cstheme="minorHAnsi"/>
-          <w:kern w:val="2"/>
-          <w:lang w:val="en-US" w:eastAsia="en-US"/>
-          <w14:ligatures w14:val="standardContextual"/>
-        </w:rPr>
-        <w:t>volumes and demand trends.</w:t>
-      </w:r>
-    </w:p>
-    <w:p>
-      <w:pPr>
-        <w:pStyle w:val="NormalWeb"/>
-        <w:rPr>
-          <w:rFonts w:asciiTheme="minorHAnsi" w:eastAsiaTheme="minorHAnsi" w:hAnsiTheme="minorHAnsi" w:cstheme="minorHAnsi"/>
-          <w:kern w:val="2"/>
-          <w:lang w:val="en-US" w:eastAsia="en-US"/>
-          <w14:ligatures w14:val="standardContextual"/>
-        </w:rPr>
-      </w:pPr>
-      <w:r>
-        <w:rPr>
-          <w:rFonts w:asciiTheme="minorHAnsi" w:eastAsiaTheme="minorHAnsi" w:hAnsiTheme="minorHAnsi" w:cstheme="minorHAnsi"/>
-          <w:kern w:val="2"/>
-          <w:lang w:val="en-US" w:eastAsia="en-US"/>
-          <w14:ligatures w14:val="standardContextual"/>
-        </w:rPr>
-        <w:t xml:space="preserve">The first model will be a </w:t>
-      </w:r>
-      <w:r>
-        <w:rPr>
-          <w:rFonts w:asciiTheme="minorHAnsi" w:eastAsiaTheme="minorHAnsi" w:hAnsiTheme="minorHAnsi" w:cstheme="minorHAnsi"/>
-          <w:kern w:val="2"/>
-          <w:lang w:val="en-US" w:eastAsia="en-US"/>
-          <w14:ligatures w14:val="standardContextual"/>
-        </w:rPr>
-        <w:t xml:space="preserve">Naïve seasonal forecast. It will </w:t>
-      </w:r>
-      <w:r>
-        <w:rPr>
-          <w:rFonts w:asciiTheme="minorHAnsi" w:eastAsiaTheme="minorHAnsi" w:hAnsiTheme="minorHAnsi" w:cstheme="minorHAnsi"/>
-          <w:kern w:val="2"/>
-          <w:lang w:val="en-US" w:eastAsia="en-US"/>
-          <w14:ligatures w14:val="standardContextual"/>
-        </w:rPr>
-        <w:t>use figure for the same month of the previous year as the bases for the forecast</w:t>
-      </w:r>
-      <w:r>
-        <w:rPr>
-          <w:rFonts w:asciiTheme="minorHAnsi" w:eastAsiaTheme="minorHAnsi" w:hAnsiTheme="minorHAnsi" w:cstheme="minorHAnsi"/>
-          <w:kern w:val="2"/>
-          <w:lang w:val="en-US" w:eastAsia="en-US"/>
-          <w14:ligatures w14:val="standardContextual"/>
-        </w:rPr>
-        <w:t>. For example, the forecast for July 2027 will use the figure for July 2026. This model will provide a simple baseline for comparison.</w:t>
-      </w:r>
-    </w:p>
-    <w:p>
-      <w:pPr>
-        <w:pStyle w:val="NormalWeb"/>
-        <w:rPr>
-          <w:rFonts w:asciiTheme="minorHAnsi" w:eastAsiaTheme="minorHAnsi" w:hAnsiTheme="minorHAnsi" w:cstheme="minorHAnsi"/>
-          <w:kern w:val="2"/>
-          <w:lang w:val="en-US" w:eastAsia="en-US"/>
-          <w14:ligatures w14:val="standardContextual"/>
-        </w:rPr>
-      </w:pPr>
-      <w:r>
-        <w:rPr>
-          <w:rFonts w:asciiTheme="minorHAnsi" w:eastAsiaTheme="minorHAnsi" w:hAnsiTheme="minorHAnsi" w:cstheme="minorHAnsi"/>
-          <w:kern w:val="2"/>
-          <w:lang w:val="en-US" w:eastAsia="en-US"/>
-          <w14:ligatures w14:val="standardContextual"/>
-        </w:rPr>
-        <w:t xml:space="preserve">The second model will be the </w:t>
-      </w:r>
-      <w:r>
-        <w:rPr>
-          <w:rFonts w:asciiTheme="minorHAnsi" w:eastAsiaTheme="minorHAnsi" w:hAnsiTheme="minorHAnsi" w:cstheme="minorHAnsi"/>
-          <w:kern w:val="2"/>
-          <w:lang w:val="en-US" w:eastAsia="en-US"/>
-          <w14:ligatures w14:val="standardContextual"/>
-        </w:rPr>
-        <w:t>holt-winters exponential smoothing method</w:t>
-      </w:r>
-      <w:r>
-        <w:rPr>
-          <w:rFonts w:asciiTheme="minorHAnsi" w:eastAsiaTheme="minorHAnsi" w:hAnsiTheme="minorHAnsi" w:cstheme="minorHAnsi"/>
-          <w:kern w:val="2"/>
-          <w:lang w:val="en-US" w:eastAsia="en-US"/>
-          <w14:ligatures w14:val="standardContextual"/>
-        </w:rPr>
-        <w:t>.</w:t>
-      </w:r>
-      <w:r>
-        <w:rPr>
-          <w:rFonts w:asciiTheme="minorHAnsi" w:eastAsiaTheme="minorHAnsi" w:hAnsiTheme="minorHAnsi" w:cstheme="minorHAnsi"/>
-          <w:kern w:val="2"/>
-          <w:lang w:val="en-US" w:eastAsia="en-US"/>
-          <w14:ligatures w14:val="standardContextual"/>
-        </w:rPr>
-        <w:br/>
-        <w:t xml:space="preserve">this model is suitable for monthly data, as it allows for the identification of trends and seasonal patterns. </w:t>
-      </w:r>
-    </w:p>
-    <w:p>
-      <w:pPr>
-        <w:pStyle w:val="NormalWeb"/>
-        <w:rPr>
-          <w:rFonts w:asciiTheme="minorHAnsi" w:eastAsiaTheme="minorHAnsi" w:hAnsiTheme="minorHAnsi" w:cstheme="minorHAnsi"/>
-          <w:kern w:val="2"/>
-          <w:lang w:val="en-US" w:eastAsia="en-US"/>
-          <w14:ligatures w14:val="standardContextual"/>
-        </w:rPr>
-      </w:pPr>
-      <w:r>
-        <w:rPr>
-          <w:rFonts w:asciiTheme="minorHAnsi" w:eastAsiaTheme="minorHAnsi" w:hAnsiTheme="minorHAnsi" w:cstheme="minorHAnsi"/>
-          <w:kern w:val="2"/>
-          <w:lang w:val="en-US" w:eastAsia="en-US"/>
-          <w14:ligatures w14:val="standardContextual"/>
-        </w:rPr>
-        <w:t>The models will be trained using data from January 2017 to December 2024</w:t>
-      </w:r>
-      <w:r>
-        <w:rPr>
-          <w:rFonts w:asciiTheme="minorHAnsi" w:eastAsiaTheme="minorHAnsi" w:hAnsiTheme="minorHAnsi" w:cstheme="minorHAnsi"/>
-          <w:kern w:val="2"/>
-          <w:lang w:val="en-US" w:eastAsia="en-US"/>
-          <w14:ligatures w14:val="standardContextual"/>
-        </w:rPr>
-        <w:t xml:space="preserve">. Data from January using data from January </w:t>
-      </w:r>
-      <w:r>
-        <w:rPr>
-          <w:rFonts w:asciiTheme="minorHAnsi" w:eastAsiaTheme="minorHAnsi" w:hAnsiTheme="minorHAnsi" w:cstheme="minorHAnsi"/>
-          <w:kern w:val="2"/>
-          <w:lang w:val="en-US" w:eastAsia="en-US"/>
-          <w14:ligatures w14:val="standardContextual"/>
-        </w:rPr>
-        <w:t>to December 2025 will be used for testing</w:t>
-      </w:r>
-      <w:r>
-        <w:rPr>
-          <w:rFonts w:asciiTheme="minorHAnsi" w:eastAsiaTheme="minorHAnsi" w:hAnsiTheme="minorHAnsi" w:cstheme="minorHAnsi"/>
-          <w:kern w:val="2"/>
-          <w:lang w:val="en-US" w:eastAsia="en-US"/>
-          <w14:ligatures w14:val="standardContextual"/>
-        </w:rPr>
-        <w:t>. The forecast will be compare</w:t>
-      </w:r>
-      <w:r>
-        <w:rPr>
-          <w:rFonts w:asciiTheme="minorHAnsi" w:eastAsiaTheme="minorHAnsi" w:hAnsiTheme="minorHAnsi" w:cstheme="minorHAnsi"/>
-          <w:kern w:val="2"/>
-          <w:lang w:val="en-US" w:eastAsia="en-US"/>
-          <w14:ligatures w14:val="standardContextual"/>
-        </w:rPr>
-        <w:t>d with actual values using MAE, RMSE, and MAPE or SMAPE.</w:t>
-      </w:r>
-    </w:p>
-    <w:p>
-      <w:pPr>
-        <w:pStyle w:val="NormalWeb"/>
-        <w:rPr>
-          <w:rFonts w:asciiTheme="minorHAnsi" w:eastAsiaTheme="minorHAnsi" w:hAnsiTheme="minorHAnsi" w:cstheme="minorHAnsi"/>
-          <w:kern w:val="2"/>
-          <w:lang w:val="en-US" w:eastAsia="en-US"/>
-          <w14:ligatures w14:val="standardContextual"/>
-        </w:rPr>
-      </w:pPr>
-      <w:r>
-        <w:rPr>
-          <w:rFonts w:asciiTheme="minorHAnsi" w:eastAsiaTheme="minorHAnsi" w:hAnsiTheme="minorHAnsi" w:cstheme="minorHAnsi"/>
-          <w:kern w:val="2"/>
-          <w:lang w:val="en-US" w:eastAsia="en-US"/>
-          <w14:ligatures w14:val="standardContextual"/>
-        </w:rPr>
-        <w:t xml:space="preserve">The </w:t>
-      </w:r>
-      <w:r>
-        <w:rPr>
-          <w:rFonts w:asciiTheme="minorHAnsi" w:eastAsiaTheme="minorHAnsi" w:hAnsiTheme="minorHAnsi" w:cstheme="minorHAnsi"/>
-          <w:kern w:val="2"/>
-          <w:lang w:val="en-US" w:eastAsia="en-US"/>
-          <w14:ligatures w14:val="standardContextual"/>
-        </w:rPr>
-        <w:t>selected model will be the one that</w:t>
-      </w:r>
-      <w:r>
-        <w:rPr>
-          <w:rFonts w:asciiTheme="minorHAnsi" w:eastAsiaTheme="minorHAnsi" w:hAnsiTheme="minorHAnsi" w:cstheme="minorHAnsi"/>
-          <w:kern w:val="2"/>
-          <w:lang w:val="en-US" w:eastAsia="en-US"/>
-          <w14:ligatures w14:val="standardContextual"/>
-        </w:rPr>
-        <w:t xml:space="preserve"> offers the best balance between </w:t>
-      </w:r>
-      <w:r>
-        <w:rPr>
-          <w:rFonts w:asciiTheme="minorHAnsi" w:eastAsiaTheme="minorHAnsi" w:hAnsiTheme="minorHAnsi" w:cstheme="minorHAnsi"/>
-          <w:kern w:val="2"/>
-          <w:lang w:val="en-US" w:eastAsia="en-US"/>
-          <w14:ligatures w14:val="standardContextual"/>
-        </w:rPr>
-        <w:t>accuracy</w:t>
-      </w:r>
-      <w:r>
-        <w:rPr>
-          <w:rFonts w:asciiTheme="minorHAnsi" w:eastAsiaTheme="minorHAnsi" w:hAnsiTheme="minorHAnsi" w:cstheme="minorHAnsi"/>
-          <w:kern w:val="2"/>
-          <w:lang w:val="en-US" w:eastAsia="en-US"/>
-          <w14:ligatures w14:val="standardContextual"/>
-        </w:rPr>
-        <w:t>, simpli</w:t>
-      </w:r>
-      <w:r>
-        <w:rPr>
-          <w:rFonts w:asciiTheme="minorHAnsi" w:eastAsiaTheme="minorHAnsi" w:hAnsiTheme="minorHAnsi" w:cstheme="minorHAnsi"/>
-          <w:kern w:val="2"/>
-          <w:lang w:val="en-US" w:eastAsia="en-US"/>
-          <w14:ligatures w14:val="standardContextual"/>
-        </w:rPr>
-        <w:t>ci</w:t>
-      </w:r>
-      <w:r>
-        <w:rPr>
-          <w:rFonts w:asciiTheme="minorHAnsi" w:eastAsiaTheme="minorHAnsi" w:hAnsiTheme="minorHAnsi" w:cstheme="minorHAnsi"/>
-          <w:kern w:val="2"/>
-          <w:lang w:val="en-US" w:eastAsia="en-US"/>
-          <w14:ligatures w14:val="standardContextual"/>
-        </w:rPr>
-        <w:t xml:space="preserve">ty and </w:t>
-      </w:r>
-      <w:r>
-        <w:rPr>
-          <w:rFonts w:asciiTheme="minorHAnsi" w:eastAsiaTheme="minorHAnsi" w:hAnsiTheme="minorHAnsi" w:cstheme="minorHAnsi"/>
-          <w:kern w:val="2"/>
-          <w:lang w:val="en-US" w:eastAsia="en-US"/>
-          <w14:ligatures w14:val="standardContextual"/>
-        </w:rPr>
-        <w:t>usefulness for business users.</w:t>
-      </w:r>
-    </w:p>
-    <w:p>
-      <w:pPr>
-        <w:pStyle w:val="NormalWeb"/>
-        <w:rPr>
-          <w:rFonts w:asciiTheme="minorHAnsi" w:eastAsiaTheme="minorHAnsi" w:hAnsiTheme="minorHAnsi" w:cstheme="minorHAnsi"/>
-          <w:kern w:val="2"/>
-          <w:lang w:val="en-US" w:eastAsia="en-US"/>
-          <w14:ligatures w14:val="standardContextual"/>
-        </w:rPr>
-      </w:pPr>
-      <w:r>
-        <w:rPr>
-          <w:rFonts w:asciiTheme="minorHAnsi" w:eastAsiaTheme="minorHAnsi" w:hAnsiTheme="minorHAnsi" w:cstheme="minorHAnsi"/>
-          <w:kern w:val="2"/>
-          <w:lang w:val="en-US" w:eastAsia="en-US"/>
-          <w14:ligatures w14:val="standardContextual"/>
-        </w:rPr>
-        <w:t>The main to</w:t>
-      </w:r>
-      <w:r>
-        <w:rPr>
-          <w:rFonts w:asciiTheme="minorHAnsi" w:eastAsiaTheme="minorHAnsi" w:hAnsiTheme="minorHAnsi" w:cstheme="minorHAnsi"/>
-          <w:kern w:val="2"/>
-          <w:lang w:val="en-US" w:eastAsia="en-US"/>
-          <w14:ligatures w14:val="standardContextual"/>
-        </w:rPr>
-        <w:t>ols will be:</w:t>
-      </w:r>
-    </w:p>
-    <w:p>
-      <w:pPr>
-        <w:pStyle w:val="NormalWeb"/>
-        <w:numPr>
-          <w:ilvl w:val="0"/>
-          <w:numId w:val="6"/>
-        </w:numPr>
-        <w:rPr>
-          <w:rFonts w:asciiTheme="minorHAnsi" w:eastAsiaTheme="minorHAnsi" w:hAnsiTheme="minorHAnsi" w:cstheme="minorHAnsi"/>
-          <w:kern w:val="2"/>
-          <w:lang w:val="en-US" w:eastAsia="en-US"/>
-          <w14:ligatures w14:val="standardContextual"/>
-        </w:rPr>
-      </w:pPr>
-      <w:r>
-        <w:rPr>
-          <w:rFonts w:asciiTheme="minorHAnsi" w:eastAsiaTheme="minorHAnsi" w:hAnsiTheme="minorHAnsi" w:cstheme="minorHAnsi"/>
-          <w:kern w:val="2"/>
-          <w:lang w:val="en-US" w:eastAsia="en-US"/>
-          <w14:ligatures w14:val="standardContextual"/>
-        </w:rPr>
-        <w:t>Python: primary programming language.</w:t>
-      </w:r>
-    </w:p>
-    <w:p>
-      <w:pPr>
-        <w:pStyle w:val="NormalWeb"/>
-        <w:numPr>
-          <w:ilvl w:val="0"/>
-          <w:numId w:val="6"/>
-        </w:numPr>
-        <w:rPr>
-          <w:rFonts w:asciiTheme="minorHAnsi" w:eastAsiaTheme="minorHAnsi" w:hAnsiTheme="minorHAnsi" w:cstheme="minorHAnsi"/>
-          <w:kern w:val="2"/>
-          <w:lang w:val="en-US" w:eastAsia="en-US"/>
-          <w14:ligatures w14:val="standardContextual"/>
-        </w:rPr>
-      </w:pPr>
-      <w:r>
-        <w:rPr>
-          <w:rFonts w:asciiTheme="minorHAnsi" w:eastAsiaTheme="minorHAnsi" w:hAnsiTheme="minorHAnsi" w:cstheme="minorHAnsi"/>
-          <w:kern w:val="2"/>
-          <w:lang w:val="en-US" w:eastAsia="en-US"/>
-          <w14:ligatures w14:val="standardContextual"/>
-        </w:rPr>
-        <w:t>Pandas: data cleaning and transformation.</w:t>
-      </w:r>
-    </w:p>
-    <w:p>
-      <w:pPr>
-        <w:pStyle w:val="NormalWeb"/>
-        <w:numPr>
-          <w:ilvl w:val="0"/>
-          <w:numId w:val="6"/>
-        </w:numPr>
-        <w:rPr>
-          <w:rFonts w:asciiTheme="minorHAnsi" w:eastAsiaTheme="minorHAnsi" w:hAnsiTheme="minorHAnsi" w:cstheme="minorHAnsi"/>
-          <w:kern w:val="2"/>
-          <w:lang w:val="en-US" w:eastAsia="en-US"/>
-          <w14:ligatures w14:val="standardContextual"/>
-        </w:rPr>
-      </w:pPr>
-      <w:r>
-        <w:rPr>
-          <w:rFonts w:asciiTheme="minorHAnsi" w:eastAsiaTheme="minorHAnsi" w:hAnsiTheme="minorHAnsi" w:cstheme="minorHAnsi"/>
-          <w:kern w:val="2"/>
-          <w:lang w:val="en-US" w:eastAsia="en-US"/>
-          <w14:ligatures w14:val="standardContextual"/>
-        </w:rPr>
-        <w:t>Matplotlib and Seaborn: data visualization.</w:t>
-      </w:r>
-    </w:p>
-    <w:p>
-      <w:pPr>
-        <w:pStyle w:val="NormalWeb"/>
-        <w:numPr>
-          <w:ilvl w:val="0"/>
-          <w:numId w:val="6"/>
-        </w:numPr>
-        <w:rPr>
-          <w:rFonts w:asciiTheme="minorHAnsi" w:eastAsiaTheme="minorHAnsi" w:hAnsiTheme="minorHAnsi" w:cstheme="minorHAnsi"/>
-          <w:kern w:val="2"/>
-          <w:lang w:val="en-US" w:eastAsia="en-US"/>
-          <w14:ligatures w14:val="standardContextual"/>
-        </w:rPr>
-      </w:pPr>
-      <w:proofErr w:type="spellStart"/>
-      <w:r>
-        <w:rPr>
-          <w:rFonts w:asciiTheme="minorHAnsi" w:eastAsiaTheme="minorHAnsi" w:hAnsiTheme="minorHAnsi" w:cstheme="minorHAnsi"/>
-          <w:kern w:val="2"/>
-          <w:lang w:val="en-US" w:eastAsia="en-US"/>
-          <w14:ligatures w14:val="standardContextual"/>
-        </w:rPr>
-        <w:t>Statsmodels</w:t>
-      </w:r>
-      <w:proofErr w:type="spellEnd"/>
-      <w:r>
-        <w:rPr>
-          <w:rFonts w:asciiTheme="minorHAnsi" w:eastAsiaTheme="minorHAnsi" w:hAnsiTheme="minorHAnsi" w:cstheme="minorHAnsi"/>
-          <w:kern w:val="2"/>
-          <w:lang w:val="en-US" w:eastAsia="en-US"/>
-          <w14:ligatures w14:val="standardContextual"/>
-        </w:rPr>
-        <w:t>: Holt-Winters and SARIMA models.</w:t>
-      </w:r>
-    </w:p>
-    <w:p>
-      <w:pPr>
-        <w:pStyle w:val="NormalWeb"/>
-        <w:numPr>
-          <w:ilvl w:val="0"/>
-          <w:numId w:val="6"/>
-        </w:numPr>
-        <w:rPr>
-          <w:rFonts w:asciiTheme="minorHAnsi" w:eastAsiaTheme="minorHAnsi" w:hAnsiTheme="minorHAnsi" w:cstheme="minorHAnsi"/>
-          <w:kern w:val="2"/>
-          <w:lang w:val="en-US" w:eastAsia="en-US"/>
-          <w14:ligatures w14:val="standardContextual"/>
-        </w:rPr>
-      </w:pPr>
-      <w:r>
-        <w:rPr>
-          <w:rFonts w:asciiTheme="minorHAnsi" w:eastAsiaTheme="minorHAnsi" w:hAnsiTheme="minorHAnsi" w:cstheme="minorHAnsi"/>
-          <w:kern w:val="2"/>
-          <w:lang w:val="en-US" w:eastAsia="en-US"/>
-          <w14:ligatures w14:val="standardContextual"/>
-        </w:rPr>
-        <w:t>Scikit-learn: evaluation metrics.</w:t>
-      </w:r>
-    </w:p>
-    <w:p>
-      <w:pPr>
-        <w:pStyle w:val="NormalWeb"/>
-        <w:numPr>
-          <w:ilvl w:val="0"/>
-          <w:numId w:val="6"/>
-        </w:numPr>
-        <w:rPr>
-          <w:rFonts w:asciiTheme="minorHAnsi" w:eastAsiaTheme="minorHAnsi" w:hAnsiTheme="minorHAnsi" w:cstheme="minorHAnsi"/>
-          <w:kern w:val="2"/>
-          <w:lang w:val="en-US" w:eastAsia="en-US"/>
-          <w14:ligatures w14:val="standardContextual"/>
-        </w:rPr>
-      </w:pPr>
-      <w:proofErr w:type="spellStart"/>
-      <w:r>
-        <w:rPr>
-          <w:rFonts w:asciiTheme="minorHAnsi" w:eastAsiaTheme="minorHAnsi" w:hAnsiTheme="minorHAnsi" w:cstheme="minorHAnsi"/>
-          <w:kern w:val="2"/>
-          <w:lang w:val="en-US" w:eastAsia="en-US"/>
-          <w14:ligatures w14:val="standardContextual"/>
-        </w:rPr>
-        <w:t>Jupyter</w:t>
-      </w:r>
-      <w:proofErr w:type="spellEnd"/>
-      <w:r>
-        <w:rPr>
-          <w:rFonts w:asciiTheme="minorHAnsi" w:eastAsiaTheme="minorHAnsi" w:hAnsiTheme="minorHAnsi" w:cstheme="minorHAnsi"/>
-          <w:kern w:val="2"/>
-          <w:lang w:val="en-US" w:eastAsia="en-US"/>
-          <w14:ligatures w14:val="standardContextual"/>
-        </w:rPr>
-        <w:t xml:space="preserve"> Notebook: code, analysis, and documentation.</w:t>
-      </w:r>
-    </w:p>
-    <w:p>
-      <w:pPr>
-        <w:pStyle w:val="NormalWeb"/>
-        <w:numPr>
-          <w:ilvl w:val="0"/>
-          <w:numId w:val="6"/>
-        </w:numPr>
-        <w:rPr>
-          <w:rFonts w:asciiTheme="minorHAnsi" w:eastAsiaTheme="minorHAnsi" w:hAnsiTheme="minorHAnsi" w:cstheme="minorHAnsi"/>
-          <w:kern w:val="2"/>
-          <w:lang w:val="en-US" w:eastAsia="en-US"/>
-          <w14:ligatures w14:val="standardContextual"/>
-        </w:rPr>
-      </w:pPr>
-      <w:r>
-        <w:rPr>
-          <w:rFonts w:asciiTheme="minorHAnsi" w:eastAsiaTheme="minorHAnsi" w:hAnsiTheme="minorHAnsi" w:cstheme="minorHAnsi"/>
-          <w:kern w:val="2"/>
-          <w:lang w:val="en-US" w:eastAsia="en-US"/>
-          <w14:ligatures w14:val="standardContextual"/>
-        </w:rPr>
-        <w:t>Power BI: final dashboard and business communication</w:t>
-      </w:r>
-      <w:r>
-        <w:rPr>
-          <w:rFonts w:asciiTheme="minorHAnsi" w:eastAsiaTheme="minorHAnsi" w:hAnsiTheme="minorHAnsi" w:cstheme="minorHAnsi"/>
-          <w:kern w:val="2"/>
-          <w:lang w:val="en-US" w:eastAsia="en-US"/>
-          <w14:ligatures w14:val="standardContextual"/>
-        </w:rPr>
-        <w:t>.</w:t>
-      </w:r>
-    </w:p>
-    <w:p>
-      <w:pPr>
-        <w:pStyle w:val="NormalWeb"/>
-        <w:rPr>
-          <w:rFonts w:asciiTheme="minorHAnsi" w:hAnsiTheme="minorHAnsi" w:cstheme="minorHAnsi"/>
-          <w:b/>
-          <w:bCs/>
-        </w:rPr>
-      </w:pPr>
-      <w:r>
-        <w:rPr>
-          <w:rFonts w:asciiTheme="minorHAnsi" w:hAnsiTheme="minorHAnsi" w:cstheme="minorHAnsi"/>
-          <w:b/>
-          <w:bCs/>
-        </w:rPr>
-        <w:t>High-Level Architecture</w:t>
-      </w:r>
-    </w:p>
-    <w:p>
-      <w:pPr>
-        <w:pStyle w:val="NormalWeb"/>
-        <w:rPr>
-          <w:rFonts w:asciiTheme="minorHAnsi" w:eastAsiaTheme="minorHAnsi" w:hAnsiTheme="minorHAnsi" w:cstheme="minorHAnsi"/>
-          <w:kern w:val="2"/>
-          <w:lang w:val="en-US" w:eastAsia="en-US"/>
-          <w14:ligatures w14:val="standardContextual"/>
-        </w:rPr>
-      </w:pPr>
-      <w:r>
-        <w:rPr>
-          <w:rFonts w:asciiTheme="minorHAnsi" w:eastAsiaTheme="minorHAnsi" w:hAnsiTheme="minorHAnsi" w:cstheme="minorHAnsi"/>
-          <w:kern w:val="2"/>
-          <w:lang w:val="en-US" w:eastAsia="en-US"/>
-          <w14:ligatures w14:val="standardContextual"/>
-        </w:rPr>
-        <w:lastRenderedPageBreak/>
-        <w:t>Text</w:t>
-      </w:r>
-      <w:r>
-        <w:rPr>
-          <w:rFonts w:asciiTheme="minorHAnsi" w:eastAsiaTheme="minorHAnsi" w:hAnsiTheme="minorHAnsi" w:cstheme="minorHAnsi"/>
-          <w:kern w:val="2"/>
-          <w:lang w:val="en-US" w:eastAsia="en-US"/>
-          <w14:ligatures w14:val="standardContextual"/>
-        </w:rPr>
-        <w:br/>
-        <w:t>CSV dataset</w:t>
-      </w:r>
-    </w:p>
-    <w:p>
-      <w:pPr>
-        <w:pStyle w:val="NormalWeb"/>
-        <w:rPr>
-          <w:rFonts w:asciiTheme="minorHAnsi" w:eastAsiaTheme="minorHAnsi" w:hAnsiTheme="minorHAnsi" w:cstheme="minorHAnsi"/>
-          <w:kern w:val="2"/>
-          <w:lang w:val="en-US" w:eastAsia="en-US"/>
-          <w14:ligatures w14:val="standardContextual"/>
-        </w:rPr>
-      </w:pPr>
-      <w:r>
-        <w:rPr>
-          <w:rFonts w:asciiTheme="minorHAnsi" w:eastAsiaTheme="minorHAnsi" w:hAnsiTheme="minorHAnsi" w:cstheme="minorHAnsi"/>
-          <w:kern w:val="2"/>
-          <w:lang w:val="en-US" w:eastAsia="en-US"/>
-          <w14:ligatures w14:val="standardContextual"/>
-        </w:rPr>
-        <w:t xml:space="preserve">     ↓</w:t>
-      </w:r>
-    </w:p>
-    <w:p>
-      <w:pPr>
-        <w:pStyle w:val="NormalWeb"/>
-        <w:rPr>
-          <w:rFonts w:asciiTheme="minorHAnsi" w:eastAsiaTheme="minorHAnsi" w:hAnsiTheme="minorHAnsi" w:cstheme="minorHAnsi"/>
-          <w:kern w:val="2"/>
-          <w:lang w:val="en-US" w:eastAsia="en-US"/>
-          <w14:ligatures w14:val="standardContextual"/>
-        </w:rPr>
-      </w:pPr>
-      <w:r>
-        <w:rPr>
-          <w:rFonts w:asciiTheme="minorHAnsi" w:eastAsiaTheme="minorHAnsi" w:hAnsiTheme="minorHAnsi" w:cstheme="minorHAnsi"/>
-          <w:kern w:val="2"/>
-          <w:lang w:val="en-US" w:eastAsia="en-US"/>
-          <w14:ligatures w14:val="standardContextual"/>
-        </w:rPr>
-        <w:t>Data preparation with Python and Pandas</w:t>
-      </w:r>
-    </w:p>
-    <w:p>
-      <w:pPr>
-        <w:pStyle w:val="NormalWeb"/>
-        <w:rPr>
-          <w:rFonts w:asciiTheme="minorHAnsi" w:eastAsiaTheme="minorHAnsi" w:hAnsiTheme="minorHAnsi" w:cstheme="minorHAnsi"/>
-          <w:kern w:val="2"/>
-          <w:lang w:val="en-US" w:eastAsia="en-US"/>
-          <w14:ligatures w14:val="standardContextual"/>
-        </w:rPr>
-      </w:pPr>
-      <w:r>
-        <w:rPr>
-          <w:rFonts w:asciiTheme="minorHAnsi" w:eastAsiaTheme="minorHAnsi" w:hAnsiTheme="minorHAnsi" w:cstheme="minorHAnsi"/>
-          <w:kern w:val="2"/>
-          <w:lang w:val="en-US" w:eastAsia="en-US"/>
-          <w14:ligatures w14:val="standardContextual"/>
-        </w:rPr>
-        <w:t xml:space="preserve">     ↓</w:t>
-      </w:r>
-    </w:p>
-    <w:p>
-      <w:pPr>
-        <w:pStyle w:val="NormalWeb"/>
-        <w:rPr>
-          <w:rFonts w:asciiTheme="minorHAnsi" w:eastAsiaTheme="minorHAnsi" w:hAnsiTheme="minorHAnsi" w:cstheme="minorHAnsi"/>
-          <w:kern w:val="2"/>
-          <w:lang w:val="en-US" w:eastAsia="en-US"/>
-          <w14:ligatures w14:val="standardContextual"/>
-        </w:rPr>
-      </w:pPr>
-      <w:r>
-        <w:rPr>
-          <w:rFonts w:asciiTheme="minorHAnsi" w:eastAsiaTheme="minorHAnsi" w:hAnsiTheme="minorHAnsi" w:cstheme="minorHAnsi"/>
-          <w:kern w:val="2"/>
-          <w:lang w:val="en-US" w:eastAsia="en-US"/>
-          <w14:ligatures w14:val="standardContextual"/>
-        </w:rPr>
-        <w:t>Exploratory analysis with charts</w:t>
-      </w:r>
-    </w:p>
-    <w:p>
-      <w:pPr>
-        <w:pStyle w:val="NormalWeb"/>
-        <w:rPr>
-          <w:rFonts w:asciiTheme="minorHAnsi" w:eastAsiaTheme="minorHAnsi" w:hAnsiTheme="minorHAnsi" w:cstheme="minorHAnsi"/>
-          <w:kern w:val="2"/>
-          <w:lang w:val="en-US" w:eastAsia="en-US"/>
-          <w14:ligatures w14:val="standardContextual"/>
-        </w:rPr>
-      </w:pPr>
-      <w:r>
-        <w:rPr>
-          <w:rFonts w:asciiTheme="minorHAnsi" w:eastAsiaTheme="minorHAnsi" w:hAnsiTheme="minorHAnsi" w:cstheme="minorHAnsi"/>
-          <w:kern w:val="2"/>
-          <w:lang w:val="en-US" w:eastAsia="en-US"/>
-          <w14:ligatures w14:val="standardContextual"/>
-        </w:rPr>
-        <w:t xml:space="preserve">     ↓</w:t>
-      </w:r>
-    </w:p>
-    <w:p>
-      <w:pPr>
-        <w:pStyle w:val="NormalWeb"/>
-        <w:rPr>
-          <w:rFonts w:asciiTheme="minorHAnsi" w:eastAsiaTheme="minorHAnsi" w:hAnsiTheme="minorHAnsi" w:cstheme="minorHAnsi"/>
-          <w:kern w:val="2"/>
-          <w:lang w:val="en-US" w:eastAsia="en-US"/>
-          <w14:ligatures w14:val="standardContextual"/>
-        </w:rPr>
-      </w:pPr>
-      <w:r>
-        <w:rPr>
-          <w:rFonts w:asciiTheme="minorHAnsi" w:eastAsiaTheme="minorHAnsi" w:hAnsiTheme="minorHAnsi" w:cstheme="minorHAnsi"/>
-          <w:kern w:val="2"/>
-          <w:lang w:val="en-US" w:eastAsia="en-US"/>
-          <w14:ligatures w14:val="standardContextual"/>
-        </w:rPr>
-        <w:t>Forecasting models</w:t>
-      </w:r>
-    </w:p>
-    <w:p>
-      <w:pPr>
-        <w:pStyle w:val="NormalWeb"/>
-        <w:rPr>
-          <w:rFonts w:asciiTheme="minorHAnsi" w:eastAsiaTheme="minorHAnsi" w:hAnsiTheme="minorHAnsi" w:cstheme="minorHAnsi"/>
-          <w:kern w:val="2"/>
-          <w:lang w:val="en-US" w:eastAsia="en-US"/>
-          <w14:ligatures w14:val="standardContextual"/>
-        </w:rPr>
-      </w:pPr>
-      <w:r>
-        <w:rPr>
-          <w:rFonts w:asciiTheme="minorHAnsi" w:eastAsiaTheme="minorHAnsi" w:hAnsiTheme="minorHAnsi" w:cstheme="minorHAnsi"/>
-          <w:kern w:val="2"/>
-          <w:lang w:val="en-US" w:eastAsia="en-US"/>
-          <w14:ligatures w14:val="standardContextual"/>
-        </w:rPr>
-        <w:t xml:space="preserve">     ↓</w:t>
-      </w:r>
-    </w:p>
-    <w:p>
-      <w:pPr>
-        <w:pStyle w:val="NormalWeb"/>
-        <w:rPr>
-          <w:rFonts w:asciiTheme="minorHAnsi" w:eastAsiaTheme="minorHAnsi" w:hAnsiTheme="minorHAnsi" w:cstheme="minorHAnsi"/>
-          <w:kern w:val="2"/>
-          <w:lang w:val="en-US" w:eastAsia="en-US"/>
-          <w14:ligatures w14:val="standardContextual"/>
-        </w:rPr>
-      </w:pPr>
-      <w:r>
-        <w:rPr>
-          <w:rFonts w:asciiTheme="minorHAnsi" w:eastAsiaTheme="minorHAnsi" w:hAnsiTheme="minorHAnsi" w:cstheme="minorHAnsi"/>
-          <w:kern w:val="2"/>
-          <w:lang w:val="en-US" w:eastAsia="en-US"/>
-          <w14:ligatures w14:val="standardContextual"/>
-        </w:rPr>
-        <w:t>Model evaluation</w:t>
-      </w:r>
-    </w:p>
-    <w:p>
-      <w:pPr>
-        <w:pStyle w:val="NormalWeb"/>
-        <w:rPr>
-          <w:rFonts w:asciiTheme="minorHAnsi" w:eastAsiaTheme="minorHAnsi" w:hAnsiTheme="minorHAnsi" w:cstheme="minorHAnsi"/>
-          <w:kern w:val="2"/>
-          <w:lang w:val="en-US" w:eastAsia="en-US"/>
-          <w14:ligatures w14:val="standardContextual"/>
-        </w:rPr>
-      </w:pPr>
-      <w:r>
-        <w:rPr>
-          <w:rFonts w:asciiTheme="minorHAnsi" w:eastAsiaTheme="minorHAnsi" w:hAnsiTheme="minorHAnsi" w:cstheme="minorHAnsi"/>
-          <w:kern w:val="2"/>
-          <w:lang w:val="en-US" w:eastAsia="en-US"/>
-          <w14:ligatures w14:val="standardContextual"/>
-        </w:rPr>
-        <w:t xml:space="preserve">     ↓</w:t>
-      </w:r>
-    </w:p>
-    <w:p>
-      <w:pPr>
-        <w:pStyle w:val="NormalWeb"/>
-        <w:rPr>
-          <w:rFonts w:asciiTheme="minorHAnsi" w:eastAsiaTheme="minorHAnsi" w:hAnsiTheme="minorHAnsi" w:cstheme="minorHAnsi"/>
-          <w:kern w:val="2"/>
-          <w:lang w:val="en-US" w:eastAsia="en-US"/>
-          <w14:ligatures w14:val="standardContextual"/>
-        </w:rPr>
-      </w:pPr>
-      <w:r>
-        <w:rPr>
-          <w:rFonts w:asciiTheme="minorHAnsi" w:eastAsiaTheme="minorHAnsi" w:hAnsiTheme="minorHAnsi" w:cstheme="minorHAnsi"/>
-          <w:kern w:val="2"/>
-          <w:lang w:val="en-US" w:eastAsia="en-US"/>
-          <w14:ligatures w14:val="standardContextual"/>
-        </w:rPr>
-        <w:t>Power BI dashboard</w:t>
-      </w:r>
-    </w:p>
-    <w:p>
-      <w:pPr>
-        <w:pStyle w:val="NormalWeb"/>
-        <w:rPr>
-          <w:rFonts w:asciiTheme="minorHAnsi" w:eastAsiaTheme="minorHAnsi" w:hAnsiTheme="minorHAnsi" w:cstheme="minorHAnsi"/>
-          <w:kern w:val="2"/>
-          <w:lang w:val="en-US" w:eastAsia="en-US"/>
-          <w14:ligatures w14:val="standardContextual"/>
-        </w:rPr>
-      </w:pPr>
-      <w:r>
-        <w:rPr>
-          <w:rFonts w:asciiTheme="minorHAnsi" w:eastAsiaTheme="minorHAnsi" w:hAnsiTheme="minorHAnsi" w:cstheme="minorHAnsi"/>
-          <w:kern w:val="2"/>
-          <w:lang w:val="en-US" w:eastAsia="en-US"/>
-          <w14:ligatures w14:val="standardContextual"/>
-        </w:rPr>
-        <w:t>The workflow starts with the official visa dataset. Python and Pandas will prepare the data for analysis. Matplotlib and Seaborn will help identify trends and seasonal patterns. Forecasting models will then estimate future demand. The models will be evaluated using historical test data. Finally, the results will be presented in Power BI through historical charts, forecasts, key performance indicators and peak-demand information.</w:t>
-      </w:r>
-    </w:p>
-    <w:p>
-      <w:pPr>
-        <w:pStyle w:val="NormalWeb"/>
-        <w:rPr>
-          <w:rFonts w:asciiTheme="minorHAnsi" w:eastAsiaTheme="minorHAnsi" w:hAnsiTheme="minorHAnsi" w:cstheme="minorHAnsi"/>
-          <w:kern w:val="2"/>
-          <w:lang w:val="en-US" w:eastAsia="en-US"/>
-          <w14:ligatures w14:val="standardContextual"/>
-        </w:rPr>
-      </w:pPr>
-      <w:r>
-        <w:rPr>
-          <w:rFonts w:asciiTheme="minorHAnsi" w:eastAsiaTheme="minorHAnsi" w:hAnsiTheme="minorHAnsi" w:cstheme="minorHAnsi"/>
-          <w:kern w:val="2"/>
-          <w:lang w:val="en-US" w:eastAsia="en-US"/>
-          <w14:ligatures w14:val="standardContextual"/>
-        </w:rPr>
-        <w:t>This architecture connects data preparation, analysis, prediction and communication in one structured process. It will help immigration managers understand future demand and plan staff and processing capacity more effectively.</w:t>
-      </w:r>
-    </w:p>
-    <w:p>
-      <w:pPr>
+      </w:pPr>
+      <w:r>
         <w:rPr>
           <w:rFonts w:eastAsiaTheme="majorEastAsia" w:cstheme="minorHAnsi"/>
           <w:b/>
@@ -3995,8 +2901,1072 @@
           <w:szCs w:val="28"/>
           <w:lang w:val="en-US"/>
         </w:rPr>
-      </w:pPr>
-      <w:r>
+        <w:lastRenderedPageBreak/>
+        <w:t>Methodology</w:t>
+      </w:r>
+    </w:p>
+    <w:p>
+      <w:pPr>
+        <w:pStyle w:val="NormalWeb"/>
+        <w:rPr>
+          <w:rFonts w:asciiTheme="minorHAnsi" w:hAnsiTheme="minorHAnsi" w:cstheme="minorHAnsi"/>
+          <w:highlight w:val="yellow"/>
+        </w:rPr>
+      </w:pPr>
+      <w:r>
+        <w:rPr>
+          <w:rFonts w:asciiTheme="minorHAnsi" w:hAnsiTheme="minorHAnsi" w:cstheme="minorHAnsi"/>
+          <w:highlight w:val="yellow"/>
+        </w:rPr>
+        <w:t>Describe how you plan to carry out the project. Explain the proposed data analytics methods, predictive modelling techniques, technologies and tools, and briefly justify your choices.</w:t>
+      </w:r>
+    </w:p>
+    <w:p>
+      <w:pPr>
+        <w:pStyle w:val="NormalWeb"/>
+        <w:rPr>
+          <w:rFonts w:asciiTheme="minorHAnsi" w:hAnsiTheme="minorHAnsi" w:cstheme="minorHAnsi"/>
+        </w:rPr>
+      </w:pPr>
+      <w:r>
+        <w:rPr>
+          <w:rFonts w:asciiTheme="minorHAnsi" w:hAnsiTheme="minorHAnsi" w:cstheme="minorHAnsi"/>
+          <w:highlight w:val="yellow"/>
+        </w:rPr>
+        <w:t xml:space="preserve">Include a </w:t>
+      </w:r>
+      <w:r>
+        <w:rPr>
+          <w:rStyle w:val="Forte"/>
+          <w:rFonts w:asciiTheme="minorHAnsi" w:hAnsiTheme="minorHAnsi" w:cstheme="minorHAnsi"/>
+          <w:highlight w:val="yellow"/>
+        </w:rPr>
+        <w:t>high-level architectural diagram</w:t>
+      </w:r>
+      <w:r>
+        <w:rPr>
+          <w:rFonts w:asciiTheme="minorHAnsi" w:hAnsiTheme="minorHAnsi" w:cstheme="minorHAnsi"/>
+          <w:highlight w:val="yellow"/>
+        </w:rPr>
+        <w:t xml:space="preserve"> showing the proposed workflow or system architecture and how the main components are connected. Briefly explain the main components and overall workflow.</w:t>
+      </w:r>
+    </w:p>
+    <w:p>
+      <w:pPr>
+        <w:pStyle w:val="NormalWeb"/>
+        <w:rPr>
+          <w:rFonts w:asciiTheme="minorHAnsi" w:eastAsiaTheme="minorHAnsi" w:hAnsiTheme="minorHAnsi" w:cstheme="minorHAnsi"/>
+          <w:kern w:val="2"/>
+          <w:lang w:val="en-US" w:eastAsia="en-US"/>
+          <w14:ligatures w14:val="standardContextual"/>
+        </w:rPr>
+      </w:pPr>
+      <w:r>
+        <w:rPr>
+          <w:rFonts w:asciiTheme="minorHAnsi" w:eastAsiaTheme="minorHAnsi" w:hAnsiTheme="minorHAnsi" w:cstheme="minorHAnsi"/>
+          <w:kern w:val="2"/>
+          <w:lang w:val="en-US" w:eastAsia="en-US"/>
+          <w14:ligatures w14:val="standardContextual"/>
+        </w:rPr>
+        <w:t xml:space="preserve">This project will follow five main stages: data preparation, exploratory analysis, predictive modelling, model </w:t>
+      </w:r>
+      <w:r>
+        <w:rPr>
+          <w:rFonts w:asciiTheme="minorHAnsi" w:eastAsiaTheme="minorHAnsi" w:hAnsiTheme="minorHAnsi" w:cstheme="minorHAnsi"/>
+          <w:kern w:val="2"/>
+          <w:lang w:val="en-US" w:eastAsia="en-US"/>
+          <w14:ligatures w14:val="standardContextual"/>
+        </w:rPr>
+        <w:t>evaluation and dashboard development.</w:t>
+      </w:r>
+    </w:p>
+    <w:p>
+      <w:pPr>
+        <w:pStyle w:val="NormalWeb"/>
+        <w:rPr>
+          <w:rFonts w:asciiTheme="minorHAnsi" w:eastAsiaTheme="minorHAnsi" w:hAnsiTheme="minorHAnsi" w:cstheme="minorHAnsi"/>
+          <w:kern w:val="2"/>
+          <w:lang w:val="en-US" w:eastAsia="en-US"/>
+          <w14:ligatures w14:val="standardContextual"/>
+        </w:rPr>
+      </w:pPr>
+      <w:r>
+        <w:rPr>
+          <w:rFonts w:asciiTheme="minorHAnsi" w:eastAsiaTheme="minorHAnsi" w:hAnsiTheme="minorHAnsi" w:cstheme="minorHAnsi"/>
+          <w:kern w:val="2"/>
+          <w:lang w:val="en-US" w:eastAsia="en-US"/>
+          <w14:ligatures w14:val="standardContextual"/>
+        </w:rPr>
+        <w:t>First, the file</w:t>
+      </w:r>
+      <w:r>
+        <w:rPr>
+          <w:rFonts w:asciiTheme="minorHAnsi" w:eastAsiaTheme="minorHAnsi" w:hAnsiTheme="minorHAnsi" w:cstheme="minorHAnsi"/>
+          <w:kern w:val="2"/>
+          <w:lang w:val="en-US" w:eastAsia="en-US"/>
+          <w14:ligatures w14:val="standardContextual"/>
+        </w:rPr>
+        <w:t xml:space="preserve"> will be imported using pandas. The data will be cleaned and </w:t>
+      </w:r>
+      <w:r>
+        <w:rPr>
+          <w:rFonts w:asciiTheme="minorHAnsi" w:eastAsiaTheme="minorHAnsi" w:hAnsiTheme="minorHAnsi" w:cstheme="minorHAnsi"/>
+          <w:kern w:val="2"/>
+          <w:lang w:val="en-US" w:eastAsia="en-US"/>
+          <w14:ligatures w14:val="standardContextual"/>
+        </w:rPr>
+        <w:t xml:space="preserve">transformed from </w:t>
+      </w:r>
+      <w:r>
+        <w:rPr>
+          <w:rFonts w:asciiTheme="minorHAnsi" w:eastAsiaTheme="minorHAnsi" w:hAnsiTheme="minorHAnsi" w:cstheme="minorHAnsi"/>
+          <w:kern w:val="2"/>
+          <w:lang w:val="en-US" w:eastAsia="en-US"/>
+          <w14:ligatures w14:val="standardContextual"/>
+        </w:rPr>
+        <w:t>wide format to long format. Int the final structure, each row will represent a month</w:t>
+      </w:r>
+      <w:r>
+        <w:rPr>
+          <w:rFonts w:asciiTheme="minorHAnsi" w:eastAsiaTheme="minorHAnsi" w:hAnsiTheme="minorHAnsi" w:cstheme="minorHAnsi"/>
+          <w:kern w:val="2"/>
+          <w:lang w:val="en-US" w:eastAsia="en-US"/>
+          <w14:ligatures w14:val="standardContextual"/>
+        </w:rPr>
+        <w:t>, the visa type, the application statis, and the</w:t>
+      </w:r>
+      <w:r>
+        <w:rPr>
+          <w:rFonts w:asciiTheme="minorHAnsi" w:eastAsiaTheme="minorHAnsi" w:hAnsiTheme="minorHAnsi" w:cstheme="minorHAnsi"/>
+          <w:kern w:val="2"/>
+          <w:lang w:val="en-US" w:eastAsia="en-US"/>
+          <w14:ligatures w14:val="standardContextual"/>
+        </w:rPr>
+        <w:t xml:space="preserve"> </w:t>
+      </w:r>
+      <w:r>
+        <w:rPr>
+          <w:rFonts w:asciiTheme="minorHAnsi" w:eastAsiaTheme="minorHAnsi" w:hAnsiTheme="minorHAnsi" w:cstheme="minorHAnsi"/>
+          <w:kern w:val="2"/>
+          <w:lang w:val="en-US" w:eastAsia="en-US"/>
+          <w14:ligatures w14:val="standardContextual"/>
+        </w:rPr>
+        <w:t xml:space="preserve">number of </w:t>
+      </w:r>
+      <w:r>
+        <w:rPr>
+          <w:rFonts w:asciiTheme="minorHAnsi" w:eastAsiaTheme="minorHAnsi" w:hAnsiTheme="minorHAnsi" w:cstheme="minorHAnsi"/>
+          <w:kern w:val="2"/>
+          <w:lang w:val="en-US" w:eastAsia="en-US"/>
+          <w14:ligatures w14:val="standardContextual"/>
+        </w:rPr>
+        <w:t>applications</w:t>
+      </w:r>
+      <w:r>
+        <w:rPr>
+          <w:rFonts w:asciiTheme="minorHAnsi" w:eastAsiaTheme="minorHAnsi" w:hAnsiTheme="minorHAnsi" w:cstheme="minorHAnsi"/>
+          <w:kern w:val="2"/>
+          <w:lang w:val="en-US" w:eastAsia="en-US"/>
+          <w14:ligatures w14:val="standardContextual"/>
+        </w:rPr>
+        <w:t>. A date co</w:t>
+      </w:r>
+      <w:r>
+        <w:rPr>
+          <w:rFonts w:asciiTheme="minorHAnsi" w:eastAsiaTheme="minorHAnsi" w:hAnsiTheme="minorHAnsi" w:cstheme="minorHAnsi"/>
+          <w:kern w:val="2"/>
+          <w:lang w:val="en-US" w:eastAsia="en-US"/>
+          <w14:ligatures w14:val="standardContextual"/>
+        </w:rPr>
+        <w:t xml:space="preserve">lumn we also be </w:t>
+      </w:r>
+      <w:r>
+        <w:rPr>
+          <w:rFonts w:asciiTheme="minorHAnsi" w:eastAsiaTheme="minorHAnsi" w:hAnsiTheme="minorHAnsi" w:cstheme="minorHAnsi"/>
+          <w:kern w:val="2"/>
+          <w:lang w:val="en-US" w:eastAsia="en-US"/>
+          <w14:ligatures w14:val="standardContextual"/>
+        </w:rPr>
+        <w:t>created</w:t>
+      </w:r>
+      <w:r>
+        <w:rPr>
+          <w:rFonts w:asciiTheme="minorHAnsi" w:eastAsiaTheme="minorHAnsi" w:hAnsiTheme="minorHAnsi" w:cstheme="minorHAnsi"/>
+          <w:kern w:val="2"/>
+          <w:lang w:val="en-US" w:eastAsia="en-US"/>
+          <w14:ligatures w14:val="standardContextual"/>
+        </w:rPr>
+        <w:t>,</w:t>
+      </w:r>
+      <w:r>
+        <w:rPr>
+          <w:rFonts w:asciiTheme="minorHAnsi" w:eastAsiaTheme="minorHAnsi" w:hAnsiTheme="minorHAnsi" w:cstheme="minorHAnsi"/>
+          <w:kern w:val="2"/>
+          <w:lang w:val="en-US" w:eastAsia="en-US"/>
+          <w14:ligatures w14:val="standardContextual"/>
+        </w:rPr>
+        <w:t xml:space="preserve"> missing values, </w:t>
+      </w:r>
+      <w:r>
+        <w:rPr>
+          <w:rFonts w:asciiTheme="minorHAnsi" w:eastAsiaTheme="minorHAnsi" w:hAnsiTheme="minorHAnsi" w:cstheme="minorHAnsi"/>
+          <w:kern w:val="2"/>
+          <w:lang w:val="en-US" w:eastAsia="en-US"/>
+          <w14:ligatures w14:val="standardContextual"/>
+        </w:rPr>
+        <w:t>and missing values will be checked.</w:t>
+      </w:r>
+    </w:p>
+    <w:p>
+      <w:pPr>
+        <w:pStyle w:val="NormalWeb"/>
+        <w:rPr>
+          <w:rFonts w:asciiTheme="minorHAnsi" w:eastAsiaTheme="minorHAnsi" w:hAnsiTheme="minorHAnsi" w:cstheme="minorHAnsi"/>
+          <w:kern w:val="2"/>
+          <w:lang w:val="en-US" w:eastAsia="en-US"/>
+          <w14:ligatures w14:val="standardContextual"/>
+        </w:rPr>
+      </w:pPr>
+      <w:r>
+        <w:rPr>
+          <w:rFonts w:asciiTheme="minorHAnsi" w:eastAsiaTheme="minorHAnsi" w:hAnsiTheme="minorHAnsi" w:cstheme="minorHAnsi"/>
+          <w:kern w:val="2"/>
+          <w:lang w:val="en-US" w:eastAsia="en-US"/>
+          <w14:ligatures w14:val="standardContextual"/>
+        </w:rPr>
+        <w:t xml:space="preserve">Next the project will make a monthly </w:t>
+      </w:r>
+      <w:r>
+        <w:rPr>
+          <w:rFonts w:asciiTheme="minorHAnsi" w:eastAsiaTheme="minorHAnsi" w:hAnsiTheme="minorHAnsi" w:cstheme="minorHAnsi"/>
+          <w:kern w:val="2"/>
+          <w:lang w:val="en-US" w:eastAsia="en-US"/>
+          <w14:ligatures w14:val="standardContextual"/>
+        </w:rPr>
+        <w:t xml:space="preserve">forecast of visa applications. </w:t>
+      </w:r>
+      <w:r>
+        <w:rPr>
+          <w:rFonts w:asciiTheme="minorHAnsi" w:eastAsiaTheme="minorHAnsi" w:hAnsiTheme="minorHAnsi" w:cstheme="minorHAnsi"/>
+          <w:kern w:val="2"/>
+          <w:lang w:val="en-US" w:eastAsia="en-US"/>
+          <w14:ligatures w14:val="standardContextual"/>
+        </w:rPr>
+        <w:t>Separate</w:t>
+      </w:r>
+      <w:r>
+        <w:rPr>
+          <w:rFonts w:asciiTheme="minorHAnsi" w:eastAsiaTheme="minorHAnsi" w:hAnsiTheme="minorHAnsi" w:cstheme="minorHAnsi"/>
+          <w:kern w:val="2"/>
+          <w:lang w:val="en-US" w:eastAsia="en-US"/>
+          <w14:ligatures w14:val="standardContextual"/>
+        </w:rPr>
+        <w:t xml:space="preserve"> </w:t>
+      </w:r>
+      <w:r>
+        <w:rPr>
+          <w:rFonts w:asciiTheme="minorHAnsi" w:eastAsiaTheme="minorHAnsi" w:hAnsiTheme="minorHAnsi" w:cstheme="minorHAnsi"/>
+          <w:kern w:val="2"/>
+          <w:lang w:val="en-US" w:eastAsia="en-US"/>
+          <w14:ligatures w14:val="standardContextual"/>
+        </w:rPr>
+        <w:t>models will</w:t>
+      </w:r>
+      <w:r>
+        <w:rPr>
+          <w:rFonts w:asciiTheme="minorHAnsi" w:eastAsiaTheme="minorHAnsi" w:hAnsiTheme="minorHAnsi" w:cstheme="minorHAnsi"/>
+          <w:kern w:val="2"/>
+          <w:lang w:val="en-US" w:eastAsia="en-US"/>
+          <w14:ligatures w14:val="standardContextual"/>
+        </w:rPr>
+        <w:t xml:space="preserve"> be created for short term</w:t>
+      </w:r>
+      <w:r>
+        <w:rPr>
+          <w:rFonts w:asciiTheme="minorHAnsi" w:eastAsiaTheme="minorHAnsi" w:hAnsiTheme="minorHAnsi" w:cstheme="minorHAnsi"/>
+          <w:kern w:val="2"/>
+          <w:lang w:val="en-US" w:eastAsia="en-US"/>
+          <w14:ligatures w14:val="standardContextual"/>
+        </w:rPr>
+        <w:t xml:space="preserve"> and </w:t>
+      </w:r>
+      <w:r>
+        <w:rPr>
+          <w:rFonts w:asciiTheme="minorHAnsi" w:eastAsiaTheme="minorHAnsi" w:hAnsiTheme="minorHAnsi" w:cstheme="minorHAnsi"/>
+          <w:kern w:val="2"/>
+          <w:lang w:val="en-US" w:eastAsia="en-US"/>
+          <w14:ligatures w14:val="standardContextual"/>
+        </w:rPr>
+        <w:t>long-term</w:t>
+      </w:r>
+      <w:r>
+        <w:rPr>
+          <w:rFonts w:asciiTheme="minorHAnsi" w:eastAsiaTheme="minorHAnsi" w:hAnsiTheme="minorHAnsi" w:cstheme="minorHAnsi"/>
+          <w:kern w:val="2"/>
+          <w:lang w:val="en-US" w:eastAsia="en-US"/>
+          <w14:ligatures w14:val="standardContextual"/>
+        </w:rPr>
+        <w:t xml:space="preserve"> visas, because these </w:t>
+      </w:r>
+      <w:r>
+        <w:rPr>
+          <w:rFonts w:asciiTheme="minorHAnsi" w:eastAsiaTheme="minorHAnsi" w:hAnsiTheme="minorHAnsi" w:cstheme="minorHAnsi"/>
+          <w:kern w:val="2"/>
+          <w:lang w:val="en-US" w:eastAsia="en-US"/>
+          <w14:ligatures w14:val="standardContextual"/>
+        </w:rPr>
+        <w:t>categories</w:t>
+      </w:r>
+      <w:r>
+        <w:rPr>
+          <w:rFonts w:asciiTheme="minorHAnsi" w:eastAsiaTheme="minorHAnsi" w:hAnsiTheme="minorHAnsi" w:cstheme="minorHAnsi"/>
+          <w:kern w:val="2"/>
+          <w:lang w:val="en-US" w:eastAsia="en-US"/>
+          <w14:ligatures w14:val="standardContextual"/>
+        </w:rPr>
+        <w:t xml:space="preserve"> have different </w:t>
+      </w:r>
+      <w:r>
+        <w:rPr>
+          <w:rFonts w:asciiTheme="minorHAnsi" w:eastAsiaTheme="minorHAnsi" w:hAnsiTheme="minorHAnsi" w:cstheme="minorHAnsi"/>
+          <w:kern w:val="2"/>
+          <w:lang w:val="en-US" w:eastAsia="en-US"/>
+          <w14:ligatures w14:val="standardContextual"/>
+        </w:rPr>
+        <w:t>volumes and demand trends.</w:t>
+      </w:r>
+    </w:p>
+    <w:p>
+      <w:pPr>
+        <w:pStyle w:val="NormalWeb"/>
+        <w:rPr>
+          <w:rFonts w:asciiTheme="minorHAnsi" w:eastAsiaTheme="minorHAnsi" w:hAnsiTheme="minorHAnsi" w:cstheme="minorHAnsi"/>
+          <w:kern w:val="2"/>
+          <w:lang w:val="en-US" w:eastAsia="en-US"/>
+          <w14:ligatures w14:val="standardContextual"/>
+        </w:rPr>
+      </w:pPr>
+      <w:r>
+        <w:rPr>
+          <w:rFonts w:asciiTheme="minorHAnsi" w:eastAsiaTheme="minorHAnsi" w:hAnsiTheme="minorHAnsi" w:cstheme="minorHAnsi"/>
+          <w:kern w:val="2"/>
+          <w:lang w:val="en-US" w:eastAsia="en-US"/>
+          <w14:ligatures w14:val="standardContextual"/>
+        </w:rPr>
+        <w:t xml:space="preserve">The first model will be a </w:t>
+      </w:r>
+      <w:r>
+        <w:rPr>
+          <w:rFonts w:asciiTheme="minorHAnsi" w:eastAsiaTheme="minorHAnsi" w:hAnsiTheme="minorHAnsi" w:cstheme="minorHAnsi"/>
+          <w:kern w:val="2"/>
+          <w:lang w:val="en-US" w:eastAsia="en-US"/>
+          <w14:ligatures w14:val="standardContextual"/>
+        </w:rPr>
+        <w:t xml:space="preserve">Naïve seasonal forecast. It will </w:t>
+      </w:r>
+      <w:r>
+        <w:rPr>
+          <w:rFonts w:asciiTheme="minorHAnsi" w:eastAsiaTheme="minorHAnsi" w:hAnsiTheme="minorHAnsi" w:cstheme="minorHAnsi"/>
+          <w:kern w:val="2"/>
+          <w:lang w:val="en-US" w:eastAsia="en-US"/>
+          <w14:ligatures w14:val="standardContextual"/>
+        </w:rPr>
+        <w:t>use figure for the same month of the previous year as the bases for the forecast</w:t>
+      </w:r>
+      <w:r>
+        <w:rPr>
+          <w:rFonts w:asciiTheme="minorHAnsi" w:eastAsiaTheme="minorHAnsi" w:hAnsiTheme="minorHAnsi" w:cstheme="minorHAnsi"/>
+          <w:kern w:val="2"/>
+          <w:lang w:val="en-US" w:eastAsia="en-US"/>
+          <w14:ligatures w14:val="standardContextual"/>
+        </w:rPr>
+        <w:t>. For example, the forecast for July 2027 will use the figure for July 2026. This model will provide a simple baseline for comparison.</w:t>
+      </w:r>
+    </w:p>
+    <w:p>
+      <w:pPr>
+        <w:pStyle w:val="NormalWeb"/>
+        <w:rPr>
+          <w:rFonts w:asciiTheme="minorHAnsi" w:eastAsiaTheme="minorHAnsi" w:hAnsiTheme="minorHAnsi" w:cstheme="minorHAnsi"/>
+          <w:kern w:val="2"/>
+          <w:lang w:val="en-US" w:eastAsia="en-US"/>
+          <w14:ligatures w14:val="standardContextual"/>
+        </w:rPr>
+      </w:pPr>
+      <w:r>
+        <w:rPr>
+          <w:rFonts w:asciiTheme="minorHAnsi" w:eastAsiaTheme="minorHAnsi" w:hAnsiTheme="minorHAnsi" w:cstheme="minorHAnsi"/>
+          <w:kern w:val="2"/>
+          <w:lang w:val="en-US" w:eastAsia="en-US"/>
+          <w14:ligatures w14:val="standardContextual"/>
+        </w:rPr>
+        <w:t xml:space="preserve">The second model will be the </w:t>
+      </w:r>
+      <w:r>
+        <w:rPr>
+          <w:rFonts w:asciiTheme="minorHAnsi" w:eastAsiaTheme="minorHAnsi" w:hAnsiTheme="minorHAnsi" w:cstheme="minorHAnsi"/>
+          <w:kern w:val="2"/>
+          <w:lang w:val="en-US" w:eastAsia="en-US"/>
+          <w14:ligatures w14:val="standardContextual"/>
+        </w:rPr>
+        <w:t>holt-winters exponential smoothing method</w:t>
+      </w:r>
+      <w:r>
+        <w:rPr>
+          <w:rFonts w:asciiTheme="minorHAnsi" w:eastAsiaTheme="minorHAnsi" w:hAnsiTheme="minorHAnsi" w:cstheme="minorHAnsi"/>
+          <w:kern w:val="2"/>
+          <w:lang w:val="en-US" w:eastAsia="en-US"/>
+          <w14:ligatures w14:val="standardContextual"/>
+        </w:rPr>
+        <w:t>.</w:t>
+      </w:r>
+      <w:r>
+        <w:rPr>
+          <w:rFonts w:asciiTheme="minorHAnsi" w:eastAsiaTheme="minorHAnsi" w:hAnsiTheme="minorHAnsi" w:cstheme="minorHAnsi"/>
+          <w:kern w:val="2"/>
+          <w:lang w:val="en-US" w:eastAsia="en-US"/>
+          <w14:ligatures w14:val="standardContextual"/>
+        </w:rPr>
+        <w:br/>
+        <w:t xml:space="preserve">this model is suitable for monthly data, as it allows for the identification of trends and seasonal patterns. </w:t>
+      </w:r>
+    </w:p>
+    <w:p>
+      <w:pPr>
+        <w:pStyle w:val="NormalWeb"/>
+        <w:rPr>
+          <w:rFonts w:asciiTheme="minorHAnsi" w:eastAsiaTheme="minorHAnsi" w:hAnsiTheme="minorHAnsi" w:cstheme="minorHAnsi"/>
+          <w:kern w:val="2"/>
+          <w:lang w:val="en-US" w:eastAsia="en-US"/>
+          <w14:ligatures w14:val="standardContextual"/>
+        </w:rPr>
+      </w:pPr>
+      <w:r>
+        <w:rPr>
+          <w:rFonts w:asciiTheme="minorHAnsi" w:eastAsiaTheme="minorHAnsi" w:hAnsiTheme="minorHAnsi" w:cstheme="minorHAnsi"/>
+          <w:kern w:val="2"/>
+          <w:lang w:val="en-US" w:eastAsia="en-US"/>
+          <w14:ligatures w14:val="standardContextual"/>
+        </w:rPr>
+        <w:t>The models will be trained using data from January 2017 to December 2024</w:t>
+      </w:r>
+      <w:r>
+        <w:rPr>
+          <w:rFonts w:asciiTheme="minorHAnsi" w:eastAsiaTheme="minorHAnsi" w:hAnsiTheme="minorHAnsi" w:cstheme="minorHAnsi"/>
+          <w:kern w:val="2"/>
+          <w:lang w:val="en-US" w:eastAsia="en-US"/>
+          <w14:ligatures w14:val="standardContextual"/>
+        </w:rPr>
+        <w:t xml:space="preserve">. Data from January using data from January </w:t>
+      </w:r>
+      <w:r>
+        <w:rPr>
+          <w:rFonts w:asciiTheme="minorHAnsi" w:eastAsiaTheme="minorHAnsi" w:hAnsiTheme="minorHAnsi" w:cstheme="minorHAnsi"/>
+          <w:kern w:val="2"/>
+          <w:lang w:val="en-US" w:eastAsia="en-US"/>
+          <w14:ligatures w14:val="standardContextual"/>
+        </w:rPr>
+        <w:t>to December 2025 will be used for testing</w:t>
+      </w:r>
+      <w:r>
+        <w:rPr>
+          <w:rFonts w:asciiTheme="minorHAnsi" w:eastAsiaTheme="minorHAnsi" w:hAnsiTheme="minorHAnsi" w:cstheme="minorHAnsi"/>
+          <w:kern w:val="2"/>
+          <w:lang w:val="en-US" w:eastAsia="en-US"/>
+          <w14:ligatures w14:val="standardContextual"/>
+        </w:rPr>
+        <w:t>. The forecast will be compare</w:t>
+      </w:r>
+      <w:r>
+        <w:rPr>
+          <w:rFonts w:asciiTheme="minorHAnsi" w:eastAsiaTheme="minorHAnsi" w:hAnsiTheme="minorHAnsi" w:cstheme="minorHAnsi"/>
+          <w:kern w:val="2"/>
+          <w:lang w:val="en-US" w:eastAsia="en-US"/>
+          <w14:ligatures w14:val="standardContextual"/>
+        </w:rPr>
+        <w:t>d with actual values using MAE, RMSE, and MAPE or SMAPE.</w:t>
+      </w:r>
+    </w:p>
+    <w:p>
+      <w:pPr>
+        <w:pStyle w:val="NormalWeb"/>
+        <w:rPr>
+          <w:rFonts w:asciiTheme="minorHAnsi" w:eastAsiaTheme="minorHAnsi" w:hAnsiTheme="minorHAnsi" w:cstheme="minorHAnsi"/>
+          <w:kern w:val="2"/>
+          <w:lang w:val="en-US" w:eastAsia="en-US"/>
+          <w14:ligatures w14:val="standardContextual"/>
+        </w:rPr>
+      </w:pPr>
+      <w:r>
+        <w:rPr>
+          <w:rFonts w:asciiTheme="minorHAnsi" w:eastAsiaTheme="minorHAnsi" w:hAnsiTheme="minorHAnsi" w:cstheme="minorHAnsi"/>
+          <w:kern w:val="2"/>
+          <w:lang w:val="en-US" w:eastAsia="en-US"/>
+          <w14:ligatures w14:val="standardContextual"/>
+        </w:rPr>
+        <w:t xml:space="preserve">The </w:t>
+      </w:r>
+      <w:r>
+        <w:rPr>
+          <w:rFonts w:asciiTheme="minorHAnsi" w:eastAsiaTheme="minorHAnsi" w:hAnsiTheme="minorHAnsi" w:cstheme="minorHAnsi"/>
+          <w:kern w:val="2"/>
+          <w:lang w:val="en-US" w:eastAsia="en-US"/>
+          <w14:ligatures w14:val="standardContextual"/>
+        </w:rPr>
+        <w:t>selected model will be the one that</w:t>
+      </w:r>
+      <w:r>
+        <w:rPr>
+          <w:rFonts w:asciiTheme="minorHAnsi" w:eastAsiaTheme="minorHAnsi" w:hAnsiTheme="minorHAnsi" w:cstheme="minorHAnsi"/>
+          <w:kern w:val="2"/>
+          <w:lang w:val="en-US" w:eastAsia="en-US"/>
+          <w14:ligatures w14:val="standardContextual"/>
+        </w:rPr>
+        <w:t xml:space="preserve"> offers the best balance between </w:t>
+      </w:r>
+      <w:r>
+        <w:rPr>
+          <w:rFonts w:asciiTheme="minorHAnsi" w:eastAsiaTheme="minorHAnsi" w:hAnsiTheme="minorHAnsi" w:cstheme="minorHAnsi"/>
+          <w:kern w:val="2"/>
+          <w:lang w:val="en-US" w:eastAsia="en-US"/>
+          <w14:ligatures w14:val="standardContextual"/>
+        </w:rPr>
+        <w:t>accuracy</w:t>
+      </w:r>
+      <w:r>
+        <w:rPr>
+          <w:rFonts w:asciiTheme="minorHAnsi" w:eastAsiaTheme="minorHAnsi" w:hAnsiTheme="minorHAnsi" w:cstheme="minorHAnsi"/>
+          <w:kern w:val="2"/>
+          <w:lang w:val="en-US" w:eastAsia="en-US"/>
+          <w14:ligatures w14:val="standardContextual"/>
+        </w:rPr>
+        <w:t>, simpli</w:t>
+      </w:r>
+      <w:r>
+        <w:rPr>
+          <w:rFonts w:asciiTheme="minorHAnsi" w:eastAsiaTheme="minorHAnsi" w:hAnsiTheme="minorHAnsi" w:cstheme="minorHAnsi"/>
+          <w:kern w:val="2"/>
+          <w:lang w:val="en-US" w:eastAsia="en-US"/>
+          <w14:ligatures w14:val="standardContextual"/>
+        </w:rPr>
+        <w:t>ci</w:t>
+      </w:r>
+      <w:r>
+        <w:rPr>
+          <w:rFonts w:asciiTheme="minorHAnsi" w:eastAsiaTheme="minorHAnsi" w:hAnsiTheme="minorHAnsi" w:cstheme="minorHAnsi"/>
+          <w:kern w:val="2"/>
+          <w:lang w:val="en-US" w:eastAsia="en-US"/>
+          <w14:ligatures w14:val="standardContextual"/>
+        </w:rPr>
+        <w:t xml:space="preserve">ty and </w:t>
+      </w:r>
+      <w:r>
+        <w:rPr>
+          <w:rFonts w:asciiTheme="minorHAnsi" w:eastAsiaTheme="minorHAnsi" w:hAnsiTheme="minorHAnsi" w:cstheme="minorHAnsi"/>
+          <w:kern w:val="2"/>
+          <w:lang w:val="en-US" w:eastAsia="en-US"/>
+          <w14:ligatures w14:val="standardContextual"/>
+        </w:rPr>
+        <w:t>usefulness for business users.</w:t>
+      </w:r>
+    </w:p>
+    <w:p>
+      <w:pPr>
+        <w:pStyle w:val="NormalWeb"/>
+        <w:rPr>
+          <w:rFonts w:asciiTheme="minorHAnsi" w:eastAsiaTheme="minorHAnsi" w:hAnsiTheme="minorHAnsi" w:cstheme="minorHAnsi"/>
+          <w:kern w:val="2"/>
+          <w:lang w:val="en-US" w:eastAsia="en-US"/>
+          <w14:ligatures w14:val="standardContextual"/>
+        </w:rPr>
+      </w:pPr>
+      <w:r>
+        <w:rPr>
+          <w:rFonts w:asciiTheme="minorHAnsi" w:eastAsiaTheme="minorHAnsi" w:hAnsiTheme="minorHAnsi" w:cstheme="minorHAnsi"/>
+          <w:kern w:val="2"/>
+          <w:lang w:val="en-US" w:eastAsia="en-US"/>
+          <w14:ligatures w14:val="standardContextual"/>
+        </w:rPr>
+        <w:t>The main to</w:t>
+      </w:r>
+      <w:r>
+        <w:rPr>
+          <w:rFonts w:asciiTheme="minorHAnsi" w:eastAsiaTheme="minorHAnsi" w:hAnsiTheme="minorHAnsi" w:cstheme="minorHAnsi"/>
+          <w:kern w:val="2"/>
+          <w:lang w:val="en-US" w:eastAsia="en-US"/>
+          <w14:ligatures w14:val="standardContextual"/>
+        </w:rPr>
+        <w:t>ols will be:</w:t>
+      </w:r>
+    </w:p>
+    <w:p>
+      <w:pPr>
+        <w:pStyle w:val="NormalWeb"/>
+        <w:numPr>
+          <w:ilvl w:val="0"/>
+          <w:numId w:val="6"/>
+        </w:numPr>
+        <w:rPr>
+          <w:rFonts w:asciiTheme="minorHAnsi" w:eastAsiaTheme="minorHAnsi" w:hAnsiTheme="minorHAnsi" w:cstheme="minorHAnsi"/>
+          <w:kern w:val="2"/>
+          <w:lang w:val="en-US" w:eastAsia="en-US"/>
+          <w14:ligatures w14:val="standardContextual"/>
+        </w:rPr>
+      </w:pPr>
+      <w:r>
+        <w:rPr>
+          <w:rFonts w:asciiTheme="minorHAnsi" w:eastAsiaTheme="minorHAnsi" w:hAnsiTheme="minorHAnsi" w:cstheme="minorHAnsi"/>
+          <w:kern w:val="2"/>
+          <w:lang w:val="en-US" w:eastAsia="en-US"/>
+          <w14:ligatures w14:val="standardContextual"/>
+        </w:rPr>
+        <w:t>Python: primary programming language.</w:t>
+      </w:r>
+    </w:p>
+    <w:p>
+      <w:pPr>
+        <w:pStyle w:val="NormalWeb"/>
+        <w:numPr>
+          <w:ilvl w:val="0"/>
+          <w:numId w:val="6"/>
+        </w:numPr>
+        <w:rPr>
+          <w:rFonts w:asciiTheme="minorHAnsi" w:eastAsiaTheme="minorHAnsi" w:hAnsiTheme="minorHAnsi" w:cstheme="minorHAnsi"/>
+          <w:kern w:val="2"/>
+          <w:lang w:val="en-US" w:eastAsia="en-US"/>
+          <w14:ligatures w14:val="standardContextual"/>
+        </w:rPr>
+      </w:pPr>
+      <w:r>
+        <w:rPr>
+          <w:rFonts w:asciiTheme="minorHAnsi" w:eastAsiaTheme="minorHAnsi" w:hAnsiTheme="minorHAnsi" w:cstheme="minorHAnsi"/>
+          <w:kern w:val="2"/>
+          <w:lang w:val="en-US" w:eastAsia="en-US"/>
+          <w14:ligatures w14:val="standardContextual"/>
+        </w:rPr>
+        <w:t>Pandas: data cleaning and transformation.</w:t>
+      </w:r>
+    </w:p>
+    <w:p>
+      <w:pPr>
+        <w:pStyle w:val="NormalWeb"/>
+        <w:numPr>
+          <w:ilvl w:val="0"/>
+          <w:numId w:val="6"/>
+        </w:numPr>
+        <w:rPr>
+          <w:rFonts w:asciiTheme="minorHAnsi" w:eastAsiaTheme="minorHAnsi" w:hAnsiTheme="minorHAnsi" w:cstheme="minorHAnsi"/>
+          <w:kern w:val="2"/>
+          <w:lang w:val="en-US" w:eastAsia="en-US"/>
+          <w14:ligatures w14:val="standardContextual"/>
+        </w:rPr>
+      </w:pPr>
+      <w:r>
+        <w:rPr>
+          <w:rFonts w:asciiTheme="minorHAnsi" w:eastAsiaTheme="minorHAnsi" w:hAnsiTheme="minorHAnsi" w:cstheme="minorHAnsi"/>
+          <w:kern w:val="2"/>
+          <w:lang w:val="en-US" w:eastAsia="en-US"/>
+          <w14:ligatures w14:val="standardContextual"/>
+        </w:rPr>
+        <w:t>Matplotlib and Seaborn: data visualization.</w:t>
+      </w:r>
+    </w:p>
+    <w:p>
+      <w:pPr>
+        <w:pStyle w:val="NormalWeb"/>
+        <w:numPr>
+          <w:ilvl w:val="0"/>
+          <w:numId w:val="6"/>
+        </w:numPr>
+        <w:rPr>
+          <w:rFonts w:asciiTheme="minorHAnsi" w:eastAsiaTheme="minorHAnsi" w:hAnsiTheme="minorHAnsi" w:cstheme="minorHAnsi"/>
+          <w:kern w:val="2"/>
+          <w:lang w:val="en-US" w:eastAsia="en-US"/>
+          <w14:ligatures w14:val="standardContextual"/>
+        </w:rPr>
+      </w:pPr>
+      <w:r>
+        <w:rPr>
+          <w:rFonts w:asciiTheme="minorHAnsi" w:eastAsiaTheme="minorHAnsi" w:hAnsiTheme="minorHAnsi" w:cstheme="minorHAnsi"/>
+          <w:kern w:val="2"/>
+          <w:lang w:val="en-US" w:eastAsia="en-US"/>
+          <w14:ligatures w14:val="standardContextual"/>
+        </w:rPr>
+        <w:t>Stats models</w:t>
+      </w:r>
+      <w:r>
+        <w:rPr>
+          <w:rFonts w:asciiTheme="minorHAnsi" w:eastAsiaTheme="minorHAnsi" w:hAnsiTheme="minorHAnsi" w:cstheme="minorHAnsi"/>
+          <w:kern w:val="2"/>
+          <w:lang w:val="en-US" w:eastAsia="en-US"/>
+          <w14:ligatures w14:val="standardContextual"/>
+        </w:rPr>
+        <w:t>: Holt-Winters and SARIMA models.</w:t>
+      </w:r>
+    </w:p>
+    <w:p>
+      <w:pPr>
+        <w:pStyle w:val="NormalWeb"/>
+        <w:numPr>
+          <w:ilvl w:val="0"/>
+          <w:numId w:val="6"/>
+        </w:numPr>
+        <w:rPr>
+          <w:rFonts w:asciiTheme="minorHAnsi" w:eastAsiaTheme="minorHAnsi" w:hAnsiTheme="minorHAnsi" w:cstheme="minorHAnsi"/>
+          <w:kern w:val="2"/>
+          <w:lang w:val="en-US" w:eastAsia="en-US"/>
+          <w14:ligatures w14:val="standardContextual"/>
+        </w:rPr>
+      </w:pPr>
+      <w:r>
+        <w:rPr>
+          <w:rFonts w:asciiTheme="minorHAnsi" w:eastAsiaTheme="minorHAnsi" w:hAnsiTheme="minorHAnsi" w:cstheme="minorHAnsi"/>
+          <w:kern w:val="2"/>
+          <w:lang w:val="en-US" w:eastAsia="en-US"/>
+          <w14:ligatures w14:val="standardContextual"/>
+        </w:rPr>
+        <w:t>Scikit-learn: evaluation metrics.</w:t>
+      </w:r>
+    </w:p>
+    <w:p>
+      <w:pPr>
+        <w:pStyle w:val="NormalWeb"/>
+        <w:numPr>
+          <w:ilvl w:val="0"/>
+          <w:numId w:val="6"/>
+        </w:numPr>
+        <w:rPr>
+          <w:rFonts w:asciiTheme="minorHAnsi" w:eastAsiaTheme="minorHAnsi" w:hAnsiTheme="minorHAnsi" w:cstheme="minorHAnsi"/>
+          <w:kern w:val="2"/>
+          <w:lang w:val="en-US" w:eastAsia="en-US"/>
+          <w14:ligatures w14:val="standardContextual"/>
+        </w:rPr>
+      </w:pPr>
+      <w:r>
+        <w:rPr>
+          <w:rFonts w:asciiTheme="minorHAnsi" w:eastAsiaTheme="minorHAnsi" w:hAnsiTheme="minorHAnsi" w:cstheme="minorHAnsi"/>
+          <w:kern w:val="2"/>
+          <w:lang w:val="en-US" w:eastAsia="en-US"/>
+          <w14:ligatures w14:val="standardContextual"/>
+        </w:rPr>
+        <w:t>Jupyter Notebook: code, analysis, and documentation.</w:t>
+      </w:r>
+    </w:p>
+    <w:p>
+      <w:pPr>
+        <w:pStyle w:val="NormalWeb"/>
+        <w:numPr>
+          <w:ilvl w:val="0"/>
+          <w:numId w:val="6"/>
+        </w:numPr>
+        <w:rPr>
+          <w:rFonts w:asciiTheme="minorHAnsi" w:eastAsiaTheme="minorHAnsi" w:hAnsiTheme="minorHAnsi" w:cstheme="minorHAnsi"/>
+          <w:kern w:val="2"/>
+          <w:lang w:val="en-US" w:eastAsia="en-US"/>
+          <w14:ligatures w14:val="standardContextual"/>
+        </w:rPr>
+      </w:pPr>
+      <w:r>
+        <w:rPr>
+          <w:rFonts w:asciiTheme="minorHAnsi" w:eastAsiaTheme="minorHAnsi" w:hAnsiTheme="minorHAnsi" w:cstheme="minorHAnsi"/>
+          <w:kern w:val="2"/>
+          <w:lang w:val="en-US" w:eastAsia="en-US"/>
+          <w14:ligatures w14:val="standardContextual"/>
+        </w:rPr>
+        <w:t>Power BI: final dashboard and business communication</w:t>
+      </w:r>
+      <w:r>
+        <w:rPr>
+          <w:rFonts w:asciiTheme="minorHAnsi" w:eastAsiaTheme="minorHAnsi" w:hAnsiTheme="minorHAnsi" w:cstheme="minorHAnsi"/>
+          <w:kern w:val="2"/>
+          <w:lang w:val="en-US" w:eastAsia="en-US"/>
+          <w14:ligatures w14:val="standardContextual"/>
+        </w:rPr>
+        <w:t>.</w:t>
+      </w:r>
+    </w:p>
+    <w:p>
+      <w:pPr>
+        <w:pStyle w:val="NormalWeb"/>
+        <w:rPr>
+          <w:rFonts w:asciiTheme="minorHAnsi" w:hAnsiTheme="minorHAnsi" w:cstheme="minorHAnsi"/>
+          <w:b/>
+          <w:bCs/>
+        </w:rPr>
+      </w:pPr>
+      <w:r>
+        <w:rPr>
+          <w:rFonts w:asciiTheme="minorHAnsi" w:hAnsiTheme="minorHAnsi" w:cstheme="minorHAnsi"/>
+          <w:b/>
+          <w:bCs/>
+        </w:rPr>
+        <w:lastRenderedPageBreak/>
+        <w:t>High-Level Architecture</w:t>
+      </w:r>
+    </w:p>
+    <w:p>
+      <w:pPr>
+        <w:pStyle w:val="NormalWeb"/>
+        <w:rPr>
+          <w:rFonts w:asciiTheme="minorHAnsi" w:eastAsiaTheme="minorHAnsi" w:hAnsiTheme="minorHAnsi" w:cstheme="minorHAnsi"/>
+          <w:kern w:val="2"/>
+          <w:lang w:val="en-US" w:eastAsia="en-US"/>
+          <w14:ligatures w14:val="standardContextual"/>
+        </w:rPr>
+      </w:pPr>
+      <w:r>
+        <w:rPr>
+          <w:rFonts w:asciiTheme="minorHAnsi" w:eastAsiaTheme="minorHAnsi" w:hAnsiTheme="minorHAnsi" w:cstheme="minorHAnsi"/>
+          <w:kern w:val="2"/>
+          <w:lang w:val="en-US" w:eastAsia="en-US"/>
+          <w14:ligatures w14:val="standardContextual"/>
+        </w:rPr>
+        <w:br/>
+        <w:t>CSV dataset</w:t>
+      </w:r>
+    </w:p>
+    <w:p>
+      <w:pPr>
+        <w:pStyle w:val="NormalWeb"/>
+        <w:rPr>
+          <w:rFonts w:asciiTheme="minorHAnsi" w:eastAsiaTheme="minorHAnsi" w:hAnsiTheme="minorHAnsi" w:cstheme="minorHAnsi"/>
+          <w:kern w:val="2"/>
+          <w:lang w:val="en-US" w:eastAsia="en-US"/>
+          <w14:ligatures w14:val="standardContextual"/>
+        </w:rPr>
+      </w:pPr>
+      <w:r>
+        <w:rPr>
+          <w:rFonts w:asciiTheme="minorHAnsi" w:eastAsiaTheme="minorHAnsi" w:hAnsiTheme="minorHAnsi" w:cstheme="minorHAnsi"/>
+          <w:kern w:val="2"/>
+          <w:lang w:val="en-US" w:eastAsia="en-US"/>
+          <w14:ligatures w14:val="standardContextual"/>
+        </w:rPr>
+        <w:t xml:space="preserve">     ↓</w:t>
+      </w:r>
+    </w:p>
+    <w:p>
+      <w:pPr>
+        <w:pStyle w:val="NormalWeb"/>
+        <w:rPr>
+          <w:rFonts w:asciiTheme="minorHAnsi" w:eastAsiaTheme="minorHAnsi" w:hAnsiTheme="minorHAnsi" w:cstheme="minorHAnsi"/>
+          <w:kern w:val="2"/>
+          <w:lang w:val="en-US" w:eastAsia="en-US"/>
+          <w14:ligatures w14:val="standardContextual"/>
+        </w:rPr>
+      </w:pPr>
+      <w:r>
+        <w:rPr>
+          <w:rFonts w:asciiTheme="minorHAnsi" w:eastAsiaTheme="minorHAnsi" w:hAnsiTheme="minorHAnsi" w:cstheme="minorHAnsi"/>
+          <w:kern w:val="2"/>
+          <w:lang w:val="en-US" w:eastAsia="en-US"/>
+          <w14:ligatures w14:val="standardContextual"/>
+        </w:rPr>
+        <w:t>Data preparation with Python and Pandas</w:t>
+      </w:r>
+    </w:p>
+    <w:p>
+      <w:pPr>
+        <w:pStyle w:val="NormalWeb"/>
+        <w:rPr>
+          <w:rFonts w:asciiTheme="minorHAnsi" w:eastAsiaTheme="minorHAnsi" w:hAnsiTheme="minorHAnsi" w:cstheme="minorHAnsi"/>
+          <w:kern w:val="2"/>
+          <w:lang w:val="en-US" w:eastAsia="en-US"/>
+          <w14:ligatures w14:val="standardContextual"/>
+        </w:rPr>
+      </w:pPr>
+      <w:r>
+        <w:rPr>
+          <w:rFonts w:asciiTheme="minorHAnsi" w:eastAsiaTheme="minorHAnsi" w:hAnsiTheme="minorHAnsi" w:cstheme="minorHAnsi"/>
+          <w:kern w:val="2"/>
+          <w:lang w:val="en-US" w:eastAsia="en-US"/>
+          <w14:ligatures w14:val="standardContextual"/>
+        </w:rPr>
+        <w:t xml:space="preserve">     ↓</w:t>
+      </w:r>
+    </w:p>
+    <w:p>
+      <w:pPr>
+        <w:pStyle w:val="NormalWeb"/>
+        <w:rPr>
+          <w:rFonts w:asciiTheme="minorHAnsi" w:eastAsiaTheme="minorHAnsi" w:hAnsiTheme="minorHAnsi" w:cstheme="minorHAnsi"/>
+          <w:kern w:val="2"/>
+          <w:lang w:val="en-US" w:eastAsia="en-US"/>
+          <w14:ligatures w14:val="standardContextual"/>
+        </w:rPr>
+      </w:pPr>
+      <w:r>
+        <w:rPr>
+          <w:rFonts w:asciiTheme="minorHAnsi" w:eastAsiaTheme="minorHAnsi" w:hAnsiTheme="minorHAnsi" w:cstheme="minorHAnsi"/>
+          <w:kern w:val="2"/>
+          <w:lang w:val="en-US" w:eastAsia="en-US"/>
+          <w14:ligatures w14:val="standardContextual"/>
+        </w:rPr>
+        <w:t>Exploratory analysis with charts</w:t>
+      </w:r>
+    </w:p>
+    <w:p>
+      <w:pPr>
+        <w:pStyle w:val="NormalWeb"/>
+        <w:rPr>
+          <w:rFonts w:asciiTheme="minorHAnsi" w:eastAsiaTheme="minorHAnsi" w:hAnsiTheme="minorHAnsi" w:cstheme="minorHAnsi"/>
+          <w:kern w:val="2"/>
+          <w:lang w:val="en-US" w:eastAsia="en-US"/>
+          <w14:ligatures w14:val="standardContextual"/>
+        </w:rPr>
+      </w:pPr>
+      <w:r>
+        <w:rPr>
+          <w:rFonts w:asciiTheme="minorHAnsi" w:eastAsiaTheme="minorHAnsi" w:hAnsiTheme="minorHAnsi" w:cstheme="minorHAnsi"/>
+          <w:kern w:val="2"/>
+          <w:lang w:val="en-US" w:eastAsia="en-US"/>
+          <w14:ligatures w14:val="standardContextual"/>
+        </w:rPr>
+        <w:t xml:space="preserve">     ↓</w:t>
+      </w:r>
+    </w:p>
+    <w:p>
+      <w:pPr>
+        <w:pStyle w:val="NormalWeb"/>
+        <w:rPr>
+          <w:rFonts w:asciiTheme="minorHAnsi" w:eastAsiaTheme="minorHAnsi" w:hAnsiTheme="minorHAnsi" w:cstheme="minorHAnsi"/>
+          <w:kern w:val="2"/>
+          <w:lang w:val="en-US" w:eastAsia="en-US"/>
+          <w14:ligatures w14:val="standardContextual"/>
+        </w:rPr>
+      </w:pPr>
+      <w:r>
+        <w:rPr>
+          <w:rFonts w:asciiTheme="minorHAnsi" w:eastAsiaTheme="minorHAnsi" w:hAnsiTheme="minorHAnsi" w:cstheme="minorHAnsi"/>
+          <w:kern w:val="2"/>
+          <w:lang w:val="en-US" w:eastAsia="en-US"/>
+          <w14:ligatures w14:val="standardContextual"/>
+        </w:rPr>
+        <w:t>Forecasting models</w:t>
+      </w:r>
+    </w:p>
+    <w:p>
+      <w:pPr>
+        <w:pStyle w:val="NormalWeb"/>
+        <w:rPr>
+          <w:rFonts w:asciiTheme="minorHAnsi" w:eastAsiaTheme="minorHAnsi" w:hAnsiTheme="minorHAnsi" w:cstheme="minorHAnsi"/>
+          <w:kern w:val="2"/>
+          <w:lang w:val="en-US" w:eastAsia="en-US"/>
+          <w14:ligatures w14:val="standardContextual"/>
+        </w:rPr>
+      </w:pPr>
+      <w:r>
+        <w:rPr>
+          <w:rFonts w:asciiTheme="minorHAnsi" w:eastAsiaTheme="minorHAnsi" w:hAnsiTheme="minorHAnsi" w:cstheme="minorHAnsi"/>
+          <w:kern w:val="2"/>
+          <w:lang w:val="en-US" w:eastAsia="en-US"/>
+          <w14:ligatures w14:val="standardContextual"/>
+        </w:rPr>
+        <w:t xml:space="preserve">     ↓</w:t>
+      </w:r>
+    </w:p>
+    <w:p>
+      <w:pPr>
+        <w:pStyle w:val="NormalWeb"/>
+        <w:rPr>
+          <w:rFonts w:asciiTheme="minorHAnsi" w:eastAsiaTheme="minorHAnsi" w:hAnsiTheme="minorHAnsi" w:cstheme="minorHAnsi"/>
+          <w:kern w:val="2"/>
+          <w:lang w:val="en-US" w:eastAsia="en-US"/>
+          <w14:ligatures w14:val="standardContextual"/>
+        </w:rPr>
+      </w:pPr>
+      <w:r>
+        <w:rPr>
+          <w:rFonts w:asciiTheme="minorHAnsi" w:eastAsiaTheme="minorHAnsi" w:hAnsiTheme="minorHAnsi" w:cstheme="minorHAnsi"/>
+          <w:kern w:val="2"/>
+          <w:lang w:val="en-US" w:eastAsia="en-US"/>
+          <w14:ligatures w14:val="standardContextual"/>
+        </w:rPr>
+        <w:t>Model evaluation</w:t>
+      </w:r>
+    </w:p>
+    <w:p>
+      <w:pPr>
+        <w:pStyle w:val="NormalWeb"/>
+        <w:rPr>
+          <w:rFonts w:asciiTheme="minorHAnsi" w:eastAsiaTheme="minorHAnsi" w:hAnsiTheme="minorHAnsi" w:cstheme="minorHAnsi"/>
+          <w:kern w:val="2"/>
+          <w:lang w:val="en-US" w:eastAsia="en-US"/>
+          <w14:ligatures w14:val="standardContextual"/>
+        </w:rPr>
+      </w:pPr>
+      <w:r>
+        <w:rPr>
+          <w:rFonts w:asciiTheme="minorHAnsi" w:eastAsiaTheme="minorHAnsi" w:hAnsiTheme="minorHAnsi" w:cstheme="minorHAnsi"/>
+          <w:kern w:val="2"/>
+          <w:lang w:val="en-US" w:eastAsia="en-US"/>
+          <w14:ligatures w14:val="standardContextual"/>
+        </w:rPr>
+        <w:t xml:space="preserve">     ↓</w:t>
+      </w:r>
+    </w:p>
+    <w:p>
+      <w:pPr>
+        <w:pStyle w:val="NormalWeb"/>
+        <w:rPr>
+          <w:rFonts w:asciiTheme="minorHAnsi" w:eastAsiaTheme="minorHAnsi" w:hAnsiTheme="minorHAnsi" w:cstheme="minorHAnsi"/>
+          <w:kern w:val="2"/>
+          <w:lang w:val="en-US" w:eastAsia="en-US"/>
+          <w14:ligatures w14:val="standardContextual"/>
+        </w:rPr>
+      </w:pPr>
+      <w:r>
+        <w:rPr>
+          <w:rFonts w:asciiTheme="minorHAnsi" w:eastAsiaTheme="minorHAnsi" w:hAnsiTheme="minorHAnsi" w:cstheme="minorHAnsi"/>
+          <w:kern w:val="2"/>
+          <w:lang w:val="en-US" w:eastAsia="en-US"/>
+          <w14:ligatures w14:val="standardContextual"/>
+        </w:rPr>
+        <w:t>Power BI dashboard</w:t>
+      </w:r>
+    </w:p>
+    <w:p>
+      <w:pPr>
+        <w:pStyle w:val="NormalWeb"/>
+        <w:rPr>
+          <w:rFonts w:asciiTheme="minorHAnsi" w:eastAsiaTheme="minorHAnsi" w:hAnsiTheme="minorHAnsi" w:cstheme="minorHAnsi"/>
+          <w:kern w:val="2"/>
+          <w:lang w:val="en-US" w:eastAsia="en-US"/>
+          <w14:ligatures w14:val="standardContextual"/>
+        </w:rPr>
+      </w:pPr>
+      <w:r>
+        <w:rPr>
+          <w:rFonts w:asciiTheme="minorHAnsi" w:eastAsiaTheme="minorHAnsi" w:hAnsiTheme="minorHAnsi" w:cstheme="minorHAnsi"/>
+          <w:kern w:val="2"/>
+          <w:lang w:val="en-US" w:eastAsia="en-US"/>
+          <w14:ligatures w14:val="standardContextual"/>
+        </w:rPr>
+        <w:t>The workflow starts with the official visa dataset. Python and Pandas will prepare the data for analysis. Matplotlib and Seaborn will help identify trends and seasonal patterns. Forecasting models will then estimate future demand. The models will be evaluated using historical test data. Finally, the results will be presented in Power BI through historical charts, forecasts, key performance indicators and peak-demand information.</w:t>
+      </w:r>
+    </w:p>
+    <w:p>
+      <w:pPr>
+        <w:pStyle w:val="NormalWeb"/>
+        <w:rPr>
+          <w:rFonts w:asciiTheme="minorHAnsi" w:eastAsiaTheme="minorHAnsi" w:hAnsiTheme="minorHAnsi" w:cstheme="minorHAnsi"/>
+          <w:kern w:val="2"/>
+          <w:lang w:val="en-US" w:eastAsia="en-US"/>
+          <w14:ligatures w14:val="standardContextual"/>
+        </w:rPr>
+      </w:pPr>
+      <w:r>
+        <w:rPr>
+          <w:rFonts w:asciiTheme="minorHAnsi" w:eastAsiaTheme="minorHAnsi" w:hAnsiTheme="minorHAnsi" w:cstheme="minorHAnsi"/>
+          <w:kern w:val="2"/>
+          <w:lang w:val="en-US" w:eastAsia="en-US"/>
+          <w14:ligatures w14:val="standardContextual"/>
+        </w:rPr>
+        <w:t>This architecture connects data preparation, analysis, prediction and communication in one structured process. It will help immigration managers understand future demand and plan staff and processing capacity more effectively.</w:t>
+      </w:r>
+    </w:p>
+    <w:p>
+      <w:pPr>
         <w:rPr>
           <w:rFonts w:eastAsiaTheme="majorEastAsia" w:cstheme="minorHAnsi"/>
           <w:b/>
@@ -4006,486 +3976,8 @@
           <w:szCs w:val="28"/>
           <w:lang w:val="en-US"/>
         </w:rPr>
-        <w:t>Data Sources</w:t>
-      </w:r>
-    </w:p>
-    <w:p>
-      <w:pPr>
-        <w:pStyle w:val="NormalWeb"/>
-        <w:rPr>
-          <w:rFonts w:asciiTheme="minorHAnsi" w:hAnsiTheme="minorHAnsi" w:cstheme="minorHAnsi"/>
-        </w:rPr>
-      </w:pPr>
-      <w:r>
-        <w:rPr>
-          <w:rFonts w:asciiTheme="minorHAnsi" w:hAnsiTheme="minorHAnsi" w:cstheme="minorHAnsi"/>
-          <w:highlight w:val="yellow"/>
-        </w:rPr>
-        <w:t>Identify the dataset(s) or data sources you intend to use. Describe the type and approximate amount of data required, its relevance to the business problem, and evidence of appropriate permission or rights to access and use the data.</w:t>
-      </w:r>
-    </w:p>
-    <w:p>
-      <w:pPr>
-        <w:pStyle w:val="NormalWeb"/>
-        <w:rPr>
-          <w:rFonts w:asciiTheme="minorHAnsi" w:eastAsiaTheme="minorHAnsi" w:hAnsiTheme="minorHAnsi" w:cstheme="minorHAnsi"/>
-          <w:kern w:val="2"/>
-          <w:lang w:val="en-US" w:eastAsia="en-US"/>
-          <w14:ligatures w14:val="standardContextual"/>
-        </w:rPr>
-      </w:pPr>
-      <w:r>
-        <w:rPr>
-          <w:rFonts w:asciiTheme="minorHAnsi" w:eastAsiaTheme="minorHAnsi" w:hAnsiTheme="minorHAnsi" w:cstheme="minorHAnsi"/>
-          <w:kern w:val="2"/>
-          <w:lang w:val="en-US" w:eastAsia="en-US"/>
-          <w14:ligatures w14:val="standardContextual"/>
-        </w:rPr>
-        <w:t xml:space="preserve">The primary data source for this project is the “Visa Applications and Decisions, by </w:t>
-      </w:r>
-      <w:r>
-        <w:rPr>
-          <w:rFonts w:asciiTheme="minorHAnsi" w:eastAsiaTheme="minorHAnsi" w:hAnsiTheme="minorHAnsi" w:cstheme="minorHAnsi"/>
-          <w:kern w:val="2"/>
-          <w:lang w:val="en-US" w:eastAsia="en-US"/>
-          <w14:ligatures w14:val="standardContextual"/>
-        </w:rPr>
-        <w:t>Year and Month” dataset. It is published by Government of Ireland on the open data portal Data.gov.ie.</w:t>
-      </w:r>
-    </w:p>
-    <w:p>
-      <w:pPr>
-        <w:pStyle w:val="NormalWeb"/>
-        <w:rPr>
-          <w:rFonts w:asciiTheme="minorHAnsi" w:eastAsiaTheme="minorHAnsi" w:hAnsiTheme="minorHAnsi" w:cstheme="minorHAnsi"/>
-          <w:kern w:val="2"/>
-          <w:lang w:val="en-US" w:eastAsia="en-US"/>
-          <w14:ligatures w14:val="standardContextual"/>
-        </w:rPr>
-      </w:pPr>
-      <w:r>
-        <w:rPr>
-          <w:rFonts w:asciiTheme="minorHAnsi" w:eastAsiaTheme="minorHAnsi" w:hAnsiTheme="minorHAnsi" w:cstheme="minorHAnsi"/>
-          <w:kern w:val="2"/>
-          <w:lang w:val="en-US" w:eastAsia="en-US"/>
-          <w14:ligatures w14:val="standardContextual"/>
-        </w:rPr>
-        <w:t xml:space="preserve">The dataset includes monthly visa data from 2017 to July 2026. </w:t>
-      </w:r>
-      <w:r>
-        <w:rPr>
-          <w:rFonts w:asciiTheme="minorHAnsi" w:eastAsiaTheme="minorHAnsi" w:hAnsiTheme="minorHAnsi" w:cstheme="minorHAnsi"/>
-          <w:kern w:val="2"/>
-          <w:lang w:val="en-US" w:eastAsia="en-US"/>
-          <w14:ligatures w14:val="standardContextual"/>
-        </w:rPr>
-        <w:br/>
-        <w:t xml:space="preserve">It contains: </w:t>
-      </w:r>
-    </w:p>
-    <w:p>
-      <w:pPr>
-        <w:pStyle w:val="NormalWeb"/>
-        <w:numPr>
-          <w:ilvl w:val="0"/>
-          <w:numId w:val="7"/>
-        </w:numPr>
-        <w:rPr>
-          <w:rFonts w:asciiTheme="minorHAnsi" w:eastAsiaTheme="minorHAnsi" w:hAnsiTheme="minorHAnsi" w:cstheme="minorHAnsi"/>
-          <w:kern w:val="2"/>
-          <w:lang w:val="en-US" w:eastAsia="en-US"/>
-          <w14:ligatures w14:val="standardContextual"/>
-        </w:rPr>
-      </w:pPr>
-      <w:r>
-        <w:rPr>
-          <w:rFonts w:asciiTheme="minorHAnsi" w:eastAsiaTheme="minorHAnsi" w:hAnsiTheme="minorHAnsi" w:cstheme="minorHAnsi"/>
-          <w:kern w:val="2"/>
-          <w:lang w:val="en-US" w:eastAsia="en-US"/>
-          <w14:ligatures w14:val="standardContextual"/>
-        </w:rPr>
-        <w:t>Short-term visa applications</w:t>
-      </w:r>
-    </w:p>
-    <w:p>
-      <w:pPr>
-        <w:pStyle w:val="NormalWeb"/>
-        <w:numPr>
-          <w:ilvl w:val="0"/>
-          <w:numId w:val="7"/>
-        </w:numPr>
-        <w:rPr>
-          <w:rFonts w:asciiTheme="minorHAnsi" w:eastAsiaTheme="minorHAnsi" w:hAnsiTheme="minorHAnsi" w:cstheme="minorHAnsi"/>
-          <w:kern w:val="2"/>
-          <w:lang w:val="en-US" w:eastAsia="en-US"/>
-          <w14:ligatures w14:val="standardContextual"/>
-        </w:rPr>
-      </w:pPr>
-      <w:r>
-        <w:rPr>
-          <w:rFonts w:asciiTheme="minorHAnsi" w:eastAsiaTheme="minorHAnsi" w:hAnsiTheme="minorHAnsi" w:cstheme="minorHAnsi"/>
-          <w:kern w:val="2"/>
-          <w:lang w:val="en-US" w:eastAsia="en-US"/>
-          <w14:ligatures w14:val="standardContextual"/>
-        </w:rPr>
-        <w:lastRenderedPageBreak/>
-        <w:t xml:space="preserve">Long-term visa applications </w:t>
-      </w:r>
-    </w:p>
-    <w:p>
-      <w:pPr>
-        <w:pStyle w:val="NormalWeb"/>
-        <w:numPr>
-          <w:ilvl w:val="0"/>
-          <w:numId w:val="7"/>
-        </w:numPr>
-        <w:rPr>
-          <w:rFonts w:asciiTheme="minorHAnsi" w:eastAsiaTheme="minorHAnsi" w:hAnsiTheme="minorHAnsi" w:cstheme="minorHAnsi"/>
-          <w:kern w:val="2"/>
-          <w:lang w:val="en-US" w:eastAsia="en-US"/>
-          <w14:ligatures w14:val="standardContextual"/>
-        </w:rPr>
-      </w:pPr>
-      <w:r>
-        <w:rPr>
-          <w:rFonts w:asciiTheme="minorHAnsi" w:eastAsiaTheme="minorHAnsi" w:hAnsiTheme="minorHAnsi" w:cstheme="minorHAnsi"/>
-          <w:kern w:val="2"/>
-          <w:lang w:val="en-US" w:eastAsia="en-US"/>
-          <w14:ligatures w14:val="standardContextual"/>
-        </w:rPr>
-        <w:t>Applications received</w:t>
-      </w:r>
-    </w:p>
-    <w:p>
-      <w:pPr>
-        <w:pStyle w:val="NormalWeb"/>
-        <w:numPr>
-          <w:ilvl w:val="0"/>
-          <w:numId w:val="7"/>
-        </w:numPr>
-        <w:rPr>
-          <w:rFonts w:asciiTheme="minorHAnsi" w:eastAsiaTheme="minorHAnsi" w:hAnsiTheme="minorHAnsi" w:cstheme="minorHAnsi"/>
-          <w:kern w:val="2"/>
-          <w:lang w:val="en-US" w:eastAsia="en-US"/>
-          <w14:ligatures w14:val="standardContextual"/>
-        </w:rPr>
-      </w:pPr>
-      <w:r>
-        <w:rPr>
-          <w:rFonts w:asciiTheme="minorHAnsi" w:eastAsiaTheme="minorHAnsi" w:hAnsiTheme="minorHAnsi" w:cstheme="minorHAnsi"/>
-          <w:kern w:val="2"/>
-          <w:lang w:val="en-US" w:eastAsia="en-US"/>
-          <w14:ligatures w14:val="standardContextual"/>
-        </w:rPr>
-        <w:t>Applications approved</w:t>
-      </w:r>
-    </w:p>
-    <w:p>
-      <w:pPr>
-        <w:pStyle w:val="NormalWeb"/>
-        <w:numPr>
-          <w:ilvl w:val="0"/>
-          <w:numId w:val="7"/>
-        </w:numPr>
-        <w:rPr>
-          <w:rFonts w:asciiTheme="minorHAnsi" w:eastAsiaTheme="minorHAnsi" w:hAnsiTheme="minorHAnsi" w:cstheme="minorHAnsi"/>
-          <w:kern w:val="2"/>
-          <w:lang w:val="en-US" w:eastAsia="en-US"/>
-          <w14:ligatures w14:val="standardContextual"/>
-        </w:rPr>
-      </w:pPr>
-      <w:r>
-        <w:rPr>
-          <w:rFonts w:asciiTheme="minorHAnsi" w:eastAsiaTheme="minorHAnsi" w:hAnsiTheme="minorHAnsi" w:cstheme="minorHAnsi"/>
-          <w:kern w:val="2"/>
-          <w:lang w:val="en-US" w:eastAsia="en-US"/>
-          <w14:ligatures w14:val="standardContextual"/>
-        </w:rPr>
-        <w:t>Rejected applications</w:t>
-      </w:r>
-    </w:p>
-    <w:p>
-      <w:pPr>
-        <w:pStyle w:val="NormalWeb"/>
-        <w:rPr>
-          <w:rFonts w:asciiTheme="minorHAnsi" w:eastAsiaTheme="minorHAnsi" w:hAnsiTheme="minorHAnsi" w:cstheme="minorHAnsi"/>
-          <w:kern w:val="2"/>
-          <w:lang w:val="en-US" w:eastAsia="en-US"/>
-          <w14:ligatures w14:val="standardContextual"/>
-        </w:rPr>
-      </w:pPr>
-      <w:r>
-        <w:rPr>
-          <w:rFonts w:asciiTheme="minorHAnsi" w:eastAsiaTheme="minorHAnsi" w:hAnsiTheme="minorHAnsi" w:cstheme="minorHAnsi"/>
-          <w:kern w:val="2"/>
-          <w:lang w:val="en-US" w:eastAsia="en-US"/>
-          <w14:ligatures w14:val="standardContextual"/>
-        </w:rPr>
-        <w:t>The data</w:t>
-      </w:r>
-      <w:r>
-        <w:rPr>
-          <w:rFonts w:asciiTheme="minorHAnsi" w:eastAsiaTheme="minorHAnsi" w:hAnsiTheme="minorHAnsi" w:cstheme="minorHAnsi"/>
-          <w:kern w:val="2"/>
-          <w:lang w:val="en-US" w:eastAsia="en-US"/>
-          <w14:ligatures w14:val="standardContextual"/>
-        </w:rPr>
-        <w:t xml:space="preserve"> records both paper</w:t>
-      </w:r>
-      <w:r>
-        <w:rPr>
-          <w:rFonts w:asciiTheme="minorHAnsi" w:eastAsiaTheme="minorHAnsi" w:hAnsiTheme="minorHAnsi" w:cstheme="minorHAnsi"/>
-          <w:kern w:val="2"/>
-          <w:lang w:val="en-US" w:eastAsia="en-US"/>
-          <w14:ligatures w14:val="standardContextual"/>
-        </w:rPr>
-        <w:t xml:space="preserve"> and online visa applications after</w:t>
-      </w:r>
-      <w:r>
-        <w:rPr>
-          <w:rFonts w:asciiTheme="minorHAnsi" w:eastAsiaTheme="minorHAnsi" w:hAnsiTheme="minorHAnsi" w:cstheme="minorHAnsi"/>
-          <w:kern w:val="2"/>
-          <w:lang w:val="en-US" w:eastAsia="en-US"/>
-          <w14:ligatures w14:val="standardContextual"/>
-        </w:rPr>
-        <w:t xml:space="preserve"> payment </w:t>
-      </w:r>
-      <w:r>
-        <w:rPr>
-          <w:rFonts w:asciiTheme="minorHAnsi" w:eastAsiaTheme="minorHAnsi" w:hAnsiTheme="minorHAnsi" w:cstheme="minorHAnsi"/>
-          <w:kern w:val="2"/>
-          <w:lang w:val="en-US" w:eastAsia="en-US"/>
-          <w14:ligatures w14:val="standardContextual"/>
-        </w:rPr>
-        <w:t>have</w:t>
-      </w:r>
-      <w:r>
-        <w:rPr>
-          <w:rFonts w:asciiTheme="minorHAnsi" w:eastAsiaTheme="minorHAnsi" w:hAnsiTheme="minorHAnsi" w:cstheme="minorHAnsi"/>
-          <w:kern w:val="2"/>
-          <w:lang w:val="en-US" w:eastAsia="en-US"/>
-          <w14:ligatures w14:val="standardContextual"/>
-        </w:rPr>
-        <w:t xml:space="preserve"> been completed. It also includes visa decisions</w:t>
-      </w:r>
-      <w:r>
-        <w:rPr>
-          <w:rFonts w:asciiTheme="minorHAnsi" w:eastAsiaTheme="minorHAnsi" w:hAnsiTheme="minorHAnsi" w:cstheme="minorHAnsi"/>
-          <w:kern w:val="2"/>
-          <w:lang w:val="en-US" w:eastAsia="en-US"/>
-          <w14:ligatures w14:val="standardContextual"/>
-        </w:rPr>
-        <w:t xml:space="preserve"> made each month. Data.gov.ie</w:t>
-      </w:r>
-    </w:p>
-    <w:p>
-      <w:pPr>
-        <w:pStyle w:val="NormalWeb"/>
-        <w:rPr>
-          <w:rFonts w:asciiTheme="minorHAnsi" w:eastAsiaTheme="minorHAnsi" w:hAnsiTheme="minorHAnsi" w:cstheme="minorHAnsi"/>
-          <w:kern w:val="2"/>
-          <w:lang w:val="en-US" w:eastAsia="en-US"/>
-          <w14:ligatures w14:val="standardContextual"/>
-        </w:rPr>
-      </w:pPr>
-      <w:r>
-        <w:rPr>
-          <w:rFonts w:asciiTheme="minorHAnsi" w:eastAsiaTheme="minorHAnsi" w:hAnsiTheme="minorHAnsi" w:cstheme="minorHAnsi"/>
-          <w:kern w:val="2"/>
-          <w:lang w:val="en-US" w:eastAsia="en-US"/>
-          <w14:ligatures w14:val="standardContextual"/>
-        </w:rPr>
-        <w:t>This dataset is s</w:t>
-      </w:r>
-      <w:r>
-        <w:rPr>
-          <w:rFonts w:asciiTheme="minorHAnsi" w:eastAsiaTheme="minorHAnsi" w:hAnsiTheme="minorHAnsi" w:cstheme="minorHAnsi"/>
-          <w:kern w:val="2"/>
-          <w:lang w:val="en-US" w:eastAsia="en-US"/>
-          <w14:ligatures w14:val="standardContextual"/>
-        </w:rPr>
-        <w:t xml:space="preserve">uitable </w:t>
-      </w:r>
-      <w:r>
-        <w:rPr>
-          <w:rFonts w:asciiTheme="minorHAnsi" w:eastAsiaTheme="minorHAnsi" w:hAnsiTheme="minorHAnsi" w:cstheme="minorHAnsi"/>
-          <w:kern w:val="2"/>
-          <w:lang w:val="en-US" w:eastAsia="en-US"/>
-          <w14:ligatures w14:val="standardContextual"/>
-        </w:rPr>
-        <w:t xml:space="preserve">for the project because it provides monthly historical data spanning several years. This makes it possible </w:t>
-      </w:r>
-      <w:r>
-        <w:rPr>
-          <w:rFonts w:asciiTheme="minorHAnsi" w:eastAsiaTheme="minorHAnsi" w:hAnsiTheme="minorHAnsi" w:cstheme="minorHAnsi"/>
-          <w:kern w:val="2"/>
-          <w:lang w:val="en-US" w:eastAsia="en-US"/>
-          <w14:ligatures w14:val="standardContextual"/>
-        </w:rPr>
-        <w:t>to identify trends, seasonal patterns, and changes in visa demand over time</w:t>
-      </w:r>
-      <w:r>
-        <w:rPr>
-          <w:rFonts w:asciiTheme="minorHAnsi" w:eastAsiaTheme="minorHAnsi" w:hAnsiTheme="minorHAnsi" w:cstheme="minorHAnsi"/>
-          <w:kern w:val="2"/>
-          <w:lang w:val="en-US" w:eastAsia="en-US"/>
-          <w14:ligatures w14:val="standardContextual"/>
-        </w:rPr>
-        <w:t>.</w:t>
-      </w:r>
-    </w:p>
-    <w:p>
-      <w:pPr>
-        <w:pStyle w:val="NormalWeb"/>
-        <w:rPr>
-          <w:rFonts w:asciiTheme="minorHAnsi" w:eastAsiaTheme="minorHAnsi" w:hAnsiTheme="minorHAnsi" w:cstheme="minorHAnsi"/>
-          <w:kern w:val="2"/>
-          <w:lang w:val="en-US" w:eastAsia="en-US"/>
-          <w14:ligatures w14:val="standardContextual"/>
-        </w:rPr>
-      </w:pPr>
-      <w:r>
-        <w:rPr>
-          <w:rFonts w:asciiTheme="minorHAnsi" w:eastAsiaTheme="minorHAnsi" w:hAnsiTheme="minorHAnsi" w:cstheme="minorHAnsi"/>
-          <w:kern w:val="2"/>
-          <w:lang w:val="en-US" w:eastAsia="en-US"/>
-          <w14:ligatures w14:val="standardContextual"/>
-        </w:rPr>
-        <w:t xml:space="preserve">The original file is </w:t>
-      </w:r>
-      <w:r>
-        <w:rPr>
-          <w:rFonts w:asciiTheme="minorHAnsi" w:eastAsiaTheme="minorHAnsi" w:hAnsiTheme="minorHAnsi" w:cstheme="minorHAnsi"/>
-          <w:kern w:val="2"/>
-          <w:lang w:val="en-US" w:eastAsia="en-US"/>
-          <w14:ligatures w14:val="standardContextual"/>
-        </w:rPr>
-        <w:t xml:space="preserve">in </w:t>
-      </w:r>
-      <w:r>
-        <w:rPr>
-          <w:rFonts w:asciiTheme="minorHAnsi" w:eastAsiaTheme="minorHAnsi" w:hAnsiTheme="minorHAnsi" w:cstheme="minorHAnsi"/>
-          <w:kern w:val="2"/>
-          <w:lang w:val="en-US" w:eastAsia="en-US"/>
-          <w14:ligatures w14:val="standardContextual"/>
-        </w:rPr>
-        <w:t>w</w:t>
-      </w:r>
-      <w:r>
-        <w:rPr>
-          <w:rFonts w:asciiTheme="minorHAnsi" w:eastAsiaTheme="minorHAnsi" w:hAnsiTheme="minorHAnsi" w:cstheme="minorHAnsi"/>
-          <w:kern w:val="2"/>
-          <w:lang w:val="en-US" w:eastAsia="en-US"/>
-          <w14:ligatures w14:val="standardContextual"/>
-        </w:rPr>
-        <w:t xml:space="preserve">ide format, with one column </w:t>
-      </w:r>
-      <w:r>
-        <w:rPr>
-          <w:rFonts w:asciiTheme="minorHAnsi" w:eastAsiaTheme="minorHAnsi" w:hAnsiTheme="minorHAnsi" w:cstheme="minorHAnsi"/>
-          <w:kern w:val="2"/>
-          <w:lang w:val="en-US" w:eastAsia="en-US"/>
-          <w14:ligatures w14:val="standardContextual"/>
-        </w:rPr>
-        <w:t xml:space="preserve">for each month. It will be </w:t>
-      </w:r>
-      <w:r>
-        <w:rPr>
-          <w:rFonts w:asciiTheme="minorHAnsi" w:eastAsiaTheme="minorHAnsi" w:hAnsiTheme="minorHAnsi" w:cstheme="minorHAnsi"/>
-          <w:kern w:val="2"/>
-          <w:lang w:val="en-US" w:eastAsia="en-US"/>
-          <w14:ligatures w14:val="standardContextual"/>
-        </w:rPr>
-        <w:t>transformed</w:t>
-      </w:r>
-      <w:r>
-        <w:rPr>
-          <w:rFonts w:asciiTheme="minorHAnsi" w:eastAsiaTheme="minorHAnsi" w:hAnsiTheme="minorHAnsi" w:cstheme="minorHAnsi"/>
-          <w:kern w:val="2"/>
-          <w:lang w:val="en-US" w:eastAsia="en-US"/>
-          <w14:ligatures w14:val="standardContextual"/>
-        </w:rPr>
-        <w:t xml:space="preserve"> </w:t>
-      </w:r>
-      <w:r>
-        <w:rPr>
-          <w:rFonts w:asciiTheme="minorHAnsi" w:eastAsiaTheme="minorHAnsi" w:hAnsiTheme="minorHAnsi" w:cstheme="minorHAnsi"/>
-          <w:kern w:val="2"/>
-          <w:lang w:val="en-US" w:eastAsia="en-US"/>
-          <w14:ligatures w14:val="standardContextual"/>
-        </w:rPr>
-        <w:t xml:space="preserve">into long format for </w:t>
-      </w:r>
-      <w:r>
-        <w:rPr>
-          <w:rFonts w:asciiTheme="minorHAnsi" w:eastAsiaTheme="minorHAnsi" w:hAnsiTheme="minorHAnsi" w:cstheme="minorHAnsi"/>
-          <w:kern w:val="2"/>
-          <w:lang w:val="en-US" w:eastAsia="en-US"/>
-          <w14:ligatures w14:val="standardContextual"/>
-        </w:rPr>
-        <w:t xml:space="preserve">analysis. </w:t>
-      </w:r>
-    </w:p>
-    <w:p>
-      <w:pPr>
-        <w:pStyle w:val="NormalWeb"/>
-        <w:rPr>
-          <w:rFonts w:asciiTheme="minorHAnsi" w:eastAsiaTheme="minorHAnsi" w:hAnsiTheme="minorHAnsi" w:cstheme="minorHAnsi"/>
-          <w:kern w:val="2"/>
-          <w:lang w:val="en-US" w:eastAsia="en-US"/>
-          <w14:ligatures w14:val="standardContextual"/>
-        </w:rPr>
-      </w:pPr>
-      <w:r>
-        <w:rPr>
-          <w:rFonts w:asciiTheme="minorHAnsi" w:eastAsiaTheme="minorHAnsi" w:hAnsiTheme="minorHAnsi" w:cstheme="minorHAnsi"/>
-          <w:kern w:val="2"/>
-          <w:lang w:val="en-US" w:eastAsia="en-US"/>
-          <w14:ligatures w14:val="standardContextual"/>
-        </w:rPr>
-        <w:t>The data co</w:t>
-      </w:r>
-      <w:r>
-        <w:rPr>
-          <w:rFonts w:asciiTheme="minorHAnsi" w:eastAsiaTheme="minorHAnsi" w:hAnsiTheme="minorHAnsi" w:cstheme="minorHAnsi"/>
-          <w:kern w:val="2"/>
-          <w:lang w:val="en-US" w:eastAsia="en-US"/>
-          <w14:ligatures w14:val="standardContextual"/>
-        </w:rPr>
-        <w:t>mes from an official source of the government of Ireland, making it suit</w:t>
-      </w:r>
-      <w:r>
-        <w:rPr>
-          <w:rFonts w:asciiTheme="minorHAnsi" w:eastAsiaTheme="minorHAnsi" w:hAnsiTheme="minorHAnsi" w:cstheme="minorHAnsi"/>
-          <w:kern w:val="2"/>
-          <w:lang w:val="en-US" w:eastAsia="en-US"/>
-          <w14:ligatures w14:val="standardContextual"/>
-        </w:rPr>
-        <w:t xml:space="preserve">able for academic use. </w:t>
-      </w:r>
-    </w:p>
-    <w:p>
-      <w:pPr>
-        <w:pStyle w:val="NormalWeb"/>
-        <w:rPr>
-          <w:rFonts w:asciiTheme="minorHAnsi" w:eastAsiaTheme="minorHAnsi" w:hAnsiTheme="minorHAnsi" w:cstheme="minorHAnsi"/>
-          <w:kern w:val="2"/>
-          <w:lang w:val="en-US" w:eastAsia="en-US"/>
-          <w14:ligatures w14:val="standardContextual"/>
-        </w:rPr>
-      </w:pPr>
-      <w:r>
-        <w:rPr>
-          <w:rFonts w:asciiTheme="minorHAnsi" w:eastAsiaTheme="minorHAnsi" w:hAnsiTheme="minorHAnsi" w:cstheme="minorHAnsi"/>
-          <w:kern w:val="2"/>
-          <w:lang w:val="en-US" w:eastAsia="en-US"/>
-          <w14:ligatures w14:val="standardContextual"/>
-        </w:rPr>
-        <w:t>The project will use only the monthly totals. It will not use personal information or identify individual applicants.</w:t>
-      </w:r>
-    </w:p>
-    <w:p>
-      <w:pPr>
+      </w:pPr>
+      <w:r>
         <w:rPr>
           <w:rFonts w:eastAsiaTheme="majorEastAsia" w:cstheme="minorHAnsi"/>
           <w:b/>
@@ -4495,8 +3987,486 @@
           <w:szCs w:val="28"/>
           <w:lang w:val="en-US"/>
         </w:rPr>
-      </w:pPr>
-      <w:r>
+        <w:t>Data Sources</w:t>
+      </w:r>
+    </w:p>
+    <w:p>
+      <w:pPr>
+        <w:pStyle w:val="NormalWeb"/>
+        <w:rPr>
+          <w:rFonts w:asciiTheme="minorHAnsi" w:hAnsiTheme="minorHAnsi" w:cstheme="minorHAnsi"/>
+        </w:rPr>
+      </w:pPr>
+      <w:r>
+        <w:rPr>
+          <w:rFonts w:asciiTheme="minorHAnsi" w:hAnsiTheme="minorHAnsi" w:cstheme="minorHAnsi"/>
+          <w:highlight w:val="yellow"/>
+        </w:rPr>
+        <w:t>Identify the dataset(s) or data sources you intend to use. Describe the type and approximate amount of data required, its relevance to the business problem, and evidence of appropriate permission or rights to access and use the data.</w:t>
+      </w:r>
+    </w:p>
+    <w:p>
+      <w:pPr>
+        <w:pStyle w:val="NormalWeb"/>
+        <w:rPr>
+          <w:rFonts w:asciiTheme="minorHAnsi" w:eastAsiaTheme="minorHAnsi" w:hAnsiTheme="minorHAnsi" w:cstheme="minorHAnsi"/>
+          <w:kern w:val="2"/>
+          <w:lang w:val="en-US" w:eastAsia="en-US"/>
+          <w14:ligatures w14:val="standardContextual"/>
+        </w:rPr>
+      </w:pPr>
+      <w:r>
+        <w:rPr>
+          <w:rFonts w:asciiTheme="minorHAnsi" w:eastAsiaTheme="minorHAnsi" w:hAnsiTheme="minorHAnsi" w:cstheme="minorHAnsi"/>
+          <w:kern w:val="2"/>
+          <w:lang w:val="en-US" w:eastAsia="en-US"/>
+          <w14:ligatures w14:val="standardContextual"/>
+        </w:rPr>
+        <w:t xml:space="preserve">The primary data source for this project is the “Visa Applications and Decisions, by </w:t>
+      </w:r>
+      <w:r>
+        <w:rPr>
+          <w:rFonts w:asciiTheme="minorHAnsi" w:eastAsiaTheme="minorHAnsi" w:hAnsiTheme="minorHAnsi" w:cstheme="minorHAnsi"/>
+          <w:kern w:val="2"/>
+          <w:lang w:val="en-US" w:eastAsia="en-US"/>
+          <w14:ligatures w14:val="standardContextual"/>
+        </w:rPr>
+        <w:t>Year and Month” dataset. It is published by Government of Ireland on the open data portal Data.gov.ie.</w:t>
+      </w:r>
+    </w:p>
+    <w:p>
+      <w:pPr>
+        <w:pStyle w:val="NormalWeb"/>
+        <w:rPr>
+          <w:rFonts w:asciiTheme="minorHAnsi" w:eastAsiaTheme="minorHAnsi" w:hAnsiTheme="minorHAnsi" w:cstheme="minorHAnsi"/>
+          <w:kern w:val="2"/>
+          <w:lang w:val="en-US" w:eastAsia="en-US"/>
+          <w14:ligatures w14:val="standardContextual"/>
+        </w:rPr>
+      </w:pPr>
+      <w:r>
+        <w:rPr>
+          <w:rFonts w:asciiTheme="minorHAnsi" w:eastAsiaTheme="minorHAnsi" w:hAnsiTheme="minorHAnsi" w:cstheme="minorHAnsi"/>
+          <w:kern w:val="2"/>
+          <w:lang w:val="en-US" w:eastAsia="en-US"/>
+          <w14:ligatures w14:val="standardContextual"/>
+        </w:rPr>
+        <w:t xml:space="preserve">The dataset includes monthly visa data from 2017 to July 2026. </w:t>
+      </w:r>
+      <w:r>
+        <w:rPr>
+          <w:rFonts w:asciiTheme="minorHAnsi" w:eastAsiaTheme="minorHAnsi" w:hAnsiTheme="minorHAnsi" w:cstheme="minorHAnsi"/>
+          <w:kern w:val="2"/>
+          <w:lang w:val="en-US" w:eastAsia="en-US"/>
+          <w14:ligatures w14:val="standardContextual"/>
+        </w:rPr>
+        <w:br/>
+        <w:t xml:space="preserve">It contains: </w:t>
+      </w:r>
+    </w:p>
+    <w:p>
+      <w:pPr>
+        <w:pStyle w:val="NormalWeb"/>
+        <w:numPr>
+          <w:ilvl w:val="0"/>
+          <w:numId w:val="7"/>
+        </w:numPr>
+        <w:rPr>
+          <w:rFonts w:asciiTheme="minorHAnsi" w:eastAsiaTheme="minorHAnsi" w:hAnsiTheme="minorHAnsi" w:cstheme="minorHAnsi"/>
+          <w:kern w:val="2"/>
+          <w:lang w:val="en-US" w:eastAsia="en-US"/>
+          <w14:ligatures w14:val="standardContextual"/>
+        </w:rPr>
+      </w:pPr>
+      <w:r>
+        <w:rPr>
+          <w:rFonts w:asciiTheme="minorHAnsi" w:eastAsiaTheme="minorHAnsi" w:hAnsiTheme="minorHAnsi" w:cstheme="minorHAnsi"/>
+          <w:kern w:val="2"/>
+          <w:lang w:val="en-US" w:eastAsia="en-US"/>
+          <w14:ligatures w14:val="standardContextual"/>
+        </w:rPr>
+        <w:lastRenderedPageBreak/>
+        <w:t>Short-term visa applications</w:t>
+      </w:r>
+    </w:p>
+    <w:p>
+      <w:pPr>
+        <w:pStyle w:val="NormalWeb"/>
+        <w:numPr>
+          <w:ilvl w:val="0"/>
+          <w:numId w:val="7"/>
+        </w:numPr>
+        <w:rPr>
+          <w:rFonts w:asciiTheme="minorHAnsi" w:eastAsiaTheme="minorHAnsi" w:hAnsiTheme="minorHAnsi" w:cstheme="minorHAnsi"/>
+          <w:kern w:val="2"/>
+          <w:lang w:val="en-US" w:eastAsia="en-US"/>
+          <w14:ligatures w14:val="standardContextual"/>
+        </w:rPr>
+      </w:pPr>
+      <w:r>
+        <w:rPr>
+          <w:rFonts w:asciiTheme="minorHAnsi" w:eastAsiaTheme="minorHAnsi" w:hAnsiTheme="minorHAnsi" w:cstheme="minorHAnsi"/>
+          <w:kern w:val="2"/>
+          <w:lang w:val="en-US" w:eastAsia="en-US"/>
+          <w14:ligatures w14:val="standardContextual"/>
+        </w:rPr>
+        <w:t xml:space="preserve">Long-term visa applications </w:t>
+      </w:r>
+    </w:p>
+    <w:p>
+      <w:pPr>
+        <w:pStyle w:val="NormalWeb"/>
+        <w:numPr>
+          <w:ilvl w:val="0"/>
+          <w:numId w:val="7"/>
+        </w:numPr>
+        <w:rPr>
+          <w:rFonts w:asciiTheme="minorHAnsi" w:eastAsiaTheme="minorHAnsi" w:hAnsiTheme="minorHAnsi" w:cstheme="minorHAnsi"/>
+          <w:kern w:val="2"/>
+          <w:lang w:val="en-US" w:eastAsia="en-US"/>
+          <w14:ligatures w14:val="standardContextual"/>
+        </w:rPr>
+      </w:pPr>
+      <w:r>
+        <w:rPr>
+          <w:rFonts w:asciiTheme="minorHAnsi" w:eastAsiaTheme="minorHAnsi" w:hAnsiTheme="minorHAnsi" w:cstheme="minorHAnsi"/>
+          <w:kern w:val="2"/>
+          <w:lang w:val="en-US" w:eastAsia="en-US"/>
+          <w14:ligatures w14:val="standardContextual"/>
+        </w:rPr>
+        <w:t>Applications received</w:t>
+      </w:r>
+    </w:p>
+    <w:p>
+      <w:pPr>
+        <w:pStyle w:val="NormalWeb"/>
+        <w:numPr>
+          <w:ilvl w:val="0"/>
+          <w:numId w:val="7"/>
+        </w:numPr>
+        <w:rPr>
+          <w:rFonts w:asciiTheme="minorHAnsi" w:eastAsiaTheme="minorHAnsi" w:hAnsiTheme="minorHAnsi" w:cstheme="minorHAnsi"/>
+          <w:kern w:val="2"/>
+          <w:lang w:val="en-US" w:eastAsia="en-US"/>
+          <w14:ligatures w14:val="standardContextual"/>
+        </w:rPr>
+      </w:pPr>
+      <w:r>
+        <w:rPr>
+          <w:rFonts w:asciiTheme="minorHAnsi" w:eastAsiaTheme="minorHAnsi" w:hAnsiTheme="minorHAnsi" w:cstheme="minorHAnsi"/>
+          <w:kern w:val="2"/>
+          <w:lang w:val="en-US" w:eastAsia="en-US"/>
+          <w14:ligatures w14:val="standardContextual"/>
+        </w:rPr>
+        <w:t>Applications approved</w:t>
+      </w:r>
+    </w:p>
+    <w:p>
+      <w:pPr>
+        <w:pStyle w:val="NormalWeb"/>
+        <w:numPr>
+          <w:ilvl w:val="0"/>
+          <w:numId w:val="7"/>
+        </w:numPr>
+        <w:rPr>
+          <w:rFonts w:asciiTheme="minorHAnsi" w:eastAsiaTheme="minorHAnsi" w:hAnsiTheme="minorHAnsi" w:cstheme="minorHAnsi"/>
+          <w:kern w:val="2"/>
+          <w:lang w:val="en-US" w:eastAsia="en-US"/>
+          <w14:ligatures w14:val="standardContextual"/>
+        </w:rPr>
+      </w:pPr>
+      <w:r>
+        <w:rPr>
+          <w:rFonts w:asciiTheme="minorHAnsi" w:eastAsiaTheme="minorHAnsi" w:hAnsiTheme="minorHAnsi" w:cstheme="minorHAnsi"/>
+          <w:kern w:val="2"/>
+          <w:lang w:val="en-US" w:eastAsia="en-US"/>
+          <w14:ligatures w14:val="standardContextual"/>
+        </w:rPr>
+        <w:t>Rejected applications</w:t>
+      </w:r>
+    </w:p>
+    <w:p>
+      <w:pPr>
+        <w:pStyle w:val="NormalWeb"/>
+        <w:rPr>
+          <w:rFonts w:asciiTheme="minorHAnsi" w:eastAsiaTheme="minorHAnsi" w:hAnsiTheme="minorHAnsi" w:cstheme="minorHAnsi"/>
+          <w:kern w:val="2"/>
+          <w:lang w:val="en-US" w:eastAsia="en-US"/>
+          <w14:ligatures w14:val="standardContextual"/>
+        </w:rPr>
+      </w:pPr>
+      <w:r>
+        <w:rPr>
+          <w:rFonts w:asciiTheme="minorHAnsi" w:eastAsiaTheme="minorHAnsi" w:hAnsiTheme="minorHAnsi" w:cstheme="minorHAnsi"/>
+          <w:kern w:val="2"/>
+          <w:lang w:val="en-US" w:eastAsia="en-US"/>
+          <w14:ligatures w14:val="standardContextual"/>
+        </w:rPr>
+        <w:t>The data</w:t>
+      </w:r>
+      <w:r>
+        <w:rPr>
+          <w:rFonts w:asciiTheme="minorHAnsi" w:eastAsiaTheme="minorHAnsi" w:hAnsiTheme="minorHAnsi" w:cstheme="minorHAnsi"/>
+          <w:kern w:val="2"/>
+          <w:lang w:val="en-US" w:eastAsia="en-US"/>
+          <w14:ligatures w14:val="standardContextual"/>
+        </w:rPr>
+        <w:t xml:space="preserve"> records both paper</w:t>
+      </w:r>
+      <w:r>
+        <w:rPr>
+          <w:rFonts w:asciiTheme="minorHAnsi" w:eastAsiaTheme="minorHAnsi" w:hAnsiTheme="minorHAnsi" w:cstheme="minorHAnsi"/>
+          <w:kern w:val="2"/>
+          <w:lang w:val="en-US" w:eastAsia="en-US"/>
+          <w14:ligatures w14:val="standardContextual"/>
+        </w:rPr>
+        <w:t xml:space="preserve"> and online visa applications after</w:t>
+      </w:r>
+      <w:r>
+        <w:rPr>
+          <w:rFonts w:asciiTheme="minorHAnsi" w:eastAsiaTheme="minorHAnsi" w:hAnsiTheme="minorHAnsi" w:cstheme="minorHAnsi"/>
+          <w:kern w:val="2"/>
+          <w:lang w:val="en-US" w:eastAsia="en-US"/>
+          <w14:ligatures w14:val="standardContextual"/>
+        </w:rPr>
+        <w:t xml:space="preserve"> payment </w:t>
+      </w:r>
+      <w:r>
+        <w:rPr>
+          <w:rFonts w:asciiTheme="minorHAnsi" w:eastAsiaTheme="minorHAnsi" w:hAnsiTheme="minorHAnsi" w:cstheme="minorHAnsi"/>
+          <w:kern w:val="2"/>
+          <w:lang w:val="en-US" w:eastAsia="en-US"/>
+          <w14:ligatures w14:val="standardContextual"/>
+        </w:rPr>
+        <w:t>have</w:t>
+      </w:r>
+      <w:r>
+        <w:rPr>
+          <w:rFonts w:asciiTheme="minorHAnsi" w:eastAsiaTheme="minorHAnsi" w:hAnsiTheme="minorHAnsi" w:cstheme="minorHAnsi"/>
+          <w:kern w:val="2"/>
+          <w:lang w:val="en-US" w:eastAsia="en-US"/>
+          <w14:ligatures w14:val="standardContextual"/>
+        </w:rPr>
+        <w:t xml:space="preserve"> been completed. It also includes visa decisions</w:t>
+      </w:r>
+      <w:r>
+        <w:rPr>
+          <w:rFonts w:asciiTheme="minorHAnsi" w:eastAsiaTheme="minorHAnsi" w:hAnsiTheme="minorHAnsi" w:cstheme="minorHAnsi"/>
+          <w:kern w:val="2"/>
+          <w:lang w:val="en-US" w:eastAsia="en-US"/>
+          <w14:ligatures w14:val="standardContextual"/>
+        </w:rPr>
+        <w:t xml:space="preserve"> made each month. Data.gov.ie</w:t>
+      </w:r>
+    </w:p>
+    <w:p>
+      <w:pPr>
+        <w:pStyle w:val="NormalWeb"/>
+        <w:rPr>
+          <w:rFonts w:asciiTheme="minorHAnsi" w:eastAsiaTheme="minorHAnsi" w:hAnsiTheme="minorHAnsi" w:cstheme="minorHAnsi"/>
+          <w:kern w:val="2"/>
+          <w:lang w:val="en-US" w:eastAsia="en-US"/>
+          <w14:ligatures w14:val="standardContextual"/>
+        </w:rPr>
+      </w:pPr>
+      <w:r>
+        <w:rPr>
+          <w:rFonts w:asciiTheme="minorHAnsi" w:eastAsiaTheme="minorHAnsi" w:hAnsiTheme="minorHAnsi" w:cstheme="minorHAnsi"/>
+          <w:kern w:val="2"/>
+          <w:lang w:val="en-US" w:eastAsia="en-US"/>
+          <w14:ligatures w14:val="standardContextual"/>
+        </w:rPr>
+        <w:t>This dataset is s</w:t>
+      </w:r>
+      <w:r>
+        <w:rPr>
+          <w:rFonts w:asciiTheme="minorHAnsi" w:eastAsiaTheme="minorHAnsi" w:hAnsiTheme="minorHAnsi" w:cstheme="minorHAnsi"/>
+          <w:kern w:val="2"/>
+          <w:lang w:val="en-US" w:eastAsia="en-US"/>
+          <w14:ligatures w14:val="standardContextual"/>
+        </w:rPr>
+        <w:t xml:space="preserve">uitable </w:t>
+      </w:r>
+      <w:r>
+        <w:rPr>
+          <w:rFonts w:asciiTheme="minorHAnsi" w:eastAsiaTheme="minorHAnsi" w:hAnsiTheme="minorHAnsi" w:cstheme="minorHAnsi"/>
+          <w:kern w:val="2"/>
+          <w:lang w:val="en-US" w:eastAsia="en-US"/>
+          <w14:ligatures w14:val="standardContextual"/>
+        </w:rPr>
+        <w:t xml:space="preserve">for the project because it provides monthly historical data spanning several years. This makes it possible </w:t>
+      </w:r>
+      <w:r>
+        <w:rPr>
+          <w:rFonts w:asciiTheme="minorHAnsi" w:eastAsiaTheme="minorHAnsi" w:hAnsiTheme="minorHAnsi" w:cstheme="minorHAnsi"/>
+          <w:kern w:val="2"/>
+          <w:lang w:val="en-US" w:eastAsia="en-US"/>
+          <w14:ligatures w14:val="standardContextual"/>
+        </w:rPr>
+        <w:t>to identify trends, seasonal patterns, and changes in visa demand over time</w:t>
+      </w:r>
+      <w:r>
+        <w:rPr>
+          <w:rFonts w:asciiTheme="minorHAnsi" w:eastAsiaTheme="minorHAnsi" w:hAnsiTheme="minorHAnsi" w:cstheme="minorHAnsi"/>
+          <w:kern w:val="2"/>
+          <w:lang w:val="en-US" w:eastAsia="en-US"/>
+          <w14:ligatures w14:val="standardContextual"/>
+        </w:rPr>
+        <w:t>.</w:t>
+      </w:r>
+    </w:p>
+    <w:p>
+      <w:pPr>
+        <w:pStyle w:val="NormalWeb"/>
+        <w:rPr>
+          <w:rFonts w:asciiTheme="minorHAnsi" w:eastAsiaTheme="minorHAnsi" w:hAnsiTheme="minorHAnsi" w:cstheme="minorHAnsi"/>
+          <w:kern w:val="2"/>
+          <w:lang w:val="en-US" w:eastAsia="en-US"/>
+          <w14:ligatures w14:val="standardContextual"/>
+        </w:rPr>
+      </w:pPr>
+      <w:r>
+        <w:rPr>
+          <w:rFonts w:asciiTheme="minorHAnsi" w:eastAsiaTheme="minorHAnsi" w:hAnsiTheme="minorHAnsi" w:cstheme="minorHAnsi"/>
+          <w:kern w:val="2"/>
+          <w:lang w:val="en-US" w:eastAsia="en-US"/>
+          <w14:ligatures w14:val="standardContextual"/>
+        </w:rPr>
+        <w:t xml:space="preserve">The original file is </w:t>
+      </w:r>
+      <w:r>
+        <w:rPr>
+          <w:rFonts w:asciiTheme="minorHAnsi" w:eastAsiaTheme="minorHAnsi" w:hAnsiTheme="minorHAnsi" w:cstheme="minorHAnsi"/>
+          <w:kern w:val="2"/>
+          <w:lang w:val="en-US" w:eastAsia="en-US"/>
+          <w14:ligatures w14:val="standardContextual"/>
+        </w:rPr>
+        <w:t xml:space="preserve">in </w:t>
+      </w:r>
+      <w:r>
+        <w:rPr>
+          <w:rFonts w:asciiTheme="minorHAnsi" w:eastAsiaTheme="minorHAnsi" w:hAnsiTheme="minorHAnsi" w:cstheme="minorHAnsi"/>
+          <w:kern w:val="2"/>
+          <w:lang w:val="en-US" w:eastAsia="en-US"/>
+          <w14:ligatures w14:val="standardContextual"/>
+        </w:rPr>
+        <w:t>w</w:t>
+      </w:r>
+      <w:r>
+        <w:rPr>
+          <w:rFonts w:asciiTheme="minorHAnsi" w:eastAsiaTheme="minorHAnsi" w:hAnsiTheme="minorHAnsi" w:cstheme="minorHAnsi"/>
+          <w:kern w:val="2"/>
+          <w:lang w:val="en-US" w:eastAsia="en-US"/>
+          <w14:ligatures w14:val="standardContextual"/>
+        </w:rPr>
+        <w:t xml:space="preserve">ide format, with one column </w:t>
+      </w:r>
+      <w:r>
+        <w:rPr>
+          <w:rFonts w:asciiTheme="minorHAnsi" w:eastAsiaTheme="minorHAnsi" w:hAnsiTheme="minorHAnsi" w:cstheme="minorHAnsi"/>
+          <w:kern w:val="2"/>
+          <w:lang w:val="en-US" w:eastAsia="en-US"/>
+          <w14:ligatures w14:val="standardContextual"/>
+        </w:rPr>
+        <w:t xml:space="preserve">for each month. It will be </w:t>
+      </w:r>
+      <w:r>
+        <w:rPr>
+          <w:rFonts w:asciiTheme="minorHAnsi" w:eastAsiaTheme="minorHAnsi" w:hAnsiTheme="minorHAnsi" w:cstheme="minorHAnsi"/>
+          <w:kern w:val="2"/>
+          <w:lang w:val="en-US" w:eastAsia="en-US"/>
+          <w14:ligatures w14:val="standardContextual"/>
+        </w:rPr>
+        <w:t>transformed</w:t>
+      </w:r>
+      <w:r>
+        <w:rPr>
+          <w:rFonts w:asciiTheme="minorHAnsi" w:eastAsiaTheme="minorHAnsi" w:hAnsiTheme="minorHAnsi" w:cstheme="minorHAnsi"/>
+          <w:kern w:val="2"/>
+          <w:lang w:val="en-US" w:eastAsia="en-US"/>
+          <w14:ligatures w14:val="standardContextual"/>
+        </w:rPr>
+        <w:t xml:space="preserve"> </w:t>
+      </w:r>
+      <w:r>
+        <w:rPr>
+          <w:rFonts w:asciiTheme="minorHAnsi" w:eastAsiaTheme="minorHAnsi" w:hAnsiTheme="minorHAnsi" w:cstheme="minorHAnsi"/>
+          <w:kern w:val="2"/>
+          <w:lang w:val="en-US" w:eastAsia="en-US"/>
+          <w14:ligatures w14:val="standardContextual"/>
+        </w:rPr>
+        <w:t xml:space="preserve">into long format for </w:t>
+      </w:r>
+      <w:r>
+        <w:rPr>
+          <w:rFonts w:asciiTheme="minorHAnsi" w:eastAsiaTheme="minorHAnsi" w:hAnsiTheme="minorHAnsi" w:cstheme="minorHAnsi"/>
+          <w:kern w:val="2"/>
+          <w:lang w:val="en-US" w:eastAsia="en-US"/>
+          <w14:ligatures w14:val="standardContextual"/>
+        </w:rPr>
+        <w:t xml:space="preserve">analysis. </w:t>
+      </w:r>
+    </w:p>
+    <w:p>
+      <w:pPr>
+        <w:pStyle w:val="NormalWeb"/>
+        <w:rPr>
+          <w:rFonts w:asciiTheme="minorHAnsi" w:eastAsiaTheme="minorHAnsi" w:hAnsiTheme="minorHAnsi" w:cstheme="minorHAnsi"/>
+          <w:kern w:val="2"/>
+          <w:lang w:val="en-US" w:eastAsia="en-US"/>
+          <w14:ligatures w14:val="standardContextual"/>
+        </w:rPr>
+      </w:pPr>
+      <w:r>
+        <w:rPr>
+          <w:rFonts w:asciiTheme="minorHAnsi" w:eastAsiaTheme="minorHAnsi" w:hAnsiTheme="minorHAnsi" w:cstheme="minorHAnsi"/>
+          <w:kern w:val="2"/>
+          <w:lang w:val="en-US" w:eastAsia="en-US"/>
+          <w14:ligatures w14:val="standardContextual"/>
+        </w:rPr>
+        <w:t>The data co</w:t>
+      </w:r>
+      <w:r>
+        <w:rPr>
+          <w:rFonts w:asciiTheme="minorHAnsi" w:eastAsiaTheme="minorHAnsi" w:hAnsiTheme="minorHAnsi" w:cstheme="minorHAnsi"/>
+          <w:kern w:val="2"/>
+          <w:lang w:val="en-US" w:eastAsia="en-US"/>
+          <w14:ligatures w14:val="standardContextual"/>
+        </w:rPr>
+        <w:t>mes from an official source of the government of Ireland, making it suit</w:t>
+      </w:r>
+      <w:r>
+        <w:rPr>
+          <w:rFonts w:asciiTheme="minorHAnsi" w:eastAsiaTheme="minorHAnsi" w:hAnsiTheme="minorHAnsi" w:cstheme="minorHAnsi"/>
+          <w:kern w:val="2"/>
+          <w:lang w:val="en-US" w:eastAsia="en-US"/>
+          <w14:ligatures w14:val="standardContextual"/>
+        </w:rPr>
+        <w:t xml:space="preserve">able for academic use. </w:t>
+      </w:r>
+    </w:p>
+    <w:p>
+      <w:pPr>
+        <w:pStyle w:val="NormalWeb"/>
+        <w:rPr>
+          <w:rFonts w:asciiTheme="minorHAnsi" w:eastAsiaTheme="minorHAnsi" w:hAnsiTheme="minorHAnsi" w:cstheme="minorHAnsi"/>
+          <w:kern w:val="2"/>
+          <w:lang w:val="en-US" w:eastAsia="en-US"/>
+          <w14:ligatures w14:val="standardContextual"/>
+        </w:rPr>
+      </w:pPr>
+      <w:r>
+        <w:rPr>
+          <w:rFonts w:asciiTheme="minorHAnsi" w:eastAsiaTheme="minorHAnsi" w:hAnsiTheme="minorHAnsi" w:cstheme="minorHAnsi"/>
+          <w:kern w:val="2"/>
+          <w:lang w:val="en-US" w:eastAsia="en-US"/>
+          <w14:ligatures w14:val="standardContextual"/>
+        </w:rPr>
+        <w:t>The project will use only the monthly totals. It will not use personal information or identify individual applicants.</w:t>
+      </w:r>
+    </w:p>
+    <w:p>
+      <w:pPr>
         <w:rPr>
           <w:rFonts w:eastAsiaTheme="majorEastAsia" w:cstheme="minorHAnsi"/>
           <w:b/>
@@ -4506,488 +4476,8 @@
           <w:szCs w:val="28"/>
           <w:lang w:val="en-US"/>
         </w:rPr>
-        <w:t>Expected Deliverables</w:t>
-      </w:r>
-    </w:p>
-    <w:p>
-      <w:pPr>
-        <w:pStyle w:val="NormalWeb"/>
-        <w:rPr>
-          <w:rFonts w:asciiTheme="minorHAnsi" w:hAnsiTheme="minorHAnsi" w:cstheme="minorHAnsi"/>
-        </w:rPr>
-      </w:pPr>
-      <w:r>
-        <w:rPr>
-          <w:rFonts w:asciiTheme="minorHAnsi" w:hAnsiTheme="minorHAnsi" w:cstheme="minorHAnsi"/>
-          <w:highlight w:val="yellow"/>
-        </w:rPr>
-        <w:t>Clearly state what you expect to produce by the end of Semester 2, including the expected analytical and predictive modelling outputs and any relevant dashboard, application, system or other project deliverables.</w:t>
-      </w:r>
-    </w:p>
-    <w:p>
-      <w:pPr>
-        <w:pStyle w:val="NormalWeb"/>
-        <w:rPr>
-          <w:rFonts w:asciiTheme="minorHAnsi" w:eastAsiaTheme="minorHAnsi" w:hAnsiTheme="minorHAnsi" w:cstheme="minorHAnsi"/>
-          <w:kern w:val="2"/>
-          <w:lang w:val="en-US" w:eastAsia="en-US"/>
-          <w14:ligatures w14:val="standardContextual"/>
-        </w:rPr>
-      </w:pPr>
-      <w:r>
-        <w:rPr>
-          <w:rFonts w:asciiTheme="minorHAnsi" w:eastAsiaTheme="minorHAnsi" w:hAnsiTheme="minorHAnsi" w:cstheme="minorHAnsi"/>
-          <w:kern w:val="2"/>
-          <w:lang w:val="en-US" w:eastAsia="en-US"/>
-          <w14:ligatures w14:val="standardContextual"/>
-        </w:rPr>
-        <w:t xml:space="preserve">By the end </w:t>
-      </w:r>
-      <w:r>
-        <w:rPr>
-          <w:rFonts w:asciiTheme="minorHAnsi" w:eastAsiaTheme="minorHAnsi" w:hAnsiTheme="minorHAnsi" w:cstheme="minorHAnsi"/>
-          <w:kern w:val="2"/>
-          <w:lang w:val="en-US" w:eastAsia="en-US"/>
-          <w14:ligatures w14:val="standardContextual"/>
-        </w:rPr>
-        <w:t>of the second semester, the project will present the following results:</w:t>
-      </w:r>
-    </w:p>
-    <w:p>
-      <w:pPr>
-        <w:pStyle w:val="NormalWeb"/>
-        <w:numPr>
-          <w:ilvl w:val="0"/>
-          <w:numId w:val="8"/>
-        </w:numPr>
-        <w:rPr>
-          <w:rFonts w:asciiTheme="minorHAnsi" w:eastAsiaTheme="minorHAnsi" w:hAnsiTheme="minorHAnsi" w:cstheme="minorHAnsi"/>
-          <w:kern w:val="2"/>
-          <w:lang w:val="en-US" w:eastAsia="en-US"/>
-          <w14:ligatures w14:val="standardContextual"/>
-        </w:rPr>
-      </w:pPr>
-      <w:r>
-        <w:rPr>
-          <w:rFonts w:asciiTheme="minorHAnsi" w:eastAsiaTheme="minorHAnsi" w:hAnsiTheme="minorHAnsi" w:cstheme="minorHAnsi"/>
-          <w:kern w:val="2"/>
-          <w:lang w:val="en-US" w:eastAsia="en-US"/>
-          <w14:ligatures w14:val="standardContextual"/>
-        </w:rPr>
-        <w:t>A cleaned and transformed dataset of visa application</w:t>
-      </w:r>
-    </w:p>
-    <w:p>
-      <w:pPr>
-        <w:pStyle w:val="NormalWeb"/>
-        <w:numPr>
-          <w:ilvl w:val="0"/>
-          <w:numId w:val="8"/>
-        </w:numPr>
-        <w:rPr>
-          <w:rFonts w:asciiTheme="minorHAnsi" w:eastAsiaTheme="minorHAnsi" w:hAnsiTheme="minorHAnsi" w:cstheme="minorHAnsi"/>
-          <w:kern w:val="2"/>
-          <w:lang w:val="en-US" w:eastAsia="en-US"/>
-          <w14:ligatures w14:val="standardContextual"/>
-        </w:rPr>
-      </w:pPr>
-      <w:r>
-        <w:rPr>
-          <w:rFonts w:asciiTheme="minorHAnsi" w:eastAsiaTheme="minorHAnsi" w:hAnsiTheme="minorHAnsi" w:cstheme="minorHAnsi"/>
-          <w:kern w:val="2"/>
-          <w:lang w:val="en-US" w:eastAsia="en-US"/>
-          <w14:ligatures w14:val="standardContextual"/>
-        </w:rPr>
-        <w:t>A data directory explained each</w:t>
-      </w:r>
-      <w:r>
-        <w:rPr>
-          <w:rFonts w:asciiTheme="minorHAnsi" w:eastAsiaTheme="minorHAnsi" w:hAnsiTheme="minorHAnsi" w:cstheme="minorHAnsi"/>
-          <w:kern w:val="2"/>
-          <w:lang w:val="en-US" w:eastAsia="en-US"/>
-          <w14:ligatures w14:val="standardContextual"/>
-        </w:rPr>
-        <w:t xml:space="preserve"> variable, data type, missing values, and data transformations.</w:t>
-      </w:r>
-    </w:p>
-    <w:p>
-      <w:pPr>
-        <w:pStyle w:val="NormalWeb"/>
-        <w:numPr>
-          <w:ilvl w:val="0"/>
-          <w:numId w:val="8"/>
-        </w:numPr>
-        <w:rPr>
-          <w:rFonts w:asciiTheme="minorHAnsi" w:eastAsiaTheme="minorHAnsi" w:hAnsiTheme="minorHAnsi" w:cstheme="minorHAnsi"/>
-          <w:kern w:val="2"/>
-          <w:lang w:val="en-US" w:eastAsia="en-US"/>
-          <w14:ligatures w14:val="standardContextual"/>
-        </w:rPr>
-      </w:pPr>
-      <w:r>
-        <w:rPr>
-          <w:rFonts w:asciiTheme="minorHAnsi" w:eastAsiaTheme="minorHAnsi" w:hAnsiTheme="minorHAnsi" w:cstheme="minorHAnsi"/>
-          <w:kern w:val="2"/>
-          <w:lang w:val="en-US" w:eastAsia="en-US"/>
-          <w14:ligatures w14:val="standardContextual"/>
-        </w:rPr>
-        <w:t xml:space="preserve">A </w:t>
-      </w:r>
-      <w:proofErr w:type="spellStart"/>
-      <w:r>
-        <w:rPr>
-          <w:rFonts w:asciiTheme="minorHAnsi" w:eastAsiaTheme="minorHAnsi" w:hAnsiTheme="minorHAnsi" w:cstheme="minorHAnsi"/>
-          <w:kern w:val="2"/>
-          <w:lang w:val="en-US" w:eastAsia="en-US"/>
-          <w14:ligatures w14:val="standardContextual"/>
-        </w:rPr>
-        <w:t>Jupyter</w:t>
-      </w:r>
-      <w:proofErr w:type="spellEnd"/>
-      <w:r>
-        <w:rPr>
-          <w:rFonts w:asciiTheme="minorHAnsi" w:eastAsiaTheme="minorHAnsi" w:hAnsiTheme="minorHAnsi" w:cstheme="minorHAnsi"/>
-          <w:kern w:val="2"/>
-          <w:lang w:val="en-US" w:eastAsia="en-US"/>
-          <w14:ligatures w14:val="standardContextual"/>
-        </w:rPr>
-        <w:t xml:space="preserve"> notebook with Python code for data cl</w:t>
-      </w:r>
-      <w:r>
-        <w:rPr>
-          <w:rFonts w:asciiTheme="minorHAnsi" w:eastAsiaTheme="minorHAnsi" w:hAnsiTheme="minorHAnsi" w:cstheme="minorHAnsi"/>
-          <w:kern w:val="2"/>
-          <w:lang w:val="en-US" w:eastAsia="en-US"/>
-          <w14:ligatures w14:val="standardContextual"/>
-        </w:rPr>
-        <w:t xml:space="preserve">eaning, analysis, </w:t>
-      </w:r>
-      <w:r>
-        <w:rPr>
-          <w:rFonts w:asciiTheme="minorHAnsi" w:eastAsiaTheme="minorHAnsi" w:hAnsiTheme="minorHAnsi" w:cstheme="minorHAnsi"/>
-          <w:kern w:val="2"/>
-          <w:lang w:val="en-US" w:eastAsia="en-US"/>
-          <w14:ligatures w14:val="standardContextual"/>
-        </w:rPr>
-        <w:t>an</w:t>
-      </w:r>
-      <w:r>
-        <w:rPr>
-          <w:rFonts w:asciiTheme="minorHAnsi" w:eastAsiaTheme="minorHAnsi" w:hAnsiTheme="minorHAnsi" w:cstheme="minorHAnsi"/>
-          <w:kern w:val="2"/>
-          <w:lang w:val="en-US" w:eastAsia="en-US"/>
-          <w14:ligatures w14:val="standardContextual"/>
-        </w:rPr>
-        <w:t>d forecasting, as well as model evaluation.</w:t>
-      </w:r>
-    </w:p>
-    <w:p>
-      <w:pPr>
-        <w:pStyle w:val="NormalWeb"/>
-        <w:numPr>
-          <w:ilvl w:val="0"/>
-          <w:numId w:val="8"/>
-        </w:numPr>
-        <w:rPr>
-          <w:rFonts w:asciiTheme="minorHAnsi" w:eastAsiaTheme="minorHAnsi" w:hAnsiTheme="minorHAnsi" w:cstheme="minorHAnsi"/>
-          <w:kern w:val="2"/>
-          <w:lang w:val="en-US" w:eastAsia="en-US"/>
-          <w14:ligatures w14:val="standardContextual"/>
-        </w:rPr>
-      </w:pPr>
-      <w:r>
-        <w:rPr>
-          <w:rFonts w:asciiTheme="minorHAnsi" w:eastAsiaTheme="minorHAnsi" w:hAnsiTheme="minorHAnsi" w:cstheme="minorHAnsi"/>
-          <w:kern w:val="2"/>
-          <w:lang w:val="en-US" w:eastAsia="en-US"/>
-          <w14:ligatures w14:val="standardContextual"/>
-        </w:rPr>
-        <w:t>Charts showing historical visa demand, trends, seasonal patterns</w:t>
-      </w:r>
-      <w:r>
-        <w:rPr>
-          <w:rFonts w:asciiTheme="minorHAnsi" w:eastAsiaTheme="minorHAnsi" w:hAnsiTheme="minorHAnsi" w:cstheme="minorHAnsi"/>
-          <w:kern w:val="2"/>
-          <w:lang w:val="en-US" w:eastAsia="en-US"/>
-          <w14:ligatures w14:val="standardContextual"/>
-        </w:rPr>
-        <w:t xml:space="preserve">, and differences between </w:t>
-      </w:r>
-      <w:r>
-        <w:rPr>
-          <w:rFonts w:asciiTheme="minorHAnsi" w:eastAsiaTheme="minorHAnsi" w:hAnsiTheme="minorHAnsi" w:cstheme="minorHAnsi"/>
-          <w:kern w:val="2"/>
-          <w:lang w:val="en-US" w:eastAsia="en-US"/>
-          <w14:ligatures w14:val="standardContextual"/>
-        </w:rPr>
-        <w:t>short</w:t>
-      </w:r>
-      <w:r>
-        <w:rPr>
-          <w:rFonts w:asciiTheme="minorHAnsi" w:eastAsiaTheme="minorHAnsi" w:hAnsiTheme="minorHAnsi" w:cstheme="minorHAnsi"/>
-          <w:kern w:val="2"/>
-          <w:lang w:val="en-US" w:eastAsia="en-US"/>
-          <w14:ligatures w14:val="standardContextual"/>
-        </w:rPr>
-        <w:t>-term and long-term</w:t>
-      </w:r>
-      <w:r>
-        <w:rPr>
-          <w:rFonts w:asciiTheme="minorHAnsi" w:eastAsiaTheme="minorHAnsi" w:hAnsiTheme="minorHAnsi" w:cstheme="minorHAnsi"/>
-          <w:kern w:val="2"/>
-          <w:lang w:val="en-US" w:eastAsia="en-US"/>
-          <w14:ligatures w14:val="standardContextual"/>
-        </w:rPr>
-        <w:t xml:space="preserve"> visas.</w:t>
-      </w:r>
-    </w:p>
-    <w:p>
-      <w:pPr>
-        <w:pStyle w:val="NormalWeb"/>
-        <w:numPr>
-          <w:ilvl w:val="0"/>
-          <w:numId w:val="8"/>
-        </w:numPr>
-        <w:rPr>
-          <w:rFonts w:asciiTheme="minorHAnsi" w:eastAsiaTheme="minorHAnsi" w:hAnsiTheme="minorHAnsi" w:cstheme="minorHAnsi"/>
-          <w:kern w:val="2"/>
-          <w:lang w:val="en-US" w:eastAsia="en-US"/>
-          <w14:ligatures w14:val="standardContextual"/>
-        </w:rPr>
-      </w:pPr>
-      <w:r>
-        <w:rPr>
-          <w:rFonts w:asciiTheme="minorHAnsi" w:eastAsiaTheme="minorHAnsi" w:hAnsiTheme="minorHAnsi" w:cstheme="minorHAnsi"/>
-          <w:kern w:val="2"/>
-          <w:lang w:val="en-US" w:eastAsia="en-US"/>
-          <w14:ligatures w14:val="standardContextual"/>
-        </w:rPr>
-        <w:t xml:space="preserve">A Seasonal Naïve </w:t>
-      </w:r>
-      <w:r>
-        <w:rPr>
-          <w:rFonts w:asciiTheme="minorHAnsi" w:eastAsiaTheme="minorHAnsi" w:hAnsiTheme="minorHAnsi" w:cstheme="minorHAnsi"/>
-          <w:kern w:val="2"/>
-          <w:lang w:val="en-US" w:eastAsia="en-US"/>
-          <w14:ligatures w14:val="standardContextual"/>
-        </w:rPr>
-        <w:t>forecast model. This will be used as a simple baseline.</w:t>
-      </w:r>
-    </w:p>
-    <w:p>
-      <w:pPr>
-        <w:pStyle w:val="NormalWeb"/>
-        <w:numPr>
-          <w:ilvl w:val="0"/>
-          <w:numId w:val="8"/>
-        </w:numPr>
-        <w:rPr>
-          <w:rFonts w:asciiTheme="minorHAnsi" w:eastAsiaTheme="minorHAnsi" w:hAnsiTheme="minorHAnsi" w:cstheme="minorHAnsi"/>
-          <w:kern w:val="2"/>
-          <w:lang w:val="en-US" w:eastAsia="en-US"/>
-          <w14:ligatures w14:val="standardContextual"/>
-        </w:rPr>
-      </w:pPr>
-      <w:r>
-        <w:rPr>
-          <w:rFonts w:asciiTheme="minorHAnsi" w:eastAsiaTheme="minorHAnsi" w:hAnsiTheme="minorHAnsi" w:cstheme="minorHAnsi"/>
-          <w:kern w:val="2"/>
-          <w:lang w:val="en-US" w:eastAsia="en-US"/>
-          <w14:ligatures w14:val="standardContextual"/>
-        </w:rPr>
-        <w:t xml:space="preserve">A Holt-Winters exponential </w:t>
-      </w:r>
-      <w:r>
-        <w:rPr>
-          <w:rFonts w:asciiTheme="minorHAnsi" w:eastAsiaTheme="minorHAnsi" w:hAnsiTheme="minorHAnsi" w:cstheme="minorHAnsi"/>
-          <w:kern w:val="2"/>
-          <w:lang w:val="en-US" w:eastAsia="en-US"/>
-          <w14:ligatures w14:val="standardContextual"/>
-        </w:rPr>
-        <w:t>smoothing model for forecasting monthly demand.</w:t>
-      </w:r>
-    </w:p>
-    <w:p>
-      <w:pPr>
-        <w:pStyle w:val="NormalWeb"/>
-        <w:numPr>
-          <w:ilvl w:val="0"/>
-          <w:numId w:val="8"/>
-        </w:numPr>
-        <w:rPr>
-          <w:rFonts w:asciiTheme="minorHAnsi" w:eastAsiaTheme="minorHAnsi" w:hAnsiTheme="minorHAnsi" w:cstheme="minorHAnsi"/>
-          <w:kern w:val="2"/>
-          <w:lang w:val="en-US" w:eastAsia="en-US"/>
-          <w14:ligatures w14:val="standardContextual"/>
-        </w:rPr>
-      </w:pPr>
-      <w:r>
-        <w:rPr>
-          <w:rFonts w:asciiTheme="minorHAnsi" w:eastAsiaTheme="minorHAnsi" w:hAnsiTheme="minorHAnsi" w:cstheme="minorHAnsi"/>
-          <w:kern w:val="2"/>
-          <w:lang w:val="en-US" w:eastAsia="en-US"/>
-          <w14:ligatures w14:val="standardContextual"/>
-        </w:rPr>
-        <w:t xml:space="preserve">A </w:t>
-      </w:r>
-      <w:r>
-        <w:rPr>
-          <w:rFonts w:asciiTheme="minorHAnsi" w:eastAsiaTheme="minorHAnsi" w:hAnsiTheme="minorHAnsi" w:cstheme="minorHAnsi"/>
-          <w:kern w:val="2"/>
-          <w:lang w:val="en-US" w:eastAsia="en-US"/>
-          <w14:ligatures w14:val="standardContextual"/>
-        </w:rPr>
-        <w:t>table comparing the models using MAE, RMSE and MAPE</w:t>
-      </w:r>
-      <w:r>
-        <w:rPr>
-          <w:rFonts w:asciiTheme="minorHAnsi" w:eastAsiaTheme="minorHAnsi" w:hAnsiTheme="minorHAnsi" w:cstheme="minorHAnsi"/>
-          <w:kern w:val="2"/>
-          <w:lang w:val="en-US" w:eastAsia="en-US"/>
-          <w14:ligatures w14:val="standardContextual"/>
-        </w:rPr>
-        <w:t xml:space="preserve"> or </w:t>
-      </w:r>
-      <w:proofErr w:type="spellStart"/>
-      <w:r>
-        <w:rPr>
-          <w:rFonts w:asciiTheme="minorHAnsi" w:eastAsiaTheme="minorHAnsi" w:hAnsiTheme="minorHAnsi" w:cstheme="minorHAnsi"/>
-          <w:kern w:val="2"/>
-          <w:lang w:val="en-US" w:eastAsia="en-US"/>
-          <w14:ligatures w14:val="standardContextual"/>
-        </w:rPr>
-        <w:t>sMAPE</w:t>
-      </w:r>
-      <w:proofErr w:type="spellEnd"/>
-      <w:r>
-        <w:rPr>
-          <w:rFonts w:asciiTheme="minorHAnsi" w:eastAsiaTheme="minorHAnsi" w:hAnsiTheme="minorHAnsi" w:cstheme="minorHAnsi"/>
-          <w:kern w:val="2"/>
-          <w:lang w:val="en-US" w:eastAsia="en-US"/>
-          <w14:ligatures w14:val="standardContextual"/>
-        </w:rPr>
-        <w:t>.</w:t>
-      </w:r>
-    </w:p>
-    <w:p>
-      <w:pPr>
-        <w:pStyle w:val="NormalWeb"/>
-        <w:numPr>
-          <w:ilvl w:val="0"/>
-          <w:numId w:val="8"/>
-        </w:numPr>
-        <w:rPr>
-          <w:rFonts w:asciiTheme="minorHAnsi" w:eastAsiaTheme="minorHAnsi" w:hAnsiTheme="minorHAnsi" w:cstheme="minorHAnsi"/>
-          <w:kern w:val="2"/>
-          <w:lang w:val="en-US" w:eastAsia="en-US"/>
-          <w14:ligatures w14:val="standardContextual"/>
-        </w:rPr>
-      </w:pPr>
-      <w:r>
-        <w:rPr>
-          <w:rFonts w:asciiTheme="minorHAnsi" w:eastAsiaTheme="minorHAnsi" w:hAnsiTheme="minorHAnsi" w:cstheme="minorHAnsi"/>
-          <w:kern w:val="2"/>
-          <w:lang w:val="en-US" w:eastAsia="en-US"/>
-          <w14:ligatures w14:val="standardContextual"/>
-        </w:rPr>
-        <w:t>Monthly forecast for short</w:t>
-      </w:r>
-      <w:r>
-        <w:rPr>
-          <w:rFonts w:asciiTheme="minorHAnsi" w:eastAsiaTheme="minorHAnsi" w:hAnsiTheme="minorHAnsi" w:cstheme="minorHAnsi"/>
-          <w:kern w:val="2"/>
-          <w:lang w:val="en-US" w:eastAsia="en-US"/>
-          <w14:ligatures w14:val="standardContextual"/>
-        </w:rPr>
-        <w:t>- and long-term visa applications.</w:t>
-      </w:r>
-    </w:p>
-    <w:p>
-      <w:pPr>
-        <w:pStyle w:val="NormalWeb"/>
-        <w:numPr>
-          <w:ilvl w:val="0"/>
-          <w:numId w:val="8"/>
-        </w:numPr>
-        <w:rPr>
-          <w:rFonts w:asciiTheme="minorHAnsi" w:eastAsiaTheme="minorHAnsi" w:hAnsiTheme="minorHAnsi" w:cstheme="minorHAnsi"/>
-          <w:kern w:val="2"/>
-          <w:lang w:val="en-US" w:eastAsia="en-US"/>
-          <w14:ligatures w14:val="standardContextual"/>
-        </w:rPr>
-      </w:pPr>
-      <w:r>
-        <w:rPr>
-          <w:rFonts w:asciiTheme="minorHAnsi" w:eastAsiaTheme="minorHAnsi" w:hAnsiTheme="minorHAnsi" w:cstheme="minorHAnsi"/>
-          <w:kern w:val="2"/>
-          <w:lang w:val="en-US" w:eastAsia="en-US"/>
-          <w14:ligatures w14:val="standardContextual"/>
-        </w:rPr>
-        <w:t xml:space="preserve">A </w:t>
-      </w:r>
-      <w:r>
-        <w:rPr>
-          <w:rFonts w:asciiTheme="minorHAnsi" w:eastAsiaTheme="minorHAnsi" w:hAnsiTheme="minorHAnsi" w:cstheme="minorHAnsi"/>
-          <w:kern w:val="2"/>
-          <w:lang w:val="en-US" w:eastAsia="en-US"/>
-          <w14:ligatures w14:val="standardContextual"/>
-        </w:rPr>
-        <w:t xml:space="preserve">final report explaining the </w:t>
-      </w:r>
-      <w:r>
-        <w:rPr>
-          <w:rFonts w:asciiTheme="minorHAnsi" w:eastAsiaTheme="minorHAnsi" w:hAnsiTheme="minorHAnsi" w:cstheme="minorHAnsi"/>
-          <w:kern w:val="2"/>
-          <w:lang w:val="en-US" w:eastAsia="en-US"/>
-          <w14:ligatures w14:val="standardContextual"/>
-        </w:rPr>
-        <w:t>methodology</w:t>
-      </w:r>
-      <w:r>
-        <w:rPr>
-          <w:rFonts w:asciiTheme="minorHAnsi" w:eastAsiaTheme="minorHAnsi" w:hAnsiTheme="minorHAnsi" w:cstheme="minorHAnsi"/>
-          <w:kern w:val="2"/>
-          <w:lang w:val="en-US" w:eastAsia="en-US"/>
-          <w14:ligatures w14:val="standardContextual"/>
-        </w:rPr>
-        <w:t>, results</w:t>
-      </w:r>
-      <w:r>
-        <w:rPr>
-          <w:rFonts w:asciiTheme="minorHAnsi" w:eastAsiaTheme="minorHAnsi" w:hAnsiTheme="minorHAnsi" w:cstheme="minorHAnsi"/>
-          <w:kern w:val="2"/>
-          <w:lang w:val="en-US" w:eastAsia="en-US"/>
-          <w14:ligatures w14:val="standardContextual"/>
-        </w:rPr>
-        <w:t>, limitations, ethical considerations and recommendations</w:t>
-      </w:r>
-    </w:p>
-    <w:p>
-      <w:pPr>
-        <w:pStyle w:val="NormalWeb"/>
-        <w:numPr>
-          <w:ilvl w:val="0"/>
-          <w:numId w:val="8"/>
-        </w:numPr>
-        <w:rPr>
-          <w:rFonts w:asciiTheme="minorHAnsi" w:eastAsiaTheme="minorHAnsi" w:hAnsiTheme="minorHAnsi" w:cstheme="minorHAnsi"/>
-          <w:kern w:val="2"/>
-          <w:lang w:val="en-US" w:eastAsia="en-US"/>
-          <w14:ligatures w14:val="standardContextual"/>
-        </w:rPr>
-      </w:pPr>
-      <w:r>
-        <w:rPr>
-          <w:rFonts w:asciiTheme="minorHAnsi" w:eastAsiaTheme="minorHAnsi" w:hAnsiTheme="minorHAnsi" w:cstheme="minorHAnsi"/>
-          <w:kern w:val="2"/>
-          <w:lang w:val="en-US" w:eastAsia="en-US"/>
-          <w14:ligatures w14:val="standardContextual"/>
-        </w:rPr>
-        <w:t xml:space="preserve">Practical recommendations for immigration service. </w:t>
-      </w:r>
-    </w:p>
-    <w:p>
-      <w:pPr>
+      </w:pPr>
+      <w:r>
         <w:rPr>
           <w:rFonts w:eastAsiaTheme="majorEastAsia" w:cstheme="minorHAnsi"/>
           <w:b/>
@@ -4997,8 +4487,466 @@
           <w:szCs w:val="28"/>
           <w:lang w:val="en-US"/>
         </w:rPr>
-      </w:pPr>
-      <w:r>
+        <w:t>Expected Deliverables</w:t>
+      </w:r>
+    </w:p>
+    <w:p>
+      <w:pPr>
+        <w:pStyle w:val="NormalWeb"/>
+        <w:rPr>
+          <w:rFonts w:asciiTheme="minorHAnsi" w:hAnsiTheme="minorHAnsi" w:cstheme="minorHAnsi"/>
+        </w:rPr>
+      </w:pPr>
+      <w:r>
+        <w:rPr>
+          <w:rFonts w:asciiTheme="minorHAnsi" w:hAnsiTheme="minorHAnsi" w:cstheme="minorHAnsi"/>
+          <w:highlight w:val="yellow"/>
+        </w:rPr>
+        <w:t>Clearly state what you expect to produce by the end of Semester 2, including the expected analytical and predictive modelling outputs and any relevant dashboard, application, system or other project deliverables.</w:t>
+      </w:r>
+    </w:p>
+    <w:p>
+      <w:pPr>
+        <w:pStyle w:val="NormalWeb"/>
+        <w:rPr>
+          <w:rFonts w:asciiTheme="minorHAnsi" w:eastAsiaTheme="minorHAnsi" w:hAnsiTheme="minorHAnsi" w:cstheme="minorHAnsi"/>
+          <w:kern w:val="2"/>
+          <w:lang w:val="en-US" w:eastAsia="en-US"/>
+          <w14:ligatures w14:val="standardContextual"/>
+        </w:rPr>
+      </w:pPr>
+      <w:r>
+        <w:rPr>
+          <w:rFonts w:asciiTheme="minorHAnsi" w:eastAsiaTheme="minorHAnsi" w:hAnsiTheme="minorHAnsi" w:cstheme="minorHAnsi"/>
+          <w:kern w:val="2"/>
+          <w:lang w:val="en-US" w:eastAsia="en-US"/>
+          <w14:ligatures w14:val="standardContextual"/>
+        </w:rPr>
+        <w:t xml:space="preserve">By the end </w:t>
+      </w:r>
+      <w:r>
+        <w:rPr>
+          <w:rFonts w:asciiTheme="minorHAnsi" w:eastAsiaTheme="minorHAnsi" w:hAnsiTheme="minorHAnsi" w:cstheme="minorHAnsi"/>
+          <w:kern w:val="2"/>
+          <w:lang w:val="en-US" w:eastAsia="en-US"/>
+          <w14:ligatures w14:val="standardContextual"/>
+        </w:rPr>
+        <w:t>of the second semester, the project will present the following results:</w:t>
+      </w:r>
+    </w:p>
+    <w:p>
+      <w:pPr>
+        <w:pStyle w:val="NormalWeb"/>
+        <w:numPr>
+          <w:ilvl w:val="0"/>
+          <w:numId w:val="8"/>
+        </w:numPr>
+        <w:rPr>
+          <w:rFonts w:asciiTheme="minorHAnsi" w:eastAsiaTheme="minorHAnsi" w:hAnsiTheme="minorHAnsi" w:cstheme="minorHAnsi"/>
+          <w:kern w:val="2"/>
+          <w:lang w:val="en-US" w:eastAsia="en-US"/>
+          <w14:ligatures w14:val="standardContextual"/>
+        </w:rPr>
+      </w:pPr>
+      <w:r>
+        <w:rPr>
+          <w:rFonts w:asciiTheme="minorHAnsi" w:eastAsiaTheme="minorHAnsi" w:hAnsiTheme="minorHAnsi" w:cstheme="minorHAnsi"/>
+          <w:kern w:val="2"/>
+          <w:lang w:val="en-US" w:eastAsia="en-US"/>
+          <w14:ligatures w14:val="standardContextual"/>
+        </w:rPr>
+        <w:t>A cleaned and transformed dataset of visa application</w:t>
+      </w:r>
+    </w:p>
+    <w:p>
+      <w:pPr>
+        <w:pStyle w:val="NormalWeb"/>
+        <w:numPr>
+          <w:ilvl w:val="0"/>
+          <w:numId w:val="8"/>
+        </w:numPr>
+        <w:rPr>
+          <w:rFonts w:asciiTheme="minorHAnsi" w:eastAsiaTheme="minorHAnsi" w:hAnsiTheme="minorHAnsi" w:cstheme="minorHAnsi"/>
+          <w:kern w:val="2"/>
+          <w:lang w:val="en-US" w:eastAsia="en-US"/>
+          <w14:ligatures w14:val="standardContextual"/>
+        </w:rPr>
+      </w:pPr>
+      <w:r>
+        <w:rPr>
+          <w:rFonts w:asciiTheme="minorHAnsi" w:eastAsiaTheme="minorHAnsi" w:hAnsiTheme="minorHAnsi" w:cstheme="minorHAnsi"/>
+          <w:kern w:val="2"/>
+          <w:lang w:val="en-US" w:eastAsia="en-US"/>
+          <w14:ligatures w14:val="standardContextual"/>
+        </w:rPr>
+        <w:t>A data directory explained each</w:t>
+      </w:r>
+      <w:r>
+        <w:rPr>
+          <w:rFonts w:asciiTheme="minorHAnsi" w:eastAsiaTheme="minorHAnsi" w:hAnsiTheme="minorHAnsi" w:cstheme="minorHAnsi"/>
+          <w:kern w:val="2"/>
+          <w:lang w:val="en-US" w:eastAsia="en-US"/>
+          <w14:ligatures w14:val="standardContextual"/>
+        </w:rPr>
+        <w:t xml:space="preserve"> variable, data type, missing values, and data transformations.</w:t>
+      </w:r>
+    </w:p>
+    <w:p>
+      <w:pPr>
+        <w:pStyle w:val="NormalWeb"/>
+        <w:numPr>
+          <w:ilvl w:val="0"/>
+          <w:numId w:val="8"/>
+        </w:numPr>
+        <w:rPr>
+          <w:rFonts w:asciiTheme="minorHAnsi" w:eastAsiaTheme="minorHAnsi" w:hAnsiTheme="minorHAnsi" w:cstheme="minorHAnsi"/>
+          <w:kern w:val="2"/>
+          <w:lang w:val="en-US" w:eastAsia="en-US"/>
+          <w14:ligatures w14:val="standardContextual"/>
+        </w:rPr>
+      </w:pPr>
+      <w:r>
+        <w:rPr>
+          <w:rFonts w:asciiTheme="minorHAnsi" w:eastAsiaTheme="minorHAnsi" w:hAnsiTheme="minorHAnsi" w:cstheme="minorHAnsi"/>
+          <w:kern w:val="2"/>
+          <w:lang w:val="en-US" w:eastAsia="en-US"/>
+          <w14:ligatures w14:val="standardContextual"/>
+        </w:rPr>
+        <w:t xml:space="preserve">A </w:t>
+      </w:r>
+      <w:r>
+        <w:rPr>
+          <w:rFonts w:asciiTheme="minorHAnsi" w:eastAsiaTheme="minorHAnsi" w:hAnsiTheme="minorHAnsi" w:cstheme="minorHAnsi"/>
+          <w:kern w:val="2"/>
+          <w:lang w:val="en-US" w:eastAsia="en-US"/>
+          <w14:ligatures w14:val="standardContextual"/>
+        </w:rPr>
+        <w:t>Jupyter</w:t>
+      </w:r>
+      <w:r>
+        <w:rPr>
+          <w:rFonts w:asciiTheme="minorHAnsi" w:eastAsiaTheme="minorHAnsi" w:hAnsiTheme="minorHAnsi" w:cstheme="minorHAnsi"/>
+          <w:kern w:val="2"/>
+          <w:lang w:val="en-US" w:eastAsia="en-US"/>
+          <w14:ligatures w14:val="standardContextual"/>
+        </w:rPr>
+        <w:t xml:space="preserve"> notebook with Python code for data cl</w:t>
+      </w:r>
+      <w:r>
+        <w:rPr>
+          <w:rFonts w:asciiTheme="minorHAnsi" w:eastAsiaTheme="minorHAnsi" w:hAnsiTheme="minorHAnsi" w:cstheme="minorHAnsi"/>
+          <w:kern w:val="2"/>
+          <w:lang w:val="en-US" w:eastAsia="en-US"/>
+          <w14:ligatures w14:val="standardContextual"/>
+        </w:rPr>
+        <w:t xml:space="preserve">eaning, analysis, </w:t>
+      </w:r>
+      <w:r>
+        <w:rPr>
+          <w:rFonts w:asciiTheme="minorHAnsi" w:eastAsiaTheme="minorHAnsi" w:hAnsiTheme="minorHAnsi" w:cstheme="minorHAnsi"/>
+          <w:kern w:val="2"/>
+          <w:lang w:val="en-US" w:eastAsia="en-US"/>
+          <w14:ligatures w14:val="standardContextual"/>
+        </w:rPr>
+        <w:t>an</w:t>
+      </w:r>
+      <w:r>
+        <w:rPr>
+          <w:rFonts w:asciiTheme="minorHAnsi" w:eastAsiaTheme="minorHAnsi" w:hAnsiTheme="minorHAnsi" w:cstheme="minorHAnsi"/>
+          <w:kern w:val="2"/>
+          <w:lang w:val="en-US" w:eastAsia="en-US"/>
+          <w14:ligatures w14:val="standardContextual"/>
+        </w:rPr>
+        <w:t>d forecasting, as well as model evaluation.</w:t>
+      </w:r>
+    </w:p>
+    <w:p>
+      <w:pPr>
+        <w:pStyle w:val="NormalWeb"/>
+        <w:numPr>
+          <w:ilvl w:val="0"/>
+          <w:numId w:val="8"/>
+        </w:numPr>
+        <w:rPr>
+          <w:rFonts w:asciiTheme="minorHAnsi" w:eastAsiaTheme="minorHAnsi" w:hAnsiTheme="minorHAnsi" w:cstheme="minorHAnsi"/>
+          <w:kern w:val="2"/>
+          <w:lang w:val="en-US" w:eastAsia="en-US"/>
+          <w14:ligatures w14:val="standardContextual"/>
+        </w:rPr>
+      </w:pPr>
+      <w:r>
+        <w:rPr>
+          <w:rFonts w:asciiTheme="minorHAnsi" w:eastAsiaTheme="minorHAnsi" w:hAnsiTheme="minorHAnsi" w:cstheme="minorHAnsi"/>
+          <w:kern w:val="2"/>
+          <w:lang w:val="en-US" w:eastAsia="en-US"/>
+          <w14:ligatures w14:val="standardContextual"/>
+        </w:rPr>
+        <w:t>Charts showing historical visa demand, trends, seasonal patterns</w:t>
+      </w:r>
+      <w:r>
+        <w:rPr>
+          <w:rFonts w:asciiTheme="minorHAnsi" w:eastAsiaTheme="minorHAnsi" w:hAnsiTheme="minorHAnsi" w:cstheme="minorHAnsi"/>
+          <w:kern w:val="2"/>
+          <w:lang w:val="en-US" w:eastAsia="en-US"/>
+          <w14:ligatures w14:val="standardContextual"/>
+        </w:rPr>
+        <w:t xml:space="preserve">, and differences between </w:t>
+      </w:r>
+      <w:r>
+        <w:rPr>
+          <w:rFonts w:asciiTheme="minorHAnsi" w:eastAsiaTheme="minorHAnsi" w:hAnsiTheme="minorHAnsi" w:cstheme="minorHAnsi"/>
+          <w:kern w:val="2"/>
+          <w:lang w:val="en-US" w:eastAsia="en-US"/>
+          <w14:ligatures w14:val="standardContextual"/>
+        </w:rPr>
+        <w:t>short</w:t>
+      </w:r>
+      <w:r>
+        <w:rPr>
+          <w:rFonts w:asciiTheme="minorHAnsi" w:eastAsiaTheme="minorHAnsi" w:hAnsiTheme="minorHAnsi" w:cstheme="minorHAnsi"/>
+          <w:kern w:val="2"/>
+          <w:lang w:val="en-US" w:eastAsia="en-US"/>
+          <w14:ligatures w14:val="standardContextual"/>
+        </w:rPr>
+        <w:t>-term and long-term</w:t>
+      </w:r>
+      <w:r>
+        <w:rPr>
+          <w:rFonts w:asciiTheme="minorHAnsi" w:eastAsiaTheme="minorHAnsi" w:hAnsiTheme="minorHAnsi" w:cstheme="minorHAnsi"/>
+          <w:kern w:val="2"/>
+          <w:lang w:val="en-US" w:eastAsia="en-US"/>
+          <w14:ligatures w14:val="standardContextual"/>
+        </w:rPr>
+        <w:t xml:space="preserve"> visas.</w:t>
+      </w:r>
+    </w:p>
+    <w:p>
+      <w:pPr>
+        <w:pStyle w:val="NormalWeb"/>
+        <w:numPr>
+          <w:ilvl w:val="0"/>
+          <w:numId w:val="8"/>
+        </w:numPr>
+        <w:rPr>
+          <w:rFonts w:asciiTheme="minorHAnsi" w:eastAsiaTheme="minorHAnsi" w:hAnsiTheme="minorHAnsi" w:cstheme="minorHAnsi"/>
+          <w:kern w:val="2"/>
+          <w:lang w:val="en-US" w:eastAsia="en-US"/>
+          <w14:ligatures w14:val="standardContextual"/>
+        </w:rPr>
+      </w:pPr>
+      <w:r>
+        <w:rPr>
+          <w:rFonts w:asciiTheme="minorHAnsi" w:eastAsiaTheme="minorHAnsi" w:hAnsiTheme="minorHAnsi" w:cstheme="minorHAnsi"/>
+          <w:kern w:val="2"/>
+          <w:lang w:val="en-US" w:eastAsia="en-US"/>
+          <w14:ligatures w14:val="standardContextual"/>
+        </w:rPr>
+        <w:t xml:space="preserve">A Seasonal Naïve </w:t>
+      </w:r>
+      <w:r>
+        <w:rPr>
+          <w:rFonts w:asciiTheme="minorHAnsi" w:eastAsiaTheme="minorHAnsi" w:hAnsiTheme="minorHAnsi" w:cstheme="minorHAnsi"/>
+          <w:kern w:val="2"/>
+          <w:lang w:val="en-US" w:eastAsia="en-US"/>
+          <w14:ligatures w14:val="standardContextual"/>
+        </w:rPr>
+        <w:t>forecast model. This will be used as a simple baseline.</w:t>
+      </w:r>
+    </w:p>
+    <w:p>
+      <w:pPr>
+        <w:pStyle w:val="NormalWeb"/>
+        <w:numPr>
+          <w:ilvl w:val="0"/>
+          <w:numId w:val="8"/>
+        </w:numPr>
+        <w:rPr>
+          <w:rFonts w:asciiTheme="minorHAnsi" w:eastAsiaTheme="minorHAnsi" w:hAnsiTheme="minorHAnsi" w:cstheme="minorHAnsi"/>
+          <w:kern w:val="2"/>
+          <w:lang w:val="en-US" w:eastAsia="en-US"/>
+          <w14:ligatures w14:val="standardContextual"/>
+        </w:rPr>
+      </w:pPr>
+      <w:r>
+        <w:rPr>
+          <w:rFonts w:asciiTheme="minorHAnsi" w:eastAsiaTheme="minorHAnsi" w:hAnsiTheme="minorHAnsi" w:cstheme="minorHAnsi"/>
+          <w:kern w:val="2"/>
+          <w:lang w:val="en-US" w:eastAsia="en-US"/>
+          <w14:ligatures w14:val="standardContextual"/>
+        </w:rPr>
+        <w:t xml:space="preserve">A Holt-Winters exponential </w:t>
+      </w:r>
+      <w:r>
+        <w:rPr>
+          <w:rFonts w:asciiTheme="minorHAnsi" w:eastAsiaTheme="minorHAnsi" w:hAnsiTheme="minorHAnsi" w:cstheme="minorHAnsi"/>
+          <w:kern w:val="2"/>
+          <w:lang w:val="en-US" w:eastAsia="en-US"/>
+          <w14:ligatures w14:val="standardContextual"/>
+        </w:rPr>
+        <w:t>smoothing model for forecasting monthly demand.</w:t>
+      </w:r>
+    </w:p>
+    <w:p>
+      <w:pPr>
+        <w:pStyle w:val="NormalWeb"/>
+        <w:numPr>
+          <w:ilvl w:val="0"/>
+          <w:numId w:val="8"/>
+        </w:numPr>
+        <w:rPr>
+          <w:rFonts w:asciiTheme="minorHAnsi" w:eastAsiaTheme="minorHAnsi" w:hAnsiTheme="minorHAnsi" w:cstheme="minorHAnsi"/>
+          <w:kern w:val="2"/>
+          <w:lang w:val="en-US" w:eastAsia="en-US"/>
+          <w14:ligatures w14:val="standardContextual"/>
+        </w:rPr>
+      </w:pPr>
+      <w:r>
+        <w:rPr>
+          <w:rFonts w:asciiTheme="minorHAnsi" w:eastAsiaTheme="minorHAnsi" w:hAnsiTheme="minorHAnsi" w:cstheme="minorHAnsi"/>
+          <w:kern w:val="2"/>
+          <w:lang w:val="en-US" w:eastAsia="en-US"/>
+          <w14:ligatures w14:val="standardContextual"/>
+        </w:rPr>
+        <w:t xml:space="preserve">A </w:t>
+      </w:r>
+      <w:r>
+        <w:rPr>
+          <w:rFonts w:asciiTheme="minorHAnsi" w:eastAsiaTheme="minorHAnsi" w:hAnsiTheme="minorHAnsi" w:cstheme="minorHAnsi"/>
+          <w:kern w:val="2"/>
+          <w:lang w:val="en-US" w:eastAsia="en-US"/>
+          <w14:ligatures w14:val="standardContextual"/>
+        </w:rPr>
+        <w:t>table comparing the models using MAE, RMSE and MAPE</w:t>
+      </w:r>
+      <w:r>
+        <w:rPr>
+          <w:rFonts w:asciiTheme="minorHAnsi" w:eastAsiaTheme="minorHAnsi" w:hAnsiTheme="minorHAnsi" w:cstheme="minorHAnsi"/>
+          <w:kern w:val="2"/>
+          <w:lang w:val="en-US" w:eastAsia="en-US"/>
+          <w14:ligatures w14:val="standardContextual"/>
+        </w:rPr>
+        <w:t xml:space="preserve"> or sMAPE.</w:t>
+      </w:r>
+    </w:p>
+    <w:p>
+      <w:pPr>
+        <w:pStyle w:val="NormalWeb"/>
+        <w:numPr>
+          <w:ilvl w:val="0"/>
+          <w:numId w:val="8"/>
+        </w:numPr>
+        <w:rPr>
+          <w:rFonts w:asciiTheme="minorHAnsi" w:eastAsiaTheme="minorHAnsi" w:hAnsiTheme="minorHAnsi" w:cstheme="minorHAnsi"/>
+          <w:kern w:val="2"/>
+          <w:lang w:val="en-US" w:eastAsia="en-US"/>
+          <w14:ligatures w14:val="standardContextual"/>
+        </w:rPr>
+      </w:pPr>
+      <w:r>
+        <w:rPr>
+          <w:rFonts w:asciiTheme="minorHAnsi" w:eastAsiaTheme="minorHAnsi" w:hAnsiTheme="minorHAnsi" w:cstheme="minorHAnsi"/>
+          <w:kern w:val="2"/>
+          <w:lang w:val="en-US" w:eastAsia="en-US"/>
+          <w14:ligatures w14:val="standardContextual"/>
+        </w:rPr>
+        <w:t>Monthly forecast for short</w:t>
+      </w:r>
+      <w:r>
+        <w:rPr>
+          <w:rFonts w:asciiTheme="minorHAnsi" w:eastAsiaTheme="minorHAnsi" w:hAnsiTheme="minorHAnsi" w:cstheme="minorHAnsi"/>
+          <w:kern w:val="2"/>
+          <w:lang w:val="en-US" w:eastAsia="en-US"/>
+          <w14:ligatures w14:val="standardContextual"/>
+        </w:rPr>
+        <w:t>- and long-term visa applications.</w:t>
+      </w:r>
+    </w:p>
+    <w:p>
+      <w:pPr>
+        <w:pStyle w:val="NormalWeb"/>
+        <w:numPr>
+          <w:ilvl w:val="0"/>
+          <w:numId w:val="8"/>
+        </w:numPr>
+        <w:rPr>
+          <w:rFonts w:asciiTheme="minorHAnsi" w:eastAsiaTheme="minorHAnsi" w:hAnsiTheme="minorHAnsi" w:cstheme="minorHAnsi"/>
+          <w:kern w:val="2"/>
+          <w:lang w:val="en-US" w:eastAsia="en-US"/>
+          <w14:ligatures w14:val="standardContextual"/>
+        </w:rPr>
+      </w:pPr>
+      <w:r>
+        <w:rPr>
+          <w:rFonts w:asciiTheme="minorHAnsi" w:eastAsiaTheme="minorHAnsi" w:hAnsiTheme="minorHAnsi" w:cstheme="minorHAnsi"/>
+          <w:kern w:val="2"/>
+          <w:lang w:val="en-US" w:eastAsia="en-US"/>
+          <w14:ligatures w14:val="standardContextual"/>
+        </w:rPr>
+        <w:t xml:space="preserve">A </w:t>
+      </w:r>
+      <w:r>
+        <w:rPr>
+          <w:rFonts w:asciiTheme="minorHAnsi" w:eastAsiaTheme="minorHAnsi" w:hAnsiTheme="minorHAnsi" w:cstheme="minorHAnsi"/>
+          <w:kern w:val="2"/>
+          <w:lang w:val="en-US" w:eastAsia="en-US"/>
+          <w14:ligatures w14:val="standardContextual"/>
+        </w:rPr>
+        <w:t xml:space="preserve">final report explaining the </w:t>
+      </w:r>
+      <w:r>
+        <w:rPr>
+          <w:rFonts w:asciiTheme="minorHAnsi" w:eastAsiaTheme="minorHAnsi" w:hAnsiTheme="minorHAnsi" w:cstheme="minorHAnsi"/>
+          <w:kern w:val="2"/>
+          <w:lang w:val="en-US" w:eastAsia="en-US"/>
+          <w14:ligatures w14:val="standardContextual"/>
+        </w:rPr>
+        <w:t>methodology</w:t>
+      </w:r>
+      <w:r>
+        <w:rPr>
+          <w:rFonts w:asciiTheme="minorHAnsi" w:eastAsiaTheme="minorHAnsi" w:hAnsiTheme="minorHAnsi" w:cstheme="minorHAnsi"/>
+          <w:kern w:val="2"/>
+          <w:lang w:val="en-US" w:eastAsia="en-US"/>
+          <w14:ligatures w14:val="standardContextual"/>
+        </w:rPr>
+        <w:t>, results</w:t>
+      </w:r>
+      <w:r>
+        <w:rPr>
+          <w:rFonts w:asciiTheme="minorHAnsi" w:eastAsiaTheme="minorHAnsi" w:hAnsiTheme="minorHAnsi" w:cstheme="minorHAnsi"/>
+          <w:kern w:val="2"/>
+          <w:lang w:val="en-US" w:eastAsia="en-US"/>
+          <w14:ligatures w14:val="standardContextual"/>
+        </w:rPr>
+        <w:t>, limitations, ethical considerations and recommendations</w:t>
+      </w:r>
+    </w:p>
+    <w:p>
+      <w:pPr>
+        <w:pStyle w:val="NormalWeb"/>
+        <w:numPr>
+          <w:ilvl w:val="0"/>
+          <w:numId w:val="8"/>
+        </w:numPr>
+        <w:rPr>
+          <w:rFonts w:asciiTheme="minorHAnsi" w:eastAsiaTheme="minorHAnsi" w:hAnsiTheme="minorHAnsi" w:cstheme="minorHAnsi"/>
+          <w:kern w:val="2"/>
+          <w:lang w:val="en-US" w:eastAsia="en-US"/>
+          <w14:ligatures w14:val="standardContextual"/>
+        </w:rPr>
+      </w:pPr>
+      <w:r>
+        <w:rPr>
+          <w:rFonts w:asciiTheme="minorHAnsi" w:eastAsiaTheme="minorHAnsi" w:hAnsiTheme="minorHAnsi" w:cstheme="minorHAnsi"/>
+          <w:kern w:val="2"/>
+          <w:lang w:val="en-US" w:eastAsia="en-US"/>
+          <w14:ligatures w14:val="standardContextual"/>
+        </w:rPr>
+        <w:t xml:space="preserve">Practical recommendations for immigration service. </w:t>
+      </w:r>
+    </w:p>
+    <w:p>
+      <w:pPr>
         <w:rPr>
           <w:rFonts w:eastAsiaTheme="majorEastAsia" w:cstheme="minorHAnsi"/>
           <w:b/>
@@ -5008,6 +4956,17 @@
           <w:szCs w:val="28"/>
           <w:lang w:val="en-US"/>
         </w:rPr>
+      </w:pPr>
+      <w:r>
+        <w:rPr>
+          <w:rFonts w:eastAsiaTheme="majorEastAsia" w:cstheme="minorHAnsi"/>
+          <w:b/>
+          <w:bCs/>
+          <w:color w:val="2F5496" w:themeColor="accent1" w:themeShade="BF"/>
+          <w:sz w:val="28"/>
+          <w:szCs w:val="28"/>
+          <w:lang w:val="en-US"/>
+        </w:rPr>
         <w:t>Project Timeline</w:t>
       </w:r>
     </w:p>
@@ -5127,17 +5086,15 @@
         </w:rPr>
         <w:t xml:space="preserve">Semester 2 will focus on forecasting </w:t>
       </w:r>
-      <w:proofErr w:type="gramStart"/>
-      <w:r>
-        <w:rPr>
-          <w:rFonts w:asciiTheme="minorHAnsi" w:eastAsiaTheme="minorHAnsi" w:hAnsiTheme="minorHAnsi" w:cstheme="minorHAnsi"/>
-          <w:kern w:val="2"/>
-          <w:lang w:val="en-US" w:eastAsia="en-US"/>
-          <w14:ligatures w14:val="standardContextual"/>
-        </w:rPr>
-        <w:t>models ,</w:t>
-      </w:r>
-      <w:proofErr w:type="gramEnd"/>
+      <w:r>
+        <w:rPr>
+          <w:rFonts w:asciiTheme="minorHAnsi" w:eastAsiaTheme="minorHAnsi" w:hAnsiTheme="minorHAnsi" w:cstheme="minorHAnsi"/>
+          <w:kern w:val="2"/>
+          <w:lang w:val="en-US" w:eastAsia="en-US"/>
+          <w14:ligatures w14:val="standardContextual"/>
+        </w:rPr>
+        <w:t>models,</w:t>
+      </w:r>
       <w:r>
         <w:rPr>
           <w:rFonts w:asciiTheme="minorHAnsi" w:eastAsiaTheme="minorHAnsi" w:hAnsiTheme="minorHAnsi" w:cstheme="minorHAnsi"/>
@@ -6316,19 +6273,11 @@
         <w:t xml:space="preserve"> (2017) </w:t>
       </w:r>
       <w:proofErr w:type="spellStart"/>
-      <w:proofErr w:type="gramStart"/>
       <w:r>
         <w:rPr>
           <w:rFonts w:asciiTheme="minorHAnsi" w:hAnsiTheme="minorHAnsi" w:cstheme="minorHAnsi"/>
         </w:rPr>
-        <w:t>statsmodels.tsa.holtwinters</w:t>
-      </w:r>
-      <w:proofErr w:type="gramEnd"/>
-      <w:r>
-        <w:rPr>
-          <w:rFonts w:asciiTheme="minorHAnsi" w:hAnsiTheme="minorHAnsi" w:cstheme="minorHAnsi"/>
-        </w:rPr>
-        <w:t>.ExponentialSmoothing</w:t>
+        <w:t>statsmodels.tsa.holtwinters.ExponentialSmoothing</w:t>
       </w:r>
       <w:proofErr w:type="spellEnd"/>
       <w:r>
@@ -6375,19 +6324,11 @@
         <w:t xml:space="preserve"> (2026) </w:t>
       </w:r>
       <w:proofErr w:type="spellStart"/>
-      <w:proofErr w:type="gramStart"/>
       <w:r>
         <w:rPr>
           <w:rFonts w:asciiTheme="minorHAnsi" w:hAnsiTheme="minorHAnsi" w:cstheme="minorHAnsi"/>
         </w:rPr>
-        <w:t>statsmodels.tsa.statespace</w:t>
-      </w:r>
-      <w:proofErr w:type="gramEnd"/>
-      <w:r>
-        <w:rPr>
-          <w:rFonts w:asciiTheme="minorHAnsi" w:hAnsiTheme="minorHAnsi" w:cstheme="minorHAnsi"/>
-        </w:rPr>
-        <w:t>.sarimax.SARIMAX</w:t>
+        <w:t>statsmodels.tsa.statespace.sarimax.SARIMAX</w:t>
       </w:r>
       <w:proofErr w:type="spellEnd"/>
       <w:r>

--- a/CA-1 Project proposal.docx
+++ b/CA-1 Project proposal.docx
@@ -1047,8 +1047,19 @@
           <w:szCs w:val="24"/>
           <w:lang w:val="en-US"/>
         </w:rPr>
-        <w:t xml:space="preserve"> efficient processes</w:t>
-      </w:r>
+        <w:t xml:space="preserve"> </w:t>
+      </w:r>
+      <w:proofErr w:type="gramStart"/>
+      <w:r>
+        <w:rPr>
+          <w:rFonts w:cstheme="minorHAnsi"/>
+          <w:sz w:val="24"/>
+          <w:szCs w:val="24"/>
+          <w:lang w:val="en-US"/>
+        </w:rPr>
+        <w:t>efficient processes</w:t>
+      </w:r>
+      <w:proofErr w:type="gramEnd"/>
       <w:r>
         <w:rPr>
           <w:rFonts w:cstheme="minorHAnsi"/>
@@ -1764,22 +1775,6 @@
     </w:p>
     <w:p>
       <w:pPr>
-        <w:pStyle w:val="NormalWeb"/>
-        <w:rPr>
-          <w:rFonts w:asciiTheme="minorHAnsi" w:hAnsiTheme="minorHAnsi" w:cstheme="minorHAnsi"/>
-          <w:color w:val="FF0000"/>
-        </w:rPr>
-      </w:pPr>
-      <w:r>
-        <w:rPr>
-          <w:rFonts w:asciiTheme="minorHAnsi" w:hAnsiTheme="minorHAnsi" w:cstheme="minorHAnsi"/>
-          <w:color w:val="FF0000"/>
-        </w:rPr>
-        <w:t>Clearly define the business problem or challenge you intend to address. Explain its impact and how data analytics and predictive modelling can contribute towards addressing the problem.</w:t>
-      </w:r>
-    </w:p>
-    <w:p>
-      <w:pPr>
         <w:rPr>
           <w:rFonts w:cstheme="minorHAnsi"/>
           <w:sz w:val="24"/>
@@ -2048,7 +2043,6 @@
           <w:szCs w:val="24"/>
           <w:lang w:val="en-US"/>
         </w:rPr>
-        <w:lastRenderedPageBreak/>
         <w:t xml:space="preserve">Data analysis and predictive models can identify trends, </w:t>
       </w:r>
       <w:r>
@@ -2091,7 +2085,9 @@
           <w:lang w:val="en-US"/>
         </w:rPr>
       </w:pPr>
-      <w:r>
+    </w:p>
+    <w:p>
+      <w:pPr>
         <w:rPr>
           <w:rFonts w:eastAsiaTheme="majorEastAsia" w:cstheme="minorHAnsi"/>
           <w:b/>
@@ -2101,306 +2097,8 @@
           <w:szCs w:val="28"/>
           <w:lang w:val="en-US"/>
         </w:rPr>
-        <w:t>Aim and Objectives</w:t>
-      </w:r>
-    </w:p>
-    <w:p>
-      <w:pPr>
-        <w:pStyle w:val="NormalWeb"/>
-        <w:rPr>
-          <w:rFonts w:asciiTheme="minorHAnsi" w:eastAsiaTheme="minorHAnsi" w:hAnsiTheme="minorHAnsi" w:cstheme="minorHAnsi"/>
-          <w:kern w:val="2"/>
-          <w:lang w:val="en-US" w:eastAsia="en-US"/>
-          <w14:ligatures w14:val="standardContextual"/>
-        </w:rPr>
-      </w:pPr>
-      <w:r>
-        <w:rPr>
-          <w:rFonts w:asciiTheme="minorHAnsi" w:eastAsiaTheme="minorHAnsi" w:hAnsiTheme="minorHAnsi" w:cstheme="minorHAnsi"/>
-          <w:kern w:val="2"/>
-          <w:lang w:val="en-US" w:eastAsia="en-US"/>
-          <w14:ligatures w14:val="standardContextual"/>
-        </w:rPr>
-        <w:t xml:space="preserve">The Objective of this project is to develop and </w:t>
-      </w:r>
-      <w:r>
-        <w:rPr>
-          <w:rFonts w:asciiTheme="minorHAnsi" w:eastAsiaTheme="minorHAnsi" w:hAnsiTheme="minorHAnsi" w:cstheme="minorHAnsi"/>
-          <w:kern w:val="2"/>
-          <w:lang w:val="en-US" w:eastAsia="en-US"/>
-          <w14:ligatures w14:val="standardContextual"/>
-        </w:rPr>
-        <w:t xml:space="preserve">evaluate a predictive analytics solution that </w:t>
-      </w:r>
-      <w:r>
-        <w:rPr>
-          <w:rFonts w:asciiTheme="minorHAnsi" w:eastAsiaTheme="minorHAnsi" w:hAnsiTheme="minorHAnsi" w:cstheme="minorHAnsi"/>
-          <w:kern w:val="2"/>
-          <w:lang w:val="en-US" w:eastAsia="en-US"/>
-          <w14:ligatures w14:val="standardContextual"/>
-        </w:rPr>
-        <w:t xml:space="preserve">estimates monthly volumes of short-term visa application in </w:t>
-      </w:r>
-      <w:r>
-        <w:rPr>
-          <w:rFonts w:asciiTheme="minorHAnsi" w:eastAsiaTheme="minorHAnsi" w:hAnsiTheme="minorHAnsi" w:cstheme="minorHAnsi"/>
-          <w:kern w:val="2"/>
-          <w:lang w:val="en-US" w:eastAsia="en-US"/>
-          <w14:ligatures w14:val="standardContextual"/>
-        </w:rPr>
-        <w:t xml:space="preserve">Ireland, in order to support operational capacity planning and </w:t>
-      </w:r>
-      <w:r>
-        <w:rPr>
-          <w:rFonts w:asciiTheme="minorHAnsi" w:eastAsiaTheme="minorHAnsi" w:hAnsiTheme="minorHAnsi" w:cstheme="minorHAnsi"/>
-          <w:kern w:val="2"/>
-          <w:lang w:val="en-US" w:eastAsia="en-US"/>
-          <w14:ligatures w14:val="standardContextual"/>
-        </w:rPr>
-        <w:t xml:space="preserve">resource allocation. </w:t>
-      </w:r>
-    </w:p>
-    <w:p>
-      <w:pPr>
-        <w:pStyle w:val="NormalWeb"/>
-        <w:rPr>
-          <w:rFonts w:asciiTheme="minorHAnsi" w:eastAsiaTheme="minorHAnsi" w:hAnsiTheme="minorHAnsi" w:cstheme="minorHAnsi"/>
-          <w:kern w:val="2"/>
-          <w:lang w:val="en-US" w:eastAsia="en-US"/>
-          <w14:ligatures w14:val="standardContextual"/>
-        </w:rPr>
-      </w:pPr>
-      <w:r>
-        <w:rPr>
-          <w:rFonts w:asciiTheme="minorHAnsi" w:eastAsiaTheme="minorHAnsi" w:hAnsiTheme="minorHAnsi" w:cstheme="minorHAnsi"/>
-          <w:kern w:val="2"/>
-          <w:lang w:val="en-US" w:eastAsia="en-US"/>
-          <w14:ligatures w14:val="standardContextual"/>
-        </w:rPr>
-        <w:t>Goals</w:t>
-      </w:r>
-    </w:p>
-    <w:p>
-      <w:pPr>
-        <w:pStyle w:val="NormalWeb"/>
-        <w:numPr>
-          <w:ilvl w:val="0"/>
-          <w:numId w:val="3"/>
-        </w:numPr>
-        <w:rPr>
-          <w:rFonts w:asciiTheme="minorHAnsi" w:eastAsiaTheme="minorHAnsi" w:hAnsiTheme="minorHAnsi" w:cstheme="minorHAnsi"/>
-          <w:kern w:val="2"/>
-          <w:lang w:val="en-US" w:eastAsia="en-US"/>
-          <w14:ligatures w14:val="standardContextual"/>
-        </w:rPr>
-      </w:pPr>
-      <w:r>
-        <w:rPr>
-          <w:rFonts w:asciiTheme="minorHAnsi" w:eastAsiaTheme="minorHAnsi" w:hAnsiTheme="minorHAnsi" w:cstheme="minorHAnsi"/>
-          <w:kern w:val="2"/>
-          <w:lang w:val="en-US" w:eastAsia="en-US"/>
-          <w14:ligatures w14:val="standardContextual"/>
-        </w:rPr>
-        <w:t xml:space="preserve">Clean, transform, and prepare historical </w:t>
-      </w:r>
-      <w:r>
-        <w:rPr>
-          <w:rFonts w:asciiTheme="minorHAnsi" w:eastAsiaTheme="minorHAnsi" w:hAnsiTheme="minorHAnsi" w:cstheme="minorHAnsi"/>
-          <w:kern w:val="2"/>
-          <w:lang w:val="en-US" w:eastAsia="en-US"/>
-          <w14:ligatures w14:val="standardContextual"/>
-        </w:rPr>
-        <w:t>monthly visa application data for time-series analysis</w:t>
-      </w:r>
-      <w:r>
-        <w:rPr>
-          <w:rFonts w:asciiTheme="minorHAnsi" w:eastAsiaTheme="minorHAnsi" w:hAnsiTheme="minorHAnsi" w:cstheme="minorHAnsi"/>
-          <w:kern w:val="2"/>
-          <w:lang w:val="en-US" w:eastAsia="en-US"/>
-          <w14:ligatures w14:val="standardContextual"/>
-        </w:rPr>
-        <w:t>.</w:t>
-      </w:r>
-    </w:p>
-    <w:p>
-      <w:pPr>
-        <w:pStyle w:val="NormalWeb"/>
-        <w:numPr>
-          <w:ilvl w:val="0"/>
-          <w:numId w:val="3"/>
-        </w:numPr>
-        <w:rPr>
-          <w:rFonts w:asciiTheme="minorHAnsi" w:eastAsiaTheme="minorHAnsi" w:hAnsiTheme="minorHAnsi" w:cstheme="minorHAnsi"/>
-          <w:kern w:val="2"/>
-          <w:lang w:val="en-US" w:eastAsia="en-US"/>
-          <w14:ligatures w14:val="standardContextual"/>
-        </w:rPr>
-      </w:pPr>
-      <w:r>
-        <w:rPr>
-          <w:rFonts w:asciiTheme="minorHAnsi" w:eastAsiaTheme="minorHAnsi" w:hAnsiTheme="minorHAnsi" w:cstheme="minorHAnsi"/>
-          <w:kern w:val="2"/>
-          <w:lang w:val="en-US" w:eastAsia="en-US"/>
-          <w14:ligatures w14:val="standardContextual"/>
-        </w:rPr>
-        <w:t>I</w:t>
-      </w:r>
-      <w:r>
-        <w:rPr>
-          <w:rFonts w:asciiTheme="minorHAnsi" w:eastAsiaTheme="minorHAnsi" w:hAnsiTheme="minorHAnsi" w:cstheme="minorHAnsi"/>
-          <w:kern w:val="2"/>
-          <w:lang w:val="en-US" w:eastAsia="en-US"/>
-          <w14:ligatures w14:val="standardContextual"/>
-        </w:rPr>
-        <w:t>dentify</w:t>
-      </w:r>
-      <w:r>
-        <w:rPr>
-          <w:rFonts w:asciiTheme="minorHAnsi" w:eastAsiaTheme="minorHAnsi" w:hAnsiTheme="minorHAnsi" w:cstheme="minorHAnsi"/>
-          <w:kern w:val="2"/>
-          <w:lang w:val="en-US" w:eastAsia="en-US"/>
-          <w14:ligatures w14:val="standardContextual"/>
-        </w:rPr>
-        <w:t xml:space="preserve"> trends, seasonal patterns, and differences between short-terms and long-term via applications from </w:t>
-      </w:r>
-      <w:r>
-        <w:rPr>
-          <w:rFonts w:asciiTheme="minorHAnsi" w:eastAsiaTheme="minorHAnsi" w:hAnsiTheme="minorHAnsi" w:cstheme="minorHAnsi"/>
-          <w:kern w:val="2"/>
-          <w:lang w:val="en-US" w:eastAsia="en-US"/>
-          <w14:ligatures w14:val="standardContextual"/>
-        </w:rPr>
-        <w:t>2017 to 2026</w:t>
-      </w:r>
-      <w:r>
-        <w:rPr>
-          <w:rFonts w:asciiTheme="minorHAnsi" w:eastAsiaTheme="minorHAnsi" w:hAnsiTheme="minorHAnsi" w:cstheme="minorHAnsi"/>
-          <w:kern w:val="2"/>
-          <w:lang w:val="en-US" w:eastAsia="en-US"/>
-          <w14:ligatures w14:val="standardContextual"/>
-        </w:rPr>
-        <w:t>.</w:t>
-      </w:r>
-    </w:p>
-    <w:p>
-      <w:pPr>
-        <w:pStyle w:val="NormalWeb"/>
-        <w:numPr>
-          <w:ilvl w:val="0"/>
-          <w:numId w:val="3"/>
-        </w:numPr>
-        <w:rPr>
-          <w:rFonts w:asciiTheme="minorHAnsi" w:eastAsiaTheme="minorHAnsi" w:hAnsiTheme="minorHAnsi" w:cstheme="minorHAnsi"/>
-          <w:kern w:val="2"/>
-          <w:lang w:val="en-US" w:eastAsia="en-US"/>
-          <w14:ligatures w14:val="standardContextual"/>
-        </w:rPr>
-      </w:pPr>
-      <w:r>
-        <w:rPr>
-          <w:rFonts w:asciiTheme="minorHAnsi" w:eastAsiaTheme="minorHAnsi" w:hAnsiTheme="minorHAnsi" w:cstheme="minorHAnsi"/>
-          <w:kern w:val="2"/>
-          <w:lang w:val="en-US" w:eastAsia="en-US"/>
-          <w14:ligatures w14:val="standardContextual"/>
-        </w:rPr>
-        <w:t>Investigate the effect of exceptional events</w:t>
-      </w:r>
-      <w:r>
-        <w:rPr>
-          <w:rFonts w:asciiTheme="minorHAnsi" w:eastAsiaTheme="minorHAnsi" w:hAnsiTheme="minorHAnsi" w:cstheme="minorHAnsi"/>
-          <w:kern w:val="2"/>
-          <w:lang w:val="en-US" w:eastAsia="en-US"/>
-          <w14:ligatures w14:val="standardContextual"/>
-        </w:rPr>
-        <w:t>.</w:t>
-      </w:r>
-    </w:p>
-    <w:p>
-      <w:pPr>
-        <w:pStyle w:val="NormalWeb"/>
-        <w:numPr>
-          <w:ilvl w:val="0"/>
-          <w:numId w:val="3"/>
-        </w:numPr>
-        <w:rPr>
-          <w:rFonts w:asciiTheme="minorHAnsi" w:eastAsiaTheme="minorHAnsi" w:hAnsiTheme="minorHAnsi" w:cstheme="minorHAnsi"/>
-          <w:kern w:val="2"/>
-          <w:lang w:val="en-US" w:eastAsia="en-US"/>
-          <w14:ligatures w14:val="standardContextual"/>
-        </w:rPr>
-      </w:pPr>
-      <w:r>
-        <w:rPr>
-          <w:rFonts w:asciiTheme="minorHAnsi" w:eastAsiaTheme="minorHAnsi" w:hAnsiTheme="minorHAnsi" w:cstheme="minorHAnsi"/>
-          <w:kern w:val="2"/>
-          <w:lang w:val="en-US" w:eastAsia="en-US"/>
-          <w14:ligatures w14:val="standardContextual"/>
-        </w:rPr>
-        <w:t>Create and compare simple time-series forecasting models for future</w:t>
-      </w:r>
-      <w:r>
-        <w:rPr>
-          <w:rFonts w:asciiTheme="minorHAnsi" w:eastAsiaTheme="minorHAnsi" w:hAnsiTheme="minorHAnsi" w:cstheme="minorHAnsi"/>
-          <w:kern w:val="2"/>
-          <w:lang w:val="en-US" w:eastAsia="en-US"/>
-          <w14:ligatures w14:val="standardContextual"/>
-        </w:rPr>
-        <w:t xml:space="preserve"> visa applications.</w:t>
-      </w:r>
-    </w:p>
-    <w:p>
-      <w:pPr>
-        <w:pStyle w:val="NormalWeb"/>
-        <w:numPr>
-          <w:ilvl w:val="0"/>
-          <w:numId w:val="3"/>
-        </w:numPr>
-        <w:rPr>
-          <w:rFonts w:asciiTheme="minorHAnsi" w:eastAsiaTheme="minorHAnsi" w:hAnsiTheme="minorHAnsi" w:cstheme="minorHAnsi"/>
-          <w:kern w:val="2"/>
-          <w:lang w:val="en-US" w:eastAsia="en-US"/>
-          <w14:ligatures w14:val="standardContextual"/>
-        </w:rPr>
-      </w:pPr>
-      <w:r>
-        <w:rPr>
-          <w:rFonts w:asciiTheme="minorHAnsi" w:eastAsiaTheme="minorHAnsi" w:hAnsiTheme="minorHAnsi" w:cstheme="minorHAnsi"/>
-          <w:kern w:val="2"/>
-          <w:lang w:val="en-US" w:eastAsia="en-US"/>
-          <w14:ligatures w14:val="standardContextual"/>
-        </w:rPr>
-        <w:t>Create a business</w:t>
-      </w:r>
-      <w:r>
-        <w:rPr>
-          <w:rFonts w:asciiTheme="minorHAnsi" w:eastAsiaTheme="minorHAnsi" w:hAnsiTheme="minorHAnsi" w:cstheme="minorHAnsi"/>
-          <w:kern w:val="2"/>
-          <w:lang w:val="en-US" w:eastAsia="en-US"/>
-          <w14:ligatures w14:val="standardContextual"/>
-        </w:rPr>
-        <w:t xml:space="preserve"> intelligence dashboard that shows historical demands</w:t>
-      </w:r>
-      <w:r>
-        <w:rPr>
-          <w:rFonts w:asciiTheme="minorHAnsi" w:eastAsiaTheme="minorHAnsi" w:hAnsiTheme="minorHAnsi" w:cstheme="minorHAnsi"/>
-          <w:kern w:val="2"/>
-          <w:lang w:val="en-US" w:eastAsia="en-US"/>
-          <w14:ligatures w14:val="standardContextual"/>
-        </w:rPr>
-        <w:t>, and insights for operational planning</w:t>
-      </w:r>
-      <w:r>
-        <w:rPr>
-          <w:rFonts w:asciiTheme="minorHAnsi" w:eastAsiaTheme="minorHAnsi" w:hAnsiTheme="minorHAnsi" w:cstheme="minorHAnsi"/>
-          <w:kern w:val="2"/>
-          <w:lang w:val="en-US" w:eastAsia="en-US"/>
-          <w14:ligatures w14:val="standardContextual"/>
-        </w:rPr>
-        <w:t>.</w:t>
-      </w:r>
-    </w:p>
-    <w:p>
-      <w:pPr>
+      </w:pPr>
+      <w:r>
         <w:rPr>
           <w:rFonts w:eastAsiaTheme="majorEastAsia" w:cstheme="minorHAnsi"/>
           <w:b/>
@@ -2410,8 +2108,307 @@
           <w:szCs w:val="28"/>
           <w:lang w:val="en-US"/>
         </w:rPr>
-      </w:pPr>
-      <w:r>
+        <w:lastRenderedPageBreak/>
+        <w:t>Aim and Objectives</w:t>
+      </w:r>
+    </w:p>
+    <w:p>
+      <w:pPr>
+        <w:pStyle w:val="NormalWeb"/>
+        <w:rPr>
+          <w:rFonts w:asciiTheme="minorHAnsi" w:eastAsiaTheme="minorHAnsi" w:hAnsiTheme="minorHAnsi" w:cstheme="minorHAnsi"/>
+          <w:kern w:val="2"/>
+          <w:lang w:val="en-US" w:eastAsia="en-US"/>
+          <w14:ligatures w14:val="standardContextual"/>
+        </w:rPr>
+      </w:pPr>
+      <w:r>
+        <w:rPr>
+          <w:rFonts w:asciiTheme="minorHAnsi" w:eastAsiaTheme="minorHAnsi" w:hAnsiTheme="minorHAnsi" w:cstheme="minorHAnsi"/>
+          <w:kern w:val="2"/>
+          <w:lang w:val="en-US" w:eastAsia="en-US"/>
+          <w14:ligatures w14:val="standardContextual"/>
+        </w:rPr>
+        <w:t xml:space="preserve">The Objective of this project is to develop and </w:t>
+      </w:r>
+      <w:r>
+        <w:rPr>
+          <w:rFonts w:asciiTheme="minorHAnsi" w:eastAsiaTheme="minorHAnsi" w:hAnsiTheme="minorHAnsi" w:cstheme="minorHAnsi"/>
+          <w:kern w:val="2"/>
+          <w:lang w:val="en-US" w:eastAsia="en-US"/>
+          <w14:ligatures w14:val="standardContextual"/>
+        </w:rPr>
+        <w:t xml:space="preserve">evaluate a predictive analytics solution that </w:t>
+      </w:r>
+      <w:r>
+        <w:rPr>
+          <w:rFonts w:asciiTheme="minorHAnsi" w:eastAsiaTheme="minorHAnsi" w:hAnsiTheme="minorHAnsi" w:cstheme="minorHAnsi"/>
+          <w:kern w:val="2"/>
+          <w:lang w:val="en-US" w:eastAsia="en-US"/>
+          <w14:ligatures w14:val="standardContextual"/>
+        </w:rPr>
+        <w:t xml:space="preserve">estimates monthly volumes of short-term visa application in </w:t>
+      </w:r>
+      <w:r>
+        <w:rPr>
+          <w:rFonts w:asciiTheme="minorHAnsi" w:eastAsiaTheme="minorHAnsi" w:hAnsiTheme="minorHAnsi" w:cstheme="minorHAnsi"/>
+          <w:kern w:val="2"/>
+          <w:lang w:val="en-US" w:eastAsia="en-US"/>
+          <w14:ligatures w14:val="standardContextual"/>
+        </w:rPr>
+        <w:t xml:space="preserve">Ireland, in order to support operational capacity planning and </w:t>
+      </w:r>
+      <w:r>
+        <w:rPr>
+          <w:rFonts w:asciiTheme="minorHAnsi" w:eastAsiaTheme="minorHAnsi" w:hAnsiTheme="minorHAnsi" w:cstheme="minorHAnsi"/>
+          <w:kern w:val="2"/>
+          <w:lang w:val="en-US" w:eastAsia="en-US"/>
+          <w14:ligatures w14:val="standardContextual"/>
+        </w:rPr>
+        <w:t xml:space="preserve">resource allocation. </w:t>
+      </w:r>
+    </w:p>
+    <w:p>
+      <w:pPr>
+        <w:pStyle w:val="NormalWeb"/>
+        <w:rPr>
+          <w:rFonts w:asciiTheme="minorHAnsi" w:eastAsiaTheme="minorHAnsi" w:hAnsiTheme="minorHAnsi" w:cstheme="minorHAnsi"/>
+          <w:kern w:val="2"/>
+          <w:lang w:val="en-US" w:eastAsia="en-US"/>
+          <w14:ligatures w14:val="standardContextual"/>
+        </w:rPr>
+      </w:pPr>
+      <w:r>
+        <w:rPr>
+          <w:rFonts w:asciiTheme="minorHAnsi" w:eastAsiaTheme="minorHAnsi" w:hAnsiTheme="minorHAnsi" w:cstheme="minorHAnsi"/>
+          <w:kern w:val="2"/>
+          <w:lang w:val="en-US" w:eastAsia="en-US"/>
+          <w14:ligatures w14:val="standardContextual"/>
+        </w:rPr>
+        <w:t>Goals</w:t>
+      </w:r>
+    </w:p>
+    <w:p>
+      <w:pPr>
+        <w:pStyle w:val="NormalWeb"/>
+        <w:numPr>
+          <w:ilvl w:val="0"/>
+          <w:numId w:val="3"/>
+        </w:numPr>
+        <w:rPr>
+          <w:rFonts w:asciiTheme="minorHAnsi" w:eastAsiaTheme="minorHAnsi" w:hAnsiTheme="minorHAnsi" w:cstheme="minorHAnsi"/>
+          <w:kern w:val="2"/>
+          <w:lang w:val="en-US" w:eastAsia="en-US"/>
+          <w14:ligatures w14:val="standardContextual"/>
+        </w:rPr>
+      </w:pPr>
+      <w:r>
+        <w:rPr>
+          <w:rFonts w:asciiTheme="minorHAnsi" w:eastAsiaTheme="minorHAnsi" w:hAnsiTheme="minorHAnsi" w:cstheme="minorHAnsi"/>
+          <w:kern w:val="2"/>
+          <w:lang w:val="en-US" w:eastAsia="en-US"/>
+          <w14:ligatures w14:val="standardContextual"/>
+        </w:rPr>
+        <w:t xml:space="preserve">Clean, transform, and prepare historical </w:t>
+      </w:r>
+      <w:r>
+        <w:rPr>
+          <w:rFonts w:asciiTheme="minorHAnsi" w:eastAsiaTheme="minorHAnsi" w:hAnsiTheme="minorHAnsi" w:cstheme="minorHAnsi"/>
+          <w:kern w:val="2"/>
+          <w:lang w:val="en-US" w:eastAsia="en-US"/>
+          <w14:ligatures w14:val="standardContextual"/>
+        </w:rPr>
+        <w:t>monthly visa application data for time-series analysis</w:t>
+      </w:r>
+      <w:r>
+        <w:rPr>
+          <w:rFonts w:asciiTheme="minorHAnsi" w:eastAsiaTheme="minorHAnsi" w:hAnsiTheme="minorHAnsi" w:cstheme="minorHAnsi"/>
+          <w:kern w:val="2"/>
+          <w:lang w:val="en-US" w:eastAsia="en-US"/>
+          <w14:ligatures w14:val="standardContextual"/>
+        </w:rPr>
+        <w:t>.</w:t>
+      </w:r>
+    </w:p>
+    <w:p>
+      <w:pPr>
+        <w:pStyle w:val="NormalWeb"/>
+        <w:numPr>
+          <w:ilvl w:val="0"/>
+          <w:numId w:val="3"/>
+        </w:numPr>
+        <w:rPr>
+          <w:rFonts w:asciiTheme="minorHAnsi" w:eastAsiaTheme="minorHAnsi" w:hAnsiTheme="minorHAnsi" w:cstheme="minorHAnsi"/>
+          <w:kern w:val="2"/>
+          <w:lang w:val="en-US" w:eastAsia="en-US"/>
+          <w14:ligatures w14:val="standardContextual"/>
+        </w:rPr>
+      </w:pPr>
+      <w:r>
+        <w:rPr>
+          <w:rFonts w:asciiTheme="minorHAnsi" w:eastAsiaTheme="minorHAnsi" w:hAnsiTheme="minorHAnsi" w:cstheme="minorHAnsi"/>
+          <w:kern w:val="2"/>
+          <w:lang w:val="en-US" w:eastAsia="en-US"/>
+          <w14:ligatures w14:val="standardContextual"/>
+        </w:rPr>
+        <w:t>I</w:t>
+      </w:r>
+      <w:r>
+        <w:rPr>
+          <w:rFonts w:asciiTheme="minorHAnsi" w:eastAsiaTheme="minorHAnsi" w:hAnsiTheme="minorHAnsi" w:cstheme="minorHAnsi"/>
+          <w:kern w:val="2"/>
+          <w:lang w:val="en-US" w:eastAsia="en-US"/>
+          <w14:ligatures w14:val="standardContextual"/>
+        </w:rPr>
+        <w:t>dentify</w:t>
+      </w:r>
+      <w:r>
+        <w:rPr>
+          <w:rFonts w:asciiTheme="minorHAnsi" w:eastAsiaTheme="minorHAnsi" w:hAnsiTheme="minorHAnsi" w:cstheme="minorHAnsi"/>
+          <w:kern w:val="2"/>
+          <w:lang w:val="en-US" w:eastAsia="en-US"/>
+          <w14:ligatures w14:val="standardContextual"/>
+        </w:rPr>
+        <w:t xml:space="preserve"> trends, seasonal patterns, and differences between short-terms and long-term via applications from </w:t>
+      </w:r>
+      <w:r>
+        <w:rPr>
+          <w:rFonts w:asciiTheme="minorHAnsi" w:eastAsiaTheme="minorHAnsi" w:hAnsiTheme="minorHAnsi" w:cstheme="minorHAnsi"/>
+          <w:kern w:val="2"/>
+          <w:lang w:val="en-US" w:eastAsia="en-US"/>
+          <w14:ligatures w14:val="standardContextual"/>
+        </w:rPr>
+        <w:t>2017 to 2026</w:t>
+      </w:r>
+      <w:r>
+        <w:rPr>
+          <w:rFonts w:asciiTheme="minorHAnsi" w:eastAsiaTheme="minorHAnsi" w:hAnsiTheme="minorHAnsi" w:cstheme="minorHAnsi"/>
+          <w:kern w:val="2"/>
+          <w:lang w:val="en-US" w:eastAsia="en-US"/>
+          <w14:ligatures w14:val="standardContextual"/>
+        </w:rPr>
+        <w:t>.</w:t>
+      </w:r>
+    </w:p>
+    <w:p>
+      <w:pPr>
+        <w:pStyle w:val="NormalWeb"/>
+        <w:numPr>
+          <w:ilvl w:val="0"/>
+          <w:numId w:val="3"/>
+        </w:numPr>
+        <w:rPr>
+          <w:rFonts w:asciiTheme="minorHAnsi" w:eastAsiaTheme="minorHAnsi" w:hAnsiTheme="minorHAnsi" w:cstheme="minorHAnsi"/>
+          <w:kern w:val="2"/>
+          <w:lang w:val="en-US" w:eastAsia="en-US"/>
+          <w14:ligatures w14:val="standardContextual"/>
+        </w:rPr>
+      </w:pPr>
+      <w:r>
+        <w:rPr>
+          <w:rFonts w:asciiTheme="minorHAnsi" w:eastAsiaTheme="minorHAnsi" w:hAnsiTheme="minorHAnsi" w:cstheme="minorHAnsi"/>
+          <w:kern w:val="2"/>
+          <w:lang w:val="en-US" w:eastAsia="en-US"/>
+          <w14:ligatures w14:val="standardContextual"/>
+        </w:rPr>
+        <w:t>Investigate the effect of exceptional events</w:t>
+      </w:r>
+      <w:r>
+        <w:rPr>
+          <w:rFonts w:asciiTheme="minorHAnsi" w:eastAsiaTheme="minorHAnsi" w:hAnsiTheme="minorHAnsi" w:cstheme="minorHAnsi"/>
+          <w:kern w:val="2"/>
+          <w:lang w:val="en-US" w:eastAsia="en-US"/>
+          <w14:ligatures w14:val="standardContextual"/>
+        </w:rPr>
+        <w:t>.</w:t>
+      </w:r>
+    </w:p>
+    <w:p>
+      <w:pPr>
+        <w:pStyle w:val="NormalWeb"/>
+        <w:numPr>
+          <w:ilvl w:val="0"/>
+          <w:numId w:val="3"/>
+        </w:numPr>
+        <w:rPr>
+          <w:rFonts w:asciiTheme="minorHAnsi" w:eastAsiaTheme="minorHAnsi" w:hAnsiTheme="minorHAnsi" w:cstheme="minorHAnsi"/>
+          <w:kern w:val="2"/>
+          <w:lang w:val="en-US" w:eastAsia="en-US"/>
+          <w14:ligatures w14:val="standardContextual"/>
+        </w:rPr>
+      </w:pPr>
+      <w:r>
+        <w:rPr>
+          <w:rFonts w:asciiTheme="minorHAnsi" w:eastAsiaTheme="minorHAnsi" w:hAnsiTheme="minorHAnsi" w:cstheme="minorHAnsi"/>
+          <w:kern w:val="2"/>
+          <w:lang w:val="en-US" w:eastAsia="en-US"/>
+          <w14:ligatures w14:val="standardContextual"/>
+        </w:rPr>
+        <w:t>Create and compare simple time-series forecasting models for future</w:t>
+      </w:r>
+      <w:r>
+        <w:rPr>
+          <w:rFonts w:asciiTheme="minorHAnsi" w:eastAsiaTheme="minorHAnsi" w:hAnsiTheme="minorHAnsi" w:cstheme="minorHAnsi"/>
+          <w:kern w:val="2"/>
+          <w:lang w:val="en-US" w:eastAsia="en-US"/>
+          <w14:ligatures w14:val="standardContextual"/>
+        </w:rPr>
+        <w:t xml:space="preserve"> visa applications.</w:t>
+      </w:r>
+    </w:p>
+    <w:p>
+      <w:pPr>
+        <w:pStyle w:val="NormalWeb"/>
+        <w:numPr>
+          <w:ilvl w:val="0"/>
+          <w:numId w:val="3"/>
+        </w:numPr>
+        <w:rPr>
+          <w:rFonts w:asciiTheme="minorHAnsi" w:eastAsiaTheme="minorHAnsi" w:hAnsiTheme="minorHAnsi" w:cstheme="minorHAnsi"/>
+          <w:kern w:val="2"/>
+          <w:lang w:val="en-US" w:eastAsia="en-US"/>
+          <w14:ligatures w14:val="standardContextual"/>
+        </w:rPr>
+      </w:pPr>
+      <w:r>
+        <w:rPr>
+          <w:rFonts w:asciiTheme="minorHAnsi" w:eastAsiaTheme="minorHAnsi" w:hAnsiTheme="minorHAnsi" w:cstheme="minorHAnsi"/>
+          <w:kern w:val="2"/>
+          <w:lang w:val="en-US" w:eastAsia="en-US"/>
+          <w14:ligatures w14:val="standardContextual"/>
+        </w:rPr>
+        <w:t>Create a business</w:t>
+      </w:r>
+      <w:r>
+        <w:rPr>
+          <w:rFonts w:asciiTheme="minorHAnsi" w:eastAsiaTheme="minorHAnsi" w:hAnsiTheme="minorHAnsi" w:cstheme="minorHAnsi"/>
+          <w:kern w:val="2"/>
+          <w:lang w:val="en-US" w:eastAsia="en-US"/>
+          <w14:ligatures w14:val="standardContextual"/>
+        </w:rPr>
+        <w:t xml:space="preserve"> intelligence dashboard that shows historical demands</w:t>
+      </w:r>
+      <w:r>
+        <w:rPr>
+          <w:rFonts w:asciiTheme="minorHAnsi" w:eastAsiaTheme="minorHAnsi" w:hAnsiTheme="minorHAnsi" w:cstheme="minorHAnsi"/>
+          <w:kern w:val="2"/>
+          <w:lang w:val="en-US" w:eastAsia="en-US"/>
+          <w14:ligatures w14:val="standardContextual"/>
+        </w:rPr>
+        <w:t>, and insights for operational planning</w:t>
+      </w:r>
+      <w:r>
+        <w:rPr>
+          <w:rFonts w:asciiTheme="minorHAnsi" w:eastAsiaTheme="minorHAnsi" w:hAnsiTheme="minorHAnsi" w:cstheme="minorHAnsi"/>
+          <w:kern w:val="2"/>
+          <w:lang w:val="en-US" w:eastAsia="en-US"/>
+          <w14:ligatures w14:val="standardContextual"/>
+        </w:rPr>
+        <w:t>.</w:t>
+      </w:r>
+    </w:p>
+    <w:p>
+      <w:pPr>
         <w:rPr>
           <w:rFonts w:eastAsiaTheme="majorEastAsia" w:cstheme="minorHAnsi"/>
           <w:b/>
@@ -2421,453 +2418,8 @@
           <w:szCs w:val="28"/>
           <w:lang w:val="en-US"/>
         </w:rPr>
-        <w:t>Scope</w:t>
-      </w:r>
-    </w:p>
-    <w:p>
-      <w:pPr>
-        <w:pStyle w:val="NormalWeb"/>
-        <w:rPr>
-          <w:rFonts w:asciiTheme="minorHAnsi" w:hAnsiTheme="minorHAnsi" w:cstheme="minorHAnsi"/>
-        </w:rPr>
-      </w:pPr>
-      <w:r>
-        <w:rPr>
-          <w:rFonts w:asciiTheme="minorHAnsi" w:hAnsiTheme="minorHAnsi" w:cstheme="minorHAnsi"/>
-          <w:highlight w:val="yellow"/>
-        </w:rPr>
-        <w:t xml:space="preserve">Clearly define what will be </w:t>
-      </w:r>
-      <w:r>
-        <w:rPr>
-          <w:rStyle w:val="Forte"/>
-          <w:rFonts w:asciiTheme="minorHAnsi" w:hAnsiTheme="minorHAnsi" w:cstheme="minorHAnsi"/>
-          <w:highlight w:val="yellow"/>
-        </w:rPr>
-        <w:t>included and excluded</w:t>
-      </w:r>
-      <w:r>
-        <w:rPr>
-          <w:rFonts w:asciiTheme="minorHAnsi" w:hAnsiTheme="minorHAnsi" w:cstheme="minorHAnsi"/>
-          <w:highlight w:val="yellow"/>
-        </w:rPr>
-        <w:t xml:space="preserve"> from the project. The proposed work should have sufficient scope for investigation and development across two semesters.</w:t>
-      </w:r>
-    </w:p>
-    <w:p>
-      <w:pPr>
-        <w:pStyle w:val="NormalWeb"/>
-        <w:rPr>
-          <w:rFonts w:asciiTheme="minorHAnsi" w:eastAsiaTheme="minorHAnsi" w:hAnsiTheme="minorHAnsi" w:cstheme="minorHAnsi"/>
-          <w:kern w:val="2"/>
-          <w:lang w:val="en-US" w:eastAsia="en-US"/>
-          <w14:ligatures w14:val="standardContextual"/>
-        </w:rPr>
-      </w:pPr>
-      <w:r>
-        <w:rPr>
-          <w:rFonts w:asciiTheme="minorHAnsi" w:eastAsiaTheme="minorHAnsi" w:hAnsiTheme="minorHAnsi" w:cstheme="minorHAnsi"/>
-          <w:kern w:val="2"/>
-          <w:lang w:val="en-US" w:eastAsia="en-US"/>
-          <w14:ligatures w14:val="standardContextual"/>
-        </w:rPr>
-        <w:t>The project will include:</w:t>
-      </w:r>
-    </w:p>
-    <w:p>
-      <w:pPr>
-        <w:pStyle w:val="NormalWeb"/>
-        <w:numPr>
-          <w:ilvl w:val="0"/>
-          <w:numId w:val="4"/>
-        </w:numPr>
-        <w:rPr>
-          <w:rFonts w:asciiTheme="minorHAnsi" w:eastAsiaTheme="minorHAnsi" w:hAnsiTheme="minorHAnsi" w:cstheme="minorHAnsi"/>
-          <w:kern w:val="2"/>
-          <w:lang w:val="en-US" w:eastAsia="en-US"/>
-          <w14:ligatures w14:val="standardContextual"/>
-        </w:rPr>
-      </w:pPr>
-      <w:r>
-        <w:rPr>
-          <w:rFonts w:asciiTheme="minorHAnsi" w:eastAsiaTheme="minorHAnsi" w:hAnsiTheme="minorHAnsi" w:cstheme="minorHAnsi"/>
-          <w:kern w:val="2"/>
-          <w:lang w:val="en-US" w:eastAsia="en-US"/>
-          <w14:ligatures w14:val="standardContextual"/>
-        </w:rPr>
-        <w:t>Anal</w:t>
-      </w:r>
-      <w:r>
-        <w:rPr>
-          <w:rFonts w:asciiTheme="minorHAnsi" w:eastAsiaTheme="minorHAnsi" w:hAnsiTheme="minorHAnsi" w:cstheme="minorHAnsi"/>
-          <w:kern w:val="2"/>
-          <w:lang w:val="en-US" w:eastAsia="en-US"/>
-          <w14:ligatures w14:val="standardContextual"/>
-        </w:rPr>
-        <w:t>ysis of historical monthly visa data from January 2017 to July 2026.</w:t>
-      </w:r>
-    </w:p>
-    <w:p>
-      <w:pPr>
-        <w:pStyle w:val="NormalWeb"/>
-        <w:numPr>
-          <w:ilvl w:val="0"/>
-          <w:numId w:val="4"/>
-        </w:numPr>
-        <w:rPr>
-          <w:rFonts w:asciiTheme="minorHAnsi" w:eastAsiaTheme="minorHAnsi" w:hAnsiTheme="minorHAnsi" w:cstheme="minorHAnsi"/>
-          <w:kern w:val="2"/>
-          <w:lang w:val="en-US" w:eastAsia="en-US"/>
-          <w14:ligatures w14:val="standardContextual"/>
-        </w:rPr>
-      </w:pPr>
-      <w:r>
-        <w:rPr>
-          <w:rFonts w:asciiTheme="minorHAnsi" w:eastAsiaTheme="minorHAnsi" w:hAnsiTheme="minorHAnsi" w:cstheme="minorHAnsi"/>
-          <w:kern w:val="2"/>
-          <w:lang w:val="en-US" w:eastAsia="en-US"/>
-          <w14:ligatures w14:val="standardContextual"/>
-        </w:rPr>
-        <w:t>Separ</w:t>
-      </w:r>
-      <w:r>
-        <w:rPr>
-          <w:rFonts w:asciiTheme="minorHAnsi" w:eastAsiaTheme="minorHAnsi" w:hAnsiTheme="minorHAnsi" w:cstheme="minorHAnsi"/>
-          <w:kern w:val="2"/>
-          <w:lang w:val="en-US" w:eastAsia="en-US"/>
-          <w14:ligatures w14:val="standardContextual"/>
-        </w:rPr>
-        <w:t>a</w:t>
-      </w:r>
-      <w:r>
-        <w:rPr>
-          <w:rFonts w:asciiTheme="minorHAnsi" w:eastAsiaTheme="minorHAnsi" w:hAnsiTheme="minorHAnsi" w:cstheme="minorHAnsi"/>
-          <w:kern w:val="2"/>
-          <w:lang w:val="en-US" w:eastAsia="en-US"/>
-          <w14:ligatures w14:val="standardContextual"/>
-        </w:rPr>
-        <w:t>te Analys</w:t>
-      </w:r>
-      <w:r>
-        <w:rPr>
-          <w:rFonts w:asciiTheme="minorHAnsi" w:eastAsiaTheme="minorHAnsi" w:hAnsiTheme="minorHAnsi" w:cstheme="minorHAnsi"/>
-          <w:kern w:val="2"/>
-          <w:lang w:val="en-US" w:eastAsia="en-US"/>
-          <w14:ligatures w14:val="standardContextual"/>
-        </w:rPr>
-        <w:t>is of short-term and</w:t>
-      </w:r>
-      <w:r>
-        <w:rPr>
-          <w:rFonts w:asciiTheme="minorHAnsi" w:eastAsiaTheme="minorHAnsi" w:hAnsiTheme="minorHAnsi" w:cstheme="minorHAnsi"/>
-          <w:kern w:val="2"/>
-          <w:lang w:val="en-US" w:eastAsia="en-US"/>
-          <w14:ligatures w14:val="standardContextual"/>
-        </w:rPr>
-        <w:t xml:space="preserve"> long-term visa applications.</w:t>
-      </w:r>
-    </w:p>
-    <w:p>
-      <w:pPr>
-        <w:pStyle w:val="NormalWeb"/>
-        <w:numPr>
-          <w:ilvl w:val="0"/>
-          <w:numId w:val="4"/>
-        </w:numPr>
-        <w:rPr>
-          <w:rFonts w:asciiTheme="minorHAnsi" w:eastAsiaTheme="minorHAnsi" w:hAnsiTheme="minorHAnsi" w:cstheme="minorHAnsi"/>
-          <w:kern w:val="2"/>
-          <w:lang w:val="en-US" w:eastAsia="en-US"/>
-          <w14:ligatures w14:val="standardContextual"/>
-        </w:rPr>
-      </w:pPr>
-      <w:r>
-        <w:rPr>
-          <w:rFonts w:asciiTheme="minorHAnsi" w:eastAsiaTheme="minorHAnsi" w:hAnsiTheme="minorHAnsi" w:cstheme="minorHAnsi"/>
-          <w:kern w:val="2"/>
-          <w:lang w:val="en-US" w:eastAsia="en-US"/>
-          <w14:ligatures w14:val="standardContextual"/>
-        </w:rPr>
-        <w:t>Exploratory analysis of applications received, approved, and denied.</w:t>
-      </w:r>
-    </w:p>
-    <w:p>
-      <w:pPr>
-        <w:pStyle w:val="NormalWeb"/>
-        <w:numPr>
-          <w:ilvl w:val="0"/>
-          <w:numId w:val="4"/>
-        </w:numPr>
-        <w:rPr>
-          <w:rFonts w:asciiTheme="minorHAnsi" w:eastAsiaTheme="minorHAnsi" w:hAnsiTheme="minorHAnsi" w:cstheme="minorHAnsi"/>
-          <w:kern w:val="2"/>
-          <w:lang w:val="en-US" w:eastAsia="en-US"/>
-          <w14:ligatures w14:val="standardContextual"/>
-        </w:rPr>
-      </w:pPr>
-      <w:r>
-        <w:rPr>
-          <w:rFonts w:asciiTheme="minorHAnsi" w:eastAsiaTheme="minorHAnsi" w:hAnsiTheme="minorHAnsi" w:cstheme="minorHAnsi"/>
-          <w:kern w:val="2"/>
-          <w:lang w:val="en-US" w:eastAsia="en-US"/>
-          <w14:ligatures w14:val="standardContextual"/>
-        </w:rPr>
-        <w:t xml:space="preserve">Analysis of trends </w:t>
-      </w:r>
-      <w:r>
-        <w:rPr>
-          <w:rFonts w:asciiTheme="minorHAnsi" w:eastAsiaTheme="minorHAnsi" w:hAnsiTheme="minorHAnsi" w:cstheme="minorHAnsi"/>
-          <w:kern w:val="2"/>
-          <w:lang w:val="en-US" w:eastAsia="en-US"/>
-          <w14:ligatures w14:val="standardContextual"/>
-        </w:rPr>
-        <w:t>and seasonality.</w:t>
-      </w:r>
-    </w:p>
-    <w:p>
-      <w:pPr>
-        <w:pStyle w:val="NormalWeb"/>
-        <w:numPr>
-          <w:ilvl w:val="0"/>
-          <w:numId w:val="4"/>
-        </w:numPr>
-        <w:rPr>
-          <w:rFonts w:asciiTheme="minorHAnsi" w:eastAsiaTheme="minorHAnsi" w:hAnsiTheme="minorHAnsi" w:cstheme="minorHAnsi"/>
-          <w:kern w:val="2"/>
-          <w:lang w:val="en-US" w:eastAsia="en-US"/>
-          <w14:ligatures w14:val="standardContextual"/>
-        </w:rPr>
-      </w:pPr>
-      <w:r>
-        <w:rPr>
-          <w:rFonts w:asciiTheme="minorHAnsi" w:eastAsiaTheme="minorHAnsi" w:hAnsiTheme="minorHAnsi" w:cstheme="minorHAnsi"/>
-          <w:kern w:val="2"/>
-          <w:lang w:val="en-US" w:eastAsia="en-US"/>
-          <w14:ligatures w14:val="standardContextual"/>
-        </w:rPr>
-        <w:t>Development of baseline and time-series forecast models.</w:t>
-      </w:r>
-    </w:p>
-    <w:p>
-      <w:pPr>
-        <w:pStyle w:val="NormalWeb"/>
-        <w:numPr>
-          <w:ilvl w:val="0"/>
-          <w:numId w:val="4"/>
-        </w:numPr>
-        <w:rPr>
-          <w:rFonts w:asciiTheme="minorHAnsi" w:eastAsiaTheme="minorHAnsi" w:hAnsiTheme="minorHAnsi" w:cstheme="minorHAnsi"/>
-          <w:kern w:val="2"/>
-          <w:lang w:val="en-US" w:eastAsia="en-US"/>
-          <w14:ligatures w14:val="standardContextual"/>
-        </w:rPr>
-      </w:pPr>
-      <w:r>
-        <w:rPr>
-          <w:rFonts w:asciiTheme="minorHAnsi" w:eastAsiaTheme="minorHAnsi" w:hAnsiTheme="minorHAnsi" w:cstheme="minorHAnsi"/>
-          <w:kern w:val="2"/>
-          <w:lang w:val="en-US" w:eastAsia="en-US"/>
-          <w14:ligatures w14:val="standardContextual"/>
-        </w:rPr>
-        <w:t xml:space="preserve">Comparison of model performance </w:t>
-      </w:r>
-      <w:r>
-        <w:rPr>
-          <w:rFonts w:asciiTheme="minorHAnsi" w:eastAsiaTheme="minorHAnsi" w:hAnsiTheme="minorHAnsi" w:cstheme="minorHAnsi"/>
-          <w:kern w:val="2"/>
-          <w:lang w:val="en-US" w:eastAsia="en-US"/>
-          <w14:ligatures w14:val="standardContextual"/>
-        </w:rPr>
-        <w:t>using appropriate error metrics.</w:t>
-      </w:r>
-    </w:p>
-    <w:p>
-      <w:pPr>
-        <w:pStyle w:val="NormalWeb"/>
-        <w:numPr>
-          <w:ilvl w:val="0"/>
-          <w:numId w:val="4"/>
-        </w:numPr>
-        <w:rPr>
-          <w:rFonts w:asciiTheme="minorHAnsi" w:eastAsiaTheme="minorHAnsi" w:hAnsiTheme="minorHAnsi" w:cstheme="minorHAnsi"/>
-          <w:kern w:val="2"/>
-          <w:lang w:val="en-US" w:eastAsia="en-US"/>
-          <w14:ligatures w14:val="standardContextual"/>
-        </w:rPr>
-      </w:pPr>
-      <w:r>
-        <w:rPr>
-          <w:rFonts w:asciiTheme="minorHAnsi" w:eastAsiaTheme="minorHAnsi" w:hAnsiTheme="minorHAnsi" w:cstheme="minorHAnsi"/>
-          <w:kern w:val="2"/>
-          <w:lang w:val="en-US" w:eastAsia="en-US"/>
-          <w14:ligatures w14:val="standardContextual"/>
-        </w:rPr>
-        <w:t xml:space="preserve">Development of business </w:t>
-      </w:r>
-      <w:r>
-        <w:rPr>
-          <w:rFonts w:asciiTheme="minorHAnsi" w:eastAsiaTheme="minorHAnsi" w:hAnsiTheme="minorHAnsi" w:cstheme="minorHAnsi"/>
-          <w:kern w:val="2"/>
-          <w:lang w:val="en-US" w:eastAsia="en-US"/>
-          <w14:ligatures w14:val="standardContextual"/>
-        </w:rPr>
-        <w:t xml:space="preserve">dashboard containing historical trends and forecast results. </w:t>
-      </w:r>
-    </w:p>
-    <w:p>
-      <w:pPr>
-        <w:pStyle w:val="NormalWeb"/>
-        <w:rPr>
-          <w:rFonts w:asciiTheme="minorHAnsi" w:eastAsiaTheme="minorHAnsi" w:hAnsiTheme="minorHAnsi" w:cstheme="minorHAnsi"/>
-          <w:kern w:val="2"/>
-          <w:lang w:val="en-US" w:eastAsia="en-US"/>
-          <w14:ligatures w14:val="standardContextual"/>
-        </w:rPr>
-      </w:pPr>
-      <w:r>
-        <w:rPr>
-          <w:rFonts w:asciiTheme="minorHAnsi" w:eastAsiaTheme="minorHAnsi" w:hAnsiTheme="minorHAnsi" w:cstheme="minorHAnsi"/>
-          <w:kern w:val="2"/>
-          <w:lang w:val="en-US" w:eastAsia="en-US"/>
-          <w14:ligatures w14:val="standardContextual"/>
-        </w:rPr>
-        <w:t>The following items are excluded from the project</w:t>
-      </w:r>
-      <w:r>
-        <w:rPr>
-          <w:rFonts w:asciiTheme="minorHAnsi" w:eastAsiaTheme="minorHAnsi" w:hAnsiTheme="minorHAnsi" w:cstheme="minorHAnsi"/>
-          <w:kern w:val="2"/>
-          <w:lang w:val="en-US" w:eastAsia="en-US"/>
-          <w14:ligatures w14:val="standardContextual"/>
-        </w:rPr>
-        <w:t xml:space="preserve">: </w:t>
-      </w:r>
-    </w:p>
-    <w:p>
-      <w:pPr>
-        <w:pStyle w:val="NormalWeb"/>
-        <w:numPr>
-          <w:ilvl w:val="0"/>
-          <w:numId w:val="5"/>
-        </w:numPr>
-        <w:rPr>
-          <w:rFonts w:asciiTheme="minorHAnsi" w:eastAsiaTheme="minorHAnsi" w:hAnsiTheme="minorHAnsi" w:cstheme="minorHAnsi"/>
-          <w:kern w:val="2"/>
-          <w:lang w:val="en-US" w:eastAsia="en-US"/>
-          <w14:ligatures w14:val="standardContextual"/>
-        </w:rPr>
-      </w:pPr>
-      <w:r>
-        <w:rPr>
-          <w:rFonts w:asciiTheme="minorHAnsi" w:eastAsiaTheme="minorHAnsi" w:hAnsiTheme="minorHAnsi" w:cstheme="minorHAnsi"/>
-          <w:kern w:val="2"/>
-          <w:lang w:val="en-US" w:eastAsia="en-US"/>
-          <w14:ligatures w14:val="standardContextual"/>
-        </w:rPr>
-        <w:t>Automated decisions to approve</w:t>
-      </w:r>
-      <w:r>
-        <w:rPr>
-          <w:rFonts w:asciiTheme="minorHAnsi" w:eastAsiaTheme="minorHAnsi" w:hAnsiTheme="minorHAnsi" w:cstheme="minorHAnsi"/>
-          <w:kern w:val="2"/>
-          <w:lang w:val="en-US" w:eastAsia="en-US"/>
-          <w14:ligatures w14:val="standardContextual"/>
-        </w:rPr>
-        <w:t xml:space="preserve"> or deny visa applications</w:t>
-      </w:r>
-    </w:p>
-    <w:p>
-      <w:pPr>
-        <w:pStyle w:val="NormalWeb"/>
-        <w:numPr>
-          <w:ilvl w:val="0"/>
-          <w:numId w:val="5"/>
-        </w:numPr>
-        <w:rPr>
-          <w:rFonts w:asciiTheme="minorHAnsi" w:eastAsiaTheme="minorHAnsi" w:hAnsiTheme="minorHAnsi" w:cstheme="minorHAnsi"/>
-          <w:kern w:val="2"/>
-          <w:lang w:val="en-US" w:eastAsia="en-US"/>
-          <w14:ligatures w14:val="standardContextual"/>
-        </w:rPr>
-      </w:pPr>
-      <w:r>
-        <w:rPr>
-          <w:rFonts w:asciiTheme="minorHAnsi" w:eastAsiaTheme="minorHAnsi" w:hAnsiTheme="minorHAnsi" w:cstheme="minorHAnsi"/>
-          <w:kern w:val="2"/>
-          <w:lang w:val="en-US" w:eastAsia="en-US"/>
-          <w14:ligatures w14:val="standardContextual"/>
-        </w:rPr>
-        <w:t>Predictions of individual visa outcomes</w:t>
-      </w:r>
-    </w:p>
-    <w:p>
-      <w:pPr>
-        <w:pStyle w:val="NormalWeb"/>
-        <w:numPr>
-          <w:ilvl w:val="0"/>
-          <w:numId w:val="5"/>
-        </w:numPr>
-        <w:rPr>
-          <w:rFonts w:asciiTheme="minorHAnsi" w:eastAsiaTheme="minorHAnsi" w:hAnsiTheme="minorHAnsi" w:cstheme="minorHAnsi"/>
-          <w:kern w:val="2"/>
-          <w:lang w:val="en-US" w:eastAsia="en-US"/>
-          <w14:ligatures w14:val="standardContextual"/>
-        </w:rPr>
-      </w:pPr>
-      <w:r>
-        <w:rPr>
-          <w:rFonts w:asciiTheme="minorHAnsi" w:eastAsiaTheme="minorHAnsi" w:hAnsiTheme="minorHAnsi" w:cstheme="minorHAnsi"/>
-          <w:kern w:val="2"/>
-          <w:lang w:val="en-US" w:eastAsia="en-US"/>
-          <w14:ligatures w14:val="standardContextual"/>
-        </w:rPr>
-        <w:t>Personal information</w:t>
-      </w:r>
-      <w:r>
-        <w:rPr>
-          <w:rFonts w:asciiTheme="minorHAnsi" w:eastAsiaTheme="minorHAnsi" w:hAnsiTheme="minorHAnsi" w:cstheme="minorHAnsi"/>
-          <w:kern w:val="2"/>
-          <w:lang w:val="en-US" w:eastAsia="en-US"/>
-          <w14:ligatures w14:val="standardContextual"/>
-        </w:rPr>
-        <w:t>.</w:t>
-      </w:r>
-    </w:p>
-    <w:p>
-      <w:pPr>
-        <w:pStyle w:val="NormalWeb"/>
-        <w:numPr>
-          <w:ilvl w:val="0"/>
-          <w:numId w:val="5"/>
-        </w:numPr>
-        <w:rPr>
-          <w:rFonts w:asciiTheme="minorHAnsi" w:eastAsiaTheme="minorHAnsi" w:hAnsiTheme="minorHAnsi" w:cstheme="minorHAnsi"/>
-          <w:kern w:val="2"/>
-          <w:lang w:val="en-US" w:eastAsia="en-US"/>
-          <w14:ligatures w14:val="standardContextual"/>
-        </w:rPr>
-      </w:pPr>
-      <w:r>
-        <w:rPr>
-          <w:rFonts w:asciiTheme="minorHAnsi" w:eastAsiaTheme="minorHAnsi" w:hAnsiTheme="minorHAnsi" w:cstheme="minorHAnsi"/>
-          <w:kern w:val="2"/>
-          <w:lang w:val="en-US" w:eastAsia="en-US"/>
-          <w14:ligatures w14:val="standardContextual"/>
-        </w:rPr>
-        <w:t>Analysis by nationality, country, purpose of visa</w:t>
-      </w:r>
-      <w:r>
-        <w:rPr>
-          <w:rFonts w:asciiTheme="minorHAnsi" w:eastAsiaTheme="minorHAnsi" w:hAnsiTheme="minorHAnsi" w:cstheme="minorHAnsi"/>
-          <w:kern w:val="2"/>
-          <w:lang w:val="en-US" w:eastAsia="en-US"/>
-          <w14:ligatures w14:val="standardContextual"/>
-        </w:rPr>
-        <w:t xml:space="preserve">, or demographic group. </w:t>
-      </w:r>
-    </w:p>
-    <w:p>
-      <w:pPr>
+      </w:pPr>
+      <w:r>
         <w:rPr>
           <w:rFonts w:eastAsiaTheme="majorEastAsia" w:cstheme="minorHAnsi"/>
           <w:b/>
@@ -2877,7 +2429,420 @@
           <w:szCs w:val="28"/>
           <w:lang w:val="en-US"/>
         </w:rPr>
-      </w:pPr>
+        <w:t>Scope</w:t>
+      </w:r>
+    </w:p>
+    <w:p>
+      <w:pPr>
+        <w:pStyle w:val="NormalWeb"/>
+        <w:rPr>
+          <w:rFonts w:asciiTheme="minorHAnsi" w:eastAsiaTheme="minorHAnsi" w:hAnsiTheme="minorHAnsi" w:cstheme="minorHAnsi"/>
+          <w:kern w:val="2"/>
+          <w:lang w:val="en-US" w:eastAsia="en-US"/>
+          <w14:ligatures w14:val="standardContextual"/>
+        </w:rPr>
+      </w:pPr>
+      <w:r>
+        <w:rPr>
+          <w:rFonts w:asciiTheme="minorHAnsi" w:eastAsiaTheme="minorHAnsi" w:hAnsiTheme="minorHAnsi" w:cstheme="minorHAnsi"/>
+          <w:kern w:val="2"/>
+          <w:lang w:val="en-US" w:eastAsia="en-US"/>
+          <w14:ligatures w14:val="standardContextual"/>
+        </w:rPr>
+        <w:t>The project will include:</w:t>
+      </w:r>
+    </w:p>
+    <w:p>
+      <w:pPr>
+        <w:pStyle w:val="NormalWeb"/>
+        <w:numPr>
+          <w:ilvl w:val="0"/>
+          <w:numId w:val="4"/>
+        </w:numPr>
+        <w:rPr>
+          <w:rFonts w:asciiTheme="minorHAnsi" w:eastAsiaTheme="minorHAnsi" w:hAnsiTheme="minorHAnsi" w:cstheme="minorHAnsi"/>
+          <w:kern w:val="2"/>
+          <w:lang w:val="en-US" w:eastAsia="en-US"/>
+          <w14:ligatures w14:val="standardContextual"/>
+        </w:rPr>
+      </w:pPr>
+      <w:r>
+        <w:rPr>
+          <w:rFonts w:asciiTheme="minorHAnsi" w:eastAsiaTheme="minorHAnsi" w:hAnsiTheme="minorHAnsi" w:cstheme="minorHAnsi"/>
+          <w:kern w:val="2"/>
+          <w:lang w:val="en-US" w:eastAsia="en-US"/>
+          <w14:ligatures w14:val="standardContextual"/>
+        </w:rPr>
+        <w:t>Anal</w:t>
+      </w:r>
+      <w:r>
+        <w:rPr>
+          <w:rFonts w:asciiTheme="minorHAnsi" w:eastAsiaTheme="minorHAnsi" w:hAnsiTheme="minorHAnsi" w:cstheme="minorHAnsi"/>
+          <w:kern w:val="2"/>
+          <w:lang w:val="en-US" w:eastAsia="en-US"/>
+          <w14:ligatures w14:val="standardContextual"/>
+        </w:rPr>
+        <w:t>ysis of historical monthly visa data from January 2017 to July 2026.</w:t>
+      </w:r>
+    </w:p>
+    <w:p>
+      <w:pPr>
+        <w:pStyle w:val="NormalWeb"/>
+        <w:numPr>
+          <w:ilvl w:val="0"/>
+          <w:numId w:val="4"/>
+        </w:numPr>
+        <w:rPr>
+          <w:rFonts w:asciiTheme="minorHAnsi" w:eastAsiaTheme="minorHAnsi" w:hAnsiTheme="minorHAnsi" w:cstheme="minorHAnsi"/>
+          <w:kern w:val="2"/>
+          <w:lang w:val="en-US" w:eastAsia="en-US"/>
+          <w14:ligatures w14:val="standardContextual"/>
+        </w:rPr>
+      </w:pPr>
+      <w:r>
+        <w:rPr>
+          <w:rFonts w:asciiTheme="minorHAnsi" w:eastAsiaTheme="minorHAnsi" w:hAnsiTheme="minorHAnsi" w:cstheme="minorHAnsi"/>
+          <w:kern w:val="2"/>
+          <w:lang w:val="en-US" w:eastAsia="en-US"/>
+          <w14:ligatures w14:val="standardContextual"/>
+        </w:rPr>
+        <w:t>Separ</w:t>
+      </w:r>
+      <w:r>
+        <w:rPr>
+          <w:rFonts w:asciiTheme="minorHAnsi" w:eastAsiaTheme="minorHAnsi" w:hAnsiTheme="minorHAnsi" w:cstheme="minorHAnsi"/>
+          <w:kern w:val="2"/>
+          <w:lang w:val="en-US" w:eastAsia="en-US"/>
+          <w14:ligatures w14:val="standardContextual"/>
+        </w:rPr>
+        <w:t>a</w:t>
+      </w:r>
+      <w:r>
+        <w:rPr>
+          <w:rFonts w:asciiTheme="minorHAnsi" w:eastAsiaTheme="minorHAnsi" w:hAnsiTheme="minorHAnsi" w:cstheme="minorHAnsi"/>
+          <w:kern w:val="2"/>
+          <w:lang w:val="en-US" w:eastAsia="en-US"/>
+          <w14:ligatures w14:val="standardContextual"/>
+        </w:rPr>
+        <w:t>te Analys</w:t>
+      </w:r>
+      <w:r>
+        <w:rPr>
+          <w:rFonts w:asciiTheme="minorHAnsi" w:eastAsiaTheme="minorHAnsi" w:hAnsiTheme="minorHAnsi" w:cstheme="minorHAnsi"/>
+          <w:kern w:val="2"/>
+          <w:lang w:val="en-US" w:eastAsia="en-US"/>
+          <w14:ligatures w14:val="standardContextual"/>
+        </w:rPr>
+        <w:t>is of short-term and</w:t>
+      </w:r>
+      <w:r>
+        <w:rPr>
+          <w:rFonts w:asciiTheme="minorHAnsi" w:eastAsiaTheme="minorHAnsi" w:hAnsiTheme="minorHAnsi" w:cstheme="minorHAnsi"/>
+          <w:kern w:val="2"/>
+          <w:lang w:val="en-US" w:eastAsia="en-US"/>
+          <w14:ligatures w14:val="standardContextual"/>
+        </w:rPr>
+        <w:t xml:space="preserve"> long-term visa applications.</w:t>
+      </w:r>
+    </w:p>
+    <w:p>
+      <w:pPr>
+        <w:pStyle w:val="NormalWeb"/>
+        <w:numPr>
+          <w:ilvl w:val="0"/>
+          <w:numId w:val="4"/>
+        </w:numPr>
+        <w:rPr>
+          <w:rFonts w:asciiTheme="minorHAnsi" w:eastAsiaTheme="minorHAnsi" w:hAnsiTheme="minorHAnsi" w:cstheme="minorHAnsi"/>
+          <w:kern w:val="2"/>
+          <w:lang w:val="en-US" w:eastAsia="en-US"/>
+          <w14:ligatures w14:val="standardContextual"/>
+        </w:rPr>
+      </w:pPr>
+      <w:r>
+        <w:rPr>
+          <w:rFonts w:asciiTheme="minorHAnsi" w:eastAsiaTheme="minorHAnsi" w:hAnsiTheme="minorHAnsi" w:cstheme="minorHAnsi"/>
+          <w:kern w:val="2"/>
+          <w:lang w:val="en-US" w:eastAsia="en-US"/>
+          <w14:ligatures w14:val="standardContextual"/>
+        </w:rPr>
+        <w:t>Exploratory analysis of applications received, approved, and denied.</w:t>
+      </w:r>
+    </w:p>
+    <w:p>
+      <w:pPr>
+        <w:pStyle w:val="NormalWeb"/>
+        <w:numPr>
+          <w:ilvl w:val="0"/>
+          <w:numId w:val="4"/>
+        </w:numPr>
+        <w:rPr>
+          <w:rFonts w:asciiTheme="minorHAnsi" w:eastAsiaTheme="minorHAnsi" w:hAnsiTheme="minorHAnsi" w:cstheme="minorHAnsi"/>
+          <w:kern w:val="2"/>
+          <w:lang w:val="en-US" w:eastAsia="en-US"/>
+          <w14:ligatures w14:val="standardContextual"/>
+        </w:rPr>
+      </w:pPr>
+      <w:r>
+        <w:rPr>
+          <w:rFonts w:asciiTheme="minorHAnsi" w:eastAsiaTheme="minorHAnsi" w:hAnsiTheme="minorHAnsi" w:cstheme="minorHAnsi"/>
+          <w:kern w:val="2"/>
+          <w:lang w:val="en-US" w:eastAsia="en-US"/>
+          <w14:ligatures w14:val="standardContextual"/>
+        </w:rPr>
+        <w:t xml:space="preserve">Analysis of trends </w:t>
+      </w:r>
+      <w:r>
+        <w:rPr>
+          <w:rFonts w:asciiTheme="minorHAnsi" w:eastAsiaTheme="minorHAnsi" w:hAnsiTheme="minorHAnsi" w:cstheme="minorHAnsi"/>
+          <w:kern w:val="2"/>
+          <w:lang w:val="en-US" w:eastAsia="en-US"/>
+          <w14:ligatures w14:val="standardContextual"/>
+        </w:rPr>
+        <w:t>and seasonality.</w:t>
+      </w:r>
+    </w:p>
+    <w:p>
+      <w:pPr>
+        <w:pStyle w:val="NormalWeb"/>
+        <w:numPr>
+          <w:ilvl w:val="0"/>
+          <w:numId w:val="4"/>
+        </w:numPr>
+        <w:rPr>
+          <w:rFonts w:asciiTheme="minorHAnsi" w:eastAsiaTheme="minorHAnsi" w:hAnsiTheme="minorHAnsi" w:cstheme="minorHAnsi"/>
+          <w:kern w:val="2"/>
+          <w:lang w:val="en-US" w:eastAsia="en-US"/>
+          <w14:ligatures w14:val="standardContextual"/>
+        </w:rPr>
+      </w:pPr>
+      <w:r>
+        <w:rPr>
+          <w:rFonts w:asciiTheme="minorHAnsi" w:eastAsiaTheme="minorHAnsi" w:hAnsiTheme="minorHAnsi" w:cstheme="minorHAnsi"/>
+          <w:kern w:val="2"/>
+          <w:lang w:val="en-US" w:eastAsia="en-US"/>
+          <w14:ligatures w14:val="standardContextual"/>
+        </w:rPr>
+        <w:t>Development of baseline and time-series forecast models.</w:t>
+      </w:r>
+    </w:p>
+    <w:p>
+      <w:pPr>
+        <w:pStyle w:val="NormalWeb"/>
+        <w:numPr>
+          <w:ilvl w:val="0"/>
+          <w:numId w:val="4"/>
+        </w:numPr>
+        <w:rPr>
+          <w:rFonts w:asciiTheme="minorHAnsi" w:eastAsiaTheme="minorHAnsi" w:hAnsiTheme="minorHAnsi" w:cstheme="minorHAnsi"/>
+          <w:kern w:val="2"/>
+          <w:lang w:val="en-US" w:eastAsia="en-US"/>
+          <w14:ligatures w14:val="standardContextual"/>
+        </w:rPr>
+      </w:pPr>
+      <w:r>
+        <w:rPr>
+          <w:rFonts w:asciiTheme="minorHAnsi" w:eastAsiaTheme="minorHAnsi" w:hAnsiTheme="minorHAnsi" w:cstheme="minorHAnsi"/>
+          <w:kern w:val="2"/>
+          <w:lang w:val="en-US" w:eastAsia="en-US"/>
+          <w14:ligatures w14:val="standardContextual"/>
+        </w:rPr>
+        <w:t xml:space="preserve">Comparison of model performance </w:t>
+      </w:r>
+      <w:r>
+        <w:rPr>
+          <w:rFonts w:asciiTheme="minorHAnsi" w:eastAsiaTheme="minorHAnsi" w:hAnsiTheme="minorHAnsi" w:cstheme="minorHAnsi"/>
+          <w:kern w:val="2"/>
+          <w:lang w:val="en-US" w:eastAsia="en-US"/>
+          <w14:ligatures w14:val="standardContextual"/>
+        </w:rPr>
+        <w:t>using appropriate error metrics.</w:t>
+      </w:r>
+    </w:p>
+    <w:p>
+      <w:pPr>
+        <w:pStyle w:val="NormalWeb"/>
+        <w:numPr>
+          <w:ilvl w:val="0"/>
+          <w:numId w:val="4"/>
+        </w:numPr>
+        <w:rPr>
+          <w:rFonts w:asciiTheme="minorHAnsi" w:eastAsiaTheme="minorHAnsi" w:hAnsiTheme="minorHAnsi" w:cstheme="minorHAnsi"/>
+          <w:kern w:val="2"/>
+          <w:lang w:val="en-US" w:eastAsia="en-US"/>
+          <w14:ligatures w14:val="standardContextual"/>
+        </w:rPr>
+      </w:pPr>
+      <w:r>
+        <w:rPr>
+          <w:rFonts w:asciiTheme="minorHAnsi" w:eastAsiaTheme="minorHAnsi" w:hAnsiTheme="minorHAnsi" w:cstheme="minorHAnsi"/>
+          <w:kern w:val="2"/>
+          <w:lang w:val="en-US" w:eastAsia="en-US"/>
+          <w14:ligatures w14:val="standardContextual"/>
+        </w:rPr>
+        <w:t xml:space="preserve">Development of business </w:t>
+      </w:r>
+      <w:r>
+        <w:rPr>
+          <w:rFonts w:asciiTheme="minorHAnsi" w:eastAsiaTheme="minorHAnsi" w:hAnsiTheme="minorHAnsi" w:cstheme="minorHAnsi"/>
+          <w:kern w:val="2"/>
+          <w:lang w:val="en-US" w:eastAsia="en-US"/>
+          <w14:ligatures w14:val="standardContextual"/>
+        </w:rPr>
+        <w:t xml:space="preserve">dashboard containing historical trends and forecast results. </w:t>
+      </w:r>
+    </w:p>
+    <w:p>
+      <w:pPr>
+        <w:pStyle w:val="NormalWeb"/>
+        <w:rPr>
+          <w:rFonts w:asciiTheme="minorHAnsi" w:eastAsiaTheme="minorHAnsi" w:hAnsiTheme="minorHAnsi" w:cstheme="minorHAnsi"/>
+          <w:kern w:val="2"/>
+          <w:lang w:val="en-US" w:eastAsia="en-US"/>
+          <w14:ligatures w14:val="standardContextual"/>
+        </w:rPr>
+      </w:pPr>
+      <w:r>
+        <w:rPr>
+          <w:rFonts w:asciiTheme="minorHAnsi" w:eastAsiaTheme="minorHAnsi" w:hAnsiTheme="minorHAnsi" w:cstheme="minorHAnsi"/>
+          <w:kern w:val="2"/>
+          <w:lang w:val="en-US" w:eastAsia="en-US"/>
+          <w14:ligatures w14:val="standardContextual"/>
+        </w:rPr>
+        <w:t>The following items are excluded from the project</w:t>
+      </w:r>
+      <w:r>
+        <w:rPr>
+          <w:rFonts w:asciiTheme="minorHAnsi" w:eastAsiaTheme="minorHAnsi" w:hAnsiTheme="minorHAnsi" w:cstheme="minorHAnsi"/>
+          <w:kern w:val="2"/>
+          <w:lang w:val="en-US" w:eastAsia="en-US"/>
+          <w14:ligatures w14:val="standardContextual"/>
+        </w:rPr>
+        <w:t xml:space="preserve">: </w:t>
+      </w:r>
+    </w:p>
+    <w:p>
+      <w:pPr>
+        <w:pStyle w:val="NormalWeb"/>
+        <w:numPr>
+          <w:ilvl w:val="0"/>
+          <w:numId w:val="5"/>
+        </w:numPr>
+        <w:rPr>
+          <w:rFonts w:asciiTheme="minorHAnsi" w:eastAsiaTheme="minorHAnsi" w:hAnsiTheme="minorHAnsi" w:cstheme="minorHAnsi"/>
+          <w:kern w:val="2"/>
+          <w:lang w:val="en-US" w:eastAsia="en-US"/>
+          <w14:ligatures w14:val="standardContextual"/>
+        </w:rPr>
+      </w:pPr>
+      <w:r>
+        <w:rPr>
+          <w:rFonts w:asciiTheme="minorHAnsi" w:eastAsiaTheme="minorHAnsi" w:hAnsiTheme="minorHAnsi" w:cstheme="minorHAnsi"/>
+          <w:kern w:val="2"/>
+          <w:lang w:val="en-US" w:eastAsia="en-US"/>
+          <w14:ligatures w14:val="standardContextual"/>
+        </w:rPr>
+        <w:t>Automated decisions to approve</w:t>
+      </w:r>
+      <w:r>
+        <w:rPr>
+          <w:rFonts w:asciiTheme="minorHAnsi" w:eastAsiaTheme="minorHAnsi" w:hAnsiTheme="minorHAnsi" w:cstheme="minorHAnsi"/>
+          <w:kern w:val="2"/>
+          <w:lang w:val="en-US" w:eastAsia="en-US"/>
+          <w14:ligatures w14:val="standardContextual"/>
+        </w:rPr>
+        <w:t xml:space="preserve"> or deny visa applications</w:t>
+      </w:r>
+    </w:p>
+    <w:p>
+      <w:pPr>
+        <w:pStyle w:val="NormalWeb"/>
+        <w:numPr>
+          <w:ilvl w:val="0"/>
+          <w:numId w:val="5"/>
+        </w:numPr>
+        <w:rPr>
+          <w:rFonts w:asciiTheme="minorHAnsi" w:eastAsiaTheme="minorHAnsi" w:hAnsiTheme="minorHAnsi" w:cstheme="minorHAnsi"/>
+          <w:kern w:val="2"/>
+          <w:lang w:val="en-US" w:eastAsia="en-US"/>
+          <w14:ligatures w14:val="standardContextual"/>
+        </w:rPr>
+      </w:pPr>
+      <w:r>
+        <w:rPr>
+          <w:rFonts w:asciiTheme="minorHAnsi" w:eastAsiaTheme="minorHAnsi" w:hAnsiTheme="minorHAnsi" w:cstheme="minorHAnsi"/>
+          <w:kern w:val="2"/>
+          <w:lang w:val="en-US" w:eastAsia="en-US"/>
+          <w14:ligatures w14:val="standardContextual"/>
+        </w:rPr>
+        <w:t>Predictions of individual visa outcomes</w:t>
+      </w:r>
+    </w:p>
+    <w:p>
+      <w:pPr>
+        <w:pStyle w:val="NormalWeb"/>
+        <w:numPr>
+          <w:ilvl w:val="0"/>
+          <w:numId w:val="5"/>
+        </w:numPr>
+        <w:rPr>
+          <w:rFonts w:asciiTheme="minorHAnsi" w:eastAsiaTheme="minorHAnsi" w:hAnsiTheme="minorHAnsi" w:cstheme="minorHAnsi"/>
+          <w:kern w:val="2"/>
+          <w:lang w:val="en-US" w:eastAsia="en-US"/>
+          <w14:ligatures w14:val="standardContextual"/>
+        </w:rPr>
+      </w:pPr>
+      <w:r>
+        <w:rPr>
+          <w:rFonts w:asciiTheme="minorHAnsi" w:eastAsiaTheme="minorHAnsi" w:hAnsiTheme="minorHAnsi" w:cstheme="minorHAnsi"/>
+          <w:kern w:val="2"/>
+          <w:lang w:val="en-US" w:eastAsia="en-US"/>
+          <w14:ligatures w14:val="standardContextual"/>
+        </w:rPr>
+        <w:t>Personal information</w:t>
+      </w:r>
+      <w:r>
+        <w:rPr>
+          <w:rFonts w:asciiTheme="minorHAnsi" w:eastAsiaTheme="minorHAnsi" w:hAnsiTheme="minorHAnsi" w:cstheme="minorHAnsi"/>
+          <w:kern w:val="2"/>
+          <w:lang w:val="en-US" w:eastAsia="en-US"/>
+          <w14:ligatures w14:val="standardContextual"/>
+        </w:rPr>
+        <w:t>.</w:t>
+      </w:r>
+    </w:p>
+    <w:p>
+      <w:pPr>
+        <w:pStyle w:val="NormalWeb"/>
+        <w:numPr>
+          <w:ilvl w:val="0"/>
+          <w:numId w:val="5"/>
+        </w:numPr>
+        <w:rPr>
+          <w:rFonts w:asciiTheme="minorHAnsi" w:eastAsiaTheme="minorHAnsi" w:hAnsiTheme="minorHAnsi" w:cstheme="minorHAnsi"/>
+          <w:kern w:val="2"/>
+          <w:lang w:val="en-US" w:eastAsia="en-US"/>
+          <w14:ligatures w14:val="standardContextual"/>
+        </w:rPr>
+      </w:pPr>
+      <w:r>
+        <w:rPr>
+          <w:rFonts w:asciiTheme="minorHAnsi" w:eastAsiaTheme="minorHAnsi" w:hAnsiTheme="minorHAnsi" w:cstheme="minorHAnsi"/>
+          <w:kern w:val="2"/>
+          <w:lang w:val="en-US" w:eastAsia="en-US"/>
+          <w14:ligatures w14:val="standardContextual"/>
+        </w:rPr>
+        <w:t>Analysis by nationality, country, purpose of visa</w:t>
+      </w:r>
+      <w:r>
+        <w:rPr>
+          <w:rFonts w:asciiTheme="minorHAnsi" w:eastAsiaTheme="minorHAnsi" w:hAnsiTheme="minorHAnsi" w:cstheme="minorHAnsi"/>
+          <w:kern w:val="2"/>
+          <w:lang w:val="en-US" w:eastAsia="en-US"/>
+          <w14:ligatures w14:val="standardContextual"/>
+        </w:rPr>
+        <w:t xml:space="preserve">, or demographic group. </w:t>
+      </w:r>
     </w:p>
     <w:p>
       <w:pPr>
@@ -2891,7 +2856,9 @@
           <w:lang w:val="en-US"/>
         </w:rPr>
       </w:pPr>
-      <w:r>
+    </w:p>
+    <w:p>
+      <w:pPr>
         <w:rPr>
           <w:rFonts w:eastAsiaTheme="majorEastAsia" w:cstheme="minorHAnsi"/>
           <w:b/>
@@ -2901,1072 +2868,8 @@
           <w:szCs w:val="28"/>
           <w:lang w:val="en-US"/>
         </w:rPr>
-        <w:lastRenderedPageBreak/>
-        <w:t>Methodology</w:t>
-      </w:r>
-    </w:p>
-    <w:p>
-      <w:pPr>
-        <w:pStyle w:val="NormalWeb"/>
-        <w:rPr>
-          <w:rFonts w:asciiTheme="minorHAnsi" w:hAnsiTheme="minorHAnsi" w:cstheme="minorHAnsi"/>
-          <w:highlight w:val="yellow"/>
-        </w:rPr>
-      </w:pPr>
-      <w:r>
-        <w:rPr>
-          <w:rFonts w:asciiTheme="minorHAnsi" w:hAnsiTheme="minorHAnsi" w:cstheme="minorHAnsi"/>
-          <w:highlight w:val="yellow"/>
-        </w:rPr>
-        <w:t>Describe how you plan to carry out the project. Explain the proposed data analytics methods, predictive modelling techniques, technologies and tools, and briefly justify your choices.</w:t>
-      </w:r>
-    </w:p>
-    <w:p>
-      <w:pPr>
-        <w:pStyle w:val="NormalWeb"/>
-        <w:rPr>
-          <w:rFonts w:asciiTheme="minorHAnsi" w:hAnsiTheme="minorHAnsi" w:cstheme="minorHAnsi"/>
-        </w:rPr>
-      </w:pPr>
-      <w:r>
-        <w:rPr>
-          <w:rFonts w:asciiTheme="minorHAnsi" w:hAnsiTheme="minorHAnsi" w:cstheme="minorHAnsi"/>
-          <w:highlight w:val="yellow"/>
-        </w:rPr>
-        <w:t xml:space="preserve">Include a </w:t>
-      </w:r>
-      <w:r>
-        <w:rPr>
-          <w:rStyle w:val="Forte"/>
-          <w:rFonts w:asciiTheme="minorHAnsi" w:hAnsiTheme="minorHAnsi" w:cstheme="minorHAnsi"/>
-          <w:highlight w:val="yellow"/>
-        </w:rPr>
-        <w:t>high-level architectural diagram</w:t>
-      </w:r>
-      <w:r>
-        <w:rPr>
-          <w:rFonts w:asciiTheme="minorHAnsi" w:hAnsiTheme="minorHAnsi" w:cstheme="minorHAnsi"/>
-          <w:highlight w:val="yellow"/>
-        </w:rPr>
-        <w:t xml:space="preserve"> showing the proposed workflow or system architecture and how the main components are connected. Briefly explain the main components and overall workflow.</w:t>
-      </w:r>
-    </w:p>
-    <w:p>
-      <w:pPr>
-        <w:pStyle w:val="NormalWeb"/>
-        <w:rPr>
-          <w:rFonts w:asciiTheme="minorHAnsi" w:eastAsiaTheme="minorHAnsi" w:hAnsiTheme="minorHAnsi" w:cstheme="minorHAnsi"/>
-          <w:kern w:val="2"/>
-          <w:lang w:val="en-US" w:eastAsia="en-US"/>
-          <w14:ligatures w14:val="standardContextual"/>
-        </w:rPr>
-      </w:pPr>
-      <w:r>
-        <w:rPr>
-          <w:rFonts w:asciiTheme="minorHAnsi" w:eastAsiaTheme="minorHAnsi" w:hAnsiTheme="minorHAnsi" w:cstheme="minorHAnsi"/>
-          <w:kern w:val="2"/>
-          <w:lang w:val="en-US" w:eastAsia="en-US"/>
-          <w14:ligatures w14:val="standardContextual"/>
-        </w:rPr>
-        <w:t xml:space="preserve">This project will follow five main stages: data preparation, exploratory analysis, predictive modelling, model </w:t>
-      </w:r>
-      <w:r>
-        <w:rPr>
-          <w:rFonts w:asciiTheme="minorHAnsi" w:eastAsiaTheme="minorHAnsi" w:hAnsiTheme="minorHAnsi" w:cstheme="minorHAnsi"/>
-          <w:kern w:val="2"/>
-          <w:lang w:val="en-US" w:eastAsia="en-US"/>
-          <w14:ligatures w14:val="standardContextual"/>
-        </w:rPr>
-        <w:t>evaluation and dashboard development.</w:t>
-      </w:r>
-    </w:p>
-    <w:p>
-      <w:pPr>
-        <w:pStyle w:val="NormalWeb"/>
-        <w:rPr>
-          <w:rFonts w:asciiTheme="minorHAnsi" w:eastAsiaTheme="minorHAnsi" w:hAnsiTheme="minorHAnsi" w:cstheme="minorHAnsi"/>
-          <w:kern w:val="2"/>
-          <w:lang w:val="en-US" w:eastAsia="en-US"/>
-          <w14:ligatures w14:val="standardContextual"/>
-        </w:rPr>
-      </w:pPr>
-      <w:r>
-        <w:rPr>
-          <w:rFonts w:asciiTheme="minorHAnsi" w:eastAsiaTheme="minorHAnsi" w:hAnsiTheme="minorHAnsi" w:cstheme="minorHAnsi"/>
-          <w:kern w:val="2"/>
-          <w:lang w:val="en-US" w:eastAsia="en-US"/>
-          <w14:ligatures w14:val="standardContextual"/>
-        </w:rPr>
-        <w:t>First, the file</w:t>
-      </w:r>
-      <w:r>
-        <w:rPr>
-          <w:rFonts w:asciiTheme="minorHAnsi" w:eastAsiaTheme="minorHAnsi" w:hAnsiTheme="minorHAnsi" w:cstheme="minorHAnsi"/>
-          <w:kern w:val="2"/>
-          <w:lang w:val="en-US" w:eastAsia="en-US"/>
-          <w14:ligatures w14:val="standardContextual"/>
-        </w:rPr>
-        <w:t xml:space="preserve"> will be imported using pandas. The data will be cleaned and </w:t>
-      </w:r>
-      <w:r>
-        <w:rPr>
-          <w:rFonts w:asciiTheme="minorHAnsi" w:eastAsiaTheme="minorHAnsi" w:hAnsiTheme="minorHAnsi" w:cstheme="minorHAnsi"/>
-          <w:kern w:val="2"/>
-          <w:lang w:val="en-US" w:eastAsia="en-US"/>
-          <w14:ligatures w14:val="standardContextual"/>
-        </w:rPr>
-        <w:t xml:space="preserve">transformed from </w:t>
-      </w:r>
-      <w:r>
-        <w:rPr>
-          <w:rFonts w:asciiTheme="minorHAnsi" w:eastAsiaTheme="minorHAnsi" w:hAnsiTheme="minorHAnsi" w:cstheme="minorHAnsi"/>
-          <w:kern w:val="2"/>
-          <w:lang w:val="en-US" w:eastAsia="en-US"/>
-          <w14:ligatures w14:val="standardContextual"/>
-        </w:rPr>
-        <w:t>wide format to long format. Int the final structure, each row will represent a month</w:t>
-      </w:r>
-      <w:r>
-        <w:rPr>
-          <w:rFonts w:asciiTheme="minorHAnsi" w:eastAsiaTheme="minorHAnsi" w:hAnsiTheme="minorHAnsi" w:cstheme="minorHAnsi"/>
-          <w:kern w:val="2"/>
-          <w:lang w:val="en-US" w:eastAsia="en-US"/>
-          <w14:ligatures w14:val="standardContextual"/>
-        </w:rPr>
-        <w:t>, the visa type, the application statis, and the</w:t>
-      </w:r>
-      <w:r>
-        <w:rPr>
-          <w:rFonts w:asciiTheme="minorHAnsi" w:eastAsiaTheme="minorHAnsi" w:hAnsiTheme="minorHAnsi" w:cstheme="minorHAnsi"/>
-          <w:kern w:val="2"/>
-          <w:lang w:val="en-US" w:eastAsia="en-US"/>
-          <w14:ligatures w14:val="standardContextual"/>
-        </w:rPr>
-        <w:t xml:space="preserve"> </w:t>
-      </w:r>
-      <w:r>
-        <w:rPr>
-          <w:rFonts w:asciiTheme="minorHAnsi" w:eastAsiaTheme="minorHAnsi" w:hAnsiTheme="minorHAnsi" w:cstheme="minorHAnsi"/>
-          <w:kern w:val="2"/>
-          <w:lang w:val="en-US" w:eastAsia="en-US"/>
-          <w14:ligatures w14:val="standardContextual"/>
-        </w:rPr>
-        <w:t xml:space="preserve">number of </w:t>
-      </w:r>
-      <w:r>
-        <w:rPr>
-          <w:rFonts w:asciiTheme="minorHAnsi" w:eastAsiaTheme="minorHAnsi" w:hAnsiTheme="minorHAnsi" w:cstheme="minorHAnsi"/>
-          <w:kern w:val="2"/>
-          <w:lang w:val="en-US" w:eastAsia="en-US"/>
-          <w14:ligatures w14:val="standardContextual"/>
-        </w:rPr>
-        <w:t>applications</w:t>
-      </w:r>
-      <w:r>
-        <w:rPr>
-          <w:rFonts w:asciiTheme="minorHAnsi" w:eastAsiaTheme="minorHAnsi" w:hAnsiTheme="minorHAnsi" w:cstheme="minorHAnsi"/>
-          <w:kern w:val="2"/>
-          <w:lang w:val="en-US" w:eastAsia="en-US"/>
-          <w14:ligatures w14:val="standardContextual"/>
-        </w:rPr>
-        <w:t>. A date co</w:t>
-      </w:r>
-      <w:r>
-        <w:rPr>
-          <w:rFonts w:asciiTheme="minorHAnsi" w:eastAsiaTheme="minorHAnsi" w:hAnsiTheme="minorHAnsi" w:cstheme="minorHAnsi"/>
-          <w:kern w:val="2"/>
-          <w:lang w:val="en-US" w:eastAsia="en-US"/>
-          <w14:ligatures w14:val="standardContextual"/>
-        </w:rPr>
-        <w:t xml:space="preserve">lumn we also be </w:t>
-      </w:r>
-      <w:r>
-        <w:rPr>
-          <w:rFonts w:asciiTheme="minorHAnsi" w:eastAsiaTheme="minorHAnsi" w:hAnsiTheme="minorHAnsi" w:cstheme="minorHAnsi"/>
-          <w:kern w:val="2"/>
-          <w:lang w:val="en-US" w:eastAsia="en-US"/>
-          <w14:ligatures w14:val="standardContextual"/>
-        </w:rPr>
-        <w:t>created</w:t>
-      </w:r>
-      <w:r>
-        <w:rPr>
-          <w:rFonts w:asciiTheme="minorHAnsi" w:eastAsiaTheme="minorHAnsi" w:hAnsiTheme="minorHAnsi" w:cstheme="minorHAnsi"/>
-          <w:kern w:val="2"/>
-          <w:lang w:val="en-US" w:eastAsia="en-US"/>
-          <w14:ligatures w14:val="standardContextual"/>
-        </w:rPr>
-        <w:t>,</w:t>
-      </w:r>
-      <w:r>
-        <w:rPr>
-          <w:rFonts w:asciiTheme="minorHAnsi" w:eastAsiaTheme="minorHAnsi" w:hAnsiTheme="minorHAnsi" w:cstheme="minorHAnsi"/>
-          <w:kern w:val="2"/>
-          <w:lang w:val="en-US" w:eastAsia="en-US"/>
-          <w14:ligatures w14:val="standardContextual"/>
-        </w:rPr>
-        <w:t xml:space="preserve"> missing values, </w:t>
-      </w:r>
-      <w:r>
-        <w:rPr>
-          <w:rFonts w:asciiTheme="minorHAnsi" w:eastAsiaTheme="minorHAnsi" w:hAnsiTheme="minorHAnsi" w:cstheme="minorHAnsi"/>
-          <w:kern w:val="2"/>
-          <w:lang w:val="en-US" w:eastAsia="en-US"/>
-          <w14:ligatures w14:val="standardContextual"/>
-        </w:rPr>
-        <w:t>and missing values will be checked.</w:t>
-      </w:r>
-    </w:p>
-    <w:p>
-      <w:pPr>
-        <w:pStyle w:val="NormalWeb"/>
-        <w:rPr>
-          <w:rFonts w:asciiTheme="minorHAnsi" w:eastAsiaTheme="minorHAnsi" w:hAnsiTheme="minorHAnsi" w:cstheme="minorHAnsi"/>
-          <w:kern w:val="2"/>
-          <w:lang w:val="en-US" w:eastAsia="en-US"/>
-          <w14:ligatures w14:val="standardContextual"/>
-        </w:rPr>
-      </w:pPr>
-      <w:r>
-        <w:rPr>
-          <w:rFonts w:asciiTheme="minorHAnsi" w:eastAsiaTheme="minorHAnsi" w:hAnsiTheme="minorHAnsi" w:cstheme="minorHAnsi"/>
-          <w:kern w:val="2"/>
-          <w:lang w:val="en-US" w:eastAsia="en-US"/>
-          <w14:ligatures w14:val="standardContextual"/>
-        </w:rPr>
-        <w:t xml:space="preserve">Next the project will make a monthly </w:t>
-      </w:r>
-      <w:r>
-        <w:rPr>
-          <w:rFonts w:asciiTheme="minorHAnsi" w:eastAsiaTheme="minorHAnsi" w:hAnsiTheme="minorHAnsi" w:cstheme="minorHAnsi"/>
-          <w:kern w:val="2"/>
-          <w:lang w:val="en-US" w:eastAsia="en-US"/>
-          <w14:ligatures w14:val="standardContextual"/>
-        </w:rPr>
-        <w:t xml:space="preserve">forecast of visa applications. </w:t>
-      </w:r>
-      <w:r>
-        <w:rPr>
-          <w:rFonts w:asciiTheme="minorHAnsi" w:eastAsiaTheme="minorHAnsi" w:hAnsiTheme="minorHAnsi" w:cstheme="minorHAnsi"/>
-          <w:kern w:val="2"/>
-          <w:lang w:val="en-US" w:eastAsia="en-US"/>
-          <w14:ligatures w14:val="standardContextual"/>
-        </w:rPr>
-        <w:t>Separate</w:t>
-      </w:r>
-      <w:r>
-        <w:rPr>
-          <w:rFonts w:asciiTheme="minorHAnsi" w:eastAsiaTheme="minorHAnsi" w:hAnsiTheme="minorHAnsi" w:cstheme="minorHAnsi"/>
-          <w:kern w:val="2"/>
-          <w:lang w:val="en-US" w:eastAsia="en-US"/>
-          <w14:ligatures w14:val="standardContextual"/>
-        </w:rPr>
-        <w:t xml:space="preserve"> </w:t>
-      </w:r>
-      <w:r>
-        <w:rPr>
-          <w:rFonts w:asciiTheme="minorHAnsi" w:eastAsiaTheme="minorHAnsi" w:hAnsiTheme="minorHAnsi" w:cstheme="minorHAnsi"/>
-          <w:kern w:val="2"/>
-          <w:lang w:val="en-US" w:eastAsia="en-US"/>
-          <w14:ligatures w14:val="standardContextual"/>
-        </w:rPr>
-        <w:t>models will</w:t>
-      </w:r>
-      <w:r>
-        <w:rPr>
-          <w:rFonts w:asciiTheme="minorHAnsi" w:eastAsiaTheme="minorHAnsi" w:hAnsiTheme="minorHAnsi" w:cstheme="minorHAnsi"/>
-          <w:kern w:val="2"/>
-          <w:lang w:val="en-US" w:eastAsia="en-US"/>
-          <w14:ligatures w14:val="standardContextual"/>
-        </w:rPr>
-        <w:t xml:space="preserve"> be created for short term</w:t>
-      </w:r>
-      <w:r>
-        <w:rPr>
-          <w:rFonts w:asciiTheme="minorHAnsi" w:eastAsiaTheme="minorHAnsi" w:hAnsiTheme="minorHAnsi" w:cstheme="minorHAnsi"/>
-          <w:kern w:val="2"/>
-          <w:lang w:val="en-US" w:eastAsia="en-US"/>
-          <w14:ligatures w14:val="standardContextual"/>
-        </w:rPr>
-        <w:t xml:space="preserve"> and </w:t>
-      </w:r>
-      <w:r>
-        <w:rPr>
-          <w:rFonts w:asciiTheme="minorHAnsi" w:eastAsiaTheme="minorHAnsi" w:hAnsiTheme="minorHAnsi" w:cstheme="minorHAnsi"/>
-          <w:kern w:val="2"/>
-          <w:lang w:val="en-US" w:eastAsia="en-US"/>
-          <w14:ligatures w14:val="standardContextual"/>
-        </w:rPr>
-        <w:t>long-term</w:t>
-      </w:r>
-      <w:r>
-        <w:rPr>
-          <w:rFonts w:asciiTheme="minorHAnsi" w:eastAsiaTheme="minorHAnsi" w:hAnsiTheme="minorHAnsi" w:cstheme="minorHAnsi"/>
-          <w:kern w:val="2"/>
-          <w:lang w:val="en-US" w:eastAsia="en-US"/>
-          <w14:ligatures w14:val="standardContextual"/>
-        </w:rPr>
-        <w:t xml:space="preserve"> visas, because these </w:t>
-      </w:r>
-      <w:r>
-        <w:rPr>
-          <w:rFonts w:asciiTheme="minorHAnsi" w:eastAsiaTheme="minorHAnsi" w:hAnsiTheme="minorHAnsi" w:cstheme="minorHAnsi"/>
-          <w:kern w:val="2"/>
-          <w:lang w:val="en-US" w:eastAsia="en-US"/>
-          <w14:ligatures w14:val="standardContextual"/>
-        </w:rPr>
-        <w:t>categories</w:t>
-      </w:r>
-      <w:r>
-        <w:rPr>
-          <w:rFonts w:asciiTheme="minorHAnsi" w:eastAsiaTheme="minorHAnsi" w:hAnsiTheme="minorHAnsi" w:cstheme="minorHAnsi"/>
-          <w:kern w:val="2"/>
-          <w:lang w:val="en-US" w:eastAsia="en-US"/>
-          <w14:ligatures w14:val="standardContextual"/>
-        </w:rPr>
-        <w:t xml:space="preserve"> have different </w:t>
-      </w:r>
-      <w:r>
-        <w:rPr>
-          <w:rFonts w:asciiTheme="minorHAnsi" w:eastAsiaTheme="minorHAnsi" w:hAnsiTheme="minorHAnsi" w:cstheme="minorHAnsi"/>
-          <w:kern w:val="2"/>
-          <w:lang w:val="en-US" w:eastAsia="en-US"/>
-          <w14:ligatures w14:val="standardContextual"/>
-        </w:rPr>
-        <w:t>volumes and demand trends.</w:t>
-      </w:r>
-    </w:p>
-    <w:p>
-      <w:pPr>
-        <w:pStyle w:val="NormalWeb"/>
-        <w:rPr>
-          <w:rFonts w:asciiTheme="minorHAnsi" w:eastAsiaTheme="minorHAnsi" w:hAnsiTheme="minorHAnsi" w:cstheme="minorHAnsi"/>
-          <w:kern w:val="2"/>
-          <w:lang w:val="en-US" w:eastAsia="en-US"/>
-          <w14:ligatures w14:val="standardContextual"/>
-        </w:rPr>
-      </w:pPr>
-      <w:r>
-        <w:rPr>
-          <w:rFonts w:asciiTheme="minorHAnsi" w:eastAsiaTheme="minorHAnsi" w:hAnsiTheme="minorHAnsi" w:cstheme="minorHAnsi"/>
-          <w:kern w:val="2"/>
-          <w:lang w:val="en-US" w:eastAsia="en-US"/>
-          <w14:ligatures w14:val="standardContextual"/>
-        </w:rPr>
-        <w:t xml:space="preserve">The first model will be a </w:t>
-      </w:r>
-      <w:r>
-        <w:rPr>
-          <w:rFonts w:asciiTheme="minorHAnsi" w:eastAsiaTheme="minorHAnsi" w:hAnsiTheme="minorHAnsi" w:cstheme="minorHAnsi"/>
-          <w:kern w:val="2"/>
-          <w:lang w:val="en-US" w:eastAsia="en-US"/>
-          <w14:ligatures w14:val="standardContextual"/>
-        </w:rPr>
-        <w:t xml:space="preserve">Naïve seasonal forecast. It will </w:t>
-      </w:r>
-      <w:r>
-        <w:rPr>
-          <w:rFonts w:asciiTheme="minorHAnsi" w:eastAsiaTheme="minorHAnsi" w:hAnsiTheme="minorHAnsi" w:cstheme="minorHAnsi"/>
-          <w:kern w:val="2"/>
-          <w:lang w:val="en-US" w:eastAsia="en-US"/>
-          <w14:ligatures w14:val="standardContextual"/>
-        </w:rPr>
-        <w:t>use figure for the same month of the previous year as the bases for the forecast</w:t>
-      </w:r>
-      <w:r>
-        <w:rPr>
-          <w:rFonts w:asciiTheme="minorHAnsi" w:eastAsiaTheme="minorHAnsi" w:hAnsiTheme="minorHAnsi" w:cstheme="minorHAnsi"/>
-          <w:kern w:val="2"/>
-          <w:lang w:val="en-US" w:eastAsia="en-US"/>
-          <w14:ligatures w14:val="standardContextual"/>
-        </w:rPr>
-        <w:t>. For example, the forecast for July 2027 will use the figure for July 2026. This model will provide a simple baseline for comparison.</w:t>
-      </w:r>
-    </w:p>
-    <w:p>
-      <w:pPr>
-        <w:pStyle w:val="NormalWeb"/>
-        <w:rPr>
-          <w:rFonts w:asciiTheme="minorHAnsi" w:eastAsiaTheme="minorHAnsi" w:hAnsiTheme="minorHAnsi" w:cstheme="minorHAnsi"/>
-          <w:kern w:val="2"/>
-          <w:lang w:val="en-US" w:eastAsia="en-US"/>
-          <w14:ligatures w14:val="standardContextual"/>
-        </w:rPr>
-      </w:pPr>
-      <w:r>
-        <w:rPr>
-          <w:rFonts w:asciiTheme="minorHAnsi" w:eastAsiaTheme="minorHAnsi" w:hAnsiTheme="minorHAnsi" w:cstheme="minorHAnsi"/>
-          <w:kern w:val="2"/>
-          <w:lang w:val="en-US" w:eastAsia="en-US"/>
-          <w14:ligatures w14:val="standardContextual"/>
-        </w:rPr>
-        <w:t xml:space="preserve">The second model will be the </w:t>
-      </w:r>
-      <w:r>
-        <w:rPr>
-          <w:rFonts w:asciiTheme="minorHAnsi" w:eastAsiaTheme="minorHAnsi" w:hAnsiTheme="minorHAnsi" w:cstheme="minorHAnsi"/>
-          <w:kern w:val="2"/>
-          <w:lang w:val="en-US" w:eastAsia="en-US"/>
-          <w14:ligatures w14:val="standardContextual"/>
-        </w:rPr>
-        <w:t>holt-winters exponential smoothing method</w:t>
-      </w:r>
-      <w:r>
-        <w:rPr>
-          <w:rFonts w:asciiTheme="minorHAnsi" w:eastAsiaTheme="minorHAnsi" w:hAnsiTheme="minorHAnsi" w:cstheme="minorHAnsi"/>
-          <w:kern w:val="2"/>
-          <w:lang w:val="en-US" w:eastAsia="en-US"/>
-          <w14:ligatures w14:val="standardContextual"/>
-        </w:rPr>
-        <w:t>.</w:t>
-      </w:r>
-      <w:r>
-        <w:rPr>
-          <w:rFonts w:asciiTheme="minorHAnsi" w:eastAsiaTheme="minorHAnsi" w:hAnsiTheme="minorHAnsi" w:cstheme="minorHAnsi"/>
-          <w:kern w:val="2"/>
-          <w:lang w:val="en-US" w:eastAsia="en-US"/>
-          <w14:ligatures w14:val="standardContextual"/>
-        </w:rPr>
-        <w:br/>
-        <w:t xml:space="preserve">this model is suitable for monthly data, as it allows for the identification of trends and seasonal patterns. </w:t>
-      </w:r>
-    </w:p>
-    <w:p>
-      <w:pPr>
-        <w:pStyle w:val="NormalWeb"/>
-        <w:rPr>
-          <w:rFonts w:asciiTheme="minorHAnsi" w:eastAsiaTheme="minorHAnsi" w:hAnsiTheme="minorHAnsi" w:cstheme="minorHAnsi"/>
-          <w:kern w:val="2"/>
-          <w:lang w:val="en-US" w:eastAsia="en-US"/>
-          <w14:ligatures w14:val="standardContextual"/>
-        </w:rPr>
-      </w:pPr>
-      <w:r>
-        <w:rPr>
-          <w:rFonts w:asciiTheme="minorHAnsi" w:eastAsiaTheme="minorHAnsi" w:hAnsiTheme="minorHAnsi" w:cstheme="minorHAnsi"/>
-          <w:kern w:val="2"/>
-          <w:lang w:val="en-US" w:eastAsia="en-US"/>
-          <w14:ligatures w14:val="standardContextual"/>
-        </w:rPr>
-        <w:t>The models will be trained using data from January 2017 to December 2024</w:t>
-      </w:r>
-      <w:r>
-        <w:rPr>
-          <w:rFonts w:asciiTheme="minorHAnsi" w:eastAsiaTheme="minorHAnsi" w:hAnsiTheme="minorHAnsi" w:cstheme="minorHAnsi"/>
-          <w:kern w:val="2"/>
-          <w:lang w:val="en-US" w:eastAsia="en-US"/>
-          <w14:ligatures w14:val="standardContextual"/>
-        </w:rPr>
-        <w:t xml:space="preserve">. Data from January using data from January </w:t>
-      </w:r>
-      <w:r>
-        <w:rPr>
-          <w:rFonts w:asciiTheme="minorHAnsi" w:eastAsiaTheme="minorHAnsi" w:hAnsiTheme="minorHAnsi" w:cstheme="minorHAnsi"/>
-          <w:kern w:val="2"/>
-          <w:lang w:val="en-US" w:eastAsia="en-US"/>
-          <w14:ligatures w14:val="standardContextual"/>
-        </w:rPr>
-        <w:t>to December 2025 will be used for testing</w:t>
-      </w:r>
-      <w:r>
-        <w:rPr>
-          <w:rFonts w:asciiTheme="minorHAnsi" w:eastAsiaTheme="minorHAnsi" w:hAnsiTheme="minorHAnsi" w:cstheme="minorHAnsi"/>
-          <w:kern w:val="2"/>
-          <w:lang w:val="en-US" w:eastAsia="en-US"/>
-          <w14:ligatures w14:val="standardContextual"/>
-        </w:rPr>
-        <w:t>. The forecast will be compare</w:t>
-      </w:r>
-      <w:r>
-        <w:rPr>
-          <w:rFonts w:asciiTheme="minorHAnsi" w:eastAsiaTheme="minorHAnsi" w:hAnsiTheme="minorHAnsi" w:cstheme="minorHAnsi"/>
-          <w:kern w:val="2"/>
-          <w:lang w:val="en-US" w:eastAsia="en-US"/>
-          <w14:ligatures w14:val="standardContextual"/>
-        </w:rPr>
-        <w:t>d with actual values using MAE, RMSE, and MAPE or SMAPE.</w:t>
-      </w:r>
-    </w:p>
-    <w:p>
-      <w:pPr>
-        <w:pStyle w:val="NormalWeb"/>
-        <w:rPr>
-          <w:rFonts w:asciiTheme="minorHAnsi" w:eastAsiaTheme="minorHAnsi" w:hAnsiTheme="minorHAnsi" w:cstheme="minorHAnsi"/>
-          <w:kern w:val="2"/>
-          <w:lang w:val="en-US" w:eastAsia="en-US"/>
-          <w14:ligatures w14:val="standardContextual"/>
-        </w:rPr>
-      </w:pPr>
-      <w:r>
-        <w:rPr>
-          <w:rFonts w:asciiTheme="minorHAnsi" w:eastAsiaTheme="minorHAnsi" w:hAnsiTheme="minorHAnsi" w:cstheme="minorHAnsi"/>
-          <w:kern w:val="2"/>
-          <w:lang w:val="en-US" w:eastAsia="en-US"/>
-          <w14:ligatures w14:val="standardContextual"/>
-        </w:rPr>
-        <w:t xml:space="preserve">The </w:t>
-      </w:r>
-      <w:r>
-        <w:rPr>
-          <w:rFonts w:asciiTheme="minorHAnsi" w:eastAsiaTheme="minorHAnsi" w:hAnsiTheme="minorHAnsi" w:cstheme="minorHAnsi"/>
-          <w:kern w:val="2"/>
-          <w:lang w:val="en-US" w:eastAsia="en-US"/>
-          <w14:ligatures w14:val="standardContextual"/>
-        </w:rPr>
-        <w:t>selected model will be the one that</w:t>
-      </w:r>
-      <w:r>
-        <w:rPr>
-          <w:rFonts w:asciiTheme="minorHAnsi" w:eastAsiaTheme="minorHAnsi" w:hAnsiTheme="minorHAnsi" w:cstheme="minorHAnsi"/>
-          <w:kern w:val="2"/>
-          <w:lang w:val="en-US" w:eastAsia="en-US"/>
-          <w14:ligatures w14:val="standardContextual"/>
-        </w:rPr>
-        <w:t xml:space="preserve"> offers the best balance between </w:t>
-      </w:r>
-      <w:r>
-        <w:rPr>
-          <w:rFonts w:asciiTheme="minorHAnsi" w:eastAsiaTheme="minorHAnsi" w:hAnsiTheme="minorHAnsi" w:cstheme="minorHAnsi"/>
-          <w:kern w:val="2"/>
-          <w:lang w:val="en-US" w:eastAsia="en-US"/>
-          <w14:ligatures w14:val="standardContextual"/>
-        </w:rPr>
-        <w:t>accuracy</w:t>
-      </w:r>
-      <w:r>
-        <w:rPr>
-          <w:rFonts w:asciiTheme="minorHAnsi" w:eastAsiaTheme="minorHAnsi" w:hAnsiTheme="minorHAnsi" w:cstheme="minorHAnsi"/>
-          <w:kern w:val="2"/>
-          <w:lang w:val="en-US" w:eastAsia="en-US"/>
-          <w14:ligatures w14:val="standardContextual"/>
-        </w:rPr>
-        <w:t>, simpli</w:t>
-      </w:r>
-      <w:r>
-        <w:rPr>
-          <w:rFonts w:asciiTheme="minorHAnsi" w:eastAsiaTheme="minorHAnsi" w:hAnsiTheme="minorHAnsi" w:cstheme="minorHAnsi"/>
-          <w:kern w:val="2"/>
-          <w:lang w:val="en-US" w:eastAsia="en-US"/>
-          <w14:ligatures w14:val="standardContextual"/>
-        </w:rPr>
-        <w:t>ci</w:t>
-      </w:r>
-      <w:r>
-        <w:rPr>
-          <w:rFonts w:asciiTheme="minorHAnsi" w:eastAsiaTheme="minorHAnsi" w:hAnsiTheme="minorHAnsi" w:cstheme="minorHAnsi"/>
-          <w:kern w:val="2"/>
-          <w:lang w:val="en-US" w:eastAsia="en-US"/>
-          <w14:ligatures w14:val="standardContextual"/>
-        </w:rPr>
-        <w:t xml:space="preserve">ty and </w:t>
-      </w:r>
-      <w:r>
-        <w:rPr>
-          <w:rFonts w:asciiTheme="minorHAnsi" w:eastAsiaTheme="minorHAnsi" w:hAnsiTheme="minorHAnsi" w:cstheme="minorHAnsi"/>
-          <w:kern w:val="2"/>
-          <w:lang w:val="en-US" w:eastAsia="en-US"/>
-          <w14:ligatures w14:val="standardContextual"/>
-        </w:rPr>
-        <w:t>usefulness for business users.</w:t>
-      </w:r>
-    </w:p>
-    <w:p>
-      <w:pPr>
-        <w:pStyle w:val="NormalWeb"/>
-        <w:rPr>
-          <w:rFonts w:asciiTheme="minorHAnsi" w:eastAsiaTheme="minorHAnsi" w:hAnsiTheme="minorHAnsi" w:cstheme="minorHAnsi"/>
-          <w:kern w:val="2"/>
-          <w:lang w:val="en-US" w:eastAsia="en-US"/>
-          <w14:ligatures w14:val="standardContextual"/>
-        </w:rPr>
-      </w:pPr>
-      <w:r>
-        <w:rPr>
-          <w:rFonts w:asciiTheme="minorHAnsi" w:eastAsiaTheme="minorHAnsi" w:hAnsiTheme="minorHAnsi" w:cstheme="minorHAnsi"/>
-          <w:kern w:val="2"/>
-          <w:lang w:val="en-US" w:eastAsia="en-US"/>
-          <w14:ligatures w14:val="standardContextual"/>
-        </w:rPr>
-        <w:t>The main to</w:t>
-      </w:r>
-      <w:r>
-        <w:rPr>
-          <w:rFonts w:asciiTheme="minorHAnsi" w:eastAsiaTheme="minorHAnsi" w:hAnsiTheme="minorHAnsi" w:cstheme="minorHAnsi"/>
-          <w:kern w:val="2"/>
-          <w:lang w:val="en-US" w:eastAsia="en-US"/>
-          <w14:ligatures w14:val="standardContextual"/>
-        </w:rPr>
-        <w:t>ols will be:</w:t>
-      </w:r>
-    </w:p>
-    <w:p>
-      <w:pPr>
-        <w:pStyle w:val="NormalWeb"/>
-        <w:numPr>
-          <w:ilvl w:val="0"/>
-          <w:numId w:val="6"/>
-        </w:numPr>
-        <w:rPr>
-          <w:rFonts w:asciiTheme="minorHAnsi" w:eastAsiaTheme="minorHAnsi" w:hAnsiTheme="minorHAnsi" w:cstheme="minorHAnsi"/>
-          <w:kern w:val="2"/>
-          <w:lang w:val="en-US" w:eastAsia="en-US"/>
-          <w14:ligatures w14:val="standardContextual"/>
-        </w:rPr>
-      </w:pPr>
-      <w:r>
-        <w:rPr>
-          <w:rFonts w:asciiTheme="minorHAnsi" w:eastAsiaTheme="minorHAnsi" w:hAnsiTheme="minorHAnsi" w:cstheme="minorHAnsi"/>
-          <w:kern w:val="2"/>
-          <w:lang w:val="en-US" w:eastAsia="en-US"/>
-          <w14:ligatures w14:val="standardContextual"/>
-        </w:rPr>
-        <w:t>Python: primary programming language.</w:t>
-      </w:r>
-    </w:p>
-    <w:p>
-      <w:pPr>
-        <w:pStyle w:val="NormalWeb"/>
-        <w:numPr>
-          <w:ilvl w:val="0"/>
-          <w:numId w:val="6"/>
-        </w:numPr>
-        <w:rPr>
-          <w:rFonts w:asciiTheme="minorHAnsi" w:eastAsiaTheme="minorHAnsi" w:hAnsiTheme="minorHAnsi" w:cstheme="minorHAnsi"/>
-          <w:kern w:val="2"/>
-          <w:lang w:val="en-US" w:eastAsia="en-US"/>
-          <w14:ligatures w14:val="standardContextual"/>
-        </w:rPr>
-      </w:pPr>
-      <w:r>
-        <w:rPr>
-          <w:rFonts w:asciiTheme="minorHAnsi" w:eastAsiaTheme="minorHAnsi" w:hAnsiTheme="minorHAnsi" w:cstheme="minorHAnsi"/>
-          <w:kern w:val="2"/>
-          <w:lang w:val="en-US" w:eastAsia="en-US"/>
-          <w14:ligatures w14:val="standardContextual"/>
-        </w:rPr>
-        <w:t>Pandas: data cleaning and transformation.</w:t>
-      </w:r>
-    </w:p>
-    <w:p>
-      <w:pPr>
-        <w:pStyle w:val="NormalWeb"/>
-        <w:numPr>
-          <w:ilvl w:val="0"/>
-          <w:numId w:val="6"/>
-        </w:numPr>
-        <w:rPr>
-          <w:rFonts w:asciiTheme="minorHAnsi" w:eastAsiaTheme="minorHAnsi" w:hAnsiTheme="minorHAnsi" w:cstheme="minorHAnsi"/>
-          <w:kern w:val="2"/>
-          <w:lang w:val="en-US" w:eastAsia="en-US"/>
-          <w14:ligatures w14:val="standardContextual"/>
-        </w:rPr>
-      </w:pPr>
-      <w:r>
-        <w:rPr>
-          <w:rFonts w:asciiTheme="minorHAnsi" w:eastAsiaTheme="minorHAnsi" w:hAnsiTheme="minorHAnsi" w:cstheme="minorHAnsi"/>
-          <w:kern w:val="2"/>
-          <w:lang w:val="en-US" w:eastAsia="en-US"/>
-          <w14:ligatures w14:val="standardContextual"/>
-        </w:rPr>
-        <w:t>Matplotlib and Seaborn: data visualization.</w:t>
-      </w:r>
-    </w:p>
-    <w:p>
-      <w:pPr>
-        <w:pStyle w:val="NormalWeb"/>
-        <w:numPr>
-          <w:ilvl w:val="0"/>
-          <w:numId w:val="6"/>
-        </w:numPr>
-        <w:rPr>
-          <w:rFonts w:asciiTheme="minorHAnsi" w:eastAsiaTheme="minorHAnsi" w:hAnsiTheme="minorHAnsi" w:cstheme="minorHAnsi"/>
-          <w:kern w:val="2"/>
-          <w:lang w:val="en-US" w:eastAsia="en-US"/>
-          <w14:ligatures w14:val="standardContextual"/>
-        </w:rPr>
-      </w:pPr>
-      <w:r>
-        <w:rPr>
-          <w:rFonts w:asciiTheme="minorHAnsi" w:eastAsiaTheme="minorHAnsi" w:hAnsiTheme="minorHAnsi" w:cstheme="minorHAnsi"/>
-          <w:kern w:val="2"/>
-          <w:lang w:val="en-US" w:eastAsia="en-US"/>
-          <w14:ligatures w14:val="standardContextual"/>
-        </w:rPr>
-        <w:t>Stats models</w:t>
-      </w:r>
-      <w:r>
-        <w:rPr>
-          <w:rFonts w:asciiTheme="minorHAnsi" w:eastAsiaTheme="minorHAnsi" w:hAnsiTheme="minorHAnsi" w:cstheme="minorHAnsi"/>
-          <w:kern w:val="2"/>
-          <w:lang w:val="en-US" w:eastAsia="en-US"/>
-          <w14:ligatures w14:val="standardContextual"/>
-        </w:rPr>
-        <w:t>: Holt-Winters and SARIMA models.</w:t>
-      </w:r>
-    </w:p>
-    <w:p>
-      <w:pPr>
-        <w:pStyle w:val="NormalWeb"/>
-        <w:numPr>
-          <w:ilvl w:val="0"/>
-          <w:numId w:val="6"/>
-        </w:numPr>
-        <w:rPr>
-          <w:rFonts w:asciiTheme="minorHAnsi" w:eastAsiaTheme="minorHAnsi" w:hAnsiTheme="minorHAnsi" w:cstheme="minorHAnsi"/>
-          <w:kern w:val="2"/>
-          <w:lang w:val="en-US" w:eastAsia="en-US"/>
-          <w14:ligatures w14:val="standardContextual"/>
-        </w:rPr>
-      </w:pPr>
-      <w:r>
-        <w:rPr>
-          <w:rFonts w:asciiTheme="minorHAnsi" w:eastAsiaTheme="minorHAnsi" w:hAnsiTheme="minorHAnsi" w:cstheme="minorHAnsi"/>
-          <w:kern w:val="2"/>
-          <w:lang w:val="en-US" w:eastAsia="en-US"/>
-          <w14:ligatures w14:val="standardContextual"/>
-        </w:rPr>
-        <w:t>Scikit-learn: evaluation metrics.</w:t>
-      </w:r>
-    </w:p>
-    <w:p>
-      <w:pPr>
-        <w:pStyle w:val="NormalWeb"/>
-        <w:numPr>
-          <w:ilvl w:val="0"/>
-          <w:numId w:val="6"/>
-        </w:numPr>
-        <w:rPr>
-          <w:rFonts w:asciiTheme="minorHAnsi" w:eastAsiaTheme="minorHAnsi" w:hAnsiTheme="minorHAnsi" w:cstheme="minorHAnsi"/>
-          <w:kern w:val="2"/>
-          <w:lang w:val="en-US" w:eastAsia="en-US"/>
-          <w14:ligatures w14:val="standardContextual"/>
-        </w:rPr>
-      </w:pPr>
-      <w:r>
-        <w:rPr>
-          <w:rFonts w:asciiTheme="minorHAnsi" w:eastAsiaTheme="minorHAnsi" w:hAnsiTheme="minorHAnsi" w:cstheme="minorHAnsi"/>
-          <w:kern w:val="2"/>
-          <w:lang w:val="en-US" w:eastAsia="en-US"/>
-          <w14:ligatures w14:val="standardContextual"/>
-        </w:rPr>
-        <w:t>Jupyter Notebook: code, analysis, and documentation.</w:t>
-      </w:r>
-    </w:p>
-    <w:p>
-      <w:pPr>
-        <w:pStyle w:val="NormalWeb"/>
-        <w:numPr>
-          <w:ilvl w:val="0"/>
-          <w:numId w:val="6"/>
-        </w:numPr>
-        <w:rPr>
-          <w:rFonts w:asciiTheme="minorHAnsi" w:eastAsiaTheme="minorHAnsi" w:hAnsiTheme="minorHAnsi" w:cstheme="minorHAnsi"/>
-          <w:kern w:val="2"/>
-          <w:lang w:val="en-US" w:eastAsia="en-US"/>
-          <w14:ligatures w14:val="standardContextual"/>
-        </w:rPr>
-      </w:pPr>
-      <w:r>
-        <w:rPr>
-          <w:rFonts w:asciiTheme="minorHAnsi" w:eastAsiaTheme="minorHAnsi" w:hAnsiTheme="minorHAnsi" w:cstheme="minorHAnsi"/>
-          <w:kern w:val="2"/>
-          <w:lang w:val="en-US" w:eastAsia="en-US"/>
-          <w14:ligatures w14:val="standardContextual"/>
-        </w:rPr>
-        <w:t>Power BI: final dashboard and business communication</w:t>
-      </w:r>
-      <w:r>
-        <w:rPr>
-          <w:rFonts w:asciiTheme="minorHAnsi" w:eastAsiaTheme="minorHAnsi" w:hAnsiTheme="minorHAnsi" w:cstheme="minorHAnsi"/>
-          <w:kern w:val="2"/>
-          <w:lang w:val="en-US" w:eastAsia="en-US"/>
-          <w14:ligatures w14:val="standardContextual"/>
-        </w:rPr>
-        <w:t>.</w:t>
-      </w:r>
-    </w:p>
-    <w:p>
-      <w:pPr>
-        <w:pStyle w:val="NormalWeb"/>
-        <w:rPr>
-          <w:rFonts w:asciiTheme="minorHAnsi" w:hAnsiTheme="minorHAnsi" w:cstheme="minorHAnsi"/>
-          <w:b/>
-          <w:bCs/>
-        </w:rPr>
-      </w:pPr>
-      <w:r>
-        <w:rPr>
-          <w:rFonts w:asciiTheme="minorHAnsi" w:hAnsiTheme="minorHAnsi" w:cstheme="minorHAnsi"/>
-          <w:b/>
-          <w:bCs/>
-        </w:rPr>
-        <w:lastRenderedPageBreak/>
-        <w:t>High-Level Architecture</w:t>
-      </w:r>
-    </w:p>
-    <w:p>
-      <w:pPr>
-        <w:pStyle w:val="NormalWeb"/>
-        <w:rPr>
-          <w:rFonts w:asciiTheme="minorHAnsi" w:eastAsiaTheme="minorHAnsi" w:hAnsiTheme="minorHAnsi" w:cstheme="minorHAnsi"/>
-          <w:kern w:val="2"/>
-          <w:lang w:val="en-US" w:eastAsia="en-US"/>
-          <w14:ligatures w14:val="standardContextual"/>
-        </w:rPr>
-      </w:pPr>
-      <w:r>
-        <w:rPr>
-          <w:rFonts w:asciiTheme="minorHAnsi" w:eastAsiaTheme="minorHAnsi" w:hAnsiTheme="minorHAnsi" w:cstheme="minorHAnsi"/>
-          <w:kern w:val="2"/>
-          <w:lang w:val="en-US" w:eastAsia="en-US"/>
-          <w14:ligatures w14:val="standardContextual"/>
-        </w:rPr>
-        <w:br/>
-        <w:t>CSV dataset</w:t>
-      </w:r>
-    </w:p>
-    <w:p>
-      <w:pPr>
-        <w:pStyle w:val="NormalWeb"/>
-        <w:rPr>
-          <w:rFonts w:asciiTheme="minorHAnsi" w:eastAsiaTheme="minorHAnsi" w:hAnsiTheme="minorHAnsi" w:cstheme="minorHAnsi"/>
-          <w:kern w:val="2"/>
-          <w:lang w:val="en-US" w:eastAsia="en-US"/>
-          <w14:ligatures w14:val="standardContextual"/>
-        </w:rPr>
-      </w:pPr>
-      <w:r>
-        <w:rPr>
-          <w:rFonts w:asciiTheme="minorHAnsi" w:eastAsiaTheme="minorHAnsi" w:hAnsiTheme="minorHAnsi" w:cstheme="minorHAnsi"/>
-          <w:kern w:val="2"/>
-          <w:lang w:val="en-US" w:eastAsia="en-US"/>
-          <w14:ligatures w14:val="standardContextual"/>
-        </w:rPr>
-        <w:t xml:space="preserve">     ↓</w:t>
-      </w:r>
-    </w:p>
-    <w:p>
-      <w:pPr>
-        <w:pStyle w:val="NormalWeb"/>
-        <w:rPr>
-          <w:rFonts w:asciiTheme="minorHAnsi" w:eastAsiaTheme="minorHAnsi" w:hAnsiTheme="minorHAnsi" w:cstheme="minorHAnsi"/>
-          <w:kern w:val="2"/>
-          <w:lang w:val="en-US" w:eastAsia="en-US"/>
-          <w14:ligatures w14:val="standardContextual"/>
-        </w:rPr>
-      </w:pPr>
-      <w:r>
-        <w:rPr>
-          <w:rFonts w:asciiTheme="minorHAnsi" w:eastAsiaTheme="minorHAnsi" w:hAnsiTheme="minorHAnsi" w:cstheme="minorHAnsi"/>
-          <w:kern w:val="2"/>
-          <w:lang w:val="en-US" w:eastAsia="en-US"/>
-          <w14:ligatures w14:val="standardContextual"/>
-        </w:rPr>
-        <w:t>Data preparation with Python and Pandas</w:t>
-      </w:r>
-    </w:p>
-    <w:p>
-      <w:pPr>
-        <w:pStyle w:val="NormalWeb"/>
-        <w:rPr>
-          <w:rFonts w:asciiTheme="minorHAnsi" w:eastAsiaTheme="minorHAnsi" w:hAnsiTheme="minorHAnsi" w:cstheme="minorHAnsi"/>
-          <w:kern w:val="2"/>
-          <w:lang w:val="en-US" w:eastAsia="en-US"/>
-          <w14:ligatures w14:val="standardContextual"/>
-        </w:rPr>
-      </w:pPr>
-      <w:r>
-        <w:rPr>
-          <w:rFonts w:asciiTheme="minorHAnsi" w:eastAsiaTheme="minorHAnsi" w:hAnsiTheme="minorHAnsi" w:cstheme="minorHAnsi"/>
-          <w:kern w:val="2"/>
-          <w:lang w:val="en-US" w:eastAsia="en-US"/>
-          <w14:ligatures w14:val="standardContextual"/>
-        </w:rPr>
-        <w:t xml:space="preserve">     ↓</w:t>
-      </w:r>
-    </w:p>
-    <w:p>
-      <w:pPr>
-        <w:pStyle w:val="NormalWeb"/>
-        <w:rPr>
-          <w:rFonts w:asciiTheme="minorHAnsi" w:eastAsiaTheme="minorHAnsi" w:hAnsiTheme="minorHAnsi" w:cstheme="minorHAnsi"/>
-          <w:kern w:val="2"/>
-          <w:lang w:val="en-US" w:eastAsia="en-US"/>
-          <w14:ligatures w14:val="standardContextual"/>
-        </w:rPr>
-      </w:pPr>
-      <w:r>
-        <w:rPr>
-          <w:rFonts w:asciiTheme="minorHAnsi" w:eastAsiaTheme="minorHAnsi" w:hAnsiTheme="minorHAnsi" w:cstheme="minorHAnsi"/>
-          <w:kern w:val="2"/>
-          <w:lang w:val="en-US" w:eastAsia="en-US"/>
-          <w14:ligatures w14:val="standardContextual"/>
-        </w:rPr>
-        <w:t>Exploratory analysis with charts</w:t>
-      </w:r>
-    </w:p>
-    <w:p>
-      <w:pPr>
-        <w:pStyle w:val="NormalWeb"/>
-        <w:rPr>
-          <w:rFonts w:asciiTheme="minorHAnsi" w:eastAsiaTheme="minorHAnsi" w:hAnsiTheme="minorHAnsi" w:cstheme="minorHAnsi"/>
-          <w:kern w:val="2"/>
-          <w:lang w:val="en-US" w:eastAsia="en-US"/>
-          <w14:ligatures w14:val="standardContextual"/>
-        </w:rPr>
-      </w:pPr>
-      <w:r>
-        <w:rPr>
-          <w:rFonts w:asciiTheme="minorHAnsi" w:eastAsiaTheme="minorHAnsi" w:hAnsiTheme="minorHAnsi" w:cstheme="minorHAnsi"/>
-          <w:kern w:val="2"/>
-          <w:lang w:val="en-US" w:eastAsia="en-US"/>
-          <w14:ligatures w14:val="standardContextual"/>
-        </w:rPr>
-        <w:t xml:space="preserve">     ↓</w:t>
-      </w:r>
-    </w:p>
-    <w:p>
-      <w:pPr>
-        <w:pStyle w:val="NormalWeb"/>
-        <w:rPr>
-          <w:rFonts w:asciiTheme="minorHAnsi" w:eastAsiaTheme="minorHAnsi" w:hAnsiTheme="minorHAnsi" w:cstheme="minorHAnsi"/>
-          <w:kern w:val="2"/>
-          <w:lang w:val="en-US" w:eastAsia="en-US"/>
-          <w14:ligatures w14:val="standardContextual"/>
-        </w:rPr>
-      </w:pPr>
-      <w:r>
-        <w:rPr>
-          <w:rFonts w:asciiTheme="minorHAnsi" w:eastAsiaTheme="minorHAnsi" w:hAnsiTheme="minorHAnsi" w:cstheme="minorHAnsi"/>
-          <w:kern w:val="2"/>
-          <w:lang w:val="en-US" w:eastAsia="en-US"/>
-          <w14:ligatures w14:val="standardContextual"/>
-        </w:rPr>
-        <w:t>Forecasting models</w:t>
-      </w:r>
-    </w:p>
-    <w:p>
-      <w:pPr>
-        <w:pStyle w:val="NormalWeb"/>
-        <w:rPr>
-          <w:rFonts w:asciiTheme="minorHAnsi" w:eastAsiaTheme="minorHAnsi" w:hAnsiTheme="minorHAnsi" w:cstheme="minorHAnsi"/>
-          <w:kern w:val="2"/>
-          <w:lang w:val="en-US" w:eastAsia="en-US"/>
-          <w14:ligatures w14:val="standardContextual"/>
-        </w:rPr>
-      </w:pPr>
-      <w:r>
-        <w:rPr>
-          <w:rFonts w:asciiTheme="minorHAnsi" w:eastAsiaTheme="minorHAnsi" w:hAnsiTheme="minorHAnsi" w:cstheme="minorHAnsi"/>
-          <w:kern w:val="2"/>
-          <w:lang w:val="en-US" w:eastAsia="en-US"/>
-          <w14:ligatures w14:val="standardContextual"/>
-        </w:rPr>
-        <w:t xml:space="preserve">     ↓</w:t>
-      </w:r>
-    </w:p>
-    <w:p>
-      <w:pPr>
-        <w:pStyle w:val="NormalWeb"/>
-        <w:rPr>
-          <w:rFonts w:asciiTheme="minorHAnsi" w:eastAsiaTheme="minorHAnsi" w:hAnsiTheme="minorHAnsi" w:cstheme="minorHAnsi"/>
-          <w:kern w:val="2"/>
-          <w:lang w:val="en-US" w:eastAsia="en-US"/>
-          <w14:ligatures w14:val="standardContextual"/>
-        </w:rPr>
-      </w:pPr>
-      <w:r>
-        <w:rPr>
-          <w:rFonts w:asciiTheme="minorHAnsi" w:eastAsiaTheme="minorHAnsi" w:hAnsiTheme="minorHAnsi" w:cstheme="minorHAnsi"/>
-          <w:kern w:val="2"/>
-          <w:lang w:val="en-US" w:eastAsia="en-US"/>
-          <w14:ligatures w14:val="standardContextual"/>
-        </w:rPr>
-        <w:t>Model evaluation</w:t>
-      </w:r>
-    </w:p>
-    <w:p>
-      <w:pPr>
-        <w:pStyle w:val="NormalWeb"/>
-        <w:rPr>
-          <w:rFonts w:asciiTheme="minorHAnsi" w:eastAsiaTheme="minorHAnsi" w:hAnsiTheme="minorHAnsi" w:cstheme="minorHAnsi"/>
-          <w:kern w:val="2"/>
-          <w:lang w:val="en-US" w:eastAsia="en-US"/>
-          <w14:ligatures w14:val="standardContextual"/>
-        </w:rPr>
-      </w:pPr>
-      <w:r>
-        <w:rPr>
-          <w:rFonts w:asciiTheme="minorHAnsi" w:eastAsiaTheme="minorHAnsi" w:hAnsiTheme="minorHAnsi" w:cstheme="minorHAnsi"/>
-          <w:kern w:val="2"/>
-          <w:lang w:val="en-US" w:eastAsia="en-US"/>
-          <w14:ligatures w14:val="standardContextual"/>
-        </w:rPr>
-        <w:t xml:space="preserve">     ↓</w:t>
-      </w:r>
-    </w:p>
-    <w:p>
-      <w:pPr>
-        <w:pStyle w:val="NormalWeb"/>
-        <w:rPr>
-          <w:rFonts w:asciiTheme="minorHAnsi" w:eastAsiaTheme="minorHAnsi" w:hAnsiTheme="minorHAnsi" w:cstheme="minorHAnsi"/>
-          <w:kern w:val="2"/>
-          <w:lang w:val="en-US" w:eastAsia="en-US"/>
-          <w14:ligatures w14:val="standardContextual"/>
-        </w:rPr>
-      </w:pPr>
-      <w:r>
-        <w:rPr>
-          <w:rFonts w:asciiTheme="minorHAnsi" w:eastAsiaTheme="minorHAnsi" w:hAnsiTheme="minorHAnsi" w:cstheme="minorHAnsi"/>
-          <w:kern w:val="2"/>
-          <w:lang w:val="en-US" w:eastAsia="en-US"/>
-          <w14:ligatures w14:val="standardContextual"/>
-        </w:rPr>
-        <w:t>Power BI dashboard</w:t>
-      </w:r>
-    </w:p>
-    <w:p>
-      <w:pPr>
-        <w:pStyle w:val="NormalWeb"/>
-        <w:rPr>
-          <w:rFonts w:asciiTheme="minorHAnsi" w:eastAsiaTheme="minorHAnsi" w:hAnsiTheme="minorHAnsi" w:cstheme="minorHAnsi"/>
-          <w:kern w:val="2"/>
-          <w:lang w:val="en-US" w:eastAsia="en-US"/>
-          <w14:ligatures w14:val="standardContextual"/>
-        </w:rPr>
-      </w:pPr>
-      <w:r>
-        <w:rPr>
-          <w:rFonts w:asciiTheme="minorHAnsi" w:eastAsiaTheme="minorHAnsi" w:hAnsiTheme="minorHAnsi" w:cstheme="minorHAnsi"/>
-          <w:kern w:val="2"/>
-          <w:lang w:val="en-US" w:eastAsia="en-US"/>
-          <w14:ligatures w14:val="standardContextual"/>
-        </w:rPr>
-        <w:t>The workflow starts with the official visa dataset. Python and Pandas will prepare the data for analysis. Matplotlib and Seaborn will help identify trends and seasonal patterns. Forecasting models will then estimate future demand. The models will be evaluated using historical test data. Finally, the results will be presented in Power BI through historical charts, forecasts, key performance indicators and peak-demand information.</w:t>
-      </w:r>
-    </w:p>
-    <w:p>
-      <w:pPr>
-        <w:pStyle w:val="NormalWeb"/>
-        <w:rPr>
-          <w:rFonts w:asciiTheme="minorHAnsi" w:eastAsiaTheme="minorHAnsi" w:hAnsiTheme="minorHAnsi" w:cstheme="minorHAnsi"/>
-          <w:kern w:val="2"/>
-          <w:lang w:val="en-US" w:eastAsia="en-US"/>
-          <w14:ligatures w14:val="standardContextual"/>
-        </w:rPr>
-      </w:pPr>
-      <w:r>
-        <w:rPr>
-          <w:rFonts w:asciiTheme="minorHAnsi" w:eastAsiaTheme="minorHAnsi" w:hAnsiTheme="minorHAnsi" w:cstheme="minorHAnsi"/>
-          <w:kern w:val="2"/>
-          <w:lang w:val="en-US" w:eastAsia="en-US"/>
-          <w14:ligatures w14:val="standardContextual"/>
-        </w:rPr>
-        <w:t>This architecture connects data preparation, analysis, prediction and communication in one structured process. It will help immigration managers understand future demand and plan staff and processing capacity more effectively.</w:t>
-      </w:r>
-    </w:p>
-    <w:p>
-      <w:pPr>
+      </w:pPr>
+      <w:r>
         <w:rPr>
           <w:rFonts w:eastAsiaTheme="majorEastAsia" w:cstheme="minorHAnsi"/>
           <w:b/>
@@ -3976,8 +2879,1124 @@
           <w:szCs w:val="28"/>
           <w:lang w:val="en-US"/>
         </w:rPr>
-      </w:pPr>
-      <w:r>
+        <w:t>Methodology</w:t>
+      </w:r>
+    </w:p>
+    <w:p>
+      <w:pPr>
+        <w:pStyle w:val="NormalWeb"/>
+        <w:rPr>
+          <w:rFonts w:asciiTheme="minorHAnsi" w:eastAsiaTheme="minorHAnsi" w:hAnsiTheme="minorHAnsi" w:cstheme="minorHAnsi"/>
+          <w:kern w:val="2"/>
+          <w:lang w:val="en-US" w:eastAsia="en-US"/>
+          <w14:ligatures w14:val="standardContextual"/>
+        </w:rPr>
+      </w:pPr>
+      <w:r>
+        <w:rPr>
+          <w:rFonts w:asciiTheme="minorHAnsi" w:eastAsiaTheme="minorHAnsi" w:hAnsiTheme="minorHAnsi" w:cstheme="minorHAnsi"/>
+          <w:kern w:val="2"/>
+          <w:lang w:val="en-US" w:eastAsia="en-US"/>
+          <w14:ligatures w14:val="standardContextual"/>
+        </w:rPr>
+        <w:t xml:space="preserve">This project will follow five main stages: data preparation, exploratory analysis, predictive modelling, model </w:t>
+      </w:r>
+      <w:r>
+        <w:rPr>
+          <w:rFonts w:asciiTheme="minorHAnsi" w:eastAsiaTheme="minorHAnsi" w:hAnsiTheme="minorHAnsi" w:cstheme="minorHAnsi"/>
+          <w:kern w:val="2"/>
+          <w:lang w:val="en-US" w:eastAsia="en-US"/>
+          <w14:ligatures w14:val="standardContextual"/>
+        </w:rPr>
+        <w:t>evaluation and dashboard development.</w:t>
+      </w:r>
+    </w:p>
+    <w:p>
+      <w:pPr>
+        <w:pStyle w:val="NormalWeb"/>
+        <w:rPr>
+          <w:rFonts w:asciiTheme="minorHAnsi" w:eastAsiaTheme="minorHAnsi" w:hAnsiTheme="minorHAnsi" w:cstheme="minorHAnsi"/>
+          <w:kern w:val="2"/>
+          <w:lang w:val="en-US" w:eastAsia="en-US"/>
+          <w14:ligatures w14:val="standardContextual"/>
+        </w:rPr>
+      </w:pPr>
+      <w:r>
+        <w:rPr>
+          <w:rFonts w:asciiTheme="minorHAnsi" w:eastAsiaTheme="minorHAnsi" w:hAnsiTheme="minorHAnsi" w:cstheme="minorHAnsi"/>
+          <w:kern w:val="2"/>
+          <w:lang w:val="en-US" w:eastAsia="en-US"/>
+          <w14:ligatures w14:val="standardContextual"/>
+        </w:rPr>
+        <w:t>First, the file</w:t>
+      </w:r>
+      <w:r>
+        <w:rPr>
+          <w:rFonts w:asciiTheme="minorHAnsi" w:eastAsiaTheme="minorHAnsi" w:hAnsiTheme="minorHAnsi" w:cstheme="minorHAnsi"/>
+          <w:kern w:val="2"/>
+          <w:lang w:val="en-US" w:eastAsia="en-US"/>
+          <w14:ligatures w14:val="standardContextual"/>
+        </w:rPr>
+        <w:t xml:space="preserve"> will be imported using pandas. The data will be cleaned and </w:t>
+      </w:r>
+      <w:r>
+        <w:rPr>
+          <w:rFonts w:asciiTheme="minorHAnsi" w:eastAsiaTheme="minorHAnsi" w:hAnsiTheme="minorHAnsi" w:cstheme="minorHAnsi"/>
+          <w:kern w:val="2"/>
+          <w:lang w:val="en-US" w:eastAsia="en-US"/>
+          <w14:ligatures w14:val="standardContextual"/>
+        </w:rPr>
+        <w:t xml:space="preserve">transformed from </w:t>
+      </w:r>
+      <w:r>
+        <w:rPr>
+          <w:rFonts w:asciiTheme="minorHAnsi" w:eastAsiaTheme="minorHAnsi" w:hAnsiTheme="minorHAnsi" w:cstheme="minorHAnsi"/>
+          <w:kern w:val="2"/>
+          <w:lang w:val="en-US" w:eastAsia="en-US"/>
+          <w14:ligatures w14:val="standardContextual"/>
+        </w:rPr>
+        <w:t xml:space="preserve">wide format to long format. Int the final structure, each row will represent a </w:t>
+      </w:r>
+      <w:r>
+        <w:rPr>
+          <w:rFonts w:asciiTheme="minorHAnsi" w:eastAsiaTheme="minorHAnsi" w:hAnsiTheme="minorHAnsi" w:cstheme="minorHAnsi"/>
+          <w:kern w:val="2"/>
+          <w:lang w:val="en-US" w:eastAsia="en-US"/>
+          <w14:ligatures w14:val="standardContextual"/>
+        </w:rPr>
+        <w:lastRenderedPageBreak/>
+        <w:t>month</w:t>
+      </w:r>
+      <w:r>
+        <w:rPr>
+          <w:rFonts w:asciiTheme="minorHAnsi" w:eastAsiaTheme="minorHAnsi" w:hAnsiTheme="minorHAnsi" w:cstheme="minorHAnsi"/>
+          <w:kern w:val="2"/>
+          <w:lang w:val="en-US" w:eastAsia="en-US"/>
+          <w14:ligatures w14:val="standardContextual"/>
+        </w:rPr>
+        <w:t>, the visa type, the application statis, and the</w:t>
+      </w:r>
+      <w:r>
+        <w:rPr>
+          <w:rFonts w:asciiTheme="minorHAnsi" w:eastAsiaTheme="minorHAnsi" w:hAnsiTheme="minorHAnsi" w:cstheme="minorHAnsi"/>
+          <w:kern w:val="2"/>
+          <w:lang w:val="en-US" w:eastAsia="en-US"/>
+          <w14:ligatures w14:val="standardContextual"/>
+        </w:rPr>
+        <w:t xml:space="preserve"> </w:t>
+      </w:r>
+      <w:r>
+        <w:rPr>
+          <w:rFonts w:asciiTheme="minorHAnsi" w:eastAsiaTheme="minorHAnsi" w:hAnsiTheme="minorHAnsi" w:cstheme="minorHAnsi"/>
+          <w:kern w:val="2"/>
+          <w:lang w:val="en-US" w:eastAsia="en-US"/>
+          <w14:ligatures w14:val="standardContextual"/>
+        </w:rPr>
+        <w:t xml:space="preserve">number of </w:t>
+      </w:r>
+      <w:r>
+        <w:rPr>
+          <w:rFonts w:asciiTheme="minorHAnsi" w:eastAsiaTheme="minorHAnsi" w:hAnsiTheme="minorHAnsi" w:cstheme="minorHAnsi"/>
+          <w:kern w:val="2"/>
+          <w:lang w:val="en-US" w:eastAsia="en-US"/>
+          <w14:ligatures w14:val="standardContextual"/>
+        </w:rPr>
+        <w:t>applications</w:t>
+      </w:r>
+      <w:r>
+        <w:rPr>
+          <w:rFonts w:asciiTheme="minorHAnsi" w:eastAsiaTheme="minorHAnsi" w:hAnsiTheme="minorHAnsi" w:cstheme="minorHAnsi"/>
+          <w:kern w:val="2"/>
+          <w:lang w:val="en-US" w:eastAsia="en-US"/>
+          <w14:ligatures w14:val="standardContextual"/>
+        </w:rPr>
+        <w:t>. A date co</w:t>
+      </w:r>
+      <w:r>
+        <w:rPr>
+          <w:rFonts w:asciiTheme="minorHAnsi" w:eastAsiaTheme="minorHAnsi" w:hAnsiTheme="minorHAnsi" w:cstheme="minorHAnsi"/>
+          <w:kern w:val="2"/>
+          <w:lang w:val="en-US" w:eastAsia="en-US"/>
+          <w14:ligatures w14:val="standardContextual"/>
+        </w:rPr>
+        <w:t xml:space="preserve">lumn we also be </w:t>
+      </w:r>
+      <w:r>
+        <w:rPr>
+          <w:rFonts w:asciiTheme="minorHAnsi" w:eastAsiaTheme="minorHAnsi" w:hAnsiTheme="minorHAnsi" w:cstheme="minorHAnsi"/>
+          <w:kern w:val="2"/>
+          <w:lang w:val="en-US" w:eastAsia="en-US"/>
+          <w14:ligatures w14:val="standardContextual"/>
+        </w:rPr>
+        <w:t>created</w:t>
+      </w:r>
+      <w:r>
+        <w:rPr>
+          <w:rFonts w:asciiTheme="minorHAnsi" w:eastAsiaTheme="minorHAnsi" w:hAnsiTheme="minorHAnsi" w:cstheme="minorHAnsi"/>
+          <w:kern w:val="2"/>
+          <w:lang w:val="en-US" w:eastAsia="en-US"/>
+          <w14:ligatures w14:val="standardContextual"/>
+        </w:rPr>
+        <w:t>,</w:t>
+      </w:r>
+      <w:r>
+        <w:rPr>
+          <w:rFonts w:asciiTheme="minorHAnsi" w:eastAsiaTheme="minorHAnsi" w:hAnsiTheme="minorHAnsi" w:cstheme="minorHAnsi"/>
+          <w:kern w:val="2"/>
+          <w:lang w:val="en-US" w:eastAsia="en-US"/>
+          <w14:ligatures w14:val="standardContextual"/>
+        </w:rPr>
+        <w:t xml:space="preserve"> missing values, </w:t>
+      </w:r>
+      <w:r>
+        <w:rPr>
+          <w:rFonts w:asciiTheme="minorHAnsi" w:eastAsiaTheme="minorHAnsi" w:hAnsiTheme="minorHAnsi" w:cstheme="minorHAnsi"/>
+          <w:kern w:val="2"/>
+          <w:lang w:val="en-US" w:eastAsia="en-US"/>
+          <w14:ligatures w14:val="standardContextual"/>
+        </w:rPr>
+        <w:t>and missing values will be checked.</w:t>
+      </w:r>
+    </w:p>
+    <w:p>
+      <w:pPr>
+        <w:pStyle w:val="NormalWeb"/>
+        <w:rPr>
+          <w:rFonts w:asciiTheme="minorHAnsi" w:eastAsiaTheme="minorHAnsi" w:hAnsiTheme="minorHAnsi" w:cstheme="minorHAnsi"/>
+          <w:kern w:val="2"/>
+          <w:lang w:val="en-US" w:eastAsia="en-US"/>
+          <w14:ligatures w14:val="standardContextual"/>
+        </w:rPr>
+      </w:pPr>
+      <w:r>
+        <w:rPr>
+          <w:rFonts w:asciiTheme="minorHAnsi" w:eastAsiaTheme="minorHAnsi" w:hAnsiTheme="minorHAnsi" w:cstheme="minorHAnsi"/>
+          <w:kern w:val="2"/>
+          <w:lang w:val="en-US" w:eastAsia="en-US"/>
+          <w14:ligatures w14:val="standardContextual"/>
+        </w:rPr>
+        <w:t xml:space="preserve">Next the project will make a monthly </w:t>
+      </w:r>
+      <w:r>
+        <w:rPr>
+          <w:rFonts w:asciiTheme="minorHAnsi" w:eastAsiaTheme="minorHAnsi" w:hAnsiTheme="minorHAnsi" w:cstheme="minorHAnsi"/>
+          <w:kern w:val="2"/>
+          <w:lang w:val="en-US" w:eastAsia="en-US"/>
+          <w14:ligatures w14:val="standardContextual"/>
+        </w:rPr>
+        <w:t xml:space="preserve">forecast of visa applications. </w:t>
+      </w:r>
+      <w:r>
+        <w:rPr>
+          <w:rFonts w:asciiTheme="minorHAnsi" w:eastAsiaTheme="minorHAnsi" w:hAnsiTheme="minorHAnsi" w:cstheme="minorHAnsi"/>
+          <w:kern w:val="2"/>
+          <w:lang w:val="en-US" w:eastAsia="en-US"/>
+          <w14:ligatures w14:val="standardContextual"/>
+        </w:rPr>
+        <w:t>Separate</w:t>
+      </w:r>
+      <w:r>
+        <w:rPr>
+          <w:rFonts w:asciiTheme="minorHAnsi" w:eastAsiaTheme="minorHAnsi" w:hAnsiTheme="minorHAnsi" w:cstheme="minorHAnsi"/>
+          <w:kern w:val="2"/>
+          <w:lang w:val="en-US" w:eastAsia="en-US"/>
+          <w14:ligatures w14:val="standardContextual"/>
+        </w:rPr>
+        <w:t xml:space="preserve"> </w:t>
+      </w:r>
+      <w:r>
+        <w:rPr>
+          <w:rFonts w:asciiTheme="minorHAnsi" w:eastAsiaTheme="minorHAnsi" w:hAnsiTheme="minorHAnsi" w:cstheme="minorHAnsi"/>
+          <w:kern w:val="2"/>
+          <w:lang w:val="en-US" w:eastAsia="en-US"/>
+          <w14:ligatures w14:val="standardContextual"/>
+        </w:rPr>
+        <w:t>models will</w:t>
+      </w:r>
+      <w:r>
+        <w:rPr>
+          <w:rFonts w:asciiTheme="minorHAnsi" w:eastAsiaTheme="minorHAnsi" w:hAnsiTheme="minorHAnsi" w:cstheme="minorHAnsi"/>
+          <w:kern w:val="2"/>
+          <w:lang w:val="en-US" w:eastAsia="en-US"/>
+          <w14:ligatures w14:val="standardContextual"/>
+        </w:rPr>
+        <w:t xml:space="preserve"> be created for short term</w:t>
+      </w:r>
+      <w:r>
+        <w:rPr>
+          <w:rFonts w:asciiTheme="minorHAnsi" w:eastAsiaTheme="minorHAnsi" w:hAnsiTheme="minorHAnsi" w:cstheme="minorHAnsi"/>
+          <w:kern w:val="2"/>
+          <w:lang w:val="en-US" w:eastAsia="en-US"/>
+          <w14:ligatures w14:val="standardContextual"/>
+        </w:rPr>
+        <w:t xml:space="preserve"> and </w:t>
+      </w:r>
+      <w:r>
+        <w:rPr>
+          <w:rFonts w:asciiTheme="minorHAnsi" w:eastAsiaTheme="minorHAnsi" w:hAnsiTheme="minorHAnsi" w:cstheme="minorHAnsi"/>
+          <w:kern w:val="2"/>
+          <w:lang w:val="en-US" w:eastAsia="en-US"/>
+          <w14:ligatures w14:val="standardContextual"/>
+        </w:rPr>
+        <w:t>long-term</w:t>
+      </w:r>
+      <w:r>
+        <w:rPr>
+          <w:rFonts w:asciiTheme="minorHAnsi" w:eastAsiaTheme="minorHAnsi" w:hAnsiTheme="minorHAnsi" w:cstheme="minorHAnsi"/>
+          <w:kern w:val="2"/>
+          <w:lang w:val="en-US" w:eastAsia="en-US"/>
+          <w14:ligatures w14:val="standardContextual"/>
+        </w:rPr>
+        <w:t xml:space="preserve"> visas, because these </w:t>
+      </w:r>
+      <w:r>
+        <w:rPr>
+          <w:rFonts w:asciiTheme="minorHAnsi" w:eastAsiaTheme="minorHAnsi" w:hAnsiTheme="minorHAnsi" w:cstheme="minorHAnsi"/>
+          <w:kern w:val="2"/>
+          <w:lang w:val="en-US" w:eastAsia="en-US"/>
+          <w14:ligatures w14:val="standardContextual"/>
+        </w:rPr>
+        <w:t>categories</w:t>
+      </w:r>
+      <w:r>
+        <w:rPr>
+          <w:rFonts w:asciiTheme="minorHAnsi" w:eastAsiaTheme="minorHAnsi" w:hAnsiTheme="minorHAnsi" w:cstheme="minorHAnsi"/>
+          <w:kern w:val="2"/>
+          <w:lang w:val="en-US" w:eastAsia="en-US"/>
+          <w14:ligatures w14:val="standardContextual"/>
+        </w:rPr>
+        <w:t xml:space="preserve"> have different </w:t>
+      </w:r>
+      <w:r>
+        <w:rPr>
+          <w:rFonts w:asciiTheme="minorHAnsi" w:eastAsiaTheme="minorHAnsi" w:hAnsiTheme="minorHAnsi" w:cstheme="minorHAnsi"/>
+          <w:kern w:val="2"/>
+          <w:lang w:val="en-US" w:eastAsia="en-US"/>
+          <w14:ligatures w14:val="standardContextual"/>
+        </w:rPr>
+        <w:t>volumes and demand trends.</w:t>
+      </w:r>
+    </w:p>
+    <w:p>
+      <w:pPr>
+        <w:pStyle w:val="NormalWeb"/>
+        <w:rPr>
+          <w:rFonts w:asciiTheme="minorHAnsi" w:eastAsiaTheme="minorHAnsi" w:hAnsiTheme="minorHAnsi" w:cstheme="minorHAnsi"/>
+          <w:kern w:val="2"/>
+          <w:lang w:val="en-US" w:eastAsia="en-US"/>
+          <w14:ligatures w14:val="standardContextual"/>
+        </w:rPr>
+      </w:pPr>
+      <w:r>
+        <w:rPr>
+          <w:rFonts w:asciiTheme="minorHAnsi" w:eastAsiaTheme="minorHAnsi" w:hAnsiTheme="minorHAnsi" w:cstheme="minorHAnsi"/>
+          <w:kern w:val="2"/>
+          <w:lang w:val="en-US" w:eastAsia="en-US"/>
+          <w14:ligatures w14:val="standardContextual"/>
+        </w:rPr>
+        <w:t xml:space="preserve">The first model will be a </w:t>
+      </w:r>
+      <w:r>
+        <w:rPr>
+          <w:rFonts w:asciiTheme="minorHAnsi" w:eastAsiaTheme="minorHAnsi" w:hAnsiTheme="minorHAnsi" w:cstheme="minorHAnsi"/>
+          <w:kern w:val="2"/>
+          <w:lang w:val="en-US" w:eastAsia="en-US"/>
+          <w14:ligatures w14:val="standardContextual"/>
+        </w:rPr>
+        <w:t xml:space="preserve">Naïve seasonal forecast. It will </w:t>
+      </w:r>
+      <w:r>
+        <w:rPr>
+          <w:rFonts w:asciiTheme="minorHAnsi" w:eastAsiaTheme="minorHAnsi" w:hAnsiTheme="minorHAnsi" w:cstheme="minorHAnsi"/>
+          <w:kern w:val="2"/>
+          <w:lang w:val="en-US" w:eastAsia="en-US"/>
+          <w14:ligatures w14:val="standardContextual"/>
+        </w:rPr>
+        <w:t>use figure for the same month of the previous year as the bases for the forecast</w:t>
+      </w:r>
+      <w:r>
+        <w:rPr>
+          <w:rFonts w:asciiTheme="minorHAnsi" w:eastAsiaTheme="minorHAnsi" w:hAnsiTheme="minorHAnsi" w:cstheme="minorHAnsi"/>
+          <w:kern w:val="2"/>
+          <w:lang w:val="en-US" w:eastAsia="en-US"/>
+          <w14:ligatures w14:val="standardContextual"/>
+        </w:rPr>
+        <w:t>. For example, the forecast for July 2027 will use the figure for July 2026. This model will provide a simple baseline for comparison.</w:t>
+      </w:r>
+    </w:p>
+    <w:p>
+      <w:pPr>
+        <w:pStyle w:val="NormalWeb"/>
+        <w:rPr>
+          <w:rFonts w:asciiTheme="minorHAnsi" w:eastAsiaTheme="minorHAnsi" w:hAnsiTheme="minorHAnsi" w:cstheme="minorHAnsi"/>
+          <w:kern w:val="2"/>
+          <w:lang w:val="en-US" w:eastAsia="en-US"/>
+          <w14:ligatures w14:val="standardContextual"/>
+        </w:rPr>
+      </w:pPr>
+      <w:r>
+        <w:rPr>
+          <w:rFonts w:asciiTheme="minorHAnsi" w:eastAsiaTheme="minorHAnsi" w:hAnsiTheme="minorHAnsi" w:cstheme="minorHAnsi"/>
+          <w:kern w:val="2"/>
+          <w:lang w:val="en-US" w:eastAsia="en-US"/>
+          <w14:ligatures w14:val="standardContextual"/>
+        </w:rPr>
+        <w:t xml:space="preserve">The second model will be the </w:t>
+      </w:r>
+      <w:r>
+        <w:rPr>
+          <w:rFonts w:asciiTheme="minorHAnsi" w:eastAsiaTheme="minorHAnsi" w:hAnsiTheme="minorHAnsi" w:cstheme="minorHAnsi"/>
+          <w:kern w:val="2"/>
+          <w:lang w:val="en-US" w:eastAsia="en-US"/>
+          <w14:ligatures w14:val="standardContextual"/>
+        </w:rPr>
+        <w:t>holt-winters exponential smoothing method</w:t>
+      </w:r>
+      <w:r>
+        <w:rPr>
+          <w:rFonts w:asciiTheme="minorHAnsi" w:eastAsiaTheme="minorHAnsi" w:hAnsiTheme="minorHAnsi" w:cstheme="minorHAnsi"/>
+          <w:kern w:val="2"/>
+          <w:lang w:val="en-US" w:eastAsia="en-US"/>
+          <w14:ligatures w14:val="standardContextual"/>
+        </w:rPr>
+        <w:t>.</w:t>
+      </w:r>
+      <w:r>
+        <w:rPr>
+          <w:rFonts w:asciiTheme="minorHAnsi" w:eastAsiaTheme="minorHAnsi" w:hAnsiTheme="minorHAnsi" w:cstheme="minorHAnsi"/>
+          <w:kern w:val="2"/>
+          <w:lang w:val="en-US" w:eastAsia="en-US"/>
+          <w14:ligatures w14:val="standardContextual"/>
+        </w:rPr>
+        <w:br/>
+        <w:t xml:space="preserve">this model is suitable for monthly data, as it allows for the identification of trends and seasonal patterns. </w:t>
+      </w:r>
+    </w:p>
+    <w:p>
+      <w:pPr>
+        <w:pStyle w:val="NormalWeb"/>
+        <w:rPr>
+          <w:rFonts w:asciiTheme="minorHAnsi" w:eastAsiaTheme="minorHAnsi" w:hAnsiTheme="minorHAnsi" w:cstheme="minorHAnsi"/>
+          <w:kern w:val="2"/>
+          <w:lang w:val="en-US" w:eastAsia="en-US"/>
+          <w14:ligatures w14:val="standardContextual"/>
+        </w:rPr>
+      </w:pPr>
+      <w:r>
+        <w:rPr>
+          <w:rFonts w:asciiTheme="minorHAnsi" w:eastAsiaTheme="minorHAnsi" w:hAnsiTheme="minorHAnsi" w:cstheme="minorHAnsi"/>
+          <w:kern w:val="2"/>
+          <w:lang w:val="en-US" w:eastAsia="en-US"/>
+          <w14:ligatures w14:val="standardContextual"/>
+        </w:rPr>
+        <w:t>The models will be trained using data from January 2017 to December 2024</w:t>
+      </w:r>
+      <w:r>
+        <w:rPr>
+          <w:rFonts w:asciiTheme="minorHAnsi" w:eastAsiaTheme="minorHAnsi" w:hAnsiTheme="minorHAnsi" w:cstheme="minorHAnsi"/>
+          <w:kern w:val="2"/>
+          <w:lang w:val="en-US" w:eastAsia="en-US"/>
+          <w14:ligatures w14:val="standardContextual"/>
+        </w:rPr>
+        <w:t xml:space="preserve">. Data from January using data from January </w:t>
+      </w:r>
+      <w:r>
+        <w:rPr>
+          <w:rFonts w:asciiTheme="minorHAnsi" w:eastAsiaTheme="minorHAnsi" w:hAnsiTheme="minorHAnsi" w:cstheme="minorHAnsi"/>
+          <w:kern w:val="2"/>
+          <w:lang w:val="en-US" w:eastAsia="en-US"/>
+          <w14:ligatures w14:val="standardContextual"/>
+        </w:rPr>
+        <w:t>to December 2025 will be used for testing</w:t>
+      </w:r>
+      <w:r>
+        <w:rPr>
+          <w:rFonts w:asciiTheme="minorHAnsi" w:eastAsiaTheme="minorHAnsi" w:hAnsiTheme="minorHAnsi" w:cstheme="minorHAnsi"/>
+          <w:kern w:val="2"/>
+          <w:lang w:val="en-US" w:eastAsia="en-US"/>
+          <w14:ligatures w14:val="standardContextual"/>
+        </w:rPr>
+        <w:t>. The forecast will be compare</w:t>
+      </w:r>
+      <w:r>
+        <w:rPr>
+          <w:rFonts w:asciiTheme="minorHAnsi" w:eastAsiaTheme="minorHAnsi" w:hAnsiTheme="minorHAnsi" w:cstheme="minorHAnsi"/>
+          <w:kern w:val="2"/>
+          <w:lang w:val="en-US" w:eastAsia="en-US"/>
+          <w14:ligatures w14:val="standardContextual"/>
+        </w:rPr>
+        <w:t>d with actual values using MAE, RMSE, and MAPE or SMAPE.</w:t>
+      </w:r>
+    </w:p>
+    <w:p>
+      <w:pPr>
+        <w:pStyle w:val="NormalWeb"/>
+        <w:rPr>
+          <w:rFonts w:asciiTheme="minorHAnsi" w:eastAsiaTheme="minorHAnsi" w:hAnsiTheme="minorHAnsi" w:cstheme="minorHAnsi"/>
+          <w:kern w:val="2"/>
+          <w:lang w:val="en-US" w:eastAsia="en-US"/>
+          <w14:ligatures w14:val="standardContextual"/>
+        </w:rPr>
+      </w:pPr>
+      <w:r>
+        <w:rPr>
+          <w:rFonts w:asciiTheme="minorHAnsi" w:eastAsiaTheme="minorHAnsi" w:hAnsiTheme="minorHAnsi" w:cstheme="minorHAnsi"/>
+          <w:kern w:val="2"/>
+          <w:lang w:val="en-US" w:eastAsia="en-US"/>
+          <w14:ligatures w14:val="standardContextual"/>
+        </w:rPr>
+        <w:t xml:space="preserve">The </w:t>
+      </w:r>
+      <w:r>
+        <w:rPr>
+          <w:rFonts w:asciiTheme="minorHAnsi" w:eastAsiaTheme="minorHAnsi" w:hAnsiTheme="minorHAnsi" w:cstheme="minorHAnsi"/>
+          <w:kern w:val="2"/>
+          <w:lang w:val="en-US" w:eastAsia="en-US"/>
+          <w14:ligatures w14:val="standardContextual"/>
+        </w:rPr>
+        <w:t>selected model will be the one that</w:t>
+      </w:r>
+      <w:r>
+        <w:rPr>
+          <w:rFonts w:asciiTheme="minorHAnsi" w:eastAsiaTheme="minorHAnsi" w:hAnsiTheme="minorHAnsi" w:cstheme="minorHAnsi"/>
+          <w:kern w:val="2"/>
+          <w:lang w:val="en-US" w:eastAsia="en-US"/>
+          <w14:ligatures w14:val="standardContextual"/>
+        </w:rPr>
+        <w:t xml:space="preserve"> offers the best balance between </w:t>
+      </w:r>
+      <w:r>
+        <w:rPr>
+          <w:rFonts w:asciiTheme="minorHAnsi" w:eastAsiaTheme="minorHAnsi" w:hAnsiTheme="minorHAnsi" w:cstheme="minorHAnsi"/>
+          <w:kern w:val="2"/>
+          <w:lang w:val="en-US" w:eastAsia="en-US"/>
+          <w14:ligatures w14:val="standardContextual"/>
+        </w:rPr>
+        <w:t>accuracy</w:t>
+      </w:r>
+      <w:r>
+        <w:rPr>
+          <w:rFonts w:asciiTheme="minorHAnsi" w:eastAsiaTheme="minorHAnsi" w:hAnsiTheme="minorHAnsi" w:cstheme="minorHAnsi"/>
+          <w:kern w:val="2"/>
+          <w:lang w:val="en-US" w:eastAsia="en-US"/>
+          <w14:ligatures w14:val="standardContextual"/>
+        </w:rPr>
+        <w:t>, simpli</w:t>
+      </w:r>
+      <w:r>
+        <w:rPr>
+          <w:rFonts w:asciiTheme="minorHAnsi" w:eastAsiaTheme="minorHAnsi" w:hAnsiTheme="minorHAnsi" w:cstheme="minorHAnsi"/>
+          <w:kern w:val="2"/>
+          <w:lang w:val="en-US" w:eastAsia="en-US"/>
+          <w14:ligatures w14:val="standardContextual"/>
+        </w:rPr>
+        <w:t>ci</w:t>
+      </w:r>
+      <w:r>
+        <w:rPr>
+          <w:rFonts w:asciiTheme="minorHAnsi" w:eastAsiaTheme="minorHAnsi" w:hAnsiTheme="minorHAnsi" w:cstheme="minorHAnsi"/>
+          <w:kern w:val="2"/>
+          <w:lang w:val="en-US" w:eastAsia="en-US"/>
+          <w14:ligatures w14:val="standardContextual"/>
+        </w:rPr>
+        <w:t xml:space="preserve">ty and </w:t>
+      </w:r>
+      <w:r>
+        <w:rPr>
+          <w:rFonts w:asciiTheme="minorHAnsi" w:eastAsiaTheme="minorHAnsi" w:hAnsiTheme="minorHAnsi" w:cstheme="minorHAnsi"/>
+          <w:kern w:val="2"/>
+          <w:lang w:val="en-US" w:eastAsia="en-US"/>
+          <w14:ligatures w14:val="standardContextual"/>
+        </w:rPr>
+        <w:t>usefulness for business users.</w:t>
+      </w:r>
+    </w:p>
+    <w:p>
+      <w:pPr>
+        <w:pStyle w:val="NormalWeb"/>
+        <w:rPr>
+          <w:rFonts w:asciiTheme="minorHAnsi" w:eastAsiaTheme="minorHAnsi" w:hAnsiTheme="minorHAnsi" w:cstheme="minorHAnsi"/>
+          <w:kern w:val="2"/>
+          <w:lang w:val="en-US" w:eastAsia="en-US"/>
+          <w14:ligatures w14:val="standardContextual"/>
+        </w:rPr>
+      </w:pPr>
+      <w:r>
+        <w:rPr>
+          <w:rFonts w:asciiTheme="minorHAnsi" w:eastAsiaTheme="minorHAnsi" w:hAnsiTheme="minorHAnsi" w:cstheme="minorHAnsi"/>
+          <w:kern w:val="2"/>
+          <w:lang w:val="en-US" w:eastAsia="en-US"/>
+          <w14:ligatures w14:val="standardContextual"/>
+        </w:rPr>
+        <w:t>The main to</w:t>
+      </w:r>
+      <w:r>
+        <w:rPr>
+          <w:rFonts w:asciiTheme="minorHAnsi" w:eastAsiaTheme="minorHAnsi" w:hAnsiTheme="minorHAnsi" w:cstheme="minorHAnsi"/>
+          <w:kern w:val="2"/>
+          <w:lang w:val="en-US" w:eastAsia="en-US"/>
+          <w14:ligatures w14:val="standardContextual"/>
+        </w:rPr>
+        <w:t>ols will be:</w:t>
+      </w:r>
+    </w:p>
+    <w:p>
+      <w:pPr>
+        <w:pStyle w:val="NormalWeb"/>
+        <w:numPr>
+          <w:ilvl w:val="0"/>
+          <w:numId w:val="6"/>
+        </w:numPr>
+        <w:rPr>
+          <w:rFonts w:asciiTheme="minorHAnsi" w:eastAsiaTheme="minorHAnsi" w:hAnsiTheme="minorHAnsi" w:cstheme="minorHAnsi"/>
+          <w:kern w:val="2"/>
+          <w:lang w:val="en-US" w:eastAsia="en-US"/>
+          <w14:ligatures w14:val="standardContextual"/>
+        </w:rPr>
+      </w:pPr>
+      <w:r>
+        <w:rPr>
+          <w:rFonts w:asciiTheme="minorHAnsi" w:eastAsiaTheme="minorHAnsi" w:hAnsiTheme="minorHAnsi" w:cstheme="minorHAnsi"/>
+          <w:kern w:val="2"/>
+          <w:lang w:val="en-US" w:eastAsia="en-US"/>
+          <w14:ligatures w14:val="standardContextual"/>
+        </w:rPr>
+        <w:t>Python: primary programming language.</w:t>
+      </w:r>
+    </w:p>
+    <w:p>
+      <w:pPr>
+        <w:pStyle w:val="NormalWeb"/>
+        <w:numPr>
+          <w:ilvl w:val="0"/>
+          <w:numId w:val="6"/>
+        </w:numPr>
+        <w:rPr>
+          <w:rFonts w:asciiTheme="minorHAnsi" w:eastAsiaTheme="minorHAnsi" w:hAnsiTheme="minorHAnsi" w:cstheme="minorHAnsi"/>
+          <w:kern w:val="2"/>
+          <w:lang w:val="en-US" w:eastAsia="en-US"/>
+          <w14:ligatures w14:val="standardContextual"/>
+        </w:rPr>
+      </w:pPr>
+      <w:r>
+        <w:rPr>
+          <w:rFonts w:asciiTheme="minorHAnsi" w:eastAsiaTheme="minorHAnsi" w:hAnsiTheme="minorHAnsi" w:cstheme="minorHAnsi"/>
+          <w:kern w:val="2"/>
+          <w:lang w:val="en-US" w:eastAsia="en-US"/>
+          <w14:ligatures w14:val="standardContextual"/>
+        </w:rPr>
+        <w:t>Pandas: data cleaning and transformation.</w:t>
+      </w:r>
+    </w:p>
+    <w:p>
+      <w:pPr>
+        <w:pStyle w:val="NormalWeb"/>
+        <w:numPr>
+          <w:ilvl w:val="0"/>
+          <w:numId w:val="6"/>
+        </w:numPr>
+        <w:rPr>
+          <w:rFonts w:asciiTheme="minorHAnsi" w:eastAsiaTheme="minorHAnsi" w:hAnsiTheme="minorHAnsi" w:cstheme="minorHAnsi"/>
+          <w:kern w:val="2"/>
+          <w:lang w:val="en-US" w:eastAsia="en-US"/>
+          <w14:ligatures w14:val="standardContextual"/>
+        </w:rPr>
+      </w:pPr>
+      <w:r>
+        <w:rPr>
+          <w:rFonts w:asciiTheme="minorHAnsi" w:eastAsiaTheme="minorHAnsi" w:hAnsiTheme="minorHAnsi" w:cstheme="minorHAnsi"/>
+          <w:kern w:val="2"/>
+          <w:lang w:val="en-US" w:eastAsia="en-US"/>
+          <w14:ligatures w14:val="standardContextual"/>
+        </w:rPr>
+        <w:t>Matplotlib and Seaborn: data visualization.</w:t>
+      </w:r>
+    </w:p>
+    <w:p>
+      <w:pPr>
+        <w:pStyle w:val="NormalWeb"/>
+        <w:numPr>
+          <w:ilvl w:val="0"/>
+          <w:numId w:val="6"/>
+        </w:numPr>
+        <w:rPr>
+          <w:rFonts w:asciiTheme="minorHAnsi" w:eastAsiaTheme="minorHAnsi" w:hAnsiTheme="minorHAnsi" w:cstheme="minorHAnsi"/>
+          <w:kern w:val="2"/>
+          <w:lang w:val="en-US" w:eastAsia="en-US"/>
+          <w14:ligatures w14:val="standardContextual"/>
+        </w:rPr>
+      </w:pPr>
+      <w:r>
+        <w:rPr>
+          <w:rFonts w:asciiTheme="minorHAnsi" w:eastAsiaTheme="minorHAnsi" w:hAnsiTheme="minorHAnsi" w:cstheme="minorHAnsi"/>
+          <w:kern w:val="2"/>
+          <w:lang w:val="en-US" w:eastAsia="en-US"/>
+          <w14:ligatures w14:val="standardContextual"/>
+        </w:rPr>
+        <w:t>Stats models</w:t>
+      </w:r>
+      <w:r>
+        <w:rPr>
+          <w:rFonts w:asciiTheme="minorHAnsi" w:eastAsiaTheme="minorHAnsi" w:hAnsiTheme="minorHAnsi" w:cstheme="minorHAnsi"/>
+          <w:kern w:val="2"/>
+          <w:lang w:val="en-US" w:eastAsia="en-US"/>
+          <w14:ligatures w14:val="standardContextual"/>
+        </w:rPr>
+        <w:t>: Holt-Winters and SARIMA models.</w:t>
+      </w:r>
+    </w:p>
+    <w:p>
+      <w:pPr>
+        <w:pStyle w:val="NormalWeb"/>
+        <w:numPr>
+          <w:ilvl w:val="0"/>
+          <w:numId w:val="6"/>
+        </w:numPr>
+        <w:rPr>
+          <w:rFonts w:asciiTheme="minorHAnsi" w:eastAsiaTheme="minorHAnsi" w:hAnsiTheme="minorHAnsi" w:cstheme="minorHAnsi"/>
+          <w:kern w:val="2"/>
+          <w:lang w:val="en-US" w:eastAsia="en-US"/>
+          <w14:ligatures w14:val="standardContextual"/>
+        </w:rPr>
+      </w:pPr>
+      <w:r>
+        <w:rPr>
+          <w:rFonts w:asciiTheme="minorHAnsi" w:eastAsiaTheme="minorHAnsi" w:hAnsiTheme="minorHAnsi" w:cstheme="minorHAnsi"/>
+          <w:kern w:val="2"/>
+          <w:lang w:val="en-US" w:eastAsia="en-US"/>
+          <w14:ligatures w14:val="standardContextual"/>
+        </w:rPr>
+        <w:t>Scikit-learn: evaluation metrics.</w:t>
+      </w:r>
+    </w:p>
+    <w:p>
+      <w:pPr>
+        <w:pStyle w:val="NormalWeb"/>
+        <w:numPr>
+          <w:ilvl w:val="0"/>
+          <w:numId w:val="6"/>
+        </w:numPr>
+        <w:rPr>
+          <w:rFonts w:asciiTheme="minorHAnsi" w:eastAsiaTheme="minorHAnsi" w:hAnsiTheme="minorHAnsi" w:cstheme="minorHAnsi"/>
+          <w:kern w:val="2"/>
+          <w:lang w:val="en-US" w:eastAsia="en-US"/>
+          <w14:ligatures w14:val="standardContextual"/>
+        </w:rPr>
+      </w:pPr>
+      <w:r>
+        <w:rPr>
+          <w:rFonts w:asciiTheme="minorHAnsi" w:eastAsiaTheme="minorHAnsi" w:hAnsiTheme="minorHAnsi" w:cstheme="minorHAnsi"/>
+          <w:kern w:val="2"/>
+          <w:lang w:val="en-US" w:eastAsia="en-US"/>
+          <w14:ligatures w14:val="standardContextual"/>
+        </w:rPr>
+        <w:t>Jupyter Notebook: code, analysis, and documentation.</w:t>
+      </w:r>
+    </w:p>
+    <w:p>
+      <w:pPr>
+        <w:pStyle w:val="NormalWeb"/>
+        <w:numPr>
+          <w:ilvl w:val="0"/>
+          <w:numId w:val="6"/>
+        </w:numPr>
+        <w:rPr>
+          <w:rFonts w:asciiTheme="minorHAnsi" w:eastAsiaTheme="minorHAnsi" w:hAnsiTheme="minorHAnsi" w:cstheme="minorHAnsi"/>
+          <w:kern w:val="2"/>
+          <w:lang w:val="en-US" w:eastAsia="en-US"/>
+          <w14:ligatures w14:val="standardContextual"/>
+        </w:rPr>
+      </w:pPr>
+      <w:r>
+        <w:rPr>
+          <w:rFonts w:asciiTheme="minorHAnsi" w:eastAsiaTheme="minorHAnsi" w:hAnsiTheme="minorHAnsi" w:cstheme="minorHAnsi"/>
+          <w:kern w:val="2"/>
+          <w:lang w:val="en-US" w:eastAsia="en-US"/>
+          <w14:ligatures w14:val="standardContextual"/>
+        </w:rPr>
+        <w:t>Power BI: final dashboard and business communication</w:t>
+      </w:r>
+      <w:r>
+        <w:rPr>
+          <w:rFonts w:asciiTheme="minorHAnsi" w:eastAsiaTheme="minorHAnsi" w:hAnsiTheme="minorHAnsi" w:cstheme="minorHAnsi"/>
+          <w:kern w:val="2"/>
+          <w:lang w:val="en-US" w:eastAsia="en-US"/>
+          <w14:ligatures w14:val="standardContextual"/>
+        </w:rPr>
+        <w:t>.</w:t>
+      </w:r>
+    </w:p>
+    <w:p>
+      <w:pPr>
+        <w:pStyle w:val="NormalWeb"/>
+        <w:rPr>
+          <w:rFonts w:asciiTheme="minorHAnsi" w:hAnsiTheme="minorHAnsi" w:cstheme="minorHAnsi"/>
+          <w:b/>
+          <w:bCs/>
+        </w:rPr>
+      </w:pPr>
+    </w:p>
+    <w:p>
+      <w:pPr>
+        <w:pStyle w:val="NormalWeb"/>
+        <w:rPr>
+          <w:rFonts w:asciiTheme="minorHAnsi" w:hAnsiTheme="minorHAnsi" w:cstheme="minorHAnsi"/>
+          <w:b/>
+          <w:bCs/>
+        </w:rPr>
+      </w:pPr>
+    </w:p>
+    <w:p>
+      <w:pPr>
+        <w:pStyle w:val="NormalWeb"/>
+        <w:rPr>
+          <w:rFonts w:asciiTheme="minorHAnsi" w:hAnsiTheme="minorHAnsi" w:cstheme="minorHAnsi"/>
+          <w:b/>
+          <w:bCs/>
+        </w:rPr>
+      </w:pPr>
+    </w:p>
+    <w:p>
+      <w:pPr>
+        <w:pStyle w:val="NormalWeb"/>
+        <w:rPr>
+          <w:rFonts w:asciiTheme="minorHAnsi" w:hAnsiTheme="minorHAnsi" w:cstheme="minorHAnsi"/>
+          <w:b/>
+          <w:bCs/>
+        </w:rPr>
+      </w:pPr>
+    </w:p>
+    <w:p>
+      <w:pPr>
+        <w:pStyle w:val="NormalWeb"/>
+        <w:rPr>
+          <w:rFonts w:asciiTheme="minorHAnsi" w:hAnsiTheme="minorHAnsi" w:cstheme="minorHAnsi"/>
+          <w:b/>
+          <w:bCs/>
+        </w:rPr>
+      </w:pPr>
+    </w:p>
+    <w:p>
+      <w:pPr>
+        <w:pStyle w:val="NormalWeb"/>
+        <w:rPr>
+          <w:rFonts w:asciiTheme="minorHAnsi" w:hAnsiTheme="minorHAnsi" w:cstheme="minorHAnsi"/>
+          <w:b/>
+          <w:bCs/>
+        </w:rPr>
+      </w:pPr>
+    </w:p>
+    <w:p>
+      <w:pPr>
+        <w:pStyle w:val="NormalWeb"/>
+        <w:rPr>
+          <w:rFonts w:asciiTheme="minorHAnsi" w:hAnsiTheme="minorHAnsi" w:cstheme="minorHAnsi"/>
+          <w:b/>
+          <w:bCs/>
+        </w:rPr>
+      </w:pPr>
+    </w:p>
+    <w:p>
+      <w:pPr>
+        <w:pStyle w:val="NormalWeb"/>
+        <w:rPr>
+          <w:rFonts w:asciiTheme="minorHAnsi" w:hAnsiTheme="minorHAnsi" w:cstheme="minorHAnsi"/>
+          <w:b/>
+          <w:bCs/>
+        </w:rPr>
+      </w:pPr>
+    </w:p>
+    <w:p>
+      <w:pPr>
+        <w:pStyle w:val="NormalWeb"/>
+        <w:rPr>
+          <w:rFonts w:asciiTheme="minorHAnsi" w:hAnsiTheme="minorHAnsi" w:cstheme="minorHAnsi"/>
+          <w:b/>
+          <w:bCs/>
+        </w:rPr>
+      </w:pPr>
+    </w:p>
+    <w:p>
+      <w:pPr>
+        <w:pStyle w:val="NormalWeb"/>
+        <w:rPr>
+          <w:rFonts w:asciiTheme="minorHAnsi" w:hAnsiTheme="minorHAnsi" w:cstheme="minorHAnsi"/>
+          <w:b/>
+          <w:bCs/>
+        </w:rPr>
+      </w:pPr>
+      <w:r>
+        <w:rPr>
+          <w:rFonts w:asciiTheme="minorHAnsi" w:hAnsiTheme="minorHAnsi" w:cstheme="minorHAnsi"/>
+          <w:b/>
+          <w:bCs/>
+        </w:rPr>
+        <w:t>High-Level Architecture</w:t>
+      </w:r>
+    </w:p>
+    <w:p>
+      <w:pPr>
+        <w:pStyle w:val="NormalWeb"/>
+        <w:rPr>
+          <w:rFonts w:asciiTheme="minorHAnsi" w:eastAsiaTheme="minorHAnsi" w:hAnsiTheme="minorHAnsi" w:cstheme="minorHAnsi"/>
+          <w:kern w:val="2"/>
+          <w:lang w:val="en-US" w:eastAsia="en-US"/>
+          <w14:ligatures w14:val="standardContextual"/>
+        </w:rPr>
+      </w:pPr>
+      <w:r>
+        <w:rPr>
+          <w:rFonts w:asciiTheme="minorHAnsi" w:eastAsiaTheme="minorHAnsi" w:hAnsiTheme="minorHAnsi" w:cstheme="minorHAnsi"/>
+          <w:kern w:val="2"/>
+          <w:lang w:val="en-US" w:eastAsia="en-US"/>
+          <w14:ligatures w14:val="standardContextual"/>
+        </w:rPr>
+        <w:br/>
+        <w:t>CSV dataset</w:t>
+      </w:r>
+    </w:p>
+    <w:p>
+      <w:pPr>
+        <w:pStyle w:val="NormalWeb"/>
+        <w:rPr>
+          <w:rFonts w:asciiTheme="minorHAnsi" w:eastAsiaTheme="minorHAnsi" w:hAnsiTheme="minorHAnsi" w:cstheme="minorHAnsi"/>
+          <w:kern w:val="2"/>
+          <w:lang w:val="en-US" w:eastAsia="en-US"/>
+          <w14:ligatures w14:val="standardContextual"/>
+        </w:rPr>
+      </w:pPr>
+      <w:r>
+        <w:rPr>
+          <w:rFonts w:asciiTheme="minorHAnsi" w:eastAsiaTheme="minorHAnsi" w:hAnsiTheme="minorHAnsi" w:cstheme="minorHAnsi"/>
+          <w:kern w:val="2"/>
+          <w:lang w:val="en-US" w:eastAsia="en-US"/>
+          <w14:ligatures w14:val="standardContextual"/>
+        </w:rPr>
+        <w:t xml:space="preserve">     ↓</w:t>
+      </w:r>
+    </w:p>
+    <w:p>
+      <w:pPr>
+        <w:pStyle w:val="NormalWeb"/>
+        <w:rPr>
+          <w:rFonts w:asciiTheme="minorHAnsi" w:eastAsiaTheme="minorHAnsi" w:hAnsiTheme="minorHAnsi" w:cstheme="minorHAnsi"/>
+          <w:kern w:val="2"/>
+          <w:lang w:val="en-US" w:eastAsia="en-US"/>
+          <w14:ligatures w14:val="standardContextual"/>
+        </w:rPr>
+      </w:pPr>
+      <w:r>
+        <w:rPr>
+          <w:rFonts w:asciiTheme="minorHAnsi" w:eastAsiaTheme="minorHAnsi" w:hAnsiTheme="minorHAnsi" w:cstheme="minorHAnsi"/>
+          <w:kern w:val="2"/>
+          <w:lang w:val="en-US" w:eastAsia="en-US"/>
+          <w14:ligatures w14:val="standardContextual"/>
+        </w:rPr>
+        <w:t>Data preparation with Python and Pandas</w:t>
+      </w:r>
+    </w:p>
+    <w:p>
+      <w:pPr>
+        <w:pStyle w:val="NormalWeb"/>
+        <w:rPr>
+          <w:rFonts w:asciiTheme="minorHAnsi" w:eastAsiaTheme="minorHAnsi" w:hAnsiTheme="minorHAnsi" w:cstheme="minorHAnsi"/>
+          <w:kern w:val="2"/>
+          <w:lang w:val="en-US" w:eastAsia="en-US"/>
+          <w14:ligatures w14:val="standardContextual"/>
+        </w:rPr>
+      </w:pPr>
+      <w:r>
+        <w:rPr>
+          <w:rFonts w:asciiTheme="minorHAnsi" w:eastAsiaTheme="minorHAnsi" w:hAnsiTheme="minorHAnsi" w:cstheme="minorHAnsi"/>
+          <w:kern w:val="2"/>
+          <w:lang w:val="en-US" w:eastAsia="en-US"/>
+          <w14:ligatures w14:val="standardContextual"/>
+        </w:rPr>
+        <w:t xml:space="preserve">     ↓</w:t>
+      </w:r>
+    </w:p>
+    <w:p>
+      <w:pPr>
+        <w:pStyle w:val="NormalWeb"/>
+        <w:rPr>
+          <w:rFonts w:asciiTheme="minorHAnsi" w:eastAsiaTheme="minorHAnsi" w:hAnsiTheme="minorHAnsi" w:cstheme="minorHAnsi"/>
+          <w:kern w:val="2"/>
+          <w:lang w:val="en-US" w:eastAsia="en-US"/>
+          <w14:ligatures w14:val="standardContextual"/>
+        </w:rPr>
+      </w:pPr>
+      <w:r>
+        <w:rPr>
+          <w:rFonts w:asciiTheme="minorHAnsi" w:eastAsiaTheme="minorHAnsi" w:hAnsiTheme="minorHAnsi" w:cstheme="minorHAnsi"/>
+          <w:kern w:val="2"/>
+          <w:lang w:val="en-US" w:eastAsia="en-US"/>
+          <w14:ligatures w14:val="standardContextual"/>
+        </w:rPr>
+        <w:t>Exploratory analysis with charts</w:t>
+      </w:r>
+    </w:p>
+    <w:p>
+      <w:pPr>
+        <w:pStyle w:val="NormalWeb"/>
+        <w:rPr>
+          <w:rFonts w:asciiTheme="minorHAnsi" w:eastAsiaTheme="minorHAnsi" w:hAnsiTheme="minorHAnsi" w:cstheme="minorHAnsi"/>
+          <w:kern w:val="2"/>
+          <w:lang w:val="en-US" w:eastAsia="en-US"/>
+          <w14:ligatures w14:val="standardContextual"/>
+        </w:rPr>
+      </w:pPr>
+      <w:r>
+        <w:rPr>
+          <w:rFonts w:asciiTheme="minorHAnsi" w:eastAsiaTheme="minorHAnsi" w:hAnsiTheme="minorHAnsi" w:cstheme="minorHAnsi"/>
+          <w:kern w:val="2"/>
+          <w:lang w:val="en-US" w:eastAsia="en-US"/>
+          <w14:ligatures w14:val="standardContextual"/>
+        </w:rPr>
+        <w:t xml:space="preserve">     ↓</w:t>
+      </w:r>
+    </w:p>
+    <w:p>
+      <w:pPr>
+        <w:pStyle w:val="NormalWeb"/>
+        <w:rPr>
+          <w:rFonts w:asciiTheme="minorHAnsi" w:eastAsiaTheme="minorHAnsi" w:hAnsiTheme="minorHAnsi" w:cstheme="minorHAnsi"/>
+          <w:kern w:val="2"/>
+          <w:lang w:val="en-US" w:eastAsia="en-US"/>
+          <w14:ligatures w14:val="standardContextual"/>
+        </w:rPr>
+      </w:pPr>
+      <w:r>
+        <w:rPr>
+          <w:rFonts w:asciiTheme="minorHAnsi" w:eastAsiaTheme="minorHAnsi" w:hAnsiTheme="minorHAnsi" w:cstheme="minorHAnsi"/>
+          <w:kern w:val="2"/>
+          <w:lang w:val="en-US" w:eastAsia="en-US"/>
+          <w14:ligatures w14:val="standardContextual"/>
+        </w:rPr>
+        <w:t>Forecasting models</w:t>
+      </w:r>
+    </w:p>
+    <w:p>
+      <w:pPr>
+        <w:pStyle w:val="NormalWeb"/>
+        <w:rPr>
+          <w:rFonts w:asciiTheme="minorHAnsi" w:eastAsiaTheme="minorHAnsi" w:hAnsiTheme="minorHAnsi" w:cstheme="minorHAnsi"/>
+          <w:kern w:val="2"/>
+          <w:lang w:val="en-US" w:eastAsia="en-US"/>
+          <w14:ligatures w14:val="standardContextual"/>
+        </w:rPr>
+      </w:pPr>
+      <w:r>
+        <w:rPr>
+          <w:rFonts w:asciiTheme="minorHAnsi" w:eastAsiaTheme="minorHAnsi" w:hAnsiTheme="minorHAnsi" w:cstheme="minorHAnsi"/>
+          <w:kern w:val="2"/>
+          <w:lang w:val="en-US" w:eastAsia="en-US"/>
+          <w14:ligatures w14:val="standardContextual"/>
+        </w:rPr>
+        <w:t xml:space="preserve">     ↓</w:t>
+      </w:r>
+    </w:p>
+    <w:p>
+      <w:pPr>
+        <w:pStyle w:val="NormalWeb"/>
+        <w:rPr>
+          <w:rFonts w:asciiTheme="minorHAnsi" w:eastAsiaTheme="minorHAnsi" w:hAnsiTheme="minorHAnsi" w:cstheme="minorHAnsi"/>
+          <w:kern w:val="2"/>
+          <w:lang w:val="en-US" w:eastAsia="en-US"/>
+          <w14:ligatures w14:val="standardContextual"/>
+        </w:rPr>
+      </w:pPr>
+      <w:r>
+        <w:rPr>
+          <w:rFonts w:asciiTheme="minorHAnsi" w:eastAsiaTheme="minorHAnsi" w:hAnsiTheme="minorHAnsi" w:cstheme="minorHAnsi"/>
+          <w:kern w:val="2"/>
+          <w:lang w:val="en-US" w:eastAsia="en-US"/>
+          <w14:ligatures w14:val="standardContextual"/>
+        </w:rPr>
+        <w:t>Model evaluation</w:t>
+      </w:r>
+    </w:p>
+    <w:p>
+      <w:pPr>
+        <w:pStyle w:val="NormalWeb"/>
+        <w:rPr>
+          <w:rFonts w:asciiTheme="minorHAnsi" w:eastAsiaTheme="minorHAnsi" w:hAnsiTheme="minorHAnsi" w:cstheme="minorHAnsi"/>
+          <w:kern w:val="2"/>
+          <w:lang w:val="en-US" w:eastAsia="en-US"/>
+          <w14:ligatures w14:val="standardContextual"/>
+        </w:rPr>
+      </w:pPr>
+      <w:r>
+        <w:rPr>
+          <w:rFonts w:asciiTheme="minorHAnsi" w:eastAsiaTheme="minorHAnsi" w:hAnsiTheme="minorHAnsi" w:cstheme="minorHAnsi"/>
+          <w:kern w:val="2"/>
+          <w:lang w:val="en-US" w:eastAsia="en-US"/>
+          <w14:ligatures w14:val="standardContextual"/>
+        </w:rPr>
+        <w:t xml:space="preserve">     ↓</w:t>
+      </w:r>
+    </w:p>
+    <w:p>
+      <w:pPr>
+        <w:pStyle w:val="NormalWeb"/>
+        <w:rPr>
+          <w:rFonts w:asciiTheme="minorHAnsi" w:eastAsiaTheme="minorHAnsi" w:hAnsiTheme="minorHAnsi" w:cstheme="minorHAnsi"/>
+          <w:kern w:val="2"/>
+          <w:lang w:val="en-US" w:eastAsia="en-US"/>
+          <w14:ligatures w14:val="standardContextual"/>
+        </w:rPr>
+      </w:pPr>
+      <w:r>
+        <w:rPr>
+          <w:rFonts w:asciiTheme="minorHAnsi" w:eastAsiaTheme="minorHAnsi" w:hAnsiTheme="minorHAnsi" w:cstheme="minorHAnsi"/>
+          <w:kern w:val="2"/>
+          <w:lang w:val="en-US" w:eastAsia="en-US"/>
+          <w14:ligatures w14:val="standardContextual"/>
+        </w:rPr>
+        <w:t>Power BI dashboard</w:t>
+      </w:r>
+    </w:p>
+    <w:p>
+      <w:pPr>
+        <w:pStyle w:val="NormalWeb"/>
+        <w:rPr>
+          <w:rFonts w:asciiTheme="minorHAnsi" w:eastAsiaTheme="minorHAnsi" w:hAnsiTheme="minorHAnsi" w:cstheme="minorHAnsi"/>
+          <w:kern w:val="2"/>
+          <w:lang w:val="en-US" w:eastAsia="en-US"/>
+          <w14:ligatures w14:val="standardContextual"/>
+        </w:rPr>
+      </w:pPr>
+      <w:r>
+        <w:rPr>
+          <w:rFonts w:asciiTheme="minorHAnsi" w:eastAsiaTheme="minorHAnsi" w:hAnsiTheme="minorHAnsi" w:cstheme="minorHAnsi"/>
+          <w:kern w:val="2"/>
+          <w:lang w:val="en-US" w:eastAsia="en-US"/>
+          <w14:ligatures w14:val="standardContextual"/>
+        </w:rPr>
+        <w:t>The workflow starts with the official visa dataset. Python and Pandas will prepare the data for analysis. Matplotlib and Seaborn will help identify trends and seasonal patterns. Forecasting models will then estimate future demand. The models will be evaluated using historical test data. Finally, the results will be presented in Power BI through historical charts, forecasts, key performance indicators and peak-demand information.</w:t>
+      </w:r>
+    </w:p>
+    <w:p>
+      <w:pPr>
+        <w:pStyle w:val="NormalWeb"/>
+        <w:rPr>
+          <w:rFonts w:asciiTheme="minorHAnsi" w:eastAsiaTheme="minorHAnsi" w:hAnsiTheme="minorHAnsi" w:cstheme="minorHAnsi"/>
+          <w:kern w:val="2"/>
+          <w:lang w:val="en-US" w:eastAsia="en-US"/>
+          <w14:ligatures w14:val="standardContextual"/>
+        </w:rPr>
+      </w:pPr>
+      <w:r>
+        <w:rPr>
+          <w:rFonts w:asciiTheme="minorHAnsi" w:eastAsiaTheme="minorHAnsi" w:hAnsiTheme="minorHAnsi" w:cstheme="minorHAnsi"/>
+          <w:kern w:val="2"/>
+          <w:lang w:val="en-US" w:eastAsia="en-US"/>
+          <w14:ligatures w14:val="standardContextual"/>
+        </w:rPr>
+        <w:t>This architecture connects data preparation, analysis, prediction and communication in one structured process. It will help immigration managers understand future demand and plan staff and processing capacity more effectively.</w:t>
+      </w:r>
+    </w:p>
+    <w:p>
+      <w:pPr>
         <w:rPr>
           <w:rFonts w:eastAsiaTheme="majorEastAsia" w:cstheme="minorHAnsi"/>
           <w:b/>
@@ -3987,483 +4006,7 @@
           <w:szCs w:val="28"/>
           <w:lang w:val="en-US"/>
         </w:rPr>
-        <w:t>Data Sources</w:t>
-      </w:r>
-    </w:p>
-    <w:p>
-      <w:pPr>
-        <w:pStyle w:val="NormalWeb"/>
-        <w:rPr>
-          <w:rFonts w:asciiTheme="minorHAnsi" w:hAnsiTheme="minorHAnsi" w:cstheme="minorHAnsi"/>
-        </w:rPr>
-      </w:pPr>
-      <w:r>
-        <w:rPr>
-          <w:rFonts w:asciiTheme="minorHAnsi" w:hAnsiTheme="minorHAnsi" w:cstheme="minorHAnsi"/>
-          <w:highlight w:val="yellow"/>
-        </w:rPr>
-        <w:t>Identify the dataset(s) or data sources you intend to use. Describe the type and approximate amount of data required, its relevance to the business problem, and evidence of appropriate permission or rights to access and use the data.</w:t>
-      </w:r>
-    </w:p>
-    <w:p>
-      <w:pPr>
-        <w:pStyle w:val="NormalWeb"/>
-        <w:rPr>
-          <w:rFonts w:asciiTheme="minorHAnsi" w:eastAsiaTheme="minorHAnsi" w:hAnsiTheme="minorHAnsi" w:cstheme="minorHAnsi"/>
-          <w:kern w:val="2"/>
-          <w:lang w:val="en-US" w:eastAsia="en-US"/>
-          <w14:ligatures w14:val="standardContextual"/>
-        </w:rPr>
-      </w:pPr>
-      <w:r>
-        <w:rPr>
-          <w:rFonts w:asciiTheme="minorHAnsi" w:eastAsiaTheme="minorHAnsi" w:hAnsiTheme="minorHAnsi" w:cstheme="minorHAnsi"/>
-          <w:kern w:val="2"/>
-          <w:lang w:val="en-US" w:eastAsia="en-US"/>
-          <w14:ligatures w14:val="standardContextual"/>
-        </w:rPr>
-        <w:t xml:space="preserve">The primary data source for this project is the “Visa Applications and Decisions, by </w:t>
-      </w:r>
-      <w:r>
-        <w:rPr>
-          <w:rFonts w:asciiTheme="minorHAnsi" w:eastAsiaTheme="minorHAnsi" w:hAnsiTheme="minorHAnsi" w:cstheme="minorHAnsi"/>
-          <w:kern w:val="2"/>
-          <w:lang w:val="en-US" w:eastAsia="en-US"/>
-          <w14:ligatures w14:val="standardContextual"/>
-        </w:rPr>
-        <w:t>Year and Month” dataset. It is published by Government of Ireland on the open data portal Data.gov.ie.</w:t>
-      </w:r>
-    </w:p>
-    <w:p>
-      <w:pPr>
-        <w:pStyle w:val="NormalWeb"/>
-        <w:rPr>
-          <w:rFonts w:asciiTheme="minorHAnsi" w:eastAsiaTheme="minorHAnsi" w:hAnsiTheme="minorHAnsi" w:cstheme="minorHAnsi"/>
-          <w:kern w:val="2"/>
-          <w:lang w:val="en-US" w:eastAsia="en-US"/>
-          <w14:ligatures w14:val="standardContextual"/>
-        </w:rPr>
-      </w:pPr>
-      <w:r>
-        <w:rPr>
-          <w:rFonts w:asciiTheme="minorHAnsi" w:eastAsiaTheme="minorHAnsi" w:hAnsiTheme="minorHAnsi" w:cstheme="minorHAnsi"/>
-          <w:kern w:val="2"/>
-          <w:lang w:val="en-US" w:eastAsia="en-US"/>
-          <w14:ligatures w14:val="standardContextual"/>
-        </w:rPr>
-        <w:t xml:space="preserve">The dataset includes monthly visa data from 2017 to July 2026. </w:t>
-      </w:r>
-      <w:r>
-        <w:rPr>
-          <w:rFonts w:asciiTheme="minorHAnsi" w:eastAsiaTheme="minorHAnsi" w:hAnsiTheme="minorHAnsi" w:cstheme="minorHAnsi"/>
-          <w:kern w:val="2"/>
-          <w:lang w:val="en-US" w:eastAsia="en-US"/>
-          <w14:ligatures w14:val="standardContextual"/>
-        </w:rPr>
-        <w:br/>
-        <w:t xml:space="preserve">It contains: </w:t>
-      </w:r>
-    </w:p>
-    <w:p>
-      <w:pPr>
-        <w:pStyle w:val="NormalWeb"/>
-        <w:numPr>
-          <w:ilvl w:val="0"/>
-          <w:numId w:val="7"/>
-        </w:numPr>
-        <w:rPr>
-          <w:rFonts w:asciiTheme="minorHAnsi" w:eastAsiaTheme="minorHAnsi" w:hAnsiTheme="minorHAnsi" w:cstheme="minorHAnsi"/>
-          <w:kern w:val="2"/>
-          <w:lang w:val="en-US" w:eastAsia="en-US"/>
-          <w14:ligatures w14:val="standardContextual"/>
-        </w:rPr>
-      </w:pPr>
-      <w:r>
-        <w:rPr>
-          <w:rFonts w:asciiTheme="minorHAnsi" w:eastAsiaTheme="minorHAnsi" w:hAnsiTheme="minorHAnsi" w:cstheme="minorHAnsi"/>
-          <w:kern w:val="2"/>
-          <w:lang w:val="en-US" w:eastAsia="en-US"/>
-          <w14:ligatures w14:val="standardContextual"/>
-        </w:rPr>
-        <w:lastRenderedPageBreak/>
-        <w:t>Short-term visa applications</w:t>
-      </w:r>
-    </w:p>
-    <w:p>
-      <w:pPr>
-        <w:pStyle w:val="NormalWeb"/>
-        <w:numPr>
-          <w:ilvl w:val="0"/>
-          <w:numId w:val="7"/>
-        </w:numPr>
-        <w:rPr>
-          <w:rFonts w:asciiTheme="minorHAnsi" w:eastAsiaTheme="minorHAnsi" w:hAnsiTheme="minorHAnsi" w:cstheme="minorHAnsi"/>
-          <w:kern w:val="2"/>
-          <w:lang w:val="en-US" w:eastAsia="en-US"/>
-          <w14:ligatures w14:val="standardContextual"/>
-        </w:rPr>
-      </w:pPr>
-      <w:r>
-        <w:rPr>
-          <w:rFonts w:asciiTheme="minorHAnsi" w:eastAsiaTheme="minorHAnsi" w:hAnsiTheme="minorHAnsi" w:cstheme="minorHAnsi"/>
-          <w:kern w:val="2"/>
-          <w:lang w:val="en-US" w:eastAsia="en-US"/>
-          <w14:ligatures w14:val="standardContextual"/>
-        </w:rPr>
-        <w:t xml:space="preserve">Long-term visa applications </w:t>
-      </w:r>
-    </w:p>
-    <w:p>
-      <w:pPr>
-        <w:pStyle w:val="NormalWeb"/>
-        <w:numPr>
-          <w:ilvl w:val="0"/>
-          <w:numId w:val="7"/>
-        </w:numPr>
-        <w:rPr>
-          <w:rFonts w:asciiTheme="minorHAnsi" w:eastAsiaTheme="minorHAnsi" w:hAnsiTheme="minorHAnsi" w:cstheme="minorHAnsi"/>
-          <w:kern w:val="2"/>
-          <w:lang w:val="en-US" w:eastAsia="en-US"/>
-          <w14:ligatures w14:val="standardContextual"/>
-        </w:rPr>
-      </w:pPr>
-      <w:r>
-        <w:rPr>
-          <w:rFonts w:asciiTheme="minorHAnsi" w:eastAsiaTheme="minorHAnsi" w:hAnsiTheme="minorHAnsi" w:cstheme="minorHAnsi"/>
-          <w:kern w:val="2"/>
-          <w:lang w:val="en-US" w:eastAsia="en-US"/>
-          <w14:ligatures w14:val="standardContextual"/>
-        </w:rPr>
-        <w:t>Applications received</w:t>
-      </w:r>
-    </w:p>
-    <w:p>
-      <w:pPr>
-        <w:pStyle w:val="NormalWeb"/>
-        <w:numPr>
-          <w:ilvl w:val="0"/>
-          <w:numId w:val="7"/>
-        </w:numPr>
-        <w:rPr>
-          <w:rFonts w:asciiTheme="minorHAnsi" w:eastAsiaTheme="minorHAnsi" w:hAnsiTheme="minorHAnsi" w:cstheme="minorHAnsi"/>
-          <w:kern w:val="2"/>
-          <w:lang w:val="en-US" w:eastAsia="en-US"/>
-          <w14:ligatures w14:val="standardContextual"/>
-        </w:rPr>
-      </w:pPr>
-      <w:r>
-        <w:rPr>
-          <w:rFonts w:asciiTheme="minorHAnsi" w:eastAsiaTheme="minorHAnsi" w:hAnsiTheme="minorHAnsi" w:cstheme="minorHAnsi"/>
-          <w:kern w:val="2"/>
-          <w:lang w:val="en-US" w:eastAsia="en-US"/>
-          <w14:ligatures w14:val="standardContextual"/>
-        </w:rPr>
-        <w:t>Applications approved</w:t>
-      </w:r>
-    </w:p>
-    <w:p>
-      <w:pPr>
-        <w:pStyle w:val="NormalWeb"/>
-        <w:numPr>
-          <w:ilvl w:val="0"/>
-          <w:numId w:val="7"/>
-        </w:numPr>
-        <w:rPr>
-          <w:rFonts w:asciiTheme="minorHAnsi" w:eastAsiaTheme="minorHAnsi" w:hAnsiTheme="minorHAnsi" w:cstheme="minorHAnsi"/>
-          <w:kern w:val="2"/>
-          <w:lang w:val="en-US" w:eastAsia="en-US"/>
-          <w14:ligatures w14:val="standardContextual"/>
-        </w:rPr>
-      </w:pPr>
-      <w:r>
-        <w:rPr>
-          <w:rFonts w:asciiTheme="minorHAnsi" w:eastAsiaTheme="minorHAnsi" w:hAnsiTheme="minorHAnsi" w:cstheme="minorHAnsi"/>
-          <w:kern w:val="2"/>
-          <w:lang w:val="en-US" w:eastAsia="en-US"/>
-          <w14:ligatures w14:val="standardContextual"/>
-        </w:rPr>
-        <w:t>Rejected applications</w:t>
-      </w:r>
-    </w:p>
-    <w:p>
-      <w:pPr>
-        <w:pStyle w:val="NormalWeb"/>
-        <w:rPr>
-          <w:rFonts w:asciiTheme="minorHAnsi" w:eastAsiaTheme="minorHAnsi" w:hAnsiTheme="minorHAnsi" w:cstheme="minorHAnsi"/>
-          <w:kern w:val="2"/>
-          <w:lang w:val="en-US" w:eastAsia="en-US"/>
-          <w14:ligatures w14:val="standardContextual"/>
-        </w:rPr>
-      </w:pPr>
-      <w:r>
-        <w:rPr>
-          <w:rFonts w:asciiTheme="minorHAnsi" w:eastAsiaTheme="minorHAnsi" w:hAnsiTheme="minorHAnsi" w:cstheme="minorHAnsi"/>
-          <w:kern w:val="2"/>
-          <w:lang w:val="en-US" w:eastAsia="en-US"/>
-          <w14:ligatures w14:val="standardContextual"/>
-        </w:rPr>
-        <w:t>The data</w:t>
-      </w:r>
-      <w:r>
-        <w:rPr>
-          <w:rFonts w:asciiTheme="minorHAnsi" w:eastAsiaTheme="minorHAnsi" w:hAnsiTheme="minorHAnsi" w:cstheme="minorHAnsi"/>
-          <w:kern w:val="2"/>
-          <w:lang w:val="en-US" w:eastAsia="en-US"/>
-          <w14:ligatures w14:val="standardContextual"/>
-        </w:rPr>
-        <w:t xml:space="preserve"> records both paper</w:t>
-      </w:r>
-      <w:r>
-        <w:rPr>
-          <w:rFonts w:asciiTheme="minorHAnsi" w:eastAsiaTheme="minorHAnsi" w:hAnsiTheme="minorHAnsi" w:cstheme="minorHAnsi"/>
-          <w:kern w:val="2"/>
-          <w:lang w:val="en-US" w:eastAsia="en-US"/>
-          <w14:ligatures w14:val="standardContextual"/>
-        </w:rPr>
-        <w:t xml:space="preserve"> and online visa applications after</w:t>
-      </w:r>
-      <w:r>
-        <w:rPr>
-          <w:rFonts w:asciiTheme="minorHAnsi" w:eastAsiaTheme="minorHAnsi" w:hAnsiTheme="minorHAnsi" w:cstheme="minorHAnsi"/>
-          <w:kern w:val="2"/>
-          <w:lang w:val="en-US" w:eastAsia="en-US"/>
-          <w14:ligatures w14:val="standardContextual"/>
-        </w:rPr>
-        <w:t xml:space="preserve"> payment </w:t>
-      </w:r>
-      <w:r>
-        <w:rPr>
-          <w:rFonts w:asciiTheme="minorHAnsi" w:eastAsiaTheme="minorHAnsi" w:hAnsiTheme="minorHAnsi" w:cstheme="minorHAnsi"/>
-          <w:kern w:val="2"/>
-          <w:lang w:val="en-US" w:eastAsia="en-US"/>
-          <w14:ligatures w14:val="standardContextual"/>
-        </w:rPr>
-        <w:t>have</w:t>
-      </w:r>
-      <w:r>
-        <w:rPr>
-          <w:rFonts w:asciiTheme="minorHAnsi" w:eastAsiaTheme="minorHAnsi" w:hAnsiTheme="minorHAnsi" w:cstheme="minorHAnsi"/>
-          <w:kern w:val="2"/>
-          <w:lang w:val="en-US" w:eastAsia="en-US"/>
-          <w14:ligatures w14:val="standardContextual"/>
-        </w:rPr>
-        <w:t xml:space="preserve"> been completed. It also includes visa decisions</w:t>
-      </w:r>
-      <w:r>
-        <w:rPr>
-          <w:rFonts w:asciiTheme="minorHAnsi" w:eastAsiaTheme="minorHAnsi" w:hAnsiTheme="minorHAnsi" w:cstheme="minorHAnsi"/>
-          <w:kern w:val="2"/>
-          <w:lang w:val="en-US" w:eastAsia="en-US"/>
-          <w14:ligatures w14:val="standardContextual"/>
-        </w:rPr>
-        <w:t xml:space="preserve"> made each month. Data.gov.ie</w:t>
-      </w:r>
-    </w:p>
-    <w:p>
-      <w:pPr>
-        <w:pStyle w:val="NormalWeb"/>
-        <w:rPr>
-          <w:rFonts w:asciiTheme="minorHAnsi" w:eastAsiaTheme="minorHAnsi" w:hAnsiTheme="minorHAnsi" w:cstheme="minorHAnsi"/>
-          <w:kern w:val="2"/>
-          <w:lang w:val="en-US" w:eastAsia="en-US"/>
-          <w14:ligatures w14:val="standardContextual"/>
-        </w:rPr>
-      </w:pPr>
-      <w:r>
-        <w:rPr>
-          <w:rFonts w:asciiTheme="minorHAnsi" w:eastAsiaTheme="minorHAnsi" w:hAnsiTheme="minorHAnsi" w:cstheme="minorHAnsi"/>
-          <w:kern w:val="2"/>
-          <w:lang w:val="en-US" w:eastAsia="en-US"/>
-          <w14:ligatures w14:val="standardContextual"/>
-        </w:rPr>
-        <w:t>This dataset is s</w:t>
-      </w:r>
-      <w:r>
-        <w:rPr>
-          <w:rFonts w:asciiTheme="minorHAnsi" w:eastAsiaTheme="minorHAnsi" w:hAnsiTheme="minorHAnsi" w:cstheme="minorHAnsi"/>
-          <w:kern w:val="2"/>
-          <w:lang w:val="en-US" w:eastAsia="en-US"/>
-          <w14:ligatures w14:val="standardContextual"/>
-        </w:rPr>
-        <w:t xml:space="preserve">uitable </w:t>
-      </w:r>
-      <w:r>
-        <w:rPr>
-          <w:rFonts w:asciiTheme="minorHAnsi" w:eastAsiaTheme="minorHAnsi" w:hAnsiTheme="minorHAnsi" w:cstheme="minorHAnsi"/>
-          <w:kern w:val="2"/>
-          <w:lang w:val="en-US" w:eastAsia="en-US"/>
-          <w14:ligatures w14:val="standardContextual"/>
-        </w:rPr>
-        <w:t xml:space="preserve">for the project because it provides monthly historical data spanning several years. This makes it possible </w:t>
-      </w:r>
-      <w:r>
-        <w:rPr>
-          <w:rFonts w:asciiTheme="minorHAnsi" w:eastAsiaTheme="minorHAnsi" w:hAnsiTheme="minorHAnsi" w:cstheme="minorHAnsi"/>
-          <w:kern w:val="2"/>
-          <w:lang w:val="en-US" w:eastAsia="en-US"/>
-          <w14:ligatures w14:val="standardContextual"/>
-        </w:rPr>
-        <w:t>to identify trends, seasonal patterns, and changes in visa demand over time</w:t>
-      </w:r>
-      <w:r>
-        <w:rPr>
-          <w:rFonts w:asciiTheme="minorHAnsi" w:eastAsiaTheme="minorHAnsi" w:hAnsiTheme="minorHAnsi" w:cstheme="minorHAnsi"/>
-          <w:kern w:val="2"/>
-          <w:lang w:val="en-US" w:eastAsia="en-US"/>
-          <w14:ligatures w14:val="standardContextual"/>
-        </w:rPr>
-        <w:t>.</w:t>
-      </w:r>
-    </w:p>
-    <w:p>
-      <w:pPr>
-        <w:pStyle w:val="NormalWeb"/>
-        <w:rPr>
-          <w:rFonts w:asciiTheme="minorHAnsi" w:eastAsiaTheme="minorHAnsi" w:hAnsiTheme="minorHAnsi" w:cstheme="minorHAnsi"/>
-          <w:kern w:val="2"/>
-          <w:lang w:val="en-US" w:eastAsia="en-US"/>
-          <w14:ligatures w14:val="standardContextual"/>
-        </w:rPr>
-      </w:pPr>
-      <w:r>
-        <w:rPr>
-          <w:rFonts w:asciiTheme="minorHAnsi" w:eastAsiaTheme="minorHAnsi" w:hAnsiTheme="minorHAnsi" w:cstheme="minorHAnsi"/>
-          <w:kern w:val="2"/>
-          <w:lang w:val="en-US" w:eastAsia="en-US"/>
-          <w14:ligatures w14:val="standardContextual"/>
-        </w:rPr>
-        <w:t xml:space="preserve">The original file is </w:t>
-      </w:r>
-      <w:r>
-        <w:rPr>
-          <w:rFonts w:asciiTheme="minorHAnsi" w:eastAsiaTheme="minorHAnsi" w:hAnsiTheme="minorHAnsi" w:cstheme="minorHAnsi"/>
-          <w:kern w:val="2"/>
-          <w:lang w:val="en-US" w:eastAsia="en-US"/>
-          <w14:ligatures w14:val="standardContextual"/>
-        </w:rPr>
-        <w:t xml:space="preserve">in </w:t>
-      </w:r>
-      <w:r>
-        <w:rPr>
-          <w:rFonts w:asciiTheme="minorHAnsi" w:eastAsiaTheme="minorHAnsi" w:hAnsiTheme="minorHAnsi" w:cstheme="minorHAnsi"/>
-          <w:kern w:val="2"/>
-          <w:lang w:val="en-US" w:eastAsia="en-US"/>
-          <w14:ligatures w14:val="standardContextual"/>
-        </w:rPr>
-        <w:t>w</w:t>
-      </w:r>
-      <w:r>
-        <w:rPr>
-          <w:rFonts w:asciiTheme="minorHAnsi" w:eastAsiaTheme="minorHAnsi" w:hAnsiTheme="minorHAnsi" w:cstheme="minorHAnsi"/>
-          <w:kern w:val="2"/>
-          <w:lang w:val="en-US" w:eastAsia="en-US"/>
-          <w14:ligatures w14:val="standardContextual"/>
-        </w:rPr>
-        <w:t xml:space="preserve">ide format, with one column </w:t>
-      </w:r>
-      <w:r>
-        <w:rPr>
-          <w:rFonts w:asciiTheme="minorHAnsi" w:eastAsiaTheme="minorHAnsi" w:hAnsiTheme="minorHAnsi" w:cstheme="minorHAnsi"/>
-          <w:kern w:val="2"/>
-          <w:lang w:val="en-US" w:eastAsia="en-US"/>
-          <w14:ligatures w14:val="standardContextual"/>
-        </w:rPr>
-        <w:t xml:space="preserve">for each month. It will be </w:t>
-      </w:r>
-      <w:r>
-        <w:rPr>
-          <w:rFonts w:asciiTheme="minorHAnsi" w:eastAsiaTheme="minorHAnsi" w:hAnsiTheme="minorHAnsi" w:cstheme="minorHAnsi"/>
-          <w:kern w:val="2"/>
-          <w:lang w:val="en-US" w:eastAsia="en-US"/>
-          <w14:ligatures w14:val="standardContextual"/>
-        </w:rPr>
-        <w:t>transformed</w:t>
-      </w:r>
-      <w:r>
-        <w:rPr>
-          <w:rFonts w:asciiTheme="minorHAnsi" w:eastAsiaTheme="minorHAnsi" w:hAnsiTheme="minorHAnsi" w:cstheme="minorHAnsi"/>
-          <w:kern w:val="2"/>
-          <w:lang w:val="en-US" w:eastAsia="en-US"/>
-          <w14:ligatures w14:val="standardContextual"/>
-        </w:rPr>
-        <w:t xml:space="preserve"> </w:t>
-      </w:r>
-      <w:r>
-        <w:rPr>
-          <w:rFonts w:asciiTheme="minorHAnsi" w:eastAsiaTheme="minorHAnsi" w:hAnsiTheme="minorHAnsi" w:cstheme="minorHAnsi"/>
-          <w:kern w:val="2"/>
-          <w:lang w:val="en-US" w:eastAsia="en-US"/>
-          <w14:ligatures w14:val="standardContextual"/>
-        </w:rPr>
-        <w:t xml:space="preserve">into long format for </w:t>
-      </w:r>
-      <w:r>
-        <w:rPr>
-          <w:rFonts w:asciiTheme="minorHAnsi" w:eastAsiaTheme="minorHAnsi" w:hAnsiTheme="minorHAnsi" w:cstheme="minorHAnsi"/>
-          <w:kern w:val="2"/>
-          <w:lang w:val="en-US" w:eastAsia="en-US"/>
-          <w14:ligatures w14:val="standardContextual"/>
-        </w:rPr>
-        <w:t xml:space="preserve">analysis. </w:t>
-      </w:r>
-    </w:p>
-    <w:p>
-      <w:pPr>
-        <w:pStyle w:val="NormalWeb"/>
-        <w:rPr>
-          <w:rFonts w:asciiTheme="minorHAnsi" w:eastAsiaTheme="minorHAnsi" w:hAnsiTheme="minorHAnsi" w:cstheme="minorHAnsi"/>
-          <w:kern w:val="2"/>
-          <w:lang w:val="en-US" w:eastAsia="en-US"/>
-          <w14:ligatures w14:val="standardContextual"/>
-        </w:rPr>
-      </w:pPr>
-      <w:r>
-        <w:rPr>
-          <w:rFonts w:asciiTheme="minorHAnsi" w:eastAsiaTheme="minorHAnsi" w:hAnsiTheme="minorHAnsi" w:cstheme="minorHAnsi"/>
-          <w:kern w:val="2"/>
-          <w:lang w:val="en-US" w:eastAsia="en-US"/>
-          <w14:ligatures w14:val="standardContextual"/>
-        </w:rPr>
-        <w:t>The data co</w:t>
-      </w:r>
-      <w:r>
-        <w:rPr>
-          <w:rFonts w:asciiTheme="minorHAnsi" w:eastAsiaTheme="minorHAnsi" w:hAnsiTheme="minorHAnsi" w:cstheme="minorHAnsi"/>
-          <w:kern w:val="2"/>
-          <w:lang w:val="en-US" w:eastAsia="en-US"/>
-          <w14:ligatures w14:val="standardContextual"/>
-        </w:rPr>
-        <w:t>mes from an official source of the government of Ireland, making it suit</w:t>
-      </w:r>
-      <w:r>
-        <w:rPr>
-          <w:rFonts w:asciiTheme="minorHAnsi" w:eastAsiaTheme="minorHAnsi" w:hAnsiTheme="minorHAnsi" w:cstheme="minorHAnsi"/>
-          <w:kern w:val="2"/>
-          <w:lang w:val="en-US" w:eastAsia="en-US"/>
-          <w14:ligatures w14:val="standardContextual"/>
-        </w:rPr>
-        <w:t xml:space="preserve">able for academic use. </w:t>
-      </w:r>
-    </w:p>
-    <w:p>
-      <w:pPr>
-        <w:pStyle w:val="NormalWeb"/>
-        <w:rPr>
-          <w:rFonts w:asciiTheme="minorHAnsi" w:eastAsiaTheme="minorHAnsi" w:hAnsiTheme="minorHAnsi" w:cstheme="minorHAnsi"/>
-          <w:kern w:val="2"/>
-          <w:lang w:val="en-US" w:eastAsia="en-US"/>
-          <w14:ligatures w14:val="standardContextual"/>
-        </w:rPr>
-      </w:pPr>
-      <w:r>
-        <w:rPr>
-          <w:rFonts w:asciiTheme="minorHAnsi" w:eastAsiaTheme="minorHAnsi" w:hAnsiTheme="minorHAnsi" w:cstheme="minorHAnsi"/>
-          <w:kern w:val="2"/>
-          <w:lang w:val="en-US" w:eastAsia="en-US"/>
-          <w14:ligatures w14:val="standardContextual"/>
-        </w:rPr>
-        <w:t>The project will use only the monthly totals. It will not use personal information or identify individual applicants.</w:t>
-      </w:r>
+      </w:pPr>
     </w:p>
     <w:p>
       <w:pPr>
@@ -4487,22 +4030,36 @@
           <w:szCs w:val="28"/>
           <w:lang w:val="en-US"/>
         </w:rPr>
-        <w:t>Expected Deliverables</w:t>
+        <w:t>Data Sources</w:t>
       </w:r>
     </w:p>
     <w:p>
       <w:pPr>
         <w:pStyle w:val="NormalWeb"/>
         <w:rPr>
-          <w:rFonts w:asciiTheme="minorHAnsi" w:hAnsiTheme="minorHAnsi" w:cstheme="minorHAnsi"/>
-        </w:rPr>
-      </w:pPr>
-      <w:r>
-        <w:rPr>
-          <w:rFonts w:asciiTheme="minorHAnsi" w:hAnsiTheme="minorHAnsi" w:cstheme="minorHAnsi"/>
-          <w:highlight w:val="yellow"/>
-        </w:rPr>
-        <w:t>Clearly state what you expect to produce by the end of Semester 2, including the expected analytical and predictive modelling outputs and any relevant dashboard, application, system or other project deliverables.</w:t>
+          <w:rFonts w:asciiTheme="minorHAnsi" w:eastAsiaTheme="minorHAnsi" w:hAnsiTheme="minorHAnsi" w:cstheme="minorHAnsi"/>
+          <w:kern w:val="2"/>
+          <w:lang w:val="en-US" w:eastAsia="en-US"/>
+          <w14:ligatures w14:val="standardContextual"/>
+        </w:rPr>
+      </w:pPr>
+      <w:r>
+        <w:rPr>
+          <w:rFonts w:asciiTheme="minorHAnsi" w:eastAsiaTheme="minorHAnsi" w:hAnsiTheme="minorHAnsi" w:cstheme="minorHAnsi"/>
+          <w:kern w:val="2"/>
+          <w:lang w:val="en-US" w:eastAsia="en-US"/>
+          <w14:ligatures w14:val="standardContextual"/>
+        </w:rPr>
+        <w:t xml:space="preserve">The primary data source for this project is the “Visa Applications and Decisions, by </w:t>
+      </w:r>
+      <w:r>
+        <w:rPr>
+          <w:rFonts w:asciiTheme="minorHAnsi" w:eastAsiaTheme="minorHAnsi" w:hAnsiTheme="minorHAnsi" w:cstheme="minorHAnsi"/>
+          <w:kern w:val="2"/>
+          <w:lang w:val="en-US" w:eastAsia="en-US"/>
+          <w14:ligatures w14:val="standardContextual"/>
+        </w:rPr>
+        <w:t>Year and Month” dataset. It is published by Government of Ireland on the open data portal Data.gov.ie.</w:t>
       </w:r>
     </w:p>
     <w:p>
@@ -4522,24 +4079,36 @@
           <w:lang w:val="en-US" w:eastAsia="en-US"/>
           <w14:ligatures w14:val="standardContextual"/>
         </w:rPr>
-        <w:t xml:space="preserve">By the end </w:t>
-      </w:r>
-      <w:r>
-        <w:rPr>
-          <w:rFonts w:asciiTheme="minorHAnsi" w:eastAsiaTheme="minorHAnsi" w:hAnsiTheme="minorHAnsi" w:cstheme="minorHAnsi"/>
-          <w:kern w:val="2"/>
-          <w:lang w:val="en-US" w:eastAsia="en-US"/>
-          <w14:ligatures w14:val="standardContextual"/>
-        </w:rPr>
-        <w:t>of the second semester, the project will present the following results:</w:t>
-      </w:r>
+        <w:t xml:space="preserve">The dataset includes monthly visa data from 2017 to July 2026. </w:t>
+      </w:r>
+      <w:r>
+        <w:rPr>
+          <w:rFonts w:asciiTheme="minorHAnsi" w:eastAsiaTheme="minorHAnsi" w:hAnsiTheme="minorHAnsi" w:cstheme="minorHAnsi"/>
+          <w:kern w:val="2"/>
+          <w:lang w:val="en-US" w:eastAsia="en-US"/>
+          <w14:ligatures w14:val="standardContextual"/>
+        </w:rPr>
+        <w:br/>
+        <w:t xml:space="preserve">It contains: </w:t>
+      </w:r>
+    </w:p>
+    <w:p>
+      <w:pPr>
+        <w:pStyle w:val="NormalWeb"/>
+        <w:rPr>
+          <w:rFonts w:asciiTheme="minorHAnsi" w:eastAsiaTheme="minorHAnsi" w:hAnsiTheme="minorHAnsi" w:cstheme="minorHAnsi"/>
+          <w:kern w:val="2"/>
+          <w:lang w:val="en-US" w:eastAsia="en-US"/>
+          <w14:ligatures w14:val="standardContextual"/>
+        </w:rPr>
+      </w:pPr>
     </w:p>
     <w:p>
       <w:pPr>
         <w:pStyle w:val="NormalWeb"/>
         <w:numPr>
           <w:ilvl w:val="0"/>
-          <w:numId w:val="8"/>
+          <w:numId w:val="7"/>
         </w:numPr>
         <w:rPr>
           <w:rFonts w:asciiTheme="minorHAnsi" w:eastAsiaTheme="minorHAnsi" w:hAnsiTheme="minorHAnsi" w:cstheme="minorHAnsi"/>
@@ -4555,7 +4124,7 @@
           <w:lang w:val="en-US" w:eastAsia="en-US"/>
           <w14:ligatures w14:val="standardContextual"/>
         </w:rPr>
-        <w:t>A cleaned and transformed dataset of visa application</w:t>
+        <w:t>Short-term visa applications</w:t>
       </w:r>
     </w:p>
     <w:p>
@@ -4563,7 +4132,7 @@
         <w:pStyle w:val="NormalWeb"/>
         <w:numPr>
           <w:ilvl w:val="0"/>
-          <w:numId w:val="8"/>
+          <w:numId w:val="7"/>
         </w:numPr>
         <w:rPr>
           <w:rFonts w:asciiTheme="minorHAnsi" w:eastAsiaTheme="minorHAnsi" w:hAnsiTheme="minorHAnsi" w:cstheme="minorHAnsi"/>
@@ -4579,16 +4148,7 @@
           <w:lang w:val="en-US" w:eastAsia="en-US"/>
           <w14:ligatures w14:val="standardContextual"/>
         </w:rPr>
-        <w:t>A data directory explained each</w:t>
-      </w:r>
-      <w:r>
-        <w:rPr>
-          <w:rFonts w:asciiTheme="minorHAnsi" w:eastAsiaTheme="minorHAnsi" w:hAnsiTheme="minorHAnsi" w:cstheme="minorHAnsi"/>
-          <w:kern w:val="2"/>
-          <w:lang w:val="en-US" w:eastAsia="en-US"/>
-          <w14:ligatures w14:val="standardContextual"/>
-        </w:rPr>
-        <w:t xml:space="preserve"> variable, data type, missing values, and data transformations.</w:t>
+        <w:t xml:space="preserve">Long-term visa applications </w:t>
       </w:r>
     </w:p>
     <w:p>
@@ -4596,7 +4156,7 @@
         <w:pStyle w:val="NormalWeb"/>
         <w:numPr>
           <w:ilvl w:val="0"/>
-          <w:numId w:val="8"/>
+          <w:numId w:val="7"/>
         </w:numPr>
         <w:rPr>
           <w:rFonts w:asciiTheme="minorHAnsi" w:eastAsiaTheme="minorHAnsi" w:hAnsiTheme="minorHAnsi" w:cstheme="minorHAnsi"/>
@@ -4612,52 +4172,7 @@
           <w:lang w:val="en-US" w:eastAsia="en-US"/>
           <w14:ligatures w14:val="standardContextual"/>
         </w:rPr>
-        <w:t xml:space="preserve">A </w:t>
-      </w:r>
-      <w:r>
-        <w:rPr>
-          <w:rFonts w:asciiTheme="minorHAnsi" w:eastAsiaTheme="minorHAnsi" w:hAnsiTheme="minorHAnsi" w:cstheme="minorHAnsi"/>
-          <w:kern w:val="2"/>
-          <w:lang w:val="en-US" w:eastAsia="en-US"/>
-          <w14:ligatures w14:val="standardContextual"/>
-        </w:rPr>
-        <w:t>Jupyter</w:t>
-      </w:r>
-      <w:r>
-        <w:rPr>
-          <w:rFonts w:asciiTheme="minorHAnsi" w:eastAsiaTheme="minorHAnsi" w:hAnsiTheme="minorHAnsi" w:cstheme="minorHAnsi"/>
-          <w:kern w:val="2"/>
-          <w:lang w:val="en-US" w:eastAsia="en-US"/>
-          <w14:ligatures w14:val="standardContextual"/>
-        </w:rPr>
-        <w:t xml:space="preserve"> notebook with Python code for data cl</w:t>
-      </w:r>
-      <w:r>
-        <w:rPr>
-          <w:rFonts w:asciiTheme="minorHAnsi" w:eastAsiaTheme="minorHAnsi" w:hAnsiTheme="minorHAnsi" w:cstheme="minorHAnsi"/>
-          <w:kern w:val="2"/>
-          <w:lang w:val="en-US" w:eastAsia="en-US"/>
-          <w14:ligatures w14:val="standardContextual"/>
-        </w:rPr>
-        <w:t xml:space="preserve">eaning, analysis, </w:t>
-      </w:r>
-      <w:r>
-        <w:rPr>
-          <w:rFonts w:asciiTheme="minorHAnsi" w:eastAsiaTheme="minorHAnsi" w:hAnsiTheme="minorHAnsi" w:cstheme="minorHAnsi"/>
-          <w:kern w:val="2"/>
-          <w:lang w:val="en-US" w:eastAsia="en-US"/>
-          <w14:ligatures w14:val="standardContextual"/>
-        </w:rPr>
-        <w:t>an</w:t>
-      </w:r>
-      <w:r>
-        <w:rPr>
-          <w:rFonts w:asciiTheme="minorHAnsi" w:eastAsiaTheme="minorHAnsi" w:hAnsiTheme="minorHAnsi" w:cstheme="minorHAnsi"/>
-          <w:kern w:val="2"/>
-          <w:lang w:val="en-US" w:eastAsia="en-US"/>
-          <w14:ligatures w14:val="standardContextual"/>
-        </w:rPr>
-        <w:t>d forecasting, as well as model evaluation.</w:t>
+        <w:t>Applications received</w:t>
       </w:r>
     </w:p>
     <w:p>
@@ -4665,7 +4180,7 @@
         <w:pStyle w:val="NormalWeb"/>
         <w:numPr>
           <w:ilvl w:val="0"/>
-          <w:numId w:val="8"/>
+          <w:numId w:val="7"/>
         </w:numPr>
         <w:rPr>
           <w:rFonts w:asciiTheme="minorHAnsi" w:eastAsiaTheme="minorHAnsi" w:hAnsiTheme="minorHAnsi" w:cstheme="minorHAnsi"/>
@@ -4681,43 +4196,7 @@
           <w:lang w:val="en-US" w:eastAsia="en-US"/>
           <w14:ligatures w14:val="standardContextual"/>
         </w:rPr>
-        <w:t>Charts showing historical visa demand, trends, seasonal patterns</w:t>
-      </w:r>
-      <w:r>
-        <w:rPr>
-          <w:rFonts w:asciiTheme="minorHAnsi" w:eastAsiaTheme="minorHAnsi" w:hAnsiTheme="minorHAnsi" w:cstheme="minorHAnsi"/>
-          <w:kern w:val="2"/>
-          <w:lang w:val="en-US" w:eastAsia="en-US"/>
-          <w14:ligatures w14:val="standardContextual"/>
-        </w:rPr>
-        <w:t xml:space="preserve">, and differences between </w:t>
-      </w:r>
-      <w:r>
-        <w:rPr>
-          <w:rFonts w:asciiTheme="minorHAnsi" w:eastAsiaTheme="minorHAnsi" w:hAnsiTheme="minorHAnsi" w:cstheme="minorHAnsi"/>
-          <w:kern w:val="2"/>
-          <w:lang w:val="en-US" w:eastAsia="en-US"/>
-          <w14:ligatures w14:val="standardContextual"/>
-        </w:rPr>
-        <w:t>short</w:t>
-      </w:r>
-      <w:r>
-        <w:rPr>
-          <w:rFonts w:asciiTheme="minorHAnsi" w:eastAsiaTheme="minorHAnsi" w:hAnsiTheme="minorHAnsi" w:cstheme="minorHAnsi"/>
-          <w:kern w:val="2"/>
-          <w:lang w:val="en-US" w:eastAsia="en-US"/>
-          <w14:ligatures w14:val="standardContextual"/>
-        </w:rPr>
-        <w:t>-term and long-term</w:t>
-      </w:r>
-      <w:r>
-        <w:rPr>
-          <w:rFonts w:asciiTheme="minorHAnsi" w:eastAsiaTheme="minorHAnsi" w:hAnsiTheme="minorHAnsi" w:cstheme="minorHAnsi"/>
-          <w:kern w:val="2"/>
-          <w:lang w:val="en-US" w:eastAsia="en-US"/>
-          <w14:ligatures w14:val="standardContextual"/>
-        </w:rPr>
-        <w:t xml:space="preserve"> visas.</w:t>
+        <w:t>Applications approved</w:t>
       </w:r>
     </w:p>
     <w:p>
@@ -4725,7 +4204,7 @@
         <w:pStyle w:val="NormalWeb"/>
         <w:numPr>
           <w:ilvl w:val="0"/>
-          <w:numId w:val="8"/>
+          <w:numId w:val="7"/>
         </w:numPr>
         <w:rPr>
           <w:rFonts w:asciiTheme="minorHAnsi" w:eastAsiaTheme="minorHAnsi" w:hAnsiTheme="minorHAnsi" w:cstheme="minorHAnsi"/>
@@ -4741,208 +4220,287 @@
           <w:lang w:val="en-US" w:eastAsia="en-US"/>
           <w14:ligatures w14:val="standardContextual"/>
         </w:rPr>
-        <w:t xml:space="preserve">A Seasonal Naïve </w:t>
-      </w:r>
-      <w:r>
-        <w:rPr>
-          <w:rFonts w:asciiTheme="minorHAnsi" w:eastAsiaTheme="minorHAnsi" w:hAnsiTheme="minorHAnsi" w:cstheme="minorHAnsi"/>
-          <w:kern w:val="2"/>
-          <w:lang w:val="en-US" w:eastAsia="en-US"/>
-          <w14:ligatures w14:val="standardContextual"/>
-        </w:rPr>
-        <w:t>forecast model. This will be used as a simple baseline.</w:t>
+        <w:t>Rejected applications</w:t>
       </w:r>
     </w:p>
     <w:p>
       <w:pPr>
         <w:pStyle w:val="NormalWeb"/>
-        <w:numPr>
-          <w:ilvl w:val="0"/>
-          <w:numId w:val="8"/>
-        </w:numPr>
-        <w:rPr>
-          <w:rFonts w:asciiTheme="minorHAnsi" w:eastAsiaTheme="minorHAnsi" w:hAnsiTheme="minorHAnsi" w:cstheme="minorHAnsi"/>
-          <w:kern w:val="2"/>
-          <w:lang w:val="en-US" w:eastAsia="en-US"/>
-          <w14:ligatures w14:val="standardContextual"/>
-        </w:rPr>
-      </w:pPr>
-      <w:r>
-        <w:rPr>
-          <w:rFonts w:asciiTheme="minorHAnsi" w:eastAsiaTheme="minorHAnsi" w:hAnsiTheme="minorHAnsi" w:cstheme="minorHAnsi"/>
-          <w:kern w:val="2"/>
-          <w:lang w:val="en-US" w:eastAsia="en-US"/>
-          <w14:ligatures w14:val="standardContextual"/>
-        </w:rPr>
-        <w:t xml:space="preserve">A Holt-Winters exponential </w:t>
-      </w:r>
-      <w:r>
-        <w:rPr>
-          <w:rFonts w:asciiTheme="minorHAnsi" w:eastAsiaTheme="minorHAnsi" w:hAnsiTheme="minorHAnsi" w:cstheme="minorHAnsi"/>
-          <w:kern w:val="2"/>
-          <w:lang w:val="en-US" w:eastAsia="en-US"/>
-          <w14:ligatures w14:val="standardContextual"/>
-        </w:rPr>
-        <w:t>smoothing model for forecasting monthly demand.</w:t>
+        <w:rPr>
+          <w:rFonts w:asciiTheme="minorHAnsi" w:eastAsiaTheme="minorHAnsi" w:hAnsiTheme="minorHAnsi" w:cstheme="minorHAnsi"/>
+          <w:kern w:val="2"/>
+          <w:lang w:val="en-US" w:eastAsia="en-US"/>
+          <w14:ligatures w14:val="standardContextual"/>
+        </w:rPr>
+      </w:pPr>
+      <w:r>
+        <w:rPr>
+          <w:rFonts w:asciiTheme="minorHAnsi" w:eastAsiaTheme="minorHAnsi" w:hAnsiTheme="minorHAnsi" w:cstheme="minorHAnsi"/>
+          <w:kern w:val="2"/>
+          <w:lang w:val="en-US" w:eastAsia="en-US"/>
+          <w14:ligatures w14:val="standardContextual"/>
+        </w:rPr>
+        <w:t>The data</w:t>
+      </w:r>
+      <w:r>
+        <w:rPr>
+          <w:rFonts w:asciiTheme="minorHAnsi" w:eastAsiaTheme="minorHAnsi" w:hAnsiTheme="minorHAnsi" w:cstheme="minorHAnsi"/>
+          <w:kern w:val="2"/>
+          <w:lang w:val="en-US" w:eastAsia="en-US"/>
+          <w14:ligatures w14:val="standardContextual"/>
+        </w:rPr>
+        <w:t xml:space="preserve"> records both paper</w:t>
+      </w:r>
+      <w:r>
+        <w:rPr>
+          <w:rFonts w:asciiTheme="minorHAnsi" w:eastAsiaTheme="minorHAnsi" w:hAnsiTheme="minorHAnsi" w:cstheme="minorHAnsi"/>
+          <w:kern w:val="2"/>
+          <w:lang w:val="en-US" w:eastAsia="en-US"/>
+          <w14:ligatures w14:val="standardContextual"/>
+        </w:rPr>
+        <w:t xml:space="preserve"> and online visa applications after</w:t>
+      </w:r>
+      <w:r>
+        <w:rPr>
+          <w:rFonts w:asciiTheme="minorHAnsi" w:eastAsiaTheme="minorHAnsi" w:hAnsiTheme="minorHAnsi" w:cstheme="minorHAnsi"/>
+          <w:kern w:val="2"/>
+          <w:lang w:val="en-US" w:eastAsia="en-US"/>
+          <w14:ligatures w14:val="standardContextual"/>
+        </w:rPr>
+        <w:t xml:space="preserve"> payment </w:t>
+      </w:r>
+      <w:r>
+        <w:rPr>
+          <w:rFonts w:asciiTheme="minorHAnsi" w:eastAsiaTheme="minorHAnsi" w:hAnsiTheme="minorHAnsi" w:cstheme="minorHAnsi"/>
+          <w:kern w:val="2"/>
+          <w:lang w:val="en-US" w:eastAsia="en-US"/>
+          <w14:ligatures w14:val="standardContextual"/>
+        </w:rPr>
+        <w:t>have</w:t>
+      </w:r>
+      <w:r>
+        <w:rPr>
+          <w:rFonts w:asciiTheme="minorHAnsi" w:eastAsiaTheme="minorHAnsi" w:hAnsiTheme="minorHAnsi" w:cstheme="minorHAnsi"/>
+          <w:kern w:val="2"/>
+          <w:lang w:val="en-US" w:eastAsia="en-US"/>
+          <w14:ligatures w14:val="standardContextual"/>
+        </w:rPr>
+        <w:t xml:space="preserve"> been completed. It also includes visa decisions</w:t>
+      </w:r>
+      <w:r>
+        <w:rPr>
+          <w:rFonts w:asciiTheme="minorHAnsi" w:eastAsiaTheme="minorHAnsi" w:hAnsiTheme="minorHAnsi" w:cstheme="minorHAnsi"/>
+          <w:kern w:val="2"/>
+          <w:lang w:val="en-US" w:eastAsia="en-US"/>
+          <w14:ligatures w14:val="standardContextual"/>
+        </w:rPr>
+        <w:t xml:space="preserve"> made each month. Data.gov.ie</w:t>
       </w:r>
     </w:p>
     <w:p>
       <w:pPr>
         <w:pStyle w:val="NormalWeb"/>
-        <w:numPr>
-          <w:ilvl w:val="0"/>
-          <w:numId w:val="8"/>
-        </w:numPr>
-        <w:rPr>
-          <w:rFonts w:asciiTheme="minorHAnsi" w:eastAsiaTheme="minorHAnsi" w:hAnsiTheme="minorHAnsi" w:cstheme="minorHAnsi"/>
-          <w:kern w:val="2"/>
-          <w:lang w:val="en-US" w:eastAsia="en-US"/>
-          <w14:ligatures w14:val="standardContextual"/>
-        </w:rPr>
-      </w:pPr>
-      <w:r>
-        <w:rPr>
-          <w:rFonts w:asciiTheme="minorHAnsi" w:eastAsiaTheme="minorHAnsi" w:hAnsiTheme="minorHAnsi" w:cstheme="minorHAnsi"/>
-          <w:kern w:val="2"/>
-          <w:lang w:val="en-US" w:eastAsia="en-US"/>
-          <w14:ligatures w14:val="standardContextual"/>
-        </w:rPr>
-        <w:t xml:space="preserve">A </w:t>
-      </w:r>
-      <w:r>
-        <w:rPr>
-          <w:rFonts w:asciiTheme="minorHAnsi" w:eastAsiaTheme="minorHAnsi" w:hAnsiTheme="minorHAnsi" w:cstheme="minorHAnsi"/>
-          <w:kern w:val="2"/>
-          <w:lang w:val="en-US" w:eastAsia="en-US"/>
-          <w14:ligatures w14:val="standardContextual"/>
-        </w:rPr>
-        <w:t>table comparing the models using MAE, RMSE and MAPE</w:t>
-      </w:r>
-      <w:r>
-        <w:rPr>
-          <w:rFonts w:asciiTheme="minorHAnsi" w:eastAsiaTheme="minorHAnsi" w:hAnsiTheme="minorHAnsi" w:cstheme="minorHAnsi"/>
-          <w:kern w:val="2"/>
-          <w:lang w:val="en-US" w:eastAsia="en-US"/>
-          <w14:ligatures w14:val="standardContextual"/>
-        </w:rPr>
-        <w:t xml:space="preserve"> or sMAPE.</w:t>
+        <w:rPr>
+          <w:rFonts w:asciiTheme="minorHAnsi" w:eastAsiaTheme="minorHAnsi" w:hAnsiTheme="minorHAnsi" w:cstheme="minorHAnsi"/>
+          <w:kern w:val="2"/>
+          <w:lang w:val="en-US" w:eastAsia="en-US"/>
+          <w14:ligatures w14:val="standardContextual"/>
+        </w:rPr>
+      </w:pPr>
+      <w:r>
+        <w:rPr>
+          <w:rFonts w:asciiTheme="minorHAnsi" w:eastAsiaTheme="minorHAnsi" w:hAnsiTheme="minorHAnsi" w:cstheme="minorHAnsi"/>
+          <w:kern w:val="2"/>
+          <w:lang w:val="en-US" w:eastAsia="en-US"/>
+          <w14:ligatures w14:val="standardContextual"/>
+        </w:rPr>
+        <w:t>This dataset is s</w:t>
+      </w:r>
+      <w:r>
+        <w:rPr>
+          <w:rFonts w:asciiTheme="minorHAnsi" w:eastAsiaTheme="minorHAnsi" w:hAnsiTheme="minorHAnsi" w:cstheme="minorHAnsi"/>
+          <w:kern w:val="2"/>
+          <w:lang w:val="en-US" w:eastAsia="en-US"/>
+          <w14:ligatures w14:val="standardContextual"/>
+        </w:rPr>
+        <w:t xml:space="preserve">uitable </w:t>
+      </w:r>
+      <w:r>
+        <w:rPr>
+          <w:rFonts w:asciiTheme="minorHAnsi" w:eastAsiaTheme="minorHAnsi" w:hAnsiTheme="minorHAnsi" w:cstheme="minorHAnsi"/>
+          <w:kern w:val="2"/>
+          <w:lang w:val="en-US" w:eastAsia="en-US"/>
+          <w14:ligatures w14:val="standardContextual"/>
+        </w:rPr>
+        <w:t xml:space="preserve">for the project because it provides monthly historical data spanning several years. This makes it possible </w:t>
+      </w:r>
+      <w:r>
+        <w:rPr>
+          <w:rFonts w:asciiTheme="minorHAnsi" w:eastAsiaTheme="minorHAnsi" w:hAnsiTheme="minorHAnsi" w:cstheme="minorHAnsi"/>
+          <w:kern w:val="2"/>
+          <w:lang w:val="en-US" w:eastAsia="en-US"/>
+          <w14:ligatures w14:val="standardContextual"/>
+        </w:rPr>
+        <w:t>to identify trends, seasonal patterns, and changes in visa demand over time</w:t>
+      </w:r>
+      <w:r>
+        <w:rPr>
+          <w:rFonts w:asciiTheme="minorHAnsi" w:eastAsiaTheme="minorHAnsi" w:hAnsiTheme="minorHAnsi" w:cstheme="minorHAnsi"/>
+          <w:kern w:val="2"/>
+          <w:lang w:val="en-US" w:eastAsia="en-US"/>
+          <w14:ligatures w14:val="standardContextual"/>
+        </w:rPr>
+        <w:t>.</w:t>
       </w:r>
     </w:p>
     <w:p>
       <w:pPr>
         <w:pStyle w:val="NormalWeb"/>
-        <w:numPr>
-          <w:ilvl w:val="0"/>
-          <w:numId w:val="8"/>
-        </w:numPr>
-        <w:rPr>
-          <w:rFonts w:asciiTheme="minorHAnsi" w:eastAsiaTheme="minorHAnsi" w:hAnsiTheme="minorHAnsi" w:cstheme="minorHAnsi"/>
-          <w:kern w:val="2"/>
-          <w:lang w:val="en-US" w:eastAsia="en-US"/>
-          <w14:ligatures w14:val="standardContextual"/>
-        </w:rPr>
-      </w:pPr>
-      <w:r>
-        <w:rPr>
-          <w:rFonts w:asciiTheme="minorHAnsi" w:eastAsiaTheme="minorHAnsi" w:hAnsiTheme="minorHAnsi" w:cstheme="minorHAnsi"/>
-          <w:kern w:val="2"/>
-          <w:lang w:val="en-US" w:eastAsia="en-US"/>
-          <w14:ligatures w14:val="standardContextual"/>
-        </w:rPr>
-        <w:t>Monthly forecast for short</w:t>
-      </w:r>
-      <w:r>
-        <w:rPr>
-          <w:rFonts w:asciiTheme="minorHAnsi" w:eastAsiaTheme="minorHAnsi" w:hAnsiTheme="minorHAnsi" w:cstheme="minorHAnsi"/>
-          <w:kern w:val="2"/>
-          <w:lang w:val="en-US" w:eastAsia="en-US"/>
-          <w14:ligatures w14:val="standardContextual"/>
-        </w:rPr>
-        <w:t>- and long-term visa applications.</w:t>
+        <w:rPr>
+          <w:rFonts w:asciiTheme="minorHAnsi" w:eastAsiaTheme="minorHAnsi" w:hAnsiTheme="minorHAnsi" w:cstheme="minorHAnsi"/>
+          <w:kern w:val="2"/>
+          <w:lang w:val="en-US" w:eastAsia="en-US"/>
+          <w14:ligatures w14:val="standardContextual"/>
+        </w:rPr>
+      </w:pPr>
+      <w:r>
+        <w:rPr>
+          <w:rFonts w:asciiTheme="minorHAnsi" w:eastAsiaTheme="minorHAnsi" w:hAnsiTheme="minorHAnsi" w:cstheme="minorHAnsi"/>
+          <w:kern w:val="2"/>
+          <w:lang w:val="en-US" w:eastAsia="en-US"/>
+          <w14:ligatures w14:val="standardContextual"/>
+        </w:rPr>
+        <w:t xml:space="preserve">The original file is </w:t>
+      </w:r>
+      <w:r>
+        <w:rPr>
+          <w:rFonts w:asciiTheme="minorHAnsi" w:eastAsiaTheme="minorHAnsi" w:hAnsiTheme="minorHAnsi" w:cstheme="minorHAnsi"/>
+          <w:kern w:val="2"/>
+          <w:lang w:val="en-US" w:eastAsia="en-US"/>
+          <w14:ligatures w14:val="standardContextual"/>
+        </w:rPr>
+        <w:t xml:space="preserve">in </w:t>
+      </w:r>
+      <w:r>
+        <w:rPr>
+          <w:rFonts w:asciiTheme="minorHAnsi" w:eastAsiaTheme="minorHAnsi" w:hAnsiTheme="minorHAnsi" w:cstheme="minorHAnsi"/>
+          <w:kern w:val="2"/>
+          <w:lang w:val="en-US" w:eastAsia="en-US"/>
+          <w14:ligatures w14:val="standardContextual"/>
+        </w:rPr>
+        <w:t>w</w:t>
+      </w:r>
+      <w:r>
+        <w:rPr>
+          <w:rFonts w:asciiTheme="minorHAnsi" w:eastAsiaTheme="minorHAnsi" w:hAnsiTheme="minorHAnsi" w:cstheme="minorHAnsi"/>
+          <w:kern w:val="2"/>
+          <w:lang w:val="en-US" w:eastAsia="en-US"/>
+          <w14:ligatures w14:val="standardContextual"/>
+        </w:rPr>
+        <w:t xml:space="preserve">ide format, with one column </w:t>
+      </w:r>
+      <w:r>
+        <w:rPr>
+          <w:rFonts w:asciiTheme="minorHAnsi" w:eastAsiaTheme="minorHAnsi" w:hAnsiTheme="minorHAnsi" w:cstheme="minorHAnsi"/>
+          <w:kern w:val="2"/>
+          <w:lang w:val="en-US" w:eastAsia="en-US"/>
+          <w14:ligatures w14:val="standardContextual"/>
+        </w:rPr>
+        <w:t xml:space="preserve">for each month. It will be </w:t>
+      </w:r>
+      <w:r>
+        <w:rPr>
+          <w:rFonts w:asciiTheme="minorHAnsi" w:eastAsiaTheme="minorHAnsi" w:hAnsiTheme="minorHAnsi" w:cstheme="minorHAnsi"/>
+          <w:kern w:val="2"/>
+          <w:lang w:val="en-US" w:eastAsia="en-US"/>
+          <w14:ligatures w14:val="standardContextual"/>
+        </w:rPr>
+        <w:t>transformed</w:t>
+      </w:r>
+      <w:r>
+        <w:rPr>
+          <w:rFonts w:asciiTheme="minorHAnsi" w:eastAsiaTheme="minorHAnsi" w:hAnsiTheme="minorHAnsi" w:cstheme="minorHAnsi"/>
+          <w:kern w:val="2"/>
+          <w:lang w:val="en-US" w:eastAsia="en-US"/>
+          <w14:ligatures w14:val="standardContextual"/>
+        </w:rPr>
+        <w:t xml:space="preserve"> </w:t>
+      </w:r>
+      <w:r>
+        <w:rPr>
+          <w:rFonts w:asciiTheme="minorHAnsi" w:eastAsiaTheme="minorHAnsi" w:hAnsiTheme="minorHAnsi" w:cstheme="minorHAnsi"/>
+          <w:kern w:val="2"/>
+          <w:lang w:val="en-US" w:eastAsia="en-US"/>
+          <w14:ligatures w14:val="standardContextual"/>
+        </w:rPr>
+        <w:t xml:space="preserve">into long format for </w:t>
+      </w:r>
+      <w:r>
+        <w:rPr>
+          <w:rFonts w:asciiTheme="minorHAnsi" w:eastAsiaTheme="minorHAnsi" w:hAnsiTheme="minorHAnsi" w:cstheme="minorHAnsi"/>
+          <w:kern w:val="2"/>
+          <w:lang w:val="en-US" w:eastAsia="en-US"/>
+          <w14:ligatures w14:val="standardContextual"/>
+        </w:rPr>
+        <w:t xml:space="preserve">analysis. </w:t>
       </w:r>
     </w:p>
     <w:p>
       <w:pPr>
         <w:pStyle w:val="NormalWeb"/>
-        <w:numPr>
-          <w:ilvl w:val="0"/>
-          <w:numId w:val="8"/>
-        </w:numPr>
-        <w:rPr>
-          <w:rFonts w:asciiTheme="minorHAnsi" w:eastAsiaTheme="minorHAnsi" w:hAnsiTheme="minorHAnsi" w:cstheme="minorHAnsi"/>
-          <w:kern w:val="2"/>
-          <w:lang w:val="en-US" w:eastAsia="en-US"/>
-          <w14:ligatures w14:val="standardContextual"/>
-        </w:rPr>
-      </w:pPr>
-      <w:r>
-        <w:rPr>
-          <w:rFonts w:asciiTheme="minorHAnsi" w:eastAsiaTheme="minorHAnsi" w:hAnsiTheme="minorHAnsi" w:cstheme="minorHAnsi"/>
-          <w:kern w:val="2"/>
-          <w:lang w:val="en-US" w:eastAsia="en-US"/>
-          <w14:ligatures w14:val="standardContextual"/>
-        </w:rPr>
-        <w:t xml:space="preserve">A </w:t>
-      </w:r>
-      <w:r>
-        <w:rPr>
-          <w:rFonts w:asciiTheme="minorHAnsi" w:eastAsiaTheme="minorHAnsi" w:hAnsiTheme="minorHAnsi" w:cstheme="minorHAnsi"/>
-          <w:kern w:val="2"/>
-          <w:lang w:val="en-US" w:eastAsia="en-US"/>
-          <w14:ligatures w14:val="standardContextual"/>
-        </w:rPr>
-        <w:t xml:space="preserve">final report explaining the </w:t>
-      </w:r>
-      <w:r>
-        <w:rPr>
-          <w:rFonts w:asciiTheme="minorHAnsi" w:eastAsiaTheme="minorHAnsi" w:hAnsiTheme="minorHAnsi" w:cstheme="minorHAnsi"/>
-          <w:kern w:val="2"/>
-          <w:lang w:val="en-US" w:eastAsia="en-US"/>
-          <w14:ligatures w14:val="standardContextual"/>
-        </w:rPr>
-        <w:t>methodology</w:t>
-      </w:r>
-      <w:r>
-        <w:rPr>
-          <w:rFonts w:asciiTheme="minorHAnsi" w:eastAsiaTheme="minorHAnsi" w:hAnsiTheme="minorHAnsi" w:cstheme="minorHAnsi"/>
-          <w:kern w:val="2"/>
-          <w:lang w:val="en-US" w:eastAsia="en-US"/>
-          <w14:ligatures w14:val="standardContextual"/>
-        </w:rPr>
-        <w:t>, results</w:t>
-      </w:r>
-      <w:r>
-        <w:rPr>
-          <w:rFonts w:asciiTheme="minorHAnsi" w:eastAsiaTheme="minorHAnsi" w:hAnsiTheme="minorHAnsi" w:cstheme="minorHAnsi"/>
-          <w:kern w:val="2"/>
-          <w:lang w:val="en-US" w:eastAsia="en-US"/>
-          <w14:ligatures w14:val="standardContextual"/>
-        </w:rPr>
-        <w:t>, limitations, ethical considerations and recommendations</w:t>
+        <w:rPr>
+          <w:rFonts w:asciiTheme="minorHAnsi" w:eastAsiaTheme="minorHAnsi" w:hAnsiTheme="minorHAnsi" w:cstheme="minorHAnsi"/>
+          <w:kern w:val="2"/>
+          <w:lang w:val="en-US" w:eastAsia="en-US"/>
+          <w14:ligatures w14:val="standardContextual"/>
+        </w:rPr>
+      </w:pPr>
+      <w:r>
+        <w:rPr>
+          <w:rFonts w:asciiTheme="minorHAnsi" w:eastAsiaTheme="minorHAnsi" w:hAnsiTheme="minorHAnsi" w:cstheme="minorHAnsi"/>
+          <w:kern w:val="2"/>
+          <w:lang w:val="en-US" w:eastAsia="en-US"/>
+          <w14:ligatures w14:val="standardContextual"/>
+        </w:rPr>
+        <w:t>The data co</w:t>
+      </w:r>
+      <w:r>
+        <w:rPr>
+          <w:rFonts w:asciiTheme="minorHAnsi" w:eastAsiaTheme="minorHAnsi" w:hAnsiTheme="minorHAnsi" w:cstheme="minorHAnsi"/>
+          <w:kern w:val="2"/>
+          <w:lang w:val="en-US" w:eastAsia="en-US"/>
+          <w14:ligatures w14:val="standardContextual"/>
+        </w:rPr>
+        <w:t>mes from an official source of the government of Ireland, making it suit</w:t>
+      </w:r>
+      <w:r>
+        <w:rPr>
+          <w:rFonts w:asciiTheme="minorHAnsi" w:eastAsiaTheme="minorHAnsi" w:hAnsiTheme="minorHAnsi" w:cstheme="minorHAnsi"/>
+          <w:kern w:val="2"/>
+          <w:lang w:val="en-US" w:eastAsia="en-US"/>
+          <w14:ligatures w14:val="standardContextual"/>
+        </w:rPr>
+        <w:t xml:space="preserve">able for academic use. </w:t>
       </w:r>
     </w:p>
     <w:p>
       <w:pPr>
         <w:pStyle w:val="NormalWeb"/>
-        <w:numPr>
-          <w:ilvl w:val="0"/>
-          <w:numId w:val="8"/>
-        </w:numPr>
-        <w:rPr>
-          <w:rFonts w:asciiTheme="minorHAnsi" w:eastAsiaTheme="minorHAnsi" w:hAnsiTheme="minorHAnsi" w:cstheme="minorHAnsi"/>
-          <w:kern w:val="2"/>
-          <w:lang w:val="en-US" w:eastAsia="en-US"/>
-          <w14:ligatures w14:val="standardContextual"/>
-        </w:rPr>
-      </w:pPr>
-      <w:r>
-        <w:rPr>
-          <w:rFonts w:asciiTheme="minorHAnsi" w:eastAsiaTheme="minorHAnsi" w:hAnsiTheme="minorHAnsi" w:cstheme="minorHAnsi"/>
-          <w:kern w:val="2"/>
-          <w:lang w:val="en-US" w:eastAsia="en-US"/>
-          <w14:ligatures w14:val="standardContextual"/>
-        </w:rPr>
-        <w:t xml:space="preserve">Practical recommendations for immigration service. </w:t>
+        <w:rPr>
+          <w:rFonts w:asciiTheme="minorHAnsi" w:eastAsiaTheme="minorHAnsi" w:hAnsiTheme="minorHAnsi" w:cstheme="minorHAnsi"/>
+          <w:kern w:val="2"/>
+          <w:lang w:val="en-US" w:eastAsia="en-US"/>
+          <w14:ligatures w14:val="standardContextual"/>
+        </w:rPr>
+      </w:pPr>
+      <w:r>
+        <w:rPr>
+          <w:rFonts w:asciiTheme="minorHAnsi" w:eastAsiaTheme="minorHAnsi" w:hAnsiTheme="minorHAnsi" w:cstheme="minorHAnsi"/>
+          <w:kern w:val="2"/>
+          <w:lang w:val="en-US" w:eastAsia="en-US"/>
+          <w14:ligatures w14:val="standardContextual"/>
+        </w:rPr>
+        <w:t>The project will use only the monthly totals. It will not use personal information or identify individual applicants.</w:t>
       </w:r>
     </w:p>
     <w:p>
@@ -4957,7 +4515,9 @@
           <w:lang w:val="en-US"/>
         </w:rPr>
       </w:pPr>
-      <w:r>
+    </w:p>
+    <w:p>
+      <w:pPr>
         <w:rPr>
           <w:rFonts w:eastAsiaTheme="majorEastAsia" w:cstheme="minorHAnsi"/>
           <w:b/>
@@ -4967,38 +4527,509 @@
           <w:szCs w:val="28"/>
           <w:lang w:val="en-US"/>
         </w:rPr>
+      </w:pPr>
+      <w:r>
+        <w:rPr>
+          <w:rFonts w:eastAsiaTheme="majorEastAsia" w:cstheme="minorHAnsi"/>
+          <w:b/>
+          <w:bCs/>
+          <w:color w:val="2F5496" w:themeColor="accent1" w:themeShade="BF"/>
+          <w:sz w:val="28"/>
+          <w:szCs w:val="28"/>
+          <w:lang w:val="en-US"/>
+        </w:rPr>
+        <w:t>Expected Deliverables</w:t>
+      </w:r>
+    </w:p>
+    <w:p>
+      <w:pPr>
+        <w:pStyle w:val="NormalWeb"/>
+        <w:rPr>
+          <w:rFonts w:asciiTheme="minorHAnsi" w:eastAsiaTheme="minorHAnsi" w:hAnsiTheme="minorHAnsi" w:cstheme="minorHAnsi"/>
+          <w:kern w:val="2"/>
+          <w:lang w:val="en-US" w:eastAsia="en-US"/>
+          <w14:ligatures w14:val="standardContextual"/>
+        </w:rPr>
+      </w:pPr>
+      <w:r>
+        <w:rPr>
+          <w:rFonts w:asciiTheme="minorHAnsi" w:eastAsiaTheme="minorHAnsi" w:hAnsiTheme="minorHAnsi" w:cstheme="minorHAnsi"/>
+          <w:kern w:val="2"/>
+          <w:lang w:val="en-US" w:eastAsia="en-US"/>
+          <w14:ligatures w14:val="standardContextual"/>
+        </w:rPr>
+        <w:t xml:space="preserve">By the end </w:t>
+      </w:r>
+      <w:r>
+        <w:rPr>
+          <w:rFonts w:asciiTheme="minorHAnsi" w:eastAsiaTheme="minorHAnsi" w:hAnsiTheme="minorHAnsi" w:cstheme="minorHAnsi"/>
+          <w:kern w:val="2"/>
+          <w:lang w:val="en-US" w:eastAsia="en-US"/>
+          <w14:ligatures w14:val="standardContextual"/>
+        </w:rPr>
+        <w:t>of the second semester, the project will present the following results:</w:t>
+      </w:r>
+    </w:p>
+    <w:p>
+      <w:pPr>
+        <w:pStyle w:val="NormalWeb"/>
+        <w:numPr>
+          <w:ilvl w:val="0"/>
+          <w:numId w:val="8"/>
+        </w:numPr>
+        <w:rPr>
+          <w:rFonts w:asciiTheme="minorHAnsi" w:eastAsiaTheme="minorHAnsi" w:hAnsiTheme="minorHAnsi" w:cstheme="minorHAnsi"/>
+          <w:kern w:val="2"/>
+          <w:lang w:val="en-US" w:eastAsia="en-US"/>
+          <w14:ligatures w14:val="standardContextual"/>
+        </w:rPr>
+      </w:pPr>
+      <w:r>
+        <w:rPr>
+          <w:rFonts w:asciiTheme="minorHAnsi" w:eastAsiaTheme="minorHAnsi" w:hAnsiTheme="minorHAnsi" w:cstheme="minorHAnsi"/>
+          <w:kern w:val="2"/>
+          <w:lang w:val="en-US" w:eastAsia="en-US"/>
+          <w14:ligatures w14:val="standardContextual"/>
+        </w:rPr>
+        <w:t>A cleaned and transformed dataset of visa application</w:t>
+      </w:r>
+    </w:p>
+    <w:p>
+      <w:pPr>
+        <w:pStyle w:val="NormalWeb"/>
+        <w:numPr>
+          <w:ilvl w:val="0"/>
+          <w:numId w:val="8"/>
+        </w:numPr>
+        <w:rPr>
+          <w:rFonts w:asciiTheme="minorHAnsi" w:eastAsiaTheme="minorHAnsi" w:hAnsiTheme="minorHAnsi" w:cstheme="minorHAnsi"/>
+          <w:kern w:val="2"/>
+          <w:lang w:val="en-US" w:eastAsia="en-US"/>
+          <w14:ligatures w14:val="standardContextual"/>
+        </w:rPr>
+      </w:pPr>
+      <w:r>
+        <w:rPr>
+          <w:rFonts w:asciiTheme="minorHAnsi" w:eastAsiaTheme="minorHAnsi" w:hAnsiTheme="minorHAnsi" w:cstheme="minorHAnsi"/>
+          <w:kern w:val="2"/>
+          <w:lang w:val="en-US" w:eastAsia="en-US"/>
+          <w14:ligatures w14:val="standardContextual"/>
+        </w:rPr>
+        <w:t>A data directory explained each</w:t>
+      </w:r>
+      <w:r>
+        <w:rPr>
+          <w:rFonts w:asciiTheme="minorHAnsi" w:eastAsiaTheme="minorHAnsi" w:hAnsiTheme="minorHAnsi" w:cstheme="minorHAnsi"/>
+          <w:kern w:val="2"/>
+          <w:lang w:val="en-US" w:eastAsia="en-US"/>
+          <w14:ligatures w14:val="standardContextual"/>
+        </w:rPr>
+        <w:t xml:space="preserve"> variable, data type, missing values, and data transformations.</w:t>
+      </w:r>
+    </w:p>
+    <w:p>
+      <w:pPr>
+        <w:pStyle w:val="NormalWeb"/>
+        <w:numPr>
+          <w:ilvl w:val="0"/>
+          <w:numId w:val="8"/>
+        </w:numPr>
+        <w:rPr>
+          <w:rFonts w:asciiTheme="minorHAnsi" w:eastAsiaTheme="minorHAnsi" w:hAnsiTheme="minorHAnsi" w:cstheme="minorHAnsi"/>
+          <w:kern w:val="2"/>
+          <w:lang w:val="en-US" w:eastAsia="en-US"/>
+          <w14:ligatures w14:val="standardContextual"/>
+        </w:rPr>
+      </w:pPr>
+      <w:r>
+        <w:rPr>
+          <w:rFonts w:asciiTheme="minorHAnsi" w:eastAsiaTheme="minorHAnsi" w:hAnsiTheme="minorHAnsi" w:cstheme="minorHAnsi"/>
+          <w:kern w:val="2"/>
+          <w:lang w:val="en-US" w:eastAsia="en-US"/>
+          <w14:ligatures w14:val="standardContextual"/>
+        </w:rPr>
+        <w:t xml:space="preserve">A </w:t>
+      </w:r>
+      <w:r>
+        <w:rPr>
+          <w:rFonts w:asciiTheme="minorHAnsi" w:eastAsiaTheme="minorHAnsi" w:hAnsiTheme="minorHAnsi" w:cstheme="minorHAnsi"/>
+          <w:kern w:val="2"/>
+          <w:lang w:val="en-US" w:eastAsia="en-US"/>
+          <w14:ligatures w14:val="standardContextual"/>
+        </w:rPr>
+        <w:t>Jupyter</w:t>
+      </w:r>
+      <w:r>
+        <w:rPr>
+          <w:rFonts w:asciiTheme="minorHAnsi" w:eastAsiaTheme="minorHAnsi" w:hAnsiTheme="minorHAnsi" w:cstheme="minorHAnsi"/>
+          <w:kern w:val="2"/>
+          <w:lang w:val="en-US" w:eastAsia="en-US"/>
+          <w14:ligatures w14:val="standardContextual"/>
+        </w:rPr>
+        <w:t xml:space="preserve"> notebook with Python code for data cl</w:t>
+      </w:r>
+      <w:r>
+        <w:rPr>
+          <w:rFonts w:asciiTheme="minorHAnsi" w:eastAsiaTheme="minorHAnsi" w:hAnsiTheme="minorHAnsi" w:cstheme="minorHAnsi"/>
+          <w:kern w:val="2"/>
+          <w:lang w:val="en-US" w:eastAsia="en-US"/>
+          <w14:ligatures w14:val="standardContextual"/>
+        </w:rPr>
+        <w:t xml:space="preserve">eaning, analysis, </w:t>
+      </w:r>
+      <w:r>
+        <w:rPr>
+          <w:rFonts w:asciiTheme="minorHAnsi" w:eastAsiaTheme="minorHAnsi" w:hAnsiTheme="minorHAnsi" w:cstheme="minorHAnsi"/>
+          <w:kern w:val="2"/>
+          <w:lang w:val="en-US" w:eastAsia="en-US"/>
+          <w14:ligatures w14:val="standardContextual"/>
+        </w:rPr>
+        <w:t>an</w:t>
+      </w:r>
+      <w:r>
+        <w:rPr>
+          <w:rFonts w:asciiTheme="minorHAnsi" w:eastAsiaTheme="minorHAnsi" w:hAnsiTheme="minorHAnsi" w:cstheme="minorHAnsi"/>
+          <w:kern w:val="2"/>
+          <w:lang w:val="en-US" w:eastAsia="en-US"/>
+          <w14:ligatures w14:val="standardContextual"/>
+        </w:rPr>
+        <w:t>d forecasting, as well as model evaluation.</w:t>
+      </w:r>
+    </w:p>
+    <w:p>
+      <w:pPr>
+        <w:pStyle w:val="NormalWeb"/>
+        <w:numPr>
+          <w:ilvl w:val="0"/>
+          <w:numId w:val="8"/>
+        </w:numPr>
+        <w:rPr>
+          <w:rFonts w:asciiTheme="minorHAnsi" w:eastAsiaTheme="minorHAnsi" w:hAnsiTheme="minorHAnsi" w:cstheme="minorHAnsi"/>
+          <w:kern w:val="2"/>
+          <w:lang w:val="en-US" w:eastAsia="en-US"/>
+          <w14:ligatures w14:val="standardContextual"/>
+        </w:rPr>
+      </w:pPr>
+      <w:r>
+        <w:rPr>
+          <w:rFonts w:asciiTheme="minorHAnsi" w:eastAsiaTheme="minorHAnsi" w:hAnsiTheme="minorHAnsi" w:cstheme="minorHAnsi"/>
+          <w:kern w:val="2"/>
+          <w:lang w:val="en-US" w:eastAsia="en-US"/>
+          <w14:ligatures w14:val="standardContextual"/>
+        </w:rPr>
+        <w:t>Charts showing historical visa demand, trends, seasonal patterns</w:t>
+      </w:r>
+      <w:r>
+        <w:rPr>
+          <w:rFonts w:asciiTheme="minorHAnsi" w:eastAsiaTheme="minorHAnsi" w:hAnsiTheme="minorHAnsi" w:cstheme="minorHAnsi"/>
+          <w:kern w:val="2"/>
+          <w:lang w:val="en-US" w:eastAsia="en-US"/>
+          <w14:ligatures w14:val="standardContextual"/>
+        </w:rPr>
+        <w:t xml:space="preserve">, and differences between </w:t>
+      </w:r>
+      <w:r>
+        <w:rPr>
+          <w:rFonts w:asciiTheme="minorHAnsi" w:eastAsiaTheme="minorHAnsi" w:hAnsiTheme="minorHAnsi" w:cstheme="minorHAnsi"/>
+          <w:kern w:val="2"/>
+          <w:lang w:val="en-US" w:eastAsia="en-US"/>
+          <w14:ligatures w14:val="standardContextual"/>
+        </w:rPr>
+        <w:t>short</w:t>
+      </w:r>
+      <w:r>
+        <w:rPr>
+          <w:rFonts w:asciiTheme="minorHAnsi" w:eastAsiaTheme="minorHAnsi" w:hAnsiTheme="minorHAnsi" w:cstheme="minorHAnsi"/>
+          <w:kern w:val="2"/>
+          <w:lang w:val="en-US" w:eastAsia="en-US"/>
+          <w14:ligatures w14:val="standardContextual"/>
+        </w:rPr>
+        <w:t>-term and long-term</w:t>
+      </w:r>
+      <w:r>
+        <w:rPr>
+          <w:rFonts w:asciiTheme="minorHAnsi" w:eastAsiaTheme="minorHAnsi" w:hAnsiTheme="minorHAnsi" w:cstheme="minorHAnsi"/>
+          <w:kern w:val="2"/>
+          <w:lang w:val="en-US" w:eastAsia="en-US"/>
+          <w14:ligatures w14:val="standardContextual"/>
+        </w:rPr>
+        <w:t xml:space="preserve"> visas.</w:t>
+      </w:r>
+    </w:p>
+    <w:p>
+      <w:pPr>
+        <w:pStyle w:val="NormalWeb"/>
+        <w:numPr>
+          <w:ilvl w:val="0"/>
+          <w:numId w:val="8"/>
+        </w:numPr>
+        <w:rPr>
+          <w:rFonts w:asciiTheme="minorHAnsi" w:eastAsiaTheme="minorHAnsi" w:hAnsiTheme="minorHAnsi" w:cstheme="minorHAnsi"/>
+          <w:kern w:val="2"/>
+          <w:lang w:val="en-US" w:eastAsia="en-US"/>
+          <w14:ligatures w14:val="standardContextual"/>
+        </w:rPr>
+      </w:pPr>
+      <w:r>
+        <w:rPr>
+          <w:rFonts w:asciiTheme="minorHAnsi" w:eastAsiaTheme="minorHAnsi" w:hAnsiTheme="minorHAnsi" w:cstheme="minorHAnsi"/>
+          <w:kern w:val="2"/>
+          <w:lang w:val="en-US" w:eastAsia="en-US"/>
+          <w14:ligatures w14:val="standardContextual"/>
+        </w:rPr>
+        <w:t xml:space="preserve">A Seasonal Naïve </w:t>
+      </w:r>
+      <w:r>
+        <w:rPr>
+          <w:rFonts w:asciiTheme="minorHAnsi" w:eastAsiaTheme="minorHAnsi" w:hAnsiTheme="minorHAnsi" w:cstheme="minorHAnsi"/>
+          <w:kern w:val="2"/>
+          <w:lang w:val="en-US" w:eastAsia="en-US"/>
+          <w14:ligatures w14:val="standardContextual"/>
+        </w:rPr>
+        <w:t>forecast model. This will be used as a simple baseline.</w:t>
+      </w:r>
+    </w:p>
+    <w:p>
+      <w:pPr>
+        <w:pStyle w:val="NormalWeb"/>
+        <w:numPr>
+          <w:ilvl w:val="0"/>
+          <w:numId w:val="8"/>
+        </w:numPr>
+        <w:rPr>
+          <w:rFonts w:asciiTheme="minorHAnsi" w:eastAsiaTheme="minorHAnsi" w:hAnsiTheme="minorHAnsi" w:cstheme="minorHAnsi"/>
+          <w:kern w:val="2"/>
+          <w:lang w:val="en-US" w:eastAsia="en-US"/>
+          <w14:ligatures w14:val="standardContextual"/>
+        </w:rPr>
+      </w:pPr>
+      <w:r>
+        <w:rPr>
+          <w:rFonts w:asciiTheme="minorHAnsi" w:eastAsiaTheme="minorHAnsi" w:hAnsiTheme="minorHAnsi" w:cstheme="minorHAnsi"/>
+          <w:kern w:val="2"/>
+          <w:lang w:val="en-US" w:eastAsia="en-US"/>
+          <w14:ligatures w14:val="standardContextual"/>
+        </w:rPr>
+        <w:t xml:space="preserve">A Holt-Winters exponential </w:t>
+      </w:r>
+      <w:r>
+        <w:rPr>
+          <w:rFonts w:asciiTheme="minorHAnsi" w:eastAsiaTheme="minorHAnsi" w:hAnsiTheme="minorHAnsi" w:cstheme="minorHAnsi"/>
+          <w:kern w:val="2"/>
+          <w:lang w:val="en-US" w:eastAsia="en-US"/>
+          <w14:ligatures w14:val="standardContextual"/>
+        </w:rPr>
+        <w:t>smoothing model for forecasting monthly demand.</w:t>
+      </w:r>
+    </w:p>
+    <w:p>
+      <w:pPr>
+        <w:pStyle w:val="NormalWeb"/>
+        <w:numPr>
+          <w:ilvl w:val="0"/>
+          <w:numId w:val="8"/>
+        </w:numPr>
+        <w:rPr>
+          <w:rFonts w:asciiTheme="minorHAnsi" w:eastAsiaTheme="minorHAnsi" w:hAnsiTheme="minorHAnsi" w:cstheme="minorHAnsi"/>
+          <w:kern w:val="2"/>
+          <w:lang w:val="en-US" w:eastAsia="en-US"/>
+          <w14:ligatures w14:val="standardContextual"/>
+        </w:rPr>
+      </w:pPr>
+      <w:r>
+        <w:rPr>
+          <w:rFonts w:asciiTheme="minorHAnsi" w:eastAsiaTheme="minorHAnsi" w:hAnsiTheme="minorHAnsi" w:cstheme="minorHAnsi"/>
+          <w:kern w:val="2"/>
+          <w:lang w:val="en-US" w:eastAsia="en-US"/>
+          <w14:ligatures w14:val="standardContextual"/>
+        </w:rPr>
+        <w:t xml:space="preserve">A </w:t>
+      </w:r>
+      <w:r>
+        <w:rPr>
+          <w:rFonts w:asciiTheme="minorHAnsi" w:eastAsiaTheme="minorHAnsi" w:hAnsiTheme="minorHAnsi" w:cstheme="minorHAnsi"/>
+          <w:kern w:val="2"/>
+          <w:lang w:val="en-US" w:eastAsia="en-US"/>
+          <w14:ligatures w14:val="standardContextual"/>
+        </w:rPr>
+        <w:t>table comparing the models using MAE, RMSE and MAPE</w:t>
+      </w:r>
+      <w:r>
+        <w:rPr>
+          <w:rFonts w:asciiTheme="minorHAnsi" w:eastAsiaTheme="minorHAnsi" w:hAnsiTheme="minorHAnsi" w:cstheme="minorHAnsi"/>
+          <w:kern w:val="2"/>
+          <w:lang w:val="en-US" w:eastAsia="en-US"/>
+          <w14:ligatures w14:val="standardContextual"/>
+        </w:rPr>
+        <w:t xml:space="preserve"> or sMAPE.</w:t>
+      </w:r>
+    </w:p>
+    <w:p>
+      <w:pPr>
+        <w:pStyle w:val="NormalWeb"/>
+        <w:numPr>
+          <w:ilvl w:val="0"/>
+          <w:numId w:val="8"/>
+        </w:numPr>
+        <w:rPr>
+          <w:rFonts w:asciiTheme="minorHAnsi" w:eastAsiaTheme="minorHAnsi" w:hAnsiTheme="minorHAnsi" w:cstheme="minorHAnsi"/>
+          <w:kern w:val="2"/>
+          <w:lang w:val="en-US" w:eastAsia="en-US"/>
+          <w14:ligatures w14:val="standardContextual"/>
+        </w:rPr>
+      </w:pPr>
+      <w:r>
+        <w:rPr>
+          <w:rFonts w:asciiTheme="minorHAnsi" w:eastAsiaTheme="minorHAnsi" w:hAnsiTheme="minorHAnsi" w:cstheme="minorHAnsi"/>
+          <w:kern w:val="2"/>
+          <w:lang w:val="en-US" w:eastAsia="en-US"/>
+          <w14:ligatures w14:val="standardContextual"/>
+        </w:rPr>
+        <w:t>Monthly forecast for short</w:t>
+      </w:r>
+      <w:r>
+        <w:rPr>
+          <w:rFonts w:asciiTheme="minorHAnsi" w:eastAsiaTheme="minorHAnsi" w:hAnsiTheme="minorHAnsi" w:cstheme="minorHAnsi"/>
+          <w:kern w:val="2"/>
+          <w:lang w:val="en-US" w:eastAsia="en-US"/>
+          <w14:ligatures w14:val="standardContextual"/>
+        </w:rPr>
+        <w:t>- and long-term visa applications.</w:t>
+      </w:r>
+    </w:p>
+    <w:p>
+      <w:pPr>
+        <w:pStyle w:val="NormalWeb"/>
+        <w:numPr>
+          <w:ilvl w:val="0"/>
+          <w:numId w:val="8"/>
+        </w:numPr>
+        <w:rPr>
+          <w:rFonts w:asciiTheme="minorHAnsi" w:eastAsiaTheme="minorHAnsi" w:hAnsiTheme="minorHAnsi" w:cstheme="minorHAnsi"/>
+          <w:kern w:val="2"/>
+          <w:lang w:val="en-US" w:eastAsia="en-US"/>
+          <w14:ligatures w14:val="standardContextual"/>
+        </w:rPr>
+      </w:pPr>
+      <w:r>
+        <w:rPr>
+          <w:rFonts w:asciiTheme="minorHAnsi" w:eastAsiaTheme="minorHAnsi" w:hAnsiTheme="minorHAnsi" w:cstheme="minorHAnsi"/>
+          <w:kern w:val="2"/>
+          <w:lang w:val="en-US" w:eastAsia="en-US"/>
+          <w14:ligatures w14:val="standardContextual"/>
+        </w:rPr>
+        <w:t xml:space="preserve">A </w:t>
+      </w:r>
+      <w:r>
+        <w:rPr>
+          <w:rFonts w:asciiTheme="minorHAnsi" w:eastAsiaTheme="minorHAnsi" w:hAnsiTheme="minorHAnsi" w:cstheme="minorHAnsi"/>
+          <w:kern w:val="2"/>
+          <w:lang w:val="en-US" w:eastAsia="en-US"/>
+          <w14:ligatures w14:val="standardContextual"/>
+        </w:rPr>
+        <w:t xml:space="preserve">final report explaining the </w:t>
+      </w:r>
+      <w:r>
+        <w:rPr>
+          <w:rFonts w:asciiTheme="minorHAnsi" w:eastAsiaTheme="minorHAnsi" w:hAnsiTheme="minorHAnsi" w:cstheme="minorHAnsi"/>
+          <w:kern w:val="2"/>
+          <w:lang w:val="en-US" w:eastAsia="en-US"/>
+          <w14:ligatures w14:val="standardContextual"/>
+        </w:rPr>
+        <w:t>methodology</w:t>
+      </w:r>
+      <w:r>
+        <w:rPr>
+          <w:rFonts w:asciiTheme="minorHAnsi" w:eastAsiaTheme="minorHAnsi" w:hAnsiTheme="minorHAnsi" w:cstheme="minorHAnsi"/>
+          <w:kern w:val="2"/>
+          <w:lang w:val="en-US" w:eastAsia="en-US"/>
+          <w14:ligatures w14:val="standardContextual"/>
+        </w:rPr>
+        <w:t>, results</w:t>
+      </w:r>
+      <w:r>
+        <w:rPr>
+          <w:rFonts w:asciiTheme="minorHAnsi" w:eastAsiaTheme="minorHAnsi" w:hAnsiTheme="minorHAnsi" w:cstheme="minorHAnsi"/>
+          <w:kern w:val="2"/>
+          <w:lang w:val="en-US" w:eastAsia="en-US"/>
+          <w14:ligatures w14:val="standardContextual"/>
+        </w:rPr>
+        <w:t>, limitations, ethical considerations and recommendations</w:t>
+      </w:r>
+    </w:p>
+    <w:p>
+      <w:pPr>
+        <w:pStyle w:val="NormalWeb"/>
+        <w:numPr>
+          <w:ilvl w:val="0"/>
+          <w:numId w:val="8"/>
+        </w:numPr>
+        <w:rPr>
+          <w:rFonts w:asciiTheme="minorHAnsi" w:eastAsiaTheme="minorHAnsi" w:hAnsiTheme="minorHAnsi" w:cstheme="minorHAnsi"/>
+          <w:kern w:val="2"/>
+          <w:lang w:val="en-US" w:eastAsia="en-US"/>
+          <w14:ligatures w14:val="standardContextual"/>
+        </w:rPr>
+      </w:pPr>
+      <w:r>
+        <w:rPr>
+          <w:rFonts w:asciiTheme="minorHAnsi" w:eastAsiaTheme="minorHAnsi" w:hAnsiTheme="minorHAnsi" w:cstheme="minorHAnsi"/>
+          <w:kern w:val="2"/>
+          <w:lang w:val="en-US" w:eastAsia="en-US"/>
+          <w14:ligatures w14:val="standardContextual"/>
+        </w:rPr>
+        <w:t xml:space="preserve">Practical recommendations for immigration service. </w:t>
+      </w:r>
+    </w:p>
+    <w:p>
+      <w:pPr>
+        <w:rPr>
+          <w:rFonts w:eastAsiaTheme="majorEastAsia" w:cstheme="minorHAnsi"/>
+          <w:b/>
+          <w:bCs/>
+          <w:color w:val="2F5496" w:themeColor="accent1" w:themeShade="BF"/>
+          <w:sz w:val="28"/>
+          <w:szCs w:val="28"/>
+          <w:lang w:val="en-US"/>
+        </w:rPr>
+      </w:pPr>
+    </w:p>
+    <w:p>
+      <w:pPr>
+        <w:rPr>
+          <w:rFonts w:eastAsiaTheme="majorEastAsia" w:cstheme="minorHAnsi"/>
+          <w:b/>
+          <w:bCs/>
+          <w:color w:val="2F5496" w:themeColor="accent1" w:themeShade="BF"/>
+          <w:sz w:val="28"/>
+          <w:szCs w:val="28"/>
+          <w:lang w:val="en-US"/>
+        </w:rPr>
+      </w:pPr>
+    </w:p>
+    <w:p>
+      <w:pPr>
+        <w:rPr>
+          <w:rFonts w:eastAsiaTheme="majorEastAsia" w:cstheme="minorHAnsi"/>
+          <w:b/>
+          <w:bCs/>
+          <w:color w:val="2F5496" w:themeColor="accent1" w:themeShade="BF"/>
+          <w:sz w:val="28"/>
+          <w:szCs w:val="28"/>
+          <w:lang w:val="en-US"/>
+        </w:rPr>
+      </w:pPr>
+      <w:r>
+        <w:rPr>
+          <w:rFonts w:eastAsiaTheme="majorEastAsia" w:cstheme="minorHAnsi"/>
+          <w:b/>
+          <w:bCs/>
+          <w:color w:val="2F5496" w:themeColor="accent1" w:themeShade="BF"/>
+          <w:sz w:val="28"/>
+          <w:szCs w:val="28"/>
+          <w:lang w:val="en-US"/>
+        </w:rPr>
         <w:t>Project Timeline</w:t>
-      </w:r>
-    </w:p>
-    <w:p>
-      <w:pPr>
-        <w:pStyle w:val="NormalWeb"/>
-        <w:rPr>
-          <w:rFonts w:asciiTheme="minorHAnsi" w:hAnsiTheme="minorHAnsi" w:cstheme="minorHAnsi"/>
-        </w:rPr>
-      </w:pPr>
-      <w:r>
-        <w:rPr>
-          <w:rFonts w:asciiTheme="minorHAnsi" w:hAnsiTheme="minorHAnsi" w:cstheme="minorHAnsi"/>
-          <w:highlight w:val="yellow"/>
-        </w:rPr>
-        <w:lastRenderedPageBreak/>
-        <w:t xml:space="preserve">Provide a </w:t>
-      </w:r>
-      <w:r>
-        <w:rPr>
-          <w:rStyle w:val="Forte"/>
-          <w:rFonts w:asciiTheme="minorHAnsi" w:hAnsiTheme="minorHAnsi" w:cstheme="minorHAnsi"/>
-          <w:highlight w:val="yellow"/>
-        </w:rPr>
-        <w:t>high-level project timeline diagram (e.g., a Gantt chart)</w:t>
-      </w:r>
-      <w:r>
-        <w:rPr>
-          <w:rFonts w:asciiTheme="minorHAnsi" w:hAnsiTheme="minorHAnsi" w:cstheme="minorHAnsi"/>
-          <w:highlight w:val="yellow"/>
-        </w:rPr>
-        <w:t xml:space="preserve"> covering both semesters. Clearly show the main project phases, key activities, milestones and expected completion periods.</w:t>
       </w:r>
     </w:p>
     <w:p>
@@ -6108,7 +6139,9 @@
           <w:lang w:val="en-US"/>
         </w:rPr>
       </w:pPr>
-      <w:r>
+    </w:p>
+    <w:p>
+      <w:pPr>
         <w:rPr>
           <w:rFonts w:eastAsiaTheme="majorEastAsia" w:cstheme="minorHAnsi"/>
           <w:b/>
@@ -6118,22 +6151,96 @@
           <w:szCs w:val="28"/>
           <w:lang w:val="en-US"/>
         </w:rPr>
+      </w:pPr>
+    </w:p>
+    <w:p>
+      <w:pPr>
+        <w:rPr>
+          <w:rFonts w:eastAsiaTheme="majorEastAsia" w:cstheme="minorHAnsi"/>
+          <w:b/>
+          <w:bCs/>
+          <w:color w:val="2F5496" w:themeColor="accent1" w:themeShade="BF"/>
+          <w:sz w:val="28"/>
+          <w:szCs w:val="28"/>
+          <w:lang w:val="en-US"/>
+        </w:rPr>
+      </w:pPr>
+    </w:p>
+    <w:p>
+      <w:pPr>
+        <w:rPr>
+          <w:rFonts w:eastAsiaTheme="majorEastAsia" w:cstheme="minorHAnsi"/>
+          <w:b/>
+          <w:bCs/>
+          <w:color w:val="2F5496" w:themeColor="accent1" w:themeShade="BF"/>
+          <w:sz w:val="28"/>
+          <w:szCs w:val="28"/>
+          <w:lang w:val="en-US"/>
+        </w:rPr>
+      </w:pPr>
+    </w:p>
+    <w:p>
+      <w:pPr>
+        <w:rPr>
+          <w:rFonts w:eastAsiaTheme="majorEastAsia" w:cstheme="minorHAnsi"/>
+          <w:b/>
+          <w:bCs/>
+          <w:color w:val="2F5496" w:themeColor="accent1" w:themeShade="BF"/>
+          <w:sz w:val="28"/>
+          <w:szCs w:val="28"/>
+          <w:lang w:val="en-US"/>
+        </w:rPr>
+      </w:pPr>
+    </w:p>
+    <w:p>
+      <w:pPr>
+        <w:rPr>
+          <w:rFonts w:eastAsiaTheme="majorEastAsia" w:cstheme="minorHAnsi"/>
+          <w:b/>
+          <w:bCs/>
+          <w:color w:val="2F5496" w:themeColor="accent1" w:themeShade="BF"/>
+          <w:sz w:val="28"/>
+          <w:szCs w:val="28"/>
+          <w:lang w:val="en-US"/>
+        </w:rPr>
+      </w:pPr>
+    </w:p>
+    <w:p>
+      <w:pPr>
+        <w:rPr>
+          <w:rFonts w:eastAsiaTheme="majorEastAsia" w:cstheme="minorHAnsi"/>
+          <w:b/>
+          <w:bCs/>
+          <w:color w:val="2F5496" w:themeColor="accent1" w:themeShade="BF"/>
+          <w:sz w:val="28"/>
+          <w:szCs w:val="28"/>
+          <w:lang w:val="en-US"/>
+        </w:rPr>
+      </w:pPr>
+    </w:p>
+    <w:p>
+      <w:pPr>
+        <w:rPr>
+          <w:rFonts w:eastAsiaTheme="majorEastAsia" w:cstheme="minorHAnsi"/>
+          <w:b/>
+          <w:bCs/>
+          <w:color w:val="2F5496" w:themeColor="accent1" w:themeShade="BF"/>
+          <w:sz w:val="28"/>
+          <w:szCs w:val="28"/>
+          <w:lang w:val="en-US"/>
+        </w:rPr>
+      </w:pPr>
+      <w:r>
+        <w:rPr>
+          <w:rFonts w:eastAsiaTheme="majorEastAsia" w:cstheme="minorHAnsi"/>
+          <w:b/>
+          <w:bCs/>
+          <w:color w:val="2F5496" w:themeColor="accent1" w:themeShade="BF"/>
+          <w:sz w:val="28"/>
+          <w:szCs w:val="28"/>
+          <w:lang w:val="en-US"/>
+        </w:rPr>
         <w:t>Ethical and Legal Considerations</w:t>
-      </w:r>
-    </w:p>
-    <w:p>
-      <w:pPr>
-        <w:pStyle w:val="NormalWeb"/>
-        <w:rPr>
-          <w:rFonts w:asciiTheme="minorHAnsi" w:hAnsiTheme="minorHAnsi" w:cstheme="minorHAnsi"/>
-        </w:rPr>
-      </w:pPr>
-      <w:r>
-        <w:rPr>
-          <w:rFonts w:asciiTheme="minorHAnsi" w:hAnsiTheme="minorHAnsi" w:cstheme="minorHAnsi"/>
-          <w:highlight w:val="yellow"/>
-        </w:rPr>
-        <w:t>Identify relevant ethical, privacy, data protection, security and data-use considerations associated with the project. Explain how these will be appropriately addressed, including permissions for accessing and using the selected data.</w:t>
       </w:r>
     </w:p>
     <w:p>
@@ -6197,7 +6304,6 @@
           <w:lang w:val="en-US" w:eastAsia="en-US"/>
           <w14:ligatures w14:val="standardContextual"/>
         </w:rPr>
-        <w:lastRenderedPageBreak/>
         <w:t>Government of Ireland (2024) Visa applications and decisions, year and month. Data.gov.ie. Available at</w:t>
       </w:r>
       <w:r>
@@ -6273,11 +6379,19 @@
         <w:t xml:space="preserve"> (2017) </w:t>
       </w:r>
       <w:proofErr w:type="spellStart"/>
+      <w:proofErr w:type="gramStart"/>
       <w:r>
         <w:rPr>
           <w:rFonts w:asciiTheme="minorHAnsi" w:hAnsiTheme="minorHAnsi" w:cstheme="minorHAnsi"/>
         </w:rPr>
-        <w:t>statsmodels.tsa.holtwinters.ExponentialSmoothing</w:t>
+        <w:t>statsmodels.tsa.holtwinters</w:t>
+      </w:r>
+      <w:proofErr w:type="gramEnd"/>
+      <w:r>
+        <w:rPr>
+          <w:rFonts w:asciiTheme="minorHAnsi" w:hAnsiTheme="minorHAnsi" w:cstheme="minorHAnsi"/>
+        </w:rPr>
+        <w:t>.ExponentialSmoothing</w:t>
       </w:r>
       <w:proofErr w:type="spellEnd"/>
       <w:r>
@@ -6324,11 +6438,19 @@
         <w:t xml:space="preserve"> (2026) </w:t>
       </w:r>
       <w:proofErr w:type="spellStart"/>
+      <w:proofErr w:type="gramStart"/>
       <w:r>
         <w:rPr>
           <w:rFonts w:asciiTheme="minorHAnsi" w:hAnsiTheme="minorHAnsi" w:cstheme="minorHAnsi"/>
         </w:rPr>
-        <w:t>statsmodels.tsa.statespace.sarimax.SARIMAX</w:t>
+        <w:t>statsmodels.tsa.statespace</w:t>
+      </w:r>
+      <w:proofErr w:type="gramEnd"/>
+      <w:r>
+        <w:rPr>
+          <w:rFonts w:asciiTheme="minorHAnsi" w:hAnsiTheme="minorHAnsi" w:cstheme="minorHAnsi"/>
+        </w:rPr>
+        <w:t>.sarimax.SARIMAX</w:t>
       </w:r>
       <w:proofErr w:type="spellEnd"/>
       <w:r>
